--- a/docs/week-14/cen429-week-14-ders-notu.tr.docx
+++ b/docs/week-14/cen429-week-14-ders-notu.tr.docx
@@ -2,7 +2,7 @@
 <file path=word/document.xml><?xml version="1.0" encoding="utf-8"?>
 <w:document xmlns:w="http://schemas.openxmlformats.org/wordprocessingml/2006/main" xmlns:m="http://schemas.openxmlformats.org/officeDocument/2006/math" xmlns:r="http://schemas.openxmlformats.org/officeDocument/2006/relationships" xmlns:o="urn:schemas-microsoft-com:office:office" xmlns:v="urn:schemas-microsoft-com:vml" xmlns:w10="urn:schemas-microsoft-com:office:word" xmlns:a="http://schemas.openxmlformats.org/drawingml/2006/main" xmlns:pic="http://schemas.openxmlformats.org/drawingml/2006/picture" xmlns:wp="http://schemas.openxmlformats.org/drawingml/2006/wordprocessingDrawing">
   <w:body>
-    <w:bookmarkStart w:id="36" w:name="hafta-14-tigress-ve-çeşitlendirme"/>
+    <w:bookmarkStart w:id="40" w:name="hafta-14-tigress-ve-çeşitlendirme"/>
     <w:p>
       <w:pPr>
         <w:pStyle w:val="Heading1"/>
@@ -171,6 +171,229 @@
       </w:r>
       <w:r>
         <w:t xml:space="preserve">altından. Tümüyle sentetik ve güvenlidir; öğrenci bilgisayarına zarar vermez.</w:t>
+      </w:r>
+    </w:p>
+    <w:p>
+      <w:pPr>
+        <w:pStyle w:val="BlockText"/>
+      </w:pPr>
+      <w:r>
+        <w:rPr>
+          <w:b/>
+          <w:bCs/>
+        </w:rPr>
+        <w:t xml:space="preserve">Demoyu kendiniz çalıştırın — adım adım (kopyala-yapıştır)</w:t>
+      </w:r>
+    </w:p>
+    <w:p>
+      <w:pPr>
+        <w:pStyle w:val="BlockText"/>
+      </w:pPr>
+      <w:r>
+        <w:t xml:space="preserve">Bu demo</w:t>
+      </w:r>
+      <w:r>
+        <w:t xml:space="preserve"> </w:t>
+      </w:r>
+      <w:r>
+        <w:rPr>
+          <w:b/>
+          <w:bCs/>
+        </w:rPr>
+        <w:t xml:space="preserve">Tigress</w:t>
+      </w:r>
+      <w:r>
+        <w:t xml:space="preserve"> </w:t>
+      </w:r>
+      <w:r>
+        <w:t xml:space="preserve">ister (kaynaktan kaynağa C gizleyici).</w:t>
+      </w:r>
+      <w:r>
+        <w:t xml:space="preserve"> </w:t>
+      </w:r>
+      <w:r>
+        <w:rPr>
+          <w:rStyle w:val="VerbatimChar"/>
+          <w:b/>
+          <w:bCs/>
+        </w:rPr>
+        <w:t xml:space="preserve">code</w:t>
+      </w:r>
+      <w:r>
+        <w:t xml:space="preserve"> </w:t>
+      </w:r>
+      <w:r>
+        <w:t xml:space="preserve">klasöründen:</w:t>
+      </w:r>
+    </w:p>
+    <w:p>
+      <w:pPr>
+        <w:pStyle w:val="SourceCode"/>
+      </w:pPr>
+      <w:r>
+        <w:rPr>
+          <w:rStyle w:val="CommentTok"/>
+        </w:rPr>
+        <w:t xml:space="preserve"># WSL / Linux (Windows'ta WSL kullanın)</w:t>
+      </w:r>
+      <w:r>
+        <w:br/>
+      </w:r>
+      <w:r>
+        <w:rPr>
+          <w:rStyle w:val="BuiltInTok"/>
+        </w:rPr>
+        <w:t xml:space="preserve">cd</w:t>
+      </w:r>
+      <w:r>
+        <w:rPr>
+          <w:rStyle w:val="NormalTok"/>
+        </w:rPr>
+        <w:t xml:space="preserve"> week-14/01-kaynaktan-kaynaga</w:t>
+      </w:r>
+      <w:r>
+        <w:br/>
+      </w:r>
+      <w:r>
+        <w:rPr>
+          <w:rStyle w:val="FunctionTok"/>
+        </w:rPr>
+        <w:t xml:space="preserve">sh</w:t>
+      </w:r>
+      <w:r>
+        <w:rPr>
+          <w:rStyle w:val="NormalTok"/>
+        </w:rPr>
+        <w:t xml:space="preserve"> tigress-hatti.sh</w:t>
+      </w:r>
+    </w:p>
+    <w:p>
+      <w:pPr>
+        <w:pStyle w:val="BlockText"/>
+      </w:pPr>
+      <w:r>
+        <w:rPr>
+          <w:b/>
+          <w:bCs/>
+        </w:rPr>
+        <w:t xml:space="preserve">Beklenen çıktı:</w:t>
+      </w:r>
+      <w:r>
+        <w:t xml:space="preserve"> </w:t>
+      </w:r>
+      <w:r>
+        <w:t xml:space="preserve">Tigress kuruluysa</w:t>
+      </w:r>
+      <w:r>
+        <w:t xml:space="preserve"> </w:t>
+      </w:r>
+      <w:r>
+        <w:rPr>
+          <w:rStyle w:val="VerbatimChar"/>
+        </w:rPr>
+        <w:t xml:space="preserve">erisim_ver</w:t>
+      </w:r>
+      <w:r>
+        <w:t xml:space="preserve"> </w:t>
+      </w:r>
+      <w:r>
+        <w:t xml:space="preserve">fonksiyonu kaynaktan kaynağa gizlenir:</w:t>
+      </w:r>
+      <w:r>
+        <w:t xml:space="preserve"> </w:t>
+      </w:r>
+      <w:r>
+        <w:rPr>
+          <w:b/>
+          <w:bCs/>
+        </w:rPr>
+        <w:t xml:space="preserve">dönüşüm hattı → davranış doğrulama</w:t>
+      </w:r>
+      <w:r>
+        <w:t xml:space="preserve"> </w:t>
+      </w:r>
+      <w:r>
+        <w:t xml:space="preserve">(çıktı değişmedi) →</w:t>
+      </w:r>
+      <w:r>
+        <w:t xml:space="preserve"> </w:t>
+      </w:r>
+      <w:r>
+        <w:rPr>
+          <w:rStyle w:val="VerbatimChar"/>
+        </w:rPr>
+        <w:t xml:space="preserve">objdump</w:t>
+      </w:r>
+      <w:r>
+        <w:t xml:space="preserve"> </w:t>
+      </w:r>
+      <w:r>
+        <w:t xml:space="preserve">ile</w:t>
+      </w:r>
+      <w:r>
+        <w:t xml:space="preserve"> </w:t>
+      </w:r>
+      <w:r>
+        <w:rPr>
+          <w:b/>
+          <w:bCs/>
+        </w:rPr>
+        <w:t xml:space="preserve">maliyet ölçümü</w:t>
+      </w:r>
+      <w:r>
+        <w:t xml:space="preserve"> </w:t>
+      </w:r>
+      <w:r>
+        <w:t xml:space="preserve">→</w:t>
+      </w:r>
+      <w:r>
+        <w:t xml:space="preserve"> </w:t>
+      </w:r>
+      <w:r>
+        <w:rPr>
+          <w:b/>
+          <w:bCs/>
+        </w:rPr>
+        <w:t xml:space="preserve">iki tohumla</w:t>
+      </w:r>
+      <w:r>
+        <w:t xml:space="preserve"> </w:t>
+      </w:r>
+      <w:r>
+        <w:t xml:space="preserve">farklı ikili (çeşitlendirme). Tigress yoksa betik</w:t>
+      </w:r>
+      <w:r>
+        <w:t xml:space="preserve"> </w:t>
+      </w:r>
+      <w:r>
+        <w:rPr>
+          <w:b/>
+          <w:bCs/>
+        </w:rPr>
+        <w:t xml:space="preserve">temiz bir türevle</w:t>
+      </w:r>
+      <w:r>
+        <w:t xml:space="preserve"> </w:t>
+      </w:r>
+      <w:r>
+        <w:t xml:space="preserve">aynı akışı gösterir. Kurulum:</w:t>
+      </w:r>
+      <w:r>
+        <w:t xml:space="preserve"> </w:t>
+      </w:r>
+      <w:hyperlink r:id="rId20">
+        <w:r>
+          <w:rPr>
+            <w:rStyle w:val="Hyperlink"/>
+          </w:rPr>
+          <w:t xml:space="preserve">https://tigress.wtf</w:t>
+        </w:r>
+      </w:hyperlink>
+      <w:r>
+        <w:t xml:space="preserve"> </w:t>
+      </w:r>
+      <w:r>
+        <w:t xml:space="preserve">(akademik kullanım ücretsiz).</w:t>
       </w:r>
     </w:p>
     <w:p>
@@ -860,7 +1083,7 @@
         </w:pict>
       </w:r>
     </w:p>
-    <w:bookmarkStart w:id="22" w:name="kaynaktan-kaynağa-gizleme-nedir"/>
+    <w:bookmarkStart w:id="23" w:name="kaynaktan-kaynağa-gizleme-nedir"/>
     <w:p>
       <w:pPr>
         <w:pStyle w:val="Heading2"/>
@@ -977,189 +1200,14 @@
     </w:p>
     <w:p>
       <w:pPr>
-        <w:pStyle w:val="BodyText"/>
-      </w:pPr>
-      <w:r>
-        <w:rPr>
-          <w:b/>
-          <w:bCs/>
-        </w:rPr>
-        <w:t xml:space="preserve">Kaynaktan kaynağa</w:t>
-      </w:r>
-      <w:r>
-        <w:t xml:space="preserve"> </w:t>
-      </w:r>
-      <w:r>
-        <w:t xml:space="preserve">(source-to-source) gizleme, bir aracın</w:t>
-      </w:r>
-      <w:r>
-        <w:t xml:space="preserve"> </w:t>
-      </w:r>
-      <w:r>
-        <w:rPr>
-          <w:b/>
-          <w:bCs/>
-        </w:rPr>
-        <w:t xml:space="preserve">C kaynağını girdi alıp yine C kaynağı</w:t>
-      </w:r>
-      <w:r>
-        <w:t xml:space="preserve"> </w:t>
-      </w:r>
-      <w:r>
-        <w:t xml:space="preserve">üretmesidir;</w:t>
-      </w:r>
-      <w:r>
-        <w:t xml:space="preserve"> </w:t>
-      </w:r>
-      <w:r>
-        <w:t xml:space="preserve">üretilen kaynak, davranışça özdeş ama okunması çok daha zordur ve normal derleyicinizle derlenir. Bu yaklaşımın en</w:t>
-      </w:r>
-      <w:r>
-        <w:t xml:space="preserve"> </w:t>
-      </w:r>
-      <w:r>
-        <w:t xml:space="preserve">bilinen aracı</w:t>
-      </w:r>
-      <w:r>
-        <w:t xml:space="preserve"> </w:t>
-      </w:r>
-      <w:r>
-        <w:rPr>
-          <w:b/>
-          <w:bCs/>
-        </w:rPr>
-        <w:t xml:space="preserve">Tigress</w:t>
-      </w:r>
-      <w:r>
-        <w:t xml:space="preserve">’tir.</w:t>
-      </w:r>
-    </w:p>
-    <w:p>
-      <w:pPr>
-        <w:pStyle w:val="SourceCode"/>
-      </w:pPr>
-      <w:r>
-        <w:rPr>
-          <w:rStyle w:val="VerbatimChar"/>
-        </w:rPr>
-        <w:t xml:space="preserve">Sizin kaynağınız (okunur)  ──►  [ Tigress: dönüşümleri uygula ]  ──►  Gizlenmiş kaynak (C)  ──►  derleyici  ──►  ikili</w:t>
-      </w:r>
-      <w:r>
-        <w:br/>
-      </w:r>
-      <w:r>
-        <w:rPr>
-          <w:rStyle w:val="VerbatimChar"/>
-        </w:rPr>
-        <w:t xml:space="preserve">        ^ bakımı siz yaparsınız                                              ^ bu dağıtılır</w:t>
-      </w:r>
-    </w:p>
-    <w:p>
-      <w:pPr>
-        <w:pStyle w:val="FirstParagraph"/>
-      </w:pPr>
-      <w:r>
-        <w:t xml:space="preserve">Önemli fark: siz</w:t>
-      </w:r>
-      <w:r>
-        <w:t xml:space="preserve"> </w:t>
-      </w:r>
-      <w:r>
-        <w:rPr>
-          <w:b/>
-          <w:bCs/>
-        </w:rPr>
-        <w:t xml:space="preserve">okunur</w:t>
-      </w:r>
-      <w:r>
-        <w:t xml:space="preserve"> </w:t>
-      </w:r>
-      <w:r>
-        <w:t xml:space="preserve">kaynağı korur ve bakımını yaparsınız; gizleme,</w:t>
-      </w:r>
-      <w:r>
-        <w:t xml:space="preserve"> </w:t>
-      </w:r>
-      <w:r>
-        <w:rPr>
-          <w:b/>
-          <w:bCs/>
-        </w:rPr>
-        <w:t xml:space="preserve">derleme hattında</w:t>
-      </w:r>
-      <w:r>
-        <w:t xml:space="preserve"> </w:t>
-      </w:r>
-      <w:r>
-        <w:t xml:space="preserve">otomatik bir adım</w:t>
-      </w:r>
-      <w:r>
-        <w:t xml:space="preserve"> </w:t>
-      </w:r>
-      <w:r>
-        <w:t xml:space="preserve">olarak çalışır. Bu, 9. haftadaki</w:t>
-      </w:r>
-      <w:r>
-        <w:t xml:space="preserve"> </w:t>
-      </w:r>
-      <w:r>
-        <w:t xml:space="preserve">“her gizleme bakım maliyeti getirir”</w:t>
-      </w:r>
-      <w:r>
-        <w:t xml:space="preserve"> </w:t>
-      </w:r>
-      <w:r>
-        <w:t xml:space="preserve">sorununu büyük ölçüde çözer: bakım maliyeti</w:t>
-      </w:r>
-      <w:r>
-        <w:t xml:space="preserve"> </w:t>
-      </w:r>
-      <w:r>
-        <w:t xml:space="preserve">okunur kaynakta kalır, dağıtılan kaynak gizlidir.</w:t>
-      </w:r>
-    </w:p>
-    <w:bookmarkStart w:id="20" w:name="tigress-nedir-nereye-oturur"/>
-    <w:p>
-      <w:pPr>
-        <w:pStyle w:val="Heading3"/>
-      </w:pPr>
-      <w:r>
-        <w:t xml:space="preserve">Tigress nedir, nereye oturur?</w:t>
-      </w:r>
-    </w:p>
-    <w:p>
-      <w:pPr>
-        <w:pStyle w:val="FirstParagraph"/>
-      </w:pPr>
-      <w:r>
-        <w:t xml:space="preserve">Tigress, Arizona Üniversitesi’nden Christian Collberg ve ekibinin geliştirdiği bir</w:t>
-      </w:r>
-      <w:r>
-        <w:t xml:space="preserve"> </w:t>
-      </w:r>
-      <w:r>
-        <w:rPr>
-          <w:b/>
-          <w:bCs/>
-        </w:rPr>
-        <w:t xml:space="preserve">kaynaktan kaynağa C gizleyici ve</w:t>
-      </w:r>
-      <w:r>
-        <w:rPr>
-          <w:b/>
-          <w:bCs/>
-        </w:rPr>
-        <w:t xml:space="preserve"> </w:t>
-      </w:r>
-      <w:r>
-        <w:rPr>
-          <w:b/>
-          <w:bCs/>
-        </w:rPr>
-        <w:t xml:space="preserve">çeşitlendiricidir</w:t>
-      </w:r>
-      <w:r>
-        <w:t xml:space="preserve">. Bu dersteki yeri:</w:t>
+        <w:pStyle w:val="BlockText"/>
+      </w:pPr>
+      <w:r>
+        <w:rPr>
+          <w:b/>
+          <w:bCs/>
+        </w:rPr>
+        <w:t xml:space="preserve">Kısa tarihçe: kaynaktan kaynağa gizleme ve çeşitlendirme</w:t>
       </w:r>
     </w:p>
     <w:p>
@@ -1170,36 +1218,46 @@
           <w:numId w:val="1002"/>
         </w:numPr>
       </w:pPr>
-    </w:p>
-    <w:p>
-      <w:pPr>
-        <w:pStyle w:val="Compact"/>
-        <w:numPr>
-          <w:ilvl w:val="1"/>
-          <w:numId w:val="1003"/>
-        </w:numPr>
-      </w:pPr>
-      <w:r>
-        <w:t xml:space="preserve">haftadaki</w:t>
-      </w:r>
-      <w:r>
-        <w:t xml:space="preserve"> </w:t>
-      </w:r>
-      <w:r>
-        <w:rPr>
-          <w:b/>
-          <w:bCs/>
-        </w:rPr>
-        <w:t xml:space="preserve">el ile kuralların otomatik karşılığıdır</w:t>
-      </w:r>
-      <w:r>
-        <w:t xml:space="preserve">: düzleştirme, opak yüklem, veri kodlama, sanallaştırma —</w:t>
-      </w:r>
-      <w:r>
-        <w:t xml:space="preserve"> </w:t>
-      </w:r>
-      <w:r>
-        <w:t xml:space="preserve">hepsi birer dönüşüm (transform) olarak.</w:t>
+      <w:r>
+        <w:rPr>
+          <w:b/>
+          <w:bCs/>
+        </w:rPr>
+        <w:t xml:space="preserve">1993</w:t>
+      </w:r>
+      <w:r>
+        <w:t xml:space="preserve"> </w:t>
+      </w:r>
+      <w:r>
+        <w:t xml:space="preserve">— Cohen,</w:t>
+      </w:r>
+      <w:r>
+        <w:t xml:space="preserve"> </w:t>
+      </w:r>
+      <w:r>
+        <w:t xml:space="preserve">“program evolution”</w:t>
+      </w:r>
+      <w:r>
+        <w:t xml:space="preserve"> </w:t>
+      </w:r>
+      <w:r>
+        <w:t xml:space="preserve">ile</w:t>
+      </w:r>
+      <w:r>
+        <w:t xml:space="preserve"> </w:t>
+      </w:r>
+      <w:r>
+        <w:rPr>
+          <w:b/>
+          <w:bCs/>
+        </w:rPr>
+        <w:t xml:space="preserve">çeşitlendirme</w:t>
+      </w:r>
+      <w:r>
+        <w:t xml:space="preserve"> </w:t>
+      </w:r>
+      <w:r>
+        <w:t xml:space="preserve">fikrini ortaya atar: aynı işlev, farklı ikili.</w:t>
       </w:r>
     </w:p>
     <w:p>
@@ -1211,7 +1269,17 @@
         </w:numPr>
       </w:pPr>
       <w:r>
-        <w:t xml:space="preserve">Çok platformludur (Linux, macOS, Windows, Android; Intel/ARM/WebAssembly) ve GCC/Clang/MSVC ile çalışır.</w:t>
+        <w:rPr>
+          <w:b/>
+          <w:bCs/>
+        </w:rPr>
+        <w:t xml:space="preserve">1997</w:t>
+      </w:r>
+      <w:r>
+        <w:t xml:space="preserve"> </w:t>
+      </w:r>
+      <w:r>
+        <w:t xml:space="preserve">— Collberg vd. gizleme taksonomisi (9. hafta’nın temeli).</w:t>
       </w:r>
     </w:p>
     <w:p>
@@ -1223,6 +1291,394 @@
         </w:numPr>
       </w:pPr>
       <w:r>
+        <w:rPr>
+          <w:b/>
+          <w:bCs/>
+        </w:rPr>
+        <w:t xml:space="preserve">2013</w:t>
+      </w:r>
+      <w:r>
+        <w:t xml:space="preserve"> </w:t>
+      </w:r>
+      <w:r>
+        <w:t xml:space="preserve">—</w:t>
+      </w:r>
+      <w:r>
+        <w:t xml:space="preserve"> </w:t>
+      </w:r>
+      <w:r>
+        <w:rPr>
+          <w:b/>
+          <w:bCs/>
+        </w:rPr>
+        <w:t xml:space="preserve">Obfuscator-LLVM (O-LLVM)</w:t>
+      </w:r>
+      <w:r>
+        <w:t xml:space="preserve">: derleyici tabanlı gizleme.</w:t>
+      </w:r>
+    </w:p>
+    <w:p>
+      <w:pPr>
+        <w:pStyle w:val="Compact"/>
+        <w:numPr>
+          <w:ilvl w:val="0"/>
+          <w:numId w:val="1002"/>
+        </w:numPr>
+      </w:pPr>
+      <w:r>
+        <w:rPr>
+          <w:b/>
+          <w:bCs/>
+        </w:rPr>
+        <w:t xml:space="preserve">2010’lar</w:t>
+      </w:r>
+      <w:r>
+        <w:t xml:space="preserve"> </w:t>
+      </w:r>
+      <w:r>
+        <w:t xml:space="preserve">—</w:t>
+      </w:r>
+      <w:r>
+        <w:t xml:space="preserve"> </w:t>
+      </w:r>
+      <w:r>
+        <w:rPr>
+          <w:b/>
+          <w:bCs/>
+        </w:rPr>
+        <w:t xml:space="preserve">Tigress</w:t>
+      </w:r>
+      <w:r>
+        <w:t xml:space="preserve"> </w:t>
+      </w:r>
+      <w:r>
+        <w:t xml:space="preserve">(Christian Collberg): C için</w:t>
+      </w:r>
+      <w:r>
+        <w:t xml:space="preserve"> </w:t>
+      </w:r>
+      <w:r>
+        <w:rPr>
+          <w:b/>
+          <w:bCs/>
+        </w:rPr>
+        <w:t xml:space="preserve">kaynaktan kaynağa</w:t>
+      </w:r>
+      <w:r>
+        <w:t xml:space="preserve"> </w:t>
+      </w:r>
+      <w:r>
+        <w:t xml:space="preserve">gizleyici + sanallaştırma + çeşitlendirme; araştırmada dayanıklılık ölçümünün fiili standardı.</w:t>
+      </w:r>
+    </w:p>
+    <w:p>
+      <w:pPr>
+        <w:pStyle w:val="Compact"/>
+        <w:numPr>
+          <w:ilvl w:val="0"/>
+          <w:numId w:val="1002"/>
+        </w:numPr>
+      </w:pPr>
+      <w:r>
+        <w:rPr>
+          <w:b/>
+          <w:bCs/>
+        </w:rPr>
+        <w:t xml:space="preserve">2016–2017</w:t>
+      </w:r>
+      <w:r>
+        <w:t xml:space="preserve"> </w:t>
+      </w:r>
+      <w:r>
+        <w:t xml:space="preserve">— Banescu vd. Tigress + KLEE ile dönüşüm</w:t>
+      </w:r>
+      <w:r>
+        <w:t xml:space="preserve"> </w:t>
+      </w:r>
+      <w:r>
+        <w:rPr>
+          <w:b/>
+          <w:bCs/>
+        </w:rPr>
+        <w:t xml:space="preserve">dayanıklılığını ölçer</w:t>
+      </w:r>
+      <w:r>
+        <w:t xml:space="preserve"> </w:t>
+      </w:r>
+      <w:r>
+        <w:t xml:space="preserve">→</w:t>
+      </w:r>
+      <w:r>
+        <w:t xml:space="preserve"> </w:t>
+      </w:r>
+      <w:r>
+        <w:t xml:space="preserve">“</w:t>
+      </w:r>
+      <w:r>
+        <w:rPr>
+          <w:b/>
+          <w:bCs/>
+        </w:rPr>
+        <w:t xml:space="preserve">dayanıklılık ↔ maliyet</w:t>
+      </w:r>
+      <w:r>
+        <w:t xml:space="preserve">”</w:t>
+      </w:r>
+      <w:r>
+        <w:t xml:space="preserve"> </w:t>
+      </w:r>
+      <w:r>
+        <w:t xml:space="preserve">kuralı.</w:t>
+      </w:r>
+    </w:p>
+    <w:p>
+      <w:pPr>
+        <w:pStyle w:val="FirstParagraph"/>
+      </w:pPr>
+      <w:r>
+        <w:rPr>
+          <w:b/>
+          <w:bCs/>
+        </w:rPr>
+        <w:t xml:space="preserve">Kaynaktan kaynağa</w:t>
+      </w:r>
+      <w:r>
+        <w:t xml:space="preserve"> </w:t>
+      </w:r>
+      <w:r>
+        <w:t xml:space="preserve">(source-to-source) gizleme, bir aracın</w:t>
+      </w:r>
+      <w:r>
+        <w:t xml:space="preserve"> </w:t>
+      </w:r>
+      <w:r>
+        <w:rPr>
+          <w:b/>
+          <w:bCs/>
+        </w:rPr>
+        <w:t xml:space="preserve">C kaynağını girdi alıp yine C kaynağı</w:t>
+      </w:r>
+      <w:r>
+        <w:t xml:space="preserve"> </w:t>
+      </w:r>
+      <w:r>
+        <w:t xml:space="preserve">üretmesidir;</w:t>
+      </w:r>
+      <w:r>
+        <w:t xml:space="preserve"> </w:t>
+      </w:r>
+      <w:r>
+        <w:t xml:space="preserve">üretilen kaynak, davranışça özdeş ama okunması çok daha zordur ve normal derleyicinizle derlenir. Bu yaklaşımın en</w:t>
+      </w:r>
+      <w:r>
+        <w:t xml:space="preserve"> </w:t>
+      </w:r>
+      <w:r>
+        <w:t xml:space="preserve">bilinen aracı</w:t>
+      </w:r>
+      <w:r>
+        <w:t xml:space="preserve"> </w:t>
+      </w:r>
+      <w:r>
+        <w:rPr>
+          <w:b/>
+          <w:bCs/>
+        </w:rPr>
+        <w:t xml:space="preserve">Tigress</w:t>
+      </w:r>
+      <w:r>
+        <w:t xml:space="preserve">’tir.</w:t>
+      </w:r>
+    </w:p>
+    <w:p>
+      <w:pPr>
+        <w:pStyle w:val="SourceCode"/>
+      </w:pPr>
+      <w:r>
+        <w:rPr>
+          <w:rStyle w:val="VerbatimChar"/>
+        </w:rPr>
+        <w:t xml:space="preserve">Sizin kaynağınız (okunur)  ──►  [ Tigress: dönüşümleri uygula ]  ──►  Gizlenmiş kaynak (C)  ──►  derleyici  ──►  ikili</w:t>
+      </w:r>
+      <w:r>
+        <w:br/>
+      </w:r>
+      <w:r>
+        <w:rPr>
+          <w:rStyle w:val="VerbatimChar"/>
+        </w:rPr>
+        <w:t xml:space="preserve">        ^ bakımı siz yaparsınız                                              ^ bu dağıtılır</w:t>
+      </w:r>
+    </w:p>
+    <w:p>
+      <w:pPr>
+        <w:pStyle w:val="FirstParagraph"/>
+      </w:pPr>
+      <w:r>
+        <w:t xml:space="preserve">Önemli fark: siz</w:t>
+      </w:r>
+      <w:r>
+        <w:t xml:space="preserve"> </w:t>
+      </w:r>
+      <w:r>
+        <w:rPr>
+          <w:b/>
+          <w:bCs/>
+        </w:rPr>
+        <w:t xml:space="preserve">okunur</w:t>
+      </w:r>
+      <w:r>
+        <w:t xml:space="preserve"> </w:t>
+      </w:r>
+      <w:r>
+        <w:t xml:space="preserve">kaynağı korur ve bakımını yaparsınız; gizleme,</w:t>
+      </w:r>
+      <w:r>
+        <w:t xml:space="preserve"> </w:t>
+      </w:r>
+      <w:r>
+        <w:rPr>
+          <w:b/>
+          <w:bCs/>
+        </w:rPr>
+        <w:t xml:space="preserve">derleme hattında</w:t>
+      </w:r>
+      <w:r>
+        <w:t xml:space="preserve"> </w:t>
+      </w:r>
+      <w:r>
+        <w:t xml:space="preserve">otomatik bir adım</w:t>
+      </w:r>
+      <w:r>
+        <w:t xml:space="preserve"> </w:t>
+      </w:r>
+      <w:r>
+        <w:t xml:space="preserve">olarak çalışır. Bu, 9. haftadaki</w:t>
+      </w:r>
+      <w:r>
+        <w:t xml:space="preserve"> </w:t>
+      </w:r>
+      <w:r>
+        <w:t xml:space="preserve">“her gizleme bakım maliyeti getirir”</w:t>
+      </w:r>
+      <w:r>
+        <w:t xml:space="preserve"> </w:t>
+      </w:r>
+      <w:r>
+        <w:t xml:space="preserve">sorununu büyük ölçüde çözer: bakım maliyeti</w:t>
+      </w:r>
+      <w:r>
+        <w:t xml:space="preserve"> </w:t>
+      </w:r>
+      <w:r>
+        <w:t xml:space="preserve">okunur kaynakta kalır, dağıtılan kaynak gizlidir.</w:t>
+      </w:r>
+    </w:p>
+    <w:bookmarkStart w:id="21" w:name="tigress-nedir-nereye-oturur"/>
+    <w:p>
+      <w:pPr>
+        <w:pStyle w:val="Heading3"/>
+      </w:pPr>
+      <w:r>
+        <w:t xml:space="preserve">Tigress nedir, nereye oturur?</w:t>
+      </w:r>
+    </w:p>
+    <w:p>
+      <w:pPr>
+        <w:pStyle w:val="FirstParagraph"/>
+      </w:pPr>
+      <w:r>
+        <w:t xml:space="preserve">Tigress, Arizona Üniversitesi’nden Christian Collberg ve ekibinin geliştirdiği bir</w:t>
+      </w:r>
+      <w:r>
+        <w:t xml:space="preserve"> </w:t>
+      </w:r>
+      <w:r>
+        <w:rPr>
+          <w:b/>
+          <w:bCs/>
+        </w:rPr>
+        <w:t xml:space="preserve">kaynaktan kaynağa C gizleyici ve</w:t>
+      </w:r>
+      <w:r>
+        <w:rPr>
+          <w:b/>
+          <w:bCs/>
+        </w:rPr>
+        <w:t xml:space="preserve"> </w:t>
+      </w:r>
+      <w:r>
+        <w:rPr>
+          <w:b/>
+          <w:bCs/>
+        </w:rPr>
+        <w:t xml:space="preserve">çeşitlendiricidir</w:t>
+      </w:r>
+      <w:r>
+        <w:t xml:space="preserve">. Bu dersteki yeri:</w:t>
+      </w:r>
+    </w:p>
+    <w:p>
+      <w:pPr>
+        <w:pStyle w:val="Compact"/>
+        <w:numPr>
+          <w:ilvl w:val="0"/>
+          <w:numId w:val="1003"/>
+        </w:numPr>
+      </w:pPr>
+    </w:p>
+    <w:p>
+      <w:pPr>
+        <w:pStyle w:val="Compact"/>
+        <w:numPr>
+          <w:ilvl w:val="1"/>
+          <w:numId w:val="1004"/>
+        </w:numPr>
+      </w:pPr>
+      <w:r>
+        <w:t xml:space="preserve">haftadaki</w:t>
+      </w:r>
+      <w:r>
+        <w:t xml:space="preserve"> </w:t>
+      </w:r>
+      <w:r>
+        <w:rPr>
+          <w:b/>
+          <w:bCs/>
+        </w:rPr>
+        <w:t xml:space="preserve">el ile kuralların otomatik karşılığıdır</w:t>
+      </w:r>
+      <w:r>
+        <w:t xml:space="preserve">: düzleştirme, opak yüklem, veri kodlama, sanallaştırma —</w:t>
+      </w:r>
+      <w:r>
+        <w:t xml:space="preserve"> </w:t>
+      </w:r>
+      <w:r>
+        <w:t xml:space="preserve">hepsi birer dönüşüm (transform) olarak.</w:t>
+      </w:r>
+    </w:p>
+    <w:p>
+      <w:pPr>
+        <w:pStyle w:val="Compact"/>
+        <w:numPr>
+          <w:ilvl w:val="0"/>
+          <w:numId w:val="1003"/>
+        </w:numPr>
+      </w:pPr>
+      <w:r>
+        <w:t xml:space="preserve">Çok platformludur (Linux, macOS, Windows, Android; Intel/ARM/WebAssembly) ve GCC/Clang/MSVC ile çalışır.</w:t>
+      </w:r>
+    </w:p>
+    <w:p>
+      <w:pPr>
+        <w:pStyle w:val="Compact"/>
+        <w:numPr>
+          <w:ilvl w:val="0"/>
+          <w:numId w:val="1003"/>
+        </w:numPr>
+      </w:pPr>
+      <w:r>
         <w:t xml:space="preserve">Güncel sürümü</w:t>
       </w:r>
       <w:r>
@@ -1372,8 +1828,8 @@
         <w:t xml:space="preserve">koduna, kendi makinesinde uygulanır.</w:t>
       </w:r>
     </w:p>
-    <w:bookmarkEnd w:id="20"/>
-    <w:bookmarkStart w:id="21" w:name="neden-bir-araç-el-ile-değil"/>
+    <w:bookmarkEnd w:id="21"/>
+    <w:bookmarkStart w:id="22" w:name="neden-bir-araç-el-ile-değil"/>
     <w:p>
       <w:pPr>
         <w:pStyle w:val="Heading3"/>
@@ -1558,7 +2014,7 @@
         <w:pStyle w:val="Compact"/>
         <w:numPr>
           <w:ilvl w:val="0"/>
-          <w:numId w:val="1004"/>
+          <w:numId w:val="1005"/>
         </w:numPr>
       </w:pPr>
       <w:r>
@@ -1639,9 +2095,9 @@
         <w:t xml:space="preserve">dayandığını ölçen araştırmaların (bölüm 4) baş öznesidir.</w:t>
       </w:r>
     </w:p>
-    <w:bookmarkEnd w:id="21"/>
     <w:bookmarkEnd w:id="22"/>
-    <w:bookmarkStart w:id="23" w:name="X6273d18c9d872fcca83fdc002f913daa115c6a5"/>
+    <w:bookmarkEnd w:id="23"/>
+    <w:bookmarkStart w:id="24" w:name="X6273d18c9d872fcca83fdc002f913daa115c6a5"/>
     <w:p>
       <w:pPr>
         <w:pStyle w:val="Heading2"/>
@@ -1817,7 +2273,7 @@
         <w:pStyle w:val="Compact"/>
         <w:numPr>
           <w:ilvl w:val="0"/>
-          <w:numId w:val="1005"/>
+          <w:numId w:val="1006"/>
         </w:numPr>
       </w:pPr>
       <w:r>
@@ -1840,7 +2296,7 @@
         <w:pStyle w:val="Compact"/>
         <w:numPr>
           <w:ilvl w:val="0"/>
-          <w:numId w:val="1005"/>
+          <w:numId w:val="1006"/>
         </w:numPr>
       </w:pPr>
       <w:r>
@@ -1885,7 +2341,7 @@
         <w:pStyle w:val="Compact"/>
         <w:numPr>
           <w:ilvl w:val="0"/>
-          <w:numId w:val="1005"/>
+          <w:numId w:val="1006"/>
         </w:numPr>
       </w:pPr>
       <w:r>
@@ -1915,8 +2371,8 @@
         </w:pict>
       </w:r>
     </w:p>
-    <w:bookmarkEnd w:id="23"/>
-    <w:bookmarkStart w:id="24" w:name="Xea12692b510492ab6495dce8d368362f5bb38a0"/>
+    <w:bookmarkEnd w:id="24"/>
+    <w:bookmarkStart w:id="25" w:name="Xea12692b510492ab6495dce8d368362f5bb38a0"/>
     <w:p>
       <w:pPr>
         <w:pStyle w:val="Heading2"/>
@@ -2475,8 +2931,8 @@
         <w:t xml:space="preserve">ile hedef seçmek tam da bunun içindir.</w:t>
       </w:r>
     </w:p>
-    <w:bookmarkEnd w:id="24"/>
-    <w:bookmarkStart w:id="25" w:name="X0bf8ecd1a80160ce2da8a765de1e53609d58d9a"/>
+    <w:bookmarkEnd w:id="25"/>
+    <w:bookmarkStart w:id="29" w:name="X0bf8ecd1a80160ce2da8a765de1e53609d58d9a"/>
     <w:p>
       <w:pPr>
         <w:pStyle w:val="Heading2"/>
@@ -2547,6 +3003,106 @@
         <w:pStyle w:val="BodyText"/>
       </w:pPr>
       <w:r>
+        <w:drawing>
+          <wp:inline>
+            <wp:extent cx="5759999" cy="449881"/>
+            <wp:effectExtent b="0" l="0" r="0" t="0"/>
+            <wp:docPr descr="" title="" id="27" name="Picture"/>
+            <a:graphic>
+              <a:graphicData uri="http://schemas.openxmlformats.org/drawingml/2006/picture">
+                <pic:pic>
+                  <pic:nvPicPr>
+                    <pic:cNvPr descr="diyagram-1.png" id="28" name="Picture"/>
+                    <pic:cNvPicPr>
+                      <a:picLocks noChangeArrowheads="1" noChangeAspect="1"/>
+                    </pic:cNvPicPr>
+                  </pic:nvPicPr>
+                  <pic:blipFill>
+                    <a:blip r:embed="rId26"/>
+                    <a:stretch>
+                      <a:fillRect/>
+                    </a:stretch>
+                  </pic:blipFill>
+                  <pic:spPr bwMode="auto">
+                    <a:xfrm>
+                      <a:off x="0" y="0"/>
+                      <a:ext cx="5759999" cy="449881"/>
+                    </a:xfrm>
+                    <a:prstGeom prst="rect">
+                      <a:avLst/>
+                    </a:prstGeom>
+                    <a:noFill/>
+                    <a:ln w="9525">
+                      <a:noFill/>
+                      <a:headEnd/>
+                      <a:tailEnd/>
+                    </a:ln>
+                  </pic:spPr>
+                </pic:pic>
+              </a:graphicData>
+            </a:graphic>
+          </wp:inline>
+        </w:drawing>
+      </w:r>
+    </w:p>
+    <w:p>
+      <w:pPr>
+        <w:pStyle w:val="BodyText"/>
+      </w:pPr>
+      <w:r>
+        <w:t xml:space="preserve">İmza</w:t>
+      </w:r>
+      <w:r>
+        <w:t xml:space="preserve"> </w:t>
+      </w:r>
+      <w:r>
+        <w:rPr>
+          <w:b/>
+          <w:bCs/>
+        </w:rPr>
+        <w:t xml:space="preserve">en son</w:t>
+      </w:r>
+      <w:r>
+        <w:t xml:space="preserve"> </w:t>
+      </w:r>
+      <w:r>
+        <w:t xml:space="preserve">gelir (önce gizle, sonra imzala); her hattan sonra</w:t>
+      </w:r>
+      <w:r>
+        <w:t xml:space="preserve"> </w:t>
+      </w:r>
+      <w:r>
+        <w:rPr>
+          <w:b/>
+          <w:bCs/>
+        </w:rPr>
+        <w:t xml:space="preserve">davranışı test et</w:t>
+      </w:r>
+      <w:r>
+        <w:t xml:space="preserve"> </w:t>
+      </w:r>
+      <w:r>
+        <w:t xml:space="preserve">ve</w:t>
+      </w:r>
+      <w:r>
+        <w:t xml:space="preserve"> </w:t>
+      </w:r>
+      <w:r>
+        <w:rPr>
+          <w:b/>
+          <w:bCs/>
+        </w:rPr>
+        <w:t xml:space="preserve">maliyeti ölç</w:t>
+      </w:r>
+      <w:r>
+        <w:t xml:space="preserve">.</w:t>
+      </w:r>
+    </w:p>
+    <w:p>
+      <w:pPr>
+        <w:pStyle w:val="BodyText"/>
+      </w:pPr>
+      <w:r>
         <w:rPr>
           <w:b/>
           <w:bCs/>
@@ -2916,8 +3472,8 @@
         <w:t xml:space="preserve">na doğrudan bağlanır.</w:t>
       </w:r>
     </w:p>
-    <w:bookmarkEnd w:id="25"/>
-    <w:bookmarkStart w:id="26" w:name="Xf39b5829057d1199f1dac33a84f618b579cc4e8"/>
+    <w:bookmarkEnd w:id="29"/>
+    <w:bookmarkStart w:id="30" w:name="Xf39b5829057d1199f1dac33a84f618b579cc4e8"/>
     <w:p>
       <w:pPr>
         <w:pStyle w:val="Heading2"/>
@@ -3578,8 +4134,8 @@
         </w:pict>
       </w:r>
     </w:p>
-    <w:bookmarkEnd w:id="26"/>
-    <w:bookmarkStart w:id="27" w:name="Xdf69c0c1534e1d8e230ffd2b76f61321c322187"/>
+    <w:bookmarkEnd w:id="30"/>
+    <w:bookmarkStart w:id="31" w:name="Xdf69c0c1534e1d8e230ffd2b76f61321c322187"/>
     <w:p>
       <w:pPr>
         <w:pStyle w:val="Heading2"/>
@@ -3958,7 +4514,7 @@
         <w:pStyle w:val="Compact"/>
         <w:numPr>
           <w:ilvl w:val="0"/>
-          <w:numId w:val="1006"/>
+          <w:numId w:val="1007"/>
         </w:numPr>
       </w:pPr>
       <w:r>
@@ -3986,7 +4542,7 @@
         <w:pStyle w:val="Compact"/>
         <w:numPr>
           <w:ilvl w:val="0"/>
-          <w:numId w:val="1006"/>
+          <w:numId w:val="1007"/>
         </w:numPr>
       </w:pPr>
       <w:r>
@@ -4097,8 +4653,8 @@
         <w:t xml:space="preserve">engeller — bu ayrım 9. haftanın çekirdek fikriydi.</w:t>
       </w:r>
     </w:p>
-    <w:bookmarkEnd w:id="27"/>
-    <w:bookmarkStart w:id="30" w:name="gizlemeyi-ve-çeşitlendirmeyi-ölçmek"/>
+    <w:bookmarkEnd w:id="31"/>
+    <w:bookmarkStart w:id="34" w:name="gizlemeyi-ve-çeşitlendirmeyi-ölçmek"/>
     <w:p>
       <w:pPr>
         <w:pStyle w:val="Heading2"/>
@@ -4137,7 +4693,7 @@
         <w:t xml:space="preserve">yapabilmenizdir: aynı programı gizleyip önce/sonra ölçersiniz.</w:t>
       </w:r>
     </w:p>
-    <w:bookmarkStart w:id="28" w:name="maliyet-ölçümü-kolay-ve-zorunlu"/>
+    <w:bookmarkStart w:id="32" w:name="maliyet-ölçümü-kolay-ve-zorunlu"/>
     <w:p>
       <w:pPr>
         <w:pStyle w:val="Heading3"/>
@@ -4372,8 +4928,8 @@
         <w:t xml:space="preserve"># süre: aynı girdiyle N kez çalıştır, ortalamayı karşılaştır</w:t>
       </w:r>
     </w:p>
-    <w:bookmarkEnd w:id="28"/>
-    <w:bookmarkStart w:id="29" w:name="dayanıklılık-ölçümü-ileri-kavramsal"/>
+    <w:bookmarkEnd w:id="32"/>
+    <w:bookmarkStart w:id="33" w:name="dayanıklılık-ölçümü-ileri-kavramsal"/>
     <w:p>
       <w:pPr>
         <w:pStyle w:val="Heading3"/>
@@ -4422,200 +4978,6 @@
       </w:r>
       <w:r>
         <w:t xml:space="preserve">(KLEE gibi) ne kadar dayandığını ölçer. Bulgu, ders için önemli bir kuraldır:</w:t>
-      </w:r>
-    </w:p>
-    <w:p>
-      <w:pPr>
-        <w:pStyle w:val="Compact"/>
-        <w:numPr>
-          <w:ilvl w:val="0"/>
-          <w:numId w:val="1007"/>
-        </w:numPr>
-      </w:pPr>
-      <w:r>
-        <w:t xml:space="preserve">Tek bir dönüşüm (yalnız Flatten) sembolik yürütmeyle çoğu zaman geri açılabilir.</w:t>
-      </w:r>
-    </w:p>
-    <w:p>
-      <w:pPr>
-        <w:pStyle w:val="Compact"/>
-        <w:numPr>
-          <w:ilvl w:val="0"/>
-          <w:numId w:val="1007"/>
-        </w:numPr>
-      </w:pPr>
-      <w:r>
-        <w:t xml:space="preserve">Dönüşümleri</w:t>
-      </w:r>
-      <w:r>
-        <w:t xml:space="preserve"> </w:t>
-      </w:r>
-      <w:r>
-        <w:rPr>
-          <w:b/>
-          <w:bCs/>
-        </w:rPr>
-        <w:t xml:space="preserve">birleştirmek</w:t>
-      </w:r>
-      <w:r>
-        <w:t xml:space="preserve"> </w:t>
-      </w:r>
-      <w:r>
-        <w:t xml:space="preserve">ve durum uzayını büyütmek (opak yüklemleri çözmesi pahalı yapılara bağlamak)</w:t>
-      </w:r>
-      <w:r>
-        <w:t xml:space="preserve"> </w:t>
-      </w:r>
-      <w:r>
-        <w:t xml:space="preserve">çözücünün işini üstel olarak zorlaştırabilir.</w:t>
-      </w:r>
-    </w:p>
-    <w:p>
-      <w:pPr>
-        <w:pStyle w:val="Compact"/>
-        <w:numPr>
-          <w:ilvl w:val="0"/>
-          <w:numId w:val="1007"/>
-        </w:numPr>
-      </w:pPr>
-      <w:r>
-        <w:t xml:space="preserve">Ama bu,</w:t>
-      </w:r>
-      <w:r>
-        <w:t xml:space="preserve"> </w:t>
-      </w:r>
-      <w:r>
-        <w:rPr>
-          <w:b/>
-          <w:bCs/>
-        </w:rPr>
-        <w:t xml:space="preserve">maliyeti</w:t>
-      </w:r>
-      <w:r>
-        <w:t xml:space="preserve"> </w:t>
-      </w:r>
-      <w:r>
-        <w:t xml:space="preserve">de artırır. Yani dayanıklılık ve maliyet, tam da 9. haftada dediğimiz gibi ödünleşir.</w:t>
-      </w:r>
-    </w:p>
-    <w:p>
-      <w:pPr>
-        <w:pStyle w:val="BlockText"/>
-      </w:pPr>
-      <w:r>
-        <w:rPr>
-          <w:b/>
-          <w:bCs/>
-        </w:rPr>
-        <w:t xml:space="preserve">Ölçüm kuralı (S9/S15)</w:t>
-      </w:r>
-    </w:p>
-    <w:p>
-      <w:pPr>
-        <w:pStyle w:val="BlockText"/>
-      </w:pPr>
-      <w:r>
-        <w:t xml:space="preserve">Projenizde bir gizleme kararını</w:t>
-      </w:r>
-      <w:r>
-        <w:t xml:space="preserve"> </w:t>
-      </w:r>
-      <w:r>
-        <w:t xml:space="preserve">“güçlü”</w:t>
-      </w:r>
-      <w:r>
-        <w:t xml:space="preserve"> </w:t>
-      </w:r>
-      <w:r>
-        <w:t xml:space="preserve">diye değil,</w:t>
-      </w:r>
-      <w:r>
-        <w:t xml:space="preserve"> </w:t>
-      </w:r>
-      <w:r>
-        <w:rPr>
-          <w:b/>
-          <w:bCs/>
-        </w:rPr>
-        <w:t xml:space="preserve">ölçüyle</w:t>
-      </w:r>
-      <w:r>
-        <w:t xml:space="preserve"> </w:t>
-      </w:r>
-      <w:r>
-        <w:t xml:space="preserve">savunun:</w:t>
-      </w:r>
-      <w:r>
-        <w:t xml:space="preserve"> </w:t>
-      </w:r>
-      <w:r>
-        <w:t xml:space="preserve">“Flatten + AddOpaque hattı ikili boyutu</w:t>
-      </w:r>
-      <w:r>
-        <w:t xml:space="preserve"> </w:t>
-      </w:r>
-      <w:r>
-        <w:t xml:space="preserve">%X büyüttü, işlemi %Y yavaşlattı; buna karşılık hedef fonksiyonun temel blok sayısı Z katına çıktı.”</w:t>
-      </w:r>
-      <w:r>
-        <w:t xml:space="preserve"> </w:t>
-      </w:r>
-      <w:r>
-        <w:t xml:space="preserve">Ölçülmemiş</w:t>
-      </w:r>
-      <w:r>
-        <w:t xml:space="preserve"> </w:t>
-      </w:r>
-      <w:r>
-        <w:t xml:space="preserve">gizleme, 12. haftadaki değerlendiricinin gözünde bir iddiadır, kanıt değil.</w:t>
-      </w:r>
-    </w:p>
-    <w:p>
-      <w:r>
-        <w:pict>
-          <v:rect style="width:0;height:1.5pt" o:hralign="center" o:hrstd="t" o:hr="t"/>
-        </w:pict>
-      </w:r>
-    </w:p>
-    <w:bookmarkEnd w:id="29"/>
-    <w:bookmarkEnd w:id="30"/>
-    <w:bookmarkStart w:id="31" w:name="Xed18fb24b3b216be3cab6fadb481a8f69cb4f69"/>
-    <w:p>
-      <w:pPr>
-        <w:pStyle w:val="Heading2"/>
-      </w:pPr>
-      <w:r>
-        <w:t xml:space="preserve">8. Sınıf içi akış: gizle, karşılaştır, ölç, çeşitlendir</w:t>
-      </w:r>
-    </w:p>
-    <w:p>
-      <w:pPr>
-        <w:pStyle w:val="FirstParagraph"/>
-      </w:pPr>
-      <w:r>
-        <w:t xml:space="preserve">Bu haftanın uygulaması, öğrencinin</w:t>
-      </w:r>
-      <w:r>
-        <w:t xml:space="preserve"> </w:t>
-      </w:r>
-      <w:r>
-        <w:rPr>
-          <w:b/>
-          <w:bCs/>
-        </w:rPr>
-        <w:t xml:space="preserve">kendi</w:t>
-      </w:r>
-      <w:r>
-        <w:t xml:space="preserve"> </w:t>
-      </w:r>
-      <w:r>
-        <w:t xml:space="preserve">küçük programı üzerinde, kendi makinesinde yapılır (Tigress’i resmî</w:t>
-      </w:r>
-      <w:r>
-        <w:t xml:space="preserve"> </w:t>
-      </w:r>
-      <w:r>
-        <w:t xml:space="preserve">siteden kendisi indirir). Akış tümüyle savunma amaçlıdır: kendi kodunuzu koruyup korumanın maliyetini ölçersiniz.</w:t>
       </w:r>
     </w:p>
     <w:p>
@@ -4627,38 +4989,7 @@
         </w:numPr>
       </w:pPr>
       <w:r>
-        <w:rPr>
-          <w:b/>
-          <w:bCs/>
-        </w:rPr>
-        <w:t xml:space="preserve">Hazırlık:</w:t>
-      </w:r>
-      <w:r>
-        <w:t xml:space="preserve"> </w:t>
-      </w:r>
-      <w:r>
-        <w:t xml:space="preserve">Küçük, sentetik bir program yazın (ör. bir</w:t>
-      </w:r>
-      <w:r>
-        <w:t xml:space="preserve"> </w:t>
-      </w:r>
-      <w:r>
-        <w:rPr>
-          <w:rStyle w:val="VerbatimChar"/>
-        </w:rPr>
-        <w:t xml:space="preserve">erisim_ver</w:t>
-      </w:r>
-      <w:r>
-        <w:t xml:space="preserve"> </w:t>
-      </w:r>
-      <w:r>
-        <w:t xml:space="preserve">denetimi). Birim testleriyle doğru</w:t>
-      </w:r>
-      <w:r>
-        <w:t xml:space="preserve"> </w:t>
-      </w:r>
-      <w:r>
-        <w:t xml:space="preserve">çalıştığını gösterin.</w:t>
+        <w:t xml:space="preserve">Tek bir dönüşüm (yalnız Flatten) sembolik yürütmeyle çoğu zaman geri açılabilir.</w:t>
       </w:r>
     </w:p>
     <w:p>
@@ -4670,17 +5001,29 @@
         </w:numPr>
       </w:pPr>
       <w:r>
-        <w:rPr>
-          <w:b/>
-          <w:bCs/>
-        </w:rPr>
-        <w:t xml:space="preserve">Gizle:</w:t>
-      </w:r>
-      <w:r>
-        <w:t xml:space="preserve"> </w:t>
-      </w:r>
-      <w:r>
-        <w:t xml:space="preserve">Bir dönüşüm hattı uygulayın (EncodeLiterals → EncodeArithmetic → Flatten → AddOpaque).</w:t>
+        <w:t xml:space="preserve">Dönüşümleri</w:t>
+      </w:r>
+      <w:r>
+        <w:t xml:space="preserve"> </w:t>
+      </w:r>
+      <w:r>
+        <w:rPr>
+          <w:b/>
+          <w:bCs/>
+        </w:rPr>
+        <w:t xml:space="preserve">birleştirmek</w:t>
+      </w:r>
+      <w:r>
+        <w:t xml:space="preserve"> </w:t>
+      </w:r>
+      <w:r>
+        <w:t xml:space="preserve">ve durum uzayını büyütmek (opak yüklemleri çözmesi pahalı yapılara bağlamak)</w:t>
+      </w:r>
+      <w:r>
+        <w:t xml:space="preserve"> </w:t>
+      </w:r>
+      <w:r>
+        <w:t xml:space="preserve">çözücünün işini üstel olarak zorlaştırabilir.</w:t>
       </w:r>
     </w:p>
     <w:p>
@@ -4692,139 +5035,23 @@
         </w:numPr>
       </w:pPr>
       <w:r>
-        <w:rPr>
-          <w:b/>
-          <w:bCs/>
-        </w:rPr>
-        <w:t xml:space="preserve">Davranışı doğrula:</w:t>
-      </w:r>
-      <w:r>
-        <w:t xml:space="preserve"> </w:t>
-      </w:r>
-      <w:r>
-        <w:t xml:space="preserve">Aynı birim testlerini gizlenmiş sürümde çalıştırın — sonuç</w:t>
-      </w:r>
-      <w:r>
-        <w:t xml:space="preserve"> </w:t>
-      </w:r>
-      <w:r>
-        <w:rPr>
-          <w:b/>
-          <w:bCs/>
-        </w:rPr>
-        <w:t xml:space="preserve">birebir aynı</w:t>
-      </w:r>
-      <w:r>
-        <w:t xml:space="preserve"> </w:t>
-      </w:r>
-      <w:r>
-        <w:t xml:space="preserve">olmalı.</w:t>
-      </w:r>
-      <w:r>
-        <w:t xml:space="preserve"> </w:t>
-      </w:r>
-      <w:r>
-        <w:t xml:space="preserve">Değilse hat yanlıştır.</w:t>
-      </w:r>
-    </w:p>
-    <w:p>
-      <w:pPr>
-        <w:pStyle w:val="Compact"/>
-        <w:numPr>
-          <w:ilvl w:val="0"/>
-          <w:numId w:val="1008"/>
-        </w:numPr>
-      </w:pPr>
-      <w:r>
-        <w:rPr>
-          <w:b/>
-          <w:bCs/>
-        </w:rPr>
-        <w:t xml:space="preserve">Karşılaştır:</w:t>
-      </w:r>
-      <w:r>
-        <w:t xml:space="preserve"> </w:t>
-      </w:r>
-      <w:r>
-        <w:t xml:space="preserve">Tersine derleyicide (ör. Ghidra/objdump) temiz ve gizli sürümün kontrol akışını karşılaştırın;</w:t>
-      </w:r>
-      <w:r>
-        <w:t xml:space="preserve"> </w:t>
-      </w:r>
-      <w:r>
-        <w:t xml:space="preserve">temel blok sayısındaki artışı not edin.</w:t>
-      </w:r>
-    </w:p>
-    <w:p>
-      <w:pPr>
-        <w:pStyle w:val="Compact"/>
-        <w:numPr>
-          <w:ilvl w:val="0"/>
-          <w:numId w:val="1008"/>
-        </w:numPr>
-      </w:pPr>
-      <w:r>
-        <w:rPr>
-          <w:b/>
-          <w:bCs/>
-        </w:rPr>
-        <w:t xml:space="preserve">Ölç:</w:t>
-      </w:r>
-      <w:r>
-        <w:t xml:space="preserve"> </w:t>
-      </w:r>
-      <w:r>
-        <w:t xml:space="preserve">İkili boyut ve çalışma süresini önce/sonra ölçün.</w:t>
-      </w:r>
-    </w:p>
-    <w:p>
-      <w:pPr>
-        <w:pStyle w:val="Compact"/>
-        <w:numPr>
-          <w:ilvl w:val="0"/>
-          <w:numId w:val="1008"/>
-        </w:numPr>
-      </w:pPr>
-      <w:r>
-        <w:rPr>
-          <w:b/>
-          <w:bCs/>
-        </w:rPr>
-        <w:t xml:space="preserve">Çeşitlendir:</w:t>
-      </w:r>
-      <w:r>
-        <w:t xml:space="preserve"> </w:t>
-      </w:r>
-      <w:r>
-        <w:t xml:space="preserve">Aynı hattı iki farklı tohumla çalıştırın; iki ikilinin farklı olduğunu gösterin.</w:t>
-      </w:r>
-    </w:p>
-    <w:p>
-      <w:pPr>
-        <w:pStyle w:val="Compact"/>
-        <w:numPr>
-          <w:ilvl w:val="0"/>
-          <w:numId w:val="1008"/>
-        </w:numPr>
-      </w:pPr>
-      <w:r>
-        <w:rPr>
-          <w:b/>
-          <w:bCs/>
-        </w:rPr>
-        <w:t xml:space="preserve">Raporla:</w:t>
-      </w:r>
-      <w:r>
-        <w:t xml:space="preserve"> </w:t>
-      </w:r>
-      <w:r>
-        <w:t xml:space="preserve">Bulguları bir tabloya dökün (dönüşüm, boyut, süre, blok sayısı, tohum farkı) — bu tablo doğrudan</w:t>
-      </w:r>
-      <w:r>
-        <w:t xml:space="preserve"> </w:t>
-      </w:r>
-      <w:r>
-        <w:t xml:space="preserve">S9/S15’e girer.</w:t>
+        <w:t xml:space="preserve">Ama bu,</w:t>
+      </w:r>
+      <w:r>
+        <w:t xml:space="preserve"> </w:t>
+      </w:r>
+      <w:r>
+        <w:rPr>
+          <w:b/>
+          <w:bCs/>
+        </w:rPr>
+        <w:t xml:space="preserve">maliyeti</w:t>
+      </w:r>
+      <w:r>
+        <w:t xml:space="preserve"> </w:t>
+      </w:r>
+      <w:r>
+        <w:t xml:space="preserve">de artırır. Yani dayanıklılık ve maliyet, tam da 9. haftada dediğimiz gibi ödünleşir.</w:t>
       </w:r>
     </w:p>
     <w:p>
@@ -4836,7 +5063,7 @@
           <w:b/>
           <w:bCs/>
         </w:rPr>
-        <w:t xml:space="preserve">Etik ve güvenli kullanım</w:t>
+        <w:t xml:space="preserve">Ölçüm kuralı (S9/S15)</w:t>
       </w:r>
     </w:p>
     <w:p>
@@ -4844,7 +5071,85 @@
         <w:pStyle w:val="BlockText"/>
       </w:pPr>
       <w:r>
-        <w:t xml:space="preserve">Tigress yalnız</w:t>
+        <w:t xml:space="preserve">Projenizde bir gizleme kararını</w:t>
+      </w:r>
+      <w:r>
+        <w:t xml:space="preserve"> </w:t>
+      </w:r>
+      <w:r>
+        <w:t xml:space="preserve">“güçlü”</w:t>
+      </w:r>
+      <w:r>
+        <w:t xml:space="preserve"> </w:t>
+      </w:r>
+      <w:r>
+        <w:t xml:space="preserve">diye değil,</w:t>
+      </w:r>
+      <w:r>
+        <w:t xml:space="preserve"> </w:t>
+      </w:r>
+      <w:r>
+        <w:rPr>
+          <w:b/>
+          <w:bCs/>
+        </w:rPr>
+        <w:t xml:space="preserve">ölçüyle</w:t>
+      </w:r>
+      <w:r>
+        <w:t xml:space="preserve"> </w:t>
+      </w:r>
+      <w:r>
+        <w:t xml:space="preserve">savunun:</w:t>
+      </w:r>
+      <w:r>
+        <w:t xml:space="preserve"> </w:t>
+      </w:r>
+      <w:r>
+        <w:t xml:space="preserve">“Flatten + AddOpaque hattı ikili boyutu</w:t>
+      </w:r>
+      <w:r>
+        <w:t xml:space="preserve"> </w:t>
+      </w:r>
+      <w:r>
+        <w:t xml:space="preserve">%X büyüttü, işlemi %Y yavaşlattı; buna karşılık hedef fonksiyonun temel blok sayısı Z katına çıktı.”</w:t>
+      </w:r>
+      <w:r>
+        <w:t xml:space="preserve"> </w:t>
+      </w:r>
+      <w:r>
+        <w:t xml:space="preserve">Ölçülmemiş</w:t>
+      </w:r>
+      <w:r>
+        <w:t xml:space="preserve"> </w:t>
+      </w:r>
+      <w:r>
+        <w:t xml:space="preserve">gizleme, 12. haftadaki değerlendiricinin gözünde bir iddiadır, kanıt değil.</w:t>
+      </w:r>
+    </w:p>
+    <w:p>
+      <w:r>
+        <w:pict>
+          <v:rect style="width:0;height:1.5pt" o:hralign="center" o:hrstd="t" o:hr="t"/>
+        </w:pict>
+      </w:r>
+    </w:p>
+    <w:bookmarkEnd w:id="33"/>
+    <w:bookmarkEnd w:id="34"/>
+    <w:bookmarkStart w:id="35" w:name="Xed18fb24b3b216be3cab6fadb481a8f69cb4f69"/>
+    <w:p>
+      <w:pPr>
+        <w:pStyle w:val="Heading2"/>
+      </w:pPr>
+      <w:r>
+        <w:t xml:space="preserve">8. Sınıf içi akış: gizle, karşılaştır, ölç, çeşitlendir</w:t>
+      </w:r>
+    </w:p>
+    <w:p>
+      <w:pPr>
+        <w:pStyle w:val="FirstParagraph"/>
+      </w:pPr>
+      <w:r>
+        <w:t xml:space="preserve">Bu haftanın uygulaması, öğrencinin</w:t>
       </w:r>
       <w:r>
         <w:t xml:space="preserve"> </w:t>
@@ -4860,107 +5165,13 @@
         <w:t xml:space="preserve"> </w:t>
       </w:r>
       <w:r>
-        <w:t xml:space="preserve">kodunuza uygulanır. Amaç, başkasının programını analiz etmek değil,</w:t>
-      </w:r>
-      <w:r>
-        <w:t xml:space="preserve"> </w:t>
-      </w:r>
-      <w:r>
-        <w:rPr>
-          <w:b/>
-          <w:bCs/>
-        </w:rPr>
-        <w:t xml:space="preserve">kendi</w:t>
-      </w:r>
-      <w:r>
-        <w:t xml:space="preserve"> </w:t>
-      </w:r>
-      <w:r>
-        <w:t xml:space="preserve">kodunuzu</w:t>
-      </w:r>
-      <w:r>
-        <w:t xml:space="preserve"> </w:t>
-      </w:r>
-      <w:r>
-        <w:t xml:space="preserve">korumayı ve bunun maliyetini ölçmeyi öğrenmektir. Örnek program öğrencinin bilgisayarına zarar vermez; sistem</w:t>
-      </w:r>
-      <w:r>
-        <w:t xml:space="preserve"> </w:t>
-      </w:r>
-      <w:r>
-        <w:t xml:space="preserve">ayarı değiştirmez, ağa bir şey yapmaz. Bütün değerler sentetiktir.</w:t>
-      </w:r>
-    </w:p>
-    <w:bookmarkEnd w:id="31"/>
-    <w:bookmarkStart w:id="32" w:name="X450b175c1a5bc13bd213b38a8310069f409defa"/>
-    <w:p>
-      <w:pPr>
-        <w:pStyle w:val="Heading2"/>
-      </w:pPr>
-      <w:r>
-        <w:t xml:space="preserve">9. Gizlemeyi derleme ve dağıtım hattına yerleştirmek (S15)</w:t>
-      </w:r>
-    </w:p>
-    <w:p>
-      <w:pPr>
-        <w:pStyle w:val="FirstParagraph"/>
-      </w:pPr>
-      <w:r>
-        <w:t xml:space="preserve">Gizleme,</w:t>
-      </w:r>
-      <w:r>
-        <w:t xml:space="preserve"> </w:t>
-      </w:r>
-      <w:r>
-        <w:t xml:space="preserve">“en sonda elle yapılan bir iş”</w:t>
-      </w:r>
-      <w:r>
-        <w:t xml:space="preserve"> </w:t>
-      </w:r>
-      <w:r>
-        <w:t xml:space="preserve">değil,</w:t>
-      </w:r>
-      <w:r>
-        <w:t xml:space="preserve"> </w:t>
-      </w:r>
-      <w:r>
-        <w:rPr>
-          <w:b/>
-          <w:bCs/>
-        </w:rPr>
-        <w:t xml:space="preserve">derleme hattının</w:t>
-      </w:r>
-      <w:r>
-        <w:t xml:space="preserve"> </w:t>
-      </w:r>
-      <w:r>
-        <w:t xml:space="preserve">bir adımı olmalıdır. Vize sonrası projenizin S15</w:t>
-      </w:r>
-      <w:r>
-        <w:t xml:space="preserve"> </w:t>
-      </w:r>
-      <w:r>
-        <w:t xml:space="preserve">bölümü tam olarak bunu belgeler:</w:t>
-      </w:r>
-    </w:p>
-    <w:p>
-      <w:pPr>
-        <w:pStyle w:val="SourceCode"/>
-      </w:pPr>
-      <w:r>
-        <w:rPr>
-          <w:rStyle w:val="VerbatimChar"/>
-        </w:rPr>
-        <w:t xml:space="preserve">kaynak → (Tigress dönüşüm hattı) → gizli kaynak → derleyici → ikili</w:t>
-      </w:r>
-      <w:r>
-        <w:br/>
-      </w:r>
-      <w:r>
-        <w:rPr>
-          <w:rStyle w:val="VerbatimChar"/>
-        </w:rPr>
-        <w:t xml:space="preserve">       → imzalama (sürüm imzası) → sürüm kimliği + özet → dağıtım</w:t>
+        <w:t xml:space="preserve">küçük programı üzerinde, kendi makinesinde yapılır (Tigress’i resmî</w:t>
+      </w:r>
+      <w:r>
+        <w:t xml:space="preserve"> </w:t>
+      </w:r>
+      <w:r>
+        <w:t xml:space="preserve">siteden kendisi indirir). Akış tümüyle savunma amaçlıdır: kendi kodunuzu koruyup korumanın maliyetini ölçersiniz.</w:t>
       </w:r>
     </w:p>
     <w:p>
@@ -4976,22 +5187,34 @@
           <w:b/>
           <w:bCs/>
         </w:rPr>
-        <w:t xml:space="preserve">Yalnız hassas fonksiyonlar</w:t>
-      </w:r>
-      <w:r>
-        <w:t xml:space="preserve"> </w:t>
-      </w:r>
-      <w:r>
-        <w:t xml:space="preserve">gizlenir (</w:t>
+        <w:t xml:space="preserve">Hazırlık:</w:t>
+      </w:r>
+      <w:r>
+        <w:t xml:space="preserve"> </w:t>
+      </w:r>
+      <w:r>
+        <w:t xml:space="preserve">Küçük, sentetik bir program yazın (ör. bir</w:t>
+      </w:r>
+      <w:r>
+        <w:t xml:space="preserve"> </w:t>
       </w:r>
       <w:r>
         <w:rPr>
           <w:rStyle w:val="VerbatimChar"/>
         </w:rPr>
-        <w:t xml:space="preserve">--Functions</w:t>
-      </w:r>
-      <w:r>
-        <w:t xml:space="preserve">); gerekçesi yazılır.</w:t>
+        <w:t xml:space="preserve">erisim_ver</w:t>
+      </w:r>
+      <w:r>
+        <w:t xml:space="preserve"> </w:t>
+      </w:r>
+      <w:r>
+        <w:t xml:space="preserve">denetimi). Birim testleriyle doğru</w:t>
+      </w:r>
+      <w:r>
+        <w:t xml:space="preserve"> </w:t>
+      </w:r>
+      <w:r>
+        <w:t xml:space="preserve">çalıştığını gösterin.</w:t>
       </w:r>
     </w:p>
     <w:p>
@@ -5003,23 +5226,17 @@
         </w:numPr>
       </w:pPr>
       <w:r>
-        <w:t xml:space="preserve">Her sürüm bir</w:t>
-      </w:r>
-      <w:r>
-        <w:t xml:space="preserve"> </w:t>
-      </w:r>
-      <w:r>
-        <w:rPr>
-          <w:b/>
-          <w:bCs/>
-        </w:rPr>
-        <w:t xml:space="preserve">tohumla</w:t>
-      </w:r>
-      <w:r>
-        <w:t xml:space="preserve"> </w:t>
-      </w:r>
-      <w:r>
-        <w:t xml:space="preserve">çeşitlendirilir; tohum ve sürüm kimliği kaydedilir.</w:t>
+        <w:rPr>
+          <w:b/>
+          <w:bCs/>
+        </w:rPr>
+        <w:t xml:space="preserve">Gizle:</w:t>
+      </w:r>
+      <w:r>
+        <w:t xml:space="preserve"> </w:t>
+      </w:r>
+      <w:r>
+        <w:t xml:space="preserve">Bir dönüşüm hattı uygulayın (EncodeLiterals → EncodeArithmetic → Flatten → AddOpaque).</w:t>
       </w:r>
     </w:p>
     <w:p>
@@ -5031,23 +5248,39 @@
         </w:numPr>
       </w:pPr>
       <w:r>
-        <w:t xml:space="preserve">Gizlemeden</w:t>
-      </w:r>
-      <w:r>
-        <w:t xml:space="preserve"> </w:t>
-      </w:r>
-      <w:r>
-        <w:rPr>
-          <w:b/>
-          <w:bCs/>
-        </w:rPr>
-        <w:t xml:space="preserve">sonra</w:t>
-      </w:r>
-      <w:r>
-        <w:t xml:space="preserve"> </w:t>
-      </w:r>
-      <w:r>
-        <w:t xml:space="preserve">imzalama yapılır; sürüm kimliği ve özet değerleri (12. haftadaki TOE kimliği) tutarlı olur.</w:t>
+        <w:rPr>
+          <w:b/>
+          <w:bCs/>
+        </w:rPr>
+        <w:t xml:space="preserve">Davranışı doğrula:</w:t>
+      </w:r>
+      <w:r>
+        <w:t xml:space="preserve"> </w:t>
+      </w:r>
+      <w:r>
+        <w:t xml:space="preserve">Aynı birim testlerini gizlenmiş sürümde çalıştırın — sonuç</w:t>
+      </w:r>
+      <w:r>
+        <w:t xml:space="preserve"> </w:t>
+      </w:r>
+      <w:r>
+        <w:rPr>
+          <w:b/>
+          <w:bCs/>
+        </w:rPr>
+        <w:t xml:space="preserve">birebir aynı</w:t>
+      </w:r>
+      <w:r>
+        <w:t xml:space="preserve"> </w:t>
+      </w:r>
+      <w:r>
+        <w:t xml:space="preserve">olmalı.</w:t>
+      </w:r>
+      <w:r>
+        <w:t xml:space="preserve"> </w:t>
+      </w:r>
+      <w:r>
+        <w:t xml:space="preserve">Değilse hat yanlıştır.</w:t>
       </w:r>
     </w:p>
     <w:p>
@@ -5059,7 +5292,95 @@
         </w:numPr>
       </w:pPr>
       <w:r>
-        <w:t xml:space="preserve">Hat, sürekli entegrasyonda (CI) çalışır; her sürümde birim testleri + boyut/hız ölçümü otomatik koşar.</w:t>
+        <w:rPr>
+          <w:b/>
+          <w:bCs/>
+        </w:rPr>
+        <w:t xml:space="preserve">Karşılaştır:</w:t>
+      </w:r>
+      <w:r>
+        <w:t xml:space="preserve"> </w:t>
+      </w:r>
+      <w:r>
+        <w:t xml:space="preserve">Tersine derleyicide (ör. Ghidra/objdump) temiz ve gizli sürümün kontrol akışını karşılaştırın;</w:t>
+      </w:r>
+      <w:r>
+        <w:t xml:space="preserve"> </w:t>
+      </w:r>
+      <w:r>
+        <w:t xml:space="preserve">temel blok sayısındaki artışı not edin.</w:t>
+      </w:r>
+    </w:p>
+    <w:p>
+      <w:pPr>
+        <w:pStyle w:val="Compact"/>
+        <w:numPr>
+          <w:ilvl w:val="0"/>
+          <w:numId w:val="1009"/>
+        </w:numPr>
+      </w:pPr>
+      <w:r>
+        <w:rPr>
+          <w:b/>
+          <w:bCs/>
+        </w:rPr>
+        <w:t xml:space="preserve">Ölç:</w:t>
+      </w:r>
+      <w:r>
+        <w:t xml:space="preserve"> </w:t>
+      </w:r>
+      <w:r>
+        <w:t xml:space="preserve">İkili boyut ve çalışma süresini önce/sonra ölçün.</w:t>
+      </w:r>
+    </w:p>
+    <w:p>
+      <w:pPr>
+        <w:pStyle w:val="Compact"/>
+        <w:numPr>
+          <w:ilvl w:val="0"/>
+          <w:numId w:val="1009"/>
+        </w:numPr>
+      </w:pPr>
+      <w:r>
+        <w:rPr>
+          <w:b/>
+          <w:bCs/>
+        </w:rPr>
+        <w:t xml:space="preserve">Çeşitlendir:</w:t>
+      </w:r>
+      <w:r>
+        <w:t xml:space="preserve"> </w:t>
+      </w:r>
+      <w:r>
+        <w:t xml:space="preserve">Aynı hattı iki farklı tohumla çalıştırın; iki ikilinin farklı olduğunu gösterin.</w:t>
+      </w:r>
+    </w:p>
+    <w:p>
+      <w:pPr>
+        <w:pStyle w:val="Compact"/>
+        <w:numPr>
+          <w:ilvl w:val="0"/>
+          <w:numId w:val="1009"/>
+        </w:numPr>
+      </w:pPr>
+      <w:r>
+        <w:rPr>
+          <w:b/>
+          <w:bCs/>
+        </w:rPr>
+        <w:t xml:space="preserve">Raporla:</w:t>
+      </w:r>
+      <w:r>
+        <w:t xml:space="preserve"> </w:t>
+      </w:r>
+      <w:r>
+        <w:t xml:space="preserve">Bulguları bir tabloya dökün (dönüşüm, boyut, süre, blok sayısı, tohum farkı) — bu tablo doğrudan</w:t>
+      </w:r>
+      <w:r>
+        <w:t xml:space="preserve"> </w:t>
+      </w:r>
+      <w:r>
+        <w:t xml:space="preserve">S9/S15’e girer.</w:t>
       </w:r>
     </w:p>
     <w:p>
@@ -5071,7 +5392,7 @@
           <w:b/>
           <w:bCs/>
         </w:rPr>
-        <w:t xml:space="preserve">9, 11 ve 14. haftalar birlikte</w:t>
+        <w:t xml:space="preserve">Etik ve güvenli kullanım</w:t>
       </w:r>
     </w:p>
     <w:p>
@@ -5079,80 +5400,123 @@
         <w:pStyle w:val="BlockText"/>
       </w:pPr>
       <w:r>
-        <w:t xml:space="preserve">Bu üç hafta bir bütündür: 9. hafta gizleme</w:t>
-      </w:r>
-      <w:r>
-        <w:t xml:space="preserve"> </w:t>
-      </w:r>
-      <w:r>
-        <w:rPr>
-          <w:b/>
-          <w:bCs/>
-        </w:rPr>
-        <w:t xml:space="preserve">kurallarını</w:t>
-      </w:r>
-      <w:r>
-        <w:t xml:space="preserve">, 11. hafta anahtar için</w:t>
-      </w:r>
-      <w:r>
-        <w:t xml:space="preserve"> </w:t>
-      </w:r>
-      <w:r>
-        <w:rPr>
-          <w:b/>
-          <w:bCs/>
-        </w:rPr>
-        <w:t xml:space="preserve">whitebox</w:t>
-      </w:r>
-      <w:r>
-        <w:t xml:space="preserve"> </w:t>
-      </w:r>
-      <w:r>
-        <w:t xml:space="preserve">sınırını, 14.</w:t>
-      </w:r>
-      <w:r>
-        <w:t xml:space="preserve"> </w:t>
-      </w:r>
-      <w:r>
-        <w:t xml:space="preserve">hafta bunların</w:t>
-      </w:r>
-      <w:r>
-        <w:t xml:space="preserve"> </w:t>
-      </w:r>
-      <w:r>
-        <w:rPr>
-          <w:b/>
-          <w:bCs/>
-        </w:rPr>
-        <w:t xml:space="preserve">otomatik ve çeşitlendirilmiş</w:t>
-      </w:r>
-      <w:r>
-        <w:t xml:space="preserve"> </w:t>
-      </w:r>
-      <w:r>
-        <w:t xml:space="preserve">uygulamasını verir. Üçünün ortak kuralı aynıdır: gizleme</w:t>
-      </w:r>
-      <w:r>
-        <w:t xml:space="preserve"> </w:t>
-      </w:r>
-      <w:r>
-        <w:t xml:space="preserve">kırılamazlık vermez, maliyet yükseltir; gücü katmanlı savunmadan (RASP, anahtar yenileme, sunucu denetimi) ve</w:t>
-      </w:r>
-      <w:r>
-        <w:t xml:space="preserve"> </w:t>
-      </w:r>
-      <w:r>
-        <w:t xml:space="preserve">ölçülmüş olmaktan gelir.</w:t>
-      </w:r>
-    </w:p>
-    <w:bookmarkEnd w:id="32"/>
-    <w:bookmarkStart w:id="33" w:name="dönem-projesi-bu-hafta-s9-ileri-s15-hat"/>
+        <w:t xml:space="preserve">Tigress yalnız</w:t>
+      </w:r>
+      <w:r>
+        <w:t xml:space="preserve"> </w:t>
+      </w:r>
+      <w:r>
+        <w:rPr>
+          <w:b/>
+          <w:bCs/>
+        </w:rPr>
+        <w:t xml:space="preserve">kendi</w:t>
+      </w:r>
+      <w:r>
+        <w:t xml:space="preserve"> </w:t>
+      </w:r>
+      <w:r>
+        <w:t xml:space="preserve">kodunuza uygulanır. Amaç, başkasının programını analiz etmek değil,</w:t>
+      </w:r>
+      <w:r>
+        <w:t xml:space="preserve"> </w:t>
+      </w:r>
+      <w:r>
+        <w:rPr>
+          <w:b/>
+          <w:bCs/>
+        </w:rPr>
+        <w:t xml:space="preserve">kendi</w:t>
+      </w:r>
+      <w:r>
+        <w:t xml:space="preserve"> </w:t>
+      </w:r>
+      <w:r>
+        <w:t xml:space="preserve">kodunuzu</w:t>
+      </w:r>
+      <w:r>
+        <w:t xml:space="preserve"> </w:t>
+      </w:r>
+      <w:r>
+        <w:t xml:space="preserve">korumayı ve bunun maliyetini ölçmeyi öğrenmektir. Örnek program öğrencinin bilgisayarına zarar vermez; sistem</w:t>
+      </w:r>
+      <w:r>
+        <w:t xml:space="preserve"> </w:t>
+      </w:r>
+      <w:r>
+        <w:t xml:space="preserve">ayarı değiştirmez, ağa bir şey yapmaz. Bütün değerler sentetiktir.</w:t>
+      </w:r>
+    </w:p>
+    <w:bookmarkEnd w:id="35"/>
+    <w:bookmarkStart w:id="36" w:name="X450b175c1a5bc13bd213b38a8310069f409defa"/>
     <w:p>
       <w:pPr>
         <w:pStyle w:val="Heading2"/>
       </w:pPr>
       <w:r>
-        <w:t xml:space="preserve">10. Dönem projesi: bu hafta (S9 ileri + S15 hat)</w:t>
+        <w:t xml:space="preserve">9. Gizlemeyi derleme ve dağıtım hattına yerleştirmek (S15)</w:t>
+      </w:r>
+    </w:p>
+    <w:p>
+      <w:pPr>
+        <w:pStyle w:val="FirstParagraph"/>
+      </w:pPr>
+      <w:r>
+        <w:t xml:space="preserve">Gizleme,</w:t>
+      </w:r>
+      <w:r>
+        <w:t xml:space="preserve"> </w:t>
+      </w:r>
+      <w:r>
+        <w:t xml:space="preserve">“en sonda elle yapılan bir iş”</w:t>
+      </w:r>
+      <w:r>
+        <w:t xml:space="preserve"> </w:t>
+      </w:r>
+      <w:r>
+        <w:t xml:space="preserve">değil,</w:t>
+      </w:r>
+      <w:r>
+        <w:t xml:space="preserve"> </w:t>
+      </w:r>
+      <w:r>
+        <w:rPr>
+          <w:b/>
+          <w:bCs/>
+        </w:rPr>
+        <w:t xml:space="preserve">derleme hattının</w:t>
+      </w:r>
+      <w:r>
+        <w:t xml:space="preserve"> </w:t>
+      </w:r>
+      <w:r>
+        <w:t xml:space="preserve">bir adımı olmalıdır. Vize sonrası projenizin S15</w:t>
+      </w:r>
+      <w:r>
+        <w:t xml:space="preserve"> </w:t>
+      </w:r>
+      <w:r>
+        <w:t xml:space="preserve">bölümü tam olarak bunu belgeler:</w:t>
+      </w:r>
+    </w:p>
+    <w:p>
+      <w:pPr>
+        <w:pStyle w:val="SourceCode"/>
+      </w:pPr>
+      <w:r>
+        <w:rPr>
+          <w:rStyle w:val="VerbatimChar"/>
+        </w:rPr>
+        <w:t xml:space="preserve">kaynak → (Tigress dönüşüm hattı) → gizli kaynak → derleyici → ikili</w:t>
+      </w:r>
+      <w:r>
+        <w:br/>
+      </w:r>
+      <w:r>
+        <w:rPr>
+          <w:rStyle w:val="VerbatimChar"/>
+        </w:rPr>
+        <w:t xml:space="preserve">       → imzalama (sürüm imzası) → sürüm kimliği + özet → dağıtım</w:t>
       </w:r>
     </w:p>
     <w:p>
@@ -5168,26 +5532,22 @@
           <w:b/>
           <w:bCs/>
         </w:rPr>
-        <w:t xml:space="preserve">Bir dönüşüm hattı</w:t>
-      </w:r>
-      <w:r>
-        <w:t xml:space="preserve"> </w:t>
-      </w:r>
-      <w:r>
-        <w:t xml:space="preserve">seçin ve S9’a yazın: hangi fonksiyonlar, hangi dönüşümler, hangi sırayla,</w:t>
-      </w:r>
-      <w:r>
-        <w:t xml:space="preserve"> </w:t>
-      </w:r>
-      <w:r>
-        <w:rPr>
-          <w:b/>
-          <w:bCs/>
-        </w:rPr>
-        <w:t xml:space="preserve">neden</w:t>
-      </w:r>
-      <w:r>
-        <w:t xml:space="preserve">.</w:t>
+        <w:t xml:space="preserve">Yalnız hassas fonksiyonlar</w:t>
+      </w:r>
+      <w:r>
+        <w:t xml:space="preserve"> </w:t>
+      </w:r>
+      <w:r>
+        <w:t xml:space="preserve">gizlenir (</w:t>
+      </w:r>
+      <w:r>
+        <w:rPr>
+          <w:rStyle w:val="VerbatimChar"/>
+        </w:rPr>
+        <w:t xml:space="preserve">--Functions</w:t>
+      </w:r>
+      <w:r>
+        <w:t xml:space="preserve">); gerekçesi yazılır.</w:t>
       </w:r>
     </w:p>
     <w:p>
@@ -5199,17 +5559,23 @@
         </w:numPr>
       </w:pPr>
       <w:r>
-        <w:rPr>
-          <w:b/>
-          <w:bCs/>
-        </w:rPr>
-        <w:t xml:space="preserve">Ölçüm tablosu:</w:t>
-      </w:r>
-      <w:r>
-        <w:t xml:space="preserve"> </w:t>
-      </w:r>
-      <w:r>
-        <w:t xml:space="preserve">boyut, süre ve (varsa) blok sayısı — önce/sonra.</w:t>
+        <w:t xml:space="preserve">Her sürüm bir</w:t>
+      </w:r>
+      <w:r>
+        <w:t xml:space="preserve"> </w:t>
+      </w:r>
+      <w:r>
+        <w:rPr>
+          <w:b/>
+          <w:bCs/>
+        </w:rPr>
+        <w:t xml:space="preserve">tohumla</w:t>
+      </w:r>
+      <w:r>
+        <w:t xml:space="preserve"> </w:t>
+      </w:r>
+      <w:r>
+        <w:t xml:space="preserve">çeşitlendirilir; tohum ve sürüm kimliği kaydedilir.</w:t>
       </w:r>
     </w:p>
     <w:p>
@@ -5221,17 +5587,23 @@
         </w:numPr>
       </w:pPr>
       <w:r>
-        <w:rPr>
-          <w:b/>
-          <w:bCs/>
-        </w:rPr>
-        <w:t xml:space="preserve">Çeşitlendirme:</w:t>
-      </w:r>
-      <w:r>
-        <w:t xml:space="preserve"> </w:t>
-      </w:r>
-      <w:r>
-        <w:t xml:space="preserve">iki tohumla üretim ve fark ölçütü; uygulamayacaksanız gerekçesi.</w:t>
+        <w:t xml:space="preserve">Gizlemeden</w:t>
+      </w:r>
+      <w:r>
+        <w:t xml:space="preserve"> </w:t>
+      </w:r>
+      <w:r>
+        <w:rPr>
+          <w:b/>
+          <w:bCs/>
+        </w:rPr>
+        <w:t xml:space="preserve">sonra</w:t>
+      </w:r>
+      <w:r>
+        <w:t xml:space="preserve"> </w:t>
+      </w:r>
+      <w:r>
+        <w:t xml:space="preserve">imzalama yapılır; sürüm kimliği ve özet değerleri (12. haftadaki TOE kimliği) tutarlı olur.</w:t>
       </w:r>
     </w:p>
     <w:p>
@@ -5243,318 +5615,100 @@
         </w:numPr>
       </w:pPr>
       <w:r>
-        <w:rPr>
-          <w:b/>
-          <w:bCs/>
-        </w:rPr>
-        <w:t xml:space="preserve">S15 hattı:</w:t>
-      </w:r>
-      <w:r>
-        <w:t xml:space="preserve"> </w:t>
-      </w:r>
-      <w:r>
-        <w:t xml:space="preserve">gizleme + imzalama + sürüm kimliği adımlarını bir diyagramla belgeleyin.</w:t>
-      </w:r>
-    </w:p>
-    <w:p>
-      <w:pPr>
-        <w:pStyle w:val="Compact"/>
-        <w:numPr>
-          <w:ilvl w:val="0"/>
-          <w:numId w:val="1010"/>
-        </w:numPr>
-      </w:pPr>
-      <w:r>
-        <w:rPr>
-          <w:b/>
-          <w:bCs/>
-        </w:rPr>
-        <w:t xml:space="preserve">Davranış kanıtı:</w:t>
-      </w:r>
-      <w:r>
-        <w:t xml:space="preserve"> </w:t>
-      </w:r>
-      <w:r>
-        <w:t xml:space="preserve">gizlenmiş sürümün birim testlerini geçtiğini gösterin (S16 ile bağ).</w:t>
-      </w:r>
-    </w:p>
-    <w:bookmarkEnd w:id="33"/>
-    <w:bookmarkStart w:id="34" w:name="kendini-sınama"/>
+        <w:t xml:space="preserve">Hat, sürekli entegrasyonda (CI) çalışır; her sürümde birim testleri + boyut/hız ölçümü otomatik koşar.</w:t>
+      </w:r>
+    </w:p>
+    <w:p>
+      <w:pPr>
+        <w:pStyle w:val="BlockText"/>
+      </w:pPr>
+      <w:r>
+        <w:rPr>
+          <w:b/>
+          <w:bCs/>
+        </w:rPr>
+        <w:t xml:space="preserve">9, 11 ve 14. haftalar birlikte</w:t>
+      </w:r>
+    </w:p>
+    <w:p>
+      <w:pPr>
+        <w:pStyle w:val="BlockText"/>
+      </w:pPr>
+      <w:r>
+        <w:t xml:space="preserve">Bu üç hafta bir bütündür: 9. hafta gizleme</w:t>
+      </w:r>
+      <w:r>
+        <w:t xml:space="preserve"> </w:t>
+      </w:r>
+      <w:r>
+        <w:rPr>
+          <w:b/>
+          <w:bCs/>
+        </w:rPr>
+        <w:t xml:space="preserve">kurallarını</w:t>
+      </w:r>
+      <w:r>
+        <w:t xml:space="preserve">, 11. hafta anahtar için</w:t>
+      </w:r>
+      <w:r>
+        <w:t xml:space="preserve"> </w:t>
+      </w:r>
+      <w:r>
+        <w:rPr>
+          <w:b/>
+          <w:bCs/>
+        </w:rPr>
+        <w:t xml:space="preserve">whitebox</w:t>
+      </w:r>
+      <w:r>
+        <w:t xml:space="preserve"> </w:t>
+      </w:r>
+      <w:r>
+        <w:t xml:space="preserve">sınırını, 14.</w:t>
+      </w:r>
+      <w:r>
+        <w:t xml:space="preserve"> </w:t>
+      </w:r>
+      <w:r>
+        <w:t xml:space="preserve">hafta bunların</w:t>
+      </w:r>
+      <w:r>
+        <w:t xml:space="preserve"> </w:t>
+      </w:r>
+      <w:r>
+        <w:rPr>
+          <w:b/>
+          <w:bCs/>
+        </w:rPr>
+        <w:t xml:space="preserve">otomatik ve çeşitlendirilmiş</w:t>
+      </w:r>
+      <w:r>
+        <w:t xml:space="preserve"> </w:t>
+      </w:r>
+      <w:r>
+        <w:t xml:space="preserve">uygulamasını verir. Üçünün ortak kuralı aynıdır: gizleme</w:t>
+      </w:r>
+      <w:r>
+        <w:t xml:space="preserve"> </w:t>
+      </w:r>
+      <w:r>
+        <w:t xml:space="preserve">kırılamazlık vermez, maliyet yükseltir; gücü katmanlı savunmadan (RASP, anahtar yenileme, sunucu denetimi) ve</w:t>
+      </w:r>
+      <w:r>
+        <w:t xml:space="preserve"> </w:t>
+      </w:r>
+      <w:r>
+        <w:t xml:space="preserve">ölçülmüş olmaktan gelir.</w:t>
+      </w:r>
+    </w:p>
+    <w:bookmarkEnd w:id="36"/>
+    <w:bookmarkStart w:id="37" w:name="dönem-projesi-bu-hafta-s9-ileri-s15-hat"/>
     <w:p>
       <w:pPr>
         <w:pStyle w:val="Heading2"/>
       </w:pPr>
       <w:r>
-        <w:t xml:space="preserve">11. Kendini sınama</w:t>
-      </w:r>
-    </w:p>
-    <w:p>
-      <w:pPr>
-        <w:pStyle w:val="BlockText"/>
-      </w:pPr>
-      <w:r>
-        <w:rPr>
-          <w:b/>
-          <w:bCs/>
-        </w:rPr>
-        <w:t xml:space="preserve">1. Kaynaktan kaynağa gizleme nedir? El ile gizlemeye göre üç avantajı nedir?</w:t>
-      </w:r>
-    </w:p>
-    <w:p>
-      <w:pPr>
-        <w:pStyle w:val="BlockText"/>
-      </w:pPr>
-      <w:r>
-        <w:t xml:space="preserve">Kaynak koda dönüşüm uygulanıp</w:t>
-      </w:r>
-      <w:r>
-        <w:t xml:space="preserve"> </w:t>
-      </w:r>
-      <w:r>
-        <w:rPr>
-          <w:b/>
-          <w:bCs/>
-        </w:rPr>
-        <w:t xml:space="preserve">yeni kaynak kod (yine C)</w:t>
-      </w:r>
-      <w:r>
-        <w:t xml:space="preserve"> </w:t>
-      </w:r>
-      <w:r>
-        <w:t xml:space="preserve">üretilir, sonra normal derlenir. Avantajları:</w:t>
-      </w:r>
-      <w:r>
-        <w:t xml:space="preserve"> </w:t>
-      </w:r>
-      <w:r>
-        <w:rPr>
-          <w:b/>
-          <w:bCs/>
-        </w:rPr>
-        <w:t xml:space="preserve">tekrarlanabilir/otomatik</w:t>
-      </w:r>
-      <w:r>
-        <w:t xml:space="preserve"> </w:t>
-      </w:r>
-      <w:r>
-        <w:t xml:space="preserve">(her derlemede),</w:t>
-      </w:r>
-      <w:r>
-        <w:t xml:space="preserve"> </w:t>
-      </w:r>
-      <w:r>
-        <w:rPr>
-          <w:b/>
-          <w:bCs/>
-        </w:rPr>
-        <w:t xml:space="preserve">tutarlı ve ölçekli</w:t>
-      </w:r>
-      <w:r>
-        <w:t xml:space="preserve"> </w:t>
-      </w:r>
-      <w:r>
-        <w:t xml:space="preserve">(çok fonksiyona),</w:t>
-      </w:r>
-      <w:r>
-        <w:t xml:space="preserve"> </w:t>
-      </w:r>
-      <w:r>
-        <w:rPr>
-          <w:b/>
-          <w:bCs/>
-        </w:rPr>
-        <w:t xml:space="preserve">orijinal kaynak temiz kalır</w:t>
-      </w:r>
-      <w:r>
-        <w:t xml:space="preserve"> </w:t>
-      </w:r>
-      <w:r>
-        <w:t xml:space="preserve">(bakım kolay) — ayrıca tohumla çeşitlendirme.</w:t>
-      </w:r>
-    </w:p>
-    <w:p>
-      <w:pPr>
-        <w:pStyle w:val="BlockText"/>
-      </w:pPr>
-      <w:r>
-        <w:rPr>
-          <w:b/>
-          <w:bCs/>
-        </w:rPr>
-        <w:t xml:space="preserve">2. Tigress’in dersteki yeri nedir; hangi lisansla, neden derste ikilisi dağıtılmaz?</w:t>
-      </w:r>
-    </w:p>
-    <w:p>
-      <w:pPr>
-        <w:pStyle w:val="BlockText"/>
-      </w:pPr>
-      <w:r>
-        <w:t xml:space="preserve">Tigress kaynaktan kaynağa çalışan bir C gizleyicidir; akademik/ücretsiz olsa da kendi lisans/kullanım koşullarıyla dağıtılır, bu yüzden</w:t>
-      </w:r>
-      <w:r>
-        <w:t xml:space="preserve"> </w:t>
-      </w:r>
-      <w:r>
-        <w:rPr>
-          <w:b/>
-          <w:bCs/>
-        </w:rPr>
-        <w:t xml:space="preserve">herkes kendisi indirir</w:t>
-      </w:r>
-      <w:r>
-        <w:t xml:space="preserve">, derste ikilisi paylaşılmaz. Demolar Tigress yoksa temiz türev/fallback ile de çalışacak biçimde yazılmıştır.</w:t>
-      </w:r>
-    </w:p>
-    <w:p>
-      <w:pPr>
-        <w:pStyle w:val="BlockText"/>
-      </w:pPr>
-      <w:r>
-        <w:rPr>
-          <w:b/>
-          <w:bCs/>
-        </w:rPr>
-        <w:t xml:space="preserve">3. Şu dönüşümleri 9. hafta kurallarıyla eşleyin: Flatten, EncodeArithmetic, EncodeLiterals, Virtualize, AddOpaque.</w:t>
-      </w:r>
-    </w:p>
-    <w:p>
-      <w:pPr>
-        <w:pStyle w:val="BlockText"/>
-      </w:pPr>
-      <w:r>
-        <w:rPr>
-          <w:b/>
-          <w:bCs/>
-        </w:rPr>
-        <w:t xml:space="preserve">Flatten</w:t>
-      </w:r>
-      <w:r>
-        <w:t xml:space="preserve"> </w:t>
-      </w:r>
-      <w:r>
-        <w:t xml:space="preserve">= kontrol akışı düzleştirme;</w:t>
-      </w:r>
-      <w:r>
-        <w:t xml:space="preserve"> </w:t>
-      </w:r>
-      <w:r>
-        <w:rPr>
-          <w:b/>
-          <w:bCs/>
-        </w:rPr>
-        <w:t xml:space="preserve">EncodeArithmetic</w:t>
-      </w:r>
-      <w:r>
-        <w:t xml:space="preserve"> </w:t>
-      </w:r>
-      <w:r>
-        <w:t xml:space="preserve">= aritmetik gizleme;</w:t>
-      </w:r>
-      <w:r>
-        <w:t xml:space="preserve"> </w:t>
-      </w:r>
-      <w:r>
-        <w:rPr>
-          <w:b/>
-          <w:bCs/>
-        </w:rPr>
-        <w:t xml:space="preserve">EncodeLiterals</w:t>
-      </w:r>
-      <w:r>
-        <w:t xml:space="preserve"> </w:t>
-      </w:r>
-      <w:r>
-        <w:t xml:space="preserve">= sabit/dize gizleme;</w:t>
-      </w:r>
-      <w:r>
-        <w:t xml:space="preserve"> </w:t>
-      </w:r>
-      <w:r>
-        <w:rPr>
-          <w:b/>
-          <w:bCs/>
-        </w:rPr>
-        <w:t xml:space="preserve">Virtualize</w:t>
-      </w:r>
-      <w:r>
-        <w:t xml:space="preserve"> </w:t>
-      </w:r>
-      <w:r>
-        <w:t xml:space="preserve">= sanallaştırma (en güçlü, en pahalı);</w:t>
-      </w:r>
-      <w:r>
-        <w:t xml:space="preserve"> </w:t>
-      </w:r>
-      <w:r>
-        <w:rPr>
-          <w:b/>
-          <w:bCs/>
-        </w:rPr>
-        <w:t xml:space="preserve">AddOpaque</w:t>
-      </w:r>
-      <w:r>
-        <w:t xml:space="preserve"> </w:t>
-      </w:r>
-      <w:r>
-        <w:t xml:space="preserve">= opak yüklem/ölü dal ekleme.</w:t>
-      </w:r>
-    </w:p>
-    <w:p>
-      <w:pPr>
-        <w:pStyle w:val="BlockText"/>
-      </w:pPr>
-      <w:r>
-        <w:rPr>
-          <w:b/>
-          <w:bCs/>
-        </w:rPr>
-        <w:t xml:space="preserve">4. Bir dönüşüm hattı neden tek bir dönüşümden güçlüdür? Sıra neden önemlidir?</w:t>
-      </w:r>
-    </w:p>
-    <w:p>
-      <w:pPr>
-        <w:pStyle w:val="BlockText"/>
-      </w:pPr>
-      <w:r>
-        <w:t xml:space="preserve">Farklı dönüşümler farklı analiz tekniklerine karşı korur; birlikte</w:t>
-      </w:r>
-      <w:r>
-        <w:t xml:space="preserve"> </w:t>
-      </w:r>
-      <w:r>
-        <w:rPr>
-          <w:b/>
-          <w:bCs/>
-        </w:rPr>
-        <w:t xml:space="preserve">katmanlı direnç</w:t>
-      </w:r>
-      <w:r>
-        <w:t xml:space="preserve"> </w:t>
-      </w:r>
-      <w:r>
-        <w:t xml:space="preserve">oluştururlar. Sıra önemlidir: örn. önce düzleştirip sonra opak yüklem eklemek gerekir; yanlış sıra bazı dönüşümleri etkisizleştirebilir veya maliyeti gereksiz yere artırabilir.</w:t>
-      </w:r>
-    </w:p>
-    <w:p>
-      <w:pPr>
-        <w:pStyle w:val="BlockText"/>
-      </w:pPr>
-      <w:r>
-        <w:rPr>
-          <w:b/>
-          <w:bCs/>
-        </w:rPr>
-        <w:t xml:space="preserve">5. Her dönüşüm hattından sonra hangi iki şeyi</w:t>
-      </w:r>
-      <w:r>
-        <w:rPr>
-          <w:b/>
-          <w:bCs/>
-        </w:rPr>
-        <w:t xml:space="preserve"> </w:t>
-      </w:r>
-      <w:r>
-        <w:t xml:space="preserve">mutlaka** yaparsınız? (İpucu: davranış + maliyet)**</w:t>
+        <w:t xml:space="preserve">10. Dönem projesi: bu hafta (S9 ileri + S15 hat)</w:t>
       </w:r>
     </w:p>
     <w:p>
@@ -5570,29 +5724,124 @@
           <w:b/>
           <w:bCs/>
         </w:rPr>
-        <w:t xml:space="preserve">Davranışın değişmediğini test edersiniz</w:t>
-      </w:r>
-      <w:r>
-        <w:t xml:space="preserve"> </w:t>
-      </w:r>
-      <w:r>
-        <w:t xml:space="preserve">(birim testleri geçmeli — gizleme işlevi bozmamalı), (2)</w:t>
-      </w:r>
-      <w:r>
-        <w:t xml:space="preserve"> </w:t>
-      </w:r>
-      <w:r>
-        <w:rPr>
-          <w:b/>
-          <w:bCs/>
-        </w:rPr>
-        <w:t xml:space="preserve">maliyeti ölçersiniz</w:t>
-      </w:r>
-      <w:r>
-        <w:t xml:space="preserve"> </w:t>
-      </w:r>
-      <w:r>
-        <w:t xml:space="preserve">(boyut/hız/komut sayısı; önce ve sonra karşılaştırılır).</w:t>
+        <w:t xml:space="preserve">Bir dönüşüm hattı</w:t>
+      </w:r>
+      <w:r>
+        <w:t xml:space="preserve"> </w:t>
+      </w:r>
+      <w:r>
+        <w:t xml:space="preserve">seçin ve S9’a yazın: hangi fonksiyonlar, hangi dönüşümler, hangi sırayla,</w:t>
+      </w:r>
+      <w:r>
+        <w:t xml:space="preserve"> </w:t>
+      </w:r>
+      <w:r>
+        <w:rPr>
+          <w:b/>
+          <w:bCs/>
+        </w:rPr>
+        <w:t xml:space="preserve">neden</w:t>
+      </w:r>
+      <w:r>
+        <w:t xml:space="preserve">.</w:t>
+      </w:r>
+    </w:p>
+    <w:p>
+      <w:pPr>
+        <w:pStyle w:val="Compact"/>
+        <w:numPr>
+          <w:ilvl w:val="0"/>
+          <w:numId w:val="1011"/>
+        </w:numPr>
+      </w:pPr>
+      <w:r>
+        <w:rPr>
+          <w:b/>
+          <w:bCs/>
+        </w:rPr>
+        <w:t xml:space="preserve">Ölçüm tablosu:</w:t>
+      </w:r>
+      <w:r>
+        <w:t xml:space="preserve"> </w:t>
+      </w:r>
+      <w:r>
+        <w:t xml:space="preserve">boyut, süre ve (varsa) blok sayısı — önce/sonra.</w:t>
+      </w:r>
+    </w:p>
+    <w:p>
+      <w:pPr>
+        <w:pStyle w:val="Compact"/>
+        <w:numPr>
+          <w:ilvl w:val="0"/>
+          <w:numId w:val="1011"/>
+        </w:numPr>
+      </w:pPr>
+      <w:r>
+        <w:rPr>
+          <w:b/>
+          <w:bCs/>
+        </w:rPr>
+        <w:t xml:space="preserve">Çeşitlendirme:</w:t>
+      </w:r>
+      <w:r>
+        <w:t xml:space="preserve"> </w:t>
+      </w:r>
+      <w:r>
+        <w:t xml:space="preserve">iki tohumla üretim ve fark ölçütü; uygulamayacaksanız gerekçesi.</w:t>
+      </w:r>
+    </w:p>
+    <w:p>
+      <w:pPr>
+        <w:pStyle w:val="Compact"/>
+        <w:numPr>
+          <w:ilvl w:val="0"/>
+          <w:numId w:val="1011"/>
+        </w:numPr>
+      </w:pPr>
+      <w:r>
+        <w:rPr>
+          <w:b/>
+          <w:bCs/>
+        </w:rPr>
+        <w:t xml:space="preserve">S15 hattı:</w:t>
+      </w:r>
+      <w:r>
+        <w:t xml:space="preserve"> </w:t>
+      </w:r>
+      <w:r>
+        <w:t xml:space="preserve">gizleme + imzalama + sürüm kimliği adımlarını bir diyagramla belgeleyin.</w:t>
+      </w:r>
+    </w:p>
+    <w:p>
+      <w:pPr>
+        <w:pStyle w:val="Compact"/>
+        <w:numPr>
+          <w:ilvl w:val="0"/>
+          <w:numId w:val="1011"/>
+        </w:numPr>
+      </w:pPr>
+      <w:r>
+        <w:rPr>
+          <w:b/>
+          <w:bCs/>
+        </w:rPr>
+        <w:t xml:space="preserve">Davranış kanıtı:</w:t>
+      </w:r>
+      <w:r>
+        <w:t xml:space="preserve"> </w:t>
+      </w:r>
+      <w:r>
+        <w:t xml:space="preserve">gizlenmiş sürümün birim testlerini geçtiğini gösterin (S16 ile bağ).</w:t>
+      </w:r>
+    </w:p>
+    <w:bookmarkEnd w:id="37"/>
+    <w:bookmarkStart w:id="38" w:name="kendini-sınama"/>
+    <w:p>
+      <w:pPr>
+        <w:pStyle w:val="Heading2"/>
+      </w:pPr>
+      <w:r>
+        <w:t xml:space="preserve">11. Kendini sınama</w:t>
       </w:r>
     </w:p>
     <w:p>
@@ -5604,7 +5853,7 @@
           <w:b/>
           <w:bCs/>
         </w:rPr>
-        <w:t xml:space="preserve">6. Virtualize neden yalnız küçük ve kritik fonksiyonlara uygulanır?</w:t>
+        <w:t xml:space="preserve">1. Kaynaktan kaynağa gizleme nedir? El ile gizlemeye göre üç avantajı nedir?</w:t>
       </w:r>
     </w:p>
     <w:p>
@@ -5612,39 +5861,71 @@
         <w:pStyle w:val="BlockText"/>
       </w:pPr>
       <w:r>
-        <w:t xml:space="preserve">Sanallaştırma büyük</w:t>
-      </w:r>
-      <w:r>
-        <w:t xml:space="preserve"> </w:t>
-      </w:r>
-      <w:r>
-        <w:rPr>
-          <w:b/>
-          <w:bCs/>
-        </w:rPr>
-        <w:t xml:space="preserve">performans</w:t>
-      </w:r>
-      <w:r>
-        <w:t xml:space="preserve"> </w:t>
-      </w:r>
-      <w:r>
-        <w:t xml:space="preserve">ve</w:t>
-      </w:r>
-      <w:r>
-        <w:t xml:space="preserve"> </w:t>
-      </w:r>
-      <w:r>
-        <w:rPr>
-          <w:b/>
-          <w:bCs/>
-        </w:rPr>
-        <w:t xml:space="preserve">boyut</w:t>
-      </w:r>
-      <w:r>
-        <w:t xml:space="preserve"> </w:t>
-      </w:r>
-      <w:r>
-        <w:t xml:space="preserve">cezası getirir; her yere uygulanamaz. Bu yüzden yalnız değeri yüksek, küçük ve kritik fonksiyonlarda — maliyetin haklı çıktığı yerlerde — kullanılır.</w:t>
+        <w:t xml:space="preserve">Kaynak koda dönüşüm uygulanıp</w:t>
+      </w:r>
+      <w:r>
+        <w:t xml:space="preserve"> </w:t>
+      </w:r>
+      <w:r>
+        <w:rPr>
+          <w:b/>
+          <w:bCs/>
+        </w:rPr>
+        <w:t xml:space="preserve">yeni kaynak kod (yine C)</w:t>
+      </w:r>
+      <w:r>
+        <w:t xml:space="preserve"> </w:t>
+      </w:r>
+      <w:r>
+        <w:t xml:space="preserve">üretilir, sonra normal derlenir. Avantajları:</w:t>
+      </w:r>
+      <w:r>
+        <w:t xml:space="preserve"> </w:t>
+      </w:r>
+      <w:r>
+        <w:rPr>
+          <w:b/>
+          <w:bCs/>
+        </w:rPr>
+        <w:t xml:space="preserve">tekrarlanabilir/otomatik</w:t>
+      </w:r>
+      <w:r>
+        <w:t xml:space="preserve"> </w:t>
+      </w:r>
+      <w:r>
+        <w:t xml:space="preserve">(her derlemede),</w:t>
+      </w:r>
+      <w:r>
+        <w:t xml:space="preserve"> </w:t>
+      </w:r>
+      <w:r>
+        <w:rPr>
+          <w:b/>
+          <w:bCs/>
+        </w:rPr>
+        <w:t xml:space="preserve">tutarlı ve ölçekli</w:t>
+      </w:r>
+      <w:r>
+        <w:t xml:space="preserve"> </w:t>
+      </w:r>
+      <w:r>
+        <w:t xml:space="preserve">(çok fonksiyona),</w:t>
+      </w:r>
+      <w:r>
+        <w:t xml:space="preserve"> </w:t>
+      </w:r>
+      <w:r>
+        <w:rPr>
+          <w:b/>
+          <w:bCs/>
+        </w:rPr>
+        <w:t xml:space="preserve">orijinal kaynak temiz kalır</w:t>
+      </w:r>
+      <w:r>
+        <w:t xml:space="preserve"> </w:t>
+      </w:r>
+      <w:r>
+        <w:t xml:space="preserve">(bakım kolay) — ayrıca tohumla çeşitlendirme.</w:t>
       </w:r>
     </w:p>
     <w:p>
@@ -5656,22 +5937,7 @@
           <w:b/>
           <w:bCs/>
         </w:rPr>
-        <w:t xml:space="preserve">7. Tohum (</w:t>
-      </w:r>
-      <w:r>
-        <w:rPr>
-          <w:rStyle w:val="VerbatimChar"/>
-          <w:b/>
-          <w:bCs/>
-        </w:rPr>
-        <w:t xml:space="preserve">--Seed</w:t>
-      </w:r>
-      <w:r>
-        <w:rPr>
-          <w:b/>
-          <w:bCs/>
-        </w:rPr>
-        <w:t xml:space="preserve">) çeşitlendirmeyi nasıl sağlar? Uzayda ve zamanda çeşitlendirme farkı nedir?</w:t>
+        <w:t xml:space="preserve">2. Tigress’in dersteki yeri nedir; hangi lisansla, neden derste ikilisi dağıtılmaz?</w:t>
       </w:r>
     </w:p>
     <w:p>
@@ -5679,52 +5945,20 @@
         <w:pStyle w:val="BlockText"/>
       </w:pPr>
       <w:r>
-        <w:t xml:space="preserve">Aynı kaynak farklı</w:t>
-      </w:r>
-      <w:r>
-        <w:t xml:space="preserve"> </w:t>
-      </w:r>
-      <w:r>
-        <w:rPr>
-          <w:b/>
-          <w:bCs/>
-        </w:rPr>
-        <w:t xml:space="preserve">tohum</w:t>
-      </w:r>
-      <w:r>
-        <w:t xml:space="preserve">la gizlendiğinde araç farklı rastgele seçimler yapar → farklı ikili (aynı davranış).</w:t>
-      </w:r>
-      <w:r>
-        <w:t xml:space="preserve"> </w:t>
-      </w:r>
-      <w:r>
-        <w:rPr>
-          <w:b/>
-          <w:bCs/>
-        </w:rPr>
-        <w:t xml:space="preserve">Uzayda çeşitlendirme:</w:t>
-      </w:r>
-      <w:r>
-        <w:t xml:space="preserve"> </w:t>
-      </w:r>
-      <w:r>
-        <w:t xml:space="preserve">farklı kopyalar/kullanıcılar farklıdır (bir kırık herkesi kırmaz).</w:t>
-      </w:r>
-      <w:r>
-        <w:t xml:space="preserve"> </w:t>
-      </w:r>
-      <w:r>
-        <w:rPr>
-          <w:b/>
-          <w:bCs/>
-        </w:rPr>
-        <w:t xml:space="preserve">Zamanda çeşitlendirme:</w:t>
-      </w:r>
-      <w:r>
-        <w:t xml:space="preserve"> </w:t>
-      </w:r>
-      <w:r>
-        <w:t xml:space="preserve">sürümler arası değişir (bir kırık kalıcı olmaz).</w:t>
+        <w:t xml:space="preserve">Tigress kaynaktan kaynağa çalışan bir C gizleyicidir; akademik/ücretsiz olsa da kendi lisans/kullanım koşullarıyla dağıtılır, bu yüzden</w:t>
+      </w:r>
+      <w:r>
+        <w:t xml:space="preserve"> </w:t>
+      </w:r>
+      <w:r>
+        <w:rPr>
+          <w:b/>
+          <w:bCs/>
+        </w:rPr>
+        <w:t xml:space="preserve">herkes kendisi indirir</w:t>
+      </w:r>
+      <w:r>
+        <w:t xml:space="preserve">, derste ikilisi paylaşılmaz. Demolar Tigress yoksa temiz türev/fallback ile de çalışacak biçimde yazılmıştır.</w:t>
       </w:r>
     </w:p>
     <w:p>
@@ -5736,7 +5970,7 @@
           <w:b/>
           <w:bCs/>
         </w:rPr>
-        <w:t xml:space="preserve">8. Çeşitlendirme gizlemenin gücünü mü, ölçeklenmesini mi engeller?</w:t>
+        <w:t xml:space="preserve">3. Şu dönüşümleri 9. hafta kurallarıyla eşleyin: Flatten, EncodeArithmetic, EncodeLiterals, Virtualize, AddOpaque.</w:t>
       </w:r>
     </w:p>
     <w:p>
@@ -5748,13 +5982,77 @@
           <w:b/>
           <w:bCs/>
         </w:rPr>
-        <w:t xml:space="preserve">Ölçeklenmesini</w:t>
-      </w:r>
-      <w:r>
-        <w:t xml:space="preserve"> </w:t>
-      </w:r>
-      <w:r>
-        <w:t xml:space="preserve">engeller: tek bir kopyanın gücünü artırmaz ama bir saldırının tüm kopyalara/kullanıcılara yayılmasını (yeniden kullanımını) engeller.</w:t>
+        <w:t xml:space="preserve">Flatten</w:t>
+      </w:r>
+      <w:r>
+        <w:t xml:space="preserve"> </w:t>
+      </w:r>
+      <w:r>
+        <w:t xml:space="preserve">= kontrol akışı düzleştirme;</w:t>
+      </w:r>
+      <w:r>
+        <w:t xml:space="preserve"> </w:t>
+      </w:r>
+      <w:r>
+        <w:rPr>
+          <w:b/>
+          <w:bCs/>
+        </w:rPr>
+        <w:t xml:space="preserve">EncodeArithmetic</w:t>
+      </w:r>
+      <w:r>
+        <w:t xml:space="preserve"> </w:t>
+      </w:r>
+      <w:r>
+        <w:t xml:space="preserve">= aritmetik gizleme;</w:t>
+      </w:r>
+      <w:r>
+        <w:t xml:space="preserve"> </w:t>
+      </w:r>
+      <w:r>
+        <w:rPr>
+          <w:b/>
+          <w:bCs/>
+        </w:rPr>
+        <w:t xml:space="preserve">EncodeLiterals</w:t>
+      </w:r>
+      <w:r>
+        <w:t xml:space="preserve"> </w:t>
+      </w:r>
+      <w:r>
+        <w:t xml:space="preserve">= sabit/dize gizleme;</w:t>
+      </w:r>
+      <w:r>
+        <w:t xml:space="preserve"> </w:t>
+      </w:r>
+      <w:r>
+        <w:rPr>
+          <w:b/>
+          <w:bCs/>
+        </w:rPr>
+        <w:t xml:space="preserve">Virtualize</w:t>
+      </w:r>
+      <w:r>
+        <w:t xml:space="preserve"> </w:t>
+      </w:r>
+      <w:r>
+        <w:t xml:space="preserve">= sanallaştırma (en güçlü, en pahalı);</w:t>
+      </w:r>
+      <w:r>
+        <w:t xml:space="preserve"> </w:t>
+      </w:r>
+      <w:r>
+        <w:rPr>
+          <w:b/>
+          <w:bCs/>
+        </w:rPr>
+        <w:t xml:space="preserve">AddOpaque</w:t>
+      </w:r>
+      <w:r>
+        <w:t xml:space="preserve"> </w:t>
+      </w:r>
+      <w:r>
+        <w:t xml:space="preserve">= opak yüklem/ölü dal ekleme.</w:t>
       </w:r>
     </w:p>
     <w:p>
@@ -5766,7 +6064,7 @@
           <w:b/>
           <w:bCs/>
         </w:rPr>
-        <w:t xml:space="preserve">9. Banescu vd. çalışmasının ders için ana kuralı nedir? (Dayanıklılık ↔ maliyet)</w:t>
+        <w:t xml:space="preserve">4. Bir dönüşüm hattı neden tek bir dönüşümden güçlüdür? Sıra neden önemlidir?</w:t>
       </w:r>
     </w:p>
     <w:p>
@@ -5774,39 +6072,23 @@
         <w:pStyle w:val="BlockText"/>
       </w:pPr>
       <w:r>
-        <w:t xml:space="preserve">Daha güçlü dönüşüm daha çok</w:t>
-      </w:r>
-      <w:r>
-        <w:t xml:space="preserve"> </w:t>
-      </w:r>
-      <w:r>
-        <w:rPr>
-          <w:b/>
-          <w:bCs/>
-        </w:rPr>
-        <w:t xml:space="preserve">dayanıklılık</w:t>
-      </w:r>
-      <w:r>
-        <w:t xml:space="preserve"> </w:t>
-      </w:r>
-      <w:r>
-        <w:t xml:space="preserve">verir ama</w:t>
-      </w:r>
-      <w:r>
-        <w:t xml:space="preserve"> </w:t>
-      </w:r>
-      <w:r>
-        <w:rPr>
-          <w:b/>
-          <w:bCs/>
-        </w:rPr>
-        <w:t xml:space="preserve">performans/boyut maliyeti</w:t>
-      </w:r>
-      <w:r>
-        <w:t xml:space="preserve"> </w:t>
-      </w:r>
-      <w:r>
-        <w:t xml:space="preserve">de artar. Koruma, varlığın değeriyle orantılı seçilir; her şey en güçlü dönüşümle gizlenmez.</w:t>
+        <w:t xml:space="preserve">Farklı dönüşümler farklı analiz tekniklerine karşı korur; birlikte</w:t>
+      </w:r>
+      <w:r>
+        <w:t xml:space="preserve"> </w:t>
+      </w:r>
+      <w:r>
+        <w:rPr>
+          <w:b/>
+          <w:bCs/>
+        </w:rPr>
+        <w:t xml:space="preserve">katmanlı direnç</w:t>
+      </w:r>
+      <w:r>
+        <w:t xml:space="preserve"> </w:t>
+      </w:r>
+      <w:r>
+        <w:t xml:space="preserve">oluştururlar. Sıra önemlidir: örn. önce düzleştirip sonra opak yüklem eklemek gerekir; yanlış sıra bazı dönüşümleri etkisizleştirebilir veya maliyeti gereksiz yere artırabilir.</w:t>
       </w:r>
     </w:p>
     <w:p>
@@ -5818,209 +6100,17 @@
           <w:b/>
           <w:bCs/>
         </w:rPr>
-        <w:t xml:space="preserve">10. Gizlemeyi derleme hattına koyarken imzalama neden gizlemeden</w:t>
-      </w:r>
-      <w:r>
-        <w:rPr>
-          <w:b/>
-          <w:bCs/>
-        </w:rPr>
-        <w:t xml:space="preserve"> </w:t>
-      </w:r>
-      <w:r>
-        <w:t xml:space="preserve">sonra** gelir?**</w:t>
-      </w:r>
-    </w:p>
-    <w:p>
-      <w:pPr>
-        <w:pStyle w:val="BlockText"/>
-      </w:pPr>
-      <w:r>
-        <w:t xml:space="preserve">İmza</w:t>
-      </w:r>
-      <w:r>
-        <w:t xml:space="preserve"> </w:t>
-      </w:r>
-      <w:r>
-        <w:rPr>
-          <w:b/>
-          <w:bCs/>
-        </w:rPr>
-        <w:t xml:space="preserve">son ikiliyi</w:t>
-      </w:r>
-      <w:r>
-        <w:t xml:space="preserve"> </w:t>
-      </w:r>
-      <w:r>
-        <w:t xml:space="preserve">korur. Önce imzalanıp sonra gizlenirse ikili değişir ve imza geçersizleşir. Doğru sıra:</w:t>
-      </w:r>
-      <w:r>
-        <w:t xml:space="preserve"> </w:t>
-      </w:r>
-      <w:r>
-        <w:rPr>
-          <w:b/>
-          <w:bCs/>
-        </w:rPr>
-        <w:t xml:space="preserve">derle → gizle → (paketle) → imzala</w:t>
-      </w:r>
-      <w:r>
-        <w:t xml:space="preserve">.</w:t>
-      </w:r>
-    </w:p>
-    <w:p>
-      <w:pPr>
-        <w:pStyle w:val="BlockText"/>
-      </w:pPr>
-      <w:r>
-        <w:rPr>
-          <w:b/>
-          <w:bCs/>
-        </w:rPr>
-        <w:t xml:space="preserve">11. S15’te</w:t>
-      </w:r>
-      <w:r>
-        <w:rPr>
-          <w:b/>
-          <w:bCs/>
-        </w:rPr>
-        <w:t xml:space="preserve"> </w:t>
-      </w:r>
-      <w:r>
-        <w:rPr>
-          <w:b/>
-          <w:bCs/>
-        </w:rPr>
-        <w:t xml:space="preserve">‘yalnız hassas fonksiyonlar gizlenir’</w:t>
-      </w:r>
-      <w:r>
-        <w:rPr>
-          <w:b/>
-          <w:bCs/>
-        </w:rPr>
-        <w:t xml:space="preserve"> </w:t>
-      </w:r>
-      <w:r>
-        <w:rPr>
-          <w:b/>
-          <w:bCs/>
-        </w:rPr>
-        <w:t xml:space="preserve">kuralının gerekçesi nedir?</w:t>
-      </w:r>
-    </w:p>
-    <w:p>
-      <w:pPr>
-        <w:pStyle w:val="BlockText"/>
-      </w:pPr>
-      <w:r>
-        <w:t xml:space="preserve">Bütünü gizlemek performans/boyutu patlatır ve kodun çoğu zaten hassas değildir. Korumayı</w:t>
-      </w:r>
-      <w:r>
-        <w:t xml:space="preserve"> </w:t>
-      </w:r>
-      <w:r>
-        <w:rPr>
-          <w:b/>
-          <w:bCs/>
-        </w:rPr>
-        <w:t xml:space="preserve">kritik</w:t>
-      </w:r>
-      <w:r>
-        <w:t xml:space="preserve"> </w:t>
-      </w:r>
-      <w:r>
-        <w:t xml:space="preserve">fonksiyonlara yoğunlaştırmak maliyeti düşürür ve etkiyi artırır.</w:t>
-      </w:r>
-    </w:p>
-    <w:p>
-      <w:pPr>
-        <w:pStyle w:val="BlockText"/>
-      </w:pPr>
-      <w:r>
-        <w:rPr>
-          <w:b/>
-          <w:bCs/>
-        </w:rPr>
-        <w:t xml:space="preserve">12. 9, 11 ve 14. haftaların ortak kuralını bir cümleyle yazın.</w:t>
-      </w:r>
-    </w:p>
-    <w:p>
-      <w:pPr>
-        <w:pStyle w:val="BlockText"/>
-      </w:pPr>
-      <w:r>
-        <w:t xml:space="preserve">Koruma kırılamazlık değil</w:t>
-      </w:r>
-      <w:r>
-        <w:t xml:space="preserve"> </w:t>
-      </w:r>
-      <w:r>
-        <w:rPr>
-          <w:b/>
-          <w:bCs/>
-        </w:rPr>
-        <w:t xml:space="preserve">gecikme</w:t>
-      </w:r>
-      <w:r>
-        <w:t xml:space="preserve"> </w:t>
-      </w:r>
-      <w:r>
-        <w:t xml:space="preserve">sağlar; gücü</w:t>
-      </w:r>
-      <w:r>
-        <w:t xml:space="preserve"> </w:t>
-      </w:r>
-      <w:r>
-        <w:rPr>
-          <w:b/>
-          <w:bCs/>
-        </w:rPr>
-        <w:t xml:space="preserve">birliktelikten</w:t>
-      </w:r>
-      <w:r>
-        <w:t xml:space="preserve">,</w:t>
-      </w:r>
-      <w:r>
-        <w:t xml:space="preserve"> </w:t>
-      </w:r>
-      <w:r>
-        <w:rPr>
-          <w:b/>
-          <w:bCs/>
-        </w:rPr>
-        <w:t xml:space="preserve">çeşitlendirmeden</w:t>
-      </w:r>
-      <w:r>
-        <w:t xml:space="preserve"> </w:t>
-      </w:r>
-      <w:r>
-        <w:t xml:space="preserve">ve</w:t>
-      </w:r>
-      <w:r>
-        <w:t xml:space="preserve"> </w:t>
-      </w:r>
-      <w:r>
-        <w:rPr>
-          <w:b/>
-          <w:bCs/>
-        </w:rPr>
-        <w:t xml:space="preserve">ölçülmüş</w:t>
-      </w:r>
-      <w:r>
-        <w:t xml:space="preserve"> </w:t>
-      </w:r>
-      <w:r>
-        <w:t xml:space="preserve">olmaktan gelir.</w:t>
-      </w:r>
-    </w:p>
-    <w:bookmarkEnd w:id="34"/>
-    <w:bookmarkStart w:id="35" w:name="kaynaklar-ve-ileri-okuma"/>
-    <w:p>
-      <w:pPr>
-        <w:pStyle w:val="Heading2"/>
-      </w:pPr>
-      <w:r>
-        <w:t xml:space="preserve">12. Kaynaklar ve ileri okuma</w:t>
+        <w:t xml:space="preserve">5. Her dönüşüm hattından sonra hangi iki şeyi</w:t>
+      </w:r>
+      <w:r>
+        <w:rPr>
+          <w:b/>
+          <w:bCs/>
+        </w:rPr>
+        <w:t xml:space="preserve"> </w:t>
+      </w:r>
+      <w:r>
+        <w:t xml:space="preserve">mutlaka** yaparsınız? (İpucu: davranış + maliyet)**</w:t>
       </w:r>
     </w:p>
     <w:p>
@@ -6036,28 +6126,457 @@
           <w:b/>
           <w:bCs/>
         </w:rPr>
-        <w:t xml:space="preserve">Tigress</w:t>
-      </w:r>
-      <w:r>
-        <w:t xml:space="preserve"> </w:t>
-      </w:r>
-      <w:r>
-        <w:t xml:space="preserve">resmî sitesi ve çalışma sayfaları (</w:t>
+        <w:t xml:space="preserve">Davranışın değişmediğini test edersiniz</w:t>
+      </w:r>
+      <w:r>
+        <w:t xml:space="preserve"> </w:t>
+      </w:r>
+      <w:r>
+        <w:t xml:space="preserve">(birim testleri geçmeli — gizleme işlevi bozmamalı), (2)</w:t>
+      </w:r>
+      <w:r>
+        <w:t xml:space="preserve"> </w:t>
+      </w:r>
+      <w:r>
+        <w:rPr>
+          <w:b/>
+          <w:bCs/>
+        </w:rPr>
+        <w:t xml:space="preserve">maliyeti ölçersiniz</w:t>
+      </w:r>
+      <w:r>
+        <w:t xml:space="preserve"> </w:t>
+      </w:r>
+      <w:r>
+        <w:t xml:space="preserve">(boyut/hız/komut sayısı; önce ve sonra karşılaştırılır).</w:t>
+      </w:r>
+    </w:p>
+    <w:p>
+      <w:pPr>
+        <w:pStyle w:val="BlockText"/>
+      </w:pPr>
+      <w:r>
+        <w:rPr>
+          <w:b/>
+          <w:bCs/>
+        </w:rPr>
+        <w:t xml:space="preserve">6. Virtualize neden yalnız küçük ve kritik fonksiyonlara uygulanır?</w:t>
+      </w:r>
+    </w:p>
+    <w:p>
+      <w:pPr>
+        <w:pStyle w:val="BlockText"/>
+      </w:pPr>
+      <w:r>
+        <w:t xml:space="preserve">Sanallaştırma büyük</w:t>
+      </w:r>
+      <w:r>
+        <w:t xml:space="preserve"> </w:t>
+      </w:r>
+      <w:r>
+        <w:rPr>
+          <w:b/>
+          <w:bCs/>
+        </w:rPr>
+        <w:t xml:space="preserve">performans</w:t>
+      </w:r>
+      <w:r>
+        <w:t xml:space="preserve"> </w:t>
+      </w:r>
+      <w:r>
+        <w:t xml:space="preserve">ve</w:t>
+      </w:r>
+      <w:r>
+        <w:t xml:space="preserve"> </w:t>
+      </w:r>
+      <w:r>
+        <w:rPr>
+          <w:b/>
+          <w:bCs/>
+        </w:rPr>
+        <w:t xml:space="preserve">boyut</w:t>
+      </w:r>
+      <w:r>
+        <w:t xml:space="preserve"> </w:t>
+      </w:r>
+      <w:r>
+        <w:t xml:space="preserve">cezası getirir; her yere uygulanamaz. Bu yüzden yalnız değeri yüksek, küçük ve kritik fonksiyonlarda — maliyetin haklı çıktığı yerlerde — kullanılır.</w:t>
+      </w:r>
+    </w:p>
+    <w:p>
+      <w:pPr>
+        <w:pStyle w:val="BlockText"/>
+      </w:pPr>
+      <w:r>
+        <w:rPr>
+          <w:b/>
+          <w:bCs/>
+        </w:rPr>
+        <w:t xml:space="preserve">7. Tohum (</w:t>
       </w:r>
       <w:r>
         <w:rPr>
           <w:rStyle w:val="VerbatimChar"/>
-        </w:rPr>
-        <w:t xml:space="preserve">tigress.wtf</w:t>
-      </w:r>
-      <w:r>
-        <w:t xml:space="preserve">) — dönüşümler, sözdizimi, güncel sürüm (v4) ve lisans.</w:t>
-      </w:r>
-      <w:r>
-        <w:t xml:space="preserve"> </w:t>
-      </w:r>
-      <w:r>
-        <w:t xml:space="preserve">Öğrenciler güncel sürümü ve koşulları buradan doğrular.</w:t>
+          <w:b/>
+          <w:bCs/>
+        </w:rPr>
+        <w:t xml:space="preserve">--Seed</w:t>
+      </w:r>
+      <w:r>
+        <w:rPr>
+          <w:b/>
+          <w:bCs/>
+        </w:rPr>
+        <w:t xml:space="preserve">) çeşitlendirmeyi nasıl sağlar? Uzayda ve zamanda çeşitlendirme farkı nedir?</w:t>
+      </w:r>
+    </w:p>
+    <w:p>
+      <w:pPr>
+        <w:pStyle w:val="BlockText"/>
+      </w:pPr>
+      <w:r>
+        <w:t xml:space="preserve">Aynı kaynak farklı</w:t>
+      </w:r>
+      <w:r>
+        <w:t xml:space="preserve"> </w:t>
+      </w:r>
+      <w:r>
+        <w:rPr>
+          <w:b/>
+          <w:bCs/>
+        </w:rPr>
+        <w:t xml:space="preserve">tohum</w:t>
+      </w:r>
+      <w:r>
+        <w:t xml:space="preserve">la gizlendiğinde araç farklı rastgele seçimler yapar → farklı ikili (aynı davranış).</w:t>
+      </w:r>
+      <w:r>
+        <w:t xml:space="preserve"> </w:t>
+      </w:r>
+      <w:r>
+        <w:rPr>
+          <w:b/>
+          <w:bCs/>
+        </w:rPr>
+        <w:t xml:space="preserve">Uzayda çeşitlendirme:</w:t>
+      </w:r>
+      <w:r>
+        <w:t xml:space="preserve"> </w:t>
+      </w:r>
+      <w:r>
+        <w:t xml:space="preserve">farklı kopyalar/kullanıcılar farklıdır (bir kırık herkesi kırmaz).</w:t>
+      </w:r>
+      <w:r>
+        <w:t xml:space="preserve"> </w:t>
+      </w:r>
+      <w:r>
+        <w:rPr>
+          <w:b/>
+          <w:bCs/>
+        </w:rPr>
+        <w:t xml:space="preserve">Zamanda çeşitlendirme:</w:t>
+      </w:r>
+      <w:r>
+        <w:t xml:space="preserve"> </w:t>
+      </w:r>
+      <w:r>
+        <w:t xml:space="preserve">sürümler arası değişir (bir kırık kalıcı olmaz).</w:t>
+      </w:r>
+    </w:p>
+    <w:p>
+      <w:pPr>
+        <w:pStyle w:val="BlockText"/>
+      </w:pPr>
+      <w:r>
+        <w:rPr>
+          <w:b/>
+          <w:bCs/>
+        </w:rPr>
+        <w:t xml:space="preserve">8. Çeşitlendirme gizlemenin gücünü mü, ölçeklenmesini mi engeller?</w:t>
+      </w:r>
+    </w:p>
+    <w:p>
+      <w:pPr>
+        <w:pStyle w:val="BlockText"/>
+      </w:pPr>
+      <w:r>
+        <w:rPr>
+          <w:b/>
+          <w:bCs/>
+        </w:rPr>
+        <w:t xml:space="preserve">Ölçeklenmesini</w:t>
+      </w:r>
+      <w:r>
+        <w:t xml:space="preserve"> </w:t>
+      </w:r>
+      <w:r>
+        <w:t xml:space="preserve">engeller: tek bir kopyanın gücünü artırmaz ama bir saldırının tüm kopyalara/kullanıcılara yayılmasını (yeniden kullanımını) engeller.</w:t>
+      </w:r>
+    </w:p>
+    <w:p>
+      <w:pPr>
+        <w:pStyle w:val="BlockText"/>
+      </w:pPr>
+      <w:r>
+        <w:rPr>
+          <w:b/>
+          <w:bCs/>
+        </w:rPr>
+        <w:t xml:space="preserve">9. Banescu vd. çalışmasının ders için ana kuralı nedir? (Dayanıklılık ↔ maliyet)</w:t>
+      </w:r>
+    </w:p>
+    <w:p>
+      <w:pPr>
+        <w:pStyle w:val="BlockText"/>
+      </w:pPr>
+      <w:r>
+        <w:t xml:space="preserve">Daha güçlü dönüşüm daha çok</w:t>
+      </w:r>
+      <w:r>
+        <w:t xml:space="preserve"> </w:t>
+      </w:r>
+      <w:r>
+        <w:rPr>
+          <w:b/>
+          <w:bCs/>
+        </w:rPr>
+        <w:t xml:space="preserve">dayanıklılık</w:t>
+      </w:r>
+      <w:r>
+        <w:t xml:space="preserve"> </w:t>
+      </w:r>
+      <w:r>
+        <w:t xml:space="preserve">verir ama</w:t>
+      </w:r>
+      <w:r>
+        <w:t xml:space="preserve"> </w:t>
+      </w:r>
+      <w:r>
+        <w:rPr>
+          <w:b/>
+          <w:bCs/>
+        </w:rPr>
+        <w:t xml:space="preserve">performans/boyut maliyeti</w:t>
+      </w:r>
+      <w:r>
+        <w:t xml:space="preserve"> </w:t>
+      </w:r>
+      <w:r>
+        <w:t xml:space="preserve">de artar. Koruma, varlığın değeriyle orantılı seçilir; her şey en güçlü dönüşümle gizlenmez.</w:t>
+      </w:r>
+    </w:p>
+    <w:p>
+      <w:pPr>
+        <w:pStyle w:val="BlockText"/>
+      </w:pPr>
+      <w:r>
+        <w:rPr>
+          <w:b/>
+          <w:bCs/>
+        </w:rPr>
+        <w:t xml:space="preserve">10. Gizlemeyi derleme hattına koyarken imzalama neden gizlemeden</w:t>
+      </w:r>
+      <w:r>
+        <w:rPr>
+          <w:b/>
+          <w:bCs/>
+        </w:rPr>
+        <w:t xml:space="preserve"> </w:t>
+      </w:r>
+      <w:r>
+        <w:t xml:space="preserve">sonra** gelir?**</w:t>
+      </w:r>
+    </w:p>
+    <w:p>
+      <w:pPr>
+        <w:pStyle w:val="BlockText"/>
+      </w:pPr>
+      <w:r>
+        <w:t xml:space="preserve">İmza</w:t>
+      </w:r>
+      <w:r>
+        <w:t xml:space="preserve"> </w:t>
+      </w:r>
+      <w:r>
+        <w:rPr>
+          <w:b/>
+          <w:bCs/>
+        </w:rPr>
+        <w:t xml:space="preserve">son ikiliyi</w:t>
+      </w:r>
+      <w:r>
+        <w:t xml:space="preserve"> </w:t>
+      </w:r>
+      <w:r>
+        <w:t xml:space="preserve">korur. Önce imzalanıp sonra gizlenirse ikili değişir ve imza geçersizleşir. Doğru sıra:</w:t>
+      </w:r>
+      <w:r>
+        <w:t xml:space="preserve"> </w:t>
+      </w:r>
+      <w:r>
+        <w:rPr>
+          <w:b/>
+          <w:bCs/>
+        </w:rPr>
+        <w:t xml:space="preserve">derle → gizle → (paketle) → imzala</w:t>
+      </w:r>
+      <w:r>
+        <w:t xml:space="preserve">.</w:t>
+      </w:r>
+    </w:p>
+    <w:p>
+      <w:pPr>
+        <w:pStyle w:val="BlockText"/>
+      </w:pPr>
+      <w:r>
+        <w:rPr>
+          <w:b/>
+          <w:bCs/>
+        </w:rPr>
+        <w:t xml:space="preserve">11. S15’te</w:t>
+      </w:r>
+      <w:r>
+        <w:rPr>
+          <w:b/>
+          <w:bCs/>
+        </w:rPr>
+        <w:t xml:space="preserve"> </w:t>
+      </w:r>
+      <w:r>
+        <w:rPr>
+          <w:b/>
+          <w:bCs/>
+        </w:rPr>
+        <w:t xml:space="preserve">‘yalnız hassas fonksiyonlar gizlenir’</w:t>
+      </w:r>
+      <w:r>
+        <w:rPr>
+          <w:b/>
+          <w:bCs/>
+        </w:rPr>
+        <w:t xml:space="preserve"> </w:t>
+      </w:r>
+      <w:r>
+        <w:rPr>
+          <w:b/>
+          <w:bCs/>
+        </w:rPr>
+        <w:t xml:space="preserve">kuralının gerekçesi nedir?</w:t>
+      </w:r>
+    </w:p>
+    <w:p>
+      <w:pPr>
+        <w:pStyle w:val="BlockText"/>
+      </w:pPr>
+      <w:r>
+        <w:t xml:space="preserve">Bütünü gizlemek performans/boyutu patlatır ve kodun çoğu zaten hassas değildir. Korumayı</w:t>
+      </w:r>
+      <w:r>
+        <w:t xml:space="preserve"> </w:t>
+      </w:r>
+      <w:r>
+        <w:rPr>
+          <w:b/>
+          <w:bCs/>
+        </w:rPr>
+        <w:t xml:space="preserve">kritik</w:t>
+      </w:r>
+      <w:r>
+        <w:t xml:space="preserve"> </w:t>
+      </w:r>
+      <w:r>
+        <w:t xml:space="preserve">fonksiyonlara yoğunlaştırmak maliyeti düşürür ve etkiyi artırır.</w:t>
+      </w:r>
+    </w:p>
+    <w:p>
+      <w:pPr>
+        <w:pStyle w:val="BlockText"/>
+      </w:pPr>
+      <w:r>
+        <w:rPr>
+          <w:b/>
+          <w:bCs/>
+        </w:rPr>
+        <w:t xml:space="preserve">12. 9, 11 ve 14. haftaların ortak kuralını bir cümleyle yazın.</w:t>
+      </w:r>
+    </w:p>
+    <w:p>
+      <w:pPr>
+        <w:pStyle w:val="BlockText"/>
+      </w:pPr>
+      <w:r>
+        <w:t xml:space="preserve">Koruma kırılamazlık değil</w:t>
+      </w:r>
+      <w:r>
+        <w:t xml:space="preserve"> </w:t>
+      </w:r>
+      <w:r>
+        <w:rPr>
+          <w:b/>
+          <w:bCs/>
+        </w:rPr>
+        <w:t xml:space="preserve">gecikme</w:t>
+      </w:r>
+      <w:r>
+        <w:t xml:space="preserve"> </w:t>
+      </w:r>
+      <w:r>
+        <w:t xml:space="preserve">sağlar; gücü</w:t>
+      </w:r>
+      <w:r>
+        <w:t xml:space="preserve"> </w:t>
+      </w:r>
+      <w:r>
+        <w:rPr>
+          <w:b/>
+          <w:bCs/>
+        </w:rPr>
+        <w:t xml:space="preserve">birliktelikten</w:t>
+      </w:r>
+      <w:r>
+        <w:t xml:space="preserve">,</w:t>
+      </w:r>
+      <w:r>
+        <w:t xml:space="preserve"> </w:t>
+      </w:r>
+      <w:r>
+        <w:rPr>
+          <w:b/>
+          <w:bCs/>
+        </w:rPr>
+        <w:t xml:space="preserve">çeşitlendirmeden</w:t>
+      </w:r>
+      <w:r>
+        <w:t xml:space="preserve"> </w:t>
+      </w:r>
+      <w:r>
+        <w:t xml:space="preserve">ve</w:t>
+      </w:r>
+      <w:r>
+        <w:t xml:space="preserve"> </w:t>
+      </w:r>
+      <w:r>
+        <w:rPr>
+          <w:b/>
+          <w:bCs/>
+        </w:rPr>
+        <w:t xml:space="preserve">ölçülmüş</w:t>
+      </w:r>
+      <w:r>
+        <w:t xml:space="preserve"> </w:t>
+      </w:r>
+      <w:r>
+        <w:t xml:space="preserve">olmaktan gelir.</w:t>
+      </w:r>
+    </w:p>
+    <w:bookmarkEnd w:id="38"/>
+    <w:bookmarkStart w:id="39" w:name="kaynaklar-ve-ileri-okuma"/>
+    <w:p>
+      <w:pPr>
+        <w:pStyle w:val="Heading2"/>
+      </w:pPr>
+      <w:r>
+        <w:t xml:space="preserve">12. Kaynaklar ve ileri okuma</w:t>
       </w:r>
     </w:p>
     <w:p>
@@ -6065,27 +6584,36 @@
         <w:pStyle w:val="Compact"/>
         <w:numPr>
           <w:ilvl w:val="0"/>
-          <w:numId w:val="1012"/>
+          <w:numId w:val="1013"/>
         </w:numPr>
       </w:pPr>
       <w:r>
-        <w:t xml:space="preserve">C. Collberg, J. Nagra,</w:t>
-      </w:r>
-      <w:r>
-        <w:t xml:space="preserve"> </w:t>
-      </w:r>
-      <w:r>
-        <w:rPr>
-          <w:i/>
-          <w:iCs/>
-        </w:rPr>
-        <w:t xml:space="preserve">Surreptitious Software</w:t>
-      </w:r>
-      <w:r>
-        <w:t xml:space="preserve"> </w:t>
-      </w:r>
-      <w:r>
-        <w:t xml:space="preserve">— gizleme taksonomisi ve ölçme çerçevesi (9. haftayla ortak).</w:t>
+        <w:rPr>
+          <w:b/>
+          <w:bCs/>
+        </w:rPr>
+        <w:t xml:space="preserve">Tigress</w:t>
+      </w:r>
+      <w:r>
+        <w:t xml:space="preserve"> </w:t>
+      </w:r>
+      <w:r>
+        <w:t xml:space="preserve">resmî sitesi ve çalışma sayfaları (</w:t>
+      </w:r>
+      <w:r>
+        <w:rPr>
+          <w:rStyle w:val="VerbatimChar"/>
+        </w:rPr>
+        <w:t xml:space="preserve">tigress.wtf</w:t>
+      </w:r>
+      <w:r>
+        <w:t xml:space="preserve">) — dönüşümler, sözdizimi, güncel sürüm (v4) ve lisans.</w:t>
+      </w:r>
+      <w:r>
+        <w:t xml:space="preserve"> </w:t>
+      </w:r>
+      <w:r>
+        <w:t xml:space="preserve">Öğrenciler güncel sürümü ve koşulları buradan doğrular.</w:t>
       </w:r>
     </w:p>
     <w:p>
@@ -6093,11 +6621,27 @@
         <w:pStyle w:val="Compact"/>
         <w:numPr>
           <w:ilvl w:val="0"/>
-          <w:numId w:val="1012"/>
+          <w:numId w:val="1013"/>
         </w:numPr>
       </w:pPr>
       <w:r>
-        <w:t xml:space="preserve">S. Banescu, C. Collberg vd. — Tigress dönüşümlerinin sembolik yürütmeye (KLEE) dayanıklılığının ölçülmesi.</w:t>
+        <w:t xml:space="preserve">C. Collberg, J. Nagra,</w:t>
+      </w:r>
+      <w:r>
+        <w:t xml:space="preserve"> </w:t>
+      </w:r>
+      <w:r>
+        <w:rPr>
+          <w:i/>
+          <w:iCs/>
+        </w:rPr>
+        <w:t xml:space="preserve">Surreptitious Software</w:t>
+      </w:r>
+      <w:r>
+        <w:t xml:space="preserve"> </w:t>
+      </w:r>
+      <w:r>
+        <w:t xml:space="preserve">— gizleme taksonomisi ve ölçme çerçevesi (9. haftayla ortak).</w:t>
       </w:r>
     </w:p>
     <w:p>
@@ -6105,10 +6649,22 @@
         <w:pStyle w:val="Compact"/>
         <w:numPr>
           <w:ilvl w:val="0"/>
-          <w:numId w:val="1012"/>
+          <w:numId w:val="1013"/>
         </w:numPr>
       </w:pPr>
       <w:r>
+        <w:t xml:space="preserve">S. Banescu, C. Collberg vd. — Tigress dönüşümlerinin sembolik yürütmeye (KLEE) dayanıklılığının ölçülmesi.</w:t>
+      </w:r>
+    </w:p>
+    <w:p>
+      <w:pPr>
+        <w:pStyle w:val="Compact"/>
+        <w:numPr>
+          <w:ilvl w:val="0"/>
+          <w:numId w:val="1013"/>
+        </w:numPr>
+      </w:pPr>
+      <w:r>
         <w:t xml:space="preserve">Obfuscator-LLVM (O-LLVM) — derleyici tabanlı gizlemeye alternatif (9. hafta K-11).</w:t>
       </w:r>
     </w:p>
@@ -6148,8 +6704,8 @@
         <w:t xml:space="preserve">(S15) ve ölçümleri (S9) beklenir. 16. haftada Quiz-2 (9–14. haftalar).</w:t>
       </w:r>
     </w:p>
-    <w:bookmarkEnd w:id="35"/>
-    <w:bookmarkEnd w:id="36"/>
+    <w:bookmarkEnd w:id="39"/>
+    <w:bookmarkEnd w:id="40"/>
     <w:sectPr>
       <w:headerReference r:id="rId9" w:type="default"/>
       <w:footerReference r:id="rId10" w:type="default"/>
@@ -6762,34 +7318,7 @@
     <w:abstractNumId w:val="991"/>
   </w:num>
   <w:num w:numId="1003">
-    <w:abstractNumId w:val="99419"/>
-    <w:lvlOverride w:ilvl="0">
-      <w:startOverride w:val="9"/>
-    </w:lvlOverride>
-    <w:lvlOverride w:ilvl="1">
-      <w:startOverride w:val="9"/>
-    </w:lvlOverride>
-    <w:lvlOverride w:ilvl="2">
-      <w:startOverride w:val="9"/>
-    </w:lvlOverride>
-    <w:lvlOverride w:ilvl="3">
-      <w:startOverride w:val="9"/>
-    </w:lvlOverride>
-    <w:lvlOverride w:ilvl="4">
-      <w:startOverride w:val="9"/>
-    </w:lvlOverride>
-    <w:lvlOverride w:ilvl="5">
-      <w:startOverride w:val="9"/>
-    </w:lvlOverride>
-    <w:lvlOverride w:ilvl="6">
-      <w:startOverride w:val="9"/>
-    </w:lvlOverride>
-    <w:lvlOverride w:ilvl="7">
-      <w:startOverride w:val="9"/>
-    </w:lvlOverride>
-    <w:lvlOverride w:ilvl="8">
-      <w:startOverride w:val="9"/>
-    </w:lvlOverride>
+    <w:abstractNumId w:val="991"/>
   </w:num>
   <w:num w:numId="1004">
     <w:abstractNumId w:val="99419"/>
@@ -6822,6 +7351,36 @@
     </w:lvlOverride>
   </w:num>
   <w:num w:numId="1005">
+    <w:abstractNumId w:val="99419"/>
+    <w:lvlOverride w:ilvl="0">
+      <w:startOverride w:val="9"/>
+    </w:lvlOverride>
+    <w:lvlOverride w:ilvl="1">
+      <w:startOverride w:val="9"/>
+    </w:lvlOverride>
+    <w:lvlOverride w:ilvl="2">
+      <w:startOverride w:val="9"/>
+    </w:lvlOverride>
+    <w:lvlOverride w:ilvl="3">
+      <w:startOverride w:val="9"/>
+    </w:lvlOverride>
+    <w:lvlOverride w:ilvl="4">
+      <w:startOverride w:val="9"/>
+    </w:lvlOverride>
+    <w:lvlOverride w:ilvl="5">
+      <w:startOverride w:val="9"/>
+    </w:lvlOverride>
+    <w:lvlOverride w:ilvl="6">
+      <w:startOverride w:val="9"/>
+    </w:lvlOverride>
+    <w:lvlOverride w:ilvl="7">
+      <w:startOverride w:val="9"/>
+    </w:lvlOverride>
+    <w:lvlOverride w:ilvl="8">
+      <w:startOverride w:val="9"/>
+    </w:lvlOverride>
+  </w:num>
+  <w:num w:numId="1006">
     <w:abstractNumId w:val="99411"/>
     <w:lvlOverride w:ilvl="0">
       <w:startOverride w:val="1"/>
@@ -6851,13 +7410,13 @@
       <w:startOverride w:val="1"/>
     </w:lvlOverride>
   </w:num>
-  <w:num w:numId="1006">
-    <w:abstractNumId w:val="991"/>
-  </w:num>
   <w:num w:numId="1007">
     <w:abstractNumId w:val="991"/>
   </w:num>
   <w:num w:numId="1008">
+    <w:abstractNumId w:val="991"/>
+  </w:num>
+  <w:num w:numId="1009">
     <w:abstractNumId w:val="99411"/>
     <w:lvlOverride w:ilvl="0">
       <w:startOverride w:val="1"/>
@@ -6887,10 +7446,10 @@
       <w:startOverride w:val="1"/>
     </w:lvlOverride>
   </w:num>
-  <w:num w:numId="1009">
+  <w:num w:numId="1010">
     <w:abstractNumId w:val="991"/>
   </w:num>
-  <w:num w:numId="1010">
+  <w:num w:numId="1011">
     <w:abstractNumId w:val="99411"/>
     <w:lvlOverride w:ilvl="0">
       <w:startOverride w:val="1"/>
@@ -6920,7 +7479,7 @@
       <w:startOverride w:val="1"/>
     </w:lvlOverride>
   </w:num>
-  <w:num w:numId="1011">
+  <w:num w:numId="1012">
     <w:abstractNumId w:val="99431"/>
     <w:lvlOverride w:ilvl="0">
       <w:startOverride w:val="1"/>
@@ -6950,7 +7509,7 @@
       <w:startOverride w:val="1"/>
     </w:lvlOverride>
   </w:num>
-  <w:num w:numId="1012">
+  <w:num w:numId="1013">
     <w:abstractNumId w:val="991"/>
   </w:num>
 </w:numbering>

--- a/docs/week-14/cen429-week-14-ders-notu.tr.docx
+++ b/docs/week-14/cen429-week-14-ders-notu.tr.docx
@@ -2,7 +2,7 @@
 <file path=word/document.xml><?xml version="1.0" encoding="utf-8"?>
 <w:document xmlns:w="http://schemas.openxmlformats.org/wordprocessingml/2006/main" xmlns:m="http://schemas.openxmlformats.org/officeDocument/2006/math" xmlns:r="http://schemas.openxmlformats.org/officeDocument/2006/relationships" xmlns:o="urn:schemas-microsoft-com:office:office" xmlns:v="urn:schemas-microsoft-com:vml" xmlns:w10="urn:schemas-microsoft-com:office:word" xmlns:a="http://schemas.openxmlformats.org/drawingml/2006/main" xmlns:pic="http://schemas.openxmlformats.org/drawingml/2006/picture" xmlns:wp="http://schemas.openxmlformats.org/drawingml/2006/wordprocessingDrawing">
   <w:body>
-    <w:bookmarkStart w:id="40" w:name="hafta-14-tigress-ve-çeşitlendirme"/>
+    <w:bookmarkStart w:id="54" w:name="hafta-14-tigress-ve-çeşitlendirme"/>
     <w:p>
       <w:pPr>
         <w:pStyle w:val="Heading1"/>
@@ -1083,13 +1083,13 @@
         </w:pict>
       </w:r>
     </w:p>
-    <w:bookmarkStart w:id="23" w:name="kaynaktan-kaynağa-gizleme-nedir"/>
+    <w:bookmarkStart w:id="34" w:name="temel-kavramlar-sıfırdan"/>
     <w:p>
       <w:pPr>
         <w:pStyle w:val="Heading2"/>
       </w:pPr>
       <w:r>
-        <w:t xml:space="preserve">1. Kaynaktan kaynağa gizleme nedir?</w:t>
+        <w:t xml:space="preserve">0. Temel kavramlar (sıfırdan)</w:t>
       </w:r>
     </w:p>
     <w:p>
@@ -1097,117 +1097,110 @@
         <w:pStyle w:val="FirstParagraph"/>
       </w:pPr>
       <w:r>
-        <w:t xml:space="preserve">Dokuzuncu haftada gizleme kurallarını</w:t>
-      </w:r>
-      <w:r>
-        <w:t xml:space="preserve"> </w:t>
-      </w:r>
-      <w:r>
-        <w:rPr>
-          <w:b/>
-          <w:bCs/>
-        </w:rPr>
-        <w:t xml:space="preserve">el ile</w:t>
-      </w:r>
-      <w:r>
-        <w:t xml:space="preserve"> </w:t>
-      </w:r>
-      <w:r>
-        <w:t xml:space="preserve">uyguladık: opak yüklem, düzleştirme, dize kodlama, sahte dal. El ile</w:t>
-      </w:r>
-      <w:r>
-        <w:t xml:space="preserve"> </w:t>
-      </w:r>
-      <w:r>
-        <w:t xml:space="preserve">gizleme öğreticidir ama üç sorunu vardır: (1)</w:t>
-      </w:r>
-      <w:r>
-        <w:t xml:space="preserve"> </w:t>
-      </w:r>
-      <w:r>
-        <w:rPr>
-          <w:b/>
-          <w:bCs/>
-        </w:rPr>
-        <w:t xml:space="preserve">hataya açıktır</w:t>
-      </w:r>
-      <w:r>
-        <w:t xml:space="preserve"> </w:t>
-      </w:r>
-      <w:r>
-        <w:t xml:space="preserve">— el ile yazılan gizleme kodu davranışı bozabilir;</w:t>
-      </w:r>
-      <w:r>
-        <w:t xml:space="preserve"> </w:t>
-      </w:r>
-      <w:r>
-        <w:t xml:space="preserve">(2)</w:t>
-      </w:r>
-      <w:r>
-        <w:t xml:space="preserve"> </w:t>
-      </w:r>
-      <w:r>
-        <w:rPr>
-          <w:b/>
-          <w:bCs/>
-        </w:rPr>
-        <w:t xml:space="preserve">bakımı zordur</w:t>
-      </w:r>
-      <w:r>
-        <w:t xml:space="preserve"> </w:t>
-      </w:r>
-      <w:r>
-        <w:t xml:space="preserve">— kaynak okunamaz hale gelir; (3)</w:t>
-      </w:r>
-      <w:r>
-        <w:t xml:space="preserve"> </w:t>
-      </w:r>
-      <w:r>
-        <w:rPr>
-          <w:b/>
-          <w:bCs/>
-        </w:rPr>
-        <w:t xml:space="preserve">çeşitlendirilemez</w:t>
-      </w:r>
-      <w:r>
-        <w:t xml:space="preserve"> </w:t>
-      </w:r>
-      <w:r>
-        <w:t xml:space="preserve">— her kopyayı el ile farklılaştıramazsınız.</w:t>
-      </w:r>
-      <w:r>
-        <w:t xml:space="preserve"> </w:t>
-      </w:r>
-      <w:r>
-        <w:t xml:space="preserve">Çözüm, gizlemeyi bir</w:t>
-      </w:r>
-      <w:r>
-        <w:t xml:space="preserve"> </w:t>
-      </w:r>
-      <w:r>
-        <w:rPr>
-          <w:b/>
-          <w:bCs/>
-        </w:rPr>
-        <w:t xml:space="preserve">araca</w:t>
-      </w:r>
-      <w:r>
-        <w:t xml:space="preserve"> </w:t>
-      </w:r>
-      <w:r>
-        <w:t xml:space="preserve">yaptırmaktır.</w:t>
-      </w:r>
-    </w:p>
-    <w:p>
-      <w:pPr>
-        <w:pStyle w:val="BlockText"/>
-      </w:pPr>
-      <w:r>
-        <w:rPr>
-          <w:b/>
-          <w:bCs/>
-        </w:rPr>
-        <w:t xml:space="preserve">Kısa tarihçe: kaynaktan kaynağa gizleme ve çeşitlendirme</w:t>
+        <w:t xml:space="preserve">Bu bölüm</w:t>
+      </w:r>
+      <w:r>
+        <w:t xml:space="preserve"> </w:t>
+      </w:r>
+      <w:r>
+        <w:rPr>
+          <w:b/>
+          <w:bCs/>
+        </w:rPr>
+        <w:t xml:space="preserve">hiçbir ön bilgi varsaymaz</w:t>
+      </w:r>
+      <w:r>
+        <w:t xml:space="preserve">. Haftanın geri kalanında kullanacağımız terimleri sıfırdan tanımlıyoruz. Bir terimi bilmiyorsanız önce burayı okuyun; sonraki bölümler bunların üzerine kurulur.</w:t>
+      </w:r>
+    </w:p>
+    <w:bookmarkStart w:id="21" w:name="neden-bu-bölüm"/>
+    <w:p>
+      <w:pPr>
+        <w:pStyle w:val="Heading3"/>
+      </w:pPr>
+      <w:r>
+        <w:t xml:space="preserve">Neden bu bölüm?</w:t>
+      </w:r>
+    </w:p>
+    <w:p>
+      <w:pPr>
+        <w:pStyle w:val="FirstParagraph"/>
+      </w:pPr>
+      <w:r>
+        <w:t xml:space="preserve">Bugün</w:t>
+      </w:r>
+      <w:r>
+        <w:t xml:space="preserve"> </w:t>
+      </w:r>
+      <w:r>
+        <w:t xml:space="preserve">“kaynaktan kaynağa”</w:t>
+      </w:r>
+      <w:r>
+        <w:t xml:space="preserve">,</w:t>
+      </w:r>
+      <w:r>
+        <w:t xml:space="preserve"> </w:t>
+      </w:r>
+      <w:r>
+        <w:t xml:space="preserve">“dönüşüm”</w:t>
+      </w:r>
+      <w:r>
+        <w:t xml:space="preserve">,</w:t>
+      </w:r>
+      <w:r>
+        <w:t xml:space="preserve"> </w:t>
+      </w:r>
+      <w:r>
+        <w:t xml:space="preserve">“tohum”</w:t>
+      </w:r>
+      <w:r>
+        <w:t xml:space="preserve">,</w:t>
+      </w:r>
+      <w:r>
+        <w:t xml:space="preserve"> </w:t>
+      </w:r>
+      <w:r>
+        <w:t xml:space="preserve">“derleme hattı”</w:t>
+      </w:r>
+      <w:r>
+        <w:t xml:space="preserve"> </w:t>
+      </w:r>
+      <w:r>
+        <w:t xml:space="preserve">gibi terimler geçecek.</w:t>
+      </w:r>
+    </w:p>
+    <w:p>
+      <w:pPr>
+        <w:pStyle w:val="BodyText"/>
+      </w:pPr>
+      <w:r>
+        <w:t xml:space="preserve">Önce hepsini</w:t>
+      </w:r>
+      <w:r>
+        <w:t xml:space="preserve"> </w:t>
+      </w:r>
+      <w:r>
+        <w:rPr>
+          <w:b/>
+          <w:bCs/>
+        </w:rPr>
+        <w:t xml:space="preserve">tek tek</w:t>
+      </w:r>
+      <w:r>
+        <w:t xml:space="preserve"> </w:t>
+      </w:r>
+      <w:r>
+        <w:t xml:space="preserve">tanımlayalım.</w:t>
+      </w:r>
+    </w:p>
+    <w:bookmarkEnd w:id="21"/>
+    <w:bookmarkStart w:id="22" w:name="hatırlatma-kaynak-derleyici-ikili"/>
+    <w:p>
+      <w:pPr>
+        <w:pStyle w:val="Heading3"/>
+      </w:pPr>
+      <w:r>
+        <w:t xml:space="preserve">Hatırlatma · kaynak, derleyici, ikili</w:t>
       </w:r>
     </w:p>
     <w:p>
@@ -1223,41 +1216,13 @@
           <w:b/>
           <w:bCs/>
         </w:rPr>
-        <w:t xml:space="preserve">1993</w:t>
-      </w:r>
-      <w:r>
-        <w:t xml:space="preserve"> </w:t>
-      </w:r>
-      <w:r>
-        <w:t xml:space="preserve">— Cohen,</w:t>
-      </w:r>
-      <w:r>
-        <w:t xml:space="preserve"> </w:t>
-      </w:r>
-      <w:r>
-        <w:t xml:space="preserve">“program evolution”</w:t>
-      </w:r>
-      <w:r>
-        <w:t xml:space="preserve"> </w:t>
-      </w:r>
-      <w:r>
-        <w:t xml:space="preserve">ile</w:t>
-      </w:r>
-      <w:r>
-        <w:t xml:space="preserve"> </w:t>
-      </w:r>
-      <w:r>
-        <w:rPr>
-          <w:b/>
-          <w:bCs/>
-        </w:rPr>
-        <w:t xml:space="preserve">çeşitlendirme</w:t>
-      </w:r>
-      <w:r>
-        <w:t xml:space="preserve"> </w:t>
-      </w:r>
-      <w:r>
-        <w:t xml:space="preserve">fikrini ortaya atar: aynı işlev, farklı ikili.</w:t>
+        <w:t xml:space="preserve">Kaynak kod:</w:t>
+      </w:r>
+      <w:r>
+        <w:t xml:space="preserve"> </w:t>
+      </w:r>
+      <w:r>
+        <w:t xml:space="preserve">insanın yazdığı program metni (C dosyası).</w:t>
       </w:r>
     </w:p>
     <w:p>
@@ -1273,13 +1238,13 @@
           <w:b/>
           <w:bCs/>
         </w:rPr>
-        <w:t xml:space="preserve">1997</w:t>
-      </w:r>
-      <w:r>
-        <w:t xml:space="preserve"> </w:t>
-      </w:r>
-      <w:r>
-        <w:t xml:space="preserve">— Collberg vd. gizleme taksonomisi (9. hafta’nın temeli).</w:t>
+        <w:t xml:space="preserve">Derleyici:</w:t>
+      </w:r>
+      <w:r>
+        <w:t xml:space="preserve"> </w:t>
+      </w:r>
+      <w:r>
+        <w:t xml:space="preserve">kaynağı makine koduna çeviren program (gcc/clang).</w:t>
       </w:r>
     </w:p>
     <w:p>
@@ -1295,327 +1260,23 @@
           <w:b/>
           <w:bCs/>
         </w:rPr>
-        <w:t xml:space="preserve">2013</w:t>
-      </w:r>
-      <w:r>
-        <w:t xml:space="preserve"> </w:t>
-      </w:r>
-      <w:r>
-        <w:t xml:space="preserve">—</w:t>
-      </w:r>
-      <w:r>
-        <w:t xml:space="preserve"> </w:t>
-      </w:r>
-      <w:r>
-        <w:rPr>
-          <w:b/>
-          <w:bCs/>
-        </w:rPr>
-        <w:t xml:space="preserve">Obfuscator-LLVM (O-LLVM)</w:t>
-      </w:r>
-      <w:r>
-        <w:t xml:space="preserve">: derleyici tabanlı gizleme.</w:t>
-      </w:r>
-    </w:p>
-    <w:p>
-      <w:pPr>
-        <w:pStyle w:val="Compact"/>
-        <w:numPr>
-          <w:ilvl w:val="0"/>
-          <w:numId w:val="1002"/>
-        </w:numPr>
-      </w:pPr>
-      <w:r>
-        <w:rPr>
-          <w:b/>
-          <w:bCs/>
-        </w:rPr>
-        <w:t xml:space="preserve">2010’lar</w:t>
-      </w:r>
-      <w:r>
-        <w:t xml:space="preserve"> </w:t>
-      </w:r>
-      <w:r>
-        <w:t xml:space="preserve">—</w:t>
-      </w:r>
-      <w:r>
-        <w:t xml:space="preserve"> </w:t>
-      </w:r>
-      <w:r>
-        <w:rPr>
-          <w:b/>
-          <w:bCs/>
-        </w:rPr>
-        <w:t xml:space="preserve">Tigress</w:t>
-      </w:r>
-      <w:r>
-        <w:t xml:space="preserve"> </w:t>
-      </w:r>
-      <w:r>
-        <w:t xml:space="preserve">(Christian Collberg): C için</w:t>
-      </w:r>
-      <w:r>
-        <w:t xml:space="preserve"> </w:t>
-      </w:r>
-      <w:r>
-        <w:rPr>
-          <w:b/>
-          <w:bCs/>
-        </w:rPr>
-        <w:t xml:space="preserve">kaynaktan kaynağa</w:t>
-      </w:r>
-      <w:r>
-        <w:t xml:space="preserve"> </w:t>
-      </w:r>
-      <w:r>
-        <w:t xml:space="preserve">gizleyici + sanallaştırma + çeşitlendirme; araştırmada dayanıklılık ölçümünün fiili standardı.</w:t>
-      </w:r>
-    </w:p>
-    <w:p>
-      <w:pPr>
-        <w:pStyle w:val="Compact"/>
-        <w:numPr>
-          <w:ilvl w:val="0"/>
-          <w:numId w:val="1002"/>
-        </w:numPr>
-      </w:pPr>
-      <w:r>
-        <w:rPr>
-          <w:b/>
-          <w:bCs/>
-        </w:rPr>
-        <w:t xml:space="preserve">2016–2017</w:t>
-      </w:r>
-      <w:r>
-        <w:t xml:space="preserve"> </w:t>
-      </w:r>
-      <w:r>
-        <w:t xml:space="preserve">— Banescu vd. Tigress + KLEE ile dönüşüm</w:t>
-      </w:r>
-      <w:r>
-        <w:t xml:space="preserve"> </w:t>
-      </w:r>
-      <w:r>
-        <w:rPr>
-          <w:b/>
-          <w:bCs/>
-        </w:rPr>
-        <w:t xml:space="preserve">dayanıklılığını ölçer</w:t>
-      </w:r>
-      <w:r>
-        <w:t xml:space="preserve"> </w:t>
-      </w:r>
-      <w:r>
-        <w:t xml:space="preserve">→</w:t>
-      </w:r>
-      <w:r>
-        <w:t xml:space="preserve"> </w:t>
-      </w:r>
-      <w:r>
-        <w:t xml:space="preserve">“</w:t>
-      </w:r>
-      <w:r>
-        <w:rPr>
-          <w:b/>
-          <w:bCs/>
-        </w:rPr>
-        <w:t xml:space="preserve">dayanıklılık ↔ maliyet</w:t>
-      </w:r>
-      <w:r>
-        <w:t xml:space="preserve">”</w:t>
-      </w:r>
-      <w:r>
-        <w:t xml:space="preserve"> </w:t>
-      </w:r>
-      <w:r>
-        <w:t xml:space="preserve">kuralı.</w:t>
-      </w:r>
-    </w:p>
-    <w:p>
-      <w:pPr>
-        <w:pStyle w:val="FirstParagraph"/>
-      </w:pPr>
-      <w:r>
-        <w:rPr>
-          <w:b/>
-          <w:bCs/>
-        </w:rPr>
-        <w:t xml:space="preserve">Kaynaktan kaynağa</w:t>
-      </w:r>
-      <w:r>
-        <w:t xml:space="preserve"> </w:t>
-      </w:r>
-      <w:r>
-        <w:t xml:space="preserve">(source-to-source) gizleme, bir aracın</w:t>
-      </w:r>
-      <w:r>
-        <w:t xml:space="preserve"> </w:t>
-      </w:r>
-      <w:r>
-        <w:rPr>
-          <w:b/>
-          <w:bCs/>
-        </w:rPr>
-        <w:t xml:space="preserve">C kaynağını girdi alıp yine C kaynağı</w:t>
-      </w:r>
-      <w:r>
-        <w:t xml:space="preserve"> </w:t>
-      </w:r>
-      <w:r>
-        <w:t xml:space="preserve">üretmesidir;</w:t>
-      </w:r>
-      <w:r>
-        <w:t xml:space="preserve"> </w:t>
-      </w:r>
-      <w:r>
-        <w:t xml:space="preserve">üretilen kaynak, davranışça özdeş ama okunması çok daha zordur ve normal derleyicinizle derlenir. Bu yaklaşımın en</w:t>
-      </w:r>
-      <w:r>
-        <w:t xml:space="preserve"> </w:t>
-      </w:r>
-      <w:r>
-        <w:t xml:space="preserve">bilinen aracı</w:t>
-      </w:r>
-      <w:r>
-        <w:t xml:space="preserve"> </w:t>
-      </w:r>
-      <w:r>
-        <w:rPr>
-          <w:b/>
-          <w:bCs/>
-        </w:rPr>
-        <w:t xml:space="preserve">Tigress</w:t>
-      </w:r>
-      <w:r>
-        <w:t xml:space="preserve">’tir.</w:t>
-      </w:r>
-    </w:p>
-    <w:p>
-      <w:pPr>
-        <w:pStyle w:val="SourceCode"/>
-      </w:pPr>
-      <w:r>
-        <w:rPr>
-          <w:rStyle w:val="VerbatimChar"/>
-        </w:rPr>
-        <w:t xml:space="preserve">Sizin kaynağınız (okunur)  ──►  [ Tigress: dönüşümleri uygula ]  ──►  Gizlenmiş kaynak (C)  ──►  derleyici  ──►  ikili</w:t>
-      </w:r>
-      <w:r>
-        <w:br/>
-      </w:r>
-      <w:r>
-        <w:rPr>
-          <w:rStyle w:val="VerbatimChar"/>
-        </w:rPr>
-        <w:t xml:space="preserve">        ^ bakımı siz yaparsınız                                              ^ bu dağıtılır</w:t>
-      </w:r>
-    </w:p>
-    <w:p>
-      <w:pPr>
-        <w:pStyle w:val="FirstParagraph"/>
-      </w:pPr>
-      <w:r>
-        <w:t xml:space="preserve">Önemli fark: siz</w:t>
-      </w:r>
-      <w:r>
-        <w:t xml:space="preserve"> </w:t>
-      </w:r>
-      <w:r>
-        <w:rPr>
-          <w:b/>
-          <w:bCs/>
-        </w:rPr>
-        <w:t xml:space="preserve">okunur</w:t>
-      </w:r>
-      <w:r>
-        <w:t xml:space="preserve"> </w:t>
-      </w:r>
-      <w:r>
-        <w:t xml:space="preserve">kaynağı korur ve bakımını yaparsınız; gizleme,</w:t>
-      </w:r>
-      <w:r>
-        <w:t xml:space="preserve"> </w:t>
-      </w:r>
-      <w:r>
-        <w:rPr>
-          <w:b/>
-          <w:bCs/>
-        </w:rPr>
-        <w:t xml:space="preserve">derleme hattında</w:t>
-      </w:r>
-      <w:r>
-        <w:t xml:space="preserve"> </w:t>
-      </w:r>
-      <w:r>
-        <w:t xml:space="preserve">otomatik bir adım</w:t>
-      </w:r>
-      <w:r>
-        <w:t xml:space="preserve"> </w:t>
-      </w:r>
-      <w:r>
-        <w:t xml:space="preserve">olarak çalışır. Bu, 9. haftadaki</w:t>
-      </w:r>
-      <w:r>
-        <w:t xml:space="preserve"> </w:t>
-      </w:r>
-      <w:r>
-        <w:t xml:space="preserve">“her gizleme bakım maliyeti getirir”</w:t>
-      </w:r>
-      <w:r>
-        <w:t xml:space="preserve"> </w:t>
-      </w:r>
-      <w:r>
-        <w:t xml:space="preserve">sorununu büyük ölçüde çözer: bakım maliyeti</w:t>
-      </w:r>
-      <w:r>
-        <w:t xml:space="preserve"> </w:t>
-      </w:r>
-      <w:r>
-        <w:t xml:space="preserve">okunur kaynakta kalır, dağıtılan kaynak gizlidir.</w:t>
-      </w:r>
-    </w:p>
-    <w:bookmarkStart w:id="21" w:name="tigress-nedir-nereye-oturur"/>
+        <w:t xml:space="preserve">İkili dosya:</w:t>
+      </w:r>
+      <w:r>
+        <w:t xml:space="preserve"> </w:t>
+      </w:r>
+      <w:r>
+        <w:t xml:space="preserve">çalıştırılan sonuç.</w:t>
+      </w:r>
+    </w:p>
+    <w:bookmarkEnd w:id="22"/>
+    <w:bookmarkStart w:id="23" w:name="hatırlatma-gizleme"/>
     <w:p>
       <w:pPr>
         <w:pStyle w:val="Heading3"/>
       </w:pPr>
       <w:r>
-        <w:t xml:space="preserve">Tigress nedir, nereye oturur?</w:t>
-      </w:r>
-    </w:p>
-    <w:p>
-      <w:pPr>
-        <w:pStyle w:val="FirstParagraph"/>
-      </w:pPr>
-      <w:r>
-        <w:t xml:space="preserve">Tigress, Arizona Üniversitesi’nden Christian Collberg ve ekibinin geliştirdiği bir</w:t>
-      </w:r>
-      <w:r>
-        <w:t xml:space="preserve"> </w:t>
-      </w:r>
-      <w:r>
-        <w:rPr>
-          <w:b/>
-          <w:bCs/>
-        </w:rPr>
-        <w:t xml:space="preserve">kaynaktan kaynağa C gizleyici ve</w:t>
-      </w:r>
-      <w:r>
-        <w:rPr>
-          <w:b/>
-          <w:bCs/>
-        </w:rPr>
-        <w:t xml:space="preserve"> </w:t>
-      </w:r>
-      <w:r>
-        <w:rPr>
-          <w:b/>
-          <w:bCs/>
-        </w:rPr>
-        <w:t xml:space="preserve">çeşitlendiricidir</w:t>
-      </w:r>
-      <w:r>
-        <w:t xml:space="preserve">. Bu dersteki yeri:</w:t>
+        <w:t xml:space="preserve">Hatırlatma · gizleme</w:t>
       </w:r>
     </w:p>
     <w:p>
@@ -1626,36 +1287,34 @@
           <w:numId w:val="1003"/>
         </w:numPr>
       </w:pPr>
-    </w:p>
-    <w:p>
-      <w:pPr>
-        <w:pStyle w:val="Compact"/>
-        <w:numPr>
-          <w:ilvl w:val="1"/>
-          <w:numId w:val="1004"/>
-        </w:numPr>
-      </w:pPr>
-      <w:r>
-        <w:t xml:space="preserve">haftadaki</w:t>
-      </w:r>
-      <w:r>
-        <w:t xml:space="preserve"> </w:t>
-      </w:r>
-      <w:r>
-        <w:rPr>
-          <w:b/>
-          <w:bCs/>
-        </w:rPr>
-        <w:t xml:space="preserve">el ile kuralların otomatik karşılığıdır</w:t>
-      </w:r>
-      <w:r>
-        <w:t xml:space="preserve">: düzleştirme, opak yüklem, veri kodlama, sanallaştırma —</w:t>
-      </w:r>
-      <w:r>
-        <w:t xml:space="preserve"> </w:t>
-      </w:r>
-      <w:r>
-        <w:t xml:space="preserve">hepsi birer dönüşüm (transform) olarak.</w:t>
+      <w:r>
+        <w:rPr>
+          <w:b/>
+          <w:bCs/>
+        </w:rPr>
+        <w:t xml:space="preserve">Kod gizleme (obfuscation):</w:t>
+      </w:r>
+      <w:r>
+        <w:t xml:space="preserve"> </w:t>
+      </w:r>
+      <w:r>
+        <w:t xml:space="preserve">davranışı değiştirmeden kodu</w:t>
+      </w:r>
+      <w:r>
+        <w:t xml:space="preserve"> </w:t>
+      </w:r>
+      <w:r>
+        <w:rPr>
+          <w:b/>
+          <w:bCs/>
+        </w:rPr>
+        <w:t xml:space="preserve">anlaşılması zor</w:t>
+      </w:r>
+      <w:r>
+        <w:t xml:space="preserve"> </w:t>
+      </w:r>
+      <w:r>
+        <w:t xml:space="preserve">hale getirmek.</w:t>
       </w:r>
     </w:p>
     <w:p>
@@ -1667,7 +1326,17 @@
         </w:numPr>
       </w:pPr>
       <w:r>
-        <w:t xml:space="preserve">Çok platformludur (Linux, macOS, Windows, Android; Intel/ARM/WebAssembly) ve GCC/Clang/MSVC ile çalışır.</w:t>
+        <w:t xml:space="preserve">Amaç: saldırgan için maliyeti artırmak (9. hafta).</w:t>
+      </w:r>
+    </w:p>
+    <w:bookmarkEnd w:id="23"/>
+    <w:bookmarkStart w:id="24" w:name="kaynaktan-kaynağa-source-to-source"/>
+    <w:p>
+      <w:pPr>
+        <w:pStyle w:val="Heading3"/>
+      </w:pPr>
+      <w:r>
+        <w:t xml:space="preserve">Kaynaktan kaynağa (source-to-source)</w:t>
       </w:r>
     </w:p>
     <w:p>
@@ -1675,10 +1344,1168 @@
         <w:pStyle w:val="Compact"/>
         <w:numPr>
           <w:ilvl w:val="0"/>
-          <w:numId w:val="1003"/>
+          <w:numId w:val="1004"/>
         </w:numPr>
       </w:pPr>
       <w:r>
+        <w:t xml:space="preserve">Girdi: C kaynağı. Çıktı:</w:t>
+      </w:r>
+      <w:r>
+        <w:t xml:space="preserve"> </w:t>
+      </w:r>
+      <w:r>
+        <w:rPr>
+          <w:b/>
+          <w:bCs/>
+        </w:rPr>
+        <w:t xml:space="preserve">yine C kaynağı</w:t>
+      </w:r>
+      <w:r>
+        <w:t xml:space="preserve"> </w:t>
+      </w:r>
+      <w:r>
+        <w:t xml:space="preserve">— ama gizlenmiş.</w:t>
+      </w:r>
+    </w:p>
+    <w:p>
+      <w:pPr>
+        <w:pStyle w:val="Compact"/>
+        <w:numPr>
+          <w:ilvl w:val="0"/>
+          <w:numId w:val="1004"/>
+        </w:numPr>
+      </w:pPr>
+      <w:r>
+        <w:t xml:space="preserve">Sonra normal derleyicinizle derlenir.</w:t>
+      </w:r>
+    </w:p>
+    <w:p>
+      <w:pPr>
+        <w:pStyle w:val="SourceCode"/>
+      </w:pPr>
+      <w:r>
+        <w:rPr>
+          <w:rStyle w:val="VerbatimChar"/>
+        </w:rPr>
+        <w:t xml:space="preserve">temiz.c → [araç] → gizli.c → derleyici → ikili</w:t>
+      </w:r>
+    </w:p>
+    <w:bookmarkEnd w:id="24"/>
+    <w:bookmarkStart w:id="25" w:name="dönüşüm-transform-nedir"/>
+    <w:p>
+      <w:pPr>
+        <w:pStyle w:val="Heading3"/>
+      </w:pPr>
+      <w:r>
+        <w:t xml:space="preserve">Dönüşüm (transform) nedir?</w:t>
+      </w:r>
+    </w:p>
+    <w:p>
+      <w:pPr>
+        <w:pStyle w:val="Compact"/>
+        <w:numPr>
+          <w:ilvl w:val="0"/>
+          <w:numId w:val="1005"/>
+        </w:numPr>
+      </w:pPr>
+      <w:r>
+        <w:rPr>
+          <w:b/>
+          <w:bCs/>
+        </w:rPr>
+        <w:t xml:space="preserve">Dönüşüm:</w:t>
+      </w:r>
+      <w:r>
+        <w:t xml:space="preserve"> </w:t>
+      </w:r>
+      <w:r>
+        <w:t xml:space="preserve">kaynağa uygulanan tek bir gizleme işlemi (ör. düzleştirme).</w:t>
+      </w:r>
+    </w:p>
+    <w:p>
+      <w:pPr>
+        <w:pStyle w:val="Compact"/>
+        <w:numPr>
+          <w:ilvl w:val="0"/>
+          <w:numId w:val="1005"/>
+        </w:numPr>
+      </w:pPr>
+      <w:r>
+        <w:t xml:space="preserve">Araç birçok dönüşüm sunar; siz hangisini, nereye seçersiniz.</w:t>
+      </w:r>
+    </w:p>
+    <w:bookmarkEnd w:id="25"/>
+    <w:bookmarkStart w:id="26" w:name="dönüşüm-hattı-pipeline"/>
+    <w:p>
+      <w:pPr>
+        <w:pStyle w:val="Heading3"/>
+      </w:pPr>
+      <w:r>
+        <w:t xml:space="preserve">Dönüşüm hattı (pipeline)</w:t>
+      </w:r>
+    </w:p>
+    <w:p>
+      <w:pPr>
+        <w:pStyle w:val="Compact"/>
+        <w:numPr>
+          <w:ilvl w:val="0"/>
+          <w:numId w:val="1006"/>
+        </w:numPr>
+      </w:pPr>
+      <w:r>
+        <w:rPr>
+          <w:b/>
+          <w:bCs/>
+        </w:rPr>
+        <w:t xml:space="preserve">Hat:</w:t>
+      </w:r>
+      <w:r>
+        <w:t xml:space="preserve"> </w:t>
+      </w:r>
+      <w:r>
+        <w:t xml:space="preserve">birden çok dönüşümün</w:t>
+      </w:r>
+      <w:r>
+        <w:t xml:space="preserve"> </w:t>
+      </w:r>
+      <w:r>
+        <w:rPr>
+          <w:b/>
+          <w:bCs/>
+        </w:rPr>
+        <w:t xml:space="preserve">sırayla</w:t>
+      </w:r>
+      <w:r>
+        <w:t xml:space="preserve"> </w:t>
+      </w:r>
+      <w:r>
+        <w:t xml:space="preserve">uygulanması.</w:t>
+      </w:r>
+    </w:p>
+    <w:p>
+      <w:pPr>
+        <w:pStyle w:val="Compact"/>
+        <w:numPr>
+          <w:ilvl w:val="0"/>
+          <w:numId w:val="1006"/>
+        </w:numPr>
+      </w:pPr>
+      <w:r>
+        <w:t xml:space="preserve">Her dönüşüm bir öncekinin çıktısına uygulanır.</w:t>
+      </w:r>
+    </w:p>
+    <w:p>
+      <w:pPr>
+        <w:pStyle w:val="Compact"/>
+        <w:numPr>
+          <w:ilvl w:val="0"/>
+          <w:numId w:val="1006"/>
+        </w:numPr>
+      </w:pPr>
+      <w:r>
+        <w:t xml:space="preserve">Sıra önemlidir.</w:t>
+      </w:r>
+    </w:p>
+    <w:bookmarkEnd w:id="26"/>
+    <w:bookmarkStart w:id="27" w:name="tohum-seed-nedir"/>
+    <w:p>
+      <w:pPr>
+        <w:pStyle w:val="Heading3"/>
+      </w:pPr>
+      <w:r>
+        <w:t xml:space="preserve">Tohum (seed) nedir?</w:t>
+      </w:r>
+    </w:p>
+    <w:p>
+      <w:pPr>
+        <w:pStyle w:val="Compact"/>
+        <w:numPr>
+          <w:ilvl w:val="0"/>
+          <w:numId w:val="1007"/>
+        </w:numPr>
+      </w:pPr>
+      <w:r>
+        <w:rPr>
+          <w:b/>
+          <w:bCs/>
+        </w:rPr>
+        <w:t xml:space="preserve">Tohum:</w:t>
+      </w:r>
+      <w:r>
+        <w:t xml:space="preserve"> </w:t>
+      </w:r>
+      <w:r>
+        <w:t xml:space="preserve">rastgeleliği yöneten bir başlangıç sayısı.</w:t>
+      </w:r>
+    </w:p>
+    <w:p>
+      <w:pPr>
+        <w:pStyle w:val="Compact"/>
+        <w:numPr>
+          <w:ilvl w:val="0"/>
+          <w:numId w:val="1007"/>
+        </w:numPr>
+      </w:pPr>
+      <w:r>
+        <w:t xml:space="preserve">Aynı dönüşüm + farklı tohum =</w:t>
+      </w:r>
+      <w:r>
+        <w:t xml:space="preserve"> </w:t>
+      </w:r>
+      <w:r>
+        <w:rPr>
+          <w:b/>
+          <w:bCs/>
+        </w:rPr>
+        <w:t xml:space="preserve">farklı</w:t>
+      </w:r>
+      <w:r>
+        <w:t xml:space="preserve"> </w:t>
+      </w:r>
+      <w:r>
+        <w:t xml:space="preserve">gizlenmiş çıktı.</w:t>
+      </w:r>
+    </w:p>
+    <w:p>
+      <w:pPr>
+        <w:pStyle w:val="Compact"/>
+        <w:numPr>
+          <w:ilvl w:val="0"/>
+          <w:numId w:val="1007"/>
+        </w:numPr>
+      </w:pPr>
+      <w:r>
+        <w:t xml:space="preserve">Çeşitlendirmenin anahtarı budur.</w:t>
+      </w:r>
+    </w:p>
+    <w:bookmarkEnd w:id="27"/>
+    <w:bookmarkStart w:id="28" w:name="çeşitlendirme-diversification"/>
+    <w:p>
+      <w:pPr>
+        <w:pStyle w:val="Heading3"/>
+      </w:pPr>
+      <w:r>
+        <w:t xml:space="preserve">Çeşitlendirme (diversification)</w:t>
+      </w:r>
+    </w:p>
+    <w:p>
+      <w:pPr>
+        <w:pStyle w:val="Compact"/>
+        <w:numPr>
+          <w:ilvl w:val="0"/>
+          <w:numId w:val="1008"/>
+        </w:numPr>
+      </w:pPr>
+      <w:r>
+        <w:rPr>
+          <w:b/>
+          <w:bCs/>
+        </w:rPr>
+        <w:t xml:space="preserve">Çeşitlendirme:</w:t>
+      </w:r>
+      <w:r>
+        <w:t xml:space="preserve"> </w:t>
+      </w:r>
+      <w:r>
+        <w:t xml:space="preserve">aynı kaynaktan</w:t>
+      </w:r>
+      <w:r>
+        <w:t xml:space="preserve"> </w:t>
+      </w:r>
+      <w:r>
+        <w:rPr>
+          <w:b/>
+          <w:bCs/>
+        </w:rPr>
+        <w:t xml:space="preserve">davranışça eş, yapıca farklı</w:t>
+      </w:r>
+      <w:r>
+        <w:t xml:space="preserve"> </w:t>
+      </w:r>
+      <w:r>
+        <w:t xml:space="preserve">ikili dosyalar üretmek.</w:t>
+      </w:r>
+    </w:p>
+    <w:p>
+      <w:pPr>
+        <w:pStyle w:val="Compact"/>
+        <w:numPr>
+          <w:ilvl w:val="0"/>
+          <w:numId w:val="1008"/>
+        </w:numPr>
+      </w:pPr>
+      <w:r>
+        <w:t xml:space="preserve">Bir kopyaya yazılan saldırı diğerinde çalışmaz (9. hafta Kural 2).</w:t>
+      </w:r>
+    </w:p>
+    <w:bookmarkEnd w:id="28"/>
+    <w:bookmarkStart w:id="29" w:name="cli-komut-satırı-nedir"/>
+    <w:p>
+      <w:pPr>
+        <w:pStyle w:val="Heading3"/>
+      </w:pPr>
+      <w:r>
+        <w:t xml:space="preserve">CLI (komut satırı) nedir?</w:t>
+      </w:r>
+    </w:p>
+    <w:p>
+      <w:pPr>
+        <w:pStyle w:val="Compact"/>
+        <w:numPr>
+          <w:ilvl w:val="0"/>
+          <w:numId w:val="1009"/>
+        </w:numPr>
+      </w:pPr>
+      <w:r>
+        <w:rPr>
+          <w:b/>
+          <w:bCs/>
+        </w:rPr>
+        <w:t xml:space="preserve">CLI (Command-Line Interface):</w:t>
+      </w:r>
+      <w:r>
+        <w:t xml:space="preserve"> </w:t>
+      </w:r>
+      <w:r>
+        <w:t xml:space="preserve">komutları yazarak çalıştırdığınız arayüz.</w:t>
+      </w:r>
+    </w:p>
+    <w:p>
+      <w:pPr>
+        <w:pStyle w:val="Compact"/>
+        <w:numPr>
+          <w:ilvl w:val="0"/>
+          <w:numId w:val="1009"/>
+        </w:numPr>
+      </w:pPr>
+      <w:r>
+        <w:t xml:space="preserve">Tigress bir CLI aracıdır:</w:t>
+      </w:r>
+      <w:r>
+        <w:t xml:space="preserve"> </w:t>
+      </w:r>
+      <w:r>
+        <w:rPr>
+          <w:rStyle w:val="VerbatimChar"/>
+        </w:rPr>
+        <w:t xml:space="preserve">tigress --Transform=... dosya.c</w:t>
+      </w:r>
+      <w:r>
+        <w:t xml:space="preserve">.</w:t>
+      </w:r>
+    </w:p>
+    <w:bookmarkEnd w:id="29"/>
+    <w:bookmarkStart w:id="30" w:name="birim-testi-unit-test"/>
+    <w:p>
+      <w:pPr>
+        <w:pStyle w:val="Heading3"/>
+      </w:pPr>
+      <w:r>
+        <w:t xml:space="preserve">Birim testi (unit test)</w:t>
+      </w:r>
+    </w:p>
+    <w:p>
+      <w:pPr>
+        <w:pStyle w:val="Compact"/>
+        <w:numPr>
+          <w:ilvl w:val="0"/>
+          <w:numId w:val="1010"/>
+        </w:numPr>
+      </w:pPr>
+      <w:r>
+        <w:rPr>
+          <w:b/>
+          <w:bCs/>
+        </w:rPr>
+        <w:t xml:space="preserve">Birim testi:</w:t>
+      </w:r>
+      <w:r>
+        <w:t xml:space="preserve"> </w:t>
+      </w:r>
+      <w:r>
+        <w:t xml:space="preserve">bir fonksiyonun doğru çalıştığını otomatik denetleyen küçük test.</w:t>
+      </w:r>
+    </w:p>
+    <w:p>
+      <w:pPr>
+        <w:pStyle w:val="Compact"/>
+        <w:numPr>
+          <w:ilvl w:val="0"/>
+          <w:numId w:val="1010"/>
+        </w:numPr>
+      </w:pPr>
+      <w:r>
+        <w:t xml:space="preserve">Gizlemeden</w:t>
+      </w:r>
+      <w:r>
+        <w:t xml:space="preserve"> </w:t>
+      </w:r>
+      <w:r>
+        <w:rPr>
+          <w:b/>
+          <w:bCs/>
+        </w:rPr>
+        <w:t xml:space="preserve">sonra</w:t>
+      </w:r>
+      <w:r>
+        <w:t xml:space="preserve"> </w:t>
+      </w:r>
+      <w:r>
+        <w:t xml:space="preserve">aynı testler geçmeli (davranış korunmalı).</w:t>
+      </w:r>
+    </w:p>
+    <w:bookmarkEnd w:id="30"/>
+    <w:bookmarkStart w:id="31" w:name="cfg-hatırlatma"/>
+    <w:p>
+      <w:pPr>
+        <w:pStyle w:val="Heading3"/>
+      </w:pPr>
+      <w:r>
+        <w:t xml:space="preserve">CFG hatırlatma</w:t>
+      </w:r>
+    </w:p>
+    <w:p>
+      <w:pPr>
+        <w:pStyle w:val="Compact"/>
+        <w:numPr>
+          <w:ilvl w:val="0"/>
+          <w:numId w:val="1011"/>
+        </w:numPr>
+      </w:pPr>
+      <w:r>
+        <w:rPr>
+          <w:b/>
+          <w:bCs/>
+        </w:rPr>
+        <w:t xml:space="preserve">CFG (Control Flow Graph):</w:t>
+      </w:r>
+      <w:r>
+        <w:t xml:space="preserve"> </w:t>
+      </w:r>
+      <w:r>
+        <w:t xml:space="preserve">temel blokları düğüm, geçişleri kenar yapan şema.</w:t>
+      </w:r>
+    </w:p>
+    <w:p>
+      <w:pPr>
+        <w:pStyle w:val="Compact"/>
+        <w:numPr>
+          <w:ilvl w:val="0"/>
+          <w:numId w:val="1011"/>
+        </w:numPr>
+      </w:pPr>
+      <w:r>
+        <w:t xml:space="preserve">Gizlemenin</w:t>
+      </w:r>
+      <w:r>
+        <w:t xml:space="preserve"> </w:t>
+      </w:r>
+      <w:r>
+        <w:rPr>
+          <w:b/>
+          <w:bCs/>
+        </w:rPr>
+        <w:t xml:space="preserve">gücünü</w:t>
+      </w:r>
+      <w:r>
+        <w:t xml:space="preserve"> </w:t>
+      </w:r>
+      <w:r>
+        <w:t xml:space="preserve">düğüm/kenar sayısıyla ölçeriz (9. hafta).</w:t>
+      </w:r>
+    </w:p>
+    <w:bookmarkEnd w:id="31"/>
+    <w:bookmarkStart w:id="32" w:name="sembolik-yürütme-kısaca"/>
+    <w:p>
+      <w:pPr>
+        <w:pStyle w:val="Heading3"/>
+      </w:pPr>
+      <w:r>
+        <w:t xml:space="preserve">Sembolik yürütme (kısaca)</w:t>
+      </w:r>
+    </w:p>
+    <w:p>
+      <w:pPr>
+        <w:pStyle w:val="Compact"/>
+        <w:numPr>
+          <w:ilvl w:val="0"/>
+          <w:numId w:val="1012"/>
+        </w:numPr>
+      </w:pPr>
+      <w:r>
+        <w:rPr>
+          <w:b/>
+          <w:bCs/>
+        </w:rPr>
+        <w:t xml:space="preserve">Sembolik yürütme:</w:t>
+      </w:r>
+      <w:r>
+        <w:t xml:space="preserve"> </w:t>
+      </w:r>
+      <w:r>
+        <w:t xml:space="preserve">program yollarını matematiksel kısıt olarak çözen otomatik analiz (ör. KLEE).</w:t>
+      </w:r>
+    </w:p>
+    <w:p>
+      <w:pPr>
+        <w:pStyle w:val="Compact"/>
+        <w:numPr>
+          <w:ilvl w:val="0"/>
+          <w:numId w:val="1012"/>
+        </w:numPr>
+      </w:pPr>
+      <w:r>
+        <w:t xml:space="preserve">Gizlemeye karşı bir</w:t>
+      </w:r>
+      <w:r>
+        <w:t xml:space="preserve"> </w:t>
+      </w:r>
+      <w:r>
+        <w:rPr>
+          <w:b/>
+          <w:bCs/>
+        </w:rPr>
+        <w:t xml:space="preserve">deobfuscation</w:t>
+      </w:r>
+      <w:r>
+        <w:t xml:space="preserve"> </w:t>
+      </w:r>
+      <w:r>
+        <w:t xml:space="preserve">yöntemidir; dayanıklılığı bununla sınarız.</w:t>
+      </w:r>
+    </w:p>
+    <w:bookmarkEnd w:id="32"/>
+    <w:bookmarkStart w:id="33" w:name="şimdi-hazırız"/>
+    <w:p>
+      <w:pPr>
+        <w:pStyle w:val="Heading3"/>
+      </w:pPr>
+      <w:r>
+        <w:t xml:space="preserve">Şimdi hazırız</w:t>
+      </w:r>
+    </w:p>
+    <w:p>
+      <w:pPr>
+        <w:pStyle w:val="FirstParagraph"/>
+      </w:pPr>
+      <w:r>
+        <w:t xml:space="preserve">Terimler:</w:t>
+      </w:r>
+    </w:p>
+    <w:p>
+      <w:pPr>
+        <w:pStyle w:val="BodyText"/>
+      </w:pPr>
+      <w:r>
+        <w:t xml:space="preserve">kaynaktan kaynağa · dönüşüm · hat · tohum · çeşitlendirme · CLI · birim testi · CFG · sembolik yürütme</w:t>
+      </w:r>
+    </w:p>
+    <w:p>
+      <w:pPr>
+        <w:pStyle w:val="BodyText"/>
+      </w:pPr>
+      <w:r>
+        <w:t xml:space="preserve">Şimdi: Tigress nedir ve nasıl çalışır?</w:t>
+      </w:r>
+    </w:p>
+    <w:bookmarkEnd w:id="33"/>
+    <w:bookmarkEnd w:id="34"/>
+    <w:bookmarkStart w:id="37" w:name="kaynaktan-kaynağa-gizleme-nedir"/>
+    <w:p>
+      <w:pPr>
+        <w:pStyle w:val="Heading2"/>
+      </w:pPr>
+      <w:r>
+        <w:t xml:space="preserve">1. Kaynaktan kaynağa gizleme nedir?</w:t>
+      </w:r>
+    </w:p>
+    <w:p>
+      <w:pPr>
+        <w:pStyle w:val="FirstParagraph"/>
+      </w:pPr>
+      <w:r>
+        <w:t xml:space="preserve">Dokuzuncu haftada gizleme kurallarını</w:t>
+      </w:r>
+      <w:r>
+        <w:t xml:space="preserve"> </w:t>
+      </w:r>
+      <w:r>
+        <w:rPr>
+          <w:b/>
+          <w:bCs/>
+        </w:rPr>
+        <w:t xml:space="preserve">el ile</w:t>
+      </w:r>
+      <w:r>
+        <w:t xml:space="preserve"> </w:t>
+      </w:r>
+      <w:r>
+        <w:t xml:space="preserve">uyguladık: opak yüklem, düzleştirme, dize kodlama, sahte dal. El ile</w:t>
+      </w:r>
+      <w:r>
+        <w:t xml:space="preserve"> </w:t>
+      </w:r>
+      <w:r>
+        <w:t xml:space="preserve">gizleme öğreticidir ama üç sorunu vardır: (1)</w:t>
+      </w:r>
+      <w:r>
+        <w:t xml:space="preserve"> </w:t>
+      </w:r>
+      <w:r>
+        <w:rPr>
+          <w:b/>
+          <w:bCs/>
+        </w:rPr>
+        <w:t xml:space="preserve">hataya açıktır</w:t>
+      </w:r>
+      <w:r>
+        <w:t xml:space="preserve"> </w:t>
+      </w:r>
+      <w:r>
+        <w:t xml:space="preserve">— el ile yazılan gizleme kodu davranışı bozabilir;</w:t>
+      </w:r>
+      <w:r>
+        <w:t xml:space="preserve"> </w:t>
+      </w:r>
+      <w:r>
+        <w:t xml:space="preserve">(2)</w:t>
+      </w:r>
+      <w:r>
+        <w:t xml:space="preserve"> </w:t>
+      </w:r>
+      <w:r>
+        <w:rPr>
+          <w:b/>
+          <w:bCs/>
+        </w:rPr>
+        <w:t xml:space="preserve">bakımı zordur</w:t>
+      </w:r>
+      <w:r>
+        <w:t xml:space="preserve"> </w:t>
+      </w:r>
+      <w:r>
+        <w:t xml:space="preserve">— kaynak okunamaz hale gelir; (3)</w:t>
+      </w:r>
+      <w:r>
+        <w:t xml:space="preserve"> </w:t>
+      </w:r>
+      <w:r>
+        <w:rPr>
+          <w:b/>
+          <w:bCs/>
+        </w:rPr>
+        <w:t xml:space="preserve">çeşitlendirilemez</w:t>
+      </w:r>
+      <w:r>
+        <w:t xml:space="preserve"> </w:t>
+      </w:r>
+      <w:r>
+        <w:t xml:space="preserve">— her kopyayı el ile farklılaştıramazsınız.</w:t>
+      </w:r>
+      <w:r>
+        <w:t xml:space="preserve"> </w:t>
+      </w:r>
+      <w:r>
+        <w:t xml:space="preserve">Çözüm, gizlemeyi bir</w:t>
+      </w:r>
+      <w:r>
+        <w:t xml:space="preserve"> </w:t>
+      </w:r>
+      <w:r>
+        <w:rPr>
+          <w:b/>
+          <w:bCs/>
+        </w:rPr>
+        <w:t xml:space="preserve">araca</w:t>
+      </w:r>
+      <w:r>
+        <w:t xml:space="preserve"> </w:t>
+      </w:r>
+      <w:r>
+        <w:t xml:space="preserve">yaptırmaktır.</w:t>
+      </w:r>
+    </w:p>
+    <w:p>
+      <w:pPr>
+        <w:pStyle w:val="BlockText"/>
+      </w:pPr>
+      <w:r>
+        <w:rPr>
+          <w:b/>
+          <w:bCs/>
+        </w:rPr>
+        <w:t xml:space="preserve">Kısa tarihçe: kaynaktan kaynağa gizleme ve çeşitlendirme</w:t>
+      </w:r>
+    </w:p>
+    <w:p>
+      <w:pPr>
+        <w:pStyle w:val="Compact"/>
+        <w:numPr>
+          <w:ilvl w:val="0"/>
+          <w:numId w:val="1013"/>
+        </w:numPr>
+      </w:pPr>
+      <w:r>
+        <w:rPr>
+          <w:b/>
+          <w:bCs/>
+        </w:rPr>
+        <w:t xml:space="preserve">1993</w:t>
+      </w:r>
+      <w:r>
+        <w:t xml:space="preserve"> </w:t>
+      </w:r>
+      <w:r>
+        <w:t xml:space="preserve">— Cohen,</w:t>
+      </w:r>
+      <w:r>
+        <w:t xml:space="preserve"> </w:t>
+      </w:r>
+      <w:r>
+        <w:t xml:space="preserve">“program evolution”</w:t>
+      </w:r>
+      <w:r>
+        <w:t xml:space="preserve"> </w:t>
+      </w:r>
+      <w:r>
+        <w:t xml:space="preserve">ile</w:t>
+      </w:r>
+      <w:r>
+        <w:t xml:space="preserve"> </w:t>
+      </w:r>
+      <w:r>
+        <w:rPr>
+          <w:b/>
+          <w:bCs/>
+        </w:rPr>
+        <w:t xml:space="preserve">çeşitlendirme</w:t>
+      </w:r>
+      <w:r>
+        <w:t xml:space="preserve"> </w:t>
+      </w:r>
+      <w:r>
+        <w:t xml:space="preserve">fikrini ortaya atar: aynı işlev, farklı ikili.</w:t>
+      </w:r>
+    </w:p>
+    <w:p>
+      <w:pPr>
+        <w:pStyle w:val="Compact"/>
+        <w:numPr>
+          <w:ilvl w:val="0"/>
+          <w:numId w:val="1013"/>
+        </w:numPr>
+      </w:pPr>
+      <w:r>
+        <w:rPr>
+          <w:b/>
+          <w:bCs/>
+        </w:rPr>
+        <w:t xml:space="preserve">1997</w:t>
+      </w:r>
+      <w:r>
+        <w:t xml:space="preserve"> </w:t>
+      </w:r>
+      <w:r>
+        <w:t xml:space="preserve">— Collberg vd. gizleme taksonomisi (9. hafta’nın temeli).</w:t>
+      </w:r>
+    </w:p>
+    <w:p>
+      <w:pPr>
+        <w:pStyle w:val="Compact"/>
+        <w:numPr>
+          <w:ilvl w:val="0"/>
+          <w:numId w:val="1013"/>
+        </w:numPr>
+      </w:pPr>
+      <w:r>
+        <w:rPr>
+          <w:b/>
+          <w:bCs/>
+        </w:rPr>
+        <w:t xml:space="preserve">2013</w:t>
+      </w:r>
+      <w:r>
+        <w:t xml:space="preserve"> </w:t>
+      </w:r>
+      <w:r>
+        <w:t xml:space="preserve">—</w:t>
+      </w:r>
+      <w:r>
+        <w:t xml:space="preserve"> </w:t>
+      </w:r>
+      <w:r>
+        <w:rPr>
+          <w:b/>
+          <w:bCs/>
+        </w:rPr>
+        <w:t xml:space="preserve">Obfuscator-LLVM (O-LLVM)</w:t>
+      </w:r>
+      <w:r>
+        <w:t xml:space="preserve">: derleyici tabanlı gizleme.</w:t>
+      </w:r>
+    </w:p>
+    <w:p>
+      <w:pPr>
+        <w:pStyle w:val="Compact"/>
+        <w:numPr>
+          <w:ilvl w:val="0"/>
+          <w:numId w:val="1013"/>
+        </w:numPr>
+      </w:pPr>
+      <w:r>
+        <w:rPr>
+          <w:b/>
+          <w:bCs/>
+        </w:rPr>
+        <w:t xml:space="preserve">2010’lar</w:t>
+      </w:r>
+      <w:r>
+        <w:t xml:space="preserve"> </w:t>
+      </w:r>
+      <w:r>
+        <w:t xml:space="preserve">—</w:t>
+      </w:r>
+      <w:r>
+        <w:t xml:space="preserve"> </w:t>
+      </w:r>
+      <w:r>
+        <w:rPr>
+          <w:b/>
+          <w:bCs/>
+        </w:rPr>
+        <w:t xml:space="preserve">Tigress</w:t>
+      </w:r>
+      <w:r>
+        <w:t xml:space="preserve"> </w:t>
+      </w:r>
+      <w:r>
+        <w:t xml:space="preserve">(Christian Collberg): C için</w:t>
+      </w:r>
+      <w:r>
+        <w:t xml:space="preserve"> </w:t>
+      </w:r>
+      <w:r>
+        <w:rPr>
+          <w:b/>
+          <w:bCs/>
+        </w:rPr>
+        <w:t xml:space="preserve">kaynaktan kaynağa</w:t>
+      </w:r>
+      <w:r>
+        <w:t xml:space="preserve"> </w:t>
+      </w:r>
+      <w:r>
+        <w:t xml:space="preserve">gizleyici + sanallaştırma + çeşitlendirme; araştırmada dayanıklılık ölçümünün fiili standardı.</w:t>
+      </w:r>
+    </w:p>
+    <w:p>
+      <w:pPr>
+        <w:pStyle w:val="Compact"/>
+        <w:numPr>
+          <w:ilvl w:val="0"/>
+          <w:numId w:val="1013"/>
+        </w:numPr>
+      </w:pPr>
+      <w:r>
+        <w:rPr>
+          <w:b/>
+          <w:bCs/>
+        </w:rPr>
+        <w:t xml:space="preserve">2016–2017</w:t>
+      </w:r>
+      <w:r>
+        <w:t xml:space="preserve"> </w:t>
+      </w:r>
+      <w:r>
+        <w:t xml:space="preserve">— Banescu vd. Tigress + KLEE ile dönüşüm</w:t>
+      </w:r>
+      <w:r>
+        <w:t xml:space="preserve"> </w:t>
+      </w:r>
+      <w:r>
+        <w:rPr>
+          <w:b/>
+          <w:bCs/>
+        </w:rPr>
+        <w:t xml:space="preserve">dayanıklılığını ölçer</w:t>
+      </w:r>
+      <w:r>
+        <w:t xml:space="preserve"> </w:t>
+      </w:r>
+      <w:r>
+        <w:t xml:space="preserve">→</w:t>
+      </w:r>
+      <w:r>
+        <w:t xml:space="preserve"> </w:t>
+      </w:r>
+      <w:r>
+        <w:t xml:space="preserve">“</w:t>
+      </w:r>
+      <w:r>
+        <w:rPr>
+          <w:b/>
+          <w:bCs/>
+        </w:rPr>
+        <w:t xml:space="preserve">dayanıklılık ↔ maliyet</w:t>
+      </w:r>
+      <w:r>
+        <w:t xml:space="preserve">”</w:t>
+      </w:r>
+      <w:r>
+        <w:t xml:space="preserve"> </w:t>
+      </w:r>
+      <w:r>
+        <w:t xml:space="preserve">kuralı.</w:t>
+      </w:r>
+    </w:p>
+    <w:p>
+      <w:pPr>
+        <w:pStyle w:val="FirstParagraph"/>
+      </w:pPr>
+      <w:r>
+        <w:rPr>
+          <w:b/>
+          <w:bCs/>
+        </w:rPr>
+        <w:t xml:space="preserve">Kaynaktan kaynağa</w:t>
+      </w:r>
+      <w:r>
+        <w:t xml:space="preserve"> </w:t>
+      </w:r>
+      <w:r>
+        <w:t xml:space="preserve">(source-to-source) gizleme, bir aracın</w:t>
+      </w:r>
+      <w:r>
+        <w:t xml:space="preserve"> </w:t>
+      </w:r>
+      <w:r>
+        <w:rPr>
+          <w:b/>
+          <w:bCs/>
+        </w:rPr>
+        <w:t xml:space="preserve">C kaynağını girdi alıp yine C kaynağı</w:t>
+      </w:r>
+      <w:r>
+        <w:t xml:space="preserve"> </w:t>
+      </w:r>
+      <w:r>
+        <w:t xml:space="preserve">üretmesidir;</w:t>
+      </w:r>
+      <w:r>
+        <w:t xml:space="preserve"> </w:t>
+      </w:r>
+      <w:r>
+        <w:t xml:space="preserve">üretilen kaynak, davranışça özdeş ama okunması çok daha zordur ve normal derleyicinizle derlenir. Bu yaklaşımın en</w:t>
+      </w:r>
+      <w:r>
+        <w:t xml:space="preserve"> </w:t>
+      </w:r>
+      <w:r>
+        <w:t xml:space="preserve">bilinen aracı</w:t>
+      </w:r>
+      <w:r>
+        <w:t xml:space="preserve"> </w:t>
+      </w:r>
+      <w:r>
+        <w:rPr>
+          <w:b/>
+          <w:bCs/>
+        </w:rPr>
+        <w:t xml:space="preserve">Tigress</w:t>
+      </w:r>
+      <w:r>
+        <w:t xml:space="preserve">’tir.</w:t>
+      </w:r>
+    </w:p>
+    <w:p>
+      <w:pPr>
+        <w:pStyle w:val="SourceCode"/>
+      </w:pPr>
+      <w:r>
+        <w:rPr>
+          <w:rStyle w:val="VerbatimChar"/>
+        </w:rPr>
+        <w:t xml:space="preserve">Sizin kaynağınız (okunur)  ──►  [ Tigress: dönüşümleri uygula ]  ──►  Gizlenmiş kaynak (C)  ──►  derleyici  ──►  ikili</w:t>
+      </w:r>
+      <w:r>
+        <w:br/>
+      </w:r>
+      <w:r>
+        <w:rPr>
+          <w:rStyle w:val="VerbatimChar"/>
+        </w:rPr>
+        <w:t xml:space="preserve">        ^ bakımı siz yaparsınız                                              ^ bu dağıtılır</w:t>
+      </w:r>
+    </w:p>
+    <w:p>
+      <w:pPr>
+        <w:pStyle w:val="FirstParagraph"/>
+      </w:pPr>
+      <w:r>
+        <w:t xml:space="preserve">Önemli fark: siz</w:t>
+      </w:r>
+      <w:r>
+        <w:t xml:space="preserve"> </w:t>
+      </w:r>
+      <w:r>
+        <w:rPr>
+          <w:b/>
+          <w:bCs/>
+        </w:rPr>
+        <w:t xml:space="preserve">okunur</w:t>
+      </w:r>
+      <w:r>
+        <w:t xml:space="preserve"> </w:t>
+      </w:r>
+      <w:r>
+        <w:t xml:space="preserve">kaynağı korur ve bakımını yaparsınız; gizleme,</w:t>
+      </w:r>
+      <w:r>
+        <w:t xml:space="preserve"> </w:t>
+      </w:r>
+      <w:r>
+        <w:rPr>
+          <w:b/>
+          <w:bCs/>
+        </w:rPr>
+        <w:t xml:space="preserve">derleme hattında</w:t>
+      </w:r>
+      <w:r>
+        <w:t xml:space="preserve"> </w:t>
+      </w:r>
+      <w:r>
+        <w:t xml:space="preserve">otomatik bir adım</w:t>
+      </w:r>
+      <w:r>
+        <w:t xml:space="preserve"> </w:t>
+      </w:r>
+      <w:r>
+        <w:t xml:space="preserve">olarak çalışır. Bu, 9. haftadaki</w:t>
+      </w:r>
+      <w:r>
+        <w:t xml:space="preserve"> </w:t>
+      </w:r>
+      <w:r>
+        <w:t xml:space="preserve">“her gizleme bakım maliyeti getirir”</w:t>
+      </w:r>
+      <w:r>
+        <w:t xml:space="preserve"> </w:t>
+      </w:r>
+      <w:r>
+        <w:t xml:space="preserve">sorununu büyük ölçüde çözer: bakım maliyeti</w:t>
+      </w:r>
+      <w:r>
+        <w:t xml:space="preserve"> </w:t>
+      </w:r>
+      <w:r>
+        <w:t xml:space="preserve">okunur kaynakta kalır, dağıtılan kaynak gizlidir.</w:t>
+      </w:r>
+    </w:p>
+    <w:bookmarkStart w:id="35" w:name="tigress-nedir-nereye-oturur"/>
+    <w:p>
+      <w:pPr>
+        <w:pStyle w:val="Heading3"/>
+      </w:pPr>
+      <w:r>
+        <w:t xml:space="preserve">Tigress nedir, nereye oturur?</w:t>
+      </w:r>
+    </w:p>
+    <w:p>
+      <w:pPr>
+        <w:pStyle w:val="FirstParagraph"/>
+      </w:pPr>
+      <w:r>
+        <w:t xml:space="preserve">Tigress, Arizona Üniversitesi’nden Christian Collberg ve ekibinin geliştirdiği bir</w:t>
+      </w:r>
+      <w:r>
+        <w:t xml:space="preserve"> </w:t>
+      </w:r>
+      <w:r>
+        <w:rPr>
+          <w:b/>
+          <w:bCs/>
+        </w:rPr>
+        <w:t xml:space="preserve">kaynaktan kaynağa C gizleyici ve</w:t>
+      </w:r>
+      <w:r>
+        <w:rPr>
+          <w:b/>
+          <w:bCs/>
+        </w:rPr>
+        <w:t xml:space="preserve"> </w:t>
+      </w:r>
+      <w:r>
+        <w:rPr>
+          <w:b/>
+          <w:bCs/>
+        </w:rPr>
+        <w:t xml:space="preserve">çeşitlendiricidir</w:t>
+      </w:r>
+      <w:r>
+        <w:t xml:space="preserve">. Bu dersteki yeri:</w:t>
+      </w:r>
+    </w:p>
+    <w:p>
+      <w:pPr>
+        <w:pStyle w:val="Compact"/>
+        <w:numPr>
+          <w:ilvl w:val="0"/>
+          <w:numId w:val="1014"/>
+        </w:numPr>
+      </w:pPr>
+    </w:p>
+    <w:p>
+      <w:pPr>
+        <w:pStyle w:val="Compact"/>
+        <w:numPr>
+          <w:ilvl w:val="1"/>
+          <w:numId w:val="1015"/>
+        </w:numPr>
+      </w:pPr>
+      <w:r>
+        <w:t xml:space="preserve">haftadaki</w:t>
+      </w:r>
+      <w:r>
+        <w:t xml:space="preserve"> </w:t>
+      </w:r>
+      <w:r>
+        <w:rPr>
+          <w:b/>
+          <w:bCs/>
+        </w:rPr>
+        <w:t xml:space="preserve">el ile kuralların otomatik karşılığıdır</w:t>
+      </w:r>
+      <w:r>
+        <w:t xml:space="preserve">: düzleştirme, opak yüklem, veri kodlama, sanallaştırma —</w:t>
+      </w:r>
+      <w:r>
+        <w:t xml:space="preserve"> </w:t>
+      </w:r>
+      <w:r>
+        <w:t xml:space="preserve">hepsi birer dönüşüm (transform) olarak.</w:t>
+      </w:r>
+    </w:p>
+    <w:p>
+      <w:pPr>
+        <w:pStyle w:val="Compact"/>
+        <w:numPr>
+          <w:ilvl w:val="0"/>
+          <w:numId w:val="1014"/>
+        </w:numPr>
+      </w:pPr>
+      <w:r>
+        <w:t xml:space="preserve">Çok platformludur (Linux, macOS, Windows, Android; Intel/ARM/WebAssembly) ve GCC/Clang/MSVC ile çalışır.</w:t>
+      </w:r>
+    </w:p>
+    <w:p>
+      <w:pPr>
+        <w:pStyle w:val="Compact"/>
+        <w:numPr>
+          <w:ilvl w:val="0"/>
+          <w:numId w:val="1014"/>
+        </w:numPr>
+      </w:pPr>
+      <w:r>
         <w:t xml:space="preserve">Güncel sürümü</w:t>
       </w:r>
       <w:r>
@@ -1828,8 +2655,8 @@
         <w:t xml:space="preserve">koduna, kendi makinesinde uygulanır.</w:t>
       </w:r>
     </w:p>
-    <w:bookmarkEnd w:id="21"/>
-    <w:bookmarkStart w:id="22" w:name="neden-bir-araç-el-ile-değil"/>
+    <w:bookmarkEnd w:id="35"/>
+    <w:bookmarkStart w:id="36" w:name="neden-bir-araç-el-ile-değil"/>
     <w:p>
       <w:pPr>
         <w:pStyle w:val="Heading3"/>
@@ -2014,7 +2841,7 @@
         <w:pStyle w:val="Compact"/>
         <w:numPr>
           <w:ilvl w:val="0"/>
-          <w:numId w:val="1005"/>
+          <w:numId w:val="1016"/>
         </w:numPr>
       </w:pPr>
       <w:r>
@@ -2095,9 +2922,9 @@
         <w:t xml:space="preserve">dayandığını ölçen araştırmaların (bölüm 4) baş öznesidir.</w:t>
       </w:r>
     </w:p>
-    <w:bookmarkEnd w:id="22"/>
-    <w:bookmarkEnd w:id="23"/>
-    <w:bookmarkStart w:id="24" w:name="X6273d18c9d872fcca83fdc002f913daa115c6a5"/>
+    <w:bookmarkEnd w:id="36"/>
+    <w:bookmarkEnd w:id="37"/>
+    <w:bookmarkStart w:id="38" w:name="X6273d18c9d872fcca83fdc002f913daa115c6a5"/>
     <w:p>
       <w:pPr>
         <w:pStyle w:val="Heading2"/>
@@ -2273,7 +3100,7 @@
         <w:pStyle w:val="Compact"/>
         <w:numPr>
           <w:ilvl w:val="0"/>
-          <w:numId w:val="1006"/>
+          <w:numId w:val="1017"/>
         </w:numPr>
       </w:pPr>
       <w:r>
@@ -2296,7 +3123,7 @@
         <w:pStyle w:val="Compact"/>
         <w:numPr>
           <w:ilvl w:val="0"/>
-          <w:numId w:val="1006"/>
+          <w:numId w:val="1017"/>
         </w:numPr>
       </w:pPr>
       <w:r>
@@ -2341,7 +3168,7 @@
         <w:pStyle w:val="Compact"/>
         <w:numPr>
           <w:ilvl w:val="0"/>
-          <w:numId w:val="1006"/>
+          <w:numId w:val="1017"/>
         </w:numPr>
       </w:pPr>
       <w:r>
@@ -2371,8 +3198,8 @@
         </w:pict>
       </w:r>
     </w:p>
-    <w:bookmarkEnd w:id="24"/>
-    <w:bookmarkStart w:id="25" w:name="Xea12692b510492ab6495dce8d368362f5bb38a0"/>
+    <w:bookmarkEnd w:id="38"/>
+    <w:bookmarkStart w:id="39" w:name="Xea12692b510492ab6495dce8d368362f5bb38a0"/>
     <w:p>
       <w:pPr>
         <w:pStyle w:val="Heading2"/>
@@ -2931,8 +3758,8 @@
         <w:t xml:space="preserve">ile hedef seçmek tam da bunun içindir.</w:t>
       </w:r>
     </w:p>
-    <w:bookmarkEnd w:id="25"/>
-    <w:bookmarkStart w:id="29" w:name="X0bf8ecd1a80160ce2da8a765de1e53609d58d9a"/>
+    <w:bookmarkEnd w:id="39"/>
+    <w:bookmarkStart w:id="43" w:name="X0bf8ecd1a80160ce2da8a765de1e53609d58d9a"/>
     <w:p>
       <w:pPr>
         <w:pStyle w:val="Heading2"/>
@@ -3007,18 +3834,18 @@
           <wp:inline>
             <wp:extent cx="5759999" cy="449881"/>
             <wp:effectExtent b="0" l="0" r="0" t="0"/>
-            <wp:docPr descr="" title="" id="27" name="Picture"/>
+            <wp:docPr descr="" title="" id="41" name="Picture"/>
             <a:graphic>
               <a:graphicData uri="http://schemas.openxmlformats.org/drawingml/2006/picture">
                 <pic:pic>
                   <pic:nvPicPr>
-                    <pic:cNvPr descr="diyagram-1.png" id="28" name="Picture"/>
+                    <pic:cNvPr descr="diyagram-1.png" id="42" name="Picture"/>
                     <pic:cNvPicPr>
                       <a:picLocks noChangeArrowheads="1" noChangeAspect="1"/>
                     </pic:cNvPicPr>
                   </pic:nvPicPr>
                   <pic:blipFill>
-                    <a:blip r:embed="rId26"/>
+                    <a:blip r:embed="rId40"/>
                     <a:stretch>
                       <a:fillRect/>
                     </a:stretch>
@@ -3472,8 +4299,8 @@
         <w:t xml:space="preserve">na doğrudan bağlanır.</w:t>
       </w:r>
     </w:p>
-    <w:bookmarkEnd w:id="29"/>
-    <w:bookmarkStart w:id="30" w:name="Xf39b5829057d1199f1dac33a84f618b579cc4e8"/>
+    <w:bookmarkEnd w:id="43"/>
+    <w:bookmarkStart w:id="44" w:name="Xf39b5829057d1199f1dac33a84f618b579cc4e8"/>
     <w:p>
       <w:pPr>
         <w:pStyle w:val="Heading2"/>
@@ -4134,8 +4961,8 @@
         </w:pict>
       </w:r>
     </w:p>
-    <w:bookmarkEnd w:id="30"/>
-    <w:bookmarkStart w:id="31" w:name="Xdf69c0c1534e1d8e230ffd2b76f61321c322187"/>
+    <w:bookmarkEnd w:id="44"/>
+    <w:bookmarkStart w:id="45" w:name="Xdf69c0c1534e1d8e230ffd2b76f61321c322187"/>
     <w:p>
       <w:pPr>
         <w:pStyle w:val="Heading2"/>
@@ -4514,7 +5341,7 @@
         <w:pStyle w:val="Compact"/>
         <w:numPr>
           <w:ilvl w:val="0"/>
-          <w:numId w:val="1007"/>
+          <w:numId w:val="1018"/>
         </w:numPr>
       </w:pPr>
       <w:r>
@@ -4542,7 +5369,7 @@
         <w:pStyle w:val="Compact"/>
         <w:numPr>
           <w:ilvl w:val="0"/>
-          <w:numId w:val="1007"/>
+          <w:numId w:val="1018"/>
         </w:numPr>
       </w:pPr>
       <w:r>
@@ -4653,8 +5480,8 @@
         <w:t xml:space="preserve">engeller — bu ayrım 9. haftanın çekirdek fikriydi.</w:t>
       </w:r>
     </w:p>
-    <w:bookmarkEnd w:id="31"/>
-    <w:bookmarkStart w:id="34" w:name="gizlemeyi-ve-çeşitlendirmeyi-ölçmek"/>
+    <w:bookmarkEnd w:id="45"/>
+    <w:bookmarkStart w:id="48" w:name="gizlemeyi-ve-çeşitlendirmeyi-ölçmek"/>
     <w:p>
       <w:pPr>
         <w:pStyle w:val="Heading2"/>
@@ -4693,7 +5520,7 @@
         <w:t xml:space="preserve">yapabilmenizdir: aynı programı gizleyip önce/sonra ölçersiniz.</w:t>
       </w:r>
     </w:p>
-    <w:bookmarkStart w:id="32" w:name="maliyet-ölçümü-kolay-ve-zorunlu"/>
+    <w:bookmarkStart w:id="46" w:name="maliyet-ölçümü-kolay-ve-zorunlu"/>
     <w:p>
       <w:pPr>
         <w:pStyle w:val="Heading3"/>
@@ -4928,8 +5755,8 @@
         <w:t xml:space="preserve"># süre: aynı girdiyle N kez çalıştır, ortalamayı karşılaştır</w:t>
       </w:r>
     </w:p>
-    <w:bookmarkEnd w:id="32"/>
-    <w:bookmarkStart w:id="33" w:name="dayanıklılık-ölçümü-ileri-kavramsal"/>
+    <w:bookmarkEnd w:id="46"/>
+    <w:bookmarkStart w:id="47" w:name="dayanıklılık-ölçümü-ileri-kavramsal"/>
     <w:p>
       <w:pPr>
         <w:pStyle w:val="Heading3"/>
@@ -4985,7 +5812,7 @@
         <w:pStyle w:val="Compact"/>
         <w:numPr>
           <w:ilvl w:val="0"/>
-          <w:numId w:val="1008"/>
+          <w:numId w:val="1019"/>
         </w:numPr>
       </w:pPr>
       <w:r>
@@ -4997,7 +5824,7 @@
         <w:pStyle w:val="Compact"/>
         <w:numPr>
           <w:ilvl w:val="0"/>
-          <w:numId w:val="1008"/>
+          <w:numId w:val="1019"/>
         </w:numPr>
       </w:pPr>
       <w:r>
@@ -5031,7 +5858,7 @@
         <w:pStyle w:val="Compact"/>
         <w:numPr>
           <w:ilvl w:val="0"/>
-          <w:numId w:val="1008"/>
+          <w:numId w:val="1019"/>
         </w:numPr>
       </w:pPr>
       <w:r>
@@ -5133,9 +5960,9 @@
         </w:pict>
       </w:r>
     </w:p>
-    <w:bookmarkEnd w:id="33"/>
-    <w:bookmarkEnd w:id="34"/>
-    <w:bookmarkStart w:id="35" w:name="Xed18fb24b3b216be3cab6fadb481a8f69cb4f69"/>
+    <w:bookmarkEnd w:id="47"/>
+    <w:bookmarkEnd w:id="48"/>
+    <w:bookmarkStart w:id="49" w:name="Xed18fb24b3b216be3cab6fadb481a8f69cb4f69"/>
     <w:p>
       <w:pPr>
         <w:pStyle w:val="Heading2"/>
@@ -5179,7 +6006,7 @@
         <w:pStyle w:val="Compact"/>
         <w:numPr>
           <w:ilvl w:val="0"/>
-          <w:numId w:val="1009"/>
+          <w:numId w:val="1020"/>
         </w:numPr>
       </w:pPr>
       <w:r>
@@ -5222,7 +6049,7 @@
         <w:pStyle w:val="Compact"/>
         <w:numPr>
           <w:ilvl w:val="0"/>
-          <w:numId w:val="1009"/>
+          <w:numId w:val="1020"/>
         </w:numPr>
       </w:pPr>
       <w:r>
@@ -5244,7 +6071,7 @@
         <w:pStyle w:val="Compact"/>
         <w:numPr>
           <w:ilvl w:val="0"/>
-          <w:numId w:val="1009"/>
+          <w:numId w:val="1020"/>
         </w:numPr>
       </w:pPr>
       <w:r>
@@ -5288,7 +6115,7 @@
         <w:pStyle w:val="Compact"/>
         <w:numPr>
           <w:ilvl w:val="0"/>
-          <w:numId w:val="1009"/>
+          <w:numId w:val="1020"/>
         </w:numPr>
       </w:pPr>
       <w:r>
@@ -5316,7 +6143,7 @@
         <w:pStyle w:val="Compact"/>
         <w:numPr>
           <w:ilvl w:val="0"/>
-          <w:numId w:val="1009"/>
+          <w:numId w:val="1020"/>
         </w:numPr>
       </w:pPr>
       <w:r>
@@ -5338,7 +6165,7 @@
         <w:pStyle w:val="Compact"/>
         <w:numPr>
           <w:ilvl w:val="0"/>
-          <w:numId w:val="1009"/>
+          <w:numId w:val="1020"/>
         </w:numPr>
       </w:pPr>
       <w:r>
@@ -5360,7 +6187,7 @@
         <w:pStyle w:val="Compact"/>
         <w:numPr>
           <w:ilvl w:val="0"/>
-          <w:numId w:val="1009"/>
+          <w:numId w:val="1020"/>
         </w:numPr>
       </w:pPr>
       <w:r>
@@ -5447,8 +6274,8 @@
         <w:t xml:space="preserve">ayarı değiştirmez, ağa bir şey yapmaz. Bütün değerler sentetiktir.</w:t>
       </w:r>
     </w:p>
-    <w:bookmarkEnd w:id="35"/>
-    <w:bookmarkStart w:id="36" w:name="X450b175c1a5bc13bd213b38a8310069f409defa"/>
+    <w:bookmarkEnd w:id="49"/>
+    <w:bookmarkStart w:id="50" w:name="X450b175c1a5bc13bd213b38a8310069f409defa"/>
     <w:p>
       <w:pPr>
         <w:pStyle w:val="Heading2"/>
@@ -5524,7 +6351,7 @@
         <w:pStyle w:val="Compact"/>
         <w:numPr>
           <w:ilvl w:val="0"/>
-          <w:numId w:val="1010"/>
+          <w:numId w:val="1021"/>
         </w:numPr>
       </w:pPr>
       <w:r>
@@ -5555,7 +6382,7 @@
         <w:pStyle w:val="Compact"/>
         <w:numPr>
           <w:ilvl w:val="0"/>
-          <w:numId w:val="1010"/>
+          <w:numId w:val="1021"/>
         </w:numPr>
       </w:pPr>
       <w:r>
@@ -5583,7 +6410,7 @@
         <w:pStyle w:val="Compact"/>
         <w:numPr>
           <w:ilvl w:val="0"/>
-          <w:numId w:val="1010"/>
+          <w:numId w:val="1021"/>
         </w:numPr>
       </w:pPr>
       <w:r>
@@ -5611,7 +6438,7 @@
         <w:pStyle w:val="Compact"/>
         <w:numPr>
           <w:ilvl w:val="0"/>
-          <w:numId w:val="1010"/>
+          <w:numId w:val="1021"/>
         </w:numPr>
       </w:pPr>
       <w:r>
@@ -5701,8 +6528,8 @@
         <w:t xml:space="preserve">ölçülmüş olmaktan gelir.</w:t>
       </w:r>
     </w:p>
-    <w:bookmarkEnd w:id="36"/>
-    <w:bookmarkStart w:id="37" w:name="dönem-projesi-bu-hafta-s9-ileri-s15-hat"/>
+    <w:bookmarkEnd w:id="50"/>
+    <w:bookmarkStart w:id="51" w:name="dönem-projesi-bu-hafta-s9-ileri-s15-hat"/>
     <w:p>
       <w:pPr>
         <w:pStyle w:val="Heading2"/>
@@ -5716,7 +6543,7 @@
         <w:pStyle w:val="Compact"/>
         <w:numPr>
           <w:ilvl w:val="0"/>
-          <w:numId w:val="1011"/>
+          <w:numId w:val="1022"/>
         </w:numPr>
       </w:pPr>
       <w:r>
@@ -5751,7 +6578,7 @@
         <w:pStyle w:val="Compact"/>
         <w:numPr>
           <w:ilvl w:val="0"/>
-          <w:numId w:val="1011"/>
+          <w:numId w:val="1022"/>
         </w:numPr>
       </w:pPr>
       <w:r>
@@ -5773,7 +6600,7 @@
         <w:pStyle w:val="Compact"/>
         <w:numPr>
           <w:ilvl w:val="0"/>
-          <w:numId w:val="1011"/>
+          <w:numId w:val="1022"/>
         </w:numPr>
       </w:pPr>
       <w:r>
@@ -5795,7 +6622,7 @@
         <w:pStyle w:val="Compact"/>
         <w:numPr>
           <w:ilvl w:val="0"/>
-          <w:numId w:val="1011"/>
+          <w:numId w:val="1022"/>
         </w:numPr>
       </w:pPr>
       <w:r>
@@ -5817,7 +6644,7 @@
         <w:pStyle w:val="Compact"/>
         <w:numPr>
           <w:ilvl w:val="0"/>
-          <w:numId w:val="1011"/>
+          <w:numId w:val="1022"/>
         </w:numPr>
       </w:pPr>
       <w:r>
@@ -5834,8 +6661,8 @@
         <w:t xml:space="preserve">gizlenmiş sürümün birim testlerini geçtiğini gösterin (S16 ile bağ).</w:t>
       </w:r>
     </w:p>
-    <w:bookmarkEnd w:id="37"/>
-    <w:bookmarkStart w:id="38" w:name="kendini-sınama"/>
+    <w:bookmarkEnd w:id="51"/>
+    <w:bookmarkStart w:id="52" w:name="kendini-sınama"/>
     <w:p>
       <w:pPr>
         <w:pStyle w:val="Heading2"/>
@@ -6118,7 +6945,7 @@
         <w:pStyle w:val="Compact"/>
         <w:numPr>
           <w:ilvl w:val="0"/>
-          <w:numId w:val="1012"/>
+          <w:numId w:val="1023"/>
         </w:numPr>
       </w:pPr>
       <w:r>
@@ -6569,8 +7396,8 @@
         <w:t xml:space="preserve">olmaktan gelir.</w:t>
       </w:r>
     </w:p>
-    <w:bookmarkEnd w:id="38"/>
-    <w:bookmarkStart w:id="39" w:name="kaynaklar-ve-ileri-okuma"/>
+    <w:bookmarkEnd w:id="52"/>
+    <w:bookmarkStart w:id="53" w:name="kaynaklar-ve-ileri-okuma"/>
     <w:p>
       <w:pPr>
         <w:pStyle w:val="Heading2"/>
@@ -6584,7 +7411,7 @@
         <w:pStyle w:val="Compact"/>
         <w:numPr>
           <w:ilvl w:val="0"/>
-          <w:numId w:val="1013"/>
+          <w:numId w:val="1024"/>
         </w:numPr>
       </w:pPr>
       <w:r>
@@ -6621,7 +7448,7 @@
         <w:pStyle w:val="Compact"/>
         <w:numPr>
           <w:ilvl w:val="0"/>
-          <w:numId w:val="1013"/>
+          <w:numId w:val="1024"/>
         </w:numPr>
       </w:pPr>
       <w:r>
@@ -6649,7 +7476,7 @@
         <w:pStyle w:val="Compact"/>
         <w:numPr>
           <w:ilvl w:val="0"/>
-          <w:numId w:val="1013"/>
+          <w:numId w:val="1024"/>
         </w:numPr>
       </w:pPr>
       <w:r>
@@ -6661,7 +7488,7 @@
         <w:pStyle w:val="Compact"/>
         <w:numPr>
           <w:ilvl w:val="0"/>
-          <w:numId w:val="1013"/>
+          <w:numId w:val="1024"/>
         </w:numPr>
       </w:pPr>
       <w:r>
@@ -6704,8 +7531,8 @@
         <w:t xml:space="preserve">(S15) ve ölçümleri (S9) beklenir. 16. haftada Quiz-2 (9–14. haftalar).</w:t>
       </w:r>
     </w:p>
-    <w:bookmarkEnd w:id="39"/>
-    <w:bookmarkEnd w:id="40"/>
+    <w:bookmarkEnd w:id="53"/>
+    <w:bookmarkEnd w:id="54"/>
     <w:sectPr>
       <w:headerReference r:id="rId9" w:type="default"/>
       <w:footerReference r:id="rId10" w:type="default"/>
@@ -7321,6 +8148,39 @@
     <w:abstractNumId w:val="991"/>
   </w:num>
   <w:num w:numId="1004">
+    <w:abstractNumId w:val="991"/>
+  </w:num>
+  <w:num w:numId="1005">
+    <w:abstractNumId w:val="991"/>
+  </w:num>
+  <w:num w:numId="1006">
+    <w:abstractNumId w:val="991"/>
+  </w:num>
+  <w:num w:numId="1007">
+    <w:abstractNumId w:val="991"/>
+  </w:num>
+  <w:num w:numId="1008">
+    <w:abstractNumId w:val="991"/>
+  </w:num>
+  <w:num w:numId="1009">
+    <w:abstractNumId w:val="991"/>
+  </w:num>
+  <w:num w:numId="1010">
+    <w:abstractNumId w:val="991"/>
+  </w:num>
+  <w:num w:numId="1011">
+    <w:abstractNumId w:val="991"/>
+  </w:num>
+  <w:num w:numId="1012">
+    <w:abstractNumId w:val="991"/>
+  </w:num>
+  <w:num w:numId="1013">
+    <w:abstractNumId w:val="991"/>
+  </w:num>
+  <w:num w:numId="1014">
+    <w:abstractNumId w:val="991"/>
+  </w:num>
+  <w:num w:numId="1015">
     <w:abstractNumId w:val="99419"/>
     <w:lvlOverride w:ilvl="0">
       <w:startOverride w:val="9"/>
@@ -7350,7 +8210,7 @@
       <w:startOverride w:val="9"/>
     </w:lvlOverride>
   </w:num>
-  <w:num w:numId="1005">
+  <w:num w:numId="1016">
     <w:abstractNumId w:val="99419"/>
     <w:lvlOverride w:ilvl="0">
       <w:startOverride w:val="9"/>
@@ -7380,7 +8240,7 @@
       <w:startOverride w:val="9"/>
     </w:lvlOverride>
   </w:num>
-  <w:num w:numId="1006">
+  <w:num w:numId="1017">
     <w:abstractNumId w:val="99411"/>
     <w:lvlOverride w:ilvl="0">
       <w:startOverride w:val="1"/>
@@ -7410,13 +8270,13 @@
       <w:startOverride w:val="1"/>
     </w:lvlOverride>
   </w:num>
-  <w:num w:numId="1007">
+  <w:num w:numId="1018">
     <w:abstractNumId w:val="991"/>
   </w:num>
-  <w:num w:numId="1008">
+  <w:num w:numId="1019">
     <w:abstractNumId w:val="991"/>
   </w:num>
-  <w:num w:numId="1009">
+  <w:num w:numId="1020">
     <w:abstractNumId w:val="99411"/>
     <w:lvlOverride w:ilvl="0">
       <w:startOverride w:val="1"/>
@@ -7446,10 +8306,10 @@
       <w:startOverride w:val="1"/>
     </w:lvlOverride>
   </w:num>
-  <w:num w:numId="1010">
+  <w:num w:numId="1021">
     <w:abstractNumId w:val="991"/>
   </w:num>
-  <w:num w:numId="1011">
+  <w:num w:numId="1022">
     <w:abstractNumId w:val="99411"/>
     <w:lvlOverride w:ilvl="0">
       <w:startOverride w:val="1"/>
@@ -7479,7 +8339,7 @@
       <w:startOverride w:val="1"/>
     </w:lvlOverride>
   </w:num>
-  <w:num w:numId="1012">
+  <w:num w:numId="1023">
     <w:abstractNumId w:val="99431"/>
     <w:lvlOverride w:ilvl="0">
       <w:startOverride w:val="1"/>
@@ -7509,7 +8369,7 @@
       <w:startOverride w:val="1"/>
     </w:lvlOverride>
   </w:num>
-  <w:num w:numId="1013">
+  <w:num w:numId="1024">
     <w:abstractNumId w:val="991"/>
   </w:num>
 </w:numbering>

--- a/docs/week-14/cen429-week-14-ders-notu.tr.docx
+++ b/docs/week-14/cen429-week-14-ders-notu.tr.docx
@@ -3832,14 +3832,14 @@
       <w:r>
         <w:drawing>
           <wp:inline>
-            <wp:extent cx="5759999" cy="449881"/>
+            <wp:extent cx="5759999" cy="2283460"/>
             <wp:effectExtent b="0" l="0" r="0" t="0"/>
-            <wp:docPr descr="" title="" id="41" name="Picture"/>
+            <wp:docPr descr="Kaynaktan kaynağa gizleme ve imzalama hattı" title="" id="41" name="Picture"/>
             <a:graphic>
               <a:graphicData uri="http://schemas.openxmlformats.org/drawingml/2006/picture">
                 <pic:pic>
                   <pic:nvPicPr>
-                    <pic:cNvPr descr="diyagram-1.png" id="42" name="Picture"/>
+                    <pic:cNvPr descr="h14-01-kaynaktan-kaynaga-hat.png" id="42" name="Picture"/>
                     <pic:cNvPicPr>
                       <a:picLocks noChangeArrowheads="1" noChangeAspect="1"/>
                     </pic:cNvPicPr>
@@ -3853,7 +3853,7 @@
                   <pic:spPr bwMode="auto">
                     <a:xfrm>
                       <a:off x="0" y="0"/>
-                      <a:ext cx="5759999" cy="449881"/>
+                      <a:ext cx="5759999" cy="2283460"/>
                     </a:xfrm>
                     <a:prstGeom prst="rect">
                       <a:avLst/>
@@ -7072,10 +7072,13 @@
           <w:b/>
           <w:bCs/>
         </w:rPr>
-        <w:t xml:space="preserve">tohum</w:t>
-      </w:r>
-      <w:r>
-        <w:t xml:space="preserve">la gizlendiğinde araç farklı rastgele seçimler yapar → farklı ikili (aynı davranış).</w:t>
+        <w:t xml:space="preserve">tohumla</w:t>
+      </w:r>
+      <w:r>
+        <w:t xml:space="preserve"> </w:t>
+      </w:r>
+      <w:r>
+        <w:t xml:space="preserve">gizlendiğinde araç farklı rastgele seçimler yapar → farklı ikili (aynı davranış).</w:t>
       </w:r>
       <w:r>
         <w:t xml:space="preserve"> </w:t>

--- a/docs/week-14/cen429-week-14-ders-notu.tr.docx
+++ b/docs/week-14/cen429-week-14-ders-notu.tr.docx
@@ -2,7 +2,7 @@
 <file path=word/document.xml><?xml version="1.0" encoding="utf-8"?>
 <w:document xmlns:w="http://schemas.openxmlformats.org/wordprocessingml/2006/main" xmlns:m="http://schemas.openxmlformats.org/officeDocument/2006/math" xmlns:r="http://schemas.openxmlformats.org/officeDocument/2006/relationships" xmlns:o="urn:schemas-microsoft-com:office:office" xmlns:v="urn:schemas-microsoft-com:vml" xmlns:w10="urn:schemas-microsoft-com:office:word" xmlns:a="http://schemas.openxmlformats.org/drawingml/2006/main" xmlns:pic="http://schemas.openxmlformats.org/drawingml/2006/picture" xmlns:wp="http://schemas.openxmlformats.org/drawingml/2006/wordprocessingDrawing">
   <w:body>
-    <w:bookmarkStart w:id="54" w:name="hafta-14-tigress-ve-çeşitlendirme"/>
+    <w:bookmarkStart w:id="75" w:name="hafta-14-tigress-ve-çeşitlendirme"/>
     <w:p>
       <w:pPr>
         <w:pStyle w:val="Heading1"/>
@@ -1910,7 +1910,7 @@
     </w:p>
     <w:bookmarkEnd w:id="33"/>
     <w:bookmarkEnd w:id="34"/>
-    <w:bookmarkStart w:id="37" w:name="kaynaktan-kaynağa-gizleme-nedir"/>
+    <w:bookmarkStart w:id="40" w:name="kaynaktan-kaynağa-gizleme-nedir"/>
     <w:p>
       <w:pPr>
         <w:pStyle w:val="Heading2"/>
@@ -2023,6 +2023,53 @@
       </w:r>
       <w:r>
         <w:t xml:space="preserve">yaptırmaktır.</w:t>
+      </w:r>
+    </w:p>
+    <w:p>
+      <w:pPr>
+        <w:pStyle w:val="BodyText"/>
+      </w:pPr>
+      <w:r>
+        <w:drawing>
+          <wp:inline>
+            <wp:extent cx="5759999" cy="2470728"/>
+            <wp:effectExtent b="0" l="0" r="0" t="0"/>
+            <wp:docPr descr="El ile gizleme ile araçla gizlemenin karşılaştırması" title="" id="36" name="Picture"/>
+            <a:graphic>
+              <a:graphicData uri="http://schemas.openxmlformats.org/drawingml/2006/picture">
+                <pic:pic>
+                  <pic:nvPicPr>
+                    <pic:cNvPr descr="h14-02-el-ile-vs-arac.png" id="37" name="Picture"/>
+                    <pic:cNvPicPr>
+                      <a:picLocks noChangeArrowheads="1" noChangeAspect="1"/>
+                    </pic:cNvPicPr>
+                  </pic:nvPicPr>
+                  <pic:blipFill>
+                    <a:blip r:embed="rId35"/>
+                    <a:stretch>
+                      <a:fillRect/>
+                    </a:stretch>
+                  </pic:blipFill>
+                  <pic:spPr bwMode="auto">
+                    <a:xfrm>
+                      <a:off x="0" y="0"/>
+                      <a:ext cx="5759999" cy="2470728"/>
+                    </a:xfrm>
+                    <a:prstGeom prst="rect">
+                      <a:avLst/>
+                    </a:prstGeom>
+                    <a:noFill/>
+                    <a:ln w="9525">
+                      <a:noFill/>
+                      <a:headEnd/>
+                      <a:tailEnd/>
+                    </a:ln>
+                  </pic:spPr>
+                </pic:pic>
+              </a:graphicData>
+            </a:graphic>
+          </wp:inline>
+        </w:drawing>
       </w:r>
     </w:p>
     <w:p>
@@ -2401,7 +2448,7 @@
         <w:t xml:space="preserve">okunur kaynakta kalır, dağıtılan kaynak gizlidir.</w:t>
       </w:r>
     </w:p>
-    <w:bookmarkStart w:id="35" w:name="tigress-nedir-nereye-oturur"/>
+    <w:bookmarkStart w:id="38" w:name="tigress-nedir-nereye-oturur"/>
     <w:p>
       <w:pPr>
         <w:pStyle w:val="Heading3"/>
@@ -2655,8 +2702,8 @@
         <w:t xml:space="preserve">koduna, kendi makinesinde uygulanır.</w:t>
       </w:r>
     </w:p>
-    <w:bookmarkEnd w:id="35"/>
-    <w:bookmarkStart w:id="36" w:name="neden-bir-araç-el-ile-değil"/>
+    <w:bookmarkEnd w:id="38"/>
+    <w:bookmarkStart w:id="39" w:name="neden-bir-araç-el-ile-değil"/>
     <w:p>
       <w:pPr>
         <w:pStyle w:val="Heading3"/>
@@ -2922,9 +2969,9 @@
         <w:t xml:space="preserve">dayandığını ölçen araştırmaların (bölüm 4) baş öznesidir.</w:t>
       </w:r>
     </w:p>
-    <w:bookmarkEnd w:id="36"/>
-    <w:bookmarkEnd w:id="37"/>
-    <w:bookmarkStart w:id="38" w:name="X6273d18c9d872fcca83fdc002f913daa115c6a5"/>
+    <w:bookmarkEnd w:id="39"/>
+    <w:bookmarkEnd w:id="40"/>
+    <w:bookmarkStart w:id="44" w:name="X6273d18c9d872fcca83fdc002f913daa115c6a5"/>
     <w:p>
       <w:pPr>
         <w:pStyle w:val="Heading2"/>
@@ -2951,6 +2998,53 @@
       </w:r>
       <w:r>
         <w:t xml:space="preserve">doğrulayın):</w:t>
+      </w:r>
+    </w:p>
+    <w:p>
+      <w:pPr>
+        <w:pStyle w:val="BodyText"/>
+      </w:pPr>
+      <w:r>
+        <w:drawing>
+          <wp:inline>
+            <wp:extent cx="5759999" cy="2470728"/>
+            <wp:effectExtent b="0" l="0" r="0" t="0"/>
+            <wp:docPr descr="Dayanıklılık ile maliyet arasındaki ödünleşim" title="" id="42" name="Picture"/>
+            <a:graphic>
+              <a:graphicData uri="http://schemas.openxmlformats.org/drawingml/2006/picture">
+                <pic:pic>
+                  <pic:nvPicPr>
+                    <pic:cNvPr descr="h14-08-dayaniklilik-maliyet.png" id="43" name="Picture"/>
+                    <pic:cNvPicPr>
+                      <a:picLocks noChangeArrowheads="1" noChangeAspect="1"/>
+                    </pic:cNvPicPr>
+                  </pic:nvPicPr>
+                  <pic:blipFill>
+                    <a:blip r:embed="rId41"/>
+                    <a:stretch>
+                      <a:fillRect/>
+                    </a:stretch>
+                  </pic:blipFill>
+                  <pic:spPr bwMode="auto">
+                    <a:xfrm>
+                      <a:off x="0" y="0"/>
+                      <a:ext cx="5759999" cy="2470728"/>
+                    </a:xfrm>
+                    <a:prstGeom prst="rect">
+                      <a:avLst/>
+                    </a:prstGeom>
+                    <a:noFill/>
+                    <a:ln w="9525">
+                      <a:noFill/>
+                      <a:headEnd/>
+                      <a:tailEnd/>
+                    </a:ln>
+                  </pic:spPr>
+                </pic:pic>
+              </a:graphicData>
+            </a:graphic>
+          </wp:inline>
+        </w:drawing>
       </w:r>
     </w:p>
     <w:p>
@@ -3198,8 +3292,8 @@
         </w:pict>
       </w:r>
     </w:p>
-    <w:bookmarkEnd w:id="38"/>
-    <w:bookmarkStart w:id="39" w:name="Xea12692b510492ab6495dce8d368362f5bb38a0"/>
+    <w:bookmarkEnd w:id="44"/>
+    <w:bookmarkStart w:id="48" w:name="Xea12692b510492ab6495dce8d368362f5bb38a0"/>
     <w:p>
       <w:pPr>
         <w:pStyle w:val="Heading2"/>
@@ -3226,6 +3320,53 @@
       </w:r>
       <w:r>
         <w:t xml:space="preserve">farklar olabilir):</w:t>
+      </w:r>
+    </w:p>
+    <w:p>
+      <w:pPr>
+        <w:pStyle w:val="BodyText"/>
+      </w:pPr>
+      <w:r>
+        <w:drawing>
+          <wp:inline>
+            <wp:extent cx="5759999" cy="2687780"/>
+            <wp:effectExtent b="0" l="0" r="0" t="0"/>
+            <wp:docPr descr="Tigress dönüşümlerinin 9. hafta kurallarıyla eşlenmesi" title="" id="46" name="Picture"/>
+            <a:graphic>
+              <a:graphicData uri="http://schemas.openxmlformats.org/drawingml/2006/picture">
+                <pic:pic>
+                  <pic:nvPicPr>
+                    <pic:cNvPr descr="h14-03-donusum-esleme.png" id="47" name="Picture"/>
+                    <pic:cNvPicPr>
+                      <a:picLocks noChangeArrowheads="1" noChangeAspect="1"/>
+                    </pic:cNvPicPr>
+                  </pic:nvPicPr>
+                  <pic:blipFill>
+                    <a:blip r:embed="rId45"/>
+                    <a:stretch>
+                      <a:fillRect/>
+                    </a:stretch>
+                  </pic:blipFill>
+                  <pic:spPr bwMode="auto">
+                    <a:xfrm>
+                      <a:off x="0" y="0"/>
+                      <a:ext cx="5759999" cy="2687780"/>
+                    </a:xfrm>
+                    <a:prstGeom prst="rect">
+                      <a:avLst/>
+                    </a:prstGeom>
+                    <a:noFill/>
+                    <a:ln w="9525">
+                      <a:noFill/>
+                      <a:headEnd/>
+                      <a:tailEnd/>
+                    </a:ln>
+                  </pic:spPr>
+                </pic:pic>
+              </a:graphicData>
+            </a:graphic>
+          </wp:inline>
+        </w:drawing>
       </w:r>
     </w:p>
     <w:tbl>
@@ -3758,8 +3899,8 @@
         <w:t xml:space="preserve">ile hedef seçmek tam da bunun içindir.</w:t>
       </w:r>
     </w:p>
-    <w:bookmarkEnd w:id="39"/>
-    <w:bookmarkStart w:id="43" w:name="X0bf8ecd1a80160ce2da8a765de1e53609d58d9a"/>
+    <w:bookmarkEnd w:id="48"/>
+    <w:bookmarkStart w:id="55" w:name="X0bf8ecd1a80160ce2da8a765de1e53609d58d9a"/>
     <w:p>
       <w:pPr>
         <w:pStyle w:val="Heading2"/>
@@ -3834,18 +3975,18 @@
           <wp:inline>
             <wp:extent cx="5759999" cy="2283460"/>
             <wp:effectExtent b="0" l="0" r="0" t="0"/>
-            <wp:docPr descr="Kaynaktan kaynağa gizleme ve imzalama hattı" title="" id="41" name="Picture"/>
+            <wp:docPr descr="Dönüşüm hattında sıranın önemi" title="" id="50" name="Picture"/>
             <a:graphic>
               <a:graphicData uri="http://schemas.openxmlformats.org/drawingml/2006/picture">
                 <pic:pic>
                   <pic:nvPicPr>
-                    <pic:cNvPr descr="h14-01-kaynaktan-kaynaga-hat.png" id="42" name="Picture"/>
+                    <pic:cNvPr descr="h14-04-donusum-hatti.png" id="51" name="Picture"/>
                     <pic:cNvPicPr>
                       <a:picLocks noChangeArrowheads="1" noChangeAspect="1"/>
                     </pic:cNvPicPr>
                   </pic:nvPicPr>
                   <pic:blipFill>
-                    <a:blip r:embed="rId40"/>
+                    <a:blip r:embed="rId49"/>
                     <a:stretch>
                       <a:fillRect/>
                     </a:stretch>
@@ -3877,6 +4018,53 @@
         <w:pStyle w:val="BodyText"/>
       </w:pPr>
       <w:r>
+        <w:drawing>
+          <wp:inline>
+            <wp:extent cx="5759999" cy="2283460"/>
+            <wp:effectExtent b="0" l="0" r="0" t="0"/>
+            <wp:docPr descr="Kaynaktan kaynağa gizleme ve imzalama hattı" title="" id="53" name="Picture"/>
+            <a:graphic>
+              <a:graphicData uri="http://schemas.openxmlformats.org/drawingml/2006/picture">
+                <pic:pic>
+                  <pic:nvPicPr>
+                    <pic:cNvPr descr="h14-01-kaynaktan-kaynaga-hat.png" id="54" name="Picture"/>
+                    <pic:cNvPicPr>
+                      <a:picLocks noChangeArrowheads="1" noChangeAspect="1"/>
+                    </pic:cNvPicPr>
+                  </pic:nvPicPr>
+                  <pic:blipFill>
+                    <a:blip r:embed="rId52"/>
+                    <a:stretch>
+                      <a:fillRect/>
+                    </a:stretch>
+                  </pic:blipFill>
+                  <pic:spPr bwMode="auto">
+                    <a:xfrm>
+                      <a:off x="0" y="0"/>
+                      <a:ext cx="5759999" cy="2283460"/>
+                    </a:xfrm>
+                    <a:prstGeom prst="rect">
+                      <a:avLst/>
+                    </a:prstGeom>
+                    <a:noFill/>
+                    <a:ln w="9525">
+                      <a:noFill/>
+                      <a:headEnd/>
+                      <a:tailEnd/>
+                    </a:ln>
+                  </pic:spPr>
+                </pic:pic>
+              </a:graphicData>
+            </a:graphic>
+          </wp:inline>
+        </w:drawing>
+      </w:r>
+    </w:p>
+    <w:p>
+      <w:pPr>
+        <w:pStyle w:val="BodyText"/>
+      </w:pPr>
+      <w:r>
         <w:t xml:space="preserve">İmza</w:t>
       </w:r>
       <w:r>
@@ -4299,8 +4487,8 @@
         <w:t xml:space="preserve">na doğrudan bağlanır.</w:t>
       </w:r>
     </w:p>
-    <w:bookmarkEnd w:id="43"/>
-    <w:bookmarkStart w:id="44" w:name="Xf39b5829057d1199f1dac33a84f618b579cc4e8"/>
+    <w:bookmarkEnd w:id="55"/>
+    <w:bookmarkStart w:id="56" w:name="Xf39b5829057d1199f1dac33a84f618b579cc4e8"/>
     <w:p>
       <w:pPr>
         <w:pStyle w:val="Heading2"/>
@@ -4961,8 +5149,8 @@
         </w:pict>
       </w:r>
     </w:p>
-    <w:bookmarkEnd w:id="44"/>
-    <w:bookmarkStart w:id="45" w:name="Xdf69c0c1534e1d8e230ffd2b76f61321c322187"/>
+    <w:bookmarkEnd w:id="56"/>
+    <w:bookmarkStart w:id="60" w:name="Xdf69c0c1534e1d8e230ffd2b76f61321c322187"/>
     <w:p>
       <w:pPr>
         <w:pStyle w:val="Heading2"/>
@@ -5063,6 +5251,53 @@
       </w:r>
       <w:r>
         <w:t xml:space="preserve">farklı tohumlarla çalıştırırsanız, opak yüklemler, sahte dallar ve düzleştirme durumları kopyadan kopyaya değişir.</w:t>
+      </w:r>
+    </w:p>
+    <w:p>
+      <w:pPr>
+        <w:pStyle w:val="BodyText"/>
+      </w:pPr>
+      <w:r>
+        <w:drawing>
+          <wp:inline>
+            <wp:extent cx="5759999" cy="2470728"/>
+            <wp:effectExtent b="0" l="0" r="0" t="0"/>
+            <wp:docPr descr="Uzayda ve zamanda çeşitlendirme" title="" id="58" name="Picture"/>
+            <a:graphic>
+              <a:graphicData uri="http://schemas.openxmlformats.org/drawingml/2006/picture">
+                <pic:pic>
+                  <pic:nvPicPr>
+                    <pic:cNvPr descr="h14-05-cesitlendirme-turleri.png" id="59" name="Picture"/>
+                    <pic:cNvPicPr>
+                      <a:picLocks noChangeArrowheads="1" noChangeAspect="1"/>
+                    </pic:cNvPicPr>
+                  </pic:nvPicPr>
+                  <pic:blipFill>
+                    <a:blip r:embed="rId57"/>
+                    <a:stretch>
+                      <a:fillRect/>
+                    </a:stretch>
+                  </pic:blipFill>
+                  <pic:spPr bwMode="auto">
+                    <a:xfrm>
+                      <a:off x="0" y="0"/>
+                      <a:ext cx="5759999" cy="2470728"/>
+                    </a:xfrm>
+                    <a:prstGeom prst="rect">
+                      <a:avLst/>
+                    </a:prstGeom>
+                    <a:noFill/>
+                    <a:ln w="9525">
+                      <a:noFill/>
+                      <a:headEnd/>
+                      <a:tailEnd/>
+                    </a:ln>
+                  </pic:spPr>
+                </pic:pic>
+              </a:graphicData>
+            </a:graphic>
+          </wp:inline>
+        </w:drawing>
       </w:r>
     </w:p>
     <w:p>
@@ -5480,8 +5715,8 @@
         <w:t xml:space="preserve">engeller — bu ayrım 9. haftanın çekirdek fikriydi.</w:t>
       </w:r>
     </w:p>
-    <w:bookmarkEnd w:id="45"/>
-    <w:bookmarkStart w:id="48" w:name="gizlemeyi-ve-çeşitlendirmeyi-ölçmek"/>
+    <w:bookmarkEnd w:id="60"/>
+    <w:bookmarkStart w:id="66" w:name="gizlemeyi-ve-çeşitlendirmeyi-ölçmek"/>
     <w:p>
       <w:pPr>
         <w:pStyle w:val="Heading2"/>
@@ -5520,7 +5755,54 @@
         <w:t xml:space="preserve">yapabilmenizdir: aynı programı gizleyip önce/sonra ölçersiniz.</w:t>
       </w:r>
     </w:p>
-    <w:bookmarkStart w:id="46" w:name="maliyet-ölçümü-kolay-ve-zorunlu"/>
+    <w:p>
+      <w:pPr>
+        <w:pStyle w:val="BodyText"/>
+      </w:pPr>
+      <w:r>
+        <w:drawing>
+          <wp:inline>
+            <wp:extent cx="5759999" cy="2283460"/>
+            <wp:effectExtent b="0" l="0" r="0" t="0"/>
+            <wp:docPr descr="Her hattan sonra test ve ölçüm" title="" id="62" name="Picture"/>
+            <a:graphic>
+              <a:graphicData uri="http://schemas.openxmlformats.org/drawingml/2006/picture">
+                <pic:pic>
+                  <pic:nvPicPr>
+                    <pic:cNvPr descr="h14-06-test-ve-olcum.png" id="63" name="Picture"/>
+                    <pic:cNvPicPr>
+                      <a:picLocks noChangeArrowheads="1" noChangeAspect="1"/>
+                    </pic:cNvPicPr>
+                  </pic:nvPicPr>
+                  <pic:blipFill>
+                    <a:blip r:embed="rId61"/>
+                    <a:stretch>
+                      <a:fillRect/>
+                    </a:stretch>
+                  </pic:blipFill>
+                  <pic:spPr bwMode="auto">
+                    <a:xfrm>
+                      <a:off x="0" y="0"/>
+                      <a:ext cx="5759999" cy="2283460"/>
+                    </a:xfrm>
+                    <a:prstGeom prst="rect">
+                      <a:avLst/>
+                    </a:prstGeom>
+                    <a:noFill/>
+                    <a:ln w="9525">
+                      <a:noFill/>
+                      <a:headEnd/>
+                      <a:tailEnd/>
+                    </a:ln>
+                  </pic:spPr>
+                </pic:pic>
+              </a:graphicData>
+            </a:graphic>
+          </wp:inline>
+        </w:drawing>
+      </w:r>
+    </w:p>
+    <w:bookmarkStart w:id="64" w:name="maliyet-ölçümü-kolay-ve-zorunlu"/>
     <w:p>
       <w:pPr>
         <w:pStyle w:val="Heading3"/>
@@ -5755,8 +6037,8 @@
         <w:t xml:space="preserve"># süre: aynı girdiyle N kez çalıştır, ortalamayı karşılaştır</w:t>
       </w:r>
     </w:p>
-    <w:bookmarkEnd w:id="46"/>
-    <w:bookmarkStart w:id="47" w:name="dayanıklılık-ölçümü-ileri-kavramsal"/>
+    <w:bookmarkEnd w:id="64"/>
+    <w:bookmarkStart w:id="65" w:name="dayanıklılık-ölçümü-ileri-kavramsal"/>
     <w:p>
       <w:pPr>
         <w:pStyle w:val="Heading3"/>
@@ -5960,9 +6242,9 @@
         </w:pict>
       </w:r>
     </w:p>
-    <w:bookmarkEnd w:id="47"/>
-    <w:bookmarkEnd w:id="48"/>
-    <w:bookmarkStart w:id="49" w:name="Xed18fb24b3b216be3cab6fadb481a8f69cb4f69"/>
+    <w:bookmarkEnd w:id="65"/>
+    <w:bookmarkEnd w:id="66"/>
+    <w:bookmarkStart w:id="67" w:name="Xed18fb24b3b216be3cab6fadb481a8f69cb4f69"/>
     <w:p>
       <w:pPr>
         <w:pStyle w:val="Heading2"/>
@@ -6274,8 +6556,8 @@
         <w:t xml:space="preserve">ayarı değiştirmez, ağa bir şey yapmaz. Bütün değerler sentetiktir.</w:t>
       </w:r>
     </w:p>
-    <w:bookmarkEnd w:id="49"/>
-    <w:bookmarkStart w:id="50" w:name="X450b175c1a5bc13bd213b38a8310069f409defa"/>
+    <w:bookmarkEnd w:id="67"/>
+    <w:bookmarkStart w:id="71" w:name="X450b175c1a5bc13bd213b38a8310069f409defa"/>
     <w:p>
       <w:pPr>
         <w:pStyle w:val="Heading2"/>
@@ -6324,6 +6606,53 @@
       </w:r>
       <w:r>
         <w:t xml:space="preserve">bölümü tam olarak bunu belgeler:</w:t>
+      </w:r>
+    </w:p>
+    <w:p>
+      <w:pPr>
+        <w:pStyle w:val="BodyText"/>
+      </w:pPr>
+      <w:r>
+        <w:drawing>
+          <wp:inline>
+            <wp:extent cx="5759999" cy="2748610"/>
+            <wp:effectExtent b="0" l="0" r="0" t="0"/>
+            <wp:docPr descr="S15 derleme ve dağıtım hattı" title="" id="69" name="Picture"/>
+            <a:graphic>
+              <a:graphicData uri="http://schemas.openxmlformats.org/drawingml/2006/picture">
+                <pic:pic>
+                  <pic:nvPicPr>
+                    <pic:cNvPr descr="h14-07-s15-hatti.png" id="70" name="Picture"/>
+                    <pic:cNvPicPr>
+                      <a:picLocks noChangeArrowheads="1" noChangeAspect="1"/>
+                    </pic:cNvPicPr>
+                  </pic:nvPicPr>
+                  <pic:blipFill>
+                    <a:blip r:embed="rId68"/>
+                    <a:stretch>
+                      <a:fillRect/>
+                    </a:stretch>
+                  </pic:blipFill>
+                  <pic:spPr bwMode="auto">
+                    <a:xfrm>
+                      <a:off x="0" y="0"/>
+                      <a:ext cx="5759999" cy="2748610"/>
+                    </a:xfrm>
+                    <a:prstGeom prst="rect">
+                      <a:avLst/>
+                    </a:prstGeom>
+                    <a:noFill/>
+                    <a:ln w="9525">
+                      <a:noFill/>
+                      <a:headEnd/>
+                      <a:tailEnd/>
+                    </a:ln>
+                  </pic:spPr>
+                </pic:pic>
+              </a:graphicData>
+            </a:graphic>
+          </wp:inline>
+        </w:drawing>
       </w:r>
     </w:p>
     <w:p>
@@ -6528,8 +6857,8 @@
         <w:t xml:space="preserve">ölçülmüş olmaktan gelir.</w:t>
       </w:r>
     </w:p>
-    <w:bookmarkEnd w:id="50"/>
-    <w:bookmarkStart w:id="51" w:name="dönem-projesi-bu-hafta-s9-ileri-s15-hat"/>
+    <w:bookmarkEnd w:id="71"/>
+    <w:bookmarkStart w:id="72" w:name="dönem-projesi-bu-hafta-s9-ileri-s15-hat"/>
     <w:p>
       <w:pPr>
         <w:pStyle w:val="Heading2"/>
@@ -6661,8 +6990,8 @@
         <w:t xml:space="preserve">gizlenmiş sürümün birim testlerini geçtiğini gösterin (S16 ile bağ).</w:t>
       </w:r>
     </w:p>
-    <w:bookmarkEnd w:id="51"/>
-    <w:bookmarkStart w:id="52" w:name="kendini-sınama"/>
+    <w:bookmarkEnd w:id="72"/>
+    <w:bookmarkStart w:id="73" w:name="kendini-sınama"/>
     <w:p>
       <w:pPr>
         <w:pStyle w:val="Heading2"/>
@@ -7399,8 +7728,8 @@
         <w:t xml:space="preserve">olmaktan gelir.</w:t>
       </w:r>
     </w:p>
-    <w:bookmarkEnd w:id="52"/>
-    <w:bookmarkStart w:id="53" w:name="kaynaklar-ve-ileri-okuma"/>
+    <w:bookmarkEnd w:id="73"/>
+    <w:bookmarkStart w:id="74" w:name="kaynaklar-ve-ileri-okuma"/>
     <w:p>
       <w:pPr>
         <w:pStyle w:val="Heading2"/>
@@ -7534,8 +7863,8 @@
         <w:t xml:space="preserve">(S15) ve ölçümleri (S9) beklenir. 16. haftada Quiz-2 (9–14. haftalar).</w:t>
       </w:r>
     </w:p>
-    <w:bookmarkEnd w:id="53"/>
-    <w:bookmarkEnd w:id="54"/>
+    <w:bookmarkEnd w:id="74"/>
+    <w:bookmarkEnd w:id="75"/>
     <w:sectPr>
       <w:headerReference r:id="rId9" w:type="default"/>
       <w:footerReference r:id="rId10" w:type="default"/>

--- a/docs/week-14/cen429-week-14-ders-notu.tr.docx
+++ b/docs/week-14/cen429-week-14-ders-notu.tr.docx
@@ -2,7 +2,7 @@
 <file path=word/document.xml><?xml version="1.0" encoding="utf-8"?>
 <w:document xmlns:w="http://schemas.openxmlformats.org/wordprocessingml/2006/main" xmlns:m="http://schemas.openxmlformats.org/officeDocument/2006/math" xmlns:r="http://schemas.openxmlformats.org/officeDocument/2006/relationships" xmlns:o="urn:schemas-microsoft-com:office:office" xmlns:v="urn:schemas-microsoft-com:vml" xmlns:w10="urn:schemas-microsoft-com:office:word" xmlns:a="http://schemas.openxmlformats.org/drawingml/2006/main" xmlns:pic="http://schemas.openxmlformats.org/drawingml/2006/picture" xmlns:wp="http://schemas.openxmlformats.org/drawingml/2006/wordprocessingDrawing">
   <w:body>
-    <w:bookmarkStart w:id="75" w:name="hafta-14-tigress-ve-çeşitlendirme"/>
+    <w:bookmarkStart w:id="82" w:name="hafta-14-tigress-ve-çeşitlendirme"/>
     <w:p>
       <w:pPr>
         <w:pStyle w:val="Heading1"/>
@@ -149,13 +149,13 @@
         <w:rPr>
           <w:rStyle w:val="VerbatimChar"/>
         </w:rPr>
-        <w:t xml:space="preserve">sh demo.sh</w:t>
-      </w:r>
-      <w:r>
-        <w:t xml:space="preserve"> </w:t>
-      </w:r>
-      <w:r>
-        <w:t xml:space="preserve">(Linux/WSL) ya da CMake ile derleyip</w:t>
+        <w:t xml:space="preserve">code/week-14/01-kaynaktan-kaynaga</w:t>
+      </w:r>
+      <w:r>
+        <w:t xml:space="preserve"> </w:t>
+      </w:r>
+      <w:r>
+        <w:t xml:space="preserve">klasöründe</w:t>
       </w:r>
       <w:r>
         <w:t xml:space="preserve"> </w:t>
@@ -164,13 +164,13 @@
         <w:rPr>
           <w:rStyle w:val="VerbatimChar"/>
         </w:rPr>
-        <w:t xml:space="preserve">bin/</w:t>
-      </w:r>
-      <w:r>
-        <w:t xml:space="preserve"> </w:t>
-      </w:r>
-      <w:r>
-        <w:t xml:space="preserve">altından. Tümüyle sentetik ve güvenlidir; öğrenci bilgisayarına zarar vermez.</w:t>
+        <w:t xml:space="preserve">sh tigress-hatti.sh</w:t>
+      </w:r>
+      <w:r>
+        <w:t xml:space="preserve"> </w:t>
+      </w:r>
+      <w:r>
+        <w:t xml:space="preserve">(Linux/WSL; Windows’ta WSL). Tigress kurulu değilse betik temiz bir türevle aynı akışı gösterir. Adım adım aşağıdaki kutuda. Tümüyle sentetik ve güvenlidir; öğrenci bilgisayarına zarar vermez.</w:t>
       </w:r>
     </w:p>
     <w:p>
@@ -1083,7 +1083,7 @@
         </w:pict>
       </w:r>
     </w:p>
-    <w:bookmarkStart w:id="34" w:name="temel-kavramlar-sıfırdan"/>
+    <w:bookmarkStart w:id="40" w:name="temel-kavramlar-sıfırdan"/>
     <w:p>
       <w:pPr>
         <w:pStyle w:val="Heading2"/>
@@ -1330,7 +1330,7 @@
       </w:r>
     </w:p>
     <w:bookmarkEnd w:id="23"/>
-    <w:bookmarkStart w:id="24" w:name="kaynaktan-kaynağa-source-to-source"/>
+    <w:bookmarkStart w:id="27" w:name="kaynaktan-kaynağa-source-to-source"/>
     <w:p>
       <w:pPr>
         <w:pStyle w:val="Heading3"/>
@@ -1381,671 +1381,25 @@
     </w:p>
     <w:p>
       <w:pPr>
-        <w:pStyle w:val="SourceCode"/>
-      </w:pPr>
-      <w:r>
-        <w:rPr>
-          <w:rStyle w:val="VerbatimChar"/>
-        </w:rPr>
-        <w:t xml:space="preserve">temiz.c → [araç] → gizli.c → derleyici → ikili</w:t>
-      </w:r>
-    </w:p>
-    <w:bookmarkEnd w:id="24"/>
-    <w:bookmarkStart w:id="25" w:name="dönüşüm-transform-nedir"/>
-    <w:p>
-      <w:pPr>
-        <w:pStyle w:val="Heading3"/>
-      </w:pPr>
-      <w:r>
-        <w:t xml:space="preserve">Dönüşüm (transform) nedir?</w:t>
-      </w:r>
-    </w:p>
-    <w:p>
-      <w:pPr>
-        <w:pStyle w:val="Compact"/>
-        <w:numPr>
-          <w:ilvl w:val="0"/>
-          <w:numId w:val="1005"/>
-        </w:numPr>
-      </w:pPr>
-      <w:r>
-        <w:rPr>
-          <w:b/>
-          <w:bCs/>
-        </w:rPr>
-        <w:t xml:space="preserve">Dönüşüm:</w:t>
-      </w:r>
-      <w:r>
-        <w:t xml:space="preserve"> </w:t>
-      </w:r>
-      <w:r>
-        <w:t xml:space="preserve">kaynağa uygulanan tek bir gizleme işlemi (ör. düzleştirme).</w:t>
-      </w:r>
-    </w:p>
-    <w:p>
-      <w:pPr>
-        <w:pStyle w:val="Compact"/>
-        <w:numPr>
-          <w:ilvl w:val="0"/>
-          <w:numId w:val="1005"/>
-        </w:numPr>
-      </w:pPr>
-      <w:r>
-        <w:t xml:space="preserve">Araç birçok dönüşüm sunar; siz hangisini, nereye seçersiniz.</w:t>
-      </w:r>
-    </w:p>
-    <w:bookmarkEnd w:id="25"/>
-    <w:bookmarkStart w:id="26" w:name="dönüşüm-hattı-pipeline"/>
-    <w:p>
-      <w:pPr>
-        <w:pStyle w:val="Heading3"/>
-      </w:pPr>
-      <w:r>
-        <w:t xml:space="preserve">Dönüşüm hattı (pipeline)</w:t>
-      </w:r>
-    </w:p>
-    <w:p>
-      <w:pPr>
-        <w:pStyle w:val="Compact"/>
-        <w:numPr>
-          <w:ilvl w:val="0"/>
-          <w:numId w:val="1006"/>
-        </w:numPr>
-      </w:pPr>
-      <w:r>
-        <w:rPr>
-          <w:b/>
-          <w:bCs/>
-        </w:rPr>
-        <w:t xml:space="preserve">Hat:</w:t>
-      </w:r>
-      <w:r>
-        <w:t xml:space="preserve"> </w:t>
-      </w:r>
-      <w:r>
-        <w:t xml:space="preserve">birden çok dönüşümün</w:t>
-      </w:r>
-      <w:r>
-        <w:t xml:space="preserve"> </w:t>
-      </w:r>
-      <w:r>
-        <w:rPr>
-          <w:b/>
-          <w:bCs/>
-        </w:rPr>
-        <w:t xml:space="preserve">sırayla</w:t>
-      </w:r>
-      <w:r>
-        <w:t xml:space="preserve"> </w:t>
-      </w:r>
-      <w:r>
-        <w:t xml:space="preserve">uygulanması.</w:t>
-      </w:r>
-    </w:p>
-    <w:p>
-      <w:pPr>
-        <w:pStyle w:val="Compact"/>
-        <w:numPr>
-          <w:ilvl w:val="0"/>
-          <w:numId w:val="1006"/>
-        </w:numPr>
-      </w:pPr>
-      <w:r>
-        <w:t xml:space="preserve">Her dönüşüm bir öncekinin çıktısına uygulanır.</w:t>
-      </w:r>
-    </w:p>
-    <w:p>
-      <w:pPr>
-        <w:pStyle w:val="Compact"/>
-        <w:numPr>
-          <w:ilvl w:val="0"/>
-          <w:numId w:val="1006"/>
-        </w:numPr>
-      </w:pPr>
-      <w:r>
-        <w:t xml:space="preserve">Sıra önemlidir.</w:t>
-      </w:r>
-    </w:p>
-    <w:bookmarkEnd w:id="26"/>
-    <w:bookmarkStart w:id="27" w:name="tohum-seed-nedir"/>
-    <w:p>
-      <w:pPr>
-        <w:pStyle w:val="Heading3"/>
-      </w:pPr>
-      <w:r>
-        <w:t xml:space="preserve">Tohum (seed) nedir?</w:t>
-      </w:r>
-    </w:p>
-    <w:p>
-      <w:pPr>
-        <w:pStyle w:val="Compact"/>
-        <w:numPr>
-          <w:ilvl w:val="0"/>
-          <w:numId w:val="1007"/>
-        </w:numPr>
-      </w:pPr>
-      <w:r>
-        <w:rPr>
-          <w:b/>
-          <w:bCs/>
-        </w:rPr>
-        <w:t xml:space="preserve">Tohum:</w:t>
-      </w:r>
-      <w:r>
-        <w:t xml:space="preserve"> </w:t>
-      </w:r>
-      <w:r>
-        <w:t xml:space="preserve">rastgeleliği yöneten bir başlangıç sayısı.</w:t>
-      </w:r>
-    </w:p>
-    <w:p>
-      <w:pPr>
-        <w:pStyle w:val="Compact"/>
-        <w:numPr>
-          <w:ilvl w:val="0"/>
-          <w:numId w:val="1007"/>
-        </w:numPr>
-      </w:pPr>
-      <w:r>
-        <w:t xml:space="preserve">Aynı dönüşüm + farklı tohum =</w:t>
-      </w:r>
-      <w:r>
-        <w:t xml:space="preserve"> </w:t>
-      </w:r>
-      <w:r>
-        <w:rPr>
-          <w:b/>
-          <w:bCs/>
-        </w:rPr>
-        <w:t xml:space="preserve">farklı</w:t>
-      </w:r>
-      <w:r>
-        <w:t xml:space="preserve"> </w:t>
-      </w:r>
-      <w:r>
-        <w:t xml:space="preserve">gizlenmiş çıktı.</w:t>
-      </w:r>
-    </w:p>
-    <w:p>
-      <w:pPr>
-        <w:pStyle w:val="Compact"/>
-        <w:numPr>
-          <w:ilvl w:val="0"/>
-          <w:numId w:val="1007"/>
-        </w:numPr>
-      </w:pPr>
-      <w:r>
-        <w:t xml:space="preserve">Çeşitlendirmenin anahtarı budur.</w:t>
-      </w:r>
-    </w:p>
-    <w:bookmarkEnd w:id="27"/>
-    <w:bookmarkStart w:id="28" w:name="çeşitlendirme-diversification"/>
-    <w:p>
-      <w:pPr>
-        <w:pStyle w:val="Heading3"/>
-      </w:pPr>
-      <w:r>
-        <w:t xml:space="preserve">Çeşitlendirme (diversification)</w:t>
-      </w:r>
-    </w:p>
-    <w:p>
-      <w:pPr>
-        <w:pStyle w:val="Compact"/>
-        <w:numPr>
-          <w:ilvl w:val="0"/>
-          <w:numId w:val="1008"/>
-        </w:numPr>
-      </w:pPr>
-      <w:r>
-        <w:rPr>
-          <w:b/>
-          <w:bCs/>
-        </w:rPr>
-        <w:t xml:space="preserve">Çeşitlendirme:</w:t>
-      </w:r>
-      <w:r>
-        <w:t xml:space="preserve"> </w:t>
-      </w:r>
-      <w:r>
-        <w:t xml:space="preserve">aynı kaynaktan</w:t>
-      </w:r>
-      <w:r>
-        <w:t xml:space="preserve"> </w:t>
-      </w:r>
-      <w:r>
-        <w:rPr>
-          <w:b/>
-          <w:bCs/>
-        </w:rPr>
-        <w:t xml:space="preserve">davranışça eş, yapıca farklı</w:t>
-      </w:r>
-      <w:r>
-        <w:t xml:space="preserve"> </w:t>
-      </w:r>
-      <w:r>
-        <w:t xml:space="preserve">ikili dosyalar üretmek.</w:t>
-      </w:r>
-    </w:p>
-    <w:p>
-      <w:pPr>
-        <w:pStyle w:val="Compact"/>
-        <w:numPr>
-          <w:ilvl w:val="0"/>
-          <w:numId w:val="1008"/>
-        </w:numPr>
-      </w:pPr>
-      <w:r>
-        <w:t xml:space="preserve">Bir kopyaya yazılan saldırı diğerinde çalışmaz (9. hafta Kural 2).</w:t>
-      </w:r>
-    </w:p>
-    <w:bookmarkEnd w:id="28"/>
-    <w:bookmarkStart w:id="29" w:name="cli-komut-satırı-nedir"/>
-    <w:p>
-      <w:pPr>
-        <w:pStyle w:val="Heading3"/>
-      </w:pPr>
-      <w:r>
-        <w:t xml:space="preserve">CLI (komut satırı) nedir?</w:t>
-      </w:r>
-    </w:p>
-    <w:p>
-      <w:pPr>
-        <w:pStyle w:val="Compact"/>
-        <w:numPr>
-          <w:ilvl w:val="0"/>
-          <w:numId w:val="1009"/>
-        </w:numPr>
-      </w:pPr>
-      <w:r>
-        <w:rPr>
-          <w:b/>
-          <w:bCs/>
-        </w:rPr>
-        <w:t xml:space="preserve">CLI (Command-Line Interface):</w:t>
-      </w:r>
-      <w:r>
-        <w:t xml:space="preserve"> </w:t>
-      </w:r>
-      <w:r>
-        <w:t xml:space="preserve">komutları yazarak çalıştırdığınız arayüz.</w:t>
-      </w:r>
-    </w:p>
-    <w:p>
-      <w:pPr>
-        <w:pStyle w:val="Compact"/>
-        <w:numPr>
-          <w:ilvl w:val="0"/>
-          <w:numId w:val="1009"/>
-        </w:numPr>
-      </w:pPr>
-      <w:r>
-        <w:t xml:space="preserve">Tigress bir CLI aracıdır:</w:t>
-      </w:r>
-      <w:r>
-        <w:t xml:space="preserve"> </w:t>
-      </w:r>
-      <w:r>
-        <w:rPr>
-          <w:rStyle w:val="VerbatimChar"/>
-        </w:rPr>
-        <w:t xml:space="preserve">tigress --Transform=... dosya.c</w:t>
-      </w:r>
-      <w:r>
-        <w:t xml:space="preserve">.</w:t>
-      </w:r>
-    </w:p>
-    <w:bookmarkEnd w:id="29"/>
-    <w:bookmarkStart w:id="30" w:name="birim-testi-unit-test"/>
-    <w:p>
-      <w:pPr>
-        <w:pStyle w:val="Heading3"/>
-      </w:pPr>
-      <w:r>
-        <w:t xml:space="preserve">Birim testi (unit test)</w:t>
-      </w:r>
-    </w:p>
-    <w:p>
-      <w:pPr>
-        <w:pStyle w:val="Compact"/>
-        <w:numPr>
-          <w:ilvl w:val="0"/>
-          <w:numId w:val="1010"/>
-        </w:numPr>
-      </w:pPr>
-      <w:r>
-        <w:rPr>
-          <w:b/>
-          <w:bCs/>
-        </w:rPr>
-        <w:t xml:space="preserve">Birim testi:</w:t>
-      </w:r>
-      <w:r>
-        <w:t xml:space="preserve"> </w:t>
-      </w:r>
-      <w:r>
-        <w:t xml:space="preserve">bir fonksiyonun doğru çalıştığını otomatik denetleyen küçük test.</w:t>
-      </w:r>
-    </w:p>
-    <w:p>
-      <w:pPr>
-        <w:pStyle w:val="Compact"/>
-        <w:numPr>
-          <w:ilvl w:val="0"/>
-          <w:numId w:val="1010"/>
-        </w:numPr>
-      </w:pPr>
-      <w:r>
-        <w:t xml:space="preserve">Gizlemeden</w:t>
-      </w:r>
-      <w:r>
-        <w:t xml:space="preserve"> </w:t>
-      </w:r>
-      <w:r>
-        <w:rPr>
-          <w:b/>
-          <w:bCs/>
-        </w:rPr>
-        <w:t xml:space="preserve">sonra</w:t>
-      </w:r>
-      <w:r>
-        <w:t xml:space="preserve"> </w:t>
-      </w:r>
-      <w:r>
-        <w:t xml:space="preserve">aynı testler geçmeli (davranış korunmalı).</w:t>
-      </w:r>
-    </w:p>
-    <w:bookmarkEnd w:id="30"/>
-    <w:bookmarkStart w:id="31" w:name="cfg-hatırlatma"/>
-    <w:p>
-      <w:pPr>
-        <w:pStyle w:val="Heading3"/>
-      </w:pPr>
-      <w:r>
-        <w:t xml:space="preserve">CFG hatırlatma</w:t>
-      </w:r>
-    </w:p>
-    <w:p>
-      <w:pPr>
-        <w:pStyle w:val="Compact"/>
-        <w:numPr>
-          <w:ilvl w:val="0"/>
-          <w:numId w:val="1011"/>
-        </w:numPr>
-      </w:pPr>
-      <w:r>
-        <w:rPr>
-          <w:b/>
-          <w:bCs/>
-        </w:rPr>
-        <w:t xml:space="preserve">CFG (Control Flow Graph):</w:t>
-      </w:r>
-      <w:r>
-        <w:t xml:space="preserve"> </w:t>
-      </w:r>
-      <w:r>
-        <w:t xml:space="preserve">temel blokları düğüm, geçişleri kenar yapan şema.</w:t>
-      </w:r>
-    </w:p>
-    <w:p>
-      <w:pPr>
-        <w:pStyle w:val="Compact"/>
-        <w:numPr>
-          <w:ilvl w:val="0"/>
-          <w:numId w:val="1011"/>
-        </w:numPr>
-      </w:pPr>
-      <w:r>
-        <w:t xml:space="preserve">Gizlemenin</w:t>
-      </w:r>
-      <w:r>
-        <w:t xml:space="preserve"> </w:t>
-      </w:r>
-      <w:r>
-        <w:rPr>
-          <w:b/>
-          <w:bCs/>
-        </w:rPr>
-        <w:t xml:space="preserve">gücünü</w:t>
-      </w:r>
-      <w:r>
-        <w:t xml:space="preserve"> </w:t>
-      </w:r>
-      <w:r>
-        <w:t xml:space="preserve">düğüm/kenar sayısıyla ölçeriz (9. hafta).</w:t>
-      </w:r>
-    </w:p>
-    <w:bookmarkEnd w:id="31"/>
-    <w:bookmarkStart w:id="32" w:name="sembolik-yürütme-kısaca"/>
-    <w:p>
-      <w:pPr>
-        <w:pStyle w:val="Heading3"/>
-      </w:pPr>
-      <w:r>
-        <w:t xml:space="preserve">Sembolik yürütme (kısaca)</w:t>
-      </w:r>
-    </w:p>
-    <w:p>
-      <w:pPr>
-        <w:pStyle w:val="Compact"/>
-        <w:numPr>
-          <w:ilvl w:val="0"/>
-          <w:numId w:val="1012"/>
-        </w:numPr>
-      </w:pPr>
-      <w:r>
-        <w:rPr>
-          <w:b/>
-          <w:bCs/>
-        </w:rPr>
-        <w:t xml:space="preserve">Sembolik yürütme:</w:t>
-      </w:r>
-      <w:r>
-        <w:t xml:space="preserve"> </w:t>
-      </w:r>
-      <w:r>
-        <w:t xml:space="preserve">program yollarını matematiksel kısıt olarak çözen otomatik analiz (ör. KLEE).</w:t>
-      </w:r>
-    </w:p>
-    <w:p>
-      <w:pPr>
-        <w:pStyle w:val="Compact"/>
-        <w:numPr>
-          <w:ilvl w:val="0"/>
-          <w:numId w:val="1012"/>
-        </w:numPr>
-      </w:pPr>
-      <w:r>
-        <w:t xml:space="preserve">Gizlemeye karşı bir</w:t>
-      </w:r>
-      <w:r>
-        <w:t xml:space="preserve"> </w:t>
-      </w:r>
-      <w:r>
-        <w:rPr>
-          <w:b/>
-          <w:bCs/>
-        </w:rPr>
-        <w:t xml:space="preserve">deobfuscation</w:t>
-      </w:r>
-      <w:r>
-        <w:t xml:space="preserve"> </w:t>
-      </w:r>
-      <w:r>
-        <w:t xml:space="preserve">yöntemidir; dayanıklılığı bununla sınarız.</w:t>
-      </w:r>
-    </w:p>
-    <w:bookmarkEnd w:id="32"/>
-    <w:bookmarkStart w:id="33" w:name="şimdi-hazırız"/>
-    <w:p>
-      <w:pPr>
-        <w:pStyle w:val="Heading3"/>
-      </w:pPr>
-      <w:r>
-        <w:t xml:space="preserve">Şimdi hazırız</w:t>
-      </w:r>
-    </w:p>
-    <w:p>
-      <w:pPr>
         <w:pStyle w:val="FirstParagraph"/>
-      </w:pPr>
-      <w:r>
-        <w:t xml:space="preserve">Terimler:</w:t>
-      </w:r>
-    </w:p>
-    <w:p>
-      <w:pPr>
-        <w:pStyle w:val="BodyText"/>
-      </w:pPr>
-      <w:r>
-        <w:t xml:space="preserve">kaynaktan kaynağa · dönüşüm · hat · tohum · çeşitlendirme · CLI · birim testi · CFG · sembolik yürütme</w:t>
-      </w:r>
-    </w:p>
-    <w:p>
-      <w:pPr>
-        <w:pStyle w:val="BodyText"/>
-      </w:pPr>
-      <w:r>
-        <w:t xml:space="preserve">Şimdi: Tigress nedir ve nasıl çalışır?</w:t>
-      </w:r>
-    </w:p>
-    <w:bookmarkEnd w:id="33"/>
-    <w:bookmarkEnd w:id="34"/>
-    <w:bookmarkStart w:id="40" w:name="kaynaktan-kaynağa-gizleme-nedir"/>
-    <w:p>
-      <w:pPr>
-        <w:pStyle w:val="Heading2"/>
-      </w:pPr>
-      <w:r>
-        <w:t xml:space="preserve">1. Kaynaktan kaynağa gizleme nedir?</w:t>
-      </w:r>
-    </w:p>
-    <w:p>
-      <w:pPr>
-        <w:pStyle w:val="FirstParagraph"/>
-      </w:pPr>
-      <w:r>
-        <w:t xml:space="preserve">Dokuzuncu haftada gizleme kurallarını</w:t>
-      </w:r>
-      <w:r>
-        <w:t xml:space="preserve"> </w:t>
-      </w:r>
-      <w:r>
-        <w:rPr>
-          <w:b/>
-          <w:bCs/>
-        </w:rPr>
-        <w:t xml:space="preserve">el ile</w:t>
-      </w:r>
-      <w:r>
-        <w:t xml:space="preserve"> </w:t>
-      </w:r>
-      <w:r>
-        <w:t xml:space="preserve">uyguladık: opak yüklem, düzleştirme, dize kodlama, sahte dal. El ile</w:t>
-      </w:r>
-      <w:r>
-        <w:t xml:space="preserve"> </w:t>
-      </w:r>
-      <w:r>
-        <w:t xml:space="preserve">gizleme öğreticidir ama üç sorunu vardır: (1)</w:t>
-      </w:r>
-      <w:r>
-        <w:t xml:space="preserve"> </w:t>
-      </w:r>
-      <w:r>
-        <w:rPr>
-          <w:b/>
-          <w:bCs/>
-        </w:rPr>
-        <w:t xml:space="preserve">hataya açıktır</w:t>
-      </w:r>
-      <w:r>
-        <w:t xml:space="preserve"> </w:t>
-      </w:r>
-      <w:r>
-        <w:t xml:space="preserve">— el ile yazılan gizleme kodu davranışı bozabilir;</w:t>
-      </w:r>
-      <w:r>
-        <w:t xml:space="preserve"> </w:t>
-      </w:r>
-      <w:r>
-        <w:t xml:space="preserve">(2)</w:t>
-      </w:r>
-      <w:r>
-        <w:t xml:space="preserve"> </w:t>
-      </w:r>
-      <w:r>
-        <w:rPr>
-          <w:b/>
-          <w:bCs/>
-        </w:rPr>
-        <w:t xml:space="preserve">bakımı zordur</w:t>
-      </w:r>
-      <w:r>
-        <w:t xml:space="preserve"> </w:t>
-      </w:r>
-      <w:r>
-        <w:t xml:space="preserve">— kaynak okunamaz hale gelir; (3)</w:t>
-      </w:r>
-      <w:r>
-        <w:t xml:space="preserve"> </w:t>
-      </w:r>
-      <w:r>
-        <w:rPr>
-          <w:b/>
-          <w:bCs/>
-        </w:rPr>
-        <w:t xml:space="preserve">çeşitlendirilemez</w:t>
-      </w:r>
-      <w:r>
-        <w:t xml:space="preserve"> </w:t>
-      </w:r>
-      <w:r>
-        <w:t xml:space="preserve">— her kopyayı el ile farklılaştıramazsınız.</w:t>
-      </w:r>
-      <w:r>
-        <w:t xml:space="preserve"> </w:t>
-      </w:r>
-      <w:r>
-        <w:t xml:space="preserve">Çözüm, gizlemeyi bir</w:t>
-      </w:r>
-      <w:r>
-        <w:t xml:space="preserve"> </w:t>
-      </w:r>
-      <w:r>
-        <w:rPr>
-          <w:b/>
-          <w:bCs/>
-        </w:rPr>
-        <w:t xml:space="preserve">araca</w:t>
-      </w:r>
-      <w:r>
-        <w:t xml:space="preserve"> </w:t>
-      </w:r>
-      <w:r>
-        <w:t xml:space="preserve">yaptırmaktır.</w:t>
-      </w:r>
-    </w:p>
-    <w:p>
-      <w:pPr>
-        <w:pStyle w:val="BodyText"/>
       </w:pPr>
       <w:r>
         <w:drawing>
           <wp:inline>
-            <wp:extent cx="5759999" cy="2470728"/>
+            <wp:extent cx="5759999" cy="2283460"/>
             <wp:effectExtent b="0" l="0" r="0" t="0"/>
-            <wp:docPr descr="El ile gizleme ile araçla gizlemenin karşılaştırması" title="" id="36" name="Picture"/>
+            <wp:docPr descr="Kaynaktan kaynağa gizleme hattı" title="" id="25" name="Picture"/>
             <a:graphic>
               <a:graphicData uri="http://schemas.openxmlformats.org/drawingml/2006/picture">
                 <pic:pic>
                   <pic:nvPicPr>
-                    <pic:cNvPr descr="h14-02-el-ile-vs-arac.png" id="37" name="Picture"/>
+                    <pic:cNvPr descr="h14-01-kaynaktan-kaynaga-hat.png" id="26" name="Picture"/>
                     <pic:cNvPicPr>
                       <a:picLocks noChangeArrowheads="1" noChangeAspect="1"/>
                     </pic:cNvPicPr>
                   </pic:nvPicPr>
                   <pic:blipFill>
-                    <a:blip r:embed="rId35"/>
+                    <a:blip r:embed="rId24"/>
                     <a:stretch>
                       <a:fillRect/>
                     </a:stretch>
@@ -2053,7 +1407,7 @@
                   <pic:spPr bwMode="auto">
                     <a:xfrm>
                       <a:off x="0" y="0"/>
-                      <a:ext cx="5759999" cy="2470728"/>
+                      <a:ext cx="5759999" cy="2283460"/>
                     </a:xfrm>
                     <a:prstGeom prst="rect">
                       <a:avLst/>
@@ -2072,6 +1426,688 @@
         </w:drawing>
       </w:r>
     </w:p>
+    <w:bookmarkEnd w:id="27"/>
+    <w:bookmarkStart w:id="28" w:name="dönüşüm-transform-nedir"/>
+    <w:p>
+      <w:pPr>
+        <w:pStyle w:val="Heading3"/>
+      </w:pPr>
+      <w:r>
+        <w:t xml:space="preserve">Dönüşüm (transform) nedir?</w:t>
+      </w:r>
+    </w:p>
+    <w:p>
+      <w:pPr>
+        <w:pStyle w:val="Compact"/>
+        <w:numPr>
+          <w:ilvl w:val="0"/>
+          <w:numId w:val="1005"/>
+        </w:numPr>
+      </w:pPr>
+      <w:r>
+        <w:rPr>
+          <w:b/>
+          <w:bCs/>
+        </w:rPr>
+        <w:t xml:space="preserve">Dönüşüm:</w:t>
+      </w:r>
+      <w:r>
+        <w:t xml:space="preserve"> </w:t>
+      </w:r>
+      <w:r>
+        <w:t xml:space="preserve">kaynağa uygulanan tek bir gizleme işlemi (ör. düzleştirme).</w:t>
+      </w:r>
+    </w:p>
+    <w:p>
+      <w:pPr>
+        <w:pStyle w:val="Compact"/>
+        <w:numPr>
+          <w:ilvl w:val="0"/>
+          <w:numId w:val="1005"/>
+        </w:numPr>
+      </w:pPr>
+      <w:r>
+        <w:t xml:space="preserve">Araç birçok dönüşüm sunar; siz hangisini, nereye seçersiniz.</w:t>
+      </w:r>
+    </w:p>
+    <w:bookmarkEnd w:id="28"/>
+    <w:bookmarkStart w:id="29" w:name="dönüşüm-hattı-pipeline"/>
+    <w:p>
+      <w:pPr>
+        <w:pStyle w:val="Heading3"/>
+      </w:pPr>
+      <w:r>
+        <w:t xml:space="preserve">Dönüşüm hattı (pipeline)</w:t>
+      </w:r>
+    </w:p>
+    <w:p>
+      <w:pPr>
+        <w:pStyle w:val="Compact"/>
+        <w:numPr>
+          <w:ilvl w:val="0"/>
+          <w:numId w:val="1006"/>
+        </w:numPr>
+      </w:pPr>
+      <w:r>
+        <w:rPr>
+          <w:b/>
+          <w:bCs/>
+        </w:rPr>
+        <w:t xml:space="preserve">Hat:</w:t>
+      </w:r>
+      <w:r>
+        <w:t xml:space="preserve"> </w:t>
+      </w:r>
+      <w:r>
+        <w:t xml:space="preserve">birden çok dönüşümün</w:t>
+      </w:r>
+      <w:r>
+        <w:t xml:space="preserve"> </w:t>
+      </w:r>
+      <w:r>
+        <w:rPr>
+          <w:b/>
+          <w:bCs/>
+        </w:rPr>
+        <w:t xml:space="preserve">sırayla</w:t>
+      </w:r>
+      <w:r>
+        <w:t xml:space="preserve"> </w:t>
+      </w:r>
+      <w:r>
+        <w:t xml:space="preserve">uygulanması.</w:t>
+      </w:r>
+    </w:p>
+    <w:p>
+      <w:pPr>
+        <w:pStyle w:val="Compact"/>
+        <w:numPr>
+          <w:ilvl w:val="0"/>
+          <w:numId w:val="1006"/>
+        </w:numPr>
+      </w:pPr>
+      <w:r>
+        <w:t xml:space="preserve">Her dönüşüm bir öncekinin çıktısına uygulanır.</w:t>
+      </w:r>
+    </w:p>
+    <w:p>
+      <w:pPr>
+        <w:pStyle w:val="Compact"/>
+        <w:numPr>
+          <w:ilvl w:val="0"/>
+          <w:numId w:val="1006"/>
+        </w:numPr>
+      </w:pPr>
+      <w:r>
+        <w:t xml:space="preserve">Sıra önemlidir.</w:t>
+      </w:r>
+    </w:p>
+    <w:bookmarkEnd w:id="29"/>
+    <w:bookmarkStart w:id="30" w:name="tohum-seed-nedir"/>
+    <w:p>
+      <w:pPr>
+        <w:pStyle w:val="Heading3"/>
+      </w:pPr>
+      <w:r>
+        <w:t xml:space="preserve">Tohum (seed) nedir?</w:t>
+      </w:r>
+    </w:p>
+    <w:p>
+      <w:pPr>
+        <w:pStyle w:val="Compact"/>
+        <w:numPr>
+          <w:ilvl w:val="0"/>
+          <w:numId w:val="1007"/>
+        </w:numPr>
+      </w:pPr>
+      <w:r>
+        <w:rPr>
+          <w:b/>
+          <w:bCs/>
+        </w:rPr>
+        <w:t xml:space="preserve">Tohum:</w:t>
+      </w:r>
+      <w:r>
+        <w:t xml:space="preserve"> </w:t>
+      </w:r>
+      <w:r>
+        <w:t xml:space="preserve">rastgeleliği yöneten bir başlangıç sayısı.</w:t>
+      </w:r>
+    </w:p>
+    <w:p>
+      <w:pPr>
+        <w:pStyle w:val="Compact"/>
+        <w:numPr>
+          <w:ilvl w:val="0"/>
+          <w:numId w:val="1007"/>
+        </w:numPr>
+      </w:pPr>
+      <w:r>
+        <w:t xml:space="preserve">Aynı dönüşüm + farklı tohum =</w:t>
+      </w:r>
+      <w:r>
+        <w:t xml:space="preserve"> </w:t>
+      </w:r>
+      <w:r>
+        <w:rPr>
+          <w:b/>
+          <w:bCs/>
+        </w:rPr>
+        <w:t xml:space="preserve">farklı</w:t>
+      </w:r>
+      <w:r>
+        <w:t xml:space="preserve"> </w:t>
+      </w:r>
+      <w:r>
+        <w:t xml:space="preserve">gizlenmiş çıktı.</w:t>
+      </w:r>
+    </w:p>
+    <w:p>
+      <w:pPr>
+        <w:pStyle w:val="Compact"/>
+        <w:numPr>
+          <w:ilvl w:val="0"/>
+          <w:numId w:val="1007"/>
+        </w:numPr>
+      </w:pPr>
+      <w:r>
+        <w:t xml:space="preserve">Çeşitlendirmenin anahtarı budur.</w:t>
+      </w:r>
+    </w:p>
+    <w:bookmarkEnd w:id="30"/>
+    <w:bookmarkStart w:id="31" w:name="çeşitlendirme-diversification"/>
+    <w:p>
+      <w:pPr>
+        <w:pStyle w:val="Heading3"/>
+      </w:pPr>
+      <w:r>
+        <w:t xml:space="preserve">Çeşitlendirme (diversification)</w:t>
+      </w:r>
+    </w:p>
+    <w:p>
+      <w:pPr>
+        <w:pStyle w:val="Compact"/>
+        <w:numPr>
+          <w:ilvl w:val="0"/>
+          <w:numId w:val="1008"/>
+        </w:numPr>
+      </w:pPr>
+      <w:r>
+        <w:rPr>
+          <w:b/>
+          <w:bCs/>
+        </w:rPr>
+        <w:t xml:space="preserve">Çeşitlendirme:</w:t>
+      </w:r>
+      <w:r>
+        <w:t xml:space="preserve"> </w:t>
+      </w:r>
+      <w:r>
+        <w:t xml:space="preserve">aynı kaynaktan</w:t>
+      </w:r>
+      <w:r>
+        <w:t xml:space="preserve"> </w:t>
+      </w:r>
+      <w:r>
+        <w:rPr>
+          <w:b/>
+          <w:bCs/>
+        </w:rPr>
+        <w:t xml:space="preserve">davranışça eş, yapıca farklı</w:t>
+      </w:r>
+      <w:r>
+        <w:t xml:space="preserve"> </w:t>
+      </w:r>
+      <w:r>
+        <w:t xml:space="preserve">ikili dosyalar üretmek.</w:t>
+      </w:r>
+    </w:p>
+    <w:p>
+      <w:pPr>
+        <w:pStyle w:val="Compact"/>
+        <w:numPr>
+          <w:ilvl w:val="0"/>
+          <w:numId w:val="1008"/>
+        </w:numPr>
+      </w:pPr>
+      <w:r>
+        <w:t xml:space="preserve">Bir kopyaya yazılan saldırı diğerinde çalışmaz (9. hafta Kural 2).</w:t>
+      </w:r>
+    </w:p>
+    <w:bookmarkEnd w:id="31"/>
+    <w:bookmarkStart w:id="32" w:name="cli-komut-satırı-nedir"/>
+    <w:p>
+      <w:pPr>
+        <w:pStyle w:val="Heading3"/>
+      </w:pPr>
+      <w:r>
+        <w:t xml:space="preserve">CLI (komut satırı) nedir?</w:t>
+      </w:r>
+    </w:p>
+    <w:p>
+      <w:pPr>
+        <w:pStyle w:val="Compact"/>
+        <w:numPr>
+          <w:ilvl w:val="0"/>
+          <w:numId w:val="1009"/>
+        </w:numPr>
+      </w:pPr>
+      <w:r>
+        <w:rPr>
+          <w:b/>
+          <w:bCs/>
+        </w:rPr>
+        <w:t xml:space="preserve">CLI (Command-Line Interface):</w:t>
+      </w:r>
+      <w:r>
+        <w:t xml:space="preserve"> </w:t>
+      </w:r>
+      <w:r>
+        <w:t xml:space="preserve">komutları yazarak çalıştırdığınız arayüz.</w:t>
+      </w:r>
+    </w:p>
+    <w:p>
+      <w:pPr>
+        <w:pStyle w:val="Compact"/>
+        <w:numPr>
+          <w:ilvl w:val="0"/>
+          <w:numId w:val="1009"/>
+        </w:numPr>
+      </w:pPr>
+      <w:r>
+        <w:t xml:space="preserve">Tigress bir CLI aracıdır:</w:t>
+      </w:r>
+      <w:r>
+        <w:t xml:space="preserve"> </w:t>
+      </w:r>
+      <w:r>
+        <w:rPr>
+          <w:rStyle w:val="VerbatimChar"/>
+        </w:rPr>
+        <w:t xml:space="preserve">tigress --Transform=... dosya.c</w:t>
+      </w:r>
+      <w:r>
+        <w:t xml:space="preserve">.</w:t>
+      </w:r>
+    </w:p>
+    <w:bookmarkEnd w:id="32"/>
+    <w:bookmarkStart w:id="33" w:name="birim-testi-unit-test"/>
+    <w:p>
+      <w:pPr>
+        <w:pStyle w:val="Heading3"/>
+      </w:pPr>
+      <w:r>
+        <w:t xml:space="preserve">Birim testi (unit test)</w:t>
+      </w:r>
+    </w:p>
+    <w:p>
+      <w:pPr>
+        <w:pStyle w:val="Compact"/>
+        <w:numPr>
+          <w:ilvl w:val="0"/>
+          <w:numId w:val="1010"/>
+        </w:numPr>
+      </w:pPr>
+      <w:r>
+        <w:rPr>
+          <w:b/>
+          <w:bCs/>
+        </w:rPr>
+        <w:t xml:space="preserve">Birim testi:</w:t>
+      </w:r>
+      <w:r>
+        <w:t xml:space="preserve"> </w:t>
+      </w:r>
+      <w:r>
+        <w:t xml:space="preserve">bir fonksiyonun doğru çalıştığını otomatik denetleyen küçük test.</w:t>
+      </w:r>
+    </w:p>
+    <w:p>
+      <w:pPr>
+        <w:pStyle w:val="Compact"/>
+        <w:numPr>
+          <w:ilvl w:val="0"/>
+          <w:numId w:val="1010"/>
+        </w:numPr>
+      </w:pPr>
+      <w:r>
+        <w:t xml:space="preserve">Gizlemeden</w:t>
+      </w:r>
+      <w:r>
+        <w:t xml:space="preserve"> </w:t>
+      </w:r>
+      <w:r>
+        <w:rPr>
+          <w:b/>
+          <w:bCs/>
+        </w:rPr>
+        <w:t xml:space="preserve">sonra</w:t>
+      </w:r>
+      <w:r>
+        <w:t xml:space="preserve"> </w:t>
+      </w:r>
+      <w:r>
+        <w:t xml:space="preserve">aynı testler geçmeli (davranış korunmalı).</w:t>
+      </w:r>
+    </w:p>
+    <w:bookmarkEnd w:id="33"/>
+    <w:bookmarkStart w:id="37" w:name="cfg-hatırlatma"/>
+    <w:p>
+      <w:pPr>
+        <w:pStyle w:val="Heading3"/>
+      </w:pPr>
+      <w:r>
+        <w:t xml:space="preserve">CFG hatırlatma</w:t>
+      </w:r>
+    </w:p>
+    <w:p>
+      <w:pPr>
+        <w:pStyle w:val="Compact"/>
+        <w:numPr>
+          <w:ilvl w:val="0"/>
+          <w:numId w:val="1011"/>
+        </w:numPr>
+      </w:pPr>
+      <w:r>
+        <w:rPr>
+          <w:b/>
+          <w:bCs/>
+        </w:rPr>
+        <w:t xml:space="preserve">CFG (Control Flow Graph):</w:t>
+      </w:r>
+      <w:r>
+        <w:t xml:space="preserve"> </w:t>
+      </w:r>
+      <w:r>
+        <w:t xml:space="preserve">temel blokları düğüm, geçişleri kenar yapan şema.</w:t>
+      </w:r>
+    </w:p>
+    <w:p>
+      <w:pPr>
+        <w:pStyle w:val="Compact"/>
+        <w:numPr>
+          <w:ilvl w:val="0"/>
+          <w:numId w:val="1011"/>
+        </w:numPr>
+      </w:pPr>
+      <w:r>
+        <w:t xml:space="preserve">Gizlemenin</w:t>
+      </w:r>
+      <w:r>
+        <w:t xml:space="preserve"> </w:t>
+      </w:r>
+      <w:r>
+        <w:rPr>
+          <w:b/>
+          <w:bCs/>
+        </w:rPr>
+        <w:t xml:space="preserve">gücünü</w:t>
+      </w:r>
+      <w:r>
+        <w:t xml:space="preserve"> </w:t>
+      </w:r>
+      <w:r>
+        <w:t xml:space="preserve">düğüm/kenar sayısıyla ölçeriz (9. hafta).</w:t>
+      </w:r>
+    </w:p>
+    <w:p>
+      <w:pPr>
+        <w:pStyle w:val="FirstParagraph"/>
+      </w:pPr>
+      <w:r>
+        <w:drawing>
+          <wp:inline>
+            <wp:extent cx="5759999" cy="2669114"/>
+            <wp:effectExtent b="0" l="0" r="0" t="0"/>
+            <wp:docPr descr="Kontrol akışı: düzleştirmeden önce ve sonra" title="" id="35" name="Picture"/>
+            <a:graphic>
+              <a:graphicData uri="http://schemas.openxmlformats.org/drawingml/2006/picture">
+                <pic:pic>
+                  <pic:nvPicPr>
+                    <pic:cNvPr descr="h14-10-cfg-once-sonra.png" id="36" name="Picture"/>
+                    <pic:cNvPicPr>
+                      <a:picLocks noChangeArrowheads="1" noChangeAspect="1"/>
+                    </pic:cNvPicPr>
+                  </pic:nvPicPr>
+                  <pic:blipFill>
+                    <a:blip r:embed="rId34"/>
+                    <a:stretch>
+                      <a:fillRect/>
+                    </a:stretch>
+                  </pic:blipFill>
+                  <pic:spPr bwMode="auto">
+                    <a:xfrm>
+                      <a:off x="0" y="0"/>
+                      <a:ext cx="5759999" cy="2669114"/>
+                    </a:xfrm>
+                    <a:prstGeom prst="rect">
+                      <a:avLst/>
+                    </a:prstGeom>
+                    <a:noFill/>
+                    <a:ln w="9525">
+                      <a:noFill/>
+                      <a:headEnd/>
+                      <a:tailEnd/>
+                    </a:ln>
+                  </pic:spPr>
+                </pic:pic>
+              </a:graphicData>
+            </a:graphic>
+          </wp:inline>
+        </w:drawing>
+      </w:r>
+    </w:p>
+    <w:bookmarkEnd w:id="37"/>
+    <w:bookmarkStart w:id="38" w:name="sembolik-yürütme-kısaca"/>
+    <w:p>
+      <w:pPr>
+        <w:pStyle w:val="Heading3"/>
+      </w:pPr>
+      <w:r>
+        <w:t xml:space="preserve">Sembolik yürütme (kısaca)</w:t>
+      </w:r>
+    </w:p>
+    <w:p>
+      <w:pPr>
+        <w:pStyle w:val="Compact"/>
+        <w:numPr>
+          <w:ilvl w:val="0"/>
+          <w:numId w:val="1012"/>
+        </w:numPr>
+      </w:pPr>
+      <w:r>
+        <w:rPr>
+          <w:b/>
+          <w:bCs/>
+        </w:rPr>
+        <w:t xml:space="preserve">Sembolik yürütme:</w:t>
+      </w:r>
+      <w:r>
+        <w:t xml:space="preserve"> </w:t>
+      </w:r>
+      <w:r>
+        <w:t xml:space="preserve">program yollarını matematiksel kısıt olarak çözen otomatik analiz (ör. KLEE).</w:t>
+      </w:r>
+    </w:p>
+    <w:p>
+      <w:pPr>
+        <w:pStyle w:val="Compact"/>
+        <w:numPr>
+          <w:ilvl w:val="0"/>
+          <w:numId w:val="1012"/>
+        </w:numPr>
+      </w:pPr>
+      <w:r>
+        <w:t xml:space="preserve">Gizlemeye karşı bir</w:t>
+      </w:r>
+      <w:r>
+        <w:t xml:space="preserve"> </w:t>
+      </w:r>
+      <w:r>
+        <w:rPr>
+          <w:b/>
+          <w:bCs/>
+        </w:rPr>
+        <w:t xml:space="preserve">deobfuscation</w:t>
+      </w:r>
+      <w:r>
+        <w:t xml:space="preserve"> </w:t>
+      </w:r>
+      <w:r>
+        <w:t xml:space="preserve">yöntemidir; dayanıklılığı bununla sınarız.</w:t>
+      </w:r>
+    </w:p>
+    <w:bookmarkEnd w:id="38"/>
+    <w:bookmarkStart w:id="39" w:name="şimdi-hazırız"/>
+    <w:p>
+      <w:pPr>
+        <w:pStyle w:val="Heading3"/>
+      </w:pPr>
+      <w:r>
+        <w:t xml:space="preserve">Şimdi hazırız</w:t>
+      </w:r>
+    </w:p>
+    <w:p>
+      <w:pPr>
+        <w:pStyle w:val="FirstParagraph"/>
+      </w:pPr>
+      <w:r>
+        <w:t xml:space="preserve">Terimler:</w:t>
+      </w:r>
+    </w:p>
+    <w:p>
+      <w:pPr>
+        <w:pStyle w:val="BodyText"/>
+      </w:pPr>
+      <w:r>
+        <w:t xml:space="preserve">kaynaktan kaynağa · dönüşüm · hat · tohum · çeşitlendirme · CLI · birim testi · CFG · sembolik yürütme</w:t>
+      </w:r>
+    </w:p>
+    <w:p>
+      <w:pPr>
+        <w:pStyle w:val="BodyText"/>
+      </w:pPr>
+      <w:r>
+        <w:t xml:space="preserve">Şimdi: Tigress nedir ve nasıl çalışır?</w:t>
+      </w:r>
+    </w:p>
+    <w:bookmarkEnd w:id="39"/>
+    <w:bookmarkEnd w:id="40"/>
+    <w:bookmarkStart w:id="50" w:name="kaynaktan-kaynağa-gizleme-nedir"/>
+    <w:p>
+      <w:pPr>
+        <w:pStyle w:val="Heading2"/>
+      </w:pPr>
+      <w:r>
+        <w:t xml:space="preserve">1. Kaynaktan kaynağa gizleme nedir?</w:t>
+      </w:r>
+    </w:p>
+    <w:p>
+      <w:pPr>
+        <w:pStyle w:val="FirstParagraph"/>
+      </w:pPr>
+      <w:r>
+        <w:t xml:space="preserve">Dokuzuncu haftada gizleme kurallarını</w:t>
+      </w:r>
+      <w:r>
+        <w:t xml:space="preserve"> </w:t>
+      </w:r>
+      <w:r>
+        <w:rPr>
+          <w:b/>
+          <w:bCs/>
+        </w:rPr>
+        <w:t xml:space="preserve">el ile</w:t>
+      </w:r>
+      <w:r>
+        <w:t xml:space="preserve"> </w:t>
+      </w:r>
+      <w:r>
+        <w:t xml:space="preserve">uyguladık: opak yüklem, düzleştirme, dize kodlama, sahte dal. El ile</w:t>
+      </w:r>
+      <w:r>
+        <w:t xml:space="preserve"> </w:t>
+      </w:r>
+      <w:r>
+        <w:t xml:space="preserve">gizleme öğreticidir ama üç sorunu vardır: (1)</w:t>
+      </w:r>
+      <w:r>
+        <w:t xml:space="preserve"> </w:t>
+      </w:r>
+      <w:r>
+        <w:rPr>
+          <w:b/>
+          <w:bCs/>
+        </w:rPr>
+        <w:t xml:space="preserve">hataya açıktır</w:t>
+      </w:r>
+      <w:r>
+        <w:t xml:space="preserve"> </w:t>
+      </w:r>
+      <w:r>
+        <w:t xml:space="preserve">— el ile yazılan gizleme kodu davranışı bozabilir;</w:t>
+      </w:r>
+      <w:r>
+        <w:t xml:space="preserve"> </w:t>
+      </w:r>
+      <w:r>
+        <w:t xml:space="preserve">(2)</w:t>
+      </w:r>
+      <w:r>
+        <w:t xml:space="preserve"> </w:t>
+      </w:r>
+      <w:r>
+        <w:rPr>
+          <w:b/>
+          <w:bCs/>
+        </w:rPr>
+        <w:t xml:space="preserve">bakımı zordur</w:t>
+      </w:r>
+      <w:r>
+        <w:t xml:space="preserve"> </w:t>
+      </w:r>
+      <w:r>
+        <w:t xml:space="preserve">— kaynak okunamaz hale gelir; (3)</w:t>
+      </w:r>
+      <w:r>
+        <w:t xml:space="preserve"> </w:t>
+      </w:r>
+      <w:r>
+        <w:rPr>
+          <w:b/>
+          <w:bCs/>
+        </w:rPr>
+        <w:t xml:space="preserve">çeşitlendirilemez</w:t>
+      </w:r>
+      <w:r>
+        <w:t xml:space="preserve"> </w:t>
+      </w:r>
+      <w:r>
+        <w:t xml:space="preserve">— her kopyayı el ile farklılaştıramazsınız.</w:t>
+      </w:r>
+      <w:r>
+        <w:t xml:space="preserve"> </w:t>
+      </w:r>
+      <w:r>
+        <w:t xml:space="preserve">Çözüm, gizlemeyi bir</w:t>
+      </w:r>
+      <w:r>
+        <w:t xml:space="preserve"> </w:t>
+      </w:r>
+      <w:r>
+        <w:rPr>
+          <w:b/>
+          <w:bCs/>
+        </w:rPr>
+        <w:t xml:space="preserve">araca</w:t>
+      </w:r>
+      <w:r>
+        <w:t xml:space="preserve"> </w:t>
+      </w:r>
+      <w:r>
+        <w:t xml:space="preserve">yaptırmaktır.</w:t>
+      </w:r>
+    </w:p>
     <w:p>
       <w:pPr>
         <w:pStyle w:val="BlockText"/>
@@ -2366,642 +2402,6 @@
     </w:p>
     <w:p>
       <w:pPr>
-        <w:pStyle w:val="SourceCode"/>
-      </w:pPr>
-      <w:r>
-        <w:rPr>
-          <w:rStyle w:val="VerbatimChar"/>
-        </w:rPr>
-        <w:t xml:space="preserve">Sizin kaynağınız (okunur)  ──►  [ Tigress: dönüşümleri uygula ]  ──►  Gizlenmiş kaynak (C)  ──►  derleyici  ──►  ikili</w:t>
-      </w:r>
-      <w:r>
-        <w:br/>
-      </w:r>
-      <w:r>
-        <w:rPr>
-          <w:rStyle w:val="VerbatimChar"/>
-        </w:rPr>
-        <w:t xml:space="preserve">        ^ bakımı siz yaparsınız                                              ^ bu dağıtılır</w:t>
-      </w:r>
-    </w:p>
-    <w:p>
-      <w:pPr>
-        <w:pStyle w:val="FirstParagraph"/>
-      </w:pPr>
-      <w:r>
-        <w:t xml:space="preserve">Önemli fark: siz</w:t>
-      </w:r>
-      <w:r>
-        <w:t xml:space="preserve"> </w:t>
-      </w:r>
-      <w:r>
-        <w:rPr>
-          <w:b/>
-          <w:bCs/>
-        </w:rPr>
-        <w:t xml:space="preserve">okunur</w:t>
-      </w:r>
-      <w:r>
-        <w:t xml:space="preserve"> </w:t>
-      </w:r>
-      <w:r>
-        <w:t xml:space="preserve">kaynağı korur ve bakımını yaparsınız; gizleme,</w:t>
-      </w:r>
-      <w:r>
-        <w:t xml:space="preserve"> </w:t>
-      </w:r>
-      <w:r>
-        <w:rPr>
-          <w:b/>
-          <w:bCs/>
-        </w:rPr>
-        <w:t xml:space="preserve">derleme hattında</w:t>
-      </w:r>
-      <w:r>
-        <w:t xml:space="preserve"> </w:t>
-      </w:r>
-      <w:r>
-        <w:t xml:space="preserve">otomatik bir adım</w:t>
-      </w:r>
-      <w:r>
-        <w:t xml:space="preserve"> </w:t>
-      </w:r>
-      <w:r>
-        <w:t xml:space="preserve">olarak çalışır. Bu, 9. haftadaki</w:t>
-      </w:r>
-      <w:r>
-        <w:t xml:space="preserve"> </w:t>
-      </w:r>
-      <w:r>
-        <w:t xml:space="preserve">“her gizleme bakım maliyeti getirir”</w:t>
-      </w:r>
-      <w:r>
-        <w:t xml:space="preserve"> </w:t>
-      </w:r>
-      <w:r>
-        <w:t xml:space="preserve">sorununu büyük ölçüde çözer: bakım maliyeti</w:t>
-      </w:r>
-      <w:r>
-        <w:t xml:space="preserve"> </w:t>
-      </w:r>
-      <w:r>
-        <w:t xml:space="preserve">okunur kaynakta kalır, dağıtılan kaynak gizlidir.</w:t>
-      </w:r>
-    </w:p>
-    <w:bookmarkStart w:id="38" w:name="tigress-nedir-nereye-oturur"/>
-    <w:p>
-      <w:pPr>
-        <w:pStyle w:val="Heading3"/>
-      </w:pPr>
-      <w:r>
-        <w:t xml:space="preserve">Tigress nedir, nereye oturur?</w:t>
-      </w:r>
-    </w:p>
-    <w:p>
-      <w:pPr>
-        <w:pStyle w:val="FirstParagraph"/>
-      </w:pPr>
-      <w:r>
-        <w:t xml:space="preserve">Tigress, Arizona Üniversitesi’nden Christian Collberg ve ekibinin geliştirdiği bir</w:t>
-      </w:r>
-      <w:r>
-        <w:t xml:space="preserve"> </w:t>
-      </w:r>
-      <w:r>
-        <w:rPr>
-          <w:b/>
-          <w:bCs/>
-        </w:rPr>
-        <w:t xml:space="preserve">kaynaktan kaynağa C gizleyici ve</w:t>
-      </w:r>
-      <w:r>
-        <w:rPr>
-          <w:b/>
-          <w:bCs/>
-        </w:rPr>
-        <w:t xml:space="preserve"> </w:t>
-      </w:r>
-      <w:r>
-        <w:rPr>
-          <w:b/>
-          <w:bCs/>
-        </w:rPr>
-        <w:t xml:space="preserve">çeşitlendiricidir</w:t>
-      </w:r>
-      <w:r>
-        <w:t xml:space="preserve">. Bu dersteki yeri:</w:t>
-      </w:r>
-    </w:p>
-    <w:p>
-      <w:pPr>
-        <w:pStyle w:val="Compact"/>
-        <w:numPr>
-          <w:ilvl w:val="0"/>
-          <w:numId w:val="1014"/>
-        </w:numPr>
-      </w:pPr>
-    </w:p>
-    <w:p>
-      <w:pPr>
-        <w:pStyle w:val="Compact"/>
-        <w:numPr>
-          <w:ilvl w:val="1"/>
-          <w:numId w:val="1015"/>
-        </w:numPr>
-      </w:pPr>
-      <w:r>
-        <w:t xml:space="preserve">haftadaki</w:t>
-      </w:r>
-      <w:r>
-        <w:t xml:space="preserve"> </w:t>
-      </w:r>
-      <w:r>
-        <w:rPr>
-          <w:b/>
-          <w:bCs/>
-        </w:rPr>
-        <w:t xml:space="preserve">el ile kuralların otomatik karşılığıdır</w:t>
-      </w:r>
-      <w:r>
-        <w:t xml:space="preserve">: düzleştirme, opak yüklem, veri kodlama, sanallaştırma —</w:t>
-      </w:r>
-      <w:r>
-        <w:t xml:space="preserve"> </w:t>
-      </w:r>
-      <w:r>
-        <w:t xml:space="preserve">hepsi birer dönüşüm (transform) olarak.</w:t>
-      </w:r>
-    </w:p>
-    <w:p>
-      <w:pPr>
-        <w:pStyle w:val="Compact"/>
-        <w:numPr>
-          <w:ilvl w:val="0"/>
-          <w:numId w:val="1014"/>
-        </w:numPr>
-      </w:pPr>
-      <w:r>
-        <w:t xml:space="preserve">Çok platformludur (Linux, macOS, Windows, Android; Intel/ARM/WebAssembly) ve GCC/Clang/MSVC ile çalışır.</w:t>
-      </w:r>
-    </w:p>
-    <w:p>
-      <w:pPr>
-        <w:pStyle w:val="Compact"/>
-        <w:numPr>
-          <w:ilvl w:val="0"/>
-          <w:numId w:val="1014"/>
-        </w:numPr>
-      </w:pPr>
-      <w:r>
-        <w:t xml:space="preserve">Güncel sürümü</w:t>
-      </w:r>
-      <w:r>
-        <w:t xml:space="preserve"> </w:t>
-      </w:r>
-      <w:r>
-        <w:rPr>
-          <w:b/>
-          <w:bCs/>
-        </w:rPr>
-        <w:t xml:space="preserve">v4</w:t>
-      </w:r>
-      <w:r>
-        <w:t xml:space="preserve">’tür.</w:t>
-      </w:r>
-    </w:p>
-    <w:p>
-      <w:pPr>
-        <w:pStyle w:val="BlockText"/>
-      </w:pPr>
-      <w:r>
-        <w:rPr>
-          <w:b/>
-          <w:bCs/>
-        </w:rPr>
-        <w:t xml:space="preserve">Lisans ve derste kullanım</w:t>
-      </w:r>
-    </w:p>
-    <w:p>
-      <w:pPr>
-        <w:pStyle w:val="BlockText"/>
-      </w:pPr>
-      <w:r>
-        <w:t xml:space="preserve">Tigress,</w:t>
-      </w:r>
-      <w:r>
-        <w:t xml:space="preserve"> </w:t>
-      </w:r>
-      <w:r>
-        <w:rPr>
-          <w:b/>
-          <w:bCs/>
-        </w:rPr>
-        <w:t xml:space="preserve">kâr amacı gütmeyen</w:t>
-      </w:r>
-      <w:r>
-        <w:t xml:space="preserve"> </w:t>
-      </w:r>
-      <w:r>
-        <w:t xml:space="preserve">(akademik/araştırma) kullanım için ücretsizdir;</w:t>
-      </w:r>
-      <w:r>
-        <w:t xml:space="preserve"> </w:t>
-      </w:r>
-      <w:r>
-        <w:rPr>
-          <w:b/>
-          <w:bCs/>
-        </w:rPr>
-        <w:t xml:space="preserve">ticari</w:t>
-      </w:r>
-      <w:r>
-        <w:t xml:space="preserve"> </w:t>
-      </w:r>
-      <w:r>
-        <w:t xml:space="preserve">kullanım için Arizona</w:t>
-      </w:r>
-      <w:r>
-        <w:t xml:space="preserve"> </w:t>
-      </w:r>
-      <w:r>
-        <w:t xml:space="preserve">Üniversitesi’nden lisans gerekir. Kaynak kodu açık değildir; araştırmacılar şifreli kaynağa erişim isteyebilir.</w:t>
-      </w:r>
-      <w:r>
-        <w:t xml:space="preserve"> </w:t>
-      </w:r>
-      <w:r>
-        <w:t xml:space="preserve">Bu yüzden</w:t>
-      </w:r>
-      <w:r>
-        <w:t xml:space="preserve"> </w:t>
-      </w:r>
-      <w:r>
-        <w:rPr>
-          <w:b/>
-          <w:bCs/>
-        </w:rPr>
-        <w:t xml:space="preserve">derste bir Tigress ikilisi ya da eski bir sürüm dağıtılmaz.</w:t>
-      </w:r>
-      <w:r>
-        <w:t xml:space="preserve"> </w:t>
-      </w:r>
-      <w:r>
-        <w:t xml:space="preserve">Öğrenciler güncel sürümü resmî</w:t>
-      </w:r>
-      <w:r>
-        <w:t xml:space="preserve"> </w:t>
-      </w:r>
-      <w:r>
-        <w:t xml:space="preserve">siteden (</w:t>
-      </w:r>
-      <w:r>
-        <w:rPr>
-          <w:rStyle w:val="VerbatimChar"/>
-        </w:rPr>
-        <w:t xml:space="preserve">tigress.wtf</w:t>
-      </w:r>
-      <w:r>
-        <w:t xml:space="preserve">) kendileri indirir ve</w:t>
-      </w:r>
-      <w:r>
-        <w:t xml:space="preserve"> </w:t>
-      </w:r>
-      <w:r>
-        <w:rPr>
-          <w:b/>
-          <w:bCs/>
-        </w:rPr>
-        <w:t xml:space="preserve">lisans koşullarını orada doğrular.</w:t>
-      </w:r>
-      <w:r>
-        <w:t xml:space="preserve"> </w:t>
-      </w:r>
-      <w:r>
-        <w:t xml:space="preserve">Ödevlerde Tigress yalnız</w:t>
-      </w:r>
-      <w:r>
-        <w:t xml:space="preserve"> </w:t>
-      </w:r>
-      <w:r>
-        <w:t xml:space="preserve">öğrencinin</w:t>
-      </w:r>
-      <w:r>
-        <w:t xml:space="preserve"> </w:t>
-      </w:r>
-      <w:r>
-        <w:rPr>
-          <w:b/>
-          <w:bCs/>
-        </w:rPr>
-        <w:t xml:space="preserve">kendi</w:t>
-      </w:r>
-      <w:r>
-        <w:t xml:space="preserve"> </w:t>
-      </w:r>
-      <w:r>
-        <w:t xml:space="preserve">koduna, kendi makinesinde uygulanır.</w:t>
-      </w:r>
-    </w:p>
-    <w:bookmarkEnd w:id="38"/>
-    <w:bookmarkStart w:id="39" w:name="neden-bir-araç-el-ile-değil"/>
-    <w:p>
-      <w:pPr>
-        <w:pStyle w:val="Heading3"/>
-      </w:pPr>
-      <w:r>
-        <w:t xml:space="preserve">Neden bir araç, el ile değil?</w:t>
-      </w:r>
-    </w:p>
-    <w:tbl>
-      <w:tblPr>
-        <w:tblStyle w:val="Table"/>
-        <w:tblW w:type="pct" w:w="5000"/>
-        <w:tblLayout w:type="fixed"/>
-        <w:tblLook w:firstRow="1" w:lastRow="0" w:firstColumn="0" w:lastColumn="0" w:noHBand="0" w:noVBand="0" w:val="0020"/>
-      </w:tblPr>
-      <w:tblGrid>
-        <w:gridCol w:w="3960"/>
-        <w:gridCol w:w="3960"/>
-      </w:tblGrid>
-      <w:tr>
-        <w:trPr>
-          <w:tblHeader w:val="on"/>
-        </w:trPr>
-        <w:tc>
-          <w:tcPr/>
-          <w:p>
-            <w:pPr>
-              <w:pStyle w:val="Compact"/>
-            </w:pPr>
-            <w:r>
-              <w:t xml:space="preserve">El ile gizleme (9. hafta)</w:t>
-            </w:r>
-          </w:p>
-        </w:tc>
-        <w:tc>
-          <w:tcPr/>
-          <w:p>
-            <w:pPr>
-              <w:pStyle w:val="Compact"/>
-            </w:pPr>
-            <w:r>
-              <w:t xml:space="preserve">Araçla gizleme (Tigress)</w:t>
-            </w:r>
-          </w:p>
-        </w:tc>
-      </w:tr>
-      <w:tr>
-        <w:tc>
-          <w:tcPr/>
-          <w:p>
-            <w:pPr>
-              <w:pStyle w:val="Compact"/>
-            </w:pPr>
-            <w:r>
-              <w:t xml:space="preserve">Öğreticidir, kavramı gösterir</w:t>
-            </w:r>
-          </w:p>
-        </w:tc>
-        <w:tc>
-          <w:tcPr/>
-          <w:p>
-            <w:pPr>
-              <w:pStyle w:val="Compact"/>
-            </w:pPr>
-            <w:r>
-              <w:t xml:space="preserve">Ölçeklenir, üretimde kullanılır</w:t>
-            </w:r>
-          </w:p>
-        </w:tc>
-      </w:tr>
-      <w:tr>
-        <w:tc>
-          <w:tcPr/>
-          <w:p>
-            <w:pPr>
-              <w:pStyle w:val="Compact"/>
-            </w:pPr>
-            <w:r>
-              <w:t xml:space="preserve">Hataya açık (davranışı bozabilir)</w:t>
-            </w:r>
-          </w:p>
-        </w:tc>
-        <w:tc>
-          <w:tcPr/>
-          <w:p>
-            <w:pPr>
-              <w:pStyle w:val="Compact"/>
-            </w:pPr>
-            <w:r>
-              <w:t xml:space="preserve">Dönüşümler davranışı korur (test edilmiş)</w:t>
-            </w:r>
-          </w:p>
-        </w:tc>
-      </w:tr>
-      <w:tr>
-        <w:tc>
-          <w:tcPr/>
-          <w:p>
-            <w:pPr>
-              <w:pStyle w:val="Compact"/>
-            </w:pPr>
-            <w:r>
-              <w:t xml:space="preserve">Kaynak okunamaz hale gelir</w:t>
-            </w:r>
-          </w:p>
-        </w:tc>
-        <w:tc>
-          <w:tcPr/>
-          <w:p>
-            <w:pPr>
-              <w:pStyle w:val="Compact"/>
-            </w:pPr>
-            <w:r>
-              <w:t xml:space="preserve">Okunur kaynak sizde kalır</w:t>
-            </w:r>
-          </w:p>
-        </w:tc>
-      </w:tr>
-      <w:tr>
-        <w:tc>
-          <w:tcPr/>
-          <w:p>
-            <w:pPr>
-              <w:pStyle w:val="Compact"/>
-            </w:pPr>
-            <w:r>
-              <w:t xml:space="preserve">Çeşitlendirme el ile olmaz</w:t>
-            </w:r>
-          </w:p>
-        </w:tc>
-        <w:tc>
-          <w:tcPr/>
-          <w:p>
-            <w:pPr>
-              <w:pStyle w:val="Compact"/>
-            </w:pPr>
-            <w:r>
-              <w:t xml:space="preserve">Tohumla otomatik çeşitlendirme</w:t>
-            </w:r>
-          </w:p>
-        </w:tc>
-      </w:tr>
-      <w:tr>
-        <w:tc>
-          <w:tcPr/>
-          <w:p>
-            <w:pPr>
-              <w:pStyle w:val="Compact"/>
-            </w:pPr>
-            <w:r>
-              <w:t xml:space="preserve">Tek tip, tanınabilir</w:t>
-            </w:r>
-          </w:p>
-        </w:tc>
-        <w:tc>
-          <w:tcPr/>
-          <w:p>
-            <w:pPr>
-              <w:pStyle w:val="Compact"/>
-            </w:pPr>
-            <w:r>
-              <w:t xml:space="preserve">Dönüşüm ve tohum kombinasyonuyla değişken</w:t>
-            </w:r>
-          </w:p>
-        </w:tc>
-      </w:tr>
-    </w:tbl>
-    <w:p>
-      <w:pPr>
-        <w:pStyle w:val="BlockText"/>
-      </w:pPr>
-      <w:r>
-        <w:rPr>
-          <w:b/>
-          <w:bCs/>
-        </w:rPr>
-        <w:t xml:space="preserve">Ama araç sihir değildir</w:t>
-      </w:r>
-    </w:p>
-    <w:p>
-      <w:pPr>
-        <w:pStyle w:val="Compact"/>
-        <w:numPr>
-          <w:ilvl w:val="0"/>
-          <w:numId w:val="1016"/>
-        </w:numPr>
-      </w:pPr>
-      <w:r>
-        <w:t xml:space="preserve">haftanın ana kuralı burada da geçerlidir: Tigress de kırılamazlık vermez,</w:t>
-      </w:r>
-      <w:r>
-        <w:t xml:space="preserve"> </w:t>
-      </w:r>
-      <w:r>
-        <w:rPr>
-          <w:b/>
-          <w:bCs/>
-        </w:rPr>
-        <w:t xml:space="preserve">maliyet</w:t>
-      </w:r>
-      <w:r>
-        <w:t xml:space="preserve"> </w:t>
-      </w:r>
-      <w:r>
-        <w:t xml:space="preserve">yükseltir. Üstelik iyi</w:t>
-      </w:r>
-      <w:r>
-        <w:t xml:space="preserve"> </w:t>
-      </w:r>
-      <w:r>
-        <w:t xml:space="preserve">bilinen bir aracın ürettiği kalıplar zamanla tanınabilir; bu yüzden</w:t>
-      </w:r>
-      <w:r>
-        <w:t xml:space="preserve"> </w:t>
-      </w:r>
-      <w:r>
-        <w:rPr>
-          <w:b/>
-          <w:bCs/>
-        </w:rPr>
-        <w:t xml:space="preserve">çeşitlendirme</w:t>
-      </w:r>
-      <w:r>
-        <w:t xml:space="preserve"> </w:t>
-      </w:r>
-      <w:r>
-        <w:t xml:space="preserve">(bölüm 3) ve</w:t>
-      </w:r>
-      <w:r>
-        <w:t xml:space="preserve"> </w:t>
-      </w:r>
-      <w:r>
-        <w:rPr>
-          <w:b/>
-          <w:bCs/>
-        </w:rPr>
-        <w:t xml:space="preserve">katmanlı</w:t>
-      </w:r>
-      <w:r>
-        <w:rPr>
-          <w:b/>
-          <w:bCs/>
-        </w:rPr>
-        <w:t xml:space="preserve"> </w:t>
-      </w:r>
-      <w:r>
-        <w:rPr>
-          <w:b/>
-          <w:bCs/>
-        </w:rPr>
-        <w:t xml:space="preserve">savunma</w:t>
-      </w:r>
-      <w:r>
-        <w:t xml:space="preserve"> </w:t>
-      </w:r>
-      <w:r>
-        <w:t xml:space="preserve">(RASP, sunucu denetimi) yine şarttır. Tigress’in kendisi de dönüşümlerin sembolik yürütmeye ne kadar</w:t>
-      </w:r>
-      <w:r>
-        <w:t xml:space="preserve"> </w:t>
-      </w:r>
-      <w:r>
-        <w:t xml:space="preserve">dayandığını ölçen araştırmaların (bölüm 4) baş öznesidir.</w:t>
-      </w:r>
-    </w:p>
-    <w:bookmarkEnd w:id="39"/>
-    <w:bookmarkEnd w:id="40"/>
-    <w:bookmarkStart w:id="44" w:name="X6273d18c9d872fcca83fdc002f913daa115c6a5"/>
-    <w:p>
-      <w:pPr>
-        <w:pStyle w:val="Heading2"/>
-      </w:pPr>
-      <w:r>
-        <w:t xml:space="preserve">2. Temel akış: bir programı adım adım gizlemek</w:t>
-      </w:r>
-    </w:p>
-    <w:p>
-      <w:pPr>
-        <w:pStyle w:val="FirstParagraph"/>
-      </w:pPr>
-      <w:r>
-        <w:t xml:space="preserve">Tigress komut satırından çalışır: hangi dönüşümlerin, hangi fonksiyonlara, hangi sırayla uygulanacağını</w:t>
-      </w:r>
-      <w:r>
-        <w:t xml:space="preserve"> </w:t>
-      </w:r>
-      <w:r>
-        <w:t xml:space="preserve">söylersiniz; çıktı gizlenmiş bir C dosyasıdır. Kavramsal akış (sözdizimi sürümle değişebilir, resmî belgeden</w:t>
-      </w:r>
-      <w:r>
-        <w:t xml:space="preserve"> </w:t>
-      </w:r>
-      <w:r>
-        <w:t xml:space="preserve">doğrulayın):</w:t>
-      </w:r>
-    </w:p>
-    <w:p>
-      <w:pPr>
         <w:pStyle w:val="BodyText"/>
       </w:pPr>
       <w:r>
@@ -3009,12 +2409,12 @@
           <wp:inline>
             <wp:extent cx="5759999" cy="2470728"/>
             <wp:effectExtent b="0" l="0" r="0" t="0"/>
-            <wp:docPr descr="Dayanıklılık ile maliyet arasındaki ödünleşim" title="" id="42" name="Picture"/>
+            <wp:docPr descr="Kaynak sizde kalır, gizlenmiş sürüm dağıtılır" title="" id="42" name="Picture"/>
             <a:graphic>
               <a:graphicData uri="http://schemas.openxmlformats.org/drawingml/2006/picture">
                 <pic:pic>
                   <pic:nvPicPr>
-                    <pic:cNvPr descr="h14-08-dayaniklilik-maliyet.png" id="43" name="Picture"/>
+                    <pic:cNvPr descr="h14-02-el-ile-vs-arac.png" id="43" name="Picture"/>
                     <pic:cNvPicPr>
                       <a:picLocks noChangeArrowheads="1" noChangeAspect="1"/>
                     </pic:cNvPicPr>
@@ -3052,133 +2452,72 @@
         <w:pStyle w:val="BodyText"/>
       </w:pPr>
       <w:r>
-        <w:rPr>
-          <w:b/>
-          <w:bCs/>
-        </w:rPr>
-        <w:t xml:space="preserve">Kavramsal akış (tek dönüşüm)</w:t>
-      </w:r>
-    </w:p>
-    <w:p>
-      <w:pPr>
-        <w:pStyle w:val="SourceCode"/>
-      </w:pPr>
-      <w:r>
-        <w:rPr>
-          <w:rStyle w:val="CommentTok"/>
-        </w:rPr>
-        <w:t xml:space="preserve"># girdi: temiz.c  → çıktı: gizli.c  (sonra normal derlenir)</w:t>
-      </w:r>
-      <w:r>
-        <w:br/>
-      </w:r>
-      <w:r>
-        <w:rPr>
-          <w:rStyle w:val="ExtensionTok"/>
-        </w:rPr>
-        <w:t xml:space="preserve">tigress</w:t>
-      </w:r>
-      <w:r>
-        <w:rPr>
-          <w:rStyle w:val="NormalTok"/>
-        </w:rPr>
-        <w:t xml:space="preserve"> </w:t>
-      </w:r>
-      <w:r>
-        <w:rPr>
-          <w:rStyle w:val="AttributeTok"/>
-        </w:rPr>
-        <w:t xml:space="preserve">--Transform</w:t>
-      </w:r>
-      <w:r>
-        <w:rPr>
-          <w:rStyle w:val="OperatorTok"/>
-        </w:rPr>
-        <w:t xml:space="preserve">=</w:t>
-      </w:r>
-      <w:r>
-        <w:rPr>
-          <w:rStyle w:val="NormalTok"/>
-        </w:rPr>
-        <w:t xml:space="preserve">Flatten </w:t>
-      </w:r>
-      <w:r>
-        <w:rPr>
-          <w:rStyle w:val="AttributeTok"/>
-        </w:rPr>
-        <w:t xml:space="preserve">--Functions</w:t>
-      </w:r>
-      <w:r>
-        <w:rPr>
-          <w:rStyle w:val="OperatorTok"/>
-        </w:rPr>
-        <w:t xml:space="preserve">=</w:t>
-      </w:r>
-      <w:r>
-        <w:rPr>
-          <w:rStyle w:val="NormalTok"/>
-        </w:rPr>
-        <w:t xml:space="preserve">erisim_ver </w:t>
-      </w:r>
-      <w:r>
-        <w:rPr>
-          <w:rStyle w:val="DataTypeTok"/>
-        </w:rPr>
-        <w:t xml:space="preserve">\</w:t>
-      </w:r>
-      <w:r>
-        <w:br/>
-      </w:r>
-      <w:r>
-        <w:rPr>
-          <w:rStyle w:val="NormalTok"/>
-        </w:rPr>
-        <w:t xml:space="preserve">        </w:t>
-      </w:r>
-      <w:r>
-        <w:rPr>
-          <w:rStyle w:val="AttributeTok"/>
-        </w:rPr>
-        <w:t xml:space="preserve">--out</w:t>
-      </w:r>
-      <w:r>
-        <w:rPr>
-          <w:rStyle w:val="OperatorTok"/>
-        </w:rPr>
-        <w:t xml:space="preserve">=</w:t>
-      </w:r>
-      <w:r>
-        <w:rPr>
-          <w:rStyle w:val="NormalTok"/>
-        </w:rPr>
-        <w:t xml:space="preserve">gizli.c temiz.c</w:t>
-      </w:r>
-      <w:r>
-        <w:br/>
-      </w:r>
-      <w:r>
-        <w:rPr>
-          <w:rStyle w:val="FunctionTok"/>
-        </w:rPr>
-        <w:t xml:space="preserve">cc</w:t>
-      </w:r>
-      <w:r>
-        <w:rPr>
-          <w:rStyle w:val="NormalTok"/>
-        </w:rPr>
-        <w:t xml:space="preserve"> </w:t>
-      </w:r>
-      <w:r>
-        <w:rPr>
-          <w:rStyle w:val="AttributeTok"/>
-        </w:rPr>
-        <w:t xml:space="preserve">-o</w:t>
-      </w:r>
-      <w:r>
-        <w:rPr>
-          <w:rStyle w:val="NormalTok"/>
-        </w:rPr>
-        <w:t xml:space="preserve"> program gizli.c</w:t>
+        <w:t xml:space="preserve">Önemli fark: siz</w:t>
+      </w:r>
+      <w:r>
+        <w:t xml:space="preserve"> </w:t>
+      </w:r>
+      <w:r>
+        <w:rPr>
+          <w:b/>
+          <w:bCs/>
+        </w:rPr>
+        <w:t xml:space="preserve">okunur</w:t>
+      </w:r>
+      <w:r>
+        <w:t xml:space="preserve"> </w:t>
+      </w:r>
+      <w:r>
+        <w:t xml:space="preserve">kaynağı korur ve bakımını yaparsınız; gizleme,</w:t>
+      </w:r>
+      <w:r>
+        <w:t xml:space="preserve"> </w:t>
+      </w:r>
+      <w:r>
+        <w:rPr>
+          <w:b/>
+          <w:bCs/>
+        </w:rPr>
+        <w:t xml:space="preserve">derleme hattında</w:t>
+      </w:r>
+      <w:r>
+        <w:t xml:space="preserve"> </w:t>
+      </w:r>
+      <w:r>
+        <w:t xml:space="preserve">otomatik bir adım</w:t>
+      </w:r>
+      <w:r>
+        <w:t xml:space="preserve"> </w:t>
+      </w:r>
+      <w:r>
+        <w:t xml:space="preserve">olarak çalışır. Bu, 9. haftadaki</w:t>
+      </w:r>
+      <w:r>
+        <w:t xml:space="preserve"> </w:t>
+      </w:r>
+      <w:r>
+        <w:t xml:space="preserve">“her gizleme bakım maliyeti getirir”</w:t>
+      </w:r>
+      <w:r>
+        <w:t xml:space="preserve"> </w:t>
+      </w:r>
+      <w:r>
+        <w:t xml:space="preserve">sorununu büyük ölçüde çözer: bakım maliyeti</w:t>
+      </w:r>
+      <w:r>
+        <w:t xml:space="preserve"> </w:t>
+      </w:r>
+      <w:r>
+        <w:t xml:space="preserve">okunur kaynakta kalır, dağıtılan kaynak gizlidir.</w:t>
+      </w:r>
+    </w:p>
+    <w:bookmarkStart w:id="44" w:name="tigress-nedir-nereye-oturur"/>
+    <w:p>
+      <w:pPr>
+        <w:pStyle w:val="Heading3"/>
+      </w:pPr>
+      <w:r>
+        <w:t xml:space="preserve">Tigress nedir, nereye oturur?</w:t>
       </w:r>
     </w:p>
     <w:p>
@@ -3186,7 +2525,34 @@
         <w:pStyle w:val="FirstParagraph"/>
       </w:pPr>
       <w:r>
-        <w:t xml:space="preserve">Buradaki üç fikir, bütün Tigress kullanımının temelidir:</w:t>
+        <w:t xml:space="preserve">Tigress, Arizona Üniversitesi’nden Christian Collberg ve ekibinin geliştirdiği bir</w:t>
+      </w:r>
+      <w:r>
+        <w:t xml:space="preserve"> </w:t>
+      </w:r>
+      <w:r>
+        <w:rPr>
+          <w:b/>
+          <w:bCs/>
+        </w:rPr>
+        <w:t xml:space="preserve">kaynaktan kaynağa C gizleyici ve</w:t>
+      </w:r>
+      <w:r>
+        <w:rPr>
+          <w:b/>
+          <w:bCs/>
+        </w:rPr>
+        <w:t xml:space="preserve"> </w:t>
+      </w:r>
+      <w:r>
+        <w:rPr>
+          <w:b/>
+          <w:bCs/>
+        </w:rPr>
+        <w:t xml:space="preserve">çeşitlendiricidir</w:t>
+      </w:r>
+      <w:r>
+        <w:t xml:space="preserve">. Bu dersteki yeri:</w:t>
       </w:r>
     </w:p>
     <w:p>
@@ -3194,22 +2560,39 @@
         <w:pStyle w:val="Compact"/>
         <w:numPr>
           <w:ilvl w:val="0"/>
-          <w:numId w:val="1017"/>
+          <w:numId w:val="1014"/>
         </w:numPr>
       </w:pPr>
-      <w:r>
-        <w:rPr>
-          <w:rStyle w:val="VerbatimChar"/>
-          <w:b/>
-          <w:bCs/>
-        </w:rPr>
-        <w:t xml:space="preserve">--Transform=...</w:t>
-      </w:r>
-      <w:r>
-        <w:t xml:space="preserve"> </w:t>
-      </w:r>
-      <w:r>
-        <w:t xml:space="preserve">hangi dönüşümün uygulanacağını söyler (Flatten = kontrol akışı düzleştirme, 9. hafta K-04).</w:t>
+    </w:p>
+    <w:p>
+      <w:pPr>
+        <w:pStyle w:val="Compact"/>
+        <w:numPr>
+          <w:ilvl w:val="1"/>
+          <w:numId w:val="1015"/>
+        </w:numPr>
+      </w:pPr>
+      <w:r>
+        <w:t xml:space="preserve">haftadaki</w:t>
+      </w:r>
+      <w:r>
+        <w:t xml:space="preserve"> </w:t>
+      </w:r>
+      <w:r>
+        <w:rPr>
+          <w:b/>
+          <w:bCs/>
+        </w:rPr>
+        <w:t xml:space="preserve">el ile kuralların otomatik karşılığıdır</w:t>
+      </w:r>
+      <w:r>
+        <w:t xml:space="preserve">: düzleştirme, opak yüklem, veri kodlama, sanallaştırma —</w:t>
+      </w:r>
+      <w:r>
+        <w:t xml:space="preserve"> </w:t>
+      </w:r>
+      <w:r>
+        <w:t xml:space="preserve">hepsi birer dönüşüm (transform) olarak.</w:t>
       </w:r>
     </w:p>
     <w:p>
@@ -3217,44 +2600,11 @@
         <w:pStyle w:val="Compact"/>
         <w:numPr>
           <w:ilvl w:val="0"/>
-          <w:numId w:val="1017"/>
+          <w:numId w:val="1014"/>
         </w:numPr>
       </w:pPr>
       <w:r>
-        <w:rPr>
-          <w:rStyle w:val="VerbatimChar"/>
-          <w:b/>
-          <w:bCs/>
-        </w:rPr>
-        <w:t xml:space="preserve">--Functions=...</w:t>
-      </w:r>
-      <w:r>
-        <w:t xml:space="preserve"> </w:t>
-      </w:r>
-      <w:r>
-        <w:t xml:space="preserve">dönüşümün</w:t>
-      </w:r>
-      <w:r>
-        <w:t xml:space="preserve"> </w:t>
-      </w:r>
-      <w:r>
-        <w:rPr>
-          <w:b/>
-          <w:bCs/>
-        </w:rPr>
-        <w:t xml:space="preserve">hangi fonksiyonlara</w:t>
-      </w:r>
-      <w:r>
-        <w:t xml:space="preserve"> </w:t>
-      </w:r>
-      <w:r>
-        <w:t xml:space="preserve">uygulanacağını söyler — çünkü gizlemeyi yalnız hassas</w:t>
-      </w:r>
-      <w:r>
-        <w:t xml:space="preserve"> </w:t>
-      </w:r>
-      <w:r>
-        <w:t xml:space="preserve">fonksiyonlara uygularız (maliyet kuralı).</w:t>
+        <w:t xml:space="preserve">Çok platformludur (Linux, macOS, Windows, Android; Intel/ARM/WebAssembly) ve GCC/Clang/MSVC ile çalışır.</w:t>
       </w:r>
     </w:p>
     <w:p>
@@ -3262,44 +2612,433 @@
         <w:pStyle w:val="Compact"/>
         <w:numPr>
           <w:ilvl w:val="0"/>
-          <w:numId w:val="1017"/>
+          <w:numId w:val="1014"/>
         </w:numPr>
       </w:pPr>
       <w:r>
-        <w:t xml:space="preserve">Çıktı yine C’dir;</w:t>
-      </w:r>
-      <w:r>
-        <w:t xml:space="preserve"> </w:t>
-      </w:r>
-      <w:r>
-        <w:rPr>
-          <w:b/>
-          <w:bCs/>
-        </w:rPr>
-        <w:t xml:space="preserve">kendi derleyicinizle</w:t>
-      </w:r>
-      <w:r>
-        <w:t xml:space="preserve"> </w:t>
-      </w:r>
-      <w:r>
-        <w:t xml:space="preserve">derlersiniz. Gizleme, derleme hattına eklenen bir adımdır.</w:t>
-      </w:r>
-    </w:p>
-    <w:p>
-      <w:r>
-        <w:pict>
-          <v:rect style="width:0;height:1.5pt" o:hralign="center" o:hrstd="t" o:hr="t"/>
-        </w:pict>
+        <w:t xml:space="preserve">Güncel sürümü</w:t>
+      </w:r>
+      <w:r>
+        <w:t xml:space="preserve"> </w:t>
+      </w:r>
+      <w:r>
+        <w:rPr>
+          <w:b/>
+          <w:bCs/>
+        </w:rPr>
+        <w:t xml:space="preserve">v4</w:t>
+      </w:r>
+      <w:r>
+        <w:t xml:space="preserve">’tür.</w:t>
+      </w:r>
+    </w:p>
+    <w:p>
+      <w:pPr>
+        <w:pStyle w:val="BlockText"/>
+      </w:pPr>
+      <w:r>
+        <w:rPr>
+          <w:b/>
+          <w:bCs/>
+        </w:rPr>
+        <w:t xml:space="preserve">Lisans ve derste kullanım</w:t>
+      </w:r>
+    </w:p>
+    <w:p>
+      <w:pPr>
+        <w:pStyle w:val="BlockText"/>
+      </w:pPr>
+      <w:r>
+        <w:t xml:space="preserve">Tigress,</w:t>
+      </w:r>
+      <w:r>
+        <w:t xml:space="preserve"> </w:t>
+      </w:r>
+      <w:r>
+        <w:rPr>
+          <w:b/>
+          <w:bCs/>
+        </w:rPr>
+        <w:t xml:space="preserve">kâr amacı gütmeyen</w:t>
+      </w:r>
+      <w:r>
+        <w:t xml:space="preserve"> </w:t>
+      </w:r>
+      <w:r>
+        <w:t xml:space="preserve">(akademik/araştırma) kullanım için ücretsizdir;</w:t>
+      </w:r>
+      <w:r>
+        <w:t xml:space="preserve"> </w:t>
+      </w:r>
+      <w:r>
+        <w:rPr>
+          <w:b/>
+          <w:bCs/>
+        </w:rPr>
+        <w:t xml:space="preserve">ticari</w:t>
+      </w:r>
+      <w:r>
+        <w:t xml:space="preserve"> </w:t>
+      </w:r>
+      <w:r>
+        <w:t xml:space="preserve">kullanım için Arizona</w:t>
+      </w:r>
+      <w:r>
+        <w:t xml:space="preserve"> </w:t>
+      </w:r>
+      <w:r>
+        <w:t xml:space="preserve">Üniversitesi’nden lisans gerekir. Kaynak kodu açık değildir; araştırmacılar şifreli kaynağa erişim isteyebilir.</w:t>
+      </w:r>
+      <w:r>
+        <w:t xml:space="preserve"> </w:t>
+      </w:r>
+      <w:r>
+        <w:t xml:space="preserve">Bu yüzden</w:t>
+      </w:r>
+      <w:r>
+        <w:t xml:space="preserve"> </w:t>
+      </w:r>
+      <w:r>
+        <w:rPr>
+          <w:b/>
+          <w:bCs/>
+        </w:rPr>
+        <w:t xml:space="preserve">derste bir Tigress ikilisi ya da eski bir sürüm dağıtılmaz.</w:t>
+      </w:r>
+      <w:r>
+        <w:t xml:space="preserve"> </w:t>
+      </w:r>
+      <w:r>
+        <w:t xml:space="preserve">Öğrenciler güncel sürümü resmî</w:t>
+      </w:r>
+      <w:r>
+        <w:t xml:space="preserve"> </w:t>
+      </w:r>
+      <w:r>
+        <w:t xml:space="preserve">siteden (</w:t>
+      </w:r>
+      <w:r>
+        <w:rPr>
+          <w:rStyle w:val="VerbatimChar"/>
+        </w:rPr>
+        <w:t xml:space="preserve">tigress.wtf</w:t>
+      </w:r>
+      <w:r>
+        <w:t xml:space="preserve">) kendileri indirir ve</w:t>
+      </w:r>
+      <w:r>
+        <w:t xml:space="preserve"> </w:t>
+      </w:r>
+      <w:r>
+        <w:rPr>
+          <w:b/>
+          <w:bCs/>
+        </w:rPr>
+        <w:t xml:space="preserve">lisans koşullarını orada doğrular.</w:t>
+      </w:r>
+      <w:r>
+        <w:t xml:space="preserve"> </w:t>
+      </w:r>
+      <w:r>
+        <w:t xml:space="preserve">Ödevlerde Tigress yalnız</w:t>
+      </w:r>
+      <w:r>
+        <w:t xml:space="preserve"> </w:t>
+      </w:r>
+      <w:r>
+        <w:t xml:space="preserve">öğrencinin</w:t>
+      </w:r>
+      <w:r>
+        <w:t xml:space="preserve"> </w:t>
+      </w:r>
+      <w:r>
+        <w:rPr>
+          <w:b/>
+          <w:bCs/>
+        </w:rPr>
+        <w:t xml:space="preserve">kendi</w:t>
+      </w:r>
+      <w:r>
+        <w:t xml:space="preserve"> </w:t>
+      </w:r>
+      <w:r>
+        <w:t xml:space="preserve">koduna, kendi makinesinde uygulanır.</w:t>
       </w:r>
     </w:p>
     <w:bookmarkEnd w:id="44"/>
-    <w:bookmarkStart w:id="48" w:name="Xea12692b510492ab6495dce8d368362f5bb38a0"/>
-    <w:p>
-      <w:pPr>
-        <w:pStyle w:val="Heading2"/>
-      </w:pPr>
-      <w:r>
-        <w:t xml:space="preserve">3. Dönüşüm aileleri ve 9. hafta kurallarıyla eşleme</w:t>
+    <w:bookmarkStart w:id="49" w:name="neden-bir-araç-el-ile-değil"/>
+    <w:p>
+      <w:pPr>
+        <w:pStyle w:val="Heading3"/>
+      </w:pPr>
+      <w:r>
+        <w:t xml:space="preserve">Neden bir araç, el ile değil?</w:t>
+      </w:r>
+    </w:p>
+    <w:tbl>
+      <w:tblPr>
+        <w:tblStyle w:val="Table"/>
+        <w:tblW w:type="pct" w:w="5000"/>
+        <w:tblLayout w:type="fixed"/>
+        <w:tblLook w:firstRow="1" w:lastRow="0" w:firstColumn="0" w:lastColumn="0" w:noHBand="0" w:noVBand="0" w:val="0020"/>
+      </w:tblPr>
+      <w:tblGrid>
+        <w:gridCol w:w="3960"/>
+        <w:gridCol w:w="3960"/>
+      </w:tblGrid>
+      <w:tr>
+        <w:trPr>
+          <w:tblHeader w:val="on"/>
+        </w:trPr>
+        <w:tc>
+          <w:tcPr/>
+          <w:p>
+            <w:pPr>
+              <w:pStyle w:val="Compact"/>
+            </w:pPr>
+            <w:r>
+              <w:t xml:space="preserve">El ile gizleme (9. hafta)</w:t>
+            </w:r>
+          </w:p>
+        </w:tc>
+        <w:tc>
+          <w:tcPr/>
+          <w:p>
+            <w:pPr>
+              <w:pStyle w:val="Compact"/>
+            </w:pPr>
+            <w:r>
+              <w:t xml:space="preserve">Araçla gizleme (Tigress)</w:t>
+            </w:r>
+          </w:p>
+        </w:tc>
+      </w:tr>
+      <w:tr>
+        <w:tc>
+          <w:tcPr/>
+          <w:p>
+            <w:pPr>
+              <w:pStyle w:val="Compact"/>
+            </w:pPr>
+            <w:r>
+              <w:t xml:space="preserve">Öğreticidir, kavramı gösterir</w:t>
+            </w:r>
+          </w:p>
+        </w:tc>
+        <w:tc>
+          <w:tcPr/>
+          <w:p>
+            <w:pPr>
+              <w:pStyle w:val="Compact"/>
+            </w:pPr>
+            <w:r>
+              <w:t xml:space="preserve">Ölçeklenir, üretimde kullanılır</w:t>
+            </w:r>
+          </w:p>
+        </w:tc>
+      </w:tr>
+      <w:tr>
+        <w:tc>
+          <w:tcPr/>
+          <w:p>
+            <w:pPr>
+              <w:pStyle w:val="Compact"/>
+            </w:pPr>
+            <w:r>
+              <w:t xml:space="preserve">Hataya açık (davranışı bozabilir)</w:t>
+            </w:r>
+          </w:p>
+        </w:tc>
+        <w:tc>
+          <w:tcPr/>
+          <w:p>
+            <w:pPr>
+              <w:pStyle w:val="Compact"/>
+            </w:pPr>
+            <w:r>
+              <w:t xml:space="preserve">Dönüşümler davranışı korur (test edilmiş)</w:t>
+            </w:r>
+          </w:p>
+        </w:tc>
+      </w:tr>
+      <w:tr>
+        <w:tc>
+          <w:tcPr/>
+          <w:p>
+            <w:pPr>
+              <w:pStyle w:val="Compact"/>
+            </w:pPr>
+            <w:r>
+              <w:t xml:space="preserve">Kaynak okunamaz hale gelir</w:t>
+            </w:r>
+          </w:p>
+        </w:tc>
+        <w:tc>
+          <w:tcPr/>
+          <w:p>
+            <w:pPr>
+              <w:pStyle w:val="Compact"/>
+            </w:pPr>
+            <w:r>
+              <w:t xml:space="preserve">Okunur kaynak sizde kalır</w:t>
+            </w:r>
+          </w:p>
+        </w:tc>
+      </w:tr>
+      <w:tr>
+        <w:tc>
+          <w:tcPr/>
+          <w:p>
+            <w:pPr>
+              <w:pStyle w:val="Compact"/>
+            </w:pPr>
+            <w:r>
+              <w:t xml:space="preserve">Çeşitlendirme el ile olmaz</w:t>
+            </w:r>
+          </w:p>
+        </w:tc>
+        <w:tc>
+          <w:tcPr/>
+          <w:p>
+            <w:pPr>
+              <w:pStyle w:val="Compact"/>
+            </w:pPr>
+            <w:r>
+              <w:t xml:space="preserve">Tohumla otomatik çeşitlendirme</w:t>
+            </w:r>
+          </w:p>
+        </w:tc>
+      </w:tr>
+      <w:tr>
+        <w:tc>
+          <w:tcPr/>
+          <w:p>
+            <w:pPr>
+              <w:pStyle w:val="Compact"/>
+            </w:pPr>
+            <w:r>
+              <w:t xml:space="preserve">Tek tip, tanınabilir</w:t>
+            </w:r>
+          </w:p>
+        </w:tc>
+        <w:tc>
+          <w:tcPr/>
+          <w:p>
+            <w:pPr>
+              <w:pStyle w:val="Compact"/>
+            </w:pPr>
+            <w:r>
+              <w:t xml:space="preserve">Dönüşüm ve tohum kombinasyonuyla değişken</w:t>
+            </w:r>
+          </w:p>
+        </w:tc>
+      </w:tr>
+    </w:tbl>
+    <w:p>
+      <w:pPr>
+        <w:pStyle w:val="BlockText"/>
+      </w:pPr>
+      <w:r>
+        <w:rPr>
+          <w:b/>
+          <w:bCs/>
+        </w:rPr>
+        <w:t xml:space="preserve">Ama araç sihir değildir</w:t>
+      </w:r>
+    </w:p>
+    <w:p>
+      <w:pPr>
+        <w:pStyle w:val="Compact"/>
+        <w:numPr>
+          <w:ilvl w:val="0"/>
+          <w:numId w:val="1016"/>
+        </w:numPr>
+      </w:pPr>
+      <w:r>
+        <w:t xml:space="preserve">haftanın ana kuralı burada da geçerlidir: Tigress de kırılamazlık vermez,</w:t>
+      </w:r>
+      <w:r>
+        <w:t xml:space="preserve"> </w:t>
+      </w:r>
+      <w:r>
+        <w:rPr>
+          <w:b/>
+          <w:bCs/>
+        </w:rPr>
+        <w:t xml:space="preserve">maliyet</w:t>
+      </w:r>
+      <w:r>
+        <w:t xml:space="preserve"> </w:t>
+      </w:r>
+      <w:r>
+        <w:t xml:space="preserve">yükseltir. Üstelik iyi</w:t>
+      </w:r>
+      <w:r>
+        <w:t xml:space="preserve"> </w:t>
+      </w:r>
+      <w:r>
+        <w:t xml:space="preserve">bilinen bir aracın ürettiği kalıplar zamanla tanınabilir; bu yüzden</w:t>
+      </w:r>
+      <w:r>
+        <w:t xml:space="preserve"> </w:t>
+      </w:r>
+      <w:r>
+        <w:rPr>
+          <w:b/>
+          <w:bCs/>
+        </w:rPr>
+        <w:t xml:space="preserve">çeşitlendirme</w:t>
+      </w:r>
+      <w:r>
+        <w:t xml:space="preserve"> </w:t>
+      </w:r>
+      <w:r>
+        <w:t xml:space="preserve">(bölüm 3) ve</w:t>
+      </w:r>
+      <w:r>
+        <w:t xml:space="preserve"> </w:t>
+      </w:r>
+      <w:r>
+        <w:rPr>
+          <w:b/>
+          <w:bCs/>
+        </w:rPr>
+        <w:t xml:space="preserve">katmanlı</w:t>
+      </w:r>
+      <w:r>
+        <w:rPr>
+          <w:b/>
+          <w:bCs/>
+        </w:rPr>
+        <w:t xml:space="preserve"> </w:t>
+      </w:r>
+      <w:r>
+        <w:rPr>
+          <w:b/>
+          <w:bCs/>
+        </w:rPr>
+        <w:t xml:space="preserve">savunma</w:t>
+      </w:r>
+      <w:r>
+        <w:t xml:space="preserve"> </w:t>
+      </w:r>
+      <w:r>
+        <w:t xml:space="preserve">(RASP, sunucu denetimi) yine şarttır. Tigress’in kendisi de dönüşümlerin sembolik yürütmeye ne kadar</w:t>
+      </w:r>
+      <w:r>
+        <w:t xml:space="preserve"> </w:t>
+      </w:r>
+      <w:r>
+        <w:t xml:space="preserve">dayandığını ölçen araştırmaların (bölüm 4) baş öznesidir.</w:t>
+      </w:r>
+    </w:p>
+    <w:bookmarkStart w:id="48" w:name="hangi-koda-ne-kadar-gizleme-karar-akışı"/>
+    <w:p>
+      <w:pPr>
+        <w:pStyle w:val="Heading4"/>
+      </w:pPr>
+      <w:r>
+        <w:t xml:space="preserve">Hangi koda ne kadar gizleme? (karar akışı)</w:t>
       </w:r>
     </w:p>
     <w:p>
@@ -3307,19 +3046,121 @@
         <w:pStyle w:val="FirstParagraph"/>
       </w:pPr>
       <w:r>
-        <w:t xml:space="preserve">Tigress dönüşümleri, 9. haftada gördüğümüz gizleme ailelerine karşılık gelir. Aşağıdaki tablo, en çok kullanılan</w:t>
-      </w:r>
-      <w:r>
-        <w:t xml:space="preserve"> </w:t>
-      </w:r>
-      <w:r>
-        <w:t xml:space="preserve">dönüşümleri ve dersteki karşılıklarını verir (dönüşüm adları resmî belgeden doğrulanmalıdır; sürümle küçük</w:t>
-      </w:r>
-      <w:r>
-        <w:t xml:space="preserve"> </w:t>
-      </w:r>
-      <w:r>
-        <w:t xml:space="preserve">farklar olabilir):</w:t>
+        <w:t xml:space="preserve">Her fonksiyonu gizlemek hem gereksiz hem pahalıdır: boyut ve çalışma süresi artar, hata ayıklama zorlaşır. Karar iki</w:t>
+      </w:r>
+      <w:r>
+        <w:t xml:space="preserve"> </w:t>
+      </w:r>
+      <w:r>
+        <w:t xml:space="preserve">soruyla verilir. Önce</w:t>
+      </w:r>
+      <w:r>
+        <w:t xml:space="preserve"> </w:t>
+      </w:r>
+      <w:r>
+        <w:rPr>
+          <w:b/>
+          <w:bCs/>
+        </w:rPr>
+        <w:t xml:space="preserve">hassas mı</w:t>
+      </w:r>
+      <w:r>
+        <w:t xml:space="preserve"> </w:t>
+      </w:r>
+      <w:r>
+        <w:t xml:space="preserve">— lisans denetimi, anahtar işleme, ödeme mantığı gibi saldırganın ilgilendiği bir</w:t>
+      </w:r>
+      <w:r>
+        <w:t xml:space="preserve"> </w:t>
+      </w:r>
+      <w:r>
+        <w:t xml:space="preserve">kod mu? Değilse gizlemeye gerek yoktur. Hassassa</w:t>
+      </w:r>
+      <w:r>
+        <w:t xml:space="preserve"> </w:t>
+      </w:r>
+      <w:r>
+        <w:rPr>
+          <w:b/>
+          <w:bCs/>
+        </w:rPr>
+        <w:t xml:space="preserve">değeri ne kadar</w:t>
+      </w:r>
+      <w:r>
+        <w:t xml:space="preserve"> </w:t>
+      </w:r>
+      <w:r>
+        <w:t xml:space="preserve">— orta değerli kod için sabit gizleme, aritmetik</w:t>
+      </w:r>
+      <w:r>
+        <w:t xml:space="preserve"> </w:t>
+      </w:r>
+      <w:r>
+        <w:t xml:space="preserve">dönüşüm, düzleştirme ve opak yüklem yeterlidir; yüksek değerli ve</w:t>
+      </w:r>
+      <w:r>
+        <w:t xml:space="preserve"> </w:t>
+      </w:r>
+      <w:r>
+        <w:rPr>
+          <w:b/>
+          <w:bCs/>
+        </w:rPr>
+        <w:t xml:space="preserve">küçük</w:t>
+      </w:r>
+      <w:r>
+        <w:t xml:space="preserve"> </w:t>
+      </w:r>
+      <w:r>
+        <w:t xml:space="preserve">bir çekirdek için bunlara sanallaştırma da</w:t>
+      </w:r>
+      <w:r>
+        <w:t xml:space="preserve"> </w:t>
+      </w:r>
+      <w:r>
+        <w:t xml:space="preserve">eklenir (sanallaştırma yavaştır, bu yüzden yalnız küçük bölümlere uygulanır). Her durumda sonuç</w:t>
+      </w:r>
+      <w:r>
+        <w:t xml:space="preserve"> </w:t>
+      </w:r>
+      <w:r>
+        <w:rPr>
+          <w:b/>
+          <w:bCs/>
+        </w:rPr>
+        <w:t xml:space="preserve">çeşitlendirilir</w:t>
+      </w:r>
+      <w:r>
+        <w:t xml:space="preserve">,</w:t>
+      </w:r>
+      <w:r>
+        <w:t xml:space="preserve"> </w:t>
+      </w:r>
+      <w:r>
+        <w:rPr>
+          <w:b/>
+          <w:bCs/>
+        </w:rPr>
+        <w:t xml:space="preserve">ölçülür</w:t>
+      </w:r>
+      <w:r>
+        <w:t xml:space="preserve">,</w:t>
+      </w:r>
+      <w:r>
+        <w:t xml:space="preserve"> </w:t>
+      </w:r>
+      <w:r>
+        <w:rPr>
+          <w:b/>
+          <w:bCs/>
+        </w:rPr>
+        <w:t xml:space="preserve">testten geçirilir</w:t>
+      </w:r>
+      <w:r>
+        <w:t xml:space="preserve"> </w:t>
+      </w:r>
+      <w:r>
+        <w:t xml:space="preserve">ve kararın gerekçesi S9/S15 kayıtlarına yazılır.</w:t>
       </w:r>
     </w:p>
     <w:p>
@@ -3329,20 +3170,421 @@
       <w:r>
         <w:drawing>
           <wp:inline>
-            <wp:extent cx="5759999" cy="2687780"/>
+            <wp:extent cx="5759999" cy="2887671"/>
             <wp:effectExtent b="0" l="0" r="0" t="0"/>
-            <wp:docPr descr="Tigress dönüşümlerinin 9. hafta kurallarıyla eşlenmesi" title="" id="46" name="Picture"/>
+            <wp:docPr descr="Hangi koda ne kadar gizleme: karar akışı" title="" id="46" name="Picture"/>
             <a:graphic>
               <a:graphicData uri="http://schemas.openxmlformats.org/drawingml/2006/picture">
                 <pic:pic>
                   <pic:nvPicPr>
-                    <pic:cNvPr descr="h14-03-donusum-esleme.png" id="47" name="Picture"/>
+                    <pic:cNvPr descr="h14-09-karar-akisi.png" id="47" name="Picture"/>
                     <pic:cNvPicPr>
                       <a:picLocks noChangeArrowheads="1" noChangeAspect="1"/>
                     </pic:cNvPicPr>
                   </pic:nvPicPr>
                   <pic:blipFill>
                     <a:blip r:embed="rId45"/>
+                    <a:stretch>
+                      <a:fillRect/>
+                    </a:stretch>
+                  </pic:blipFill>
+                  <pic:spPr bwMode="auto">
+                    <a:xfrm>
+                      <a:off x="0" y="0"/>
+                      <a:ext cx="5759999" cy="2887671"/>
+                    </a:xfrm>
+                    <a:prstGeom prst="rect">
+                      <a:avLst/>
+                    </a:prstGeom>
+                    <a:noFill/>
+                    <a:ln w="9525">
+                      <a:noFill/>
+                      <a:headEnd/>
+                      <a:tailEnd/>
+                    </a:ln>
+                  </pic:spPr>
+                </pic:pic>
+              </a:graphicData>
+            </a:graphic>
+          </wp:inline>
+        </w:drawing>
+      </w:r>
+    </w:p>
+    <w:bookmarkEnd w:id="48"/>
+    <w:bookmarkEnd w:id="49"/>
+    <w:bookmarkEnd w:id="50"/>
+    <w:bookmarkStart w:id="54" w:name="X6273d18c9d872fcca83fdc002f913daa115c6a5"/>
+    <w:p>
+      <w:pPr>
+        <w:pStyle w:val="Heading2"/>
+      </w:pPr>
+      <w:r>
+        <w:t xml:space="preserve">2. Temel akış: bir programı adım adım gizlemek</w:t>
+      </w:r>
+    </w:p>
+    <w:p>
+      <w:pPr>
+        <w:pStyle w:val="FirstParagraph"/>
+      </w:pPr>
+      <w:r>
+        <w:t xml:space="preserve">Tigress komut satırından çalışır: hangi dönüşümlerin, hangi fonksiyonlara, hangi sırayla uygulanacağını</w:t>
+      </w:r>
+      <w:r>
+        <w:t xml:space="preserve"> </w:t>
+      </w:r>
+      <w:r>
+        <w:t xml:space="preserve">söylersiniz; çıktı gizlenmiş bir C dosyasıdır. Kavramsal akış (sözdizimi sürümle değişebilir, resmî belgeden</w:t>
+      </w:r>
+      <w:r>
+        <w:t xml:space="preserve"> </w:t>
+      </w:r>
+      <w:r>
+        <w:t xml:space="preserve">doğrulayın):</w:t>
+      </w:r>
+    </w:p>
+    <w:p>
+      <w:pPr>
+        <w:pStyle w:val="BodyText"/>
+      </w:pPr>
+      <w:r>
+        <w:drawing>
+          <wp:inline>
+            <wp:extent cx="5759999" cy="2470728"/>
+            <wp:effectExtent b="0" l="0" r="0" t="0"/>
+            <wp:docPr descr="Dayanıklılık ile maliyet arasındaki ödünleşim" title="" id="52" name="Picture"/>
+            <a:graphic>
+              <a:graphicData uri="http://schemas.openxmlformats.org/drawingml/2006/picture">
+                <pic:pic>
+                  <pic:nvPicPr>
+                    <pic:cNvPr descr="h14-08-dayaniklilik-maliyet.png" id="53" name="Picture"/>
+                    <pic:cNvPicPr>
+                      <a:picLocks noChangeArrowheads="1" noChangeAspect="1"/>
+                    </pic:cNvPicPr>
+                  </pic:nvPicPr>
+                  <pic:blipFill>
+                    <a:blip r:embed="rId51"/>
+                    <a:stretch>
+                      <a:fillRect/>
+                    </a:stretch>
+                  </pic:blipFill>
+                  <pic:spPr bwMode="auto">
+                    <a:xfrm>
+                      <a:off x="0" y="0"/>
+                      <a:ext cx="5759999" cy="2470728"/>
+                    </a:xfrm>
+                    <a:prstGeom prst="rect">
+                      <a:avLst/>
+                    </a:prstGeom>
+                    <a:noFill/>
+                    <a:ln w="9525">
+                      <a:noFill/>
+                      <a:headEnd/>
+                      <a:tailEnd/>
+                    </a:ln>
+                  </pic:spPr>
+                </pic:pic>
+              </a:graphicData>
+            </a:graphic>
+          </wp:inline>
+        </w:drawing>
+      </w:r>
+    </w:p>
+    <w:p>
+      <w:pPr>
+        <w:pStyle w:val="BodyText"/>
+      </w:pPr>
+      <w:r>
+        <w:rPr>
+          <w:b/>
+          <w:bCs/>
+        </w:rPr>
+        <w:t xml:space="preserve">Kavramsal akış (tek dönüşüm)</w:t>
+      </w:r>
+    </w:p>
+    <w:p>
+      <w:pPr>
+        <w:pStyle w:val="SourceCode"/>
+      </w:pPr>
+      <w:r>
+        <w:rPr>
+          <w:rStyle w:val="CommentTok"/>
+        </w:rPr>
+        <w:t xml:space="preserve"># girdi: temiz.c  → çıktı: gizli.c  (sonra normal derlenir)</w:t>
+      </w:r>
+      <w:r>
+        <w:br/>
+      </w:r>
+      <w:r>
+        <w:rPr>
+          <w:rStyle w:val="ExtensionTok"/>
+        </w:rPr>
+        <w:t xml:space="preserve">tigress</w:t>
+      </w:r>
+      <w:r>
+        <w:rPr>
+          <w:rStyle w:val="NormalTok"/>
+        </w:rPr>
+        <w:t xml:space="preserve"> </w:t>
+      </w:r>
+      <w:r>
+        <w:rPr>
+          <w:rStyle w:val="AttributeTok"/>
+        </w:rPr>
+        <w:t xml:space="preserve">--Transform</w:t>
+      </w:r>
+      <w:r>
+        <w:rPr>
+          <w:rStyle w:val="OperatorTok"/>
+        </w:rPr>
+        <w:t xml:space="preserve">=</w:t>
+      </w:r>
+      <w:r>
+        <w:rPr>
+          <w:rStyle w:val="NormalTok"/>
+        </w:rPr>
+        <w:t xml:space="preserve">Flatten </w:t>
+      </w:r>
+      <w:r>
+        <w:rPr>
+          <w:rStyle w:val="AttributeTok"/>
+        </w:rPr>
+        <w:t xml:space="preserve">--Functions</w:t>
+      </w:r>
+      <w:r>
+        <w:rPr>
+          <w:rStyle w:val="OperatorTok"/>
+        </w:rPr>
+        <w:t xml:space="preserve">=</w:t>
+      </w:r>
+      <w:r>
+        <w:rPr>
+          <w:rStyle w:val="NormalTok"/>
+        </w:rPr>
+        <w:t xml:space="preserve">erisim_ver </w:t>
+      </w:r>
+      <w:r>
+        <w:rPr>
+          <w:rStyle w:val="DataTypeTok"/>
+        </w:rPr>
+        <w:t xml:space="preserve">\</w:t>
+      </w:r>
+      <w:r>
+        <w:br/>
+      </w:r>
+      <w:r>
+        <w:rPr>
+          <w:rStyle w:val="NormalTok"/>
+        </w:rPr>
+        <w:t xml:space="preserve">        </w:t>
+      </w:r>
+      <w:r>
+        <w:rPr>
+          <w:rStyle w:val="AttributeTok"/>
+        </w:rPr>
+        <w:t xml:space="preserve">--out</w:t>
+      </w:r>
+      <w:r>
+        <w:rPr>
+          <w:rStyle w:val="OperatorTok"/>
+        </w:rPr>
+        <w:t xml:space="preserve">=</w:t>
+      </w:r>
+      <w:r>
+        <w:rPr>
+          <w:rStyle w:val="NormalTok"/>
+        </w:rPr>
+        <w:t xml:space="preserve">gizli.c temiz.c</w:t>
+      </w:r>
+      <w:r>
+        <w:br/>
+      </w:r>
+      <w:r>
+        <w:rPr>
+          <w:rStyle w:val="FunctionTok"/>
+        </w:rPr>
+        <w:t xml:space="preserve">cc</w:t>
+      </w:r>
+      <w:r>
+        <w:rPr>
+          <w:rStyle w:val="NormalTok"/>
+        </w:rPr>
+        <w:t xml:space="preserve"> </w:t>
+      </w:r>
+      <w:r>
+        <w:rPr>
+          <w:rStyle w:val="AttributeTok"/>
+        </w:rPr>
+        <w:t xml:space="preserve">-o</w:t>
+      </w:r>
+      <w:r>
+        <w:rPr>
+          <w:rStyle w:val="NormalTok"/>
+        </w:rPr>
+        <w:t xml:space="preserve"> program gizli.c</w:t>
+      </w:r>
+    </w:p>
+    <w:p>
+      <w:pPr>
+        <w:pStyle w:val="FirstParagraph"/>
+      </w:pPr>
+      <w:r>
+        <w:t xml:space="preserve">Buradaki üç fikir, bütün Tigress kullanımının temelidir:</w:t>
+      </w:r>
+    </w:p>
+    <w:p>
+      <w:pPr>
+        <w:pStyle w:val="Compact"/>
+        <w:numPr>
+          <w:ilvl w:val="0"/>
+          <w:numId w:val="1017"/>
+        </w:numPr>
+      </w:pPr>
+      <w:r>
+        <w:rPr>
+          <w:rStyle w:val="VerbatimChar"/>
+          <w:b/>
+          <w:bCs/>
+        </w:rPr>
+        <w:t xml:space="preserve">--Transform=...</w:t>
+      </w:r>
+      <w:r>
+        <w:t xml:space="preserve"> </w:t>
+      </w:r>
+      <w:r>
+        <w:t xml:space="preserve">hangi dönüşümün uygulanacağını söyler (Flatten = kontrol akışı düzleştirme, 9. hafta K-04).</w:t>
+      </w:r>
+    </w:p>
+    <w:p>
+      <w:pPr>
+        <w:pStyle w:val="Compact"/>
+        <w:numPr>
+          <w:ilvl w:val="0"/>
+          <w:numId w:val="1017"/>
+        </w:numPr>
+      </w:pPr>
+      <w:r>
+        <w:rPr>
+          <w:rStyle w:val="VerbatimChar"/>
+          <w:b/>
+          <w:bCs/>
+        </w:rPr>
+        <w:t xml:space="preserve">--Functions=...</w:t>
+      </w:r>
+      <w:r>
+        <w:t xml:space="preserve"> </w:t>
+      </w:r>
+      <w:r>
+        <w:t xml:space="preserve">dönüşümün</w:t>
+      </w:r>
+      <w:r>
+        <w:t xml:space="preserve"> </w:t>
+      </w:r>
+      <w:r>
+        <w:rPr>
+          <w:b/>
+          <w:bCs/>
+        </w:rPr>
+        <w:t xml:space="preserve">hangi fonksiyonlara</w:t>
+      </w:r>
+      <w:r>
+        <w:t xml:space="preserve"> </w:t>
+      </w:r>
+      <w:r>
+        <w:t xml:space="preserve">uygulanacağını söyler — çünkü gizlemeyi yalnız hassas</w:t>
+      </w:r>
+      <w:r>
+        <w:t xml:space="preserve"> </w:t>
+      </w:r>
+      <w:r>
+        <w:t xml:space="preserve">fonksiyonlara uygularız (maliyet kuralı).</w:t>
+      </w:r>
+    </w:p>
+    <w:p>
+      <w:pPr>
+        <w:pStyle w:val="Compact"/>
+        <w:numPr>
+          <w:ilvl w:val="0"/>
+          <w:numId w:val="1017"/>
+        </w:numPr>
+      </w:pPr>
+      <w:r>
+        <w:t xml:space="preserve">Çıktı yine C’dir;</w:t>
+      </w:r>
+      <w:r>
+        <w:t xml:space="preserve"> </w:t>
+      </w:r>
+      <w:r>
+        <w:rPr>
+          <w:b/>
+          <w:bCs/>
+        </w:rPr>
+        <w:t xml:space="preserve">kendi derleyicinizle</w:t>
+      </w:r>
+      <w:r>
+        <w:t xml:space="preserve"> </w:t>
+      </w:r>
+      <w:r>
+        <w:t xml:space="preserve">derlersiniz. Gizleme, derleme hattına eklenen bir adımdır.</w:t>
+      </w:r>
+    </w:p>
+    <w:p>
+      <w:r>
+        <w:pict>
+          <v:rect style="width:0;height:1.5pt" o:hralign="center" o:hrstd="t" o:hr="t"/>
+        </w:pict>
+      </w:r>
+    </w:p>
+    <w:bookmarkEnd w:id="54"/>
+    <w:bookmarkStart w:id="58" w:name="Xea12692b510492ab6495dce8d368362f5bb38a0"/>
+    <w:p>
+      <w:pPr>
+        <w:pStyle w:val="Heading2"/>
+      </w:pPr>
+      <w:r>
+        <w:t xml:space="preserve">3. Dönüşüm aileleri ve 9. hafta kurallarıyla eşleme</w:t>
+      </w:r>
+    </w:p>
+    <w:p>
+      <w:pPr>
+        <w:pStyle w:val="FirstParagraph"/>
+      </w:pPr>
+      <w:r>
+        <w:t xml:space="preserve">Tigress dönüşümleri, 9. haftada gördüğümüz gizleme ailelerine karşılık gelir. Aşağıdaki tablo, en çok kullanılan</w:t>
+      </w:r>
+      <w:r>
+        <w:t xml:space="preserve"> </w:t>
+      </w:r>
+      <w:r>
+        <w:t xml:space="preserve">dönüşümleri ve dersteki karşılıklarını verir (dönüşüm adları resmî belgeden doğrulanmalıdır; sürümle küçük</w:t>
+      </w:r>
+      <w:r>
+        <w:t xml:space="preserve"> </w:t>
+      </w:r>
+      <w:r>
+        <w:t xml:space="preserve">farklar olabilir):</w:t>
+      </w:r>
+    </w:p>
+    <w:p>
+      <w:pPr>
+        <w:pStyle w:val="BodyText"/>
+      </w:pPr>
+      <w:r>
+        <w:drawing>
+          <wp:inline>
+            <wp:extent cx="5759999" cy="2687780"/>
+            <wp:effectExtent b="0" l="0" r="0" t="0"/>
+            <wp:docPr descr="Tigress dönüşümlerinin 9. hafta kurallarıyla eşlenmesi" title="" id="56" name="Picture"/>
+            <a:graphic>
+              <a:graphicData uri="http://schemas.openxmlformats.org/drawingml/2006/picture">
+                <pic:pic>
+                  <pic:nvPicPr>
+                    <pic:cNvPr descr="h14-03-donusum-esleme.png" id="57" name="Picture"/>
+                    <pic:cNvPicPr>
+                      <a:picLocks noChangeArrowheads="1" noChangeAspect="1"/>
+                    </pic:cNvPicPr>
+                  </pic:nvPicPr>
+                  <pic:blipFill>
+                    <a:blip r:embed="rId55"/>
                     <a:stretch>
                       <a:fillRect/>
                     </a:stretch>
@@ -3899,8 +4141,8 @@
         <w:t xml:space="preserve">ile hedef seçmek tam da bunun içindir.</w:t>
       </w:r>
     </w:p>
-    <w:bookmarkEnd w:id="48"/>
-    <w:bookmarkStart w:id="55" w:name="X0bf8ecd1a80160ce2da8a765de1e53609d58d9a"/>
+    <w:bookmarkEnd w:id="58"/>
+    <w:bookmarkStart w:id="62" w:name="X0bf8ecd1a80160ce2da8a765de1e53609d58d9a"/>
     <w:p>
       <w:pPr>
         <w:pStyle w:val="Heading2"/>
@@ -3975,18 +4217,18 @@
           <wp:inline>
             <wp:extent cx="5759999" cy="2283460"/>
             <wp:effectExtent b="0" l="0" r="0" t="0"/>
-            <wp:docPr descr="Dönüşüm hattında sıranın önemi" title="" id="50" name="Picture"/>
+            <wp:docPr descr="Dönüşüm hattında sıranın önemi" title="" id="60" name="Picture"/>
             <a:graphic>
               <a:graphicData uri="http://schemas.openxmlformats.org/drawingml/2006/picture">
                 <pic:pic>
                   <pic:nvPicPr>
-                    <pic:cNvPr descr="h14-04-donusum-hatti.png" id="51" name="Picture"/>
+                    <pic:cNvPr descr="h14-04-donusum-hatti.png" id="61" name="Picture"/>
                     <pic:cNvPicPr>
                       <a:picLocks noChangeArrowheads="1" noChangeAspect="1"/>
                     </pic:cNvPicPr>
                   </pic:nvPicPr>
                   <pic:blipFill>
-                    <a:blip r:embed="rId49"/>
+                    <a:blip r:embed="rId59"/>
                     <a:stretch>
                       <a:fillRect/>
                     </a:stretch>
@@ -4018,22 +4260,1717 @@
         <w:pStyle w:val="BodyText"/>
       </w:pPr>
       <w:r>
+        <w:t xml:space="preserve">İmza</w:t>
+      </w:r>
+      <w:r>
+        <w:t xml:space="preserve"> </w:t>
+      </w:r>
+      <w:r>
+        <w:rPr>
+          <w:b/>
+          <w:bCs/>
+        </w:rPr>
+        <w:t xml:space="preserve">en son</w:t>
+      </w:r>
+      <w:r>
+        <w:t xml:space="preserve"> </w:t>
+      </w:r>
+      <w:r>
+        <w:t xml:space="preserve">gelir (önce gizle, sonra imzala); her hattan sonra</w:t>
+      </w:r>
+      <w:r>
+        <w:t xml:space="preserve"> </w:t>
+      </w:r>
+      <w:r>
+        <w:rPr>
+          <w:b/>
+          <w:bCs/>
+        </w:rPr>
+        <w:t xml:space="preserve">davranışı test et</w:t>
+      </w:r>
+      <w:r>
+        <w:t xml:space="preserve"> </w:t>
+      </w:r>
+      <w:r>
+        <w:t xml:space="preserve">ve</w:t>
+      </w:r>
+      <w:r>
+        <w:t xml:space="preserve"> </w:t>
+      </w:r>
+      <w:r>
+        <w:rPr>
+          <w:b/>
+          <w:bCs/>
+        </w:rPr>
+        <w:t xml:space="preserve">maliyeti ölç</w:t>
+      </w:r>
+      <w:r>
+        <w:t xml:space="preserve">.</w:t>
+      </w:r>
+    </w:p>
+    <w:p>
+      <w:pPr>
+        <w:pStyle w:val="BodyText"/>
+      </w:pPr>
+      <w:r>
+        <w:rPr>
+          <w:b/>
+          <w:bCs/>
+        </w:rPr>
+        <w:t xml:space="preserve">Kavramsal hat (birden çok dönüşüm sırayla)</w:t>
+      </w:r>
+    </w:p>
+    <w:p>
+      <w:pPr>
+        <w:pStyle w:val="SourceCode"/>
+      </w:pPr>
+      <w:r>
+        <w:rPr>
+          <w:rStyle w:val="ExtensionTok"/>
+        </w:rPr>
+        <w:t xml:space="preserve">tigress</w:t>
+      </w:r>
+      <w:r>
+        <w:rPr>
+          <w:rStyle w:val="NormalTok"/>
+        </w:rPr>
+        <w:t xml:space="preserve"> </w:t>
+      </w:r>
+      <w:r>
+        <w:rPr>
+          <w:rStyle w:val="DataTypeTok"/>
+        </w:rPr>
+        <w:t xml:space="preserve">\</w:t>
+      </w:r>
+      <w:r>
+        <w:br/>
+      </w:r>
+      <w:r>
+        <w:rPr>
+          <w:rStyle w:val="NormalTok"/>
+        </w:rPr>
+        <w:t xml:space="preserve">  </w:t>
+      </w:r>
+      <w:r>
+        <w:rPr>
+          <w:rStyle w:val="AttributeTok"/>
+        </w:rPr>
+        <w:t xml:space="preserve">--Transform</w:t>
+      </w:r>
+      <w:r>
+        <w:rPr>
+          <w:rStyle w:val="OperatorTok"/>
+        </w:rPr>
+        <w:t xml:space="preserve">=</w:t>
+      </w:r>
+      <w:r>
+        <w:rPr>
+          <w:rStyle w:val="NormalTok"/>
+        </w:rPr>
+        <w:t xml:space="preserve">EncodeLiterals </w:t>
+      </w:r>
+      <w:r>
+        <w:rPr>
+          <w:rStyle w:val="AttributeTok"/>
+        </w:rPr>
+        <w:t xml:space="preserve">--Functions</w:t>
+      </w:r>
+      <w:r>
+        <w:rPr>
+          <w:rStyle w:val="OperatorTok"/>
+        </w:rPr>
+        <w:t xml:space="preserve">=</w:t>
+      </w:r>
+      <w:r>
+        <w:rPr>
+          <w:rStyle w:val="NormalTok"/>
+        </w:rPr>
+        <w:t xml:space="preserve">erisim_ver </w:t>
+      </w:r>
+      <w:r>
+        <w:rPr>
+          <w:rStyle w:val="DataTypeTok"/>
+        </w:rPr>
+        <w:t xml:space="preserve">\</w:t>
+      </w:r>
+      <w:r>
+        <w:br/>
+      </w:r>
+      <w:r>
+        <w:rPr>
+          <w:rStyle w:val="NormalTok"/>
+        </w:rPr>
+        <w:t xml:space="preserve">  </w:t>
+      </w:r>
+      <w:r>
+        <w:rPr>
+          <w:rStyle w:val="AttributeTok"/>
+        </w:rPr>
+        <w:t xml:space="preserve">--Transform</w:t>
+      </w:r>
+      <w:r>
+        <w:rPr>
+          <w:rStyle w:val="OperatorTok"/>
+        </w:rPr>
+        <w:t xml:space="preserve">=</w:t>
+      </w:r>
+      <w:r>
+        <w:rPr>
+          <w:rStyle w:val="NormalTok"/>
+        </w:rPr>
+        <w:t xml:space="preserve">EncodeArithmetic </w:t>
+      </w:r>
+      <w:r>
+        <w:rPr>
+          <w:rStyle w:val="AttributeTok"/>
+        </w:rPr>
+        <w:t xml:space="preserve">--Functions</w:t>
+      </w:r>
+      <w:r>
+        <w:rPr>
+          <w:rStyle w:val="OperatorTok"/>
+        </w:rPr>
+        <w:t xml:space="preserve">=</w:t>
+      </w:r>
+      <w:r>
+        <w:rPr>
+          <w:rStyle w:val="NormalTok"/>
+        </w:rPr>
+        <w:t xml:space="preserve">erisim_ver </w:t>
+      </w:r>
+      <w:r>
+        <w:rPr>
+          <w:rStyle w:val="DataTypeTok"/>
+        </w:rPr>
+        <w:t xml:space="preserve">\</w:t>
+      </w:r>
+      <w:r>
+        <w:br/>
+      </w:r>
+      <w:r>
+        <w:rPr>
+          <w:rStyle w:val="NormalTok"/>
+        </w:rPr>
+        <w:t xml:space="preserve">  </w:t>
+      </w:r>
+      <w:r>
+        <w:rPr>
+          <w:rStyle w:val="AttributeTok"/>
+        </w:rPr>
+        <w:t xml:space="preserve">--Transform</w:t>
+      </w:r>
+      <w:r>
+        <w:rPr>
+          <w:rStyle w:val="OperatorTok"/>
+        </w:rPr>
+        <w:t xml:space="preserve">=</w:t>
+      </w:r>
+      <w:r>
+        <w:rPr>
+          <w:rStyle w:val="NormalTok"/>
+        </w:rPr>
+        <w:t xml:space="preserve">Flatten        </w:t>
+      </w:r>
+      <w:r>
+        <w:rPr>
+          <w:rStyle w:val="AttributeTok"/>
+        </w:rPr>
+        <w:t xml:space="preserve">--Functions</w:t>
+      </w:r>
+      <w:r>
+        <w:rPr>
+          <w:rStyle w:val="OperatorTok"/>
+        </w:rPr>
+        <w:t xml:space="preserve">=</w:t>
+      </w:r>
+      <w:r>
+        <w:rPr>
+          <w:rStyle w:val="NormalTok"/>
+        </w:rPr>
+        <w:t xml:space="preserve">erisim_ver </w:t>
+      </w:r>
+      <w:r>
+        <w:rPr>
+          <w:rStyle w:val="DataTypeTok"/>
+        </w:rPr>
+        <w:t xml:space="preserve">\</w:t>
+      </w:r>
+      <w:r>
+        <w:br/>
+      </w:r>
+      <w:r>
+        <w:rPr>
+          <w:rStyle w:val="NormalTok"/>
+        </w:rPr>
+        <w:t xml:space="preserve">  </w:t>
+      </w:r>
+      <w:r>
+        <w:rPr>
+          <w:rStyle w:val="AttributeTok"/>
+        </w:rPr>
+        <w:t xml:space="preserve">--Transform</w:t>
+      </w:r>
+      <w:r>
+        <w:rPr>
+          <w:rStyle w:val="OperatorTok"/>
+        </w:rPr>
+        <w:t xml:space="preserve">=</w:t>
+      </w:r>
+      <w:r>
+        <w:rPr>
+          <w:rStyle w:val="NormalTok"/>
+        </w:rPr>
+        <w:t xml:space="preserve">AddOpaque      </w:t>
+      </w:r>
+      <w:r>
+        <w:rPr>
+          <w:rStyle w:val="AttributeTok"/>
+        </w:rPr>
+        <w:t xml:space="preserve">--Functions</w:t>
+      </w:r>
+      <w:r>
+        <w:rPr>
+          <w:rStyle w:val="OperatorTok"/>
+        </w:rPr>
+        <w:t xml:space="preserve">=</w:t>
+      </w:r>
+      <w:r>
+        <w:rPr>
+          <w:rStyle w:val="NormalTok"/>
+        </w:rPr>
+        <w:t xml:space="preserve">erisim_ver </w:t>
+      </w:r>
+      <w:r>
+        <w:rPr>
+          <w:rStyle w:val="DataTypeTok"/>
+        </w:rPr>
+        <w:t xml:space="preserve">\</w:t>
+      </w:r>
+      <w:r>
+        <w:br/>
+      </w:r>
+      <w:r>
+        <w:rPr>
+          <w:rStyle w:val="NormalTok"/>
+        </w:rPr>
+        <w:t xml:space="preserve">  </w:t>
+      </w:r>
+      <w:r>
+        <w:rPr>
+          <w:rStyle w:val="AttributeTok"/>
+        </w:rPr>
+        <w:t xml:space="preserve">--out</w:t>
+      </w:r>
+      <w:r>
+        <w:rPr>
+          <w:rStyle w:val="OperatorTok"/>
+        </w:rPr>
+        <w:t xml:space="preserve">=</w:t>
+      </w:r>
+      <w:r>
+        <w:rPr>
+          <w:rStyle w:val="NormalTok"/>
+        </w:rPr>
+        <w:t xml:space="preserve">gizli.c temiz.c</w:t>
+      </w:r>
+    </w:p>
+    <w:p>
+      <w:pPr>
+        <w:pStyle w:val="FirstParagraph"/>
+      </w:pPr>
+      <w:r>
+        <w:t xml:space="preserve">Bu hat, tek bir denetimi (</w:t>
+      </w:r>
+      <w:r>
+        <w:rPr>
+          <w:rStyle w:val="VerbatimChar"/>
+        </w:rPr>
+        <w:t xml:space="preserve">erisim_ver</w:t>
+      </w:r>
+      <w:r>
+        <w:t xml:space="preserve">) önce sabit/dize kodlar, sonra aritmetiğini kodlar, sonra düzleştirir, sonra</w:t>
+      </w:r>
+      <w:r>
+        <w:t xml:space="preserve"> </w:t>
+      </w:r>
+      <w:r>
+        <w:t xml:space="preserve">opak yüklemlerle güçlendirir. Sonuç, 9. haftada K-04’ün</w:t>
+      </w:r>
+      <w:r>
+        <w:t xml:space="preserve"> </w:t>
+      </w:r>
+      <w:r>
+        <w:t xml:space="preserve">“güçlendirilmiş düzleştirme”</w:t>
+      </w:r>
+      <w:r>
+        <w:t xml:space="preserve"> </w:t>
+      </w:r>
+      <w:r>
+        <w:t xml:space="preserve">dediği şeyin otomatik halidir.</w:t>
+      </w:r>
+    </w:p>
+    <w:p>
+      <w:pPr>
+        <w:pStyle w:val="BlockText"/>
+      </w:pPr>
+      <w:r>
+        <w:rPr>
+          <w:b/>
+          <w:bCs/>
+        </w:rPr>
+        <w:t xml:space="preserve">Sıra ve test kuralı</w:t>
+      </w:r>
+    </w:p>
+    <w:p>
+      <w:pPr>
+        <w:pStyle w:val="BlockText"/>
+      </w:pPr>
+      <w:r>
+        <w:t xml:space="preserve">Dönüşüm sırası sonucu etkiler ve bazı sıralar başarımı gereksiz bozar.</w:t>
+      </w:r>
+      <w:r>
+        <w:t xml:space="preserve"> </w:t>
+      </w:r>
+      <w:r>
+        <w:rPr>
+          <w:b/>
+          <w:bCs/>
+        </w:rPr>
+        <w:t xml:space="preserve">Kural:</w:t>
+      </w:r>
+      <w:r>
+        <w:t xml:space="preserve"> </w:t>
+      </w:r>
+      <w:r>
+        <w:t xml:space="preserve">her dönüşüm hattından sonra</w:t>
+      </w:r>
+      <w:r>
+        <w:t xml:space="preserve"> </w:t>
+      </w:r>
+      <w:r>
+        <w:t xml:space="preserve">programın</w:t>
+      </w:r>
+      <w:r>
+        <w:t xml:space="preserve"> </w:t>
+      </w:r>
+      <w:r>
+        <w:rPr>
+          <w:b/>
+          <w:bCs/>
+        </w:rPr>
+        <w:t xml:space="preserve">birim testlerini</w:t>
+      </w:r>
+      <w:r>
+        <w:t xml:space="preserve"> </w:t>
+      </w:r>
+      <w:r>
+        <w:t xml:space="preserve">çalıştırın (davranış korunmuş mu?) ve boyut/hız ölçün. Gizleme, davranışı asla</w:t>
+      </w:r>
+      <w:r>
+        <w:t xml:space="preserve"> </w:t>
+      </w:r>
+      <w:r>
+        <w:t xml:space="preserve">değiştirmemelidir; değiştiriyorsa hat yanlıştır. Bu, 12. haftadaki</w:t>
+      </w:r>
+      <w:r>
+        <w:t xml:space="preserve"> </w:t>
+      </w:r>
+      <w:r>
+        <w:t xml:space="preserve">“S16 test sonuçları”</w:t>
+      </w:r>
+      <w:r>
+        <w:t xml:space="preserve">na doğrudan bağlanır.</w:t>
+      </w:r>
+    </w:p>
+    <w:bookmarkEnd w:id="62"/>
+    <w:bookmarkStart w:id="63" w:name="Xf39b5829057d1199f1dac33a84f618b579cc4e8"/>
+    <w:p>
+      <w:pPr>
+        <w:pStyle w:val="Heading2"/>
+      </w:pPr>
+      <w:r>
+        <w:t xml:space="preserve">5. Adım adım örnek: bir denetimi güçlendirmek (sentetik)</w:t>
+      </w:r>
+    </w:p>
+    <w:p>
+      <w:pPr>
+        <w:pStyle w:val="FirstParagraph"/>
+      </w:pPr>
+      <w:r>
+        <w:t xml:space="preserve">Tek bir sentetik erişim denetimini alıp katman katman güçlendirelim. Amaç, her adımın</w:t>
+      </w:r>
+      <w:r>
+        <w:t xml:space="preserve"> </w:t>
+      </w:r>
+      <w:r>
+        <w:rPr>
+          <w:b/>
+          <w:bCs/>
+        </w:rPr>
+        <w:t xml:space="preserve">ne eklediğini</w:t>
+      </w:r>
+      <w:r>
+        <w:t xml:space="preserve"> </w:t>
+      </w:r>
+      <w:r>
+        <w:t xml:space="preserve">ve</w:t>
+      </w:r>
+      <w:r>
+        <w:t xml:space="preserve"> </w:t>
+      </w:r>
+      <w:r>
+        <w:rPr>
+          <w:b/>
+          <w:bCs/>
+        </w:rPr>
+        <w:t xml:space="preserve">ne kadara mal olduğunu</w:t>
+      </w:r>
+      <w:r>
+        <w:t xml:space="preserve"> </w:t>
+      </w:r>
+      <w:r>
+        <w:t xml:space="preserve">görmektir.</w:t>
+      </w:r>
+    </w:p>
+    <w:p>
+      <w:pPr>
+        <w:pStyle w:val="BodyText"/>
+      </w:pPr>
+      <w:r>
+        <w:rPr>
+          <w:b/>
+          <w:bCs/>
+        </w:rPr>
+        <w:t xml:space="preserve">Başlangıç: temiz.c (okunur, korumasız)</w:t>
+      </w:r>
+    </w:p>
+    <w:p>
+      <w:pPr>
+        <w:pStyle w:val="SourceCode"/>
+      </w:pPr>
+      <w:r>
+        <w:rPr>
+          <w:rStyle w:val="DataTypeTok"/>
+        </w:rPr>
+        <w:t xml:space="preserve">int</w:t>
+      </w:r>
+      <w:r>
+        <w:rPr>
+          <w:rStyle w:val="NormalTok"/>
+        </w:rPr>
+        <w:t xml:space="preserve"> erisim_ver</w:t>
+      </w:r>
+      <w:r>
+        <w:rPr>
+          <w:rStyle w:val="OperatorTok"/>
+        </w:rPr>
+        <w:t xml:space="preserve">(</w:t>
+      </w:r>
+      <w:r>
+        <w:rPr>
+          <w:rStyle w:val="DataTypeTok"/>
+        </w:rPr>
+        <w:t xml:space="preserve">const</w:t>
+      </w:r>
+      <w:r>
+        <w:rPr>
+          <w:rStyle w:val="NormalTok"/>
+        </w:rPr>
+        <w:t xml:space="preserve"> </w:t>
+      </w:r>
+      <w:r>
+        <w:rPr>
+          <w:rStyle w:val="DataTypeTok"/>
+        </w:rPr>
+        <w:t xml:space="preserve">char</w:t>
+      </w:r>
+      <w:r>
+        <w:rPr>
+          <w:rStyle w:val="NormalTok"/>
+        </w:rPr>
+        <w:t xml:space="preserve"> </w:t>
+      </w:r>
+      <w:r>
+        <w:rPr>
+          <w:rStyle w:val="OperatorTok"/>
+        </w:rPr>
+        <w:t xml:space="preserve">*</w:t>
+      </w:r>
+      <w:r>
+        <w:rPr>
+          <w:rStyle w:val="NormalTok"/>
+        </w:rPr>
+        <w:t xml:space="preserve">jeton</w:t>
+      </w:r>
+      <w:r>
+        <w:rPr>
+          <w:rStyle w:val="OperatorTok"/>
+        </w:rPr>
+        <w:t xml:space="preserve">)</w:t>
+      </w:r>
+      <w:r>
+        <w:rPr>
+          <w:rStyle w:val="NormalTok"/>
+        </w:rPr>
+        <w:t xml:space="preserve"> </w:t>
+      </w:r>
+      <w:r>
+        <w:rPr>
+          <w:rStyle w:val="OperatorTok"/>
+        </w:rPr>
+        <w:t xml:space="preserve">{</w:t>
+      </w:r>
+      <w:r>
+        <w:br/>
+      </w:r>
+      <w:r>
+        <w:rPr>
+          <w:rStyle w:val="NormalTok"/>
+        </w:rPr>
+        <w:t xml:space="preserve">    </w:t>
+      </w:r>
+      <w:r>
+        <w:rPr>
+          <w:rStyle w:val="ControlFlowTok"/>
+        </w:rPr>
+        <w:t xml:space="preserve">if</w:t>
+      </w:r>
+      <w:r>
+        <w:rPr>
+          <w:rStyle w:val="NormalTok"/>
+        </w:rPr>
+        <w:t xml:space="preserve"> </w:t>
+      </w:r>
+      <w:r>
+        <w:rPr>
+          <w:rStyle w:val="OperatorTok"/>
+        </w:rPr>
+        <w:t xml:space="preserve">(</w:t>
+      </w:r>
+      <w:r>
+        <w:rPr>
+          <w:rStyle w:val="NormalTok"/>
+        </w:rPr>
+        <w:t xml:space="preserve">jeton_gecerli</w:t>
+      </w:r>
+      <w:r>
+        <w:rPr>
+          <w:rStyle w:val="OperatorTok"/>
+        </w:rPr>
+        <w:t xml:space="preserve">(</w:t>
+      </w:r>
+      <w:r>
+        <w:rPr>
+          <w:rStyle w:val="NormalTok"/>
+        </w:rPr>
+        <w:t xml:space="preserve">jeton</w:t>
+      </w:r>
+      <w:r>
+        <w:rPr>
+          <w:rStyle w:val="OperatorTok"/>
+        </w:rPr>
+        <w:t xml:space="preserve">))</w:t>
+      </w:r>
+      <w:r>
+        <w:rPr>
+          <w:rStyle w:val="NormalTok"/>
+        </w:rPr>
+        <w:t xml:space="preserve"> </w:t>
+      </w:r>
+      <w:r>
+        <w:rPr>
+          <w:rStyle w:val="ControlFlowTok"/>
+        </w:rPr>
+        <w:t xml:space="preserve">return</w:t>
+      </w:r>
+      <w:r>
+        <w:rPr>
+          <w:rStyle w:val="NormalTok"/>
+        </w:rPr>
+        <w:t xml:space="preserve"> IZIN</w:t>
+      </w:r>
+      <w:r>
+        <w:rPr>
+          <w:rStyle w:val="OperatorTok"/>
+        </w:rPr>
+        <w:t xml:space="preserve">;</w:t>
+      </w:r>
+      <w:r>
+        <w:rPr>
+          <w:rStyle w:val="NormalTok"/>
+        </w:rPr>
+        <w:t xml:space="preserve">   </w:t>
+      </w:r>
+      <w:r>
+        <w:rPr>
+          <w:rStyle w:val="CommentTok"/>
+        </w:rPr>
+        <w:t xml:space="preserve">/* tek dal, tek dönüş: kolay hedef */</w:t>
+      </w:r>
+      <w:r>
+        <w:br/>
+      </w:r>
+      <w:r>
+        <w:rPr>
+          <w:rStyle w:val="NormalTok"/>
+        </w:rPr>
+        <w:t xml:space="preserve">    </w:t>
+      </w:r>
+      <w:r>
+        <w:rPr>
+          <w:rStyle w:val="ControlFlowTok"/>
+        </w:rPr>
+        <w:t xml:space="preserve">return</w:t>
+      </w:r>
+      <w:r>
+        <w:rPr>
+          <w:rStyle w:val="NormalTok"/>
+        </w:rPr>
+        <w:t xml:space="preserve"> RED</w:t>
+      </w:r>
+      <w:r>
+        <w:rPr>
+          <w:rStyle w:val="OperatorTok"/>
+        </w:rPr>
+        <w:t xml:space="preserve">;</w:t>
+      </w:r>
+      <w:r>
+        <w:br/>
+      </w:r>
+      <w:r>
+        <w:rPr>
+          <w:rStyle w:val="OperatorTok"/>
+        </w:rPr>
+        <w:t xml:space="preserve">}</w:t>
+      </w:r>
+    </w:p>
+    <w:tbl>
+      <w:tblPr>
+        <w:tblStyle w:val="Table"/>
+        <w:tblW w:type="pct" w:w="5000"/>
+        <w:tblLayout w:type="fixed"/>
+        <w:tblLook w:firstRow="1" w:lastRow="0" w:firstColumn="0" w:lastColumn="0" w:noHBand="0" w:noVBand="0" w:val="0020"/>
+      </w:tblPr>
+      <w:tblGrid>
+        <w:gridCol w:w="1980"/>
+        <w:gridCol w:w="1980"/>
+        <w:gridCol w:w="1980"/>
+        <w:gridCol w:w="1980"/>
+      </w:tblGrid>
+      <w:tr>
+        <w:trPr>
+          <w:tblHeader w:val="on"/>
+        </w:trPr>
+        <w:tc>
+          <w:tcPr/>
+          <w:p>
+            <w:pPr>
+              <w:pStyle w:val="Compact"/>
+            </w:pPr>
+            <w:r>
+              <w:t xml:space="preserve">Adım</w:t>
+            </w:r>
+          </w:p>
+        </w:tc>
+        <w:tc>
+          <w:tcPr/>
+          <w:p>
+            <w:pPr>
+              <w:pStyle w:val="Compact"/>
+            </w:pPr>
+            <w:r>
+              <w:t xml:space="preserve">Uygulanan dönüşüm</w:t>
+            </w:r>
+          </w:p>
+        </w:tc>
+        <w:tc>
+          <w:tcPr/>
+          <w:p>
+            <w:pPr>
+              <w:pStyle w:val="Compact"/>
+            </w:pPr>
+            <w:r>
+              <w:t xml:space="preserve">Ne değişir?</w:t>
+            </w:r>
+          </w:p>
+        </w:tc>
+        <w:tc>
+          <w:tcPr/>
+          <w:p>
+            <w:pPr>
+              <w:pStyle w:val="Compact"/>
+            </w:pPr>
+            <w:r>
+              <w:t xml:space="preserve">Maliyet</w:t>
+            </w:r>
+          </w:p>
+        </w:tc>
+      </w:tr>
+      <w:tr>
+        <w:tc>
+          <w:tcPr/>
+          <w:p>
+            <w:pPr>
+              <w:pStyle w:val="Compact"/>
+            </w:pPr>
+            <w:r>
+              <w:t xml:space="preserve">0</w:t>
+            </w:r>
+          </w:p>
+        </w:tc>
+        <w:tc>
+          <w:tcPr/>
+          <w:p>
+            <w:pPr>
+              <w:pStyle w:val="Compact"/>
+            </w:pPr>
+            <w:r>
+              <w:t xml:space="preserve">(yok)</w:t>
+            </w:r>
+          </w:p>
+        </w:tc>
+        <w:tc>
+          <w:tcPr/>
+          <w:p>
+            <w:pPr>
+              <w:pStyle w:val="Compact"/>
+            </w:pPr>
+            <w:r>
+              <w:rPr>
+                <w:rStyle w:val="VerbatimChar"/>
+              </w:rPr>
+              <w:t xml:space="preserve">strings</w:t>
+            </w:r>
+            <w:r>
+              <w:t xml:space="preserve">, tek dal, tek bayt yamasıyla atlanabilir</w:t>
+            </w:r>
+          </w:p>
+        </w:tc>
+        <w:tc>
+          <w:tcPr/>
+          <w:p>
+            <w:pPr>
+              <w:pStyle w:val="Compact"/>
+            </w:pPr>
+            <w:r>
+              <w:t xml:space="preserve">—</w:t>
+            </w:r>
+          </w:p>
+        </w:tc>
+      </w:tr>
+      <w:tr>
+        <w:tc>
+          <w:tcPr/>
+          <w:p>
+            <w:pPr>
+              <w:pStyle w:val="Compact"/>
+            </w:pPr>
+            <w:r>
+              <w:t xml:space="preserve">1</w:t>
+            </w:r>
+          </w:p>
+        </w:tc>
+        <w:tc>
+          <w:tcPr/>
+          <w:p>
+            <w:pPr>
+              <w:pStyle w:val="Compact"/>
+            </w:pPr>
+            <w:r>
+              <w:t xml:space="preserve">EncodeLiterals</w:t>
+            </w:r>
+          </w:p>
+        </w:tc>
+        <w:tc>
+          <w:tcPr/>
+          <w:p>
+            <w:pPr>
+              <w:pStyle w:val="Compact"/>
+            </w:pPr>
+            <w:r>
+              <w:rPr>
+                <w:rStyle w:val="VerbatimChar"/>
+              </w:rPr>
+              <w:t xml:space="preserve">IZIN</w:t>
+            </w:r>
+            <w:r>
+              <w:t xml:space="preserve">/</w:t>
+            </w:r>
+            <w:r>
+              <w:rPr>
+                <w:rStyle w:val="VerbatimChar"/>
+              </w:rPr>
+              <w:t xml:space="preserve">RED</w:t>
+            </w:r>
+            <w:r>
+              <w:t xml:space="preserve"> </w:t>
+            </w:r>
+            <w:r>
+              <w:t xml:space="preserve">ve dizgeler düz görünmez</w:t>
+            </w:r>
+          </w:p>
+        </w:tc>
+        <w:tc>
+          <w:tcPr/>
+          <w:p>
+            <w:pPr>
+              <w:pStyle w:val="Compact"/>
+            </w:pPr>
+            <w:r>
+              <w:t xml:space="preserve">Çok düşük</w:t>
+            </w:r>
+          </w:p>
+        </w:tc>
+      </w:tr>
+      <w:tr>
+        <w:tc>
+          <w:tcPr/>
+          <w:p>
+            <w:pPr>
+              <w:pStyle w:val="Compact"/>
+            </w:pPr>
+            <w:r>
+              <w:t xml:space="preserve">2</w:t>
+            </w:r>
+          </w:p>
+        </w:tc>
+        <w:tc>
+          <w:tcPr/>
+          <w:p>
+            <w:pPr>
+              <w:pStyle w:val="Compact"/>
+            </w:pPr>
+            <w:r>
+              <w:t xml:space="preserve">EncodeArithmetic</w:t>
+            </w:r>
+          </w:p>
+        </w:tc>
+        <w:tc>
+          <w:tcPr/>
+          <w:p>
+            <w:pPr>
+              <w:pStyle w:val="Compact"/>
+            </w:pPr>
+            <w:r>
+              <w:t xml:space="preserve">Karşılaştırma/hesap karmaşık ifadeye döner</w:t>
+            </w:r>
+          </w:p>
+        </w:tc>
+        <w:tc>
+          <w:tcPr/>
+          <w:p>
+            <w:pPr>
+              <w:pStyle w:val="Compact"/>
+            </w:pPr>
+            <w:r>
+              <w:t xml:space="preserve">Düşük</w:t>
+            </w:r>
+          </w:p>
+        </w:tc>
+      </w:tr>
+      <w:tr>
+        <w:tc>
+          <w:tcPr/>
+          <w:p>
+            <w:pPr>
+              <w:pStyle w:val="Compact"/>
+            </w:pPr>
+            <w:r>
+              <w:t xml:space="preserve">3</w:t>
+            </w:r>
+          </w:p>
+        </w:tc>
+        <w:tc>
+          <w:tcPr/>
+          <w:p>
+            <w:pPr>
+              <w:pStyle w:val="Compact"/>
+            </w:pPr>
+            <w:r>
+              <w:t xml:space="preserve">Flatten</w:t>
+            </w:r>
+          </w:p>
+        </w:tc>
+        <w:tc>
+          <w:tcPr/>
+          <w:p>
+            <w:pPr>
+              <w:pStyle w:val="Compact"/>
+            </w:pPr>
+            <w:r>
+              <w:t xml:space="preserve">Tek dal görünmez; switch dağıtıcı</w:t>
+            </w:r>
+          </w:p>
+        </w:tc>
+        <w:tc>
+          <w:tcPr/>
+          <w:p>
+            <w:pPr>
+              <w:pStyle w:val="Compact"/>
+            </w:pPr>
+            <w:r>
+              <w:t xml:space="preserve">Orta</w:t>
+            </w:r>
+          </w:p>
+        </w:tc>
+      </w:tr>
+      <w:tr>
+        <w:tc>
+          <w:tcPr/>
+          <w:p>
+            <w:pPr>
+              <w:pStyle w:val="Compact"/>
+            </w:pPr>
+            <w:r>
+              <w:t xml:space="preserve">4</w:t>
+            </w:r>
+          </w:p>
+        </w:tc>
+        <w:tc>
+          <w:tcPr/>
+          <w:p>
+            <w:pPr>
+              <w:pStyle w:val="Compact"/>
+            </w:pPr>
+            <w:r>
+              <w:t xml:space="preserve">AddOpaque</w:t>
+            </w:r>
+          </w:p>
+        </w:tc>
+        <w:tc>
+          <w:tcPr/>
+          <w:p>
+            <w:pPr>
+              <w:pStyle w:val="Compact"/>
+            </w:pPr>
+            <w:r>
+              <w:t xml:space="preserve">Sahte dallar, opak koşullar eklenir</w:t>
+            </w:r>
+          </w:p>
+        </w:tc>
+        <w:tc>
+          <w:tcPr/>
+          <w:p>
+            <w:pPr>
+              <w:pStyle w:val="Compact"/>
+            </w:pPr>
+            <w:r>
+              <w:t xml:space="preserve">Orta</w:t>
+            </w:r>
+          </w:p>
+        </w:tc>
+      </w:tr>
+      <w:tr>
+        <w:tc>
+          <w:tcPr/>
+          <w:p>
+            <w:pPr>
+              <w:pStyle w:val="Compact"/>
+            </w:pPr>
+            <w:r>
+              <w:t xml:space="preserve">5</w:t>
+            </w:r>
+          </w:p>
+        </w:tc>
+        <w:tc>
+          <w:tcPr/>
+          <w:p>
+            <w:pPr>
+              <w:pStyle w:val="Compact"/>
+            </w:pPr>
+            <w:r>
+              <w:t xml:space="preserve">(Virtualize, yalnız gerekirse)</w:t>
+            </w:r>
+          </w:p>
+        </w:tc>
+        <w:tc>
+          <w:tcPr/>
+          <w:p>
+            <w:pPr>
+              <w:pStyle w:val="Compact"/>
+            </w:pPr>
+            <w:r>
+              <w:t xml:space="preserve">Fonksiyon VM bayt koduna döner</w:t>
+            </w:r>
+          </w:p>
+        </w:tc>
+        <w:tc>
+          <w:tcPr/>
+          <w:p>
+            <w:pPr>
+              <w:pStyle w:val="Compact"/>
+            </w:pPr>
+            <w:r>
+              <w:t xml:space="preserve">Yüksek</w:t>
+            </w:r>
+          </w:p>
+        </w:tc>
+      </w:tr>
+    </w:tbl>
+    <w:p>
+      <w:pPr>
+        <w:pStyle w:val="BodyText"/>
+      </w:pPr>
+      <w:r>
+        <w:rPr>
+          <w:b/>
+          <w:bCs/>
+        </w:rPr>
+        <w:t xml:space="preserve">Çıkarım:</w:t>
+      </w:r>
+      <w:r>
+        <w:t xml:space="preserve"> </w:t>
+      </w:r>
+      <w:r>
+        <w:t xml:space="preserve">Her adım saldırıyı biraz daha pahalı yapar; ama her adım bir maliyet ekler. Nerede duracağınıza,</w:t>
+      </w:r>
+      <w:r>
+        <w:t xml:space="preserve"> </w:t>
+      </w:r>
+      <w:r>
+        <w:t xml:space="preserve">korunan varlığın değerine ve ölçtüğünüz maliyete göre karar verirsiniz (bölüm 4). Adım 5 (Virtualize) çoğu denetim</w:t>
+      </w:r>
+      <w:r>
+        <w:t xml:space="preserve"> </w:t>
+      </w:r>
+      <w:r>
+        <w:t xml:space="preserve">için gereksizdir; yalnız en kritik ve küçük fonksiyonlara uygulanır.</w:t>
+      </w:r>
+    </w:p>
+    <w:p>
+      <w:r>
+        <w:pict>
+          <v:rect style="width:0;height:1.5pt" o:hralign="center" o:hrstd="t" o:hr="t"/>
+        </w:pict>
+      </w:r>
+    </w:p>
+    <w:bookmarkEnd w:id="63"/>
+    <w:bookmarkStart w:id="67" w:name="Xdf69c0c1534e1d8e230ffd2b76f61321c322187"/>
+    <w:p>
+      <w:pPr>
+        <w:pStyle w:val="Heading2"/>
+      </w:pPr>
+      <w:r>
+        <w:t xml:space="preserve">6. Çeşitlendirme: aynı kaynaktan farklı ikili dosyalar</w:t>
+      </w:r>
+    </w:p>
+    <w:p>
+      <w:pPr>
+        <w:pStyle w:val="FirstParagraph"/>
+      </w:pPr>
+      <w:r>
+        <w:t xml:space="preserve">Dokuzuncu haftanın</w:t>
+      </w:r>
+      <w:r>
+        <w:t xml:space="preserve"> </w:t>
+      </w:r>
+      <w:r>
+        <w:t xml:space="preserve">“Kural 2 — otomasyonu kır”</w:t>
+      </w:r>
+      <w:r>
+        <w:t xml:space="preserve"> </w:t>
+      </w:r>
+      <w:r>
+        <w:t xml:space="preserve">ilkesini hatırlayın: bir saldırgan bir kopyayı kırıp saldırısını bütün</w:t>
+      </w:r>
+      <w:r>
+        <w:t xml:space="preserve"> </w:t>
+      </w:r>
+      <w:r>
+        <w:t xml:space="preserve">kopyalara dağıtabiliyorsa, bir kırık her yeri açar.</w:t>
+      </w:r>
+      <w:r>
+        <w:t xml:space="preserve"> </w:t>
+      </w:r>
+      <w:r>
+        <w:rPr>
+          <w:b/>
+          <w:bCs/>
+        </w:rPr>
+        <w:t xml:space="preserve">Çeşitlendirme</w:t>
+      </w:r>
+      <w:r>
+        <w:t xml:space="preserve"> </w:t>
+      </w:r>
+      <w:r>
+        <w:t xml:space="preserve">(diversification), aynı kaynaktan</w:t>
+      </w:r>
+      <w:r>
+        <w:t xml:space="preserve"> </w:t>
+      </w:r>
+      <w:r>
+        <w:rPr>
+          <w:b/>
+          <w:bCs/>
+        </w:rPr>
+        <w:t xml:space="preserve">davranışça</w:t>
+      </w:r>
+      <w:r>
+        <w:rPr>
+          <w:b/>
+          <w:bCs/>
+        </w:rPr>
+        <w:t xml:space="preserve"> </w:t>
+      </w:r>
+      <w:r>
+        <w:rPr>
+          <w:b/>
+          <w:bCs/>
+        </w:rPr>
+        <w:t xml:space="preserve">özdeş ama yapıca farklı</w:t>
+      </w:r>
+      <w:r>
+        <w:t xml:space="preserve"> </w:t>
+      </w:r>
+      <w:r>
+        <w:t xml:space="preserve">ikili dosyalar üretmektir. Tigress bunu bir</w:t>
+      </w:r>
+      <w:r>
+        <w:t xml:space="preserve"> </w:t>
+      </w:r>
+      <w:r>
+        <w:rPr>
+          <w:b/>
+          <w:bCs/>
+        </w:rPr>
+        <w:t xml:space="preserve">tohum</w:t>
+      </w:r>
+      <w:r>
+        <w:t xml:space="preserve"> </w:t>
+      </w:r>
+      <w:r>
+        <w:t xml:space="preserve">(seed) ile yapar: aynı dönüşümleri</w:t>
+      </w:r>
+      <w:r>
+        <w:t xml:space="preserve"> </w:t>
+      </w:r>
+      <w:r>
+        <w:t xml:space="preserve">farklı tohumlarla çalıştırırsanız, opak yüklemler, sahte dallar ve düzleştirme durumları kopyadan kopyaya değişir.</w:t>
+      </w:r>
+    </w:p>
+    <w:p>
+      <w:pPr>
+        <w:pStyle w:val="BodyText"/>
+      </w:pPr>
+      <w:r>
         <w:drawing>
           <wp:inline>
-            <wp:extent cx="5759999" cy="2283460"/>
+            <wp:extent cx="5759999" cy="2470728"/>
             <wp:effectExtent b="0" l="0" r="0" t="0"/>
-            <wp:docPr descr="Kaynaktan kaynağa gizleme ve imzalama hattı" title="" id="53" name="Picture"/>
+            <wp:docPr descr="Uzayda ve zamanda çeşitlendirme" title="" id="65" name="Picture"/>
             <a:graphic>
               <a:graphicData uri="http://schemas.openxmlformats.org/drawingml/2006/picture">
                 <pic:pic>
                   <pic:nvPicPr>
-                    <pic:cNvPr descr="h14-01-kaynaktan-kaynaga-hat.png" id="54" name="Picture"/>
+                    <pic:cNvPr descr="h14-05-cesitlendirme-turleri.png" id="66" name="Picture"/>
                     <pic:cNvPicPr>
                       <a:picLocks noChangeArrowheads="1" noChangeAspect="1"/>
                     </pic:cNvPicPr>
                   </pic:nvPicPr>
                   <pic:blipFill>
-                    <a:blip r:embed="rId52"/>
+                    <a:blip r:embed="rId64"/>
+                    <a:stretch>
+                      <a:fillRect/>
+                    </a:stretch>
+                  </pic:blipFill>
+                  <pic:spPr bwMode="auto">
+                    <a:xfrm>
+                      <a:off x="0" y="0"/>
+                      <a:ext cx="5759999" cy="2470728"/>
+                    </a:xfrm>
+                    <a:prstGeom prst="rect">
+                      <a:avLst/>
+                    </a:prstGeom>
+                    <a:noFill/>
+                    <a:ln w="9525">
+                      <a:noFill/>
+                      <a:headEnd/>
+                      <a:tailEnd/>
+                    </a:ln>
+                  </pic:spPr>
+                </pic:pic>
+              </a:graphicData>
+            </a:graphic>
+          </wp:inline>
+        </w:drawing>
+      </w:r>
+    </w:p>
+    <w:p>
+      <w:pPr>
+        <w:pStyle w:val="BodyText"/>
+      </w:pPr>
+      <w:r>
+        <w:rPr>
+          <w:b/>
+          <w:bCs/>
+        </w:rPr>
+        <w:t xml:space="preserve">Kavramsal: iki tohum, iki farklı ikili</w:t>
+      </w:r>
+    </w:p>
+    <w:p>
+      <w:pPr>
+        <w:pStyle w:val="SourceCode"/>
+      </w:pPr>
+      <w:r>
+        <w:rPr>
+          <w:rStyle w:val="ExtensionTok"/>
+        </w:rPr>
+        <w:t xml:space="preserve">tigress</w:t>
+      </w:r>
+      <w:r>
+        <w:rPr>
+          <w:rStyle w:val="NormalTok"/>
+        </w:rPr>
+        <w:t xml:space="preserve"> </w:t>
+      </w:r>
+      <w:r>
+        <w:rPr>
+          <w:rStyle w:val="AttributeTok"/>
+        </w:rPr>
+        <w:t xml:space="preserve">--Seed</w:t>
+      </w:r>
+      <w:r>
+        <w:rPr>
+          <w:rStyle w:val="OperatorTok"/>
+        </w:rPr>
+        <w:t xml:space="preserve">=</w:t>
+      </w:r>
+      <w:r>
+        <w:rPr>
+          <w:rStyle w:val="NormalTok"/>
+        </w:rPr>
+        <w:t xml:space="preserve">1001 </w:t>
+      </w:r>
+      <w:r>
+        <w:rPr>
+          <w:rStyle w:val="AttributeTok"/>
+        </w:rPr>
+        <w:t xml:space="preserve">--Transform</w:t>
+      </w:r>
+      <w:r>
+        <w:rPr>
+          <w:rStyle w:val="OperatorTok"/>
+        </w:rPr>
+        <w:t xml:space="preserve">=</w:t>
+      </w:r>
+      <w:r>
+        <w:rPr>
+          <w:rStyle w:val="NormalTok"/>
+        </w:rPr>
+        <w:t xml:space="preserve">Flatten </w:t>
+      </w:r>
+      <w:r>
+        <w:rPr>
+          <w:rStyle w:val="AttributeTok"/>
+        </w:rPr>
+        <w:t xml:space="preserve">--Transform</w:t>
+      </w:r>
+      <w:r>
+        <w:rPr>
+          <w:rStyle w:val="OperatorTok"/>
+        </w:rPr>
+        <w:t xml:space="preserve">=</w:t>
+      </w:r>
+      <w:r>
+        <w:rPr>
+          <w:rStyle w:val="NormalTok"/>
+        </w:rPr>
+        <w:t xml:space="preserve">AddOpaque </w:t>
+      </w:r>
+      <w:r>
+        <w:rPr>
+          <w:rStyle w:val="DataTypeTok"/>
+        </w:rPr>
+        <w:t xml:space="preserve">\</w:t>
+      </w:r>
+      <w:r>
+        <w:br/>
+      </w:r>
+      <w:r>
+        <w:rPr>
+          <w:rStyle w:val="NormalTok"/>
+        </w:rPr>
+        <w:t xml:space="preserve">        </w:t>
+      </w:r>
+      <w:r>
+        <w:rPr>
+          <w:rStyle w:val="AttributeTok"/>
+        </w:rPr>
+        <w:t xml:space="preserve">--Functions</w:t>
+      </w:r>
+      <w:r>
+        <w:rPr>
+          <w:rStyle w:val="OperatorTok"/>
+        </w:rPr>
+        <w:t xml:space="preserve">=</w:t>
+      </w:r>
+      <w:r>
+        <w:rPr>
+          <w:rStyle w:val="NormalTok"/>
+        </w:rPr>
+        <w:t xml:space="preserve">erisim_ver </w:t>
+      </w:r>
+      <w:r>
+        <w:rPr>
+          <w:rStyle w:val="AttributeTok"/>
+        </w:rPr>
+        <w:t xml:space="preserve">--out</w:t>
+      </w:r>
+      <w:r>
+        <w:rPr>
+          <w:rStyle w:val="OperatorTok"/>
+        </w:rPr>
+        <w:t xml:space="preserve">=</w:t>
+      </w:r>
+      <w:r>
+        <w:rPr>
+          <w:rStyle w:val="NormalTok"/>
+        </w:rPr>
+        <w:t xml:space="preserve">gizli_a.c temiz.c</w:t>
+      </w:r>
+      <w:r>
+        <w:br/>
+      </w:r>
+      <w:r>
+        <w:rPr>
+          <w:rStyle w:val="ExtensionTok"/>
+        </w:rPr>
+        <w:t xml:space="preserve">tigress</w:t>
+      </w:r>
+      <w:r>
+        <w:rPr>
+          <w:rStyle w:val="NormalTok"/>
+        </w:rPr>
+        <w:t xml:space="preserve"> </w:t>
+      </w:r>
+      <w:r>
+        <w:rPr>
+          <w:rStyle w:val="AttributeTok"/>
+        </w:rPr>
+        <w:t xml:space="preserve">--Seed</w:t>
+      </w:r>
+      <w:r>
+        <w:rPr>
+          <w:rStyle w:val="OperatorTok"/>
+        </w:rPr>
+        <w:t xml:space="preserve">=</w:t>
+      </w:r>
+      <w:r>
+        <w:rPr>
+          <w:rStyle w:val="NormalTok"/>
+        </w:rPr>
+        <w:t xml:space="preserve">2002 </w:t>
+      </w:r>
+      <w:r>
+        <w:rPr>
+          <w:rStyle w:val="AttributeTok"/>
+        </w:rPr>
+        <w:t xml:space="preserve">--Transform</w:t>
+      </w:r>
+      <w:r>
+        <w:rPr>
+          <w:rStyle w:val="OperatorTok"/>
+        </w:rPr>
+        <w:t xml:space="preserve">=</w:t>
+      </w:r>
+      <w:r>
+        <w:rPr>
+          <w:rStyle w:val="NormalTok"/>
+        </w:rPr>
+        <w:t xml:space="preserve">Flatten </w:t>
+      </w:r>
+      <w:r>
+        <w:rPr>
+          <w:rStyle w:val="AttributeTok"/>
+        </w:rPr>
+        <w:t xml:space="preserve">--Transform</w:t>
+      </w:r>
+      <w:r>
+        <w:rPr>
+          <w:rStyle w:val="OperatorTok"/>
+        </w:rPr>
+        <w:t xml:space="preserve">=</w:t>
+      </w:r>
+      <w:r>
+        <w:rPr>
+          <w:rStyle w:val="NormalTok"/>
+        </w:rPr>
+        <w:t xml:space="preserve">AddOpaque </w:t>
+      </w:r>
+      <w:r>
+        <w:rPr>
+          <w:rStyle w:val="DataTypeTok"/>
+        </w:rPr>
+        <w:t xml:space="preserve">\</w:t>
+      </w:r>
+      <w:r>
+        <w:br/>
+      </w:r>
+      <w:r>
+        <w:rPr>
+          <w:rStyle w:val="NormalTok"/>
+        </w:rPr>
+        <w:t xml:space="preserve">        </w:t>
+      </w:r>
+      <w:r>
+        <w:rPr>
+          <w:rStyle w:val="AttributeTok"/>
+        </w:rPr>
+        <w:t xml:space="preserve">--Functions</w:t>
+      </w:r>
+      <w:r>
+        <w:rPr>
+          <w:rStyle w:val="OperatorTok"/>
+        </w:rPr>
+        <w:t xml:space="preserve">=</w:t>
+      </w:r>
+      <w:r>
+        <w:rPr>
+          <w:rStyle w:val="NormalTok"/>
+        </w:rPr>
+        <w:t xml:space="preserve">erisim_ver </w:t>
+      </w:r>
+      <w:r>
+        <w:rPr>
+          <w:rStyle w:val="AttributeTok"/>
+        </w:rPr>
+        <w:t xml:space="preserve">--out</w:t>
+      </w:r>
+      <w:r>
+        <w:rPr>
+          <w:rStyle w:val="OperatorTok"/>
+        </w:rPr>
+        <w:t xml:space="preserve">=</w:t>
+      </w:r>
+      <w:r>
+        <w:rPr>
+          <w:rStyle w:val="NormalTok"/>
+        </w:rPr>
+        <w:t xml:space="preserve">gizli_b.c temiz.c</w:t>
+      </w:r>
+      <w:r>
+        <w:br/>
+      </w:r>
+      <w:r>
+        <w:rPr>
+          <w:rStyle w:val="CommentTok"/>
+        </w:rPr>
+        <w:t xml:space="preserve"># gizli_a.c ve gizli_b.c aynı işi yapar; makine kodları farklıdır</w:t>
+      </w:r>
+    </w:p>
+    <w:p>
+      <w:pPr>
+        <w:pStyle w:val="FirstParagraph"/>
+      </w:pPr>
+      <w:r>
+        <w:t xml:space="preserve">İki tür çeşitlendirme (9. haftadan):</w:t>
+      </w:r>
+    </w:p>
+    <w:p>
+      <w:pPr>
+        <w:pStyle w:val="Compact"/>
+        <w:numPr>
+          <w:ilvl w:val="0"/>
+          <w:numId w:val="1018"/>
+        </w:numPr>
+      </w:pPr>
+      <w:r>
+        <w:rPr>
+          <w:b/>
+          <w:bCs/>
+        </w:rPr>
+        <w:t xml:space="preserve">Uzayda çeşitlendirme:</w:t>
+      </w:r>
+      <w:r>
+        <w:t xml:space="preserve"> </w:t>
+      </w:r>
+      <w:r>
+        <w:t xml:space="preserve">farklı kullanıcılara/cihazlara farklı tohumla üretilmiş kopyalar dağıtmak. Bir kopyaya</w:t>
+      </w:r>
+      <w:r>
+        <w:t xml:space="preserve"> </w:t>
+      </w:r>
+      <w:r>
+        <w:t xml:space="preserve">yazılan otomatik saldırı, başka kopyada çalışmaz.</w:t>
+      </w:r>
+    </w:p>
+    <w:p>
+      <w:pPr>
+        <w:pStyle w:val="Compact"/>
+        <w:numPr>
+          <w:ilvl w:val="0"/>
+          <w:numId w:val="1018"/>
+        </w:numPr>
+      </w:pPr>
+      <w:r>
+        <w:rPr>
+          <w:b/>
+          <w:bCs/>
+        </w:rPr>
+        <w:t xml:space="preserve">Zamanda çeşitlendirme:</w:t>
+      </w:r>
+      <w:r>
+        <w:t xml:space="preserve"> </w:t>
+      </w:r>
+      <w:r>
+        <w:t xml:space="preserve">her sürümü yeni bir tohumla üretmek. Eski sürüme karşı bulunan saldırı, yeni sürümde</w:t>
+      </w:r>
+      <w:r>
+        <w:t xml:space="preserve"> </w:t>
+      </w:r>
+      <w:r>
+        <w:t xml:space="preserve">bozulur. Bu, 10. haftadaki anahtar/sürüm yenileme politikanızla birlikte çalışır.</w:t>
+      </w:r>
+    </w:p>
+    <w:p>
+      <w:pPr>
+        <w:pStyle w:val="BlockText"/>
+      </w:pPr>
+      <w:r>
+        <w:rPr>
+          <w:b/>
+          <w:bCs/>
+        </w:rPr>
+        <w:t xml:space="preserve">İlgili dönüşümler</w:t>
+      </w:r>
+    </w:p>
+    <w:p>
+      <w:pPr>
+        <w:pStyle w:val="BlockText"/>
+      </w:pPr>
+      <w:r>
+        <w:t xml:space="preserve">Tigress’te</w:t>
+      </w:r>
+      <w:r>
+        <w:t xml:space="preserve"> </w:t>
+      </w:r>
+      <w:r>
+        <w:rPr>
+          <w:rStyle w:val="VerbatimChar"/>
+        </w:rPr>
+        <w:t xml:space="preserve">RandomFuns</w:t>
+      </w:r>
+      <w:r>
+        <w:t xml:space="preserve"> </w:t>
+      </w:r>
+      <w:r>
+        <w:t xml:space="preserve">rastgele sahte fonksiyonlar,</w:t>
+      </w:r>
+      <w:r>
+        <w:t xml:space="preserve"> </w:t>
+      </w:r>
+      <w:r>
+        <w:rPr>
+          <w:rStyle w:val="VerbatimChar"/>
+        </w:rPr>
+        <w:t xml:space="preserve">RndArgs</w:t>
+      </w:r>
+      <w:r>
+        <w:t xml:space="preserve"> </w:t>
+      </w:r>
+      <w:r>
+        <w:t xml:space="preserve">sahte parametreler ekler; tohumla birleşince her</w:t>
+      </w:r>
+      <w:r>
+        <w:t xml:space="preserve"> </w:t>
+      </w:r>
+      <w:r>
+        <w:t xml:space="preserve">yapı farklı görünür. Çeşitlendirme gizlemenin</w:t>
+      </w:r>
+      <w:r>
+        <w:t xml:space="preserve"> </w:t>
+      </w:r>
+      <w:r>
+        <w:rPr>
+          <w:b/>
+          <w:bCs/>
+        </w:rPr>
+        <w:t xml:space="preserve">gücünü</w:t>
+      </w:r>
+      <w:r>
+        <w:t xml:space="preserve"> </w:t>
+      </w:r>
+      <w:r>
+        <w:t xml:space="preserve">artırmaz (bir kopyayı kırmak yine mümkündür) ama</w:t>
+      </w:r>
+      <w:r>
+        <w:t xml:space="preserve"> </w:t>
+      </w:r>
+      <w:r>
+        <w:rPr>
+          <w:b/>
+          <w:bCs/>
+        </w:rPr>
+        <w:t xml:space="preserve">ölçeklenmesini</w:t>
+      </w:r>
+      <w:r>
+        <w:t xml:space="preserve"> </w:t>
+      </w:r>
+      <w:r>
+        <w:t xml:space="preserve">engeller — bu ayrım 9. haftanın çekirdek fikriydi.</w:t>
+      </w:r>
+    </w:p>
+    <w:bookmarkEnd w:id="67"/>
+    <w:bookmarkStart w:id="73" w:name="gizlemeyi-ve-çeşitlendirmeyi-ölçmek"/>
+    <w:p>
+      <w:pPr>
+        <w:pStyle w:val="Heading2"/>
+      </w:pPr>
+      <w:r>
+        <w:t xml:space="preserve">7. Gizlemeyi ve çeşitlendirmeyi ölçmek</w:t>
+      </w:r>
+    </w:p>
+    <w:p>
+      <w:pPr>
+        <w:pStyle w:val="FirstParagraph"/>
+      </w:pPr>
+      <w:r>
+        <w:t xml:space="preserve">Dokuzuncu haftada gizlemeyi dört boyutta (güç, dayanıklılık, gizlilik, maliyet) ölçmeyi öğrendik. Tigress’in en büyük</w:t>
+      </w:r>
+      <w:r>
+        <w:t xml:space="preserve"> </w:t>
+      </w:r>
+      <w:r>
+        <w:t xml:space="preserve">öğretim değeri, bu ölçümleri</w:t>
+      </w:r>
+      <w:r>
+        <w:t xml:space="preserve"> </w:t>
+      </w:r>
+      <w:r>
+        <w:rPr>
+          <w:b/>
+          <w:bCs/>
+        </w:rPr>
+        <w:t xml:space="preserve">somut</w:t>
+      </w:r>
+      <w:r>
+        <w:t xml:space="preserve"> </w:t>
+      </w:r>
+      <w:r>
+        <w:t xml:space="preserve">yapabilmenizdir: aynı programı gizleyip önce/sonra ölçersiniz.</w:t>
+      </w:r>
+    </w:p>
+    <w:p>
+      <w:pPr>
+        <w:pStyle w:val="BodyText"/>
+      </w:pPr>
+      <w:r>
+        <w:drawing>
+          <wp:inline>
+            <wp:extent cx="5759999" cy="2283460"/>
+            <wp:effectExtent b="0" l="0" r="0" t="0"/>
+            <wp:docPr descr="Her hattan sonra test ve ölçüm" title="" id="69" name="Picture"/>
+            <a:graphic>
+              <a:graphicData uri="http://schemas.openxmlformats.org/drawingml/2006/picture">
+                <pic:pic>
+                  <pic:nvPicPr>
+                    <pic:cNvPr descr="h14-06-test-ve-olcum.png" id="70" name="Picture"/>
+                    <pic:cNvPicPr>
+                      <a:picLocks noChangeArrowheads="1" noChangeAspect="1"/>
+                    </pic:cNvPicPr>
+                  </pic:nvPicPr>
+                  <pic:blipFill>
+                    <a:blip r:embed="rId68"/>
                     <a:stretch>
                       <a:fillRect/>
                     </a:stretch>
@@ -4060,1749 +5997,7 @@
         </w:drawing>
       </w:r>
     </w:p>
-    <w:p>
-      <w:pPr>
-        <w:pStyle w:val="BodyText"/>
-      </w:pPr>
-      <w:r>
-        <w:t xml:space="preserve">İmza</w:t>
-      </w:r>
-      <w:r>
-        <w:t xml:space="preserve"> </w:t>
-      </w:r>
-      <w:r>
-        <w:rPr>
-          <w:b/>
-          <w:bCs/>
-        </w:rPr>
-        <w:t xml:space="preserve">en son</w:t>
-      </w:r>
-      <w:r>
-        <w:t xml:space="preserve"> </w:t>
-      </w:r>
-      <w:r>
-        <w:t xml:space="preserve">gelir (önce gizle, sonra imzala); her hattan sonra</w:t>
-      </w:r>
-      <w:r>
-        <w:t xml:space="preserve"> </w:t>
-      </w:r>
-      <w:r>
-        <w:rPr>
-          <w:b/>
-          <w:bCs/>
-        </w:rPr>
-        <w:t xml:space="preserve">davranışı test et</w:t>
-      </w:r>
-      <w:r>
-        <w:t xml:space="preserve"> </w:t>
-      </w:r>
-      <w:r>
-        <w:t xml:space="preserve">ve</w:t>
-      </w:r>
-      <w:r>
-        <w:t xml:space="preserve"> </w:t>
-      </w:r>
-      <w:r>
-        <w:rPr>
-          <w:b/>
-          <w:bCs/>
-        </w:rPr>
-        <w:t xml:space="preserve">maliyeti ölç</w:t>
-      </w:r>
-      <w:r>
-        <w:t xml:space="preserve">.</w:t>
-      </w:r>
-    </w:p>
-    <w:p>
-      <w:pPr>
-        <w:pStyle w:val="BodyText"/>
-      </w:pPr>
-      <w:r>
-        <w:rPr>
-          <w:b/>
-          <w:bCs/>
-        </w:rPr>
-        <w:t xml:space="preserve">Kavramsal hat (birden çok dönüşüm sırayla)</w:t>
-      </w:r>
-    </w:p>
-    <w:p>
-      <w:pPr>
-        <w:pStyle w:val="SourceCode"/>
-      </w:pPr>
-      <w:r>
-        <w:rPr>
-          <w:rStyle w:val="ExtensionTok"/>
-        </w:rPr>
-        <w:t xml:space="preserve">tigress</w:t>
-      </w:r>
-      <w:r>
-        <w:rPr>
-          <w:rStyle w:val="NormalTok"/>
-        </w:rPr>
-        <w:t xml:space="preserve"> </w:t>
-      </w:r>
-      <w:r>
-        <w:rPr>
-          <w:rStyle w:val="DataTypeTok"/>
-        </w:rPr>
-        <w:t xml:space="preserve">\</w:t>
-      </w:r>
-      <w:r>
-        <w:br/>
-      </w:r>
-      <w:r>
-        <w:rPr>
-          <w:rStyle w:val="NormalTok"/>
-        </w:rPr>
-        <w:t xml:space="preserve">  </w:t>
-      </w:r>
-      <w:r>
-        <w:rPr>
-          <w:rStyle w:val="AttributeTok"/>
-        </w:rPr>
-        <w:t xml:space="preserve">--Transform</w:t>
-      </w:r>
-      <w:r>
-        <w:rPr>
-          <w:rStyle w:val="OperatorTok"/>
-        </w:rPr>
-        <w:t xml:space="preserve">=</w:t>
-      </w:r>
-      <w:r>
-        <w:rPr>
-          <w:rStyle w:val="NormalTok"/>
-        </w:rPr>
-        <w:t xml:space="preserve">EncodeLiterals </w:t>
-      </w:r>
-      <w:r>
-        <w:rPr>
-          <w:rStyle w:val="AttributeTok"/>
-        </w:rPr>
-        <w:t xml:space="preserve">--Functions</w:t>
-      </w:r>
-      <w:r>
-        <w:rPr>
-          <w:rStyle w:val="OperatorTok"/>
-        </w:rPr>
-        <w:t xml:space="preserve">=</w:t>
-      </w:r>
-      <w:r>
-        <w:rPr>
-          <w:rStyle w:val="NormalTok"/>
-        </w:rPr>
-        <w:t xml:space="preserve">erisim_ver </w:t>
-      </w:r>
-      <w:r>
-        <w:rPr>
-          <w:rStyle w:val="DataTypeTok"/>
-        </w:rPr>
-        <w:t xml:space="preserve">\</w:t>
-      </w:r>
-      <w:r>
-        <w:br/>
-      </w:r>
-      <w:r>
-        <w:rPr>
-          <w:rStyle w:val="NormalTok"/>
-        </w:rPr>
-        <w:t xml:space="preserve">  </w:t>
-      </w:r>
-      <w:r>
-        <w:rPr>
-          <w:rStyle w:val="AttributeTok"/>
-        </w:rPr>
-        <w:t xml:space="preserve">--Transform</w:t>
-      </w:r>
-      <w:r>
-        <w:rPr>
-          <w:rStyle w:val="OperatorTok"/>
-        </w:rPr>
-        <w:t xml:space="preserve">=</w:t>
-      </w:r>
-      <w:r>
-        <w:rPr>
-          <w:rStyle w:val="NormalTok"/>
-        </w:rPr>
-        <w:t xml:space="preserve">EncodeArithmetic </w:t>
-      </w:r>
-      <w:r>
-        <w:rPr>
-          <w:rStyle w:val="AttributeTok"/>
-        </w:rPr>
-        <w:t xml:space="preserve">--Functions</w:t>
-      </w:r>
-      <w:r>
-        <w:rPr>
-          <w:rStyle w:val="OperatorTok"/>
-        </w:rPr>
-        <w:t xml:space="preserve">=</w:t>
-      </w:r>
-      <w:r>
-        <w:rPr>
-          <w:rStyle w:val="NormalTok"/>
-        </w:rPr>
-        <w:t xml:space="preserve">erisim_ver </w:t>
-      </w:r>
-      <w:r>
-        <w:rPr>
-          <w:rStyle w:val="DataTypeTok"/>
-        </w:rPr>
-        <w:t xml:space="preserve">\</w:t>
-      </w:r>
-      <w:r>
-        <w:br/>
-      </w:r>
-      <w:r>
-        <w:rPr>
-          <w:rStyle w:val="NormalTok"/>
-        </w:rPr>
-        <w:t xml:space="preserve">  </w:t>
-      </w:r>
-      <w:r>
-        <w:rPr>
-          <w:rStyle w:val="AttributeTok"/>
-        </w:rPr>
-        <w:t xml:space="preserve">--Transform</w:t>
-      </w:r>
-      <w:r>
-        <w:rPr>
-          <w:rStyle w:val="OperatorTok"/>
-        </w:rPr>
-        <w:t xml:space="preserve">=</w:t>
-      </w:r>
-      <w:r>
-        <w:rPr>
-          <w:rStyle w:val="NormalTok"/>
-        </w:rPr>
-        <w:t xml:space="preserve">Flatten        </w:t>
-      </w:r>
-      <w:r>
-        <w:rPr>
-          <w:rStyle w:val="AttributeTok"/>
-        </w:rPr>
-        <w:t xml:space="preserve">--Functions</w:t>
-      </w:r>
-      <w:r>
-        <w:rPr>
-          <w:rStyle w:val="OperatorTok"/>
-        </w:rPr>
-        <w:t xml:space="preserve">=</w:t>
-      </w:r>
-      <w:r>
-        <w:rPr>
-          <w:rStyle w:val="NormalTok"/>
-        </w:rPr>
-        <w:t xml:space="preserve">erisim_ver </w:t>
-      </w:r>
-      <w:r>
-        <w:rPr>
-          <w:rStyle w:val="DataTypeTok"/>
-        </w:rPr>
-        <w:t xml:space="preserve">\</w:t>
-      </w:r>
-      <w:r>
-        <w:br/>
-      </w:r>
-      <w:r>
-        <w:rPr>
-          <w:rStyle w:val="NormalTok"/>
-        </w:rPr>
-        <w:t xml:space="preserve">  </w:t>
-      </w:r>
-      <w:r>
-        <w:rPr>
-          <w:rStyle w:val="AttributeTok"/>
-        </w:rPr>
-        <w:t xml:space="preserve">--Transform</w:t>
-      </w:r>
-      <w:r>
-        <w:rPr>
-          <w:rStyle w:val="OperatorTok"/>
-        </w:rPr>
-        <w:t xml:space="preserve">=</w:t>
-      </w:r>
-      <w:r>
-        <w:rPr>
-          <w:rStyle w:val="NormalTok"/>
-        </w:rPr>
-        <w:t xml:space="preserve">AddOpaque      </w:t>
-      </w:r>
-      <w:r>
-        <w:rPr>
-          <w:rStyle w:val="AttributeTok"/>
-        </w:rPr>
-        <w:t xml:space="preserve">--Functions</w:t>
-      </w:r>
-      <w:r>
-        <w:rPr>
-          <w:rStyle w:val="OperatorTok"/>
-        </w:rPr>
-        <w:t xml:space="preserve">=</w:t>
-      </w:r>
-      <w:r>
-        <w:rPr>
-          <w:rStyle w:val="NormalTok"/>
-        </w:rPr>
-        <w:t xml:space="preserve">erisim_ver </w:t>
-      </w:r>
-      <w:r>
-        <w:rPr>
-          <w:rStyle w:val="DataTypeTok"/>
-        </w:rPr>
-        <w:t xml:space="preserve">\</w:t>
-      </w:r>
-      <w:r>
-        <w:br/>
-      </w:r>
-      <w:r>
-        <w:rPr>
-          <w:rStyle w:val="NormalTok"/>
-        </w:rPr>
-        <w:t xml:space="preserve">  </w:t>
-      </w:r>
-      <w:r>
-        <w:rPr>
-          <w:rStyle w:val="AttributeTok"/>
-        </w:rPr>
-        <w:t xml:space="preserve">--out</w:t>
-      </w:r>
-      <w:r>
-        <w:rPr>
-          <w:rStyle w:val="OperatorTok"/>
-        </w:rPr>
-        <w:t xml:space="preserve">=</w:t>
-      </w:r>
-      <w:r>
-        <w:rPr>
-          <w:rStyle w:val="NormalTok"/>
-        </w:rPr>
-        <w:t xml:space="preserve">gizli.c temiz.c</w:t>
-      </w:r>
-    </w:p>
-    <w:p>
-      <w:pPr>
-        <w:pStyle w:val="FirstParagraph"/>
-      </w:pPr>
-      <w:r>
-        <w:t xml:space="preserve">Bu hat, tek bir denetimi (</w:t>
-      </w:r>
-      <w:r>
-        <w:rPr>
-          <w:rStyle w:val="VerbatimChar"/>
-        </w:rPr>
-        <w:t xml:space="preserve">erisim_ver</w:t>
-      </w:r>
-      <w:r>
-        <w:t xml:space="preserve">) önce sabit/dize kodlar, sonra aritmetiğini kodlar, sonra düzleştirir, sonra</w:t>
-      </w:r>
-      <w:r>
-        <w:t xml:space="preserve"> </w:t>
-      </w:r>
-      <w:r>
-        <w:t xml:space="preserve">opak yüklemlerle güçlendirir. Sonuç, 9. haftada K-04’ün</w:t>
-      </w:r>
-      <w:r>
-        <w:t xml:space="preserve"> </w:t>
-      </w:r>
-      <w:r>
-        <w:t xml:space="preserve">“güçlendirilmiş düzleştirme”</w:t>
-      </w:r>
-      <w:r>
-        <w:t xml:space="preserve"> </w:t>
-      </w:r>
-      <w:r>
-        <w:t xml:space="preserve">dediği şeyin otomatik halidir.</w:t>
-      </w:r>
-    </w:p>
-    <w:p>
-      <w:pPr>
-        <w:pStyle w:val="BlockText"/>
-      </w:pPr>
-      <w:r>
-        <w:rPr>
-          <w:b/>
-          <w:bCs/>
-        </w:rPr>
-        <w:t xml:space="preserve">Sıra ve test kuralı</w:t>
-      </w:r>
-    </w:p>
-    <w:p>
-      <w:pPr>
-        <w:pStyle w:val="BlockText"/>
-      </w:pPr>
-      <w:r>
-        <w:t xml:space="preserve">Dönüşüm sırası sonucu etkiler ve bazı sıralar başarımı gereksiz bozar.</w:t>
-      </w:r>
-      <w:r>
-        <w:t xml:space="preserve"> </w:t>
-      </w:r>
-      <w:r>
-        <w:rPr>
-          <w:b/>
-          <w:bCs/>
-        </w:rPr>
-        <w:t xml:space="preserve">Kural:</w:t>
-      </w:r>
-      <w:r>
-        <w:t xml:space="preserve"> </w:t>
-      </w:r>
-      <w:r>
-        <w:t xml:space="preserve">her dönüşüm hattından sonra</w:t>
-      </w:r>
-      <w:r>
-        <w:t xml:space="preserve"> </w:t>
-      </w:r>
-      <w:r>
-        <w:t xml:space="preserve">programın</w:t>
-      </w:r>
-      <w:r>
-        <w:t xml:space="preserve"> </w:t>
-      </w:r>
-      <w:r>
-        <w:rPr>
-          <w:b/>
-          <w:bCs/>
-        </w:rPr>
-        <w:t xml:space="preserve">birim testlerini</w:t>
-      </w:r>
-      <w:r>
-        <w:t xml:space="preserve"> </w:t>
-      </w:r>
-      <w:r>
-        <w:t xml:space="preserve">çalıştırın (davranış korunmuş mu?) ve boyut/hız ölçün. Gizleme, davranışı asla</w:t>
-      </w:r>
-      <w:r>
-        <w:t xml:space="preserve"> </w:t>
-      </w:r>
-      <w:r>
-        <w:t xml:space="preserve">değiştirmemelidir; değiştiriyorsa hat yanlıştır. Bu, 12. haftadaki</w:t>
-      </w:r>
-      <w:r>
-        <w:t xml:space="preserve"> </w:t>
-      </w:r>
-      <w:r>
-        <w:t xml:space="preserve">“S16 test sonuçları”</w:t>
-      </w:r>
-      <w:r>
-        <w:t xml:space="preserve">na doğrudan bağlanır.</w:t>
-      </w:r>
-    </w:p>
-    <w:bookmarkEnd w:id="55"/>
-    <w:bookmarkStart w:id="56" w:name="Xf39b5829057d1199f1dac33a84f618b579cc4e8"/>
-    <w:p>
-      <w:pPr>
-        <w:pStyle w:val="Heading2"/>
-      </w:pPr>
-      <w:r>
-        <w:t xml:space="preserve">5. Adım adım örnek: bir denetimi güçlendirmek (sentetik)</w:t>
-      </w:r>
-    </w:p>
-    <w:p>
-      <w:pPr>
-        <w:pStyle w:val="FirstParagraph"/>
-      </w:pPr>
-      <w:r>
-        <w:t xml:space="preserve">Tek bir sentetik erişim denetimini alıp katman katman güçlendirelim. Amaç, her adımın</w:t>
-      </w:r>
-      <w:r>
-        <w:t xml:space="preserve"> </w:t>
-      </w:r>
-      <w:r>
-        <w:rPr>
-          <w:b/>
-          <w:bCs/>
-        </w:rPr>
-        <w:t xml:space="preserve">ne eklediğini</w:t>
-      </w:r>
-      <w:r>
-        <w:t xml:space="preserve"> </w:t>
-      </w:r>
-      <w:r>
-        <w:t xml:space="preserve">ve</w:t>
-      </w:r>
-      <w:r>
-        <w:t xml:space="preserve"> </w:t>
-      </w:r>
-      <w:r>
-        <w:rPr>
-          <w:b/>
-          <w:bCs/>
-        </w:rPr>
-        <w:t xml:space="preserve">ne kadara mal olduğunu</w:t>
-      </w:r>
-      <w:r>
-        <w:t xml:space="preserve"> </w:t>
-      </w:r>
-      <w:r>
-        <w:t xml:space="preserve">görmektir.</w:t>
-      </w:r>
-    </w:p>
-    <w:p>
-      <w:pPr>
-        <w:pStyle w:val="BodyText"/>
-      </w:pPr>
-      <w:r>
-        <w:rPr>
-          <w:b/>
-          <w:bCs/>
-        </w:rPr>
-        <w:t xml:space="preserve">Başlangıç: temiz.c (okunur, korumasız)</w:t>
-      </w:r>
-    </w:p>
-    <w:p>
-      <w:pPr>
-        <w:pStyle w:val="SourceCode"/>
-      </w:pPr>
-      <w:r>
-        <w:rPr>
-          <w:rStyle w:val="DataTypeTok"/>
-        </w:rPr>
-        <w:t xml:space="preserve">int</w:t>
-      </w:r>
-      <w:r>
-        <w:rPr>
-          <w:rStyle w:val="NormalTok"/>
-        </w:rPr>
-        <w:t xml:space="preserve"> erisim_ver</w:t>
-      </w:r>
-      <w:r>
-        <w:rPr>
-          <w:rStyle w:val="OperatorTok"/>
-        </w:rPr>
-        <w:t xml:space="preserve">(</w:t>
-      </w:r>
-      <w:r>
-        <w:rPr>
-          <w:rStyle w:val="DataTypeTok"/>
-        </w:rPr>
-        <w:t xml:space="preserve">const</w:t>
-      </w:r>
-      <w:r>
-        <w:rPr>
-          <w:rStyle w:val="NormalTok"/>
-        </w:rPr>
-        <w:t xml:space="preserve"> </w:t>
-      </w:r>
-      <w:r>
-        <w:rPr>
-          <w:rStyle w:val="DataTypeTok"/>
-        </w:rPr>
-        <w:t xml:space="preserve">char</w:t>
-      </w:r>
-      <w:r>
-        <w:rPr>
-          <w:rStyle w:val="NormalTok"/>
-        </w:rPr>
-        <w:t xml:space="preserve"> </w:t>
-      </w:r>
-      <w:r>
-        <w:rPr>
-          <w:rStyle w:val="OperatorTok"/>
-        </w:rPr>
-        <w:t xml:space="preserve">*</w:t>
-      </w:r>
-      <w:r>
-        <w:rPr>
-          <w:rStyle w:val="NormalTok"/>
-        </w:rPr>
-        <w:t xml:space="preserve">jeton</w:t>
-      </w:r>
-      <w:r>
-        <w:rPr>
-          <w:rStyle w:val="OperatorTok"/>
-        </w:rPr>
-        <w:t xml:space="preserve">)</w:t>
-      </w:r>
-      <w:r>
-        <w:rPr>
-          <w:rStyle w:val="NormalTok"/>
-        </w:rPr>
-        <w:t xml:space="preserve"> </w:t>
-      </w:r>
-      <w:r>
-        <w:rPr>
-          <w:rStyle w:val="OperatorTok"/>
-        </w:rPr>
-        <w:t xml:space="preserve">{</w:t>
-      </w:r>
-      <w:r>
-        <w:br/>
-      </w:r>
-      <w:r>
-        <w:rPr>
-          <w:rStyle w:val="NormalTok"/>
-        </w:rPr>
-        <w:t xml:space="preserve">    </w:t>
-      </w:r>
-      <w:r>
-        <w:rPr>
-          <w:rStyle w:val="ControlFlowTok"/>
-        </w:rPr>
-        <w:t xml:space="preserve">if</w:t>
-      </w:r>
-      <w:r>
-        <w:rPr>
-          <w:rStyle w:val="NormalTok"/>
-        </w:rPr>
-        <w:t xml:space="preserve"> </w:t>
-      </w:r>
-      <w:r>
-        <w:rPr>
-          <w:rStyle w:val="OperatorTok"/>
-        </w:rPr>
-        <w:t xml:space="preserve">(</w:t>
-      </w:r>
-      <w:r>
-        <w:rPr>
-          <w:rStyle w:val="NormalTok"/>
-        </w:rPr>
-        <w:t xml:space="preserve">jeton_gecerli</w:t>
-      </w:r>
-      <w:r>
-        <w:rPr>
-          <w:rStyle w:val="OperatorTok"/>
-        </w:rPr>
-        <w:t xml:space="preserve">(</w:t>
-      </w:r>
-      <w:r>
-        <w:rPr>
-          <w:rStyle w:val="NormalTok"/>
-        </w:rPr>
-        <w:t xml:space="preserve">jeton</w:t>
-      </w:r>
-      <w:r>
-        <w:rPr>
-          <w:rStyle w:val="OperatorTok"/>
-        </w:rPr>
-        <w:t xml:space="preserve">))</w:t>
-      </w:r>
-      <w:r>
-        <w:rPr>
-          <w:rStyle w:val="NormalTok"/>
-        </w:rPr>
-        <w:t xml:space="preserve"> </w:t>
-      </w:r>
-      <w:r>
-        <w:rPr>
-          <w:rStyle w:val="ControlFlowTok"/>
-        </w:rPr>
-        <w:t xml:space="preserve">return</w:t>
-      </w:r>
-      <w:r>
-        <w:rPr>
-          <w:rStyle w:val="NormalTok"/>
-        </w:rPr>
-        <w:t xml:space="preserve"> IZIN</w:t>
-      </w:r>
-      <w:r>
-        <w:rPr>
-          <w:rStyle w:val="OperatorTok"/>
-        </w:rPr>
-        <w:t xml:space="preserve">;</w:t>
-      </w:r>
-      <w:r>
-        <w:rPr>
-          <w:rStyle w:val="NormalTok"/>
-        </w:rPr>
-        <w:t xml:space="preserve">   </w:t>
-      </w:r>
-      <w:r>
-        <w:rPr>
-          <w:rStyle w:val="CommentTok"/>
-        </w:rPr>
-        <w:t xml:space="preserve">/* tek dal, tek dönüş: kolay hedef */</w:t>
-      </w:r>
-      <w:r>
-        <w:br/>
-      </w:r>
-      <w:r>
-        <w:rPr>
-          <w:rStyle w:val="NormalTok"/>
-        </w:rPr>
-        <w:t xml:space="preserve">    </w:t>
-      </w:r>
-      <w:r>
-        <w:rPr>
-          <w:rStyle w:val="ControlFlowTok"/>
-        </w:rPr>
-        <w:t xml:space="preserve">return</w:t>
-      </w:r>
-      <w:r>
-        <w:rPr>
-          <w:rStyle w:val="NormalTok"/>
-        </w:rPr>
-        <w:t xml:space="preserve"> RED</w:t>
-      </w:r>
-      <w:r>
-        <w:rPr>
-          <w:rStyle w:val="OperatorTok"/>
-        </w:rPr>
-        <w:t xml:space="preserve">;</w:t>
-      </w:r>
-      <w:r>
-        <w:br/>
-      </w:r>
-      <w:r>
-        <w:rPr>
-          <w:rStyle w:val="OperatorTok"/>
-        </w:rPr>
-        <w:t xml:space="preserve">}</w:t>
-      </w:r>
-    </w:p>
-    <w:tbl>
-      <w:tblPr>
-        <w:tblStyle w:val="Table"/>
-        <w:tblW w:type="pct" w:w="5000"/>
-        <w:tblLayout w:type="fixed"/>
-        <w:tblLook w:firstRow="1" w:lastRow="0" w:firstColumn="0" w:lastColumn="0" w:noHBand="0" w:noVBand="0" w:val="0020"/>
-      </w:tblPr>
-      <w:tblGrid>
-        <w:gridCol w:w="1980"/>
-        <w:gridCol w:w="1980"/>
-        <w:gridCol w:w="1980"/>
-        <w:gridCol w:w="1980"/>
-      </w:tblGrid>
-      <w:tr>
-        <w:trPr>
-          <w:tblHeader w:val="on"/>
-        </w:trPr>
-        <w:tc>
-          <w:tcPr/>
-          <w:p>
-            <w:pPr>
-              <w:pStyle w:val="Compact"/>
-            </w:pPr>
-            <w:r>
-              <w:t xml:space="preserve">Adım</w:t>
-            </w:r>
-          </w:p>
-        </w:tc>
-        <w:tc>
-          <w:tcPr/>
-          <w:p>
-            <w:pPr>
-              <w:pStyle w:val="Compact"/>
-            </w:pPr>
-            <w:r>
-              <w:t xml:space="preserve">Uygulanan dönüşüm</w:t>
-            </w:r>
-          </w:p>
-        </w:tc>
-        <w:tc>
-          <w:tcPr/>
-          <w:p>
-            <w:pPr>
-              <w:pStyle w:val="Compact"/>
-            </w:pPr>
-            <w:r>
-              <w:t xml:space="preserve">Ne değişir?</w:t>
-            </w:r>
-          </w:p>
-        </w:tc>
-        <w:tc>
-          <w:tcPr/>
-          <w:p>
-            <w:pPr>
-              <w:pStyle w:val="Compact"/>
-            </w:pPr>
-            <w:r>
-              <w:t xml:space="preserve">Maliyet</w:t>
-            </w:r>
-          </w:p>
-        </w:tc>
-      </w:tr>
-      <w:tr>
-        <w:tc>
-          <w:tcPr/>
-          <w:p>
-            <w:pPr>
-              <w:pStyle w:val="Compact"/>
-            </w:pPr>
-            <w:r>
-              <w:t xml:space="preserve">0</w:t>
-            </w:r>
-          </w:p>
-        </w:tc>
-        <w:tc>
-          <w:tcPr/>
-          <w:p>
-            <w:pPr>
-              <w:pStyle w:val="Compact"/>
-            </w:pPr>
-            <w:r>
-              <w:t xml:space="preserve">(yok)</w:t>
-            </w:r>
-          </w:p>
-        </w:tc>
-        <w:tc>
-          <w:tcPr/>
-          <w:p>
-            <w:pPr>
-              <w:pStyle w:val="Compact"/>
-            </w:pPr>
-            <w:r>
-              <w:rPr>
-                <w:rStyle w:val="VerbatimChar"/>
-              </w:rPr>
-              <w:t xml:space="preserve">strings</w:t>
-            </w:r>
-            <w:r>
-              <w:t xml:space="preserve">, tek dal, tek bayt yamasıyla atlanabilir</w:t>
-            </w:r>
-          </w:p>
-        </w:tc>
-        <w:tc>
-          <w:tcPr/>
-          <w:p>
-            <w:pPr>
-              <w:pStyle w:val="Compact"/>
-            </w:pPr>
-            <w:r>
-              <w:t xml:space="preserve">—</w:t>
-            </w:r>
-          </w:p>
-        </w:tc>
-      </w:tr>
-      <w:tr>
-        <w:tc>
-          <w:tcPr/>
-          <w:p>
-            <w:pPr>
-              <w:pStyle w:val="Compact"/>
-            </w:pPr>
-            <w:r>
-              <w:t xml:space="preserve">1</w:t>
-            </w:r>
-          </w:p>
-        </w:tc>
-        <w:tc>
-          <w:tcPr/>
-          <w:p>
-            <w:pPr>
-              <w:pStyle w:val="Compact"/>
-            </w:pPr>
-            <w:r>
-              <w:t xml:space="preserve">EncodeLiterals</w:t>
-            </w:r>
-          </w:p>
-        </w:tc>
-        <w:tc>
-          <w:tcPr/>
-          <w:p>
-            <w:pPr>
-              <w:pStyle w:val="Compact"/>
-            </w:pPr>
-            <w:r>
-              <w:rPr>
-                <w:rStyle w:val="VerbatimChar"/>
-              </w:rPr>
-              <w:t xml:space="preserve">IZIN</w:t>
-            </w:r>
-            <w:r>
-              <w:t xml:space="preserve">/</w:t>
-            </w:r>
-            <w:r>
-              <w:rPr>
-                <w:rStyle w:val="VerbatimChar"/>
-              </w:rPr>
-              <w:t xml:space="preserve">RED</w:t>
-            </w:r>
-            <w:r>
-              <w:t xml:space="preserve"> </w:t>
-            </w:r>
-            <w:r>
-              <w:t xml:space="preserve">ve dizgeler düz görünmez</w:t>
-            </w:r>
-          </w:p>
-        </w:tc>
-        <w:tc>
-          <w:tcPr/>
-          <w:p>
-            <w:pPr>
-              <w:pStyle w:val="Compact"/>
-            </w:pPr>
-            <w:r>
-              <w:t xml:space="preserve">Çok düşük</w:t>
-            </w:r>
-          </w:p>
-        </w:tc>
-      </w:tr>
-      <w:tr>
-        <w:tc>
-          <w:tcPr/>
-          <w:p>
-            <w:pPr>
-              <w:pStyle w:val="Compact"/>
-            </w:pPr>
-            <w:r>
-              <w:t xml:space="preserve">2</w:t>
-            </w:r>
-          </w:p>
-        </w:tc>
-        <w:tc>
-          <w:tcPr/>
-          <w:p>
-            <w:pPr>
-              <w:pStyle w:val="Compact"/>
-            </w:pPr>
-            <w:r>
-              <w:t xml:space="preserve">EncodeArithmetic</w:t>
-            </w:r>
-          </w:p>
-        </w:tc>
-        <w:tc>
-          <w:tcPr/>
-          <w:p>
-            <w:pPr>
-              <w:pStyle w:val="Compact"/>
-            </w:pPr>
-            <w:r>
-              <w:t xml:space="preserve">Karşılaştırma/hesap karmaşık ifadeye döner</w:t>
-            </w:r>
-          </w:p>
-        </w:tc>
-        <w:tc>
-          <w:tcPr/>
-          <w:p>
-            <w:pPr>
-              <w:pStyle w:val="Compact"/>
-            </w:pPr>
-            <w:r>
-              <w:t xml:space="preserve">Düşük</w:t>
-            </w:r>
-          </w:p>
-        </w:tc>
-      </w:tr>
-      <w:tr>
-        <w:tc>
-          <w:tcPr/>
-          <w:p>
-            <w:pPr>
-              <w:pStyle w:val="Compact"/>
-            </w:pPr>
-            <w:r>
-              <w:t xml:space="preserve">3</w:t>
-            </w:r>
-          </w:p>
-        </w:tc>
-        <w:tc>
-          <w:tcPr/>
-          <w:p>
-            <w:pPr>
-              <w:pStyle w:val="Compact"/>
-            </w:pPr>
-            <w:r>
-              <w:t xml:space="preserve">Flatten</w:t>
-            </w:r>
-          </w:p>
-        </w:tc>
-        <w:tc>
-          <w:tcPr/>
-          <w:p>
-            <w:pPr>
-              <w:pStyle w:val="Compact"/>
-            </w:pPr>
-            <w:r>
-              <w:t xml:space="preserve">Tek dal görünmez; switch dağıtıcı</w:t>
-            </w:r>
-          </w:p>
-        </w:tc>
-        <w:tc>
-          <w:tcPr/>
-          <w:p>
-            <w:pPr>
-              <w:pStyle w:val="Compact"/>
-            </w:pPr>
-            <w:r>
-              <w:t xml:space="preserve">Orta</w:t>
-            </w:r>
-          </w:p>
-        </w:tc>
-      </w:tr>
-      <w:tr>
-        <w:tc>
-          <w:tcPr/>
-          <w:p>
-            <w:pPr>
-              <w:pStyle w:val="Compact"/>
-            </w:pPr>
-            <w:r>
-              <w:t xml:space="preserve">4</w:t>
-            </w:r>
-          </w:p>
-        </w:tc>
-        <w:tc>
-          <w:tcPr/>
-          <w:p>
-            <w:pPr>
-              <w:pStyle w:val="Compact"/>
-            </w:pPr>
-            <w:r>
-              <w:t xml:space="preserve">AddOpaque</w:t>
-            </w:r>
-          </w:p>
-        </w:tc>
-        <w:tc>
-          <w:tcPr/>
-          <w:p>
-            <w:pPr>
-              <w:pStyle w:val="Compact"/>
-            </w:pPr>
-            <w:r>
-              <w:t xml:space="preserve">Sahte dallar, opak koşullar eklenir</w:t>
-            </w:r>
-          </w:p>
-        </w:tc>
-        <w:tc>
-          <w:tcPr/>
-          <w:p>
-            <w:pPr>
-              <w:pStyle w:val="Compact"/>
-            </w:pPr>
-            <w:r>
-              <w:t xml:space="preserve">Orta</w:t>
-            </w:r>
-          </w:p>
-        </w:tc>
-      </w:tr>
-      <w:tr>
-        <w:tc>
-          <w:tcPr/>
-          <w:p>
-            <w:pPr>
-              <w:pStyle w:val="Compact"/>
-            </w:pPr>
-            <w:r>
-              <w:t xml:space="preserve">5</w:t>
-            </w:r>
-          </w:p>
-        </w:tc>
-        <w:tc>
-          <w:tcPr/>
-          <w:p>
-            <w:pPr>
-              <w:pStyle w:val="Compact"/>
-            </w:pPr>
-            <w:r>
-              <w:t xml:space="preserve">(Virtualize, yalnız gerekirse)</w:t>
-            </w:r>
-          </w:p>
-        </w:tc>
-        <w:tc>
-          <w:tcPr/>
-          <w:p>
-            <w:pPr>
-              <w:pStyle w:val="Compact"/>
-            </w:pPr>
-            <w:r>
-              <w:t xml:space="preserve">Fonksiyon VM bayt koduna döner</w:t>
-            </w:r>
-          </w:p>
-        </w:tc>
-        <w:tc>
-          <w:tcPr/>
-          <w:p>
-            <w:pPr>
-              <w:pStyle w:val="Compact"/>
-            </w:pPr>
-            <w:r>
-              <w:t xml:space="preserve">Yüksek</w:t>
-            </w:r>
-          </w:p>
-        </w:tc>
-      </w:tr>
-    </w:tbl>
-    <w:p>
-      <w:pPr>
-        <w:pStyle w:val="BodyText"/>
-      </w:pPr>
-      <w:r>
-        <w:rPr>
-          <w:b/>
-          <w:bCs/>
-        </w:rPr>
-        <w:t xml:space="preserve">Çıkarım:</w:t>
-      </w:r>
-      <w:r>
-        <w:t xml:space="preserve"> </w:t>
-      </w:r>
-      <w:r>
-        <w:t xml:space="preserve">Her adım saldırıyı biraz daha pahalı yapar; ama her adım bir maliyet ekler. Nerede duracağınıza,</w:t>
-      </w:r>
-      <w:r>
-        <w:t xml:space="preserve"> </w:t>
-      </w:r>
-      <w:r>
-        <w:t xml:space="preserve">korunan varlığın değerine ve ölçtüğünüz maliyete göre karar verirsiniz (bölüm 4). Adım 5 (Virtualize) çoğu denetim</w:t>
-      </w:r>
-      <w:r>
-        <w:t xml:space="preserve"> </w:t>
-      </w:r>
-      <w:r>
-        <w:t xml:space="preserve">için gereksizdir; yalnız en kritik ve küçük fonksiyonlara uygulanır.</w:t>
-      </w:r>
-    </w:p>
-    <w:p>
-      <w:r>
-        <w:pict>
-          <v:rect style="width:0;height:1.5pt" o:hralign="center" o:hrstd="t" o:hr="t"/>
-        </w:pict>
-      </w:r>
-    </w:p>
-    <w:bookmarkEnd w:id="56"/>
-    <w:bookmarkStart w:id="60" w:name="Xdf69c0c1534e1d8e230ffd2b76f61321c322187"/>
-    <w:p>
-      <w:pPr>
-        <w:pStyle w:val="Heading2"/>
-      </w:pPr>
-      <w:r>
-        <w:t xml:space="preserve">6. Çeşitlendirme: aynı kaynaktan farklı ikili dosyalar</w:t>
-      </w:r>
-    </w:p>
-    <w:p>
-      <w:pPr>
-        <w:pStyle w:val="FirstParagraph"/>
-      </w:pPr>
-      <w:r>
-        <w:t xml:space="preserve">Dokuzuncu haftanın</w:t>
-      </w:r>
-      <w:r>
-        <w:t xml:space="preserve"> </w:t>
-      </w:r>
-      <w:r>
-        <w:t xml:space="preserve">“Kural 2 — otomasyonu kır”</w:t>
-      </w:r>
-      <w:r>
-        <w:t xml:space="preserve"> </w:t>
-      </w:r>
-      <w:r>
-        <w:t xml:space="preserve">ilkesini hatırlayın: bir saldırgan bir kopyayı kırıp saldırısını bütün</w:t>
-      </w:r>
-      <w:r>
-        <w:t xml:space="preserve"> </w:t>
-      </w:r>
-      <w:r>
-        <w:t xml:space="preserve">kopyalara dağıtabiliyorsa, bir kırık her yeri açar.</w:t>
-      </w:r>
-      <w:r>
-        <w:t xml:space="preserve"> </w:t>
-      </w:r>
-      <w:r>
-        <w:rPr>
-          <w:b/>
-          <w:bCs/>
-        </w:rPr>
-        <w:t xml:space="preserve">Çeşitlendirme</w:t>
-      </w:r>
-      <w:r>
-        <w:t xml:space="preserve"> </w:t>
-      </w:r>
-      <w:r>
-        <w:t xml:space="preserve">(diversification), aynı kaynaktan</w:t>
-      </w:r>
-      <w:r>
-        <w:t xml:space="preserve"> </w:t>
-      </w:r>
-      <w:r>
-        <w:rPr>
-          <w:b/>
-          <w:bCs/>
-        </w:rPr>
-        <w:t xml:space="preserve">davranışça</w:t>
-      </w:r>
-      <w:r>
-        <w:rPr>
-          <w:b/>
-          <w:bCs/>
-        </w:rPr>
-        <w:t xml:space="preserve"> </w:t>
-      </w:r>
-      <w:r>
-        <w:rPr>
-          <w:b/>
-          <w:bCs/>
-        </w:rPr>
-        <w:t xml:space="preserve">özdeş ama yapıca farklı</w:t>
-      </w:r>
-      <w:r>
-        <w:t xml:space="preserve"> </w:t>
-      </w:r>
-      <w:r>
-        <w:t xml:space="preserve">ikili dosyalar üretmektir. Tigress bunu bir</w:t>
-      </w:r>
-      <w:r>
-        <w:t xml:space="preserve"> </w:t>
-      </w:r>
-      <w:r>
-        <w:rPr>
-          <w:b/>
-          <w:bCs/>
-        </w:rPr>
-        <w:t xml:space="preserve">tohum</w:t>
-      </w:r>
-      <w:r>
-        <w:t xml:space="preserve"> </w:t>
-      </w:r>
-      <w:r>
-        <w:t xml:space="preserve">(seed) ile yapar: aynı dönüşümleri</w:t>
-      </w:r>
-      <w:r>
-        <w:t xml:space="preserve"> </w:t>
-      </w:r>
-      <w:r>
-        <w:t xml:space="preserve">farklı tohumlarla çalıştırırsanız, opak yüklemler, sahte dallar ve düzleştirme durumları kopyadan kopyaya değişir.</w:t>
-      </w:r>
-    </w:p>
-    <w:p>
-      <w:pPr>
-        <w:pStyle w:val="BodyText"/>
-      </w:pPr>
-      <w:r>
-        <w:drawing>
-          <wp:inline>
-            <wp:extent cx="5759999" cy="2470728"/>
-            <wp:effectExtent b="0" l="0" r="0" t="0"/>
-            <wp:docPr descr="Uzayda ve zamanda çeşitlendirme" title="" id="58" name="Picture"/>
-            <a:graphic>
-              <a:graphicData uri="http://schemas.openxmlformats.org/drawingml/2006/picture">
-                <pic:pic>
-                  <pic:nvPicPr>
-                    <pic:cNvPr descr="h14-05-cesitlendirme-turleri.png" id="59" name="Picture"/>
-                    <pic:cNvPicPr>
-                      <a:picLocks noChangeArrowheads="1" noChangeAspect="1"/>
-                    </pic:cNvPicPr>
-                  </pic:nvPicPr>
-                  <pic:blipFill>
-                    <a:blip r:embed="rId57"/>
-                    <a:stretch>
-                      <a:fillRect/>
-                    </a:stretch>
-                  </pic:blipFill>
-                  <pic:spPr bwMode="auto">
-                    <a:xfrm>
-                      <a:off x="0" y="0"/>
-                      <a:ext cx="5759999" cy="2470728"/>
-                    </a:xfrm>
-                    <a:prstGeom prst="rect">
-                      <a:avLst/>
-                    </a:prstGeom>
-                    <a:noFill/>
-                    <a:ln w="9525">
-                      <a:noFill/>
-                      <a:headEnd/>
-                      <a:tailEnd/>
-                    </a:ln>
-                  </pic:spPr>
-                </pic:pic>
-              </a:graphicData>
-            </a:graphic>
-          </wp:inline>
-        </w:drawing>
-      </w:r>
-    </w:p>
-    <w:p>
-      <w:pPr>
-        <w:pStyle w:val="BodyText"/>
-      </w:pPr>
-      <w:r>
-        <w:rPr>
-          <w:b/>
-          <w:bCs/>
-        </w:rPr>
-        <w:t xml:space="preserve">Kavramsal: iki tohum, iki farklı ikili</w:t>
-      </w:r>
-    </w:p>
-    <w:p>
-      <w:pPr>
-        <w:pStyle w:val="SourceCode"/>
-      </w:pPr>
-      <w:r>
-        <w:rPr>
-          <w:rStyle w:val="ExtensionTok"/>
-        </w:rPr>
-        <w:t xml:space="preserve">tigress</w:t>
-      </w:r>
-      <w:r>
-        <w:rPr>
-          <w:rStyle w:val="NormalTok"/>
-        </w:rPr>
-        <w:t xml:space="preserve"> </w:t>
-      </w:r>
-      <w:r>
-        <w:rPr>
-          <w:rStyle w:val="AttributeTok"/>
-        </w:rPr>
-        <w:t xml:space="preserve">--Seed</w:t>
-      </w:r>
-      <w:r>
-        <w:rPr>
-          <w:rStyle w:val="OperatorTok"/>
-        </w:rPr>
-        <w:t xml:space="preserve">=</w:t>
-      </w:r>
-      <w:r>
-        <w:rPr>
-          <w:rStyle w:val="NormalTok"/>
-        </w:rPr>
-        <w:t xml:space="preserve">1001 </w:t>
-      </w:r>
-      <w:r>
-        <w:rPr>
-          <w:rStyle w:val="AttributeTok"/>
-        </w:rPr>
-        <w:t xml:space="preserve">--Transform</w:t>
-      </w:r>
-      <w:r>
-        <w:rPr>
-          <w:rStyle w:val="OperatorTok"/>
-        </w:rPr>
-        <w:t xml:space="preserve">=</w:t>
-      </w:r>
-      <w:r>
-        <w:rPr>
-          <w:rStyle w:val="NormalTok"/>
-        </w:rPr>
-        <w:t xml:space="preserve">Flatten </w:t>
-      </w:r>
-      <w:r>
-        <w:rPr>
-          <w:rStyle w:val="AttributeTok"/>
-        </w:rPr>
-        <w:t xml:space="preserve">--Transform</w:t>
-      </w:r>
-      <w:r>
-        <w:rPr>
-          <w:rStyle w:val="OperatorTok"/>
-        </w:rPr>
-        <w:t xml:space="preserve">=</w:t>
-      </w:r>
-      <w:r>
-        <w:rPr>
-          <w:rStyle w:val="NormalTok"/>
-        </w:rPr>
-        <w:t xml:space="preserve">AddOpaque </w:t>
-      </w:r>
-      <w:r>
-        <w:rPr>
-          <w:rStyle w:val="DataTypeTok"/>
-        </w:rPr>
-        <w:t xml:space="preserve">\</w:t>
-      </w:r>
-      <w:r>
-        <w:br/>
-      </w:r>
-      <w:r>
-        <w:rPr>
-          <w:rStyle w:val="NormalTok"/>
-        </w:rPr>
-        <w:t xml:space="preserve">        </w:t>
-      </w:r>
-      <w:r>
-        <w:rPr>
-          <w:rStyle w:val="AttributeTok"/>
-        </w:rPr>
-        <w:t xml:space="preserve">--Functions</w:t>
-      </w:r>
-      <w:r>
-        <w:rPr>
-          <w:rStyle w:val="OperatorTok"/>
-        </w:rPr>
-        <w:t xml:space="preserve">=</w:t>
-      </w:r>
-      <w:r>
-        <w:rPr>
-          <w:rStyle w:val="NormalTok"/>
-        </w:rPr>
-        <w:t xml:space="preserve">erisim_ver </w:t>
-      </w:r>
-      <w:r>
-        <w:rPr>
-          <w:rStyle w:val="AttributeTok"/>
-        </w:rPr>
-        <w:t xml:space="preserve">--out</w:t>
-      </w:r>
-      <w:r>
-        <w:rPr>
-          <w:rStyle w:val="OperatorTok"/>
-        </w:rPr>
-        <w:t xml:space="preserve">=</w:t>
-      </w:r>
-      <w:r>
-        <w:rPr>
-          <w:rStyle w:val="NormalTok"/>
-        </w:rPr>
-        <w:t xml:space="preserve">gizli_a.c temiz.c</w:t>
-      </w:r>
-      <w:r>
-        <w:br/>
-      </w:r>
-      <w:r>
-        <w:rPr>
-          <w:rStyle w:val="ExtensionTok"/>
-        </w:rPr>
-        <w:t xml:space="preserve">tigress</w:t>
-      </w:r>
-      <w:r>
-        <w:rPr>
-          <w:rStyle w:val="NormalTok"/>
-        </w:rPr>
-        <w:t xml:space="preserve"> </w:t>
-      </w:r>
-      <w:r>
-        <w:rPr>
-          <w:rStyle w:val="AttributeTok"/>
-        </w:rPr>
-        <w:t xml:space="preserve">--Seed</w:t>
-      </w:r>
-      <w:r>
-        <w:rPr>
-          <w:rStyle w:val="OperatorTok"/>
-        </w:rPr>
-        <w:t xml:space="preserve">=</w:t>
-      </w:r>
-      <w:r>
-        <w:rPr>
-          <w:rStyle w:val="NormalTok"/>
-        </w:rPr>
-        <w:t xml:space="preserve">2002 </w:t>
-      </w:r>
-      <w:r>
-        <w:rPr>
-          <w:rStyle w:val="AttributeTok"/>
-        </w:rPr>
-        <w:t xml:space="preserve">--Transform</w:t>
-      </w:r>
-      <w:r>
-        <w:rPr>
-          <w:rStyle w:val="OperatorTok"/>
-        </w:rPr>
-        <w:t xml:space="preserve">=</w:t>
-      </w:r>
-      <w:r>
-        <w:rPr>
-          <w:rStyle w:val="NormalTok"/>
-        </w:rPr>
-        <w:t xml:space="preserve">Flatten </w:t>
-      </w:r>
-      <w:r>
-        <w:rPr>
-          <w:rStyle w:val="AttributeTok"/>
-        </w:rPr>
-        <w:t xml:space="preserve">--Transform</w:t>
-      </w:r>
-      <w:r>
-        <w:rPr>
-          <w:rStyle w:val="OperatorTok"/>
-        </w:rPr>
-        <w:t xml:space="preserve">=</w:t>
-      </w:r>
-      <w:r>
-        <w:rPr>
-          <w:rStyle w:val="NormalTok"/>
-        </w:rPr>
-        <w:t xml:space="preserve">AddOpaque </w:t>
-      </w:r>
-      <w:r>
-        <w:rPr>
-          <w:rStyle w:val="DataTypeTok"/>
-        </w:rPr>
-        <w:t xml:space="preserve">\</w:t>
-      </w:r>
-      <w:r>
-        <w:br/>
-      </w:r>
-      <w:r>
-        <w:rPr>
-          <w:rStyle w:val="NormalTok"/>
-        </w:rPr>
-        <w:t xml:space="preserve">        </w:t>
-      </w:r>
-      <w:r>
-        <w:rPr>
-          <w:rStyle w:val="AttributeTok"/>
-        </w:rPr>
-        <w:t xml:space="preserve">--Functions</w:t>
-      </w:r>
-      <w:r>
-        <w:rPr>
-          <w:rStyle w:val="OperatorTok"/>
-        </w:rPr>
-        <w:t xml:space="preserve">=</w:t>
-      </w:r>
-      <w:r>
-        <w:rPr>
-          <w:rStyle w:val="NormalTok"/>
-        </w:rPr>
-        <w:t xml:space="preserve">erisim_ver </w:t>
-      </w:r>
-      <w:r>
-        <w:rPr>
-          <w:rStyle w:val="AttributeTok"/>
-        </w:rPr>
-        <w:t xml:space="preserve">--out</w:t>
-      </w:r>
-      <w:r>
-        <w:rPr>
-          <w:rStyle w:val="OperatorTok"/>
-        </w:rPr>
-        <w:t xml:space="preserve">=</w:t>
-      </w:r>
-      <w:r>
-        <w:rPr>
-          <w:rStyle w:val="NormalTok"/>
-        </w:rPr>
-        <w:t xml:space="preserve">gizli_b.c temiz.c</w:t>
-      </w:r>
-      <w:r>
-        <w:br/>
-      </w:r>
-      <w:r>
-        <w:rPr>
-          <w:rStyle w:val="CommentTok"/>
-        </w:rPr>
-        <w:t xml:space="preserve"># gizli_a.c ve gizli_b.c aynı işi yapar; makine kodları farklıdır</w:t>
-      </w:r>
-    </w:p>
-    <w:p>
-      <w:pPr>
-        <w:pStyle w:val="FirstParagraph"/>
-      </w:pPr>
-      <w:r>
-        <w:t xml:space="preserve">İki tür çeşitlendirme (9. haftadan):</w:t>
-      </w:r>
-    </w:p>
-    <w:p>
-      <w:pPr>
-        <w:pStyle w:val="Compact"/>
-        <w:numPr>
-          <w:ilvl w:val="0"/>
-          <w:numId w:val="1018"/>
-        </w:numPr>
-      </w:pPr>
-      <w:r>
-        <w:rPr>
-          <w:b/>
-          <w:bCs/>
-        </w:rPr>
-        <w:t xml:space="preserve">Uzayda çeşitlendirme:</w:t>
-      </w:r>
-      <w:r>
-        <w:t xml:space="preserve"> </w:t>
-      </w:r>
-      <w:r>
-        <w:t xml:space="preserve">farklı kullanıcılara/cihazlara farklı tohumla üretilmiş kopyalar dağıtmak. Bir kopyaya</w:t>
-      </w:r>
-      <w:r>
-        <w:t xml:space="preserve"> </w:t>
-      </w:r>
-      <w:r>
-        <w:t xml:space="preserve">yazılan otomatik saldırı, başka kopyada çalışmaz.</w:t>
-      </w:r>
-    </w:p>
-    <w:p>
-      <w:pPr>
-        <w:pStyle w:val="Compact"/>
-        <w:numPr>
-          <w:ilvl w:val="0"/>
-          <w:numId w:val="1018"/>
-        </w:numPr>
-      </w:pPr>
-      <w:r>
-        <w:rPr>
-          <w:b/>
-          <w:bCs/>
-        </w:rPr>
-        <w:t xml:space="preserve">Zamanda çeşitlendirme:</w:t>
-      </w:r>
-      <w:r>
-        <w:t xml:space="preserve"> </w:t>
-      </w:r>
-      <w:r>
-        <w:t xml:space="preserve">her sürümü yeni bir tohumla üretmek. Eski sürüme karşı bulunan saldırı, yeni sürümde</w:t>
-      </w:r>
-      <w:r>
-        <w:t xml:space="preserve"> </w:t>
-      </w:r>
-      <w:r>
-        <w:t xml:space="preserve">bozulur. Bu, 10. haftadaki anahtar/sürüm yenileme politikanızla birlikte çalışır.</w:t>
-      </w:r>
-    </w:p>
-    <w:p>
-      <w:pPr>
-        <w:pStyle w:val="BlockText"/>
-      </w:pPr>
-      <w:r>
-        <w:rPr>
-          <w:b/>
-          <w:bCs/>
-        </w:rPr>
-        <w:t xml:space="preserve">İlgili dönüşümler</w:t>
-      </w:r>
-    </w:p>
-    <w:p>
-      <w:pPr>
-        <w:pStyle w:val="BlockText"/>
-      </w:pPr>
-      <w:r>
-        <w:t xml:space="preserve">Tigress’te</w:t>
-      </w:r>
-      <w:r>
-        <w:t xml:space="preserve"> </w:t>
-      </w:r>
-      <w:r>
-        <w:rPr>
-          <w:rStyle w:val="VerbatimChar"/>
-        </w:rPr>
-        <w:t xml:space="preserve">RandomFuns</w:t>
-      </w:r>
-      <w:r>
-        <w:t xml:space="preserve"> </w:t>
-      </w:r>
-      <w:r>
-        <w:t xml:space="preserve">rastgele sahte fonksiyonlar,</w:t>
-      </w:r>
-      <w:r>
-        <w:t xml:space="preserve"> </w:t>
-      </w:r>
-      <w:r>
-        <w:rPr>
-          <w:rStyle w:val="VerbatimChar"/>
-        </w:rPr>
-        <w:t xml:space="preserve">RndArgs</w:t>
-      </w:r>
-      <w:r>
-        <w:t xml:space="preserve"> </w:t>
-      </w:r>
-      <w:r>
-        <w:t xml:space="preserve">sahte parametreler ekler; tohumla birleşince her</w:t>
-      </w:r>
-      <w:r>
-        <w:t xml:space="preserve"> </w:t>
-      </w:r>
-      <w:r>
-        <w:t xml:space="preserve">yapı farklı görünür. Çeşitlendirme gizlemenin</w:t>
-      </w:r>
-      <w:r>
-        <w:t xml:space="preserve"> </w:t>
-      </w:r>
-      <w:r>
-        <w:rPr>
-          <w:b/>
-          <w:bCs/>
-        </w:rPr>
-        <w:t xml:space="preserve">gücünü</w:t>
-      </w:r>
-      <w:r>
-        <w:t xml:space="preserve"> </w:t>
-      </w:r>
-      <w:r>
-        <w:t xml:space="preserve">artırmaz (bir kopyayı kırmak yine mümkündür) ama</w:t>
-      </w:r>
-      <w:r>
-        <w:t xml:space="preserve"> </w:t>
-      </w:r>
-      <w:r>
-        <w:rPr>
-          <w:b/>
-          <w:bCs/>
-        </w:rPr>
-        <w:t xml:space="preserve">ölçeklenmesini</w:t>
-      </w:r>
-      <w:r>
-        <w:t xml:space="preserve"> </w:t>
-      </w:r>
-      <w:r>
-        <w:t xml:space="preserve">engeller — bu ayrım 9. haftanın çekirdek fikriydi.</w:t>
-      </w:r>
-    </w:p>
-    <w:bookmarkEnd w:id="60"/>
-    <w:bookmarkStart w:id="66" w:name="gizlemeyi-ve-çeşitlendirmeyi-ölçmek"/>
-    <w:p>
-      <w:pPr>
-        <w:pStyle w:val="Heading2"/>
-      </w:pPr>
-      <w:r>
-        <w:t xml:space="preserve">7. Gizlemeyi ve çeşitlendirmeyi ölçmek</w:t>
-      </w:r>
-    </w:p>
-    <w:p>
-      <w:pPr>
-        <w:pStyle w:val="FirstParagraph"/>
-      </w:pPr>
-      <w:r>
-        <w:t xml:space="preserve">Dokuzuncu haftada gizlemeyi dört boyutta (güç, dayanıklılık, gizlilik, maliyet) ölçmeyi öğrendik. Tigress’in en büyük</w:t>
-      </w:r>
-      <w:r>
-        <w:t xml:space="preserve"> </w:t>
-      </w:r>
-      <w:r>
-        <w:t xml:space="preserve">öğretim değeri, bu ölçümleri</w:t>
-      </w:r>
-      <w:r>
-        <w:t xml:space="preserve"> </w:t>
-      </w:r>
-      <w:r>
-        <w:rPr>
-          <w:b/>
-          <w:bCs/>
-        </w:rPr>
-        <w:t xml:space="preserve">somut</w:t>
-      </w:r>
-      <w:r>
-        <w:t xml:space="preserve"> </w:t>
-      </w:r>
-      <w:r>
-        <w:t xml:space="preserve">yapabilmenizdir: aynı programı gizleyip önce/sonra ölçersiniz.</w:t>
-      </w:r>
-    </w:p>
-    <w:p>
-      <w:pPr>
-        <w:pStyle w:val="BodyText"/>
-      </w:pPr>
-      <w:r>
-        <w:drawing>
-          <wp:inline>
-            <wp:extent cx="5759999" cy="2283460"/>
-            <wp:effectExtent b="0" l="0" r="0" t="0"/>
-            <wp:docPr descr="Her hattan sonra test ve ölçüm" title="" id="62" name="Picture"/>
-            <a:graphic>
-              <a:graphicData uri="http://schemas.openxmlformats.org/drawingml/2006/picture">
-                <pic:pic>
-                  <pic:nvPicPr>
-                    <pic:cNvPr descr="h14-06-test-ve-olcum.png" id="63" name="Picture"/>
-                    <pic:cNvPicPr>
-                      <a:picLocks noChangeArrowheads="1" noChangeAspect="1"/>
-                    </pic:cNvPicPr>
-                  </pic:nvPicPr>
-                  <pic:blipFill>
-                    <a:blip r:embed="rId61"/>
-                    <a:stretch>
-                      <a:fillRect/>
-                    </a:stretch>
-                  </pic:blipFill>
-                  <pic:spPr bwMode="auto">
-                    <a:xfrm>
-                      <a:off x="0" y="0"/>
-                      <a:ext cx="5759999" cy="2283460"/>
-                    </a:xfrm>
-                    <a:prstGeom prst="rect">
-                      <a:avLst/>
-                    </a:prstGeom>
-                    <a:noFill/>
-                    <a:ln w="9525">
-                      <a:noFill/>
-                      <a:headEnd/>
-                      <a:tailEnd/>
-                    </a:ln>
-                  </pic:spPr>
-                </pic:pic>
-              </a:graphicData>
-            </a:graphic>
-          </wp:inline>
-        </w:drawing>
-      </w:r>
-    </w:p>
-    <w:bookmarkStart w:id="64" w:name="maliyet-ölçümü-kolay-ve-zorunlu"/>
+    <w:bookmarkStart w:id="71" w:name="maliyet-ölçümü-kolay-ve-zorunlu"/>
     <w:p>
       <w:pPr>
         <w:pStyle w:val="Heading3"/>
@@ -6037,8 +6232,8 @@
         <w:t xml:space="preserve"># süre: aynı girdiyle N kez çalıştır, ortalamayı karşılaştır</w:t>
       </w:r>
     </w:p>
-    <w:bookmarkEnd w:id="64"/>
-    <w:bookmarkStart w:id="65" w:name="dayanıklılık-ölçümü-ileri-kavramsal"/>
+    <w:bookmarkEnd w:id="71"/>
+    <w:bookmarkStart w:id="72" w:name="dayanıklılık-ölçümü-ileri-kavramsal"/>
     <w:p>
       <w:pPr>
         <w:pStyle w:val="Heading3"/>
@@ -6242,9 +6437,9 @@
         </w:pict>
       </w:r>
     </w:p>
-    <w:bookmarkEnd w:id="65"/>
-    <w:bookmarkEnd w:id="66"/>
-    <w:bookmarkStart w:id="67" w:name="Xed18fb24b3b216be3cab6fadb481a8f69cb4f69"/>
+    <w:bookmarkEnd w:id="72"/>
+    <w:bookmarkEnd w:id="73"/>
+    <w:bookmarkStart w:id="74" w:name="Xed18fb24b3b216be3cab6fadb481a8f69cb4f69"/>
     <w:p>
       <w:pPr>
         <w:pStyle w:val="Heading2"/>
@@ -6556,8 +6751,8 @@
         <w:t xml:space="preserve">ayarı değiştirmez, ağa bir şey yapmaz. Bütün değerler sentetiktir.</w:t>
       </w:r>
     </w:p>
-    <w:bookmarkEnd w:id="67"/>
-    <w:bookmarkStart w:id="71" w:name="X450b175c1a5bc13bd213b38a8310069f409defa"/>
+    <w:bookmarkEnd w:id="74"/>
+    <w:bookmarkStart w:id="78" w:name="X450b175c1a5bc13bd213b38a8310069f409defa"/>
     <w:p>
       <w:pPr>
         <w:pStyle w:val="Heading2"/>
@@ -6617,18 +6812,18 @@
           <wp:inline>
             <wp:extent cx="5759999" cy="2748610"/>
             <wp:effectExtent b="0" l="0" r="0" t="0"/>
-            <wp:docPr descr="S15 derleme ve dağıtım hattı" title="" id="69" name="Picture"/>
+            <wp:docPr descr="S15 derleme ve dağıtım hattı" title="" id="76" name="Picture"/>
             <a:graphic>
               <a:graphicData uri="http://schemas.openxmlformats.org/drawingml/2006/picture">
                 <pic:pic>
                   <pic:nvPicPr>
-                    <pic:cNvPr descr="h14-07-s15-hatti.png" id="70" name="Picture"/>
+                    <pic:cNvPr descr="h14-07-s15-hatti.png" id="77" name="Picture"/>
                     <pic:cNvPicPr>
                       <a:picLocks noChangeArrowheads="1" noChangeAspect="1"/>
                     </pic:cNvPicPr>
                   </pic:nvPicPr>
                   <pic:blipFill>
-                    <a:blip r:embed="rId68"/>
+                    <a:blip r:embed="rId75"/>
                     <a:stretch>
                       <a:fillRect/>
                     </a:stretch>
@@ -6657,26 +6852,6 @@
     </w:p>
     <w:p>
       <w:pPr>
-        <w:pStyle w:val="SourceCode"/>
-      </w:pPr>
-      <w:r>
-        <w:rPr>
-          <w:rStyle w:val="VerbatimChar"/>
-        </w:rPr>
-        <w:t xml:space="preserve">kaynak → (Tigress dönüşüm hattı) → gizli kaynak → derleyici → ikili</w:t>
-      </w:r>
-      <w:r>
-        <w:br/>
-      </w:r>
-      <w:r>
-        <w:rPr>
-          <w:rStyle w:val="VerbatimChar"/>
-        </w:rPr>
-        <w:t xml:space="preserve">       → imzalama (sürüm imzası) → sürüm kimliği + özet → dağıtım</w:t>
-      </w:r>
-    </w:p>
-    <w:p>
-      <w:pPr>
         <w:pStyle w:val="Compact"/>
         <w:numPr>
           <w:ilvl w:val="0"/>
@@ -6857,8 +7032,8 @@
         <w:t xml:space="preserve">ölçülmüş olmaktan gelir.</w:t>
       </w:r>
     </w:p>
-    <w:bookmarkEnd w:id="71"/>
-    <w:bookmarkStart w:id="72" w:name="dönem-projesi-bu-hafta-s9-ileri-s15-hat"/>
+    <w:bookmarkEnd w:id="78"/>
+    <w:bookmarkStart w:id="79" w:name="dönem-projesi-bu-hafta-s9-ileri-s15-hat"/>
     <w:p>
       <w:pPr>
         <w:pStyle w:val="Heading2"/>
@@ -6990,8 +7165,8 @@
         <w:t xml:space="preserve">gizlenmiş sürümün birim testlerini geçtiğini gösterin (S16 ile bağ).</w:t>
       </w:r>
     </w:p>
-    <w:bookmarkEnd w:id="72"/>
-    <w:bookmarkStart w:id="73" w:name="kendini-sınama"/>
+    <w:bookmarkEnd w:id="79"/>
+    <w:bookmarkStart w:id="80" w:name="kendini-sınama"/>
     <w:p>
       <w:pPr>
         <w:pStyle w:val="Heading2"/>
@@ -7728,8 +7903,8 @@
         <w:t xml:space="preserve">olmaktan gelir.</w:t>
       </w:r>
     </w:p>
-    <w:bookmarkEnd w:id="73"/>
-    <w:bookmarkStart w:id="74" w:name="kaynaklar-ve-ileri-okuma"/>
+    <w:bookmarkEnd w:id="80"/>
+    <w:bookmarkStart w:id="81" w:name="kaynaklar-ve-ileri-okuma"/>
     <w:p>
       <w:pPr>
         <w:pStyle w:val="Heading2"/>
@@ -7863,8 +8038,8 @@
         <w:t xml:space="preserve">(S15) ve ölçümleri (S9) beklenir. 16. haftada Quiz-2 (9–14. haftalar).</w:t>
       </w:r>
     </w:p>
-    <w:bookmarkEnd w:id="74"/>
-    <w:bookmarkEnd w:id="75"/>
+    <w:bookmarkEnd w:id="81"/>
+    <w:bookmarkEnd w:id="82"/>
     <w:sectPr>
       <w:headerReference r:id="rId9" w:type="default"/>
       <w:footerReference r:id="rId10" w:type="default"/>

--- a/docs/week-14/cen429-week-14-ders-notu.tr.docx
+++ b/docs/week-14/cen429-week-14-ders-notu.tr.docx
@@ -2,7 +2,7 @@
 <file path=word/document.xml><?xml version="1.0" encoding="utf-8"?>
 <w:document xmlns:w="http://schemas.openxmlformats.org/wordprocessingml/2006/main" xmlns:m="http://schemas.openxmlformats.org/officeDocument/2006/math" xmlns:r="http://schemas.openxmlformats.org/officeDocument/2006/relationships" xmlns:o="urn:schemas-microsoft-com:office:office" xmlns:v="urn:schemas-microsoft-com:vml" xmlns:w10="urn:schemas-microsoft-com:office:word" xmlns:a="http://schemas.openxmlformats.org/drawingml/2006/main" xmlns:pic="http://schemas.openxmlformats.org/drawingml/2006/picture" xmlns:wp="http://schemas.openxmlformats.org/drawingml/2006/wordprocessingDrawing">
   <w:body>
-    <w:bookmarkStart w:id="131" w:name="hafta-14-tigress-ve-çeşitlendirme"/>
+    <w:bookmarkStart w:id="132" w:name="hafta-14-tigress-ve-çeşitlendirme"/>
     <w:p>
       <w:pPr>
         <w:pStyle w:val="Heading1"/>
@@ -14,7 +14,8 @@
     <w:tbl>
       <w:tblPr>
         <w:tblStyle w:val="Table"/>
-        <w:tblW w:type="auto" w:w="0"/>
+        <w:tblW w:type="pct" w:w="5000"/>
+        <w:tblLayout w:type="fixed"/>
         <w:tblLook w:firstRow="0" w:lastRow="0" w:firstColumn="0" w:lastColumn="0" w:noHBand="0" w:noVBand="0" w:val="0000"/>
       </w:tblPr>
       <w:tblGrid>
@@ -105,6 +106,85 @@
           </w:p>
         </w:tc>
       </w:tr>
+      <w:tr>
+        <w:tc>
+          <w:tcPr/>
+          <w:p>
+            <w:pPr>
+              <w:pStyle w:val="Compact"/>
+            </w:pPr>
+            <w:r>
+              <w:rPr>
+                <w:b/>
+                <w:bCs/>
+              </w:rPr>
+              <w:t xml:space="preserve">Ön bilgi</w:t>
+            </w:r>
+          </w:p>
+        </w:tc>
+        <w:tc>
+          <w:tcPr/>
+          <w:p>
+            <w:pPr>
+              <w:pStyle w:val="Compact"/>
+            </w:pPr>
+            <w:r>
+              <w:t xml:space="preserve">Hafta 9’dan gizleme kuralları ve ölçüm çerçevesi; C’de derleme; Linux/WSL terminali (Tigress yalnız Linux’ta çalışır)</w:t>
+            </w:r>
+          </w:p>
+        </w:tc>
+      </w:tr>
+      <w:tr>
+        <w:tc>
+          <w:tcPr/>
+          <w:p>
+            <w:pPr>
+              <w:pStyle w:val="Compact"/>
+            </w:pPr>
+            <w:r>
+              <w:rPr>
+                <w:b/>
+                <w:bCs/>
+              </w:rPr>
+              <w:t xml:space="preserve">Uygulamalar</w:t>
+            </w:r>
+          </w:p>
+        </w:tc>
+        <w:tc>
+          <w:tcPr/>
+          <w:p>
+            <w:pPr>
+              <w:pStyle w:val="Compact"/>
+            </w:pPr>
+            <w:hyperlink r:id="rId20">
+              <w:r>
+                <w:rPr>
+                  <w:rStyle w:val="VerbatimChar"/>
+                </w:rPr>
+                <w:t xml:space="preserve">code/week-14</w:t>
+              </w:r>
+            </w:hyperlink>
+            <w:r>
+              <w:t xml:space="preserve"> </w:t>
+            </w:r>
+            <w:r>
+              <w:t xml:space="preserve">— 1 demo; WSL/Linux’ta</w:t>
+            </w:r>
+            <w:r>
+              <w:t xml:space="preserve"> </w:t>
+            </w:r>
+            <w:r>
+              <w:rPr>
+                <w:rStyle w:val="VerbatimChar"/>
+              </w:rPr>
+              <w:t xml:space="preserve">sh tigress-hatti.sh</w:t>
+            </w:r>
+            <w:r>
+              <w:t xml:space="preserve">; Tigress kurulu değilse betik temiz bir türevle aynı akışı gösterir</w:t>
+            </w:r>
+          </w:p>
+        </w:tc>
+      </w:tr>
     </w:tbl>
     <w:p>
       <w:pPr>
@@ -381,7 +461,7 @@
       <w:r>
         <w:t xml:space="preserve"> </w:t>
       </w:r>
-      <w:hyperlink r:id="rId20">
+      <w:hyperlink r:id="rId21">
         <w:r>
           <w:rPr>
             <w:rStyle w:val="Hyperlink"/>
@@ -1083,7 +1163,7 @@
         </w:pict>
       </w:r>
     </w:p>
-    <w:bookmarkStart w:id="48" w:name="temel-kavramlar-sıfırdan"/>
+    <w:bookmarkStart w:id="49" w:name="temel-kavramlar-sıfırdan"/>
     <w:p>
       <w:pPr>
         <w:pStyle w:val="Heading2"/>
@@ -1113,7 +1193,7 @@
         <w:t xml:space="preserve">. Haftanın geri kalanında kullanacağımız terimleri sıfırdan tanımlıyoruz. Bir terimi bilmiyorsanız önce burayı okuyun; sonraki bölümler bunların üzerine kurulur.</w:t>
       </w:r>
     </w:p>
-    <w:bookmarkStart w:id="21" w:name="neden-bu-bölüm"/>
+    <w:bookmarkStart w:id="22" w:name="neden-bu-bölüm"/>
     <w:p>
       <w:pPr>
         <w:pStyle w:val="Heading3"/>
@@ -1193,8 +1273,8 @@
         <w:t xml:space="preserve">tanımlayalım.</w:t>
       </w:r>
     </w:p>
-    <w:bookmarkEnd w:id="21"/>
-    <w:bookmarkStart w:id="22" w:name="hatırlatma-kaynak-derleyici-ikili"/>
+    <w:bookmarkEnd w:id="22"/>
+    <w:bookmarkStart w:id="23" w:name="hatırlatma-kaynak-derleyici-ikili"/>
     <w:p>
       <w:pPr>
         <w:pStyle w:val="Heading3"/>
@@ -1269,8 +1349,8 @@
         <w:t xml:space="preserve">çalıştırılan sonuç.</w:t>
       </w:r>
     </w:p>
-    <w:bookmarkEnd w:id="22"/>
-    <w:bookmarkStart w:id="23" w:name="hatırlatma-gizleme"/>
+    <w:bookmarkEnd w:id="23"/>
+    <w:bookmarkStart w:id="24" w:name="hatırlatma-gizleme"/>
     <w:p>
       <w:pPr>
         <w:pStyle w:val="Heading3"/>
@@ -1329,8 +1409,8 @@
         <w:t xml:space="preserve">Amaç: saldırgan için maliyeti artırmak (9. hafta).</w:t>
       </w:r>
     </w:p>
-    <w:bookmarkEnd w:id="23"/>
-    <w:bookmarkStart w:id="27" w:name="kaynaktan-kaynağa-source-to-source"/>
+    <w:bookmarkEnd w:id="24"/>
+    <w:bookmarkStart w:id="28" w:name="kaynaktan-kaynağa-source-to-source"/>
     <w:p>
       <w:pPr>
         <w:pStyle w:val="Heading3"/>
@@ -1388,18 +1468,18 @@
           <wp:inline>
             <wp:extent cx="5759999" cy="2283460"/>
             <wp:effectExtent b="0" l="0" r="0" t="0"/>
-            <wp:docPr descr="Kaynaktan kaynağa gizleme hattı" title="" id="25" name="Picture"/>
+            <wp:docPr descr="Kaynaktan kaynağa gizleme hattı" title="" id="26" name="Picture"/>
             <a:graphic>
               <a:graphicData uri="http://schemas.openxmlformats.org/drawingml/2006/picture">
                 <pic:pic>
                   <pic:nvPicPr>
-                    <pic:cNvPr descr="h14-01-kaynaktan-kaynaga-hat.png" id="26" name="Picture"/>
+                    <pic:cNvPr descr="h14-01-kaynaktan-kaynaga-hat.png" id="27" name="Picture"/>
                     <pic:cNvPicPr>
                       <a:picLocks noChangeArrowheads="1" noChangeAspect="1"/>
                     </pic:cNvPicPr>
                   </pic:nvPicPr>
                   <pic:blipFill>
-                    <a:blip r:embed="rId24"/>
+                    <a:blip r:embed="rId25"/>
                     <a:stretch>
                       <a:fillRect/>
                     </a:stretch>
@@ -1426,8 +1506,8 @@
         </w:drawing>
       </w:r>
     </w:p>
-    <w:bookmarkEnd w:id="27"/>
-    <w:bookmarkStart w:id="28" w:name="dönüşüm-transform-nedir"/>
+    <w:bookmarkEnd w:id="28"/>
+    <w:bookmarkStart w:id="29" w:name="dönüşüm-transform-nedir"/>
     <w:p>
       <w:pPr>
         <w:pStyle w:val="Heading3"/>
@@ -1470,8 +1550,8 @@
         <w:t xml:space="preserve">Araç birçok dönüşüm sunar; siz hangisini, nereye seçersiniz.</w:t>
       </w:r>
     </w:p>
-    <w:bookmarkEnd w:id="28"/>
-    <w:bookmarkStart w:id="29" w:name="dönüşüm-hattı-pipeline"/>
+    <w:bookmarkEnd w:id="29"/>
+    <w:bookmarkStart w:id="30" w:name="dönüşüm-hattı-pipeline"/>
     <w:p>
       <w:pPr>
         <w:pStyle w:val="Heading3"/>
@@ -1542,8 +1622,8 @@
         <w:t xml:space="preserve">Sıra önemlidir.</w:t>
       </w:r>
     </w:p>
-    <w:bookmarkEnd w:id="29"/>
-    <w:bookmarkStart w:id="30" w:name="tohum-seed-nedir"/>
+    <w:bookmarkEnd w:id="30"/>
+    <w:bookmarkStart w:id="31" w:name="tohum-seed-nedir"/>
     <w:p>
       <w:pPr>
         <w:pStyle w:val="Heading3"/>
@@ -1614,8 +1694,8 @@
         <w:t xml:space="preserve">Çeşitlendirmenin anahtarı budur.</w:t>
       </w:r>
     </w:p>
-    <w:bookmarkEnd w:id="30"/>
-    <w:bookmarkStart w:id="31" w:name="çeşitlendirme-diversification"/>
+    <w:bookmarkEnd w:id="31"/>
+    <w:bookmarkStart w:id="32" w:name="çeşitlendirme-diversification"/>
     <w:p>
       <w:pPr>
         <w:pStyle w:val="Heading3"/>
@@ -1674,8 +1754,8 @@
         <w:t xml:space="preserve">Bir kopyaya yazılan saldırı diğerinde çalışmaz (9. hafta Kural 2).</w:t>
       </w:r>
     </w:p>
-    <w:bookmarkEnd w:id="31"/>
-    <w:bookmarkStart w:id="32" w:name="cli-komut-satırı-nedir"/>
+    <w:bookmarkEnd w:id="32"/>
+    <w:bookmarkStart w:id="33" w:name="cli-komut-satırı-nedir"/>
     <w:p>
       <w:pPr>
         <w:pStyle w:val="Heading3"/>
@@ -1730,8 +1810,8 @@
         <w:t xml:space="preserve">.</w:t>
       </w:r>
     </w:p>
-    <w:bookmarkEnd w:id="32"/>
-    <w:bookmarkStart w:id="33" w:name="birim-testi-unit-test"/>
+    <w:bookmarkEnd w:id="33"/>
+    <w:bookmarkStart w:id="34" w:name="birim-testi-unit-test"/>
     <w:p>
       <w:pPr>
         <w:pStyle w:val="Heading3"/>
@@ -1790,8 +1870,8 @@
         <w:t xml:space="preserve">aynı testler geçmeli (davranış korunmalı).</w:t>
       </w:r>
     </w:p>
-    <w:bookmarkEnd w:id="33"/>
-    <w:bookmarkStart w:id="37" w:name="cfg-hatırlatma"/>
+    <w:bookmarkEnd w:id="34"/>
+    <w:bookmarkStart w:id="38" w:name="cfg-hatırlatma"/>
     <w:p>
       <w:pPr>
         <w:pStyle w:val="Heading3"/>
@@ -1859,18 +1939,18 @@
           <wp:inline>
             <wp:extent cx="5759999" cy="2669114"/>
             <wp:effectExtent b="0" l="0" r="0" t="0"/>
-            <wp:docPr descr="Kontrol akışı: düzleştirmeden önce ve sonra" title="" id="35" name="Picture"/>
+            <wp:docPr descr="Kontrol akışı: düzleştirmeden önce ve sonra" title="" id="36" name="Picture"/>
             <a:graphic>
               <a:graphicData uri="http://schemas.openxmlformats.org/drawingml/2006/picture">
                 <pic:pic>
                   <pic:nvPicPr>
-                    <pic:cNvPr descr="h14-10-cfg-once-sonra.png" id="36" name="Picture"/>
+                    <pic:cNvPr descr="h14-10-cfg-once-sonra.png" id="37" name="Picture"/>
                     <pic:cNvPicPr>
                       <a:picLocks noChangeArrowheads="1" noChangeAspect="1"/>
                     </pic:cNvPicPr>
                   </pic:nvPicPr>
                   <pic:blipFill>
-                    <a:blip r:embed="rId34"/>
+                    <a:blip r:embed="rId35"/>
                     <a:stretch>
                       <a:fillRect/>
                     </a:stretch>
@@ -1897,8 +1977,8 @@
         </w:drawing>
       </w:r>
     </w:p>
-    <w:bookmarkEnd w:id="37"/>
-    <w:bookmarkStart w:id="38" w:name="sembolik-yürütme-kısaca"/>
+    <w:bookmarkEnd w:id="38"/>
+    <w:bookmarkStart w:id="39" w:name="sembolik-yürütme-kısaca"/>
     <w:p>
       <w:pPr>
         <w:pStyle w:val="Heading3"/>
@@ -1957,8 +2037,8 @@
         <w:t xml:space="preserve">yöntemidir; dayanıklılığı bununla sınarız.</w:t>
       </w:r>
     </w:p>
-    <w:bookmarkEnd w:id="38"/>
-    <w:bookmarkStart w:id="39" w:name="şimdi-hazırız"/>
+    <w:bookmarkEnd w:id="39"/>
+    <w:bookmarkStart w:id="40" w:name="şimdi-hazırız"/>
     <w:p>
       <w:pPr>
         <w:pStyle w:val="Heading3"/>
@@ -1991,8 +2071,8 @@
         <w:t xml:space="preserve">Şimdi: Tigress nedir ve nasıl çalışır?</w:t>
       </w:r>
     </w:p>
-    <w:bookmarkEnd w:id="39"/>
-    <w:bookmarkStart w:id="40" w:name="objdump-ve-komutdal-sayımı-nedir"/>
+    <w:bookmarkEnd w:id="40"/>
+    <w:bookmarkStart w:id="41" w:name="objdump-ve-komutdal-sayımı-nedir"/>
     <w:p>
       <w:pPr>
         <w:pStyle w:val="Heading3"/>
@@ -2901,8 +2981,8 @@
         <w:t xml:space="preserve">sayısı vermek eksik bir ölçümdür.</w:t>
       </w:r>
     </w:p>
-    <w:bookmarkEnd w:id="40"/>
-    <w:bookmarkStart w:id="41" w:name="Xf4334cb93b0d1c418ae879f83b07d421388e2a2"/>
+    <w:bookmarkEnd w:id="41"/>
+    <w:bookmarkStart w:id="42" w:name="Xf4334cb93b0d1c418ae879f83b07d421388e2a2"/>
     <w:p>
       <w:pPr>
         <w:pStyle w:val="Heading3"/>
@@ -3041,8 +3121,8 @@
         <w:t xml:space="preserve">test edilir ve ölçülür; hiçbiri unutulmaz.</w:t>
       </w:r>
     </w:p>
-    <w:bookmarkEnd w:id="41"/>
-    <w:bookmarkStart w:id="42" w:name="sürüm-kimliği-ve-özet-hash-değeri-kısaca"/>
+    <w:bookmarkEnd w:id="42"/>
+    <w:bookmarkStart w:id="43" w:name="sürüm-kimliği-ve-özet-hash-değeri-kısaca"/>
     <w:p>
       <w:pPr>
         <w:pStyle w:val="Heading3"/>
@@ -3294,8 +3374,8 @@
         <w:t xml:space="preserve">kaydedilecek.</w:t>
       </w:r>
     </w:p>
-    <w:bookmarkEnd w:id="42"/>
-    <w:bookmarkStart w:id="43" w:name="tigress-ortamı---environment-nedir"/>
+    <w:bookmarkEnd w:id="43"/>
+    <w:bookmarkStart w:id="44" w:name="tigress-ortamı---environment-nedir"/>
     <w:p>
       <w:pPr>
         <w:pStyle w:val="Heading3"/>
@@ -3420,8 +3500,8 @@
         <w:t xml:space="preserve">yanlış davranabilir.</w:t>
       </w:r>
     </w:p>
-    <w:bookmarkEnd w:id="43"/>
-    <w:bookmarkStart w:id="44" w:name="dönüşüm-bağımlılığı-nedir-kısaca"/>
+    <w:bookmarkEnd w:id="44"/>
+    <w:bookmarkStart w:id="45" w:name="dönüşüm-bağımlılığı-nedir-kısaca"/>
     <w:p>
       <w:pPr>
         <w:pStyle w:val="Heading3"/>
@@ -3554,8 +3634,8 @@
         <w:t xml:space="preserve">olduğu anlamına gelir.</w:t>
       </w:r>
     </w:p>
-    <w:bookmarkEnd w:id="44"/>
-    <w:bookmarkStart w:id="45" w:name="X7595dbec98663ef688490b310577d8a8fc36285"/>
+    <w:bookmarkEnd w:id="45"/>
+    <w:bookmarkStart w:id="46" w:name="X7595dbec98663ef688490b310577d8a8fc36285"/>
     <w:p>
       <w:pPr>
         <w:pStyle w:val="Heading3"/>
@@ -3905,8 +3985,8 @@
         </w:tc>
       </w:tr>
     </w:tbl>
-    <w:bookmarkEnd w:id="45"/>
-    <w:bookmarkStart w:id="46" w:name="diff-ve-cmp-arasındaki-fark-nedir"/>
+    <w:bookmarkEnd w:id="46"/>
+    <w:bookmarkStart w:id="47" w:name="diff-ve-cmp-arasındaki-fark-nedir"/>
     <w:p>
       <w:pPr>
         <w:pStyle w:val="Heading3"/>
@@ -4209,8 +4289,8 @@
         <w:t xml:space="preserve">yavaş ama ayrıntılıdır.</w:t>
       </w:r>
     </w:p>
-    <w:bookmarkEnd w:id="46"/>
-    <w:bookmarkStart w:id="47" w:name="ek-terimler-pekiştirme"/>
+    <w:bookmarkEnd w:id="47"/>
+    <w:bookmarkStart w:id="48" w:name="ek-terimler-pekiştirme"/>
     <w:p>
       <w:pPr>
         <w:pStyle w:val="Heading3"/>
@@ -4273,9 +4353,9 @@
         <w:t xml:space="preserve">Bu terimleri bölüm 3, 7 (ölçüm) ve 9’da (S15 hattı) tekrar kullanacağız; takıldığınızda buraya dönün.</w:t>
       </w:r>
     </w:p>
-    <w:bookmarkEnd w:id="47"/>
     <w:bookmarkEnd w:id="48"/>
-    <w:bookmarkStart w:id="62" w:name="kaynaktan-kaynağa-gizleme-nedir"/>
+    <w:bookmarkEnd w:id="49"/>
+    <w:bookmarkStart w:id="63" w:name="kaynaktan-kaynağa-gizleme-nedir"/>
     <w:p>
       <w:pPr>
         <w:pStyle w:val="Heading2"/>
@@ -4623,7 +4703,7 @@
         <w:t xml:space="preserve">kuralı.</w:t>
       </w:r>
     </w:p>
-    <w:bookmarkStart w:id="52" w:name="tarihçeyi-biraz-daha-açalım"/>
+    <w:bookmarkStart w:id="53" w:name="tarihçeyi-biraz-daha-açalım"/>
     <w:p>
       <w:pPr>
         <w:pStyle w:val="Heading3"/>
@@ -5079,18 +5159,18 @@
           <wp:inline>
             <wp:extent cx="5759999" cy="2470728"/>
             <wp:effectExtent b="0" l="0" r="0" t="0"/>
-            <wp:docPr descr="Kaynak sizde kalır, gizlenmiş sürüm dağıtılır" title="" id="50" name="Picture"/>
+            <wp:docPr descr="Kaynak sizde kalır, gizlenmiş sürüm dağıtılır" title="" id="51" name="Picture"/>
             <a:graphic>
               <a:graphicData uri="http://schemas.openxmlformats.org/drawingml/2006/picture">
                 <pic:pic>
                   <pic:nvPicPr>
-                    <pic:cNvPr descr="h14-02-el-ile-vs-arac.png" id="51" name="Picture"/>
+                    <pic:cNvPr descr="h14-02-el-ile-vs-arac.png" id="52" name="Picture"/>
                     <pic:cNvPicPr>
                       <a:picLocks noChangeArrowheads="1" noChangeAspect="1"/>
                     </pic:cNvPicPr>
                   </pic:nvPicPr>
                   <pic:blipFill>
-                    <a:blip r:embed="rId49"/>
+                    <a:blip r:embed="rId50"/>
                     <a:stretch>
                       <a:fillRect/>
                     </a:stretch>
@@ -5181,8 +5261,8 @@
         <w:t xml:space="preserve">okunur kaynakta kalır, dağıtılan kaynak gizlidir.</w:t>
       </w:r>
     </w:p>
-    <w:bookmarkEnd w:id="52"/>
-    <w:bookmarkStart w:id="53" w:name="tigress-nedir-nereye-oturur"/>
+    <w:bookmarkEnd w:id="53"/>
+    <w:bookmarkStart w:id="54" w:name="tigress-nedir-nereye-oturur"/>
     <w:p>
       <w:pPr>
         <w:pStyle w:val="Heading3"/>
@@ -5436,8 +5516,8 @@
         <w:t xml:space="preserve">koduna, kendi makinesinde uygulanır.</w:t>
       </w:r>
     </w:p>
-    <w:bookmarkEnd w:id="53"/>
-    <w:bookmarkStart w:id="58" w:name="neden-bir-araç-el-ile-değil"/>
+    <w:bookmarkEnd w:id="54"/>
+    <w:bookmarkStart w:id="59" w:name="neden-bir-araç-el-ile-değil"/>
     <w:p>
       <w:pPr>
         <w:pStyle w:val="Heading3"/>
@@ -5664,7 +5744,7 @@
         <w:t xml:space="preserve"> </w:t>
       </w:r>
       <w:r>
-        <w:t xml:space="preserve">(bölüm 3) ve</w:t>
+        <w:t xml:space="preserve">(bölüm 6) ve</w:t>
       </w:r>
       <w:r>
         <w:t xml:space="preserve"> </w:t>
@@ -5700,10 +5780,10 @@
         <w:t xml:space="preserve"> </w:t>
       </w:r>
       <w:r>
-        <w:t xml:space="preserve">dayandığını ölçen araştırmaların (bölüm 4) baş öznesidir.</w:t>
-      </w:r>
-    </w:p>
-    <w:bookmarkStart w:id="57" w:name="hangi-koda-ne-kadar-gizleme-karar-akışı"/>
+        <w:t xml:space="preserve">dayandığını ölçen araştırmaların (bölüm 7) baş öznesidir.</w:t>
+      </w:r>
+    </w:p>
+    <w:bookmarkStart w:id="58" w:name="hangi-koda-ne-kadar-gizleme-karar-akışı"/>
     <w:p>
       <w:pPr>
         <w:pStyle w:val="Heading4"/>
@@ -5843,18 +5923,18 @@
           <wp:inline>
             <wp:extent cx="5759999" cy="2887671"/>
             <wp:effectExtent b="0" l="0" r="0" t="0"/>
-            <wp:docPr descr="Hangi koda ne kadar gizleme: karar akışı" title="" id="55" name="Picture"/>
+            <wp:docPr descr="Hangi koda ne kadar gizleme: karar akışı" title="" id="56" name="Picture"/>
             <a:graphic>
               <a:graphicData uri="http://schemas.openxmlformats.org/drawingml/2006/picture">
                 <pic:pic>
                   <pic:nvPicPr>
-                    <pic:cNvPr descr="h14-09-karar-akisi.png" id="56" name="Picture"/>
+                    <pic:cNvPr descr="h14-09-karar-akisi.png" id="57" name="Picture"/>
                     <pic:cNvPicPr>
                       <a:picLocks noChangeArrowheads="1" noChangeAspect="1"/>
                     </pic:cNvPicPr>
                   </pic:nvPicPr>
                   <pic:blipFill>
-                    <a:blip r:embed="rId54"/>
+                    <a:blip r:embed="rId55"/>
                     <a:stretch>
                       <a:fillRect/>
                     </a:stretch>
@@ -5881,9 +5961,9 @@
         </w:drawing>
       </w:r>
     </w:p>
-    <w:bookmarkEnd w:id="57"/>
     <w:bookmarkEnd w:id="58"/>
-    <w:bookmarkStart w:id="59" w:name="X19caf0bc275692b6b7baaeba0bb3f05fa8cd12c"/>
+    <w:bookmarkEnd w:id="59"/>
+    <w:bookmarkStart w:id="60" w:name="X19caf0bc275692b6b7baaeba0bb3f05fa8cd12c"/>
     <w:p>
       <w:pPr>
         <w:pStyle w:val="Heading3"/>
@@ -6794,8 +6874,8 @@
         <w:t xml:space="preserve">dosyasına elle dokunmadığınız gibi.</w:t>
       </w:r>
     </w:p>
-    <w:bookmarkEnd w:id="59"/>
-    <w:bookmarkStart w:id="60" w:name="Xb68f066b7e63045c1fecf22f2209c8170f6f428"/>
+    <w:bookmarkEnd w:id="60"/>
+    <w:bookmarkStart w:id="61" w:name="Xb68f066b7e63045c1fecf22f2209c8170f6f428"/>
     <w:p>
       <w:pPr>
         <w:pStyle w:val="Heading3"/>
@@ -7087,8 +7167,8 @@
         <w:t xml:space="preserve">tavsiyesinin de altında yatan pratik nedendir.</w:t>
       </w:r>
     </w:p>
-    <w:bookmarkEnd w:id="60"/>
-    <w:bookmarkStart w:id="61" w:name="X2ffc11ddd803b802df2df832a11c128f0af6fd9"/>
+    <w:bookmarkEnd w:id="61"/>
+    <w:bookmarkStart w:id="62" w:name="X2ffc11ddd803b802df2df832a11c128f0af6fd9"/>
     <w:p>
       <w:pPr>
         <w:pStyle w:val="Heading3"/>
@@ -7661,9 +7741,9 @@
         <w:t xml:space="preserve">karşılığıdır.</w:t>
       </w:r>
     </w:p>
-    <w:bookmarkEnd w:id="61"/>
     <w:bookmarkEnd w:id="62"/>
-    <w:bookmarkStart w:id="69" w:name="X6273d18c9d872fcca83fdc002f913daa115c6a5"/>
+    <w:bookmarkEnd w:id="63"/>
+    <w:bookmarkStart w:id="70" w:name="X6273d18c9d872fcca83fdc002f913daa115c6a5"/>
     <w:p>
       <w:pPr>
         <w:pStyle w:val="Heading2"/>
@@ -7701,18 +7781,18 @@
           <wp:inline>
             <wp:extent cx="5759999" cy="2470728"/>
             <wp:effectExtent b="0" l="0" r="0" t="0"/>
-            <wp:docPr descr="Dayanıklılık ile maliyet arasındaki ödünleşim" title="" id="64" name="Picture"/>
+            <wp:docPr descr="Dayanıklılık ile maliyet arasındaki ödünleşim" title="" id="65" name="Picture"/>
             <a:graphic>
               <a:graphicData uri="http://schemas.openxmlformats.org/drawingml/2006/picture">
                 <pic:pic>
                   <pic:nvPicPr>
-                    <pic:cNvPr descr="h14-08-dayaniklilik-maliyet.png" id="65" name="Picture"/>
+                    <pic:cNvPr descr="h14-08-dayaniklilik-maliyet.png" id="66" name="Picture"/>
                     <pic:cNvPicPr>
                       <a:picLocks noChangeArrowheads="1" noChangeAspect="1"/>
                     </pic:cNvPicPr>
                   </pic:nvPicPr>
                   <pic:blipFill>
-                    <a:blip r:embed="rId63"/>
+                    <a:blip r:embed="rId64"/>
                     <a:stretch>
                       <a:fillRect/>
                     </a:stretch>
@@ -7977,7 +8057,7 @@
         <w:t xml:space="preserve">derlersiniz. Gizleme, derleme hattına eklenen bir adımdır.</w:t>
       </w:r>
     </w:p>
-    <w:bookmarkStart w:id="66" w:name="X4f98ee673a089fbe58f273b8cc4e010c698a949"/>
+    <w:bookmarkStart w:id="67" w:name="X4f98ee673a089fbe58f273b8cc4e010c698a949"/>
     <w:p>
       <w:pPr>
         <w:pStyle w:val="Heading3"/>
@@ -8458,8 +8538,8 @@
         <w:t xml:space="preserve">mantığıyla genişletmeyin.</w:t>
       </w:r>
     </w:p>
-    <w:bookmarkEnd w:id="66"/>
-    <w:bookmarkStart w:id="67" w:name="Xa32376cdcc6749a4e5d34efa3797e45f1904386"/>
+    <w:bookmarkEnd w:id="67"/>
+    <w:bookmarkStart w:id="68" w:name="Xa32376cdcc6749a4e5d34efa3797e45f1904386"/>
     <w:p>
       <w:pPr>
         <w:pStyle w:val="Heading3"/>
@@ -10046,8 +10126,8 @@
         <w:t xml:space="preserve">doğrulayın, sonra maliyeti ölçün, sonra çeşitlendirin — sırayı atlamak hatayı geç fark etmenize yol açar.</w:t>
       </w:r>
     </w:p>
-    <w:bookmarkEnd w:id="67"/>
-    <w:bookmarkStart w:id="68" w:name="X4d84b7370566b1456ad49ebcafbd02d4af60ae5"/>
+    <w:bookmarkEnd w:id="68"/>
+    <w:bookmarkStart w:id="69" w:name="X4d84b7370566b1456ad49ebcafbd02d4af60ae5"/>
     <w:p>
       <w:pPr>
         <w:pStyle w:val="Heading3"/>
@@ -10658,9 +10738,9 @@
         </w:pict>
       </w:r>
     </w:p>
-    <w:bookmarkEnd w:id="68"/>
     <w:bookmarkEnd w:id="69"/>
-    <w:bookmarkStart w:id="79" w:name="Xea12692b510492ab6495dce8d368362f5bb38a0"/>
+    <w:bookmarkEnd w:id="70"/>
+    <w:bookmarkStart w:id="80" w:name="Xea12692b510492ab6495dce8d368362f5bb38a0"/>
     <w:p>
       <w:pPr>
         <w:pStyle w:val="Heading2"/>
@@ -10698,18 +10778,18 @@
           <wp:inline>
             <wp:extent cx="5759999" cy="2687780"/>
             <wp:effectExtent b="0" l="0" r="0" t="0"/>
-            <wp:docPr descr="Tigress dönüşümlerinin 9. hafta kurallarıyla eşlenmesi" title="" id="71" name="Picture"/>
+            <wp:docPr descr="Tigress dönüşümlerinin 9. hafta kurallarıyla eşlenmesi" title="" id="72" name="Picture"/>
             <a:graphic>
               <a:graphicData uri="http://schemas.openxmlformats.org/drawingml/2006/picture">
                 <pic:pic>
                   <pic:nvPicPr>
-                    <pic:cNvPr descr="h14-03-donusum-esleme.png" id="72" name="Picture"/>
+                    <pic:cNvPr descr="h14-03-donusum-esleme.png" id="73" name="Picture"/>
                     <pic:cNvPicPr>
                       <a:picLocks noChangeArrowheads="1" noChangeAspect="1"/>
                     </pic:cNvPicPr>
                   </pic:nvPicPr>
                   <pic:blipFill>
-                    <a:blip r:embed="rId70"/>
+                    <a:blip r:embed="rId71"/>
                     <a:stretch>
                       <a:fillRect/>
                     </a:stretch>
@@ -11266,7 +11346,7 @@
         <w:t xml:space="preserve">ile hedef seçmek tam da bunun içindir.</w:t>
       </w:r>
     </w:p>
-    <w:bookmarkStart w:id="73" w:name="X0aafbcb29f6abc39a9177bf3ca03a73952b2403"/>
+    <w:bookmarkStart w:id="74" w:name="X0aafbcb29f6abc39a9177bf3ca03a73952b2403"/>
     <w:p>
       <w:pPr>
         <w:pStyle w:val="Heading3"/>
@@ -11928,8 +12008,8 @@
         <w:t xml:space="preserve">tanımı).</w:t>
       </w:r>
     </w:p>
-    <w:bookmarkEnd w:id="73"/>
-    <w:bookmarkStart w:id="74" w:name="X439a97b1a32c7da369813bffc1414f981b3bce6"/>
+    <w:bookmarkEnd w:id="74"/>
+    <w:bookmarkStart w:id="75" w:name="X439a97b1a32c7da369813bffc1414f981b3bce6"/>
     <w:p>
       <w:pPr>
         <w:pStyle w:val="Heading3"/>
@@ -12247,8 +12327,8 @@
         <w:t xml:space="preserve">sonra bir doğrulama yolu belirleyin.</w:t>
       </w:r>
     </w:p>
-    <w:bookmarkEnd w:id="74"/>
-    <w:bookmarkStart w:id="75" w:name="X928544247117e4dead5d601a9031b96848011f8"/>
+    <w:bookmarkEnd w:id="75"/>
+    <w:bookmarkStart w:id="76" w:name="X928544247117e4dead5d601a9031b96848011f8"/>
     <w:p>
       <w:pPr>
         <w:pStyle w:val="Heading3"/>
@@ -13839,8 +13919,8 @@
         <w:t xml:space="preserve">dönüşümü birlikte kullanmasının nedeni budur.</w:t>
       </w:r>
     </w:p>
-    <w:bookmarkEnd w:id="75"/>
-    <w:bookmarkStart w:id="76" w:name="X71ec0206a1105d3d21730b0472d61a8863bb555"/>
+    <w:bookmarkEnd w:id="76"/>
+    <w:bookmarkStart w:id="77" w:name="X71ec0206a1105d3d21730b0472d61a8863bb555"/>
     <w:p>
       <w:pPr>
         <w:pStyle w:val="Heading3"/>
@@ -15516,8 +15596,8 @@
         <w:t xml:space="preserve">yerleştirmenizi sağlar.</w:t>
       </w:r>
     </w:p>
-    <w:bookmarkEnd w:id="76"/>
-    <w:bookmarkStart w:id="77" w:name="X5539cb65760a60ac216de8113f0ce76cd0c0976"/>
+    <w:bookmarkEnd w:id="77"/>
+    <w:bookmarkStart w:id="78" w:name="X5539cb65760a60ac216de8113f0ce76cd0c0976"/>
     <w:p>
       <w:pPr>
         <w:pStyle w:val="Heading3"/>
@@ -16425,8 +16505,8 @@
         <w:t xml:space="preserve">kopya tutmayın.</w:t>
       </w:r>
     </w:p>
-    <w:bookmarkEnd w:id="77"/>
-    <w:bookmarkStart w:id="78" w:name="X617e86ace97865530b004294a6e2b06d7d9a778"/>
+    <w:bookmarkEnd w:id="78"/>
+    <w:bookmarkStart w:id="79" w:name="X617e86ace97865530b004294a6e2b06d7d9a778"/>
     <w:p>
       <w:pPr>
         <w:pStyle w:val="Heading3"/>
@@ -18243,9 +18323,9 @@
         <w:t xml:space="preserve">dağıtacak sayıda ve büyüklükte olabilir. K-06’nın (fonksiyon gizleme) bu satırdaki karşılığı budur.</w:t>
       </w:r>
     </w:p>
-    <w:bookmarkEnd w:id="78"/>
     <w:bookmarkEnd w:id="79"/>
-    <w:bookmarkStart w:id="85" w:name="X0bf8ecd1a80160ce2da8a765de1e53609d58d9a"/>
+    <w:bookmarkEnd w:id="80"/>
+    <w:bookmarkStart w:id="86" w:name="X0bf8ecd1a80160ce2da8a765de1e53609d58d9a"/>
     <w:p>
       <w:pPr>
         <w:pStyle w:val="Heading2"/>
@@ -18320,18 +18400,18 @@
           <wp:inline>
             <wp:extent cx="5759999" cy="2283460"/>
             <wp:effectExtent b="0" l="0" r="0" t="0"/>
-            <wp:docPr descr="Dönüşüm hattında sıranın önemi" title="" id="81" name="Picture"/>
+            <wp:docPr descr="Dönüşüm hattında sıranın önemi" title="" id="82" name="Picture"/>
             <a:graphic>
               <a:graphicData uri="http://schemas.openxmlformats.org/drawingml/2006/picture">
                 <pic:pic>
                   <pic:nvPicPr>
-                    <pic:cNvPr descr="h14-04-donusum-hatti.png" id="82" name="Picture"/>
+                    <pic:cNvPr descr="h14-04-donusum-hatti.png" id="83" name="Picture"/>
                     <pic:cNvPicPr>
                       <a:picLocks noChangeArrowheads="1" noChangeAspect="1"/>
                     </pic:cNvPicPr>
                   </pic:nvPicPr>
                   <pic:blipFill>
-                    <a:blip r:embed="rId80"/>
+                    <a:blip r:embed="rId81"/>
                     <a:stretch>
                       <a:fillRect/>
                     </a:stretch>
@@ -18785,7 +18865,7 @@
         <w:t xml:space="preserve">na doğrudan bağlanır.</w:t>
       </w:r>
     </w:p>
-    <w:bookmarkStart w:id="83" w:name="iki-farklı-sırayı-somut-karşılaştıralım"/>
+    <w:bookmarkStart w:id="84" w:name="iki-farklı-sırayı-somut-karşılaştıralım"/>
     <w:p>
       <w:pPr>
         <w:pStyle w:val="Heading3"/>
@@ -19831,8 +19911,8 @@
         <w:t xml:space="preserve">önleyici), aynı aileden birden fazla dönüşümü yalnız ölçümle (bölüm 7) gerekçelendirilmişse ekleyin.</w:t>
       </w:r>
     </w:p>
-    <w:bookmarkEnd w:id="83"/>
-    <w:bookmarkStart w:id="84" w:name="Xaab84c5e858600805124ebd847e2881bb007c28"/>
+    <w:bookmarkEnd w:id="84"/>
+    <w:bookmarkStart w:id="85" w:name="Xaab84c5e858600805124ebd847e2881bb007c28"/>
     <w:p>
       <w:pPr>
         <w:pStyle w:val="Heading3"/>
@@ -20325,9 +20405,9 @@
         <w:t xml:space="preserve">bırakılmalıdır.</w:t>
       </w:r>
     </w:p>
-    <w:bookmarkEnd w:id="84"/>
     <w:bookmarkEnd w:id="85"/>
-    <w:bookmarkStart w:id="91" w:name="Xf39b5829057d1199f1dac33a84f618b579cc4e8"/>
+    <w:bookmarkEnd w:id="86"/>
+    <w:bookmarkStart w:id="92" w:name="Xf39b5829057d1199f1dac33a84f618b579cc4e8"/>
     <w:p>
       <w:pPr>
         <w:pStyle w:val="Heading2"/>
@@ -20385,18 +20465,18 @@
           <wp:inline>
             <wp:extent cx="5759999" cy="2766688"/>
             <wp:effectExtent b="0" l="0" r="0" t="0"/>
-            <wp:docPr descr="Bir denetimi adım adım güçlendirmek" title="" id="87" name="Picture"/>
+            <wp:docPr descr="Bir denetimi adım adım güçlendirmek" title="" id="88" name="Picture"/>
             <a:graphic>
               <a:graphicData uri="http://schemas.openxmlformats.org/drawingml/2006/picture">
                 <pic:pic>
                   <pic:nvPicPr>
-                    <pic:cNvPr descr="h14-11-adim-adim-guclendirme.png" id="88" name="Picture"/>
+                    <pic:cNvPr descr="h14-11-adim-adim-guclendirme.png" id="89" name="Picture"/>
                     <pic:cNvPicPr>
                       <a:picLocks noChangeArrowheads="1" noChangeAspect="1"/>
                     </pic:cNvPicPr>
                   </pic:nvPicPr>
                   <pic:blipFill>
-                    <a:blip r:embed="rId86"/>
+                    <a:blip r:embed="rId87"/>
                     <a:stretch>
                       <a:fillRect/>
                     </a:stretch>
@@ -21028,7 +21108,7 @@
         <w:t xml:space="preserve">için gereksizdir; yalnız en kritik ve küçük fonksiyonlara uygulanır.</w:t>
       </w:r>
     </w:p>
-    <w:bookmarkStart w:id="89" w:name="X3dca306de17a1deab740cc2adb4367d795bd0b2"/>
+    <w:bookmarkStart w:id="90" w:name="X3dca306de17a1deab740cc2adb4367d795bd0b2"/>
     <w:p>
       <w:pPr>
         <w:pStyle w:val="Heading3"/>
@@ -21939,8 +22019,8 @@
         <w:t xml:space="preserve">otomatik eklemeyin — bölüm 1’deki karar akışına (hassas mı, değeri ne kadar) geri dönün.</w:t>
       </w:r>
     </w:p>
-    <w:bookmarkEnd w:id="89"/>
-    <w:bookmarkStart w:id="90" w:name="Xb8c85420d39419ab589a63566d86bc1091de2be"/>
+    <w:bookmarkEnd w:id="90"/>
+    <w:bookmarkStart w:id="91" w:name="Xb8c85420d39419ab589a63566d86bc1091de2be"/>
     <w:p>
       <w:pPr>
         <w:pStyle w:val="Heading3"/>
@@ -22580,9 +22660,9 @@
         </w:pict>
       </w:r>
     </w:p>
-    <w:bookmarkEnd w:id="90"/>
     <w:bookmarkEnd w:id="91"/>
-    <w:bookmarkStart w:id="99" w:name="Xdf69c0c1534e1d8e230ffd2b76f61321c322187"/>
+    <w:bookmarkEnd w:id="92"/>
+    <w:bookmarkStart w:id="100" w:name="Xdf69c0c1534e1d8e230ffd2b76f61321c322187"/>
     <w:p>
       <w:pPr>
         <w:pStyle w:val="Heading2"/>
@@ -22694,18 +22774,18 @@
           <wp:inline>
             <wp:extent cx="5759999" cy="2470728"/>
             <wp:effectExtent b="0" l="0" r="0" t="0"/>
-            <wp:docPr descr="Uzayda ve zamanda çeşitlendirme" title="" id="93" name="Picture"/>
+            <wp:docPr descr="Uzayda ve zamanda çeşitlendirme" title="" id="94" name="Picture"/>
             <a:graphic>
               <a:graphicData uri="http://schemas.openxmlformats.org/drawingml/2006/picture">
                 <pic:pic>
                   <pic:nvPicPr>
-                    <pic:cNvPr descr="h14-05-cesitlendirme-turleri.png" id="94" name="Picture"/>
+                    <pic:cNvPr descr="h14-05-cesitlendirme-turleri.png" id="95" name="Picture"/>
                     <pic:cNvPicPr>
                       <a:picLocks noChangeArrowheads="1" noChangeAspect="1"/>
                     </pic:cNvPicPr>
                   </pic:nvPicPr>
                   <pic:blipFill>
-                    <a:blip r:embed="rId92"/>
+                    <a:blip r:embed="rId93"/>
                     <a:stretch>
                       <a:fillRect/>
                     </a:stretch>
@@ -23147,7 +23227,7 @@
         <w:t xml:space="preserve">engeller — bu ayrım 9. haftanın çekirdek fikriydi.</w:t>
       </w:r>
     </w:p>
-    <w:bookmarkStart w:id="95" w:name="X99f5c9f3df7e6ed3f6ab6406d6392c3f12cfc48"/>
+    <w:bookmarkStart w:id="96" w:name="X99f5c9f3df7e6ed3f6ab6406d6392c3f12cfc48"/>
     <w:p>
       <w:pPr>
         <w:pStyle w:val="Heading3"/>
@@ -24331,8 +24411,8 @@
         <w:t xml:space="preserve">olarak budur.</w:t>
       </w:r>
     </w:p>
-    <w:bookmarkEnd w:id="95"/>
-    <w:bookmarkStart w:id="96" w:name="X6132d0ba48679cdd96bacbce552127c65c05f3d"/>
+    <w:bookmarkEnd w:id="96"/>
+    <w:bookmarkStart w:id="97" w:name="X6132d0ba48679cdd96bacbce552127c65c05f3d"/>
     <w:p>
       <w:pPr>
         <w:pStyle w:val="Heading3"/>
@@ -24999,8 +25079,8 @@
         <w:t xml:space="preserve">çalıştırılabilir bir komutla desteklenmelidir.</w:t>
       </w:r>
     </w:p>
-    <w:bookmarkEnd w:id="96"/>
-    <w:bookmarkStart w:id="97" w:name="X6c5767fe5bef3645f08fb425e3aab99fdd7b0c5"/>
+    <w:bookmarkEnd w:id="97"/>
+    <w:bookmarkStart w:id="98" w:name="X6c5767fe5bef3645f08fb425e3aab99fdd7b0c5"/>
     <w:p>
       <w:pPr>
         <w:pStyle w:val="Heading3"/>
@@ -25401,8 +25481,8 @@
         <w:t xml:space="preserve">ilişkisini göstermektir.</w:t>
       </w:r>
     </w:p>
-    <w:bookmarkEnd w:id="97"/>
-    <w:bookmarkStart w:id="98" w:name="Xdce68c87cc0368079b6cd144a7c1fcfcfe6fbd0"/>
+    <w:bookmarkEnd w:id="98"/>
+    <w:bookmarkStart w:id="99" w:name="Xdce68c87cc0368079b6cd144a7c1fcfcfe6fbd0"/>
     <w:p>
       <w:pPr>
         <w:pStyle w:val="Heading3"/>
@@ -25943,9 +26023,9 @@
         <w:t xml:space="preserve">kullanılır.</w:t>
       </w:r>
     </w:p>
-    <w:bookmarkEnd w:id="98"/>
     <w:bookmarkEnd w:id="99"/>
-    <w:bookmarkStart w:id="111" w:name="gizlemeyi-ve-çeşitlendirmeyi-ölçmek"/>
+    <w:bookmarkEnd w:id="100"/>
+    <w:bookmarkStart w:id="112" w:name="gizlemeyi-ve-çeşitlendirmeyi-ölçmek"/>
     <w:p>
       <w:pPr>
         <w:pStyle w:val="Heading2"/>
@@ -25993,18 +26073,18 @@
           <wp:inline>
             <wp:extent cx="5759999" cy="2283460"/>
             <wp:effectExtent b="0" l="0" r="0" t="0"/>
-            <wp:docPr descr="Her hattan sonra test ve ölçüm" title="" id="101" name="Picture"/>
+            <wp:docPr descr="Her hattan sonra test ve ölçüm" title="" id="102" name="Picture"/>
             <a:graphic>
               <a:graphicData uri="http://schemas.openxmlformats.org/drawingml/2006/picture">
                 <pic:pic>
                   <pic:nvPicPr>
-                    <pic:cNvPr descr="h14-06-test-ve-olcum.png" id="102" name="Picture"/>
+                    <pic:cNvPr descr="h14-06-test-ve-olcum.png" id="103" name="Picture"/>
                     <pic:cNvPicPr>
                       <a:picLocks noChangeArrowheads="1" noChangeAspect="1"/>
                     </pic:cNvPicPr>
                   </pic:nvPicPr>
                   <pic:blipFill>
-                    <a:blip r:embed="rId100"/>
+                    <a:blip r:embed="rId101"/>
                     <a:stretch>
                       <a:fillRect/>
                     </a:stretch>
@@ -26031,7 +26111,7 @@
         </w:drawing>
       </w:r>
     </w:p>
-    <w:bookmarkStart w:id="103" w:name="maliyet-ölçümü-kolay-ve-zorunlu"/>
+    <w:bookmarkStart w:id="104" w:name="maliyet-ölçümü-kolay-ve-zorunlu"/>
     <w:p>
       <w:pPr>
         <w:pStyle w:val="Heading3"/>
@@ -26266,8 +26346,8 @@
         <w:t xml:space="preserve"># süre: aynı girdiyle N kez çalıştır, ortalamayı karşılaştır</w:t>
       </w:r>
     </w:p>
-    <w:bookmarkEnd w:id="103"/>
-    <w:bookmarkStart w:id="104" w:name="dayanıklılık-ölçümü-ileri-kavramsal"/>
+    <w:bookmarkEnd w:id="104"/>
+    <w:bookmarkStart w:id="105" w:name="dayanıklılık-ölçümü-ileri-kavramsal"/>
     <w:p>
       <w:pPr>
         <w:pStyle w:val="Heading3"/>
@@ -26464,8 +26544,8 @@
         <w:t xml:space="preserve">gizleme, 12. haftadaki değerlendiricinin gözünde bir iddiadır, kanıt değil.</w:t>
       </w:r>
     </w:p>
-    <w:bookmarkEnd w:id="104"/>
-    <w:bookmarkStart w:id="105" w:name="X9c80abbed5a076e4005c36cb1c898ab3cc39a49"/>
+    <w:bookmarkEnd w:id="105"/>
+    <w:bookmarkStart w:id="106" w:name="X9c80abbed5a076e4005c36cb1c898ab3cc39a49"/>
     <w:p>
       <w:pPr>
         <w:pStyle w:val="Heading3"/>
@@ -27330,8 +27410,8 @@
         <w:t xml:space="preserve">— küçük demolarda sık karıştırılan bir noktadır.</w:t>
       </w:r>
     </w:p>
-    <w:bookmarkEnd w:id="105"/>
-    <w:bookmarkStart w:id="106" w:name="dört-ölçütü-tek-tabloda-toplayalım"/>
+    <w:bookmarkEnd w:id="106"/>
+    <w:bookmarkStart w:id="107" w:name="dört-ölçütü-tek-tabloda-toplayalım"/>
     <w:p>
       <w:pPr>
         <w:pStyle w:val="Heading3"/>
@@ -27659,8 +27739,8 @@
         <w:t xml:space="preserve">cümlesidir.</w:t>
       </w:r>
     </w:p>
-    <w:bookmarkEnd w:id="106"/>
-    <w:bookmarkStart w:id="107" w:name="Xa6cb9ea7a0daf7cc43732f24adcb31398c7d7be"/>
+    <w:bookmarkEnd w:id="107"/>
+    <w:bookmarkStart w:id="108" w:name="Xa6cb9ea7a0daf7cc43732f24adcb31398c7d7be"/>
     <w:p>
       <w:pPr>
         <w:pStyle w:val="Heading3"/>
@@ -28150,8 +28230,8 @@
         <w:t xml:space="preserve">gelir.</w:t>
       </w:r>
     </w:p>
-    <w:bookmarkEnd w:id="107"/>
-    <w:bookmarkStart w:id="108" w:name="haftanın-ölçümkanıt-disipliniyle-bağ"/>
+    <w:bookmarkEnd w:id="108"/>
+    <w:bookmarkStart w:id="109" w:name="haftanın-ölçümkanıt-disipliniyle-bağ"/>
     <w:p>
       <w:pPr>
         <w:pStyle w:val="Heading3"/>
@@ -28306,8 +28386,8 @@
         <w:t xml:space="preserve">da eklemeyi unutmayın — aksi hâlde bir değerlendirici, hangi ölçümün hangi ikiliyi anlattığını ayırt edemez.</w:t>
       </w:r>
     </w:p>
-    <w:bookmarkEnd w:id="108"/>
-    <w:bookmarkStart w:id="109" w:name="X9d8e9388c4f56d9aecc2c42cf1a7bf87a4099dc"/>
+    <w:bookmarkEnd w:id="109"/>
+    <w:bookmarkStart w:id="110" w:name="X9d8e9388c4f56d9aecc2c42cf1a7bf87a4099dc"/>
     <w:p>
       <w:pPr>
         <w:pStyle w:val="Heading3"/>
@@ -28739,8 +28819,8 @@
         <w:t xml:space="preserve">.</w:t>
       </w:r>
     </w:p>
-    <w:bookmarkEnd w:id="109"/>
-    <w:bookmarkStart w:id="110" w:name="Xc8549047520367a6eafe6347e64b497429ca137"/>
+    <w:bookmarkEnd w:id="110"/>
+    <w:bookmarkStart w:id="111" w:name="Xc8549047520367a6eafe6347e64b497429ca137"/>
     <w:p>
       <w:pPr>
         <w:pStyle w:val="Heading3"/>
@@ -29363,9 +29443,9 @@
         </w:pict>
       </w:r>
     </w:p>
-    <w:bookmarkEnd w:id="110"/>
     <w:bookmarkEnd w:id="111"/>
-    <w:bookmarkStart w:id="118" w:name="Xed18fb24b3b216be3cab6fadb481a8f69cb4f69"/>
+    <w:bookmarkEnd w:id="112"/>
+    <w:bookmarkStart w:id="119" w:name="Xed18fb24b3b216be3cab6fadb481a8f69cb4f69"/>
     <w:p>
       <w:pPr>
         <w:pStyle w:val="Heading2"/>
@@ -29413,18 +29493,18 @@
           <wp:inline>
             <wp:extent cx="5759999" cy="2766688"/>
             <wp:effectExtent b="0" l="0" r="0" t="0"/>
-            <wp:docPr descr="Sınıf içi akış: gizle, doğrula, ölç, çeşitlendir" title="" id="113" name="Picture"/>
+            <wp:docPr descr="Sınıf içi akış: gizle, doğrula, ölç, çeşitlendir" title="" id="114" name="Picture"/>
             <a:graphic>
               <a:graphicData uri="http://schemas.openxmlformats.org/drawingml/2006/picture">
                 <pic:pic>
                   <pic:nvPicPr>
-                    <pic:cNvPr descr="h14-12-sinif-ici-akis.png" id="114" name="Picture"/>
+                    <pic:cNvPr descr="h14-12-sinif-ici-akis.png" id="115" name="Picture"/>
                     <pic:cNvPicPr>
                       <a:picLocks noChangeArrowheads="1" noChangeAspect="1"/>
                     </pic:cNvPicPr>
                   </pic:nvPicPr>
                   <pic:blipFill>
-                    <a:blip r:embed="rId112"/>
+                    <a:blip r:embed="rId113"/>
                     <a:stretch>
                       <a:fillRect/>
                     </a:stretch>
@@ -29724,7 +29804,7 @@
         <w:t xml:space="preserve">ayarı değiştirmez, ağa bir şey yapmaz. Bütün değerler sentetiktir.</w:t>
       </w:r>
     </w:p>
-    <w:bookmarkStart w:id="115" w:name="X361b0bd85640392b3ad3d36f6351d243f792852"/>
+    <w:bookmarkStart w:id="116" w:name="X361b0bd85640392b3ad3d36f6351d243f792852"/>
     <w:p>
       <w:pPr>
         <w:pStyle w:val="Heading3"/>
@@ -30063,8 +30143,8 @@
         <w:t xml:space="preserve">de uygulanıyor).</w:t>
       </w:r>
     </w:p>
-    <w:bookmarkEnd w:id="115"/>
-    <w:bookmarkStart w:id="116" w:name="Xb1427074ef764d682a8de3963a402777f466f72"/>
+    <w:bookmarkEnd w:id="116"/>
+    <w:bookmarkStart w:id="117" w:name="Xb1427074ef764d682a8de3963a402777f466f72"/>
     <w:p>
       <w:pPr>
         <w:pStyle w:val="Heading3"/>
@@ -30522,8 +30602,8 @@
         <w:t xml:space="preserve">ölçümlerinizle değiştirmeniz yeterlidir.</w:t>
       </w:r>
     </w:p>
-    <w:bookmarkEnd w:id="116"/>
-    <w:bookmarkStart w:id="117" w:name="X14f1e5cb19d6e444af680e080264056b6cc795d"/>
+    <w:bookmarkEnd w:id="117"/>
+    <w:bookmarkStart w:id="118" w:name="X14f1e5cb19d6e444af680e080264056b6cc795d"/>
     <w:p>
       <w:pPr>
         <w:pStyle w:val="Heading3"/>
@@ -30925,9 +31005,9 @@
         <w:t xml:space="preserve">fikri sürecin kendisine uygulanır.</w:t>
       </w:r>
     </w:p>
-    <w:bookmarkEnd w:id="117"/>
     <w:bookmarkEnd w:id="118"/>
-    <w:bookmarkStart w:id="124" w:name="X450b175c1a5bc13bd213b38a8310069f409defa"/>
+    <w:bookmarkEnd w:id="119"/>
+    <w:bookmarkStart w:id="125" w:name="X450b175c1a5bc13bd213b38a8310069f409defa"/>
     <w:p>
       <w:pPr>
         <w:pStyle w:val="Heading2"/>
@@ -30987,18 +31067,18 @@
           <wp:inline>
             <wp:extent cx="5759999" cy="2748610"/>
             <wp:effectExtent b="0" l="0" r="0" t="0"/>
-            <wp:docPr descr="S15 derleme ve dağıtım hattı" title="" id="120" name="Picture"/>
+            <wp:docPr descr="S15 derleme ve dağıtım hattı" title="" id="121" name="Picture"/>
             <a:graphic>
               <a:graphicData uri="http://schemas.openxmlformats.org/drawingml/2006/picture">
                 <pic:pic>
                   <pic:nvPicPr>
-                    <pic:cNvPr descr="h14-07-s15-hatti.png" id="121" name="Picture"/>
+                    <pic:cNvPr descr="h14-07-s15-hatti.png" id="122" name="Picture"/>
                     <pic:cNvPicPr>
                       <a:picLocks noChangeArrowheads="1" noChangeAspect="1"/>
                     </pic:cNvPicPr>
                   </pic:nvPicPr>
                   <pic:blipFill>
-                    <a:blip r:embed="rId119"/>
+                    <a:blip r:embed="rId120"/>
                     <a:stretch>
                       <a:fillRect/>
                     </a:stretch>
@@ -31207,7 +31287,7 @@
         <w:t xml:space="preserve">ölçülmüş olmaktan gelir.</w:t>
       </w:r>
     </w:p>
-    <w:bookmarkStart w:id="122" w:name="s15-hattını-adım-adım-okuyalım"/>
+    <w:bookmarkStart w:id="123" w:name="s15-hattını-adım-adım-okuyalım"/>
     <w:p>
       <w:pPr>
         <w:pStyle w:val="Heading3"/>
@@ -32138,8 +32218,8 @@
         <w:t xml:space="preserve">üretilir; hiçbir gizlenmiş ikili bir geliştiricinin kişisel makinesinden elle dağıtılmaz.</w:t>
       </w:r>
     </w:p>
-    <w:bookmarkEnd w:id="122"/>
-    <w:bookmarkStart w:id="123" w:name="işlenmiş-örnek-üç-sürümlük-bir-toe-kaydı"/>
+    <w:bookmarkEnd w:id="123"/>
+    <w:bookmarkStart w:id="124" w:name="işlenmiş-örnek-üç-sürümlük-bir-toe-kaydı"/>
     <w:p>
       <w:pPr>
         <w:pStyle w:val="Heading3"/>
@@ -32579,9 +32659,9 @@
         <w:t xml:space="preserve">okuyabilir, kaynak kodu satır satır karşılaştırmak zorunda kalmaz.</w:t>
       </w:r>
     </w:p>
-    <w:bookmarkEnd w:id="123"/>
     <w:bookmarkEnd w:id="124"/>
-    <w:bookmarkStart w:id="128" w:name="dönem-projesi-bu-hafta-s9-ileri-s15-hat"/>
+    <w:bookmarkEnd w:id="125"/>
+    <w:bookmarkStart w:id="129" w:name="dönem-projesi-bu-hafta-s9-ileri-s15-hat"/>
     <w:p>
       <w:pPr>
         <w:pStyle w:val="Heading2"/>
@@ -32958,7 +33038,7 @@
         <w:t xml:space="preserve">bölüm 1)</w:t>
       </w:r>
     </w:p>
-    <w:bookmarkStart w:id="125" w:name="Xeb8a9932f0e8bf210565f21c9c9f3e772873a6b"/>
+    <w:bookmarkStart w:id="126" w:name="Xeb8a9932f0e8bf210565f21c9c9f3e772873a6b"/>
     <w:p>
       <w:pPr>
         <w:pStyle w:val="Heading3"/>
@@ -33121,8 +33201,8 @@
         <w:t xml:space="preserve">dört satırının hiçbiri boş bırakılmamalıdır.</w:t>
       </w:r>
     </w:p>
-    <w:bookmarkEnd w:id="125"/>
-    <w:bookmarkStart w:id="126" w:name="X6d0496fe8f4635be3a5e4c8714f905ca3e55099"/>
+    <w:bookmarkEnd w:id="126"/>
+    <w:bookmarkStart w:id="127" w:name="X6d0496fe8f4635be3a5e4c8714f905ca3e55099"/>
     <w:p>
       <w:pPr>
         <w:pStyle w:val="Heading3"/>
@@ -33617,8 +33697,8 @@
         <w:t xml:space="preserve">doğrudur — hem akademik olarak hem de bir değerlendirici karşısında.</w:t>
       </w:r>
     </w:p>
-    <w:bookmarkEnd w:id="126"/>
-    <w:bookmarkStart w:id="127" w:name="X91af22e02e495513b20d8cfc60e5fa97cf7d319"/>
+    <w:bookmarkEnd w:id="127"/>
+    <w:bookmarkStart w:id="128" w:name="X91af22e02e495513b20d8cfc60e5fa97cf7d319"/>
     <w:p>
       <w:pPr>
         <w:pStyle w:val="Heading3"/>
@@ -34132,9 +34212,9 @@
         <w:t xml:space="preserve">anlamını yitirir (tıpkı bölüm 4’teki dönüşüm hattında olduğu gibi).</w:t>
       </w:r>
     </w:p>
-    <w:bookmarkEnd w:id="127"/>
     <w:bookmarkEnd w:id="128"/>
-    <w:bookmarkStart w:id="129" w:name="kendini-sınama"/>
+    <w:bookmarkEnd w:id="129"/>
+    <w:bookmarkStart w:id="130" w:name="kendini-sınama"/>
     <w:p>
       <w:pPr>
         <w:pStyle w:val="Heading2"/>
@@ -38246,8 +38326,8 @@
         <w:t xml:space="preserve">uyarısıyla aynı kategoride bir dürüstlük hatasıdır.</w:t>
       </w:r>
     </w:p>
-    <w:bookmarkEnd w:id="129"/>
-    <w:bookmarkStart w:id="130" w:name="kaynaklar-ve-ileri-okuma"/>
+    <w:bookmarkEnd w:id="130"/>
+    <w:bookmarkStart w:id="131" w:name="kaynaklar-ve-ileri-okuma"/>
     <w:p>
       <w:pPr>
         <w:pStyle w:val="Heading2"/>
@@ -38381,8 +38461,8 @@
         <w:t xml:space="preserve">(S15) ve ölçümleri (S9) beklenir. 16. haftada Quiz-2 (9–14. haftalar).</w:t>
       </w:r>
     </w:p>
-    <w:bookmarkEnd w:id="130"/>
     <w:bookmarkEnd w:id="131"/>
+    <w:bookmarkEnd w:id="132"/>
     <w:sectPr>
       <w:headerReference r:id="rId9" w:type="default"/>
       <w:footerReference r:id="rId10" w:type="default"/>

--- a/docs/week-14/cen429-week-14-ders-notu.tr.docx
+++ b/docs/week-14/cen429-week-14-ders-notu.tr.docx
@@ -2,7 +2,7 @@
 <file path=word/document.xml><?xml version="1.0" encoding="utf-8"?>
 <w:document xmlns:w="http://schemas.openxmlformats.org/wordprocessingml/2006/main" xmlns:m="http://schemas.openxmlformats.org/officeDocument/2006/math" xmlns:r="http://schemas.openxmlformats.org/officeDocument/2006/relationships" xmlns:o="urn:schemas-microsoft-com:office:office" xmlns:v="urn:schemas-microsoft-com:vml" xmlns:w10="urn:schemas-microsoft-com:office:word" xmlns:a="http://schemas.openxmlformats.org/drawingml/2006/main" xmlns:pic="http://schemas.openxmlformats.org/drawingml/2006/picture" xmlns:wp="http://schemas.openxmlformats.org/drawingml/2006/wordprocessingDrawing">
   <w:body>
-    <w:bookmarkStart w:id="140" w:name="hafta-14-tigress-ve-çeşitlendirme"/>
+    <w:bookmarkStart w:id="158" w:name="hafta-14-tigress-ve-çeşitlendirme"/>
     <w:p>
       <w:pPr>
         <w:pStyle w:val="Heading1"/>
@@ -185,7 +185,7 @@
               <w:rPr>
                 <w:rStyle w:val="VerbatimChar"/>
               </w:rPr>
-              <w:t xml:space="preserve">sh tigress-hatti.sh</w:t>
+              <w:t xml:space="preserve">sh demo.sh</w:t>
             </w:r>
             <w:r>
               <w:t xml:space="preserve">; Tigress kurulu değilse betik temiz bir türevle aynı akışı gösterir</w:t>
@@ -214,13 +214,13 @@
         <w:rPr>
           <w:rStyle w:val="VerbatimChar"/>
         </w:rPr>
-        <w:t xml:space="preserve">code/week-14/01-kaynaktan-kaynaga</w:t>
-      </w:r>
-      <w:r>
-        <w:t xml:space="preserve"> </w:t>
-      </w:r>
-      <w:r>
-        <w:t xml:space="preserve">— Tigress donusum hatti (kuruluysa) ya da yerel ornek + indirme yonergesi; fonksiyon maliyetini olcer.</w:t>
+        <w:t xml:space="preserve">code/week-14/01-source-to-source</w:t>
+      </w:r>
+      <w:r>
+        <w:t xml:space="preserve"> </w:t>
+      </w:r>
+      <w:r>
+        <w:t xml:space="preserve">— Tigress dönüşüm hattı (kuruluysa) ya da yerel yedek dönüşüm; fonksiyonun maliyetini ölçer.</w:t>
       </w:r>
     </w:p>
     <w:p>
@@ -237,7 +237,7 @@
         <w:rPr>
           <w:rStyle w:val="VerbatimChar"/>
         </w:rPr>
-        <w:t xml:space="preserve">code/week-14/01-kaynaktan-kaynaga</w:t>
+        <w:t xml:space="preserve">code/week-14/01-source-to-source</w:t>
       </w:r>
       <w:r>
         <w:t xml:space="preserve"> </w:t>
@@ -252,13 +252,13 @@
         <w:rPr>
           <w:rStyle w:val="VerbatimChar"/>
         </w:rPr>
-        <w:t xml:space="preserve">sh tigress-hatti.sh</w:t>
-      </w:r>
-      <w:r>
-        <w:t xml:space="preserve"> </w:t>
-      </w:r>
-      <w:r>
-        <w:t xml:space="preserve">(Linux/WSL; Windows’ta WSL). Tigress kurulu değilse betik temiz bir türevle aynı akışı gösterir. Adım adım aşağıdaki kutuda. Tümüyle sentetik ve güvenlidir; öğrenci bilgisayarına zarar vermez.</w:t>
+        <w:t xml:space="preserve">sh demo.sh</w:t>
+      </w:r>
+      <w:r>
+        <w:t xml:space="preserve"> </w:t>
+      </w:r>
+      <w:r>
+        <w:t xml:space="preserve">(Linux/WSL; Windows’ta WSL). Tigress kurulu değilse betik temiz bir türevle aynı akışı gösterir. Adım adım aşağıdaki kutuda.</w:t>
       </w:r>
     </w:p>
     <w:p>
@@ -337,7 +337,7 @@
         <w:rPr>
           <w:rStyle w:val="NormalTok"/>
         </w:rPr>
-        <w:t xml:space="preserve"> week-14/01-kaynaktan-kaynaga</w:t>
+        <w:t xml:space="preserve"> week-14/01-source-to-source</w:t>
       </w:r>
       <w:r>
         <w:br/>
@@ -352,7 +352,7 @@
         <w:rPr>
           <w:rStyle w:val="NormalTok"/>
         </w:rPr>
-        <w:t xml:space="preserve"> tigress-hatti.sh</w:t>
+        <w:t xml:space="preserve"> demo.sh</w:t>
       </w:r>
     </w:p>
     <w:p>
@@ -379,7 +379,7 @@
         <w:rPr>
           <w:rStyle w:val="VerbatimChar"/>
         </w:rPr>
-        <w:t xml:space="preserve">erisim_ver</w:t>
+        <w:t xml:space="preserve">grant_access</w:t>
       </w:r>
       <w:r>
         <w:t xml:space="preserve"> </w:t>
@@ -448,7 +448,7 @@
         <w:t xml:space="preserve"> </w:t>
       </w:r>
       <w:r>
-        <w:t xml:space="preserve">farklı ikili (çeşitlendirme). Tigress yoksa betik</w:t>
+        <w:t xml:space="preserve">farklı binary (çeşitlendirme). Tigress yoksa betik</w:t>
       </w:r>
       <w:r>
         <w:t xml:space="preserve"> </w:t>
@@ -602,7 +602,7 @@
         <w:t xml:space="preserve"> </w:t>
       </w:r>
       <w:r>
-        <w:t xml:space="preserve">ama eş-davranışlı ikili dosyalar üretmenin mantığını anlatmak.</w:t>
+        <w:t xml:space="preserve">ama eş-davranışlı binary dosyalar üretmenin mantığını anlatmak.</w:t>
       </w:r>
     </w:p>
     <w:p>
@@ -1171,7 +1171,7 @@
         </w:pict>
       </w:r>
     </w:p>
-    <w:bookmarkStart w:id="47" w:name="başlamadan-önce"/>
+    <w:bookmarkStart w:id="44" w:name="başlamadan-önce"/>
     <w:p>
       <w:pPr>
         <w:pStyle w:val="Heading2"/>
@@ -1234,7 +1234,7 @@
           <w:b/>
           <w:bCs/>
         </w:rPr>
-        <w:t xml:space="preserve">Kaynak kod, derleyici ve ikili dosya</w:t>
+        <w:t xml:space="preserve">Kaynak kod, derleyici ve binary dosya</w:t>
       </w:r>
       <w:r>
         <w:t xml:space="preserve"> </w:t>
@@ -1246,7 +1246,7 @@
         <w:t xml:space="preserve"> </w:t>
       </w:r>
       <w:r>
-        <w:t xml:space="preserve">koduna çevrilip çalıştırılabilir bir ikili dosyaya dönüşmesi</w:t>
+        <w:t xml:space="preserve">koduna çevrilip çalıştırılabilir bir binary dosyaya dönüşmesi</w:t>
       </w:r>
       <w:r>
         <w:t xml:space="preserve"> </w:t>
@@ -1501,7 +1501,7 @@
         <w:t xml:space="preserve"> </w:t>
       </w:r>
       <w:r>
-        <w:t xml:space="preserve">ile derlenmiş ikili</w:t>
+        <w:t xml:space="preserve">ile derlenmiş binary</w:t>
       </w:r>
       <w:r>
         <w:t xml:space="preserve"> </w:t>
@@ -1599,7 +1599,7 @@
         <w:t xml:space="preserve"> </w:t>
       </w:r>
       <w:r>
-        <w:t xml:space="preserve">— aynı kaynaktan davranışça eş, yapıca farklı ikili dosyalar üretme fikri</w:t>
+        <w:t xml:space="preserve">— aynı kaynaktan davranışça eş, yapıca farklı binary dosyalar üretme fikri</w:t>
       </w:r>
       <w:r>
         <w:t xml:space="preserve"> </w:t>
@@ -1710,7 +1710,7 @@
         <w:t xml:space="preserve"> </w:t>
       </w:r>
       <w:r>
-        <w:t xml:space="preserve">— bir yazılımın tam olarak hangi ikili/kaynak/özet üçlüsüyle</w:t>
+        <w:t xml:space="preserve">— bir yazılımın tam olarak hangi binary/kaynak/özet üçlüsüyle</w:t>
       </w:r>
       <w:r>
         <w:t xml:space="preserve"> </w:t>
@@ -1761,7 +1761,7 @@
         <w:t xml:space="preserve"> </w:t>
       </w:r>
       <w:r>
-        <w:t xml:space="preserve">farklı ikililer üretebiliyor.</w:t>
+        <w:t xml:space="preserve">farklı binary’ler üretebiliyor.</w:t>
       </w:r>
     </w:p>
     <w:bookmarkEnd w:id="33"/>
@@ -2131,17 +2131,17 @@
               <w:t xml:space="preserve"> </w:t>
             </w:r>
             <w:r>
-              <w:t xml:space="preserve">değeriyle çalıştırarak davranışça özdeş ama yapıca farklı ikili dosyalar üretmek.</w:t>
-            </w:r>
-          </w:p>
-        </w:tc>
-        <w:tc>
-          <w:tcPr/>
-          <w:p>
-            <w:pPr>
-              <w:pStyle w:val="Compact"/>
-            </w:pPr>
-            <w:hyperlink w:anchor="X9b9a851f9dd9d48a605dfb1fb61cb22604d636d">
+              <w:t xml:space="preserve">değeriyle çalıştırarak davranışça özdeş ama yapıca farklı binary dosyalar üretmek.</w:t>
+            </w:r>
+          </w:p>
+        </w:tc>
+        <w:tc>
+          <w:tcPr/>
+          <w:p>
+            <w:pPr>
+              <w:pStyle w:val="Compact"/>
+            </w:pPr>
+            <w:hyperlink w:anchor="Xabb02fc67fbff94047dec1ed54bd5ffa822bf58">
               <w:r>
                 <w:rPr>
                   <w:rStyle w:val="Hyperlink"/>
@@ -2171,7 +2171,7 @@
               <w:pStyle w:val="Compact"/>
             </w:pPr>
             <w:r>
-              <w:t xml:space="preserve">Güç, dayanıklılık, gizlilik ve maliyet ölçütlerinin her biri, gizlenmiş ikili üzerinde somut bir araç ve komutla ölçülüp raporlanır.</w:t>
+              <w:t xml:space="preserve">Güç, dayanıklılık, gizlilik ve maliyet ölçütlerinin her biri, gizlenmiş binary üzerinde somut bir araç ve komutla ölçülüp raporlanır.</w:t>
             </w:r>
           </w:p>
         </w:tc>
@@ -2274,7 +2274,7 @@
       </w:tr>
     </w:tbl>
     <w:bookmarkEnd w:id="34"/>
-    <w:bookmarkStart w:id="45" w:name="ön-bilgi-tigressin-kelime-dağarcığı"/>
+    <w:bookmarkStart w:id="42" w:name="ön-bilgi-tigressin-kelime-dağarcığı"/>
     <w:p>
       <w:pPr>
         <w:pStyle w:val="Heading3"/>
@@ -2297,7 +2297,7 @@
         <w:t xml:space="preserve">satırını anlamak için gerekir. Tanımlar birbirinin üstüne kurulacak biçimde sırayla verilir.</w:t>
       </w:r>
     </w:p>
-    <w:bookmarkStart w:id="38" w:name="kaynaktan-kaynağa-dönüşüm-hat-ve-tohum"/>
+    <w:bookmarkStart w:id="35" w:name="kaynaktan-kaynağa-dönüşüm-hat-ve-tohum"/>
     <w:p>
       <w:pPr>
         <w:pStyle w:val="Heading4"/>
@@ -2362,484 +2362,433 @@
       <w:pPr>
         <w:pStyle w:val="BodyText"/>
       </w:pPr>
-      <w:r>
-        <w:drawing>
-          <wp:inline>
-            <wp:extent cx="5759999" cy="1079999"/>
-            <wp:effectExtent b="0" l="0" r="0" t="0"/>
-            <wp:docPr descr="Kaynaktan kaynağa gizleme hattı" title="" id="36" name="Picture"/>
-            <a:graphic>
-              <a:graphicData uri="http://schemas.openxmlformats.org/drawingml/2006/picture">
-                <pic:pic>
-                  <pic:nvPicPr>
-                    <pic:cNvPr descr="h14-01-kaynaktan-kaynaga-hat.png" id="37" name="Picture"/>
-                    <pic:cNvPicPr>
-                      <a:picLocks noChangeArrowheads="1" noChangeAspect="1"/>
-                    </pic:cNvPicPr>
-                  </pic:nvPicPr>
-                  <pic:blipFill>
-                    <a:blip r:embed="rId35"/>
-                    <a:stretch>
-                      <a:fillRect/>
-                    </a:stretch>
-                  </pic:blipFill>
-                  <pic:spPr bwMode="auto">
-                    <a:xfrm>
-                      <a:off x="0" y="0"/>
-                      <a:ext cx="5759999" cy="1079999"/>
-                    </a:xfrm>
-                    <a:prstGeom prst="rect">
-                      <a:avLst/>
-                    </a:prstGeom>
-                    <a:noFill/>
-                    <a:ln w="9525">
-                      <a:noFill/>
-                      <a:headEnd/>
-                      <a:tailEnd/>
-                    </a:ln>
-                  </pic:spPr>
-                </pic:pic>
-              </a:graphicData>
-            </a:graphic>
-          </wp:inline>
-        </w:drawing>
-      </w:r>
-    </w:p>
-    <w:p>
-      <w:pPr>
-        <w:pStyle w:val="BodyText"/>
-      </w:pPr>
-      <w:r>
-        <w:t xml:space="preserve">Kaynağa uygulanan tek bir gizleme işlemine</w:t>
-      </w:r>
-      <w:r>
-        <w:t xml:space="preserve"> </w:t>
-      </w:r>
-      <w:r>
-        <w:rPr>
-          <w:b/>
-          <w:bCs/>
-        </w:rPr>
-        <w:t xml:space="preserve">dönüşüm</w:t>
-      </w:r>
-      <w:r>
-        <w:t xml:space="preserve"> </w:t>
-      </w:r>
-      <w:r>
-        <w:t xml:space="preserve">(transform) denir (örneğin kontrol akışını düzleştirmek). Bir</w:t>
-      </w:r>
-      <w:r>
-        <w:t xml:space="preserve"> </w:t>
-      </w:r>
-      <w:r>
-        <w:t xml:space="preserve">araç genelde birçok dönüşüm sunar; hangisinin hangi fonksiyona uygulanacağına siz karar verirsiniz. Birden çok</w:t>
-      </w:r>
-      <w:r>
-        <w:t xml:space="preserve"> </w:t>
-      </w:r>
-      <w:r>
-        <w:t xml:space="preserve">dönüşümü</w:t>
-      </w:r>
-      <w:r>
-        <w:t xml:space="preserve"> </w:t>
-      </w:r>
-      <w:r>
-        <w:rPr>
-          <w:b/>
-          <w:bCs/>
-        </w:rPr>
-        <w:t xml:space="preserve">sırayla</w:t>
-      </w:r>
-      <w:r>
-        <w:t xml:space="preserve"> </w:t>
-      </w:r>
-      <w:r>
-        <w:t xml:space="preserve">uygulamaya</w:t>
-      </w:r>
-      <w:r>
-        <w:t xml:space="preserve"> </w:t>
-      </w:r>
-      <w:r>
-        <w:rPr>
-          <w:b/>
-          <w:bCs/>
-        </w:rPr>
-        <w:t xml:space="preserve">dönüşüm hattı</w:t>
-      </w:r>
-      <w:r>
-        <w:t xml:space="preserve"> </w:t>
-      </w:r>
-      <w:r>
-        <w:t xml:space="preserve">(pipeline) denir; her dönüşüm bir öncekinin ürettiği kaynağa</w:t>
-      </w:r>
-      <w:r>
-        <w:t xml:space="preserve"> </w:t>
-      </w:r>
-      <w:r>
-        <w:t xml:space="preserve">uygulanır, bu yüzden sıra önemlidir (bölüm 4).</w:t>
-      </w:r>
-    </w:p>
-    <w:p>
-      <w:pPr>
-        <w:pStyle w:val="BodyText"/>
-      </w:pPr>
-      <w:r>
-        <w:t xml:space="preserve">Dönüşümlerin çoğu bir miktar rastgelelik içerir (ör. bir opak yüklemin hangi sabitle kurulacağı). Bu rastgeleliği</w:t>
-      </w:r>
-      <w:r>
-        <w:t xml:space="preserve"> </w:t>
-      </w:r>
-      <w:r>
-        <w:t xml:space="preserve">yöneten başlangıç sayısına</w:t>
-      </w:r>
-      <w:r>
-        <w:t xml:space="preserve"> </w:t>
-      </w:r>
-      <w:r>
-        <w:rPr>
-          <w:b/>
-          <w:bCs/>
-        </w:rPr>
-        <w:t xml:space="preserve">tohum</w:t>
-      </w:r>
-      <w:r>
-        <w:t xml:space="preserve"> </w:t>
-      </w:r>
-      <w:r>
-        <w:t xml:space="preserve">(seed) denir: aynı dönüşüm hattı farklı bir tohumla çalıştırıldığında</w:t>
-      </w:r>
-      <w:r>
-        <w:t xml:space="preserve"> </w:t>
-      </w:r>
-      <w:r>
-        <w:rPr>
-          <w:b/>
-          <w:bCs/>
-        </w:rPr>
-        <w:t xml:space="preserve">farklı</w:t>
-      </w:r>
-      <w:r>
-        <w:t xml:space="preserve"> </w:t>
-      </w:r>
-      <w:r>
-        <w:t xml:space="preserve">bir gizlenmiş çıktı üretir — bölüm 6’daki çeşitlendirmenin (bkz. yukarıdaki</w:t>
-      </w:r>
-      <w:r>
-        <w:t xml:space="preserve"> </w:t>
-      </w:r>
-      <w:r>
-        <w:t xml:space="preserve">“Önceki haftalardan</w:t>
-      </w:r>
-      <w:r>
-        <w:t xml:space="preserve"> </w:t>
-      </w:r>
-      <w:r>
-        <w:t xml:space="preserve">gelenler”</w:t>
-      </w:r>
-      <w:r>
-        <w:t xml:space="preserve">) aracı tam olarak budur.</w:t>
-      </w:r>
-    </w:p>
-    <w:bookmarkEnd w:id="38"/>
-    <w:bookmarkStart w:id="39" w:name="cli-ve-birim-testi-ile-çalışmak"/>
-    <w:p>
-      <w:pPr>
-        <w:pStyle w:val="Heading4"/>
-      </w:pPr>
-      <w:r>
-        <w:t xml:space="preserve">CLI ve birim testi ile çalışmak</w:t>
-      </w:r>
-    </w:p>
-    <w:p>
-      <w:pPr>
-        <w:pStyle w:val="FirstParagraph"/>
-      </w:pPr>
-      <w:r>
-        <w:t xml:space="preserve">Tigress, komutları yazarak çalıştırdığınız bir arayüz olan</w:t>
-      </w:r>
-      <w:r>
-        <w:t xml:space="preserve"> </w:t>
-      </w:r>
-      <w:r>
-        <w:rPr>
-          <w:b/>
-          <w:bCs/>
-        </w:rPr>
-        <w:t xml:space="preserve">CLI</w:t>
-      </w:r>
-      <w:r>
-        <w:t xml:space="preserve">’dan (Command-Line Interface, komut satırı</w:t>
-      </w:r>
-      <w:r>
-        <w:t xml:space="preserve"> </w:t>
-      </w:r>
-      <w:r>
-        <w:t xml:space="preserve">arayüzü) çalışır:</w:t>
-      </w:r>
-      <w:r>
-        <w:t xml:space="preserve"> </w:t>
-      </w:r>
-      <w:r>
-        <w:rPr>
-          <w:rStyle w:val="VerbatimChar"/>
-        </w:rPr>
-        <w:t xml:space="preserve">tigress --Transform=... dosya.c</w:t>
-      </w:r>
-      <w:r>
-        <w:t xml:space="preserve"> </w:t>
-      </w:r>
-      <w:r>
-        <w:t xml:space="preserve">gibi bir satır yazarsınız, araç da gizlenmiş kaynağı üretir.</w:t>
-      </w:r>
-      <w:r>
-        <w:t xml:space="preserve"> </w:t>
-      </w:r>
-      <w:r>
-        <w:t xml:space="preserve">Bir fonksiyonun doğru çalıştığını otomatik olarak denetleyen küçük bir teste</w:t>
-      </w:r>
-      <w:r>
-        <w:t xml:space="preserve"> </w:t>
-      </w:r>
-      <w:r>
-        <w:rPr>
-          <w:b/>
-          <w:bCs/>
-        </w:rPr>
-        <w:t xml:space="preserve">birim testi</w:t>
-      </w:r>
-      <w:r>
-        <w:t xml:space="preserve"> </w:t>
-      </w:r>
-      <w:r>
-        <w:t xml:space="preserve">(unit test) denir; bu</w:t>
-      </w:r>
-      <w:r>
-        <w:t xml:space="preserve"> </w:t>
-      </w:r>
-      <w:r>
-        <w:t xml:space="preserve">haftanın kuralı, gizlemeden</w:t>
-      </w:r>
-      <w:r>
-        <w:t xml:space="preserve"> </w:t>
-      </w:r>
-      <w:r>
-        <w:rPr>
-          <w:b/>
-          <w:bCs/>
-        </w:rPr>
-        <w:t xml:space="preserve">önce</w:t>
-      </w:r>
-      <w:r>
-        <w:t xml:space="preserve"> </w:t>
-      </w:r>
-      <w:r>
-        <w:t xml:space="preserve">yazılmış birim testlerinin gizlemeden</w:t>
-      </w:r>
-      <w:r>
-        <w:t xml:space="preserve"> </w:t>
-      </w:r>
-      <w:r>
-        <w:rPr>
-          <w:b/>
-          <w:bCs/>
-        </w:rPr>
-        <w:t xml:space="preserve">sonra</w:t>
-      </w:r>
-      <w:r>
-        <w:t xml:space="preserve"> </w:t>
-      </w:r>
-      <w:r>
-        <w:t xml:space="preserve">da aynen geçmesi gerektiğidir —</w:t>
-      </w:r>
-      <w:r>
-        <w:t xml:space="preserve"> </w:t>
-      </w:r>
-      <w:r>
-        <w:t xml:space="preserve">davranış korunmalıdır (bölüm 2).</w:t>
-      </w:r>
-    </w:p>
-    <w:bookmarkEnd w:id="39"/>
-    <w:bookmarkStart w:id="40" w:name="X7b9906a38fdf34bfddee31c7ae10c71c423c422"/>
-    <w:p>
-      <w:pPr>
-        <w:pStyle w:val="Heading4"/>
-      </w:pPr>
-      <w:r>
-        <w:t xml:space="preserve">Tigress’e özgü iki ayrıntı: ortam bayrağı ve dönüşüm bağımlılığı</w:t>
-      </w:r>
-    </w:p>
-    <w:p>
-      <w:pPr>
-        <w:pStyle w:val="FirstParagraph"/>
-      </w:pPr>
-      <w:r>
-        <w:rPr>
-          <w:rStyle w:val="VerbatimChar"/>
-        </w:rPr>
-        <w:t xml:space="preserve">--Environment</w:t>
-      </w:r>
-      <w:r>
-        <w:t xml:space="preserve"> </w:t>
-      </w:r>
-      <w:r>
-        <w:t xml:space="preserve">bayrağı Tigress’e hedef platformu söyler: işlemci mimarisi, işletim sistemi ve derleyici sürümü</w:t>
-      </w:r>
-      <w:r>
-        <w:t xml:space="preserve"> </w:t>
-      </w:r>
-      <w:r>
-        <w:t xml:space="preserve">(demo betiğinde</w:t>
-      </w:r>
-      <w:r>
-        <w:t xml:space="preserve"> </w:t>
-      </w:r>
-      <w:r>
-        <w:rPr>
-          <w:rStyle w:val="VerbatimChar"/>
-        </w:rPr>
-        <w:t xml:space="preserve">--Environment=x86_64:Linux:Gcc:11</w:t>
-      </w:r>
-      <w:r>
-        <w:t xml:space="preserve"> </w:t>
-      </w:r>
-      <w:r>
-        <w:t xml:space="preserve">→ 64-bit Intel/AMD mimarisi, Linux, GCC sürüm 11). Bazı</w:t>
-      </w:r>
-      <w:r>
-        <w:t xml:space="preserve"> </w:t>
-      </w:r>
-      <w:r>
-        <w:t xml:space="preserve">dönüşümler (özellikle sanallaştırma ve düşük seviyeli opak yüklem türleri)</w:t>
-      </w:r>
-      <w:r>
-        <w:t xml:space="preserve"> </w:t>
-      </w:r>
-      <w:r>
-        <w:rPr>
-          <w:b/>
-          <w:bCs/>
-        </w:rPr>
-        <w:t xml:space="preserve">derleyiciye özgü</w:t>
-      </w:r>
-      <w:r>
-        <w:t xml:space="preserve"> </w:t>
-      </w:r>
-      <w:r>
-        <w:t xml:space="preserve">ayrıntılar bilmek</w:t>
-      </w:r>
-      <w:r>
-        <w:t xml:space="preserve"> </w:t>
-      </w:r>
-      <w:r>
-        <w:t xml:space="preserve">zorundadır; yanlış ortam bilgisiyle üretilen kaynak, hedef makinede</w:t>
-      </w:r>
-      <w:r>
-        <w:t xml:space="preserve"> </w:t>
-      </w:r>
-      <w:r>
-        <w:rPr>
-          <w:b/>
-          <w:bCs/>
-        </w:rPr>
-        <w:t xml:space="preserve">derlenemeyebilir</w:t>
-      </w:r>
-      <w:r>
-        <w:t xml:space="preserve"> </w:t>
-      </w:r>
-      <w:r>
-        <w:t xml:space="preserve">ya da yanlış davranabilir.</w:t>
-      </w:r>
-    </w:p>
-    <w:p>
-      <w:pPr>
-        <w:pStyle w:val="BodyText"/>
-      </w:pPr>
-      <w:r>
-        <w:t xml:space="preserve">Bazı dönüşümlerin çalışabilmesi</w:t>
-      </w:r>
-      <w:r>
-        <w:t xml:space="preserve"> </w:t>
-      </w:r>
-      <w:r>
-        <w:rPr>
-          <w:b/>
-          <w:bCs/>
-        </w:rPr>
-        <w:t xml:space="preserve">önce başka bir dönüşümün</w:t>
-      </w:r>
-      <w:r>
-        <w:t xml:space="preserve"> </w:t>
-      </w:r>
-      <w:r>
-        <w:t xml:space="preserve">çalışmış olmasına bağlıdır; buna</w:t>
-      </w:r>
-      <w:r>
-        <w:t xml:space="preserve"> </w:t>
-      </w:r>
-      <w:r>
-        <w:rPr>
-          <w:b/>
-          <w:bCs/>
-        </w:rPr>
-        <w:t xml:space="preserve">dönüşüm bağımlılığı</w:t>
-      </w:r>
-      <w:r>
-        <w:t xml:space="preserve"> </w:t>
-      </w:r>
-      <w:r>
-        <w:t xml:space="preserve">denir (örnek:</w:t>
-      </w:r>
-      <w:r>
-        <w:t xml:space="preserve"> </w:t>
-      </w:r>
-      <w:r>
-        <w:rPr>
-          <w:rStyle w:val="VerbatimChar"/>
-        </w:rPr>
-        <w:t xml:space="preserve">AddOpaque</w:t>
-      </w:r>
-      <w:r>
-        <w:t xml:space="preserve">’in</w:t>
-      </w:r>
-      <w:r>
-        <w:t xml:space="preserve"> </w:t>
-      </w:r>
-      <w:r>
-        <w:rPr>
-          <w:rStyle w:val="VerbatimChar"/>
-        </w:rPr>
-        <w:t xml:space="preserve">InitOpaque</w:t>
-      </w:r>
-      <w:r>
-        <w:t xml:space="preserve">’e ihtiyaç duyması — bölüm 3’te ayrıntısıyla göreceğiz). Bu, bölüm 4’teki</w:t>
-      </w:r>
-      <w:r>
-        <w:t xml:space="preserve"> </w:t>
-      </w:r>
-      <w:r>
-        <w:t xml:space="preserve">“sıra önemlidir”</w:t>
-      </w:r>
-      <w:r>
-        <w:t xml:space="preserve"> </w:t>
-      </w:r>
-      <w:r>
-        <w:t xml:space="preserve">kuralının yalnız</w:t>
-      </w:r>
-      <w:r>
-        <w:t xml:space="preserve"> </w:t>
-      </w:r>
       <w:r>
         <w:rPr>
           <w:i/>
           <w:iCs/>
         </w:rPr>
-        <w:t xml:space="preserve">sonucu iyileştirme</w:t>
-      </w:r>
-      <w:r>
-        <w:t xml:space="preserve"> </w:t>
-      </w:r>
-      <w:r>
-        <w:t xml:space="preserve">değil, bazen</w:t>
+        <w:t xml:space="preserve">(görsel ders sayfasında)</w:t>
+      </w:r>
+    </w:p>
+    <w:p>
+      <w:pPr>
+        <w:pStyle w:val="BodyText"/>
+      </w:pPr>
+      <w:r>
+        <w:t xml:space="preserve">Kaynağa uygulanan tek bir gizleme işlemine</w:t>
+      </w:r>
+      <w:r>
+        <w:t xml:space="preserve"> </w:t>
+      </w:r>
+      <w:r>
+        <w:rPr>
+          <w:b/>
+          <w:bCs/>
+        </w:rPr>
+        <w:t xml:space="preserve">dönüşüm</w:t>
+      </w:r>
+      <w:r>
+        <w:t xml:space="preserve"> </w:t>
+      </w:r>
+      <w:r>
+        <w:t xml:space="preserve">(transform) denir (örneğin kontrol akışını düzleştirmek). Bir</w:t>
+      </w:r>
+      <w:r>
+        <w:t xml:space="preserve"> </w:t>
+      </w:r>
+      <w:r>
+        <w:t xml:space="preserve">araç genelde birçok dönüşüm sunar; hangisinin hangi fonksiyona uygulanacağına siz karar verirsiniz. Birden çok</w:t>
+      </w:r>
+      <w:r>
+        <w:t xml:space="preserve"> </w:t>
+      </w:r>
+      <w:r>
+        <w:t xml:space="preserve">dönüşümü</w:t>
+      </w:r>
+      <w:r>
+        <w:t xml:space="preserve"> </w:t>
+      </w:r>
+      <w:r>
+        <w:rPr>
+          <w:b/>
+          <w:bCs/>
+        </w:rPr>
+        <w:t xml:space="preserve">sırayla</w:t>
+      </w:r>
+      <w:r>
+        <w:t xml:space="preserve"> </w:t>
+      </w:r>
+      <w:r>
+        <w:t xml:space="preserve">uygulamaya</w:t>
+      </w:r>
+      <w:r>
+        <w:t xml:space="preserve"> </w:t>
+      </w:r>
+      <w:r>
+        <w:rPr>
+          <w:b/>
+          <w:bCs/>
+        </w:rPr>
+        <w:t xml:space="preserve">dönüşüm hattı</w:t>
+      </w:r>
+      <w:r>
+        <w:t xml:space="preserve"> </w:t>
+      </w:r>
+      <w:r>
+        <w:t xml:space="preserve">(pipeline) denir; her dönüşüm bir öncekinin ürettiği kaynağa</w:t>
+      </w:r>
+      <w:r>
+        <w:t xml:space="preserve"> </w:t>
+      </w:r>
+      <w:r>
+        <w:t xml:space="preserve">uygulanır, bu yüzden sıra önemlidir (bölüm 4).</w:t>
+      </w:r>
+    </w:p>
+    <w:p>
+      <w:pPr>
+        <w:pStyle w:val="BodyText"/>
+      </w:pPr>
+      <w:r>
+        <w:t xml:space="preserve">Dönüşümlerin çoğu bir miktar rastgelelik içerir (ör. bir opak yüklemin hangi sabitle kurulacağı). Bu rastgeleliği</w:t>
+      </w:r>
+      <w:r>
+        <w:t xml:space="preserve"> </w:t>
+      </w:r>
+      <w:r>
+        <w:t xml:space="preserve">yöneten başlangıç sayısına</w:t>
+      </w:r>
+      <w:r>
+        <w:t xml:space="preserve"> </w:t>
+      </w:r>
+      <w:r>
+        <w:rPr>
+          <w:b/>
+          <w:bCs/>
+        </w:rPr>
+        <w:t xml:space="preserve">tohum</w:t>
+      </w:r>
+      <w:r>
+        <w:t xml:space="preserve"> </w:t>
+      </w:r>
+      <w:r>
+        <w:t xml:space="preserve">(seed) denir: aynı dönüşüm hattı farklı bir tohumla çalıştırıldığında</w:t>
+      </w:r>
+      <w:r>
+        <w:t xml:space="preserve"> </w:t>
+      </w:r>
+      <w:r>
+        <w:rPr>
+          <w:b/>
+          <w:bCs/>
+        </w:rPr>
+        <w:t xml:space="preserve">farklı</w:t>
+      </w:r>
+      <w:r>
+        <w:t xml:space="preserve"> </w:t>
+      </w:r>
+      <w:r>
+        <w:t xml:space="preserve">bir gizlenmiş çıktı üretir — bölüm 6’daki çeşitlendirmenin (bkz. yukarıdaki</w:t>
+      </w:r>
+      <w:r>
+        <w:t xml:space="preserve"> </w:t>
+      </w:r>
+      <w:r>
+        <w:t xml:space="preserve">“Önceki haftalardan</w:t>
+      </w:r>
+      <w:r>
+        <w:t xml:space="preserve"> </w:t>
+      </w:r>
+      <w:r>
+        <w:t xml:space="preserve">gelenler”</w:t>
+      </w:r>
+      <w:r>
+        <w:t xml:space="preserve">) aracı tam olarak budur.</w:t>
+      </w:r>
+    </w:p>
+    <w:bookmarkEnd w:id="35"/>
+    <w:bookmarkStart w:id="36" w:name="cli-ve-birim-testi-ile-çalışmak"/>
+    <w:p>
+      <w:pPr>
+        <w:pStyle w:val="Heading4"/>
+      </w:pPr>
+      <w:r>
+        <w:t xml:space="preserve">CLI ve birim testi ile çalışmak</w:t>
+      </w:r>
+    </w:p>
+    <w:p>
+      <w:pPr>
+        <w:pStyle w:val="FirstParagraph"/>
+      </w:pPr>
+      <w:r>
+        <w:t xml:space="preserve">Tigress, komutları yazarak çalıştırdığınız bir arayüz olan</w:t>
+      </w:r>
+      <w:r>
+        <w:t xml:space="preserve"> </w:t>
+      </w:r>
+      <w:r>
+        <w:rPr>
+          <w:b/>
+          <w:bCs/>
+        </w:rPr>
+        <w:t xml:space="preserve">CLI</w:t>
+      </w:r>
+      <w:r>
+        <w:t xml:space="preserve">’dan (Command-Line Interface, komut satırı</w:t>
+      </w:r>
+      <w:r>
+        <w:t xml:space="preserve"> </w:t>
+      </w:r>
+      <w:r>
+        <w:t xml:space="preserve">arayüzü) çalışır:</w:t>
+      </w:r>
+      <w:r>
+        <w:t xml:space="preserve"> </w:t>
+      </w:r>
+      <w:r>
+        <w:rPr>
+          <w:rStyle w:val="VerbatimChar"/>
+        </w:rPr>
+        <w:t xml:space="preserve">tigress --Transform=... dosya.c</w:t>
+      </w:r>
+      <w:r>
+        <w:t xml:space="preserve"> </w:t>
+      </w:r>
+      <w:r>
+        <w:t xml:space="preserve">gibi bir satır yazarsınız, araç da gizlenmiş kaynağı üretir.</w:t>
+      </w:r>
+      <w:r>
+        <w:t xml:space="preserve"> </w:t>
+      </w:r>
+      <w:r>
+        <w:t xml:space="preserve">Bir fonksiyonun doğru çalıştığını otomatik olarak denetleyen küçük bir teste</w:t>
+      </w:r>
+      <w:r>
+        <w:t xml:space="preserve"> </w:t>
+      </w:r>
+      <w:r>
+        <w:rPr>
+          <w:b/>
+          <w:bCs/>
+        </w:rPr>
+        <w:t xml:space="preserve">birim testi</w:t>
+      </w:r>
+      <w:r>
+        <w:t xml:space="preserve"> </w:t>
+      </w:r>
+      <w:r>
+        <w:t xml:space="preserve">(unit test) denir; bu</w:t>
+      </w:r>
+      <w:r>
+        <w:t xml:space="preserve"> </w:t>
+      </w:r>
+      <w:r>
+        <w:t xml:space="preserve">haftanın kuralı, gizlemeden</w:t>
+      </w:r>
+      <w:r>
+        <w:t xml:space="preserve"> </w:t>
+      </w:r>
+      <w:r>
+        <w:rPr>
+          <w:b/>
+          <w:bCs/>
+        </w:rPr>
+        <w:t xml:space="preserve">önce</w:t>
+      </w:r>
+      <w:r>
+        <w:t xml:space="preserve"> </w:t>
+      </w:r>
+      <w:r>
+        <w:t xml:space="preserve">yazılmış birim testlerinin gizlemeden</w:t>
+      </w:r>
+      <w:r>
+        <w:t xml:space="preserve"> </w:t>
+      </w:r>
+      <w:r>
+        <w:rPr>
+          <w:b/>
+          <w:bCs/>
+        </w:rPr>
+        <w:t xml:space="preserve">sonra</w:t>
+      </w:r>
+      <w:r>
+        <w:t xml:space="preserve"> </w:t>
+      </w:r>
+      <w:r>
+        <w:t xml:space="preserve">da aynen geçmesi gerektiğidir —</w:t>
+      </w:r>
+      <w:r>
+        <w:t xml:space="preserve"> </w:t>
+      </w:r>
+      <w:r>
+        <w:t xml:space="preserve">davranış korunmalıdır (bölüm 2).</w:t>
+      </w:r>
+    </w:p>
+    <w:bookmarkEnd w:id="36"/>
+    <w:bookmarkStart w:id="37" w:name="X7b9906a38fdf34bfddee31c7ae10c71c423c422"/>
+    <w:p>
+      <w:pPr>
+        <w:pStyle w:val="Heading4"/>
+      </w:pPr>
+      <w:r>
+        <w:t xml:space="preserve">Tigress’e özgü iki ayrıntı: ortam bayrağı ve dönüşüm bağımlılığı</w:t>
+      </w:r>
+    </w:p>
+    <w:p>
+      <w:pPr>
+        <w:pStyle w:val="FirstParagraph"/>
+      </w:pPr>
+      <w:r>
+        <w:rPr>
+          <w:rStyle w:val="VerbatimChar"/>
+        </w:rPr>
+        <w:t xml:space="preserve">--Environment</w:t>
+      </w:r>
+      <w:r>
+        <w:t xml:space="preserve"> </w:t>
+      </w:r>
+      <w:r>
+        <w:t xml:space="preserve">bayrağı Tigress’e hedef platformu söyler: işlemci mimarisi, işletim sistemi ve derleyici sürümü</w:t>
+      </w:r>
+      <w:r>
+        <w:t xml:space="preserve"> </w:t>
+      </w:r>
+      <w:r>
+        <w:t xml:space="preserve">(demo betiğinde</w:t>
+      </w:r>
+      <w:r>
+        <w:t xml:space="preserve"> </w:t>
+      </w:r>
+      <w:r>
+        <w:rPr>
+          <w:rStyle w:val="VerbatimChar"/>
+        </w:rPr>
+        <w:t xml:space="preserve">--Environment=x86_64:Linux:Gcc:11</w:t>
+      </w:r>
+      <w:r>
+        <w:t xml:space="preserve"> </w:t>
+      </w:r>
+      <w:r>
+        <w:t xml:space="preserve">→ 64-bit Intel/AMD mimarisi, Linux, GCC sürüm 11). Bazı</w:t>
+      </w:r>
+      <w:r>
+        <w:t xml:space="preserve"> </w:t>
+      </w:r>
+      <w:r>
+        <w:t xml:space="preserve">dönüşümler (özellikle sanallaştırma ve düşük seviyeli opak yüklem türleri)</w:t>
+      </w:r>
+      <w:r>
+        <w:t xml:space="preserve"> </w:t>
+      </w:r>
+      <w:r>
+        <w:rPr>
+          <w:b/>
+          <w:bCs/>
+        </w:rPr>
+        <w:t xml:space="preserve">derleyiciye özgü</w:t>
+      </w:r>
+      <w:r>
+        <w:t xml:space="preserve"> </w:t>
+      </w:r>
+      <w:r>
+        <w:t xml:space="preserve">ayrıntılar bilmek</w:t>
+      </w:r>
+      <w:r>
+        <w:t xml:space="preserve"> </w:t>
+      </w:r>
+      <w:r>
+        <w:t xml:space="preserve">zorundadır; yanlış ortam bilgisiyle üretilen kaynak, hedef makinede</w:t>
+      </w:r>
+      <w:r>
+        <w:t xml:space="preserve"> </w:t>
+      </w:r>
+      <w:r>
+        <w:rPr>
+          <w:b/>
+          <w:bCs/>
+        </w:rPr>
+        <w:t xml:space="preserve">derlenemeyebilir</w:t>
+      </w:r>
+      <w:r>
+        <w:t xml:space="preserve"> </w:t>
+      </w:r>
+      <w:r>
+        <w:t xml:space="preserve">ya da yanlış davranabilir.</w:t>
+      </w:r>
+    </w:p>
+    <w:p>
+      <w:pPr>
+        <w:pStyle w:val="BodyText"/>
+      </w:pPr>
+      <w:r>
+        <w:t xml:space="preserve">Bazı dönüşümlerin çalışabilmesi</w:t>
+      </w:r>
+      <w:r>
+        <w:t xml:space="preserve"> </w:t>
+      </w:r>
+      <w:r>
+        <w:rPr>
+          <w:b/>
+          <w:bCs/>
+        </w:rPr>
+        <w:t xml:space="preserve">önce başka bir dönüşümün</w:t>
+      </w:r>
+      <w:r>
+        <w:t xml:space="preserve"> </w:t>
+      </w:r>
+      <w:r>
+        <w:t xml:space="preserve">çalışmış olmasına bağlıdır; buna</w:t>
+      </w:r>
+      <w:r>
+        <w:t xml:space="preserve"> </w:t>
+      </w:r>
+      <w:r>
+        <w:rPr>
+          <w:b/>
+          <w:bCs/>
+        </w:rPr>
+        <w:t xml:space="preserve">dönüşüm bağımlılığı</w:t>
+      </w:r>
+      <w:r>
+        <w:t xml:space="preserve"> </w:t>
+      </w:r>
+      <w:r>
+        <w:t xml:space="preserve">denir (örnek:</w:t>
+      </w:r>
+      <w:r>
+        <w:t xml:space="preserve"> </w:t>
+      </w:r>
+      <w:r>
+        <w:rPr>
+          <w:rStyle w:val="VerbatimChar"/>
+        </w:rPr>
+        <w:t xml:space="preserve">AddOpaque</w:t>
+      </w:r>
+      <w:r>
+        <w:t xml:space="preserve">’in</w:t>
+      </w:r>
+      <w:r>
+        <w:t xml:space="preserve"> </w:t>
+      </w:r>
+      <w:r>
+        <w:rPr>
+          <w:rStyle w:val="VerbatimChar"/>
+        </w:rPr>
+        <w:t xml:space="preserve">InitOpaque</w:t>
+      </w:r>
+      <w:r>
+        <w:t xml:space="preserve">’e ihtiyaç duyması — bölüm 3’te ayrıntısıyla göreceğiz). Bu, bölüm 4’teki</w:t>
+      </w:r>
+      <w:r>
+        <w:t xml:space="preserve"> </w:t>
+      </w:r>
+      <w:r>
+        <w:t xml:space="preserve">“sıra önemlidir”</w:t>
+      </w:r>
+      <w:r>
+        <w:t xml:space="preserve"> </w:t>
+      </w:r>
+      <w:r>
+        <w:t xml:space="preserve">kuralının yalnız</w:t>
       </w:r>
       <w:r>
         <w:t xml:space="preserve"> </w:t>
@@ -2849,6 +2798,22 @@
           <w:i/>
           <w:iCs/>
         </w:rPr>
+        <w:t xml:space="preserve">sonucu iyileştirme</w:t>
+      </w:r>
+      <w:r>
+        <w:t xml:space="preserve"> </w:t>
+      </w:r>
+      <w:r>
+        <w:t xml:space="preserve">değil, bazen</w:t>
+      </w:r>
+      <w:r>
+        <w:t xml:space="preserve"> </w:t>
+      </w:r>
+      <w:r>
+        <w:rPr>
+          <w:i/>
+          <w:iCs/>
+        </w:rPr>
         <w:t xml:space="preserve">çalışmanın önkoşulu</w:t>
       </w:r>
       <w:r>
@@ -2858,8 +2823,8 @@
         <w:t xml:space="preserve">olduğu anlamına gelir.</w:t>
       </w:r>
     </w:p>
-    <w:bookmarkEnd w:id="40"/>
-    <w:bookmarkStart w:id="44" w:name="X143da6480a7fb9521e839d582730ec746fcbe46"/>
+    <w:bookmarkEnd w:id="37"/>
+    <w:bookmarkStart w:id="41" w:name="X143da6480a7fb9521e839d582730ec746fcbe46"/>
     <w:p>
       <w:pPr>
         <w:pStyle w:val="Heading4"/>
@@ -2912,10 +2877,10 @@
         <w:rPr>
           <w:rStyle w:val="VerbatimChar"/>
         </w:rPr>
-        <w:t xml:space="preserve">tigress-hatti.sh</w:t>
-      </w:r>
-      <w:r>
-        <w:t xml:space="preserve">), bir ikili dosyadaki</w:t>
+        <w:t xml:space="preserve">demo.sh</w:t>
+      </w:r>
+      <w:r>
+        <w:t xml:space="preserve">), bir binary dosyadaki</w:t>
       </w:r>
       <w:r>
         <w:t xml:space="preserve"> </w:t>
@@ -2952,7 +2917,7 @@
         <w:t xml:space="preserve"> </w:t>
       </w:r>
       <w:r>
-        <w:t xml:space="preserve">adlı bir araç kullanır: bir ikili dosyayı (</w:t>
+        <w:t xml:space="preserve">adlı bir araç kullanır: bir binary dosyayı (</w:t>
       </w:r>
       <w:r>
         <w:rPr>
@@ -3004,7 +2969,7 @@
         <w:t xml:space="preserve">“disassemble”</w:t>
       </w:r>
       <w:r>
-        <w:t xml:space="preserve">, tersine çöz) ikili dosyanın</w:t>
+        <w:t xml:space="preserve">, tersine çöz) binary dosyanın</w:t>
       </w:r>
       <w:r>
         <w:t xml:space="preserve"> </w:t>
@@ -3260,7 +3225,7 @@
           <w:b/>
           <w:bCs/>
         </w:rPr>
-        <w:t xml:space="preserve">Ölçüm mantığı (tigress-hatti.sh içinden, kısaltılmış)</w:t>
+        <w:t xml:space="preserve">Ölçüm mantığı (demo.sh içinden, kısaltılmış)</w:t>
       </w:r>
     </w:p>
     <w:p>
@@ -3343,7 +3308,7 @@
         <w:rPr>
           <w:rStyle w:val="StringTok"/>
         </w:rPr>
-        <w:t xml:space="preserve">'/&lt;erisim_ver&gt;:/{a=1;next} /^$/{a=0} a{n++; if($0 ~ /\t(j|call)/)b++} END{printf "%d komut, %d dal/cagri", n, b}'</w:t>
+        <w:t xml:space="preserve">'/&lt;grant_access&gt;:/{a=1;next} /^$/{a=0} a{n++; if($0 ~ /\t(j|call)/)b++} END{printf "%d komut, %d dal/cagri", n, b}'</w:t>
       </w:r>
     </w:p>
     <w:p>
@@ -3366,7 +3331,7 @@
         <w:t xml:space="preserve"> </w:t>
       </w:r>
       <w:r>
-        <w:t xml:space="preserve">bütün ikiliyi assembly’ye çevirir;</w:t>
+        <w:t xml:space="preserve">bütün binary’yi assembly’ye çevirir;</w:t>
       </w:r>
       <w:r>
         <w:t xml:space="preserve"> </w:t>
@@ -3390,7 +3355,7 @@
         <w:rPr>
           <w:rStyle w:val="VerbatimChar"/>
         </w:rPr>
-        <w:t xml:space="preserve">&lt;erisim_ver&gt;:</w:t>
+        <w:t xml:space="preserve">&lt;grant_access&gt;:</w:t>
       </w:r>
       <w:r>
         <w:t xml:space="preserve"> </w:t>
@@ -3576,7 +3541,7 @@
           <w:b/>
           <w:bCs/>
         </w:rPr>
-        <w:t xml:space="preserve">derlenmiş ikili üzerinde</w:t>
+        <w:t xml:space="preserve">derlenmiş binary üzerinde</w:t>
       </w:r>
       <w:r>
         <w:t xml:space="preserve">, bir araçla otomatik sayıyoruz.</w:t>
@@ -3607,18 +3572,18 @@
           <wp:inline>
             <wp:extent cx="5759999" cy="1936438"/>
             <wp:effectExtent b="0" l="0" r="0" t="0"/>
-            <wp:docPr descr="Kontrol akışı: düzleştirmeden önce ve sonra" title="" id="42" name="Picture"/>
+            <wp:docPr descr="Kontrol akışı: düzleştirmeden önce ve sonra" title="" id="39" name="Picture"/>
             <a:graphic>
               <a:graphicData uri="http://schemas.openxmlformats.org/drawingml/2006/picture">
                 <pic:pic>
                   <pic:nvPicPr>
-                    <pic:cNvPr descr="h14-10-cfg-once-sonra.png" id="43" name="Picture"/>
+                    <pic:cNvPr descr="h14-10-cfg-once-sonra.png" id="40" name="Picture"/>
                     <pic:cNvPicPr>
                       <a:picLocks noChangeArrowheads="1" noChangeAspect="1"/>
                     </pic:cNvPicPr>
                   </pic:nvPicPr>
                   <pic:blipFill>
-                    <a:blip r:embed="rId41"/>
+                    <a:blip r:embed="rId38"/>
                     <a:stretch>
                       <a:fillRect/>
                     </a:stretch>
@@ -4027,9 +3992,9 @@
         <w:t xml:space="preserve">yavaş ama ayrıntılıdır.</w:t>
       </w:r>
     </w:p>
-    <w:bookmarkEnd w:id="44"/>
-    <w:bookmarkEnd w:id="45"/>
-    <w:bookmarkStart w:id="46" w:name="X7595dbec98663ef688490b310577d8a8fc36285"/>
+    <w:bookmarkEnd w:id="41"/>
+    <w:bookmarkEnd w:id="42"/>
+    <w:bookmarkStart w:id="43" w:name="X7595dbec98663ef688490b310577d8a8fc36285"/>
     <w:p>
       <w:pPr>
         <w:pStyle w:val="Heading3"/>
@@ -4379,9 +4344,9 @@
         </w:tc>
       </w:tr>
     </w:tbl>
-    <w:bookmarkEnd w:id="46"/>
-    <w:bookmarkEnd w:id="47"/>
-    <w:bookmarkStart w:id="62" w:name="kaynaktan-kaynağa-gizleme-nedir"/>
+    <w:bookmarkEnd w:id="43"/>
+    <w:bookmarkEnd w:id="44"/>
+    <w:bookmarkStart w:id="59" w:name="kaynaktan-kaynağa-gizleme-nedir"/>
     <w:p>
       <w:pPr>
         <w:pStyle w:val="Heading2"/>
@@ -4566,7 +4531,7 @@
         <w:t xml:space="preserve"> </w:t>
       </w:r>
       <w:r>
-        <w:t xml:space="preserve">fikrini ortaya atar: aynı işlev, farklı ikili.</w:t>
+        <w:t xml:space="preserve">fikrini ortaya atar: aynı işlev, farklı binary.</w:t>
       </w:r>
     </w:p>
     <w:p>
@@ -4588,7 +4553,35 @@
         <w:t xml:space="preserve"> </w:t>
       </w:r>
       <w:r>
-        <w:t xml:space="preserve">— Collberg vd. gizleme taksonomisi (9. hafta’nın temeli).</w:t>
+        <w:t xml:space="preserve">— Collberg, Thomborson, Low gizleme taksonomisi (9. hafta’nın temeli); aynı yıl Forrest, Somayaji,</w:t>
+      </w:r>
+      <w:r>
+        <w:t xml:space="preserve"> </w:t>
+      </w:r>
+      <w:r>
+        <w:t xml:space="preserve">Ackley ayrı bir kökten</w:t>
+      </w:r>
+      <w:r>
+        <w:t xml:space="preserve"> </w:t>
+      </w:r>
+      <w:r>
+        <w:rPr>
+          <w:b/>
+          <w:bCs/>
+        </w:rPr>
+        <w:t xml:space="preserve">çeşitlendirmeyi</w:t>
+      </w:r>
+      <w:r>
+        <w:t xml:space="preserve"> </w:t>
+      </w:r>
+      <w:r>
+        <w:t xml:space="preserve">savunur (</w:t>
+      </w:r>
+      <w:r>
+        <w:t xml:space="preserve">“Building Diverse Computer Systems”</w:t>
+      </w:r>
+      <w:r>
+        <w:t xml:space="preserve">).</w:t>
       </w:r>
     </w:p>
     <w:p>
@@ -4604,26 +4597,13 @@
           <w:b/>
           <w:bCs/>
         </w:rPr>
-        <w:t xml:space="preserve">2013</w:t>
-      </w:r>
-      <w:r>
-        <w:t xml:space="preserve"> </w:t>
-      </w:r>
-      <w:r>
-        <w:t xml:space="preserve">—</w:t>
-      </w:r>
-      <w:r>
-        <w:t xml:space="preserve"> </w:t>
-      </w:r>
-      <w:r>
-        <w:rPr>
-          <w:b/>
-          <w:bCs/>
-        </w:rPr>
-        <w:t xml:space="preserve">Obfuscator-LLVM (O-LLVM)</w:t>
-      </w:r>
-      <w:r>
-        <w:t xml:space="preserve">: derleyici tabanlı gizleme.</w:t>
+        <w:t xml:space="preserve">2002</w:t>
+      </w:r>
+      <w:r>
+        <w:t xml:space="preserve"> </w:t>
+      </w:r>
+      <w:r>
+        <w:t xml:space="preserve">— Necula vd., CIL: Tigress’in üzerine inşa edildiği ayrıştırma/yeniden-üretme altyapısı.</w:t>
       </w:r>
     </w:p>
     <w:p>
@@ -4639,7 +4619,7 @@
           <w:b/>
           <w:bCs/>
         </w:rPr>
-        <w:t xml:space="preserve">2010’lar</w:t>
+        <w:t xml:space="preserve">~2012–2013</w:t>
       </w:r>
       <w:r>
         <w:t xml:space="preserve"> </w:t>
@@ -4661,7 +4641,7 @@
         <w:t xml:space="preserve"> </w:t>
       </w:r>
       <w:r>
-        <w:t xml:space="preserve">(Christian Collberg): C için</w:t>
+        <w:t xml:space="preserve">(Christian Collberg, Arizona Üniversitesi): C için</w:t>
       </w:r>
       <w:r>
         <w:t xml:space="preserve"> </w:t>
@@ -4693,6 +4673,41 @@
           <w:b/>
           <w:bCs/>
         </w:rPr>
+        <w:t xml:space="preserve">2015</w:t>
+      </w:r>
+      <w:r>
+        <w:t xml:space="preserve"> </w:t>
+      </w:r>
+      <w:r>
+        <w:t xml:space="preserve">—</w:t>
+      </w:r>
+      <w:r>
+        <w:t xml:space="preserve"> </w:t>
+      </w:r>
+      <w:r>
+        <w:rPr>
+          <w:b/>
+          <w:bCs/>
+        </w:rPr>
+        <w:t xml:space="preserve">Obfuscator-LLVM (O-LLVM)</w:t>
+      </w:r>
+      <w:r>
+        <w:t xml:space="preserve">: derleyici tabanlı gizleme.</w:t>
+      </w:r>
+    </w:p>
+    <w:p>
+      <w:pPr>
+        <w:pStyle w:val="Compact"/>
+        <w:numPr>
+          <w:ilvl w:val="0"/>
+          <w:numId w:val="1003"/>
+        </w:numPr>
+      </w:pPr>
+      <w:r>
+        <w:rPr>
+          <w:b/>
+          <w:bCs/>
+        </w:rPr>
         <w:t xml:space="preserve">2016–2017</w:t>
       </w:r>
       <w:r>
@@ -4740,7 +4755,7 @@
         <w:t xml:space="preserve">kuralı.</w:t>
       </w:r>
     </w:p>
-    <w:bookmarkStart w:id="51" w:name="tarihçeyi-biraz-daha-açalım"/>
+    <w:bookmarkStart w:id="48" w:name="tarihçeyi-biraz-daha-açalım"/>
     <w:p>
       <w:pPr>
         <w:pStyle w:val="Heading3"/>
@@ -4873,56 +4888,98 @@
           <w:b/>
           <w:bCs/>
         </w:rPr>
-        <w:t xml:space="preserve">2013 — Obfuscator-LLVM (O-LLVM):</w:t>
-      </w:r>
-      <w:r>
-        <w:t xml:space="preserve"> </w:t>
-      </w:r>
-      <w:r>
-        <w:t xml:space="preserve">LLVM derleyici altyapısına eklenen açık kaynaklı bir gizleme geçidi;</w:t>
-      </w:r>
-      <w:r>
-        <w:t xml:space="preserve"> </w:t>
-      </w:r>
-      <w:r>
-        <w:t xml:space="preserve">düzleştirme ve opak yüklem gibi teknikleri</w:t>
-      </w:r>
-      <w:r>
-        <w:t xml:space="preserve"> </w:t>
-      </w:r>
-      <w:r>
-        <w:rPr>
-          <w:b/>
-          <w:bCs/>
-        </w:rPr>
-        <w:t xml:space="preserve">derleme sırasında</w:t>
-      </w:r>
-      <w:r>
-        <w:t xml:space="preserve">, ayrı bir kaynaktan-kaynağa adımı olmadan</w:t>
-      </w:r>
-      <w:r>
-        <w:t xml:space="preserve"> </w:t>
-      </w:r>
-      <w:r>
-        <w:t xml:space="preserve">uygular (9. hafta K-11). Tigress’ten farkı, kaynak kod yerine derleyicinin ara temsiline (IR) müdahale etmesidir —</w:t>
-      </w:r>
-      <w:r>
-        <w:t xml:space="preserve"> </w:t>
-      </w:r>
-      <w:r>
-        <w:t xml:space="preserve">bu yüzden O-LLVM’in çıktısını</w:t>
-      </w:r>
-      <w:r>
-        <w:t xml:space="preserve"> </w:t>
-      </w:r>
-      <w:r>
-        <w:t xml:space="preserve">“yine C kaynağı”</w:t>
-      </w:r>
-      <w:r>
-        <w:t xml:space="preserve"> </w:t>
-      </w:r>
-      <w:r>
-        <w:t xml:space="preserve">olarak göremezsiniz, doğrudan ikili üretir.</w:t>
+        <w:t xml:space="preserve">1997 — Forrest, Somayaji, Ackley,</w:t>
+      </w:r>
+      <w:r>
+        <w:rPr>
+          <w:b/>
+          <w:bCs/>
+        </w:rPr>
+        <w:t xml:space="preserve"> </w:t>
+      </w:r>
+      <w:r>
+        <w:rPr>
+          <w:b/>
+          <w:bCs/>
+        </w:rPr>
+        <w:t xml:space="preserve">“Building Diverse Computer Systems”</w:t>
+      </w:r>
+      <w:r>
+        <w:rPr>
+          <w:b/>
+          <w:bCs/>
+        </w:rPr>
+        <w:t xml:space="preserve">:</w:t>
+      </w:r>
+      <w:r>
+        <w:t xml:space="preserve"> </w:t>
+      </w:r>
+      <w:r>
+        <w:t xml:space="preserve">Cohen’in (1993) tekil gözleminden</w:t>
+      </w:r>
+      <w:r>
+        <w:t xml:space="preserve"> </w:t>
+      </w:r>
+      <w:r>
+        <w:t xml:space="preserve">bağımsız, ayrı bir kökten aynı fikri savundular: biyolojik sistemlerde çeşitlilik dayanıklılığın kaynağıyken</w:t>
+      </w:r>
+      <w:r>
+        <w:t xml:space="preserve"> </w:t>
+      </w:r>
+      <w:r>
+        <w:t xml:space="preserve">bilgisayarların</w:t>
+      </w:r>
+      <w:r>
+        <w:t xml:space="preserve"> </w:t>
+      </w:r>
+      <w:r>
+        <w:rPr>
+          <w:b/>
+          <w:bCs/>
+        </w:rPr>
+        <w:t xml:space="preserve">tek tip</w:t>
+      </w:r>
+      <w:r>
+        <w:t xml:space="preserve"> </w:t>
+      </w:r>
+      <w:r>
+        <w:t xml:space="preserve">olması bir zayıflıktır; yığın (stack) üzerindeki bellek düzenini rastgeleleştirmenin</w:t>
+      </w:r>
+      <w:r>
+        <w:t xml:space="preserve"> </w:t>
+      </w:r>
+      <w:r>
+        <w:t xml:space="preserve">basit bir taşma saldırısını nasıl bozduğunu gösterdiler — bugünün ASLR’ının ve bu haftaki</w:t>
+      </w:r>
+      <w:r>
+        <w:t xml:space="preserve"> </w:t>
+      </w:r>
+      <w:r>
+        <w:rPr>
+          <w:b/>
+          <w:bCs/>
+        </w:rPr>
+        <w:t xml:space="preserve">tohumla</w:t>
+      </w:r>
+      <w:r>
+        <w:rPr>
+          <w:b/>
+          <w:bCs/>
+        </w:rPr>
+        <w:t xml:space="preserve"> </w:t>
+      </w:r>
+      <w:r>
+        <w:rPr>
+          <w:b/>
+          <w:bCs/>
+        </w:rPr>
+        <w:t xml:space="preserve">çeşitlendirmenin</w:t>
+      </w:r>
+      <w:r>
+        <w:t xml:space="preserve"> </w:t>
+      </w:r>
+      <w:r>
+        <w:t xml:space="preserve">(bölüm 6) doğrudan akademik atasıdır.</w:t>
       </w:r>
     </w:p>
     <w:p>
@@ -4938,51 +4995,68 @@
           <w:b/>
           <w:bCs/>
         </w:rPr>
-        <w:t xml:space="preserve">2010’lar — Tigress:</w:t>
-      </w:r>
-      <w:r>
-        <w:t xml:space="preserve"> </w:t>
-      </w:r>
-      <w:r>
-        <w:t xml:space="preserve">Christian Collberg ve ekibi, 1997’deki taksonomiyi</w:t>
-      </w:r>
-      <w:r>
-        <w:t xml:space="preserve"> </w:t>
-      </w:r>
-      <w:r>
-        <w:rPr>
-          <w:b/>
-          <w:bCs/>
-        </w:rPr>
-        <w:t xml:space="preserve">çalışan bir kaynaktan-kaynağa araca</w:t>
-      </w:r>
-      <w:r>
-        <w:t xml:space="preserve"> </w:t>
-      </w:r>
-      <w:r>
-        <w:t xml:space="preserve">dönüştürdü; akademik dayanıklılık araştırmalarının (aşağıdaki Banescu çalışması dahil) fiili test platformu</w:t>
-      </w:r>
-      <w:r>
-        <w:t xml:space="preserve"> </w:t>
-      </w:r>
-      <w:r>
-        <w:t xml:space="preserve">hâline geldi — bu yüzden bu hafta Tigress’i öğrenmek, yalnız bir aracı değil, alanın</w:t>
-      </w:r>
-      <w:r>
-        <w:t xml:space="preserve"> </w:t>
-      </w:r>
-      <w:r>
-        <w:rPr>
-          <w:b/>
-          <w:bCs/>
-        </w:rPr>
-        <w:t xml:space="preserve">ortak ölçüm dilini</w:t>
-      </w:r>
-      <w:r>
-        <w:t xml:space="preserve"> </w:t>
-      </w:r>
-      <w:r>
-        <w:t xml:space="preserve">öğrenmek demektir.</w:t>
+        <w:t xml:space="preserve">2002 — Necula, McPeak, Rahul, Weimer, CIL:</w:t>
+      </w:r>
+      <w:r>
+        <w:t xml:space="preserve"> </w:t>
+      </w:r>
+      <w:r>
+        <w:t xml:space="preserve">“CIL: Intermediate Language and Tools for Analysis and</w:t>
+      </w:r>
+      <w:r>
+        <w:t xml:space="preserve"> </w:t>
+      </w:r>
+      <w:r>
+        <w:t xml:space="preserve">Transformation of C Programs”</w:t>
+      </w:r>
+      <w:r>
+        <w:t xml:space="preserve"> </w:t>
+      </w:r>
+      <w:r>
+        <w:t xml:space="preserve">(CC 2002), C programlarını ayrıştırıp yeniden üretmek için bir ara temsil ve araç</w:t>
+      </w:r>
+      <w:r>
+        <w:t xml:space="preserve"> </w:t>
+      </w:r>
+      <w:r>
+        <w:t xml:space="preserve">seti tanımladı. Tigress</w:t>
+      </w:r>
+      <w:r>
+        <w:t xml:space="preserve"> </w:t>
+      </w:r>
+      <w:r>
+        <w:rPr>
+          <w:b/>
+          <w:bCs/>
+        </w:rPr>
+        <w:t xml:space="preserve">CIL üzerine inşa edilmiştir</w:t>
+      </w:r>
+      <w:r>
+        <w:t xml:space="preserve">: kaynaktan kaynağa dönüşüm yapabilmesinin altyapısal</w:t>
+      </w:r>
+      <w:r>
+        <w:t xml:space="preserve"> </w:t>
+      </w:r>
+      <w:r>
+        <w:t xml:space="preserve">temeli budur — bu yüzden Tigress’in</w:t>
+      </w:r>
+      <w:r>
+        <w:t xml:space="preserve"> </w:t>
+      </w:r>
+      <w:r>
+        <w:t xml:space="preserve">“kaynak C’yi okur, yine C üretir”</w:t>
+      </w:r>
+      <w:r>
+        <w:t xml:space="preserve"> </w:t>
+      </w:r>
+      <w:r>
+        <w:t xml:space="preserve">yeteneği sıfırdan yazılmış değil, 2002’den</w:t>
+      </w:r>
+      <w:r>
+        <w:t xml:space="preserve"> </w:t>
+      </w:r>
+      <w:r>
+        <w:t xml:space="preserve">beri var olan bu ayrıştırma/yeniden-üretme altyapısına dayanır.</w:t>
       </w:r>
     </w:p>
     <w:p>
@@ -4998,6 +5072,251 @@
           <w:b/>
           <w:bCs/>
         </w:rPr>
+        <w:t xml:space="preserve">~2012–2013 — Tigress’in ilk kamuya açık sürümleri:</w:t>
+      </w:r>
+      <w:r>
+        <w:t xml:space="preserve"> </w:t>
+      </w:r>
+      <w:r>
+        <w:t xml:space="preserve">Kesin bir</w:t>
+      </w:r>
+      <w:r>
+        <w:t xml:space="preserve"> </w:t>
+      </w:r>
+      <w:r>
+        <w:t xml:space="preserve">“ilk sürüm”</w:t>
+      </w:r>
+      <w:r>
+        <w:t xml:space="preserve"> </w:t>
+      </w:r>
+      <w:r>
+        <w:t xml:space="preserve">tarihi resmî olarak ilan edilmemiş</w:t>
+      </w:r>
+      <w:r>
+        <w:t xml:space="preserve"> </w:t>
+      </w:r>
+      <w:r>
+        <w:t xml:space="preserve">olsa da, iki bağımsız kanıt bu aralığı doğrular: Kinder’in 2012 tarihli bir çalışması (WCRE 2012), Tigress</w:t>
+      </w:r>
+      <w:r>
+        <w:t xml:space="preserve"> </w:t>
+      </w:r>
+      <w:r>
+        <w:t xml:space="preserve">yazarlarının sağladığı sanallaştırma tabanlı gizlenmiş bir örnekten söz eder (Tigress’in o tarihte zaten</w:t>
+      </w:r>
+      <w:r>
+        <w:t xml:space="preserve"> </w:t>
+      </w:r>
+      <w:r>
+        <w:t xml:space="preserve">kullanılabilir olduğunun kanıtı); 2023 tarihli bir değerlendirme makalesi (</w:t>
+      </w:r>
+      <w:r>
+        <w:t xml:space="preserve">“Evaluation Methodologies in Software</w:t>
+      </w:r>
+      <w:r>
+        <w:t xml:space="preserve"> </w:t>
+      </w:r>
+      <w:r>
+        <w:t xml:space="preserve">Protection Research”</w:t>
+      </w:r>
+      <w:r>
+        <w:t xml:space="preserve">) ise Tigress’i</w:t>
+      </w:r>
+      <w:r>
+        <w:t xml:space="preserve"> </w:t>
+      </w:r>
+      <w:r>
+        <w:t xml:space="preserve">“on yıla yaklaşan”</w:t>
+      </w:r>
+      <w:r>
+        <w:t xml:space="preserve"> </w:t>
+      </w:r>
+      <w:r>
+        <w:t xml:space="preserve">bir araç olarak tanımlar (yani kökeni ~2013 civarına</w:t>
+      </w:r>
+      <w:r>
+        <w:t xml:space="preserve"> </w:t>
+      </w:r>
+      <w:r>
+        <w:t xml:space="preserve">dayanır). Christian Collberg ve ekibi (Arizona Üniversitesi), 1997’deki taksonomiyi bu dönemde</w:t>
+      </w:r>
+      <w:r>
+        <w:t xml:space="preserve"> </w:t>
+      </w:r>
+      <w:r>
+        <w:rPr>
+          <w:b/>
+          <w:bCs/>
+        </w:rPr>
+        <w:t xml:space="preserve">çalışan bir</w:t>
+      </w:r>
+      <w:r>
+        <w:rPr>
+          <w:b/>
+          <w:bCs/>
+        </w:rPr>
+        <w:t xml:space="preserve"> </w:t>
+      </w:r>
+      <w:r>
+        <w:rPr>
+          <w:b/>
+          <w:bCs/>
+        </w:rPr>
+        <w:t xml:space="preserve">kaynaktan-kaynağa araca</w:t>
+      </w:r>
+      <w:r>
+        <w:t xml:space="preserve"> </w:t>
+      </w:r>
+      <w:r>
+        <w:t xml:space="preserve">dönüştürdü; akademik dayanıklılık araştırmalarının (aşağıdaki Banescu çalışması dahil)</w:t>
+      </w:r>
+      <w:r>
+        <w:t xml:space="preserve"> </w:t>
+      </w:r>
+      <w:r>
+        <w:t xml:space="preserve">fiili test platformu hâline geldi — bu yüzden bu hafta Tigress’i öğrenmek, yalnız bir aracı değil, alanın</w:t>
+      </w:r>
+      <w:r>
+        <w:t xml:space="preserve"> </w:t>
+      </w:r>
+      <w:r>
+        <w:rPr>
+          <w:b/>
+          <w:bCs/>
+        </w:rPr>
+        <w:t xml:space="preserve">ortak</w:t>
+      </w:r>
+      <w:r>
+        <w:rPr>
+          <w:b/>
+          <w:bCs/>
+        </w:rPr>
+        <w:t xml:space="preserve"> </w:t>
+      </w:r>
+      <w:r>
+        <w:rPr>
+          <w:b/>
+          <w:bCs/>
+        </w:rPr>
+        <w:t xml:space="preserve">ölçüm dilini</w:t>
+      </w:r>
+      <w:r>
+        <w:t xml:space="preserve"> </w:t>
+      </w:r>
+      <w:r>
+        <w:t xml:space="preserve">öğrenmek demektir.</w:t>
+      </w:r>
+    </w:p>
+    <w:p>
+      <w:pPr>
+        <w:pStyle w:val="Compact"/>
+        <w:numPr>
+          <w:ilvl w:val="0"/>
+          <w:numId w:val="1004"/>
+        </w:numPr>
+      </w:pPr>
+      <w:r>
+        <w:rPr>
+          <w:b/>
+          <w:bCs/>
+        </w:rPr>
+        <w:t xml:space="preserve">2015 — Obfuscator-LLVM (O-LLVM):</w:t>
+      </w:r>
+      <w:r>
+        <w:t xml:space="preserve"> </w:t>
+      </w:r>
+      <w:r>
+        <w:t xml:space="preserve">Junod, Rinaldini, Wehrli, Michielin,</w:t>
+      </w:r>
+      <w:r>
+        <w:t xml:space="preserve"> </w:t>
+      </w:r>
+      <w:r>
+        <w:t xml:space="preserve">“Obfuscator-LLVM — Software Protection</w:t>
+      </w:r>
+      <w:r>
+        <w:t xml:space="preserve"> </w:t>
+      </w:r>
+      <w:r>
+        <w:t xml:space="preserve">for the Masses”</w:t>
+      </w:r>
+      <w:r>
+        <w:t xml:space="preserve"> </w:t>
+      </w:r>
+      <w:r>
+        <w:t xml:space="preserve">(SPRO 2015, ICSE ile birlikte düzenlenen 1. Yazılım Koruması Çalıştayı). LLVM derleyici</w:t>
+      </w:r>
+      <w:r>
+        <w:t xml:space="preserve"> </w:t>
+      </w:r>
+      <w:r>
+        <w:t xml:space="preserve">altyapısına eklenen açık kaynaklı bir gizleme geçidi; düzleştirme ve opak yüklem gibi teknikleri</w:t>
+      </w:r>
+      <w:r>
+        <w:t xml:space="preserve"> </w:t>
+      </w:r>
+      <w:r>
+        <w:rPr>
+          <w:b/>
+          <w:bCs/>
+        </w:rPr>
+        <w:t xml:space="preserve">derleme</w:t>
+      </w:r>
+      <w:r>
+        <w:rPr>
+          <w:b/>
+          <w:bCs/>
+        </w:rPr>
+        <w:t xml:space="preserve"> </w:t>
+      </w:r>
+      <w:r>
+        <w:rPr>
+          <w:b/>
+          <w:bCs/>
+        </w:rPr>
+        <w:t xml:space="preserve">sırasında</w:t>
+      </w:r>
+      <w:r>
+        <w:t xml:space="preserve">, ayrı bir kaynaktan-kaynağa adımı olmadan uygular (9. hafta K-11). Tigress’ten farkı, kaynak kod</w:t>
+      </w:r>
+      <w:r>
+        <w:t xml:space="preserve"> </w:t>
+      </w:r>
+      <w:r>
+        <w:t xml:space="preserve">yerine derleyicinin ara temsiline (IR) müdahale etmesidir — bu yüzden O-LLVM’in çıktısını</w:t>
+      </w:r>
+      <w:r>
+        <w:t xml:space="preserve"> </w:t>
+      </w:r>
+      <w:r>
+        <w:t xml:space="preserve">“yine C kaynağı”</w:t>
+      </w:r>
+      <w:r>
+        <w:t xml:space="preserve"> </w:t>
+      </w:r>
+      <w:r>
+        <w:t xml:space="preserve">olarak</w:t>
+      </w:r>
+      <w:r>
+        <w:t xml:space="preserve"> </w:t>
+      </w:r>
+      <w:r>
+        <w:t xml:space="preserve">göremezsiniz, doğrudan binary üretir.</w:t>
+      </w:r>
+    </w:p>
+    <w:p>
+      <w:pPr>
+        <w:pStyle w:val="Compact"/>
+        <w:numPr>
+          <w:ilvl w:val="0"/>
+          <w:numId w:val="1004"/>
+        </w:numPr>
+      </w:pPr>
+      <w:r>
+        <w:rPr>
+          <w:b/>
+          <w:bCs/>
+        </w:rPr>
         <w:t xml:space="preserve">2016–2017 — Banescu vd.:</w:t>
       </w:r>
       <w:r>
@@ -5059,45 +5378,45 @@
         <w:pStyle w:val="FirstParagraph"/>
       </w:pPr>
       <w:r>
-        <w:t xml:space="preserve">Bu beş nokta, aslında tek bir çizginin parçalarıdır:</w:t>
-      </w:r>
-      <w:r>
-        <w:t xml:space="preserve"> </w:t>
-      </w:r>
-      <w:r>
-        <w:rPr>
-          <w:b/>
-          <w:bCs/>
-        </w:rPr>
-        <w:t xml:space="preserve">fikir (1993) → sınıflandırma (1997) → iki farklı uygulama</w:t>
-      </w:r>
-      <w:r>
-        <w:rPr>
-          <w:b/>
-          <w:bCs/>
-        </w:rPr>
-        <w:t xml:space="preserve"> </w:t>
-      </w:r>
-      <w:r>
-        <w:rPr>
-          <w:b/>
-          <w:bCs/>
-        </w:rPr>
-        <w:t xml:space="preserve">yolu: derleyici tabanlı (2013) ve kaynaktan-kaynağa (2010’lar) → o uygulamanın bilimsel olarak sınanması</w:t>
-      </w:r>
-      <w:r>
-        <w:rPr>
-          <w:b/>
-          <w:bCs/>
-        </w:rPr>
-        <w:t xml:space="preserve"> </w:t>
-      </w:r>
-      <w:r>
-        <w:rPr>
-          <w:b/>
-          <w:bCs/>
-        </w:rPr>
-        <w:t xml:space="preserve">(2016–2017).</w:t>
+        <w:t xml:space="preserve">Bu yedi nokta, aslında tek bir çizginin parçalarıdır:</w:t>
+      </w:r>
+      <w:r>
+        <w:t xml:space="preserve"> </w:t>
+      </w:r>
+      <w:r>
+        <w:rPr>
+          <w:b/>
+          <w:bCs/>
+        </w:rPr>
+        <w:t xml:space="preserve">iki bağımsız çeşitlendirme fikri (1993, 1997) →</w:t>
+      </w:r>
+      <w:r>
+        <w:rPr>
+          <w:b/>
+          <w:bCs/>
+        </w:rPr>
+        <w:t xml:space="preserve"> </w:t>
+      </w:r>
+      <w:r>
+        <w:rPr>
+          <w:b/>
+          <w:bCs/>
+        </w:rPr>
+        <w:t xml:space="preserve">sınıflandırma (1997) → altyapı (2002) → iki farklı uygulama yolu: kaynaktan-kaynağa (~2012–2013) ve derleyici</w:t>
+      </w:r>
+      <w:r>
+        <w:rPr>
+          <w:b/>
+          <w:bCs/>
+        </w:rPr>
+        <w:t xml:space="preserve"> </w:t>
+      </w:r>
+      <w:r>
+        <w:rPr>
+          <w:b/>
+          <w:bCs/>
+        </w:rPr>
+        <w:t xml:space="preserve">tabanlı (2015) → o uygulamanın bilimsel olarak sınanması (2016–2017).</w:t>
       </w:r>
       <w:r>
         <w:t xml:space="preserve"> </w:t>
@@ -5113,19 +5432,27 @@
           <w:b/>
           <w:bCs/>
         </w:rPr>
-        <w:t xml:space="preserve">son iki adımını</w:t>
-      </w:r>
-      <w:r>
-        <w:t xml:space="preserve"> </w:t>
-      </w:r>
-      <w:r>
-        <w:t xml:space="preserve">(Tigress’i kullanmak ve onu Banescu’nun yöntemiyle</w:t>
-      </w:r>
-      <w:r>
-        <w:t xml:space="preserve"> </w:t>
-      </w:r>
-      <w:r>
-        <w:t xml:space="preserve">değerlendirmeyi anlamak — bölüm 7) uyguluyoruz.</w:t>
+        <w:t xml:space="preserve">Tigress’i kullanma</w:t>
+      </w:r>
+      <w:r>
+        <w:rPr>
+          <w:b/>
+          <w:bCs/>
+        </w:rPr>
+        <w:t xml:space="preserve"> </w:t>
+      </w:r>
+      <w:r>
+        <w:rPr>
+          <w:b/>
+          <w:bCs/>
+        </w:rPr>
+        <w:t xml:space="preserve">ve onu Banescu’nun yöntemiyle değerlendirmeyi anlama</w:t>
+      </w:r>
+      <w:r>
+        <w:t xml:space="preserve"> </w:t>
+      </w:r>
+      <w:r>
+        <w:t xml:space="preserve">adımlarını (bölüm 7) uyguluyoruz.</w:t>
       </w:r>
     </w:p>
     <w:p>
@@ -5196,18 +5523,18 @@
           <wp:inline>
             <wp:extent cx="5759999" cy="1936438"/>
             <wp:effectExtent b="0" l="0" r="0" t="0"/>
-            <wp:docPr descr="Kaynak sizde kalır, gizlenmiş sürüm dağıtılır" title="" id="49" name="Picture"/>
+            <wp:docPr descr="Kaynak sizde kalır, gizlenmiş sürüm dağıtılır" title="" id="46" name="Picture"/>
             <a:graphic>
               <a:graphicData uri="http://schemas.openxmlformats.org/drawingml/2006/picture">
                 <pic:pic>
                   <pic:nvPicPr>
-                    <pic:cNvPr descr="h14-02-el-ile-vs-arac.png" id="50" name="Picture"/>
+                    <pic:cNvPr descr="h14-02-el-ile-vs-arac.png" id="47" name="Picture"/>
                     <pic:cNvPicPr>
                       <a:picLocks noChangeArrowheads="1" noChangeAspect="1"/>
                     </pic:cNvPicPr>
                   </pic:nvPicPr>
                   <pic:blipFill>
-                    <a:blip r:embed="rId48"/>
+                    <a:blip r:embed="rId45"/>
                     <a:stretch>
                       <a:fillRect/>
                     </a:stretch>
@@ -5298,8 +5625,8 @@
         <w:t xml:space="preserve">okunur kaynakta kalır, dağıtılan kaynak gizlidir.</w:t>
       </w:r>
     </w:p>
-    <w:bookmarkEnd w:id="51"/>
-    <w:bookmarkStart w:id="52" w:name="tigress-nedir-nereye-oturur"/>
+    <w:bookmarkEnd w:id="48"/>
+    <w:bookmarkStart w:id="49" w:name="tigress-nedir-nereye-oturur"/>
     <w:p>
       <w:pPr>
         <w:pStyle w:val="Heading3"/>
@@ -5553,8 +5880,8 @@
         <w:t xml:space="preserve">koduna, kendi makinesinde uygulanır.</w:t>
       </w:r>
     </w:p>
-    <w:bookmarkEnd w:id="52"/>
-    <w:bookmarkStart w:id="57" w:name="neden-bir-araç-el-ile-değil"/>
+    <w:bookmarkEnd w:id="49"/>
+    <w:bookmarkStart w:id="54" w:name="neden-bir-araç-el-ile-değil"/>
     <w:p>
       <w:pPr>
         <w:pStyle w:val="Heading3"/>
@@ -5816,7 +6143,7 @@
         <w:t xml:space="preserve">dayandığını ölçen araştırmaların (bölüm 7) baş öznesidir.</w:t>
       </w:r>
     </w:p>
-    <w:bookmarkStart w:id="56" w:name="hangi-koda-ne-kadar-gizleme-karar-akışı"/>
+    <w:bookmarkStart w:id="53" w:name="hangi-koda-ne-kadar-gizleme-karar-akışı"/>
     <w:p>
       <w:pPr>
         <w:pStyle w:val="Heading4"/>
@@ -5956,18 +6283,18 @@
           <wp:inline>
             <wp:extent cx="5759999" cy="3829640"/>
             <wp:effectExtent b="0" l="0" r="0" t="0"/>
-            <wp:docPr descr="Hangi koda ne kadar gizleme: karar akışı" title="" id="54" name="Picture"/>
+            <wp:docPr descr="Hangi koda ne kadar gizleme: karar akışı" title="" id="51" name="Picture"/>
             <a:graphic>
               <a:graphicData uri="http://schemas.openxmlformats.org/drawingml/2006/picture">
                 <pic:pic>
                   <pic:nvPicPr>
-                    <pic:cNvPr descr="h14-09-karar-akisi.png" id="55" name="Picture"/>
+                    <pic:cNvPr descr="h14-09-karar-akisi.png" id="52" name="Picture"/>
                     <pic:cNvPicPr>
                       <a:picLocks noChangeArrowheads="1" noChangeAspect="1"/>
                     </pic:cNvPicPr>
                   </pic:nvPicPr>
                   <pic:blipFill>
-                    <a:blip r:embed="rId53"/>
+                    <a:blip r:embed="rId50"/>
                     <a:stretch>
                       <a:fillRect/>
                     </a:stretch>
@@ -5994,9 +6321,9 @@
         </w:drawing>
       </w:r>
     </w:p>
-    <w:bookmarkEnd w:id="56"/>
-    <w:bookmarkEnd w:id="57"/>
-    <w:bookmarkStart w:id="58" w:name="X19caf0bc275692b6b7baaeba0bb3f05fa8cd12c"/>
+    <w:bookmarkEnd w:id="53"/>
+    <w:bookmarkEnd w:id="54"/>
+    <w:bookmarkStart w:id="55" w:name="X19caf0bc275692b6b7baaeba0bb3f05fa8cd12c"/>
     <w:p>
       <w:pPr>
         <w:pStyle w:val="Heading3"/>
@@ -6079,7 +6406,7 @@
           <w:b/>
           <w:bCs/>
         </w:rPr>
-        <w:t xml:space="preserve">ÖNCE — temiz.c (K-07 uygulanmadan, elle yazılmış hâliyle aynı başlangıç noktası)</w:t>
+        <w:t xml:space="preserve">ÖNCE — source.c (K-07 uygulanmadan, elle yazılmış hâliyle aynı başlangıç noktası)</w:t>
       </w:r>
     </w:p>
     <w:p>
@@ -6096,7 +6423,7 @@
         <w:rPr>
           <w:rStyle w:val="NormalTok"/>
         </w:rPr>
-        <w:t xml:space="preserve"> erisim_ver</w:t>
+        <w:t xml:space="preserve"> grant_access</w:t>
       </w:r>
       <w:r>
         <w:rPr>
@@ -6138,7 +6465,7 @@
         <w:rPr>
           <w:rStyle w:val="NormalTok"/>
         </w:rPr>
-        <w:t xml:space="preserve">jeton</w:t>
+        <w:t xml:space="preserve">token</w:t>
       </w:r>
       <w:r>
         <w:rPr>
@@ -6189,7 +6516,7 @@
         <w:rPr>
           <w:rStyle w:val="NormalTok"/>
         </w:rPr>
-        <w:t xml:space="preserve">jeton_gecerli</w:t>
+        <w:t xml:space="preserve">token_is_valid</w:t>
       </w:r>
       <w:r>
         <w:rPr>
@@ -6201,7 +6528,7 @@
         <w:rPr>
           <w:rStyle w:val="NormalTok"/>
         </w:rPr>
-        <w:t xml:space="preserve">jeton</w:t>
+        <w:t xml:space="preserve">token</w:t>
       </w:r>
       <w:r>
         <w:rPr>
@@ -6225,7 +6552,7 @@
         <w:rPr>
           <w:rStyle w:val="NormalTok"/>
         </w:rPr>
-        <w:t xml:space="preserve"> IZIN</w:t>
+        <w:t xml:space="preserve"> GRANTED</w:t>
       </w:r>
       <w:r>
         <w:rPr>
@@ -6264,7 +6591,7 @@
         <w:rPr>
           <w:rStyle w:val="NormalTok"/>
         </w:rPr>
-        <w:t xml:space="preserve"> RED</w:t>
+        <w:t xml:space="preserve"> DENIED</w:t>
       </w:r>
       <w:r>
         <w:rPr>
@@ -6308,7 +6635,7 @@
         <w:rPr>
           <w:rStyle w:val="NormalTok"/>
         </w:rPr>
-        <w:t xml:space="preserve"> erisim_ver</w:t>
+        <w:t xml:space="preserve"> grant_access</w:t>
       </w:r>
       <w:r>
         <w:rPr>
@@ -6350,7 +6677,7 @@
         <w:rPr>
           <w:rStyle w:val="NormalTok"/>
         </w:rPr>
-        <w:t xml:space="preserve">jeton</w:t>
+        <w:t xml:space="preserve">token</w:t>
       </w:r>
       <w:r>
         <w:rPr>
@@ -6383,7 +6710,7 @@
         <w:rPr>
           <w:rStyle w:val="CommentTok"/>
         </w:rPr>
-        <w:t xml:space="preserve">/* IZIN ve RED artık düz sabit değil; çalışma anında bir kod-çözme adımından geçer.</w:t>
+        <w:t xml:space="preserve">/* GRANTED ve DENIED artık düz sabit değil; çalışma anında bir kod-çözme adımından geçer.</w:t>
       </w:r>
       <w:r>
         <w:br/>
@@ -6434,7 +6761,7 @@
         <w:rPr>
           <w:rStyle w:val="NormalTok"/>
         </w:rPr>
-        <w:t xml:space="preserve">jeton_gecerli</w:t>
+        <w:t xml:space="preserve">token_is_valid</w:t>
       </w:r>
       <w:r>
         <w:rPr>
@@ -6446,7 +6773,7 @@
         <w:rPr>
           <w:rStyle w:val="NormalTok"/>
         </w:rPr>
-        <w:t xml:space="preserve">jeton</w:t>
+        <w:t xml:space="preserve">token</w:t>
       </w:r>
       <w:r>
         <w:rPr>
@@ -6470,7 +6797,7 @@
         <w:rPr>
           <w:rStyle w:val="NormalTok"/>
         </w:rPr>
-        <w:t xml:space="preserve"> _cozul_sabit_0x9F2A</w:t>
+        <w:t xml:space="preserve"> _decoded_constant_0x9F2A</w:t>
       </w:r>
       <w:r>
         <w:rPr>
@@ -6488,7 +6815,7 @@
         <w:rPr>
           <w:rStyle w:val="CommentTok"/>
         </w:rPr>
-        <w:t xml:space="preserve">/* == IZIN, ama kaynakta IZIN yazmıyor */</w:t>
+        <w:t xml:space="preserve">/* == GRANTED, ama kaynakta GRANTED yazmıyor */</w:t>
       </w:r>
       <w:r>
         <w:br/>
@@ -6509,7 +6836,7 @@
         <w:rPr>
           <w:rStyle w:val="NormalTok"/>
         </w:rPr>
-        <w:t xml:space="preserve"> _cozul_sabit_0x117C</w:t>
+        <w:t xml:space="preserve"> _decoded_constant_0x117C</w:t>
       </w:r>
       <w:r>
         <w:rPr>
@@ -6527,7 +6854,7 @@
         <w:rPr>
           <w:rStyle w:val="CommentTok"/>
         </w:rPr>
-        <w:t xml:space="preserve">/* == RED */</w:t>
+        <w:t xml:space="preserve">/* == DENIED */</w:t>
       </w:r>
       <w:r>
         <w:br/>
@@ -6631,7 +6958,7 @@
         <w:rPr>
           <w:rStyle w:val="VerbatimChar"/>
         </w:rPr>
-        <w:t xml:space="preserve">_cozul_sabit_0x9F2A()</w:t>
+        <w:t xml:space="preserve">_decoded_constant_0x9F2A()</w:t>
       </w:r>
       <w:r>
         <w:t xml:space="preserve"> </w:t>
@@ -6662,7 +6989,7 @@
         <w:rPr>
           <w:rStyle w:val="VerbatimChar"/>
         </w:rPr>
-        <w:t xml:space="preserve">--Functions=erisim_ver</w:t>
+        <w:t xml:space="preserve">--Functions=grant_access</w:t>
       </w:r>
       <w:r>
         <w:t xml:space="preserve"> </w:t>
@@ -6701,7 +7028,7 @@
           <w:b/>
           <w:bCs/>
         </w:rPr>
-        <w:t xml:space="preserve">gizli.c</w:t>
+        <w:t xml:space="preserve">variant.c</w:t>
       </w:r>
       <w:r>
         <w:rPr>
@@ -6729,7 +7056,7 @@
         <w:rPr>
           <w:rStyle w:val="VerbatimChar"/>
         </w:rPr>
-        <w:t xml:space="preserve">gizli.c</w:t>
+        <w:t xml:space="preserve">variant.c</w:t>
       </w:r>
       <w:r>
         <w:t xml:space="preserve">) açıp</w:t>
@@ -6781,7 +7108,7 @@
         <w:rPr>
           <w:rStyle w:val="VerbatimChar"/>
         </w:rPr>
-        <w:t xml:space="preserve">temiz.c</w:t>
+        <w:t xml:space="preserve">source.c</w:t>
       </w:r>
       <w:r>
         <w:t xml:space="preserve">’den yeniden üretir), (2) dönüşümün varsaydığı iç yapıyı (ör. düzleştirilmiş</w:t>
@@ -6843,7 +7170,7 @@
         <w:rPr>
           <w:rStyle w:val="VerbatimChar"/>
         </w:rPr>
-        <w:t xml:space="preserve">temiz.c</w:t>
+        <w:t xml:space="preserve">source.c</w:t>
       </w:r>
       <w:r>
         <w:t xml:space="preserve">’yi (orijinal, okunur</w:t>
@@ -6861,7 +7188,7 @@
         <w:rPr>
           <w:rStyle w:val="VerbatimChar"/>
         </w:rPr>
-        <w:t xml:space="preserve">gizli.c</w:t>
+        <w:t xml:space="preserve">variant.c</w:t>
       </w:r>
       <w:r>
         <w:t xml:space="preserve"> </w:t>
@@ -6907,8 +7234,8 @@
         <w:t xml:space="preserve">dosyasına elle dokunmadığınız gibi.</w:t>
       </w:r>
     </w:p>
-    <w:bookmarkEnd w:id="58"/>
-    <w:bookmarkStart w:id="59" w:name="Xb68f066b7e63045c1fecf22f2209c8170f6f428"/>
+    <w:bookmarkEnd w:id="55"/>
+    <w:bookmarkStart w:id="56" w:name="Xb68f066b7e63045c1fecf22f2209c8170f6f428"/>
     <w:p>
       <w:pPr>
         <w:pStyle w:val="Heading3"/>
@@ -7200,8 +7527,8 @@
         <w:t xml:space="preserve">tavsiyesinin de altında yatan pratik nedendir.</w:t>
       </w:r>
     </w:p>
-    <w:bookmarkEnd w:id="59"/>
-    <w:bookmarkStart w:id="61" w:name="X2ffc11ddd803b802df2df832a11c128f0af6fd9"/>
+    <w:bookmarkEnd w:id="56"/>
+    <w:bookmarkStart w:id="58" w:name="X2ffc11ddd803b802df2df832a11c128f0af6fd9"/>
     <w:p>
       <w:pPr>
         <w:pStyle w:val="Heading3"/>
@@ -7758,7 +8085,7 @@
       <w:r>
         <w:t xml:space="preserve"> </w:t>
       </w:r>
-      <w:hyperlink r:id="rId60">
+      <w:hyperlink r:id="rId57">
         <w:r>
           <w:rPr>
             <w:rStyle w:val="Hyperlink"/>
@@ -7785,8 +8112,8 @@
         <w:t xml:space="preserve">karşılığıdır.</w:t>
       </w:r>
     </w:p>
-    <w:bookmarkEnd w:id="61"/>
-    <w:bookmarkEnd w:id="62"/>
+    <w:bookmarkEnd w:id="58"/>
+    <w:bookmarkEnd w:id="59"/>
     <w:bookmarkStart w:id="70" w:name="X6273d18c9d872fcca83fdc002f913daa115c6a5"/>
     <w:p>
       <w:pPr>
@@ -7825,18 +8152,18 @@
           <wp:inline>
             <wp:extent cx="5759999" cy="1890410"/>
             <wp:effectExtent b="0" l="0" r="0" t="0"/>
-            <wp:docPr descr="Dayanıklılık ile maliyet arasındaki ödünleşim" title="" id="64" name="Picture"/>
+            <wp:docPr descr="Dayanıklılık ile maliyet arasındaki ödünleşim" title="" id="61" name="Picture"/>
             <a:graphic>
               <a:graphicData uri="http://schemas.openxmlformats.org/drawingml/2006/picture">
                 <pic:pic>
                   <pic:nvPicPr>
-                    <pic:cNvPr descr="h14-08-dayaniklilik-maliyet.png" id="65" name="Picture"/>
+                    <pic:cNvPr descr="h14-08-dayaniklilik-maliyet.png" id="62" name="Picture"/>
                     <pic:cNvPicPr>
                       <a:picLocks noChangeArrowheads="1" noChangeAspect="1"/>
                     </pic:cNvPicPr>
                   </pic:nvPicPr>
                   <pic:blipFill>
-                    <a:blip r:embed="rId63"/>
+                    <a:blip r:embed="rId60"/>
                     <a:stretch>
                       <a:fillRect/>
                     </a:stretch>
@@ -7883,7 +8210,7 @@
         <w:rPr>
           <w:rStyle w:val="CommentTok"/>
         </w:rPr>
-        <w:t xml:space="preserve"># girdi: temiz.c  → çıktı: gizli.c  (sonra normal derlenir)</w:t>
+        <w:t xml:space="preserve"># girdi: source.c  → çıktı: variant.c  (sonra normal derlenir)</w:t>
       </w:r>
       <w:r>
         <w:br/>
@@ -7934,7 +8261,7 @@
         <w:rPr>
           <w:rStyle w:val="NormalTok"/>
         </w:rPr>
-        <w:t xml:space="preserve">erisim_ver </w:t>
+        <w:t xml:space="preserve">grant_access </w:t>
       </w:r>
       <w:r>
         <w:rPr>
@@ -7967,7 +8294,7 @@
         <w:rPr>
           <w:rStyle w:val="NormalTok"/>
         </w:rPr>
-        <w:t xml:space="preserve">gizli.c temiz.c</w:t>
+        <w:t xml:space="preserve">variant.c source.c</w:t>
       </w:r>
       <w:r>
         <w:br/>
@@ -7994,7 +8321,7 @@
         <w:rPr>
           <w:rStyle w:val="NormalTok"/>
         </w:rPr>
-        <w:t xml:space="preserve"> program gizli.c</w:t>
+        <w:t xml:space="preserve"> program variant.c</w:t>
       </w:r>
     </w:p>
     <w:p>
@@ -8118,7 +8445,7 @@
         <w:t xml:space="preserve">derlersiniz. Gizleme, derleme hattına eklenen bir adımdır.</w:t>
       </w:r>
     </w:p>
-    <w:bookmarkStart w:id="66" w:name="X4f98ee673a089fbe58f273b8cc4e010c698a949"/>
+    <w:bookmarkStart w:id="63" w:name="X4f98ee673a089fbe58f273b8cc4e010c698a949"/>
     <w:p>
       <w:pPr>
         <w:pStyle w:val="Heading3"/>
@@ -8150,7 +8477,7 @@
         <w:rPr>
           <w:rStyle w:val="VerbatimChar"/>
         </w:rPr>
-        <w:t xml:space="preserve">--Functions=erisim_ver</w:t>
+        <w:t xml:space="preserve">--Functions=grant_access</w:t>
       </w:r>
       <w:r>
         <w:t xml:space="preserve"> </w:t>
@@ -8224,7 +8551,7 @@
               <w:rPr>
                 <w:rStyle w:val="VerbatimChar"/>
               </w:rPr>
-              <w:t xml:space="preserve">--Functions=erisim_ver</w:t>
+              <w:t xml:space="preserve">--Functions=grant_access</w:t>
             </w:r>
             <w:r>
               <w:t xml:space="preserve">)</w:t>
@@ -8599,8 +8926,8 @@
         <w:t xml:space="preserve">mantığıyla genişletmeyin.</w:t>
       </w:r>
     </w:p>
-    <w:bookmarkEnd w:id="66"/>
-    <w:bookmarkStart w:id="68" w:name="Xa32376cdcc6749a4e5d34efa3797e45f1904386"/>
+    <w:bookmarkEnd w:id="63"/>
+    <w:bookmarkStart w:id="68" w:name="Xc7b6b6190ee6926c293de7794c3ab7662dd10ff"/>
     <w:p>
       <w:pPr>
         <w:pStyle w:val="Heading3"/>
@@ -8615,7 +8942,7 @@
         <w:rPr>
           <w:rStyle w:val="VerbatimChar"/>
         </w:rPr>
-        <w:t xml:space="preserve">tigress-hatti.sh</w:t>
+        <w:t xml:space="preserve">demo.sh</w:t>
       </w:r>
       <w:r>
         <w:t xml:space="preserve"> </w:t>
@@ -8635,7 +8962,7 @@
         <w:rPr>
           <w:rStyle w:val="VerbatimChar"/>
         </w:rPr>
-        <w:t xml:space="preserve">code/week-14/01-kaynaktan-kaynaga/tigress-hatti.sh</w:t>
+        <w:t xml:space="preserve">code/week-14/01-source-to-source/demo.sh</w:t>
       </w:r>
       <w:r>
         <w:t xml:space="preserve">)</w:t>
@@ -8725,7 +9052,7 @@
       <w:r>
         <w:t xml:space="preserve"> </w:t>
       </w:r>
-      <w:hyperlink r:id="rId67">
+      <w:hyperlink r:id="rId64">
         <w:r>
           <w:rPr>
             <w:rStyle w:val="Hyperlink"/>
@@ -8814,7 +9141,7 @@
         <w:rPr>
           <w:rStyle w:val="NormalTok"/>
         </w:rPr>
-        <w:t xml:space="preserve"> ornek_temiz ornek.c </w:t>
+        <w:t xml:space="preserve"> access_original source.c </w:t>
       </w:r>
       <w:r>
         <w:rPr>
@@ -8832,7 +9159,7 @@
         <w:rPr>
           <w:rStyle w:val="ExtensionTok"/>
         </w:rPr>
-        <w:t xml:space="preserve">./ornek_temiz</w:t>
+        <w:t xml:space="preserve">./access_original</w:t>
       </w:r>
       <w:r>
         <w:rPr>
@@ -8868,7 +9195,7 @@
         <w:rPr>
           <w:rStyle w:val="ExtensionTok"/>
         </w:rPr>
-        <w:t xml:space="preserve">./ornek_temiz</w:t>
+        <w:t xml:space="preserve">./access_original</w:t>
       </w:r>
       <w:r>
         <w:rPr>
@@ -8897,7 +9224,7 @@
         <w:rPr>
           <w:rStyle w:val="VerbatimChar"/>
         </w:rPr>
-        <w:t xml:space="preserve">ornek.c</w:t>
+        <w:t xml:space="preserve">source.c</w:t>
       </w:r>
       <w:r>
         <w:t xml:space="preserve">’yi (bölüm 0’da tanımladığımız</w:t>
@@ -8909,7 +9236,7 @@
         <w:rPr>
           <w:rStyle w:val="VerbatimChar"/>
         </w:rPr>
-        <w:t xml:space="preserve">erisim_ver</w:t>
+        <w:t xml:space="preserve">grant_access</w:t>
       </w:r>
       <w:r>
         <w:t xml:space="preserve"> </w:t>
@@ -8992,7 +9319,7 @@
         <w:rPr>
           <w:rStyle w:val="VerbatimChar"/>
         </w:rPr>
-        <w:t xml:space="preserve">erisim_ver("CEN429-OK") = IZIN</w:t>
+        <w:t xml:space="preserve">grant_access("CEN429-OK") = GRANTED</w:t>
       </w:r>
       <w:r>
         <w:br/>
@@ -9001,7 +9328,7 @@
         <w:rPr>
           <w:rStyle w:val="VerbatimChar"/>
         </w:rPr>
-        <w:t xml:space="preserve">erisim_ver("yanlis") = RED</w:t>
+        <w:t xml:space="preserve">grant_access("yanlis") = DENIED</w:t>
       </w:r>
     </w:p>
     <w:p>
@@ -9104,7 +9431,7 @@
           <w:b/>
           <w:bCs/>
         </w:rPr>
-        <w:t xml:space="preserve">Betiğin çalıştırdığı gerçek komut (tigress-hatti.sh içinden)</w:t>
+        <w:t xml:space="preserve">Betiğin çalıştırdığı gerçek komut (demo.sh içinden)</w:t>
       </w:r>
     </w:p>
     <w:p>
@@ -9190,7 +9517,7 @@
         <w:rPr>
           <w:rStyle w:val="NormalTok"/>
         </w:rPr>
-        <w:t xml:space="preserve">erisim_ver </w:t>
+        <w:t xml:space="preserve">grant_access </w:t>
       </w:r>
       <w:r>
         <w:rPr>
@@ -9241,7 +9568,7 @@
         <w:rPr>
           <w:rStyle w:val="NormalTok"/>
         </w:rPr>
-        <w:t xml:space="preserve">erisim_ver </w:t>
+        <w:t xml:space="preserve">grant_access </w:t>
       </w:r>
       <w:r>
         <w:rPr>
@@ -9292,7 +9619,7 @@
         <w:rPr>
           <w:rStyle w:val="NormalTok"/>
         </w:rPr>
-        <w:t xml:space="preserve">erisim_ver </w:t>
+        <w:t xml:space="preserve">grant_access </w:t>
       </w:r>
       <w:r>
         <w:rPr>
@@ -9394,7 +9721,7 @@
         <w:rPr>
           <w:rStyle w:val="NormalTok"/>
         </w:rPr>
-        <w:t xml:space="preserve">erisim_ver </w:t>
+        <w:t xml:space="preserve">grant_access </w:t>
       </w:r>
       <w:r>
         <w:rPr>
@@ -9445,7 +9772,7 @@
         <w:rPr>
           <w:rStyle w:val="NormalTok"/>
         </w:rPr>
-        <w:t xml:space="preserve">gizli.c ornek.c</w:t>
+        <w:t xml:space="preserve">variant.c source.c</w:t>
       </w:r>
     </w:p>
     <w:p>
@@ -9550,7 +9877,7 @@
         <w:rPr>
           <w:rStyle w:val="VerbatimChar"/>
         </w:rPr>
-        <w:t xml:space="preserve">erisim_ver</w:t>
+        <w:t xml:space="preserve">grant_access</w:t>
       </w:r>
       <w:r>
         <w:t xml:space="preserve">’e çağrı tabanlı opak yüklemler eklenir (</w:t>
@@ -9615,7 +9942,7 @@
         <w:rPr>
           <w:rStyle w:val="VerbatimChar"/>
         </w:rPr>
-        <w:t xml:space="preserve">"$CC" -O2 -o ornek_gizli gizli.c</w:t>
+        <w:t xml:space="preserve">"$CC" -O2 -o access_variant variant.c</w:t>
       </w:r>
       <w:r>
         <w:t xml:space="preserve">) ve</w:t>
@@ -9685,7 +10012,7 @@
           <w:b/>
           <w:bCs/>
         </w:rPr>
-        <w:t xml:space="preserve">Beklenen çıktı — Tigress yoksa (tigress-hatti.sh’nin gerçek metni)</w:t>
+        <w:t xml:space="preserve">Beklenen çıktı — Tigress yoksa (demo.sh’nin gerçek metni)</w:t>
       </w:r>
     </w:p>
     <w:p>
@@ -9824,7 +10151,7 @@
         <w:rPr>
           <w:rStyle w:val="ExtensionTok"/>
         </w:rPr>
-        <w:t xml:space="preserve">./ornek_temiz</w:t>
+        <w:t xml:space="preserve">./access_original</w:t>
       </w:r>
       <w:r>
         <w:rPr>
@@ -9878,7 +10205,7 @@
         <w:rPr>
           <w:rStyle w:val="ExtensionTok"/>
         </w:rPr>
-        <w:t xml:space="preserve">./ornek_gizli</w:t>
+        <w:t xml:space="preserve">./access_variant</w:t>
       </w:r>
       <w:r>
         <w:rPr>
@@ -10052,7 +10379,7 @@
         <w:t xml:space="preserve"> </w:t>
       </w:r>
       <w:r>
-        <w:t xml:space="preserve">İki farklı tohumla iki ayrı ikili üretilir (</w:t>
+        <w:t xml:space="preserve">İki farklı tohumla iki ayrı binary üretilir (</w:t>
       </w:r>
       <w:r>
         <w:rPr>
@@ -10145,7 +10472,7 @@
         <w:rPr>
           <w:rStyle w:val="VerbatimChar"/>
         </w:rPr>
-        <w:t xml:space="preserve">ornek_gizli</w:t>
+        <w:t xml:space="preserve">access_variant</w:t>
       </w:r>
       <w:r>
         <w:t xml:space="preserve"> </w:t>
@@ -10163,7 +10490,7 @@
         <w:t xml:space="preserve"> </w:t>
       </w:r>
       <w:r>
-        <w:t xml:space="preserve">verirse ADIM 4’ün çeşitlendirdiği ikililer zaten</w:t>
+        <w:t xml:space="preserve">verirse ADIM 4’ün çeşitlendirdiği binary’ler zaten</w:t>
       </w:r>
       <w:r>
         <w:t xml:space="preserve"> </w:t>
@@ -10202,6 +10529,117 @@
       </w:r>
       <w:r>
         <w:t xml:space="preserve">doğrulayın, sonra maliyeti ölçün, sonra çeşitlendirin — sırayı atlamak hatayı geç fark etmenize yol açar.</w:t>
+      </w:r>
+    </w:p>
+    <w:p>
+      <w:pPr>
+        <w:pStyle w:val="FirstParagraph"/>
+      </w:pPr>
+      <w:r>
+        <w:t xml:space="preserve">Bu dört adımı bir bütün olarak, kaynaktan ikiliye kadar izleyelim.</w:t>
+      </w:r>
+    </w:p>
+    <w:p>
+      <w:pPr>
+        <w:pStyle w:val="BodyText"/>
+      </w:pPr>
+      <w:r>
+        <w:drawing>
+          <wp:inline>
+            <wp:extent cx="5111999" cy="4214074"/>
+            <wp:effectExtent b="0" l="0" r="0" t="0"/>
+            <wp:docPr descr="Kaynaktan kaynağa hat — adım adım" title="" id="66" name="Picture"/>
+            <a:graphic>
+              <a:graphicData uri="http://schemas.openxmlformats.org/drawingml/2006/picture">
+                <pic:pic>
+                  <pic:nvPicPr>
+                    <pic:cNvPr descr="source-to-source-pipeline.tr.png" id="67" name="Picture"/>
+                    <pic:cNvPicPr>
+                      <a:picLocks noChangeArrowheads="1" noChangeAspect="1"/>
+                    </pic:cNvPicPr>
+                  </pic:nvPicPr>
+                  <pic:blipFill>
+                    <a:blip r:embed="rId65"/>
+                    <a:stretch>
+                      <a:fillRect/>
+                    </a:stretch>
+                  </pic:blipFill>
+                  <pic:spPr bwMode="auto">
+                    <a:xfrm>
+                      <a:off x="0" y="0"/>
+                      <a:ext cx="5111999" cy="4214074"/>
+                    </a:xfrm>
+                    <a:prstGeom prst="rect">
+                      <a:avLst/>
+                    </a:prstGeom>
+                    <a:noFill/>
+                    <a:ln w="9525">
+                      <a:noFill/>
+                      <a:headEnd/>
+                      <a:tailEnd/>
+                    </a:ln>
+                  </pic:spPr>
+                </pic:pic>
+              </a:graphicData>
+            </a:graphic>
+          </wp:inline>
+        </w:drawing>
+      </w:r>
+    </w:p>
+    <w:p>
+      <w:pPr>
+        <w:pStyle w:val="BodyText"/>
+      </w:pPr>
+      <w:r>
+        <w:rPr>
+          <w:b/>
+          <w:bCs/>
+        </w:rPr>
+        <w:t xml:space="preserve">normal</w:t>
+      </w:r>
+      <w:r>
+        <w:t xml:space="preserve"> </w:t>
+      </w:r>
+      <w:r>
+        <w:t xml:space="preserve">(Tigress, iki dönüşüm),</w:t>
+      </w:r>
+      <w:r>
+        <w:t xml:space="preserve"> </w:t>
+      </w:r>
+      <w:r>
+        <w:rPr>
+          <w:b/>
+          <w:bCs/>
+        </w:rPr>
+        <w:t xml:space="preserve">fallback-three</w:t>
+      </w:r>
+      <w:r>
+        <w:t xml:space="preserve"> </w:t>
+      </w:r>
+      <w:r>
+        <w:t xml:space="preserve">(yerel yedek, üç dönüşüm) ve</w:t>
+      </w:r>
+      <w:r>
+        <w:t xml:space="preserve"> </w:t>
+      </w:r>
+      <w:r>
+        <w:rPr>
+          <w:b/>
+          <w:bCs/>
+        </w:rPr>
+        <w:t xml:space="preserve">edge-corrupted-variant</w:t>
+      </w:r>
+      <w:r>
+        <w:t xml:space="preserve"> </w:t>
+      </w:r>
+      <w:r>
+        <w:t xml:space="preserve">(elle</w:t>
+      </w:r>
+      <w:r>
+        <w:t xml:space="preserve"> </w:t>
+      </w:r>
+      <w:r>
+        <w:t xml:space="preserve">bozulmuş bir değişken) ön ayarlarını deneyin; 🎲 ile kendi tohumunuzu/jeton listenizi de üretebilirsiniz.</w:t>
       </w:r>
     </w:p>
     <w:bookmarkEnd w:id="68"/>
@@ -10231,7 +10669,7 @@
         <w:rPr>
           <w:rStyle w:val="VerbatimChar"/>
         </w:rPr>
-        <w:t xml:space="preserve">--out=gizli.c</w:t>
+        <w:t xml:space="preserve">--out=variant.c</w:t>
       </w:r>
       <w:r>
         <w:t xml:space="preserve"> </w:t>
@@ -10281,7 +10719,7 @@
         <w:rPr>
           <w:rStyle w:val="VerbatimChar"/>
         </w:rPr>
-        <w:t xml:space="preserve">erisim_ver</w:t>
+        <w:t xml:space="preserve">grant_access</w:t>
       </w:r>
       <w:r>
         <w:t xml:space="preserve">) odaklandı; ama</w:t>
@@ -10324,7 +10762,7 @@
         <w:rPr>
           <w:rStyle w:val="VerbatimChar"/>
         </w:rPr>
-        <w:t xml:space="preserve">erisim_ver</w:t>
+        <w:t xml:space="preserve">grant_access</w:t>
       </w:r>
       <w:r>
         <w:t xml:space="preserve">’in yanında bir de</w:t>
@@ -10407,7 +10845,7 @@
         <w:rPr>
           <w:rStyle w:val="NormalTok"/>
         </w:rPr>
-        <w:t xml:space="preserve">erisim_ver,anahtar_turet </w:t>
+        <w:t xml:space="preserve">grant_access,anahtar_turet </w:t>
       </w:r>
       <w:r>
         <w:rPr>
@@ -10458,7 +10896,7 @@
         <w:rPr>
           <w:rStyle w:val="NormalTok"/>
         </w:rPr>
-        <w:t xml:space="preserve">erisim_ver,anahtar_turet </w:t>
+        <w:t xml:space="preserve">grant_access,anahtar_turet </w:t>
       </w:r>
       <w:r>
         <w:rPr>
@@ -10491,7 +10929,7 @@
         <w:rPr>
           <w:rStyle w:val="NormalTok"/>
         </w:rPr>
-        <w:t xml:space="preserve">gizli.c proje.c</w:t>
+        <w:t xml:space="preserve">variant.c proje.c</w:t>
       </w:r>
     </w:p>
     <w:p>
@@ -10502,7 +10940,7 @@
         <w:rPr>
           <w:rStyle w:val="VerbatimChar"/>
         </w:rPr>
-        <w:t xml:space="preserve">--Functions=erisim_ver,anahtar_turet</w:t>
+        <w:t xml:space="preserve">--Functions=grant_access,anahtar_turet</w:t>
       </w:r>
       <w:r>
         <w:t xml:space="preserve"> </w:t>
@@ -10571,7 +11009,7 @@
         <w:rPr>
           <w:rStyle w:val="VerbatimChar"/>
         </w:rPr>
-        <w:t xml:space="preserve">erisim_ver</w:t>
+        <w:t xml:space="preserve">grant_access</w:t>
       </w:r>
       <w:r>
         <w:t xml:space="preserve"> </w:t>
@@ -10638,7 +11076,7 @@
         <w:rPr>
           <w:rStyle w:val="VerbatimChar"/>
         </w:rPr>
-        <w:t xml:space="preserve">erisim_ver</w:t>
+        <w:t xml:space="preserve">grant_access</w:t>
       </w:r>
       <w:r>
         <w:t xml:space="preserve"> </w:t>
@@ -10818,7 +11256,7 @@
     </w:p>
     <w:bookmarkEnd w:id="69"/>
     <w:bookmarkEnd w:id="70"/>
-    <w:bookmarkStart w:id="82" w:name="Xea12692b510492ab6495dce8d368362f5bb38a0"/>
+    <w:bookmarkStart w:id="85" w:name="Xea12692b510492ab6495dce8d368362f5bb38a0"/>
     <w:p>
       <w:pPr>
         <w:pStyle w:val="Heading2"/>
@@ -11586,7 +12024,7 @@
         <w:rPr>
           <w:rStyle w:val="VerbatimChar"/>
         </w:rPr>
-        <w:t xml:space="preserve">--Transform=AddOpaque --Functions=erisim_ver    --AddOpaqueKinds=call</w:t>
+        <w:t xml:space="preserve">--Transform=AddOpaque --Functions=grant_access    --AddOpaqueKinds=call</w:t>
       </w:r>
       <w:r>
         <w:t xml:space="preserve">.</w:t>
@@ -11665,7 +12103,7 @@
         <w:rPr>
           <w:rStyle w:val="VerbatimChar"/>
         </w:rPr>
-        <w:t xml:space="preserve">erisim_ver</w:t>
+        <w:t xml:space="preserve">grant_access</w:t>
       </w:r>
       <w:r>
         <w:t xml:space="preserve">) gerçek opak koşulları ekler.</w:t>
@@ -11887,7 +12325,7 @@
         <w:rPr>
           <w:rStyle w:val="VerbatimChar"/>
         </w:rPr>
-        <w:t xml:space="preserve">--Transform=AddOpaque --Functions=erisim_ver</w:t>
+        <w:t xml:space="preserve">--Transform=AddOpaque --Functions=grant_access</w:t>
       </w:r>
       <w:r>
         <w:t xml:space="preserve"> </w:t>
@@ -12130,7 +12568,7 @@
         <w:t xml:space="preserve"> </w:t>
       </w:r>
       <w:r>
-        <w:t xml:space="preserve">gibi bir dizeyi ikili dosyada</w:t>
+        <w:t xml:space="preserve">gibi bir dizeyi binary dosyada</w:t>
       </w:r>
       <w:r>
         <w:t xml:space="preserve"> </w:t>
@@ -12220,7 +12658,7 @@
         <w:rPr>
           <w:rStyle w:val="VerbatimChar"/>
         </w:rPr>
-        <w:t xml:space="preserve">--Transform=EncodeLiterals --Functions=erisim_ver</w:t>
+        <w:t xml:space="preserve">--Transform=EncodeLiterals --Functions=grant_access</w:t>
       </w:r>
       <w:r>
         <w:t xml:space="preserve">. Bu dönüşüm, hedef fonksiyondaki</w:t>
@@ -12302,7 +12740,7 @@
         <w:t xml:space="preserve"> </w:t>
       </w:r>
       <w:r>
-        <w:t xml:space="preserve">ikili dosyada</w:t>
+        <w:t xml:space="preserve">binary dosyada</w:t>
       </w:r>
       <w:r>
         <w:t xml:space="preserve"> </w:t>
@@ -12470,7 +12908,7 @@
         <w:rPr>
           <w:rStyle w:val="VerbatimChar"/>
         </w:rPr>
-        <w:t xml:space="preserve">erisim_ver</w:t>
+        <w:t xml:space="preserve">grant_access</w:t>
       </w:r>
       <w:r>
         <w:t xml:space="preserve">’i temel alalım:</w:t>
@@ -12485,7 +12923,7 @@
           <w:b/>
           <w:bCs/>
         </w:rPr>
-        <w:t xml:space="preserve">ÖNCE — erisim_ver (düzleştirilmemiş)</w:t>
+        <w:t xml:space="preserve">ÖNCE — grant_access (düzleştirilmemiş)</w:t>
       </w:r>
     </w:p>
     <w:p>
@@ -12502,7 +12940,7 @@
         <w:rPr>
           <w:rStyle w:val="NormalTok"/>
         </w:rPr>
-        <w:t xml:space="preserve"> erisim_ver</w:t>
+        <w:t xml:space="preserve"> grant_access</w:t>
       </w:r>
       <w:r>
         <w:rPr>
@@ -12544,7 +12982,7 @@
         <w:rPr>
           <w:rStyle w:val="NormalTok"/>
         </w:rPr>
-        <w:t xml:space="preserve">jeton</w:t>
+        <w:t xml:space="preserve">token</w:t>
       </w:r>
       <w:r>
         <w:rPr>
@@ -12595,7 +13033,7 @@
         <w:rPr>
           <w:rStyle w:val="NormalTok"/>
         </w:rPr>
-        <w:t xml:space="preserve">jeton_gecerli</w:t>
+        <w:t xml:space="preserve">token_is_valid</w:t>
       </w:r>
       <w:r>
         <w:rPr>
@@ -12607,7 +13045,7 @@
         <w:rPr>
           <w:rStyle w:val="NormalTok"/>
         </w:rPr>
-        <w:t xml:space="preserve">jeton</w:t>
+        <w:t xml:space="preserve">token</w:t>
       </w:r>
       <w:r>
         <w:rPr>
@@ -12631,7 +13069,7 @@
         <w:rPr>
           <w:rStyle w:val="NormalTok"/>
         </w:rPr>
-        <w:t xml:space="preserve"> IZIN</w:t>
+        <w:t xml:space="preserve"> GRANTED</w:t>
       </w:r>
       <w:r>
         <w:rPr>
@@ -12658,7 +13096,7 @@
         <w:rPr>
           <w:rStyle w:val="NormalTok"/>
         </w:rPr>
-        <w:t xml:space="preserve"> RED</w:t>
+        <w:t xml:space="preserve"> DENIED</w:t>
       </w:r>
       <w:r>
         <w:rPr>
@@ -12702,7 +13140,7 @@
         <w:rPr>
           <w:rStyle w:val="NormalTok"/>
         </w:rPr>
-        <w:t xml:space="preserve"> erisim_ver</w:t>
+        <w:t xml:space="preserve"> grant_access</w:t>
       </w:r>
       <w:r>
         <w:rPr>
@@ -12744,7 +13182,7 @@
         <w:rPr>
           <w:rStyle w:val="NormalTok"/>
         </w:rPr>
-        <w:t xml:space="preserve">jeton</w:t>
+        <w:t xml:space="preserve">token</w:t>
       </w:r>
       <w:r>
         <w:rPr>
@@ -12783,7 +13221,7 @@
         <w:rPr>
           <w:rStyle w:val="NormalTok"/>
         </w:rPr>
-        <w:t xml:space="preserve"> _durum </w:t>
+        <w:t xml:space="preserve"> _state </w:t>
       </w:r>
       <w:r>
         <w:rPr>
@@ -12840,7 +13278,7 @@
         <w:rPr>
           <w:rStyle w:val="NormalTok"/>
         </w:rPr>
-        <w:t xml:space="preserve"> _sonuc</w:t>
+        <w:t xml:space="preserve"> _result</w:t>
       </w:r>
       <w:r>
         <w:rPr>
@@ -12930,7 +13368,7 @@
         <w:rPr>
           <w:rStyle w:val="NormalTok"/>
         </w:rPr>
-        <w:t xml:space="preserve">_durum</w:t>
+        <w:t xml:space="preserve">_state</w:t>
       </w:r>
       <w:r>
         <w:rPr>
@@ -12990,7 +13428,7 @@
         <w:rPr>
           <w:rStyle w:val="NormalTok"/>
         </w:rPr>
-        <w:t xml:space="preserve">                _durum </w:t>
+        <w:t xml:space="preserve">                _state </w:t>
       </w:r>
       <w:r>
         <w:rPr>
@@ -13002,7 +13440,7 @@
         <w:rPr>
           <w:rStyle w:val="NormalTok"/>
         </w:rPr>
-        <w:t xml:space="preserve"> jeton_gecerli</w:t>
+        <w:t xml:space="preserve"> token_is_valid</w:t>
       </w:r>
       <w:r>
         <w:rPr>
@@ -13014,7 +13452,7 @@
         <w:rPr>
           <w:rStyle w:val="NormalTok"/>
         </w:rPr>
-        <w:t xml:space="preserve">jeton</w:t>
+        <w:t xml:space="preserve">token</w:t>
       </w:r>
       <w:r>
         <w:rPr>
@@ -13149,7 +13587,7 @@
         <w:rPr>
           <w:rStyle w:val="NormalTok"/>
         </w:rPr>
-        <w:t xml:space="preserve">                _sonuc </w:t>
+        <w:t xml:space="preserve">                _result </w:t>
       </w:r>
       <w:r>
         <w:rPr>
@@ -13161,7 +13599,7 @@
         <w:rPr>
           <w:rStyle w:val="NormalTok"/>
         </w:rPr>
-        <w:t xml:space="preserve"> IZIN</w:t>
+        <w:t xml:space="preserve"> GRANTED</w:t>
       </w:r>
       <w:r>
         <w:rPr>
@@ -13176,7 +13614,7 @@
         <w:rPr>
           <w:rStyle w:val="NormalTok"/>
         </w:rPr>
-        <w:t xml:space="preserve">                _durum </w:t>
+        <w:t xml:space="preserve">                _state </w:t>
       </w:r>
       <w:r>
         <w:rPr>
@@ -13263,7 +13701,7 @@
         <w:rPr>
           <w:rStyle w:val="NormalTok"/>
         </w:rPr>
-        <w:t xml:space="preserve">                _sonuc </w:t>
+        <w:t xml:space="preserve">                _result </w:t>
       </w:r>
       <w:r>
         <w:rPr>
@@ -13275,7 +13713,7 @@
         <w:rPr>
           <w:rStyle w:val="NormalTok"/>
         </w:rPr>
-        <w:t xml:space="preserve"> RED</w:t>
+        <w:t xml:space="preserve"> DENIED</w:t>
       </w:r>
       <w:r>
         <w:rPr>
@@ -13290,7 +13728,7 @@
         <w:rPr>
           <w:rStyle w:val="NormalTok"/>
         </w:rPr>
-        <w:t xml:space="preserve">                _durum </w:t>
+        <w:t xml:space="preserve">                _state </w:t>
       </w:r>
       <w:r>
         <w:rPr>
@@ -13389,7 +13827,7 @@
         <w:rPr>
           <w:rStyle w:val="NormalTok"/>
         </w:rPr>
-        <w:t xml:space="preserve"> _sonuc</w:t>
+        <w:t xml:space="preserve"> _result</w:t>
       </w:r>
       <w:r>
         <w:rPr>
@@ -13601,7 +14039,7 @@
         <w:rPr>
           <w:rStyle w:val="VerbatimChar"/>
         </w:rPr>
-        <w:t xml:space="preserve">if (jeton_gecerli(...))</w:t>
+        <w:t xml:space="preserve">if (token_is_valid(...))</w:t>
       </w:r>
       <w:r>
         <w:t xml:space="preserve"> </w:t>
@@ -13906,7 +14344,16 @@
         <w:t xml:space="preserve">2098</w:t>
       </w:r>
       <w:r>
-        <w:t xml:space="preserve">→IZIN,</w:t>
+        <w:t xml:space="preserve">→</w:t>
+      </w:r>
+      <w:r>
+        <w:rPr>
+          <w:rStyle w:val="VerbatimChar"/>
+        </w:rPr>
+        <w:t xml:space="preserve">GRANTED</w:t>
+      </w:r>
+      <w:r>
+        <w:t xml:space="preserve">,</w:t>
       </w:r>
       <w:r>
         <w:t xml:space="preserve"> </w:t>
@@ -13918,7 +14365,16 @@
         <w:t xml:space="preserve">5560</w:t>
       </w:r>
       <w:r>
-        <w:t xml:space="preserve">→RED) olduğunu ve</w:t>
+        <w:t xml:space="preserve">→</w:t>
+      </w:r>
+      <w:r>
+        <w:rPr>
+          <w:rStyle w:val="VerbatimChar"/>
+        </w:rPr>
+        <w:t xml:space="preserve">DENIED</w:t>
+      </w:r>
+      <w:r>
+        <w:t xml:space="preserve">) olduğunu ve</w:t>
       </w:r>
       <w:r>
         <w:t xml:space="preserve"> </w:t>
@@ -14009,7 +14465,7 @@
       </w:r>
     </w:p>
     <w:bookmarkEnd w:id="78"/>
-    <w:bookmarkStart w:id="79" w:name="X71ec0206a1105d3d21730b0472d61a8863bb555"/>
+    <w:bookmarkStart w:id="82" w:name="X71ec0206a1105d3d21730b0472d61a8863bb555"/>
     <w:p>
       <w:pPr>
         <w:pStyle w:val="Heading3"/>
@@ -14201,7 +14657,7 @@
         <w:rPr>
           <w:rStyle w:val="VerbatimChar"/>
         </w:rPr>
-        <w:t xml:space="preserve">erisim_ver</w:t>
+        <w:t xml:space="preserve">grant_access</w:t>
       </w:r>
       <w:r>
         <w:t xml:space="preserve"> </w:t>
@@ -15685,8 +16141,167 @@
         <w:t xml:space="preserve">yerleştirmenizi sağlar.</w:t>
       </w:r>
     </w:p>
-    <w:bookmarkEnd w:id="79"/>
-    <w:bookmarkStart w:id="80" w:name="X5539cb65760a60ac216de8113f0ce76cd0c0976"/>
+    <w:p>
+      <w:pPr>
+        <w:pStyle w:val="FirstParagraph"/>
+      </w:pPr>
+      <w:r>
+        <w:t xml:space="preserve">Üç dönüşümü —</w:t>
+      </w:r>
+      <w:r>
+        <w:t xml:space="preserve"> </w:t>
+      </w:r>
+      <w:r>
+        <w:rPr>
+          <w:rStyle w:val="VerbatimChar"/>
+        </w:rPr>
+        <w:t xml:space="preserve">Flatten</w:t>
+      </w:r>
+      <w:r>
+        <w:t xml:space="preserve">,</w:t>
+      </w:r>
+      <w:r>
+        <w:t xml:space="preserve"> </w:t>
+      </w:r>
+      <w:r>
+        <w:rPr>
+          <w:rStyle w:val="VerbatimChar"/>
+        </w:rPr>
+        <w:t xml:space="preserve">EncodeArithmetic</w:t>
+      </w:r>
+      <w:r>
+        <w:t xml:space="preserve">,</w:t>
+      </w:r>
+      <w:r>
+        <w:t xml:space="preserve"> </w:t>
+      </w:r>
+      <w:r>
+        <w:rPr>
+          <w:rStyle w:val="VerbatimChar"/>
+        </w:rPr>
+        <w:t xml:space="preserve">AddOpaque</w:t>
+      </w:r>
+      <w:r>
+        <w:t xml:space="preserve"> </w:t>
+      </w:r>
+      <w:r>
+        <w:t xml:space="preserve">— küçük kod üzerinde adım adım izleyelim; sonuncusu</w:t>
+      </w:r>
+      <w:r>
+        <w:t xml:space="preserve"> </w:t>
+      </w:r>
+      <w:r>
+        <w:t xml:space="preserve">gerçekten çalıştırılan bir dosyanın (</w:t>
+      </w:r>
+      <w:r>
+        <w:rPr>
+          <w:rStyle w:val="VerbatimChar"/>
+        </w:rPr>
+        <w:t xml:space="preserve">fallback_transform.py</w:t>
+      </w:r>
+      <w:r>
+        <w:t xml:space="preserve">) satırlarını kullanır.</w:t>
+      </w:r>
+    </w:p>
+    <w:p>
+      <w:pPr>
+        <w:pStyle w:val="BodyText"/>
+      </w:pPr>
+      <w:r>
+        <w:drawing>
+          <wp:inline>
+            <wp:extent cx="5111999" cy="4247330"/>
+            <wp:effectExtent b="0" l="0" r="0" t="0"/>
+            <wp:docPr descr="Bir dönüşüm, adım adım — Flatten / EncodeArithmetic / AddOpaque" title="" id="80" name="Picture"/>
+            <a:graphic>
+              <a:graphicData uri="http://schemas.openxmlformats.org/drawingml/2006/picture">
+                <pic:pic>
+                  <pic:nvPicPr>
+                    <pic:cNvPr descr="transform-step-by-step.tr.png" id="81" name="Picture"/>
+                    <pic:cNvPicPr>
+                      <a:picLocks noChangeArrowheads="1" noChangeAspect="1"/>
+                    </pic:cNvPicPr>
+                  </pic:nvPicPr>
+                  <pic:blipFill>
+                    <a:blip r:embed="rId79"/>
+                    <a:stretch>
+                      <a:fillRect/>
+                    </a:stretch>
+                  </pic:blipFill>
+                  <pic:spPr bwMode="auto">
+                    <a:xfrm>
+                      <a:off x="0" y="0"/>
+                      <a:ext cx="5111999" cy="4247330"/>
+                    </a:xfrm>
+                    <a:prstGeom prst="rect">
+                      <a:avLst/>
+                    </a:prstGeom>
+                    <a:noFill/>
+                    <a:ln w="9525">
+                      <a:noFill/>
+                      <a:headEnd/>
+                      <a:tailEnd/>
+                    </a:ln>
+                  </pic:spPr>
+                </pic:pic>
+              </a:graphicData>
+            </a:graphic>
+          </wp:inline>
+        </w:drawing>
+      </w:r>
+    </w:p>
+    <w:p>
+      <w:pPr>
+        <w:pStyle w:val="BodyText"/>
+      </w:pPr>
+      <w:r>
+        <w:rPr>
+          <w:b/>
+          <w:bCs/>
+        </w:rPr>
+        <w:t xml:space="preserve">flatten-granted</w:t>
+      </w:r>
+      <w:r>
+        <w:t xml:space="preserve"> </w:t>
+      </w:r>
+      <w:r>
+        <w:t xml:space="preserve">(dağıtıcının GRANTED yoluna girmesi),</w:t>
+      </w:r>
+      <w:r>
+        <w:t xml:space="preserve"> </w:t>
+      </w:r>
+      <w:r>
+        <w:rPr>
+          <w:b/>
+          <w:bCs/>
+        </w:rPr>
+        <w:t xml:space="preserve">arith-typical</w:t>
+      </w:r>
+      <w:r>
+        <w:t xml:space="preserve"> </w:t>
+      </w:r>
+      <w:r>
+        <w:t xml:space="preserve">(MBA özdeşliği) ve</w:t>
+      </w:r>
+      <w:r>
+        <w:t xml:space="preserve"> </w:t>
+      </w:r>
+      <w:r>
+        <w:rPr>
+          <w:b/>
+          <w:bCs/>
+        </w:rPr>
+        <w:t xml:space="preserve">opaque-seed-zero</w:t>
+      </w:r>
+      <w:r>
+        <w:t xml:space="preserve"> </w:t>
+      </w:r>
+      <w:r>
+        <w:t xml:space="preserve">(tohum 0’da bile yüklem yine doğru) ön ayarlarını deneyin.</w:t>
+      </w:r>
+    </w:p>
+    <w:bookmarkEnd w:id="82"/>
+    <w:bookmarkStart w:id="83" w:name="X5539cb65760a60ac216de8113f0ce76cd0c0976"/>
     <w:p>
       <w:pPr>
         <w:pStyle w:val="Heading3"/>
@@ -15736,7 +16351,7 @@
         <w:rPr>
           <w:rStyle w:val="VerbatimChar"/>
         </w:rPr>
-        <w:t xml:space="preserve">erisim_ver</w:t>
+        <w:t xml:space="preserve">grant_access</w:t>
       </w:r>
       <w:r>
         <w:t xml:space="preserve"> </w:t>
@@ -15783,7 +16398,7 @@
         <w:rPr>
           <w:rStyle w:val="NormalTok"/>
         </w:rPr>
-        <w:t xml:space="preserve"> deneme_sayaci </w:t>
+        <w:t xml:space="preserve"> attempt_count </w:t>
       </w:r>
       <w:r>
         <w:rPr>
@@ -15825,7 +16440,7 @@
         <w:rPr>
           <w:rStyle w:val="NormalTok"/>
         </w:rPr>
-        <w:t xml:space="preserve">deneme_sayaci</w:t>
+        <w:t xml:space="preserve">attempt_count</w:t>
       </w:r>
       <w:r>
         <w:rPr>
@@ -15858,7 +16473,7 @@
         <w:rPr>
           <w:rStyle w:val="NormalTok"/>
         </w:rPr>
-        <w:t xml:space="preserve">deneme_sayaci </w:t>
+        <w:t xml:space="preserve">attempt_count </w:t>
       </w:r>
       <w:r>
         <w:rPr>
@@ -15900,7 +16515,7 @@
         <w:rPr>
           <w:rStyle w:val="NormalTok"/>
         </w:rPr>
-        <w:t xml:space="preserve"> KILITLI</w:t>
+        <w:t xml:space="preserve"> LOCKED</w:t>
       </w:r>
       <w:r>
         <w:rPr>
@@ -16031,7 +16646,7 @@
         <w:rPr>
           <w:rStyle w:val="NormalTok"/>
         </w:rPr>
-        <w:t xml:space="preserve"> _sayac_parcalari </w:t>
+        <w:t xml:space="preserve"> _counter_parts </w:t>
       </w:r>
       <w:r>
         <w:rPr>
@@ -16097,7 +16712,7 @@
         <w:rPr>
           <w:rStyle w:val="CommentTok"/>
         </w:rPr>
-        <w:t xml:space="preserve">/* deneme_sayaci++ karşılığı: alt baytı artır, taşarsa üst baytı güncelle */</w:t>
+        <w:t xml:space="preserve">/* attempt_count++ karşılığı: alt baytı artır, taşarsa üst baytı güncelle */</w:t>
       </w:r>
       <w:r>
         <w:br/>
@@ -16106,7 +16721,7 @@
         <w:rPr>
           <w:rStyle w:val="NormalTok"/>
         </w:rPr>
-        <w:t xml:space="preserve">_sayac_parcalari</w:t>
+        <w:t xml:space="preserve">_counter_parts</w:t>
       </w:r>
       <w:r>
         <w:rPr>
@@ -16151,7 +16766,7 @@
         <w:rPr>
           <w:rStyle w:val="NormalTok"/>
         </w:rPr>
-        <w:t xml:space="preserve">_sayac_parcalari</w:t>
+        <w:t xml:space="preserve">_counter_parts</w:t>
       </w:r>
       <w:r>
         <w:rPr>
@@ -16193,7 +16808,7 @@
         <w:rPr>
           <w:rStyle w:val="NormalTok"/>
         </w:rPr>
-        <w:t xml:space="preserve"> _sayac_parcalari</w:t>
+        <w:t xml:space="preserve"> _counter_parts</w:t>
       </w:r>
       <w:r>
         <w:rPr>
@@ -16220,7 +16835,7 @@
         <w:rPr>
           <w:rStyle w:val="CommentTok"/>
         </w:rPr>
-        <w:t xml:space="preserve">/* deneme_sayaci &gt; 3 karşılığı: iki parçayı birleştirip karşılaştır */</w:t>
+        <w:t xml:space="preserve">/* attempt_count &gt; 3 karşılığı: iki parçayı birleştirip karşılaştır */</w:t>
       </w:r>
       <w:r>
         <w:br/>
@@ -16247,7 +16862,7 @@
         <w:rPr>
           <w:rStyle w:val="NormalTok"/>
         </w:rPr>
-        <w:t xml:space="preserve">_sayac_parcalari</w:t>
+        <w:t xml:space="preserve">_counter_parts</w:t>
       </w:r>
       <w:r>
         <w:rPr>
@@ -16301,7 +16916,7 @@
         <w:rPr>
           <w:rStyle w:val="NormalTok"/>
         </w:rPr>
-        <w:t xml:space="preserve"> _sayac_parcalari</w:t>
+        <w:t xml:space="preserve"> _counter_parts</w:t>
       </w:r>
       <w:r>
         <w:rPr>
@@ -16367,7 +16982,7 @@
         <w:rPr>
           <w:rStyle w:val="NormalTok"/>
         </w:rPr>
-        <w:t xml:space="preserve"> KILITLI</w:t>
+        <w:t xml:space="preserve"> LOCKED</w:t>
       </w:r>
       <w:r>
         <w:rPr>
@@ -16390,10 +17005,13 @@
         <w:rPr>
           <w:rStyle w:val="VerbatimChar"/>
         </w:rPr>
-        <w:t xml:space="preserve">deneme_sayaci</w:t>
-      </w:r>
-      <w:r>
-        <w:t xml:space="preserve">’nin</w:t>
+        <w:t xml:space="preserve">attempt_count</w:t>
+      </w:r>
+      <w:r>
+        <w:t xml:space="preserve"> </w:t>
+      </w:r>
+      <w:r>
+        <w:t xml:space="preserve">değişkeninin</w:t>
       </w:r>
       <w:r>
         <w:t xml:space="preserve"> </w:t>
@@ -16485,10 +17103,13 @@
         <w:rPr>
           <w:rStyle w:val="VerbatimChar"/>
         </w:rPr>
-        <w:t xml:space="preserve">_sayac_parcalari</w:t>
-      </w:r>
-      <w:r>
-        <w:t xml:space="preserve">’ni her karşılaştırmadan önce</w:t>
+        <w:t xml:space="preserve">_counter_parts</w:t>
+      </w:r>
+      <w:r>
+        <w:t xml:space="preserve"> </w:t>
+      </w:r>
+      <w:r>
+        <w:t xml:space="preserve">değişkenini her karşılaştırmadan önce</w:t>
       </w:r>
       <w:r>
         <w:t xml:space="preserve"> </w:t>
@@ -16594,8 +17215,8 @@
         <w:t xml:space="preserve">kopya tutmayın.</w:t>
       </w:r>
     </w:p>
-    <w:bookmarkEnd w:id="80"/>
-    <w:bookmarkStart w:id="81" w:name="X617e86ace97865530b004294a6e2b06d7d9a778"/>
+    <w:bookmarkEnd w:id="83"/>
+    <w:bookmarkStart w:id="84" w:name="X617e86ace97865530b004294a6e2b06d7d9a778"/>
     <w:p>
       <w:pPr>
         <w:pStyle w:val="Heading3"/>
@@ -16642,7 +17263,7 @@
         <w:rPr>
           <w:rStyle w:val="VerbatimChar"/>
         </w:rPr>
-        <w:t xml:space="preserve">erisim_ver</w:t>
+        <w:t xml:space="preserve">grant_access</w:t>
       </w:r>
       <w:r>
         <w:t xml:space="preserve"> </w:t>
@@ -16663,7 +17284,7 @@
         <w:rPr>
           <w:rStyle w:val="VerbatimChar"/>
         </w:rPr>
-        <w:t xml:space="preserve">ornek.c</w:t>
+        <w:t xml:space="preserve">source.c</w:t>
       </w:r>
       <w:r>
         <w:t xml:space="preserve">’deki gerçek</w:t>
@@ -16675,7 +17296,7 @@
         <w:rPr>
           <w:rStyle w:val="VerbatimChar"/>
         </w:rPr>
-        <w:t xml:space="preserve">erisim_ver</w:t>
+        <w:t xml:space="preserve">grant_access</w:t>
       </w:r>
       <w:r>
         <w:t xml:space="preserve">’in yaptığı gibi — bölüm 0’daki kod).</w:t>
@@ -16707,7 +17328,7 @@
         <w:rPr>
           <w:rStyle w:val="NormalTok"/>
         </w:rPr>
-        <w:t xml:space="preserve"> erisim_ver</w:t>
+        <w:t xml:space="preserve"> grant_access</w:t>
       </w:r>
       <w:r>
         <w:rPr>
@@ -16749,7 +17370,7 @@
         <w:rPr>
           <w:rStyle w:val="NormalTok"/>
         </w:rPr>
-        <w:t xml:space="preserve">jeton</w:t>
+        <w:t xml:space="preserve">token</w:t>
       </w:r>
       <w:r>
         <w:rPr>
@@ -16812,7 +17433,7 @@
         <w:rPr>
           <w:rStyle w:val="NormalTok"/>
         </w:rPr>
-        <w:t xml:space="preserve">jeton</w:t>
+        <w:t xml:space="preserve">token</w:t>
       </w:r>
       <w:r>
         <w:rPr>
@@ -16848,7 +17469,7 @@
         <w:rPr>
           <w:rStyle w:val="NormalTok"/>
         </w:rPr>
-        <w:t xml:space="preserve">GECERLI</w:t>
+        <w:t xml:space="preserve">VALID_TOKEN</w:t>
       </w:r>
       <w:r>
         <w:rPr>
@@ -16905,7 +17526,7 @@
         <w:rPr>
           <w:rStyle w:val="NormalTok"/>
         </w:rPr>
-        <w:t xml:space="preserve"> fark </w:t>
+        <w:t xml:space="preserve"> diff </w:t>
       </w:r>
       <w:r>
         <w:rPr>
@@ -17022,7 +17643,7 @@
         <w:rPr>
           <w:rStyle w:val="NormalTok"/>
         </w:rPr>
-        <w:t xml:space="preserve"> GECERLI </w:t>
+        <w:t xml:space="preserve"> VALID_TOKEN </w:t>
       </w:r>
       <w:r>
         <w:rPr>
@@ -17067,7 +17688,7 @@
         <w:rPr>
           <w:rStyle w:val="NormalTok"/>
         </w:rPr>
-        <w:t xml:space="preserve">        fark </w:t>
+        <w:t xml:space="preserve">        diff </w:t>
       </w:r>
       <w:r>
         <w:rPr>
@@ -17127,7 +17748,7 @@
         <w:rPr>
           <w:rStyle w:val="NormalTok"/>
         </w:rPr>
-        <w:t xml:space="preserve">jeton</w:t>
+        <w:t xml:space="preserve">token</w:t>
       </w:r>
       <w:r>
         <w:rPr>
@@ -17199,7 +17820,7 @@
         <w:rPr>
           <w:rStyle w:val="NormalTok"/>
         </w:rPr>
-        <w:t xml:space="preserve">GECERLI</w:t>
+        <w:t xml:space="preserve">VALID_TOKEN</w:t>
       </w:r>
       <w:r>
         <w:rPr>
@@ -17238,7 +17859,7 @@
         <w:rPr>
           <w:rStyle w:val="NormalTok"/>
         </w:rPr>
-        <w:t xml:space="preserve"> fark </w:t>
+        <w:t xml:space="preserve"> diff </w:t>
       </w:r>
       <w:r>
         <w:rPr>
@@ -17312,7 +17933,7 @@
         <w:rPr>
           <w:rStyle w:val="NormalTok"/>
         </w:rPr>
-        <w:t xml:space="preserve"> _adim_a</w:t>
+        <w:t xml:space="preserve"> _step_a</w:t>
       </w:r>
       <w:r>
         <w:rPr>
@@ -17354,7 +17975,7 @@
         <w:rPr>
           <w:rStyle w:val="NormalTok"/>
         </w:rPr>
-        <w:t xml:space="preserve">jeton</w:t>
+        <w:t xml:space="preserve">token</w:t>
       </w:r>
       <w:r>
         <w:rPr>
@@ -17417,7 +18038,7 @@
         <w:rPr>
           <w:rStyle w:val="NormalTok"/>
         </w:rPr>
-        <w:t xml:space="preserve">jeton</w:t>
+        <w:t xml:space="preserve">token</w:t>
       </w:r>
       <w:r>
         <w:rPr>
@@ -17453,7 +18074,7 @@
         <w:rPr>
           <w:rStyle w:val="NormalTok"/>
         </w:rPr>
-        <w:t xml:space="preserve">GECERLI</w:t>
+        <w:t xml:space="preserve">VALID_TOKEN</w:t>
       </w:r>
       <w:r>
         <w:rPr>
@@ -17495,7 +18116,7 @@
         <w:rPr>
           <w:rStyle w:val="NormalTok"/>
         </w:rPr>
-        <w:t xml:space="preserve"> _adim_b</w:t>
+        <w:t xml:space="preserve"> _step_b</w:t>
       </w:r>
       <w:r>
         <w:rPr>
@@ -17537,7 +18158,7 @@
         <w:rPr>
           <w:rStyle w:val="NormalTok"/>
         </w:rPr>
-        <w:t xml:space="preserve">jeton</w:t>
+        <w:t xml:space="preserve">token</w:t>
       </w:r>
       <w:r>
         <w:rPr>
@@ -17588,7 +18209,7 @@
         <w:rPr>
           <w:rStyle w:val="NormalTok"/>
         </w:rPr>
-        <w:t xml:space="preserve"> fark </w:t>
+        <w:t xml:space="preserve"> diff </w:t>
       </w:r>
       <w:r>
         <w:rPr>
@@ -17705,7 +18326,7 @@
         <w:rPr>
           <w:rStyle w:val="NormalTok"/>
         </w:rPr>
-        <w:t xml:space="preserve"> GECERLI </w:t>
+        <w:t xml:space="preserve"> VALID_TOKEN </w:t>
       </w:r>
       <w:r>
         <w:rPr>
@@ -17750,7 +18371,7 @@
         <w:rPr>
           <w:rStyle w:val="NormalTok"/>
         </w:rPr>
-        <w:t xml:space="preserve">        fark </w:t>
+        <w:t xml:space="preserve">        diff </w:t>
       </w:r>
       <w:r>
         <w:rPr>
@@ -17810,7 +18431,7 @@
         <w:rPr>
           <w:rStyle w:val="NormalTok"/>
         </w:rPr>
-        <w:t xml:space="preserve">jeton</w:t>
+        <w:t xml:space="preserve">token</w:t>
       </w:r>
       <w:r>
         <w:rPr>
@@ -17882,7 +18503,7 @@
         <w:rPr>
           <w:rStyle w:val="NormalTok"/>
         </w:rPr>
-        <w:t xml:space="preserve">GECERLI</w:t>
+        <w:t xml:space="preserve">VALID_TOKEN</w:t>
       </w:r>
       <w:r>
         <w:rPr>
@@ -17921,7 +18542,7 @@
         <w:rPr>
           <w:rStyle w:val="NormalTok"/>
         </w:rPr>
-        <w:t xml:space="preserve"> fark</w:t>
+        <w:t xml:space="preserve"> diff</w:t>
       </w:r>
       <w:r>
         <w:rPr>
@@ -17951,7 +18572,7 @@
         <w:rPr>
           <w:rStyle w:val="NormalTok"/>
         </w:rPr>
-        <w:t xml:space="preserve"> erisim_ver</w:t>
+        <w:t xml:space="preserve"> grant_access</w:t>
       </w:r>
       <w:r>
         <w:rPr>
@@ -17993,7 +18614,7 @@
         <w:rPr>
           <w:rStyle w:val="NormalTok"/>
         </w:rPr>
-        <w:t xml:space="preserve">jeton</w:t>
+        <w:t xml:space="preserve">token</w:t>
       </w:r>
       <w:r>
         <w:rPr>
@@ -18044,7 +18665,7 @@
         <w:rPr>
           <w:rStyle w:val="NormalTok"/>
         </w:rPr>
-        <w:t xml:space="preserve">_adim_a</w:t>
+        <w:t xml:space="preserve">_step_a</w:t>
       </w:r>
       <w:r>
         <w:rPr>
@@ -18056,7 +18677,7 @@
         <w:rPr>
           <w:rStyle w:val="NormalTok"/>
         </w:rPr>
-        <w:t xml:space="preserve">jeton</w:t>
+        <w:t xml:space="preserve">token</w:t>
       </w:r>
       <w:r>
         <w:rPr>
@@ -18113,7 +18734,7 @@
         <w:rPr>
           <w:rStyle w:val="NormalTok"/>
         </w:rPr>
-        <w:t xml:space="preserve"> _adim_b</w:t>
+        <w:t xml:space="preserve"> _step_b</w:t>
       </w:r>
       <w:r>
         <w:rPr>
@@ -18125,7 +18746,7 @@
         <w:rPr>
           <w:rStyle w:val="NormalTok"/>
         </w:rPr>
-        <w:t xml:space="preserve">jeton</w:t>
+        <w:t xml:space="preserve">token</w:t>
       </w:r>
       <w:r>
         <w:rPr>
@@ -18184,7 +18805,7 @@
         <w:rPr>
           <w:rStyle w:val="VerbatimChar"/>
         </w:rPr>
-        <w:t xml:space="preserve">_adim_a</w:t>
+        <w:t xml:space="preserve">_step_a</w:t>
       </w:r>
       <w:r>
         <w:t xml:space="preserve">,</w:t>
@@ -18196,7 +18817,7 @@
         <w:rPr>
           <w:rStyle w:val="VerbatimChar"/>
         </w:rPr>
-        <w:t xml:space="preserve">_adim_b</w:t>
+        <w:t xml:space="preserve">_step_b</w:t>
       </w:r>
       <w:r>
         <w:t xml:space="preserve">); bir tersine derleyicide artık</w:t>
@@ -18236,7 +18857,7 @@
         <w:rPr>
           <w:rStyle w:val="VerbatimChar"/>
         </w:rPr>
-        <w:t xml:space="preserve">erisim_ver</w:t>
+        <w:t xml:space="preserve">grant_access</w:t>
       </w:r>
       <w:r>
         <w:t xml:space="preserve">’in</w:t>
@@ -18382,7 +19003,7 @@
         <w:rPr>
           <w:rStyle w:val="VerbatimChar"/>
         </w:rPr>
-        <w:t xml:space="preserve">_adim_a</w:t>
+        <w:t xml:space="preserve">_step_a</w:t>
       </w:r>
       <w:r>
         <w:t xml:space="preserve"> </w:t>
@@ -18397,7 +19018,7 @@
         <w:rPr>
           <w:rStyle w:val="VerbatimChar"/>
         </w:rPr>
-        <w:t xml:space="preserve">_adim_b</w:t>
+        <w:t xml:space="preserve">_step_b</w:t>
       </w:r>
       <w:r>
         <w:t xml:space="preserve"> </w:t>
@@ -18412,9 +19033,9 @@
         <w:t xml:space="preserve">dağıtacak sayıda ve büyüklükte olabilir. K-06’nın (fonksiyon gizleme) bu satırdaki karşılığı budur.</w:t>
       </w:r>
     </w:p>
-    <w:bookmarkEnd w:id="81"/>
-    <w:bookmarkEnd w:id="82"/>
-    <w:bookmarkStart w:id="88" w:name="X0bf8ecd1a80160ce2da8a765de1e53609d58d9a"/>
+    <w:bookmarkEnd w:id="84"/>
+    <w:bookmarkEnd w:id="85"/>
+    <w:bookmarkStart w:id="94" w:name="X0bf8ecd1a80160ce2da8a765de1e53609d58d9a"/>
     <w:p>
       <w:pPr>
         <w:pStyle w:val="Heading2"/>
@@ -18500,18 +19121,18 @@
           <wp:inline>
             <wp:extent cx="5759999" cy="1301281"/>
             <wp:effectExtent b="0" l="0" r="0" t="0"/>
-            <wp:docPr descr="Dönüşüm hattında sıranın önemi" title="" id="84" name="Picture"/>
+            <wp:docPr descr="Dönüşüm hattında sıranın önemi" title="" id="87" name="Picture"/>
             <a:graphic>
               <a:graphicData uri="http://schemas.openxmlformats.org/drawingml/2006/picture">
                 <pic:pic>
                   <pic:nvPicPr>
-                    <pic:cNvPr descr="h14-04-donusum-hatti.png" id="85" name="Picture"/>
+                    <pic:cNvPr descr="h14-04-donusum-hatti.png" id="88" name="Picture"/>
                     <pic:cNvPicPr>
                       <a:picLocks noChangeArrowheads="1" noChangeAspect="1"/>
                     </pic:cNvPicPr>
                   </pic:nvPicPr>
                   <pic:blipFill>
-                    <a:blip r:embed="rId83"/>
+                    <a:blip r:embed="rId86"/>
                     <a:stretch>
                       <a:fillRect/>
                     </a:stretch>
@@ -18668,7 +19289,7 @@
         <w:rPr>
           <w:rStyle w:val="NormalTok"/>
         </w:rPr>
-        <w:t xml:space="preserve">erisim_ver </w:t>
+        <w:t xml:space="preserve">grant_access </w:t>
       </w:r>
       <w:r>
         <w:rPr>
@@ -18719,7 +19340,7 @@
         <w:rPr>
           <w:rStyle w:val="NormalTok"/>
         </w:rPr>
-        <w:t xml:space="preserve">erisim_ver </w:t>
+        <w:t xml:space="preserve">grant_access </w:t>
       </w:r>
       <w:r>
         <w:rPr>
@@ -18770,7 +19391,7 @@
         <w:rPr>
           <w:rStyle w:val="NormalTok"/>
         </w:rPr>
-        <w:t xml:space="preserve">erisim_ver </w:t>
+        <w:t xml:space="preserve">grant_access </w:t>
       </w:r>
       <w:r>
         <w:rPr>
@@ -18821,7 +19442,7 @@
         <w:rPr>
           <w:rStyle w:val="NormalTok"/>
         </w:rPr>
-        <w:t xml:space="preserve">erisim_ver </w:t>
+        <w:t xml:space="preserve">grant_access </w:t>
       </w:r>
       <w:r>
         <w:rPr>
@@ -18854,7 +19475,7 @@
         <w:rPr>
           <w:rStyle w:val="NormalTok"/>
         </w:rPr>
-        <w:t xml:space="preserve">gizli.c temiz.c</w:t>
+        <w:t xml:space="preserve">variant.c source.c</w:t>
       </w:r>
     </w:p>
     <w:p>
@@ -18868,7 +19489,7 @@
         <w:rPr>
           <w:rStyle w:val="VerbatimChar"/>
         </w:rPr>
-        <w:t xml:space="preserve">erisim_ver</w:t>
+        <w:t xml:space="preserve">grant_access</w:t>
       </w:r>
       <w:r>
         <w:t xml:space="preserve">) önce sabit/dize kodlar, sonra aritmetiğini kodlar, sonra düzleştirir, sonra</w:t>
@@ -18958,7 +19579,7 @@
       <w:r>
         <w:t xml:space="preserve"> </w:t>
       </w:r>
-      <w:hyperlink r:id="rId60">
+      <w:hyperlink r:id="rId57">
         <w:r>
           <w:rPr>
             <w:rStyle w:val="Hyperlink"/>
@@ -18976,7 +19597,7 @@
         <w:t xml:space="preserve">na doğrudan bağlanır.</w:t>
       </w:r>
     </w:p>
-    <w:bookmarkStart w:id="86" w:name="iki-farklı-sırayı-somut-karşılaştıralım"/>
+    <w:bookmarkStart w:id="89" w:name="iki-farklı-sırayı-somut-karşılaştıralım"/>
     <w:p>
       <w:pPr>
         <w:pStyle w:val="Heading3"/>
@@ -19165,7 +19786,7 @@
         <w:rPr>
           <w:rStyle w:val="VerbatimChar"/>
         </w:rPr>
-        <w:t xml:space="preserve">ornek.c</w:t>
+        <w:t xml:space="preserve">source.c</w:t>
       </w:r>
       <w:r>
         <w:t xml:space="preserve">’deki) sabitleri/dizeleri kodlar.</w:t>
@@ -20022,8 +20643,8 @@
         <w:t xml:space="preserve">önleyici), aynı aileden birden fazla dönüşümü yalnız ölçümle (bölüm 7) gerekçelendirilmişse ekleyin.</w:t>
       </w:r>
     </w:p>
-    <w:bookmarkEnd w:id="86"/>
-    <w:bookmarkStart w:id="87" w:name="Xaab84c5e858600805124ebd847e2881bb007c28"/>
+    <w:bookmarkEnd w:id="89"/>
+    <w:bookmarkStart w:id="93" w:name="Xaab84c5e858600805124ebd847e2881bb007c28"/>
     <w:p>
       <w:pPr>
         <w:pStyle w:val="Heading3"/>
@@ -20064,7 +20685,7 @@
         <w:rPr>
           <w:rStyle w:val="VerbatimChar"/>
         </w:rPr>
-        <w:t xml:space="preserve">temiz.c</w:t>
+        <w:t xml:space="preserve">source.c</w:t>
       </w:r>
       <w:r>
         <w:t xml:space="preserve"> </w:t>
@@ -20180,7 +20801,7 @@
         <w:rPr>
           <w:rStyle w:val="VerbatimChar"/>
         </w:rPr>
-        <w:t xml:space="preserve">temiz.c</w:t>
+        <w:t xml:space="preserve">source.c</w:t>
       </w:r>
       <w:r>
         <w:t xml:space="preserve">’den</w:t>
@@ -20192,13 +20813,13 @@
         <w:rPr>
           <w:rStyle w:val="VerbatimChar"/>
         </w:rPr>
-        <w:t xml:space="preserve">gizli.c</w:t>
-      </w:r>
-      <w:r>
-        <w:t xml:space="preserve"> </w:t>
-      </w:r>
-      <w:r>
-        <w:t xml:space="preserve">üretilip yeniden derlenip, çıkan yeni ikili</w:t>
+        <w:t xml:space="preserve">variant.c</w:t>
+      </w:r>
+      <w:r>
+        <w:t xml:space="preserve"> </w:t>
+      </w:r>
+      <w:r>
+        <w:t xml:space="preserve">üretilip yeniden derlenip, çıkan yeni binary</w:t>
       </w:r>
       <w:r>
         <w:t xml:space="preserve"> </w:t>
@@ -20228,7 +20849,7 @@
         <w:pStyle w:val="FirstParagraph"/>
       </w:pPr>
       <w:r>
-        <w:t xml:space="preserve">Sonuç: adım 3’te üretilen yeni ikili dosya, adım 2’de imzalanan bayt içeriğinden</w:t>
+        <w:t xml:space="preserve">Sonuç: adım 3’te üretilen yeni binary dosya, adım 2’de imzalanan bayt içeriğinden</w:t>
       </w:r>
       <w:r>
         <w:t xml:space="preserve"> </w:t>
@@ -20516,55 +21137,56 @@
         <w:t xml:space="preserve">bırakılmalıdır.</w:t>
       </w:r>
     </w:p>
-    <w:bookmarkEnd w:id="87"/>
-    <w:bookmarkEnd w:id="88"/>
-    <w:bookmarkStart w:id="94" w:name="Xf39b5829057d1199f1dac33a84f618b579cc4e8"/>
-    <w:p>
-      <w:pPr>
-        <w:pStyle w:val="Heading2"/>
-      </w:pPr>
-      <w:r>
-        <w:t xml:space="preserve">5. Adım adım örnek: bir denetimi güçlendirmek (sentetik)</w:t>
-      </w:r>
-    </w:p>
     <w:p>
       <w:pPr>
         <w:pStyle w:val="FirstParagraph"/>
       </w:pPr>
       <w:r>
-        <w:t xml:space="preserve">Tek bir sentetik erişim denetimini alıp katman katman güçlendirelim. Amaç, her adımın</w:t>
-      </w:r>
-      <w:r>
-        <w:t xml:space="preserve"> </w:t>
-      </w:r>
-      <w:r>
-        <w:rPr>
-          <w:b/>
-          <w:bCs/>
-        </w:rPr>
-        <w:t xml:space="preserve">ne eklediğini</w:t>
-      </w:r>
-      <w:r>
-        <w:t xml:space="preserve"> </w:t>
-      </w:r>
-      <w:r>
-        <w:t xml:space="preserve">ve</w:t>
-      </w:r>
-      <w:r>
-        <w:t xml:space="preserve"> </w:t>
-      </w:r>
-      <w:r>
-        <w:rPr>
-          <w:b/>
-          <w:bCs/>
-        </w:rPr>
-        <w:t xml:space="preserve">ne kadara mal olduğunu</w:t>
-      </w:r>
-      <w:r>
-        <w:t xml:space="preserve"> </w:t>
-      </w:r>
-      <w:r>
-        <w:t xml:space="preserve">görmektir.</w:t>
+        <w:t xml:space="preserve">Sıranın hem</w:t>
+      </w:r>
+      <w:r>
+        <w:t xml:space="preserve"> </w:t>
+      </w:r>
+      <w:r>
+        <w:rPr>
+          <w:b/>
+          <w:bCs/>
+        </w:rPr>
+        <w:t xml:space="preserve">kapsamı</w:t>
+      </w:r>
+      <w:r>
+        <w:t xml:space="preserve"> </w:t>
+      </w:r>
+      <w:r>
+        <w:t xml:space="preserve">(</w:t>
+      </w:r>
+      <w:r>
+        <w:rPr>
+          <w:rStyle w:val="VerbatimChar"/>
+        </w:rPr>
+        <w:t xml:space="preserve">EncodeLiterals</w:t>
+      </w:r>
+      <w:r>
+        <w:t xml:space="preserve"> </w:t>
+      </w:r>
+      <w:r>
+        <w:t xml:space="preserve">neyi görebilir) hem</w:t>
+      </w:r>
+      <w:r>
+        <w:t xml:space="preserve"> </w:t>
+      </w:r>
+      <w:r>
+        <w:rPr>
+          <w:b/>
+          <w:bCs/>
+        </w:rPr>
+        <w:t xml:space="preserve">imzayı</w:t>
+      </w:r>
+      <w:r>
+        <w:t xml:space="preserve"> </w:t>
+      </w:r>
+      <w:r>
+        <w:t xml:space="preserve">nasıl etkilediğini tek bir hatta izleyelim.</w:t>
       </w:r>
     </w:p>
     <w:p>
@@ -20574,20 +21196,168 @@
       <w:r>
         <w:drawing>
           <wp:inline>
-            <wp:extent cx="5759999" cy="2768069"/>
+            <wp:extent cx="5111999" cy="4389858"/>
             <wp:effectExtent b="0" l="0" r="0" t="0"/>
-            <wp:docPr descr="Bir denetimi adım adım güçlendirmek" title="" id="90" name="Picture"/>
+            <wp:docPr descr="Dönüşüm hattında sıranın etkisi — kapsam ve imza" title="" id="91" name="Picture"/>
             <a:graphic>
               <a:graphicData uri="http://schemas.openxmlformats.org/drawingml/2006/picture">
                 <pic:pic>
                   <pic:nvPicPr>
-                    <pic:cNvPr descr="h14-11-adim-adim-guclendirme.png" id="91" name="Picture"/>
+                    <pic:cNvPr descr="transform-stacking-order.tr.png" id="92" name="Picture"/>
                     <pic:cNvPicPr>
                       <a:picLocks noChangeArrowheads="1" noChangeAspect="1"/>
                     </pic:cNvPicPr>
                   </pic:nvPicPr>
                   <pic:blipFill>
-                    <a:blip r:embed="rId89"/>
+                    <a:blip r:embed="rId90"/>
+                    <a:stretch>
+                      <a:fillRect/>
+                    </a:stretch>
+                  </pic:blipFill>
+                  <pic:spPr bwMode="auto">
+                    <a:xfrm>
+                      <a:off x="0" y="0"/>
+                      <a:ext cx="5111999" cy="4389858"/>
+                    </a:xfrm>
+                    <a:prstGeom prst="rect">
+                      <a:avLst/>
+                    </a:prstGeom>
+                    <a:noFill/>
+                    <a:ln w="9525">
+                      <a:noFill/>
+                      <a:headEnd/>
+                      <a:tailEnd/>
+                    </a:ln>
+                  </pic:spPr>
+                </pic:pic>
+              </a:graphicData>
+            </a:graphic>
+          </wp:inline>
+        </w:drawing>
+      </w:r>
+    </w:p>
+    <w:p>
+      <w:pPr>
+        <w:pStyle w:val="BodyText"/>
+      </w:pPr>
+      <w:r>
+        <w:rPr>
+          <w:b/>
+          <w:bCs/>
+        </w:rPr>
+        <w:t xml:space="preserve">code-then-structure</w:t>
+      </w:r>
+      <w:r>
+        <w:t xml:space="preserve"> </w:t>
+      </w:r>
+      <w:r>
+        <w:t xml:space="preserve">(Sıra 1, doğru),</w:t>
+      </w:r>
+      <w:r>
+        <w:t xml:space="preserve"> </w:t>
+      </w:r>
+      <w:r>
+        <w:rPr>
+          <w:b/>
+          <w:bCs/>
+        </w:rPr>
+        <w:t xml:space="preserve">structure-then-code</w:t>
+      </w:r>
+      <w:r>
+        <w:t xml:space="preserve"> </w:t>
+      </w:r>
+      <w:r>
+        <w:t xml:space="preserve">(Sıra 2, daha geniş kapsam) ve</w:t>
+      </w:r>
+      <w:r>
+        <w:t xml:space="preserve"> </w:t>
+      </w:r>
+      <w:r>
+        <w:rPr>
+          <w:b/>
+          <w:bCs/>
+        </w:rPr>
+        <w:t xml:space="preserve">sign-too-early</w:t>
+      </w:r>
+      <w:r>
+        <w:t xml:space="preserve"> </w:t>
+      </w:r>
+      <w:r>
+        <w:t xml:space="preserve">(imza en başta — uç durum) ön ayarlarını karşılaştırın.</w:t>
+      </w:r>
+    </w:p>
+    <w:bookmarkEnd w:id="93"/>
+    <w:bookmarkEnd w:id="94"/>
+    <w:bookmarkStart w:id="100" w:name="Xf39b5829057d1199f1dac33a84f618b579cc4e8"/>
+    <w:p>
+      <w:pPr>
+        <w:pStyle w:val="Heading2"/>
+      </w:pPr>
+      <w:r>
+        <w:t xml:space="preserve">5. Adım adım örnek: bir denetimi güçlendirmek (sentetik)</w:t>
+      </w:r>
+    </w:p>
+    <w:p>
+      <w:pPr>
+        <w:pStyle w:val="FirstParagraph"/>
+      </w:pPr>
+      <w:r>
+        <w:t xml:space="preserve">Tek bir sentetik erişim denetimini alıp katman katman güçlendirelim. Amaç, her adımın</w:t>
+      </w:r>
+      <w:r>
+        <w:t xml:space="preserve"> </w:t>
+      </w:r>
+      <w:r>
+        <w:rPr>
+          <w:b/>
+          <w:bCs/>
+        </w:rPr>
+        <w:t xml:space="preserve">ne eklediğini</w:t>
+      </w:r>
+      <w:r>
+        <w:t xml:space="preserve"> </w:t>
+      </w:r>
+      <w:r>
+        <w:t xml:space="preserve">ve</w:t>
+      </w:r>
+      <w:r>
+        <w:t xml:space="preserve"> </w:t>
+      </w:r>
+      <w:r>
+        <w:rPr>
+          <w:b/>
+          <w:bCs/>
+        </w:rPr>
+        <w:t xml:space="preserve">ne kadara mal olduğunu</w:t>
+      </w:r>
+      <w:r>
+        <w:t xml:space="preserve"> </w:t>
+      </w:r>
+      <w:r>
+        <w:t xml:space="preserve">görmektir.</w:t>
+      </w:r>
+    </w:p>
+    <w:p>
+      <w:pPr>
+        <w:pStyle w:val="BodyText"/>
+      </w:pPr>
+      <w:r>
+        <w:drawing>
+          <wp:inline>
+            <wp:extent cx="5759999" cy="2768069"/>
+            <wp:effectExtent b="0" l="0" r="0" t="0"/>
+            <wp:docPr descr="Bir denetimi adım adım güçlendirmek" title="" id="96" name="Picture"/>
+            <a:graphic>
+              <a:graphicData uri="http://schemas.openxmlformats.org/drawingml/2006/picture">
+                <pic:pic>
+                  <pic:nvPicPr>
+                    <pic:cNvPr descr="h14-11-adim-adim-guclendirme.png" id="97" name="Picture"/>
+                    <pic:cNvPicPr>
+                      <a:picLocks noChangeArrowheads="1" noChangeAspect="1"/>
+                    </pic:cNvPicPr>
+                  </pic:nvPicPr>
+                  <pic:blipFill>
+                    <a:blip r:embed="rId95"/>
                     <a:stretch>
                       <a:fillRect/>
                     </a:stretch>
@@ -20623,7 +21393,7 @@
           <w:b/>
           <w:bCs/>
         </w:rPr>
-        <w:t xml:space="preserve">Başlangıç: temiz.c (okunur, korumasız)</w:t>
+        <w:t xml:space="preserve">Başlangıç: source.c (okunur, korumasız)</w:t>
       </w:r>
     </w:p>
     <w:p>
@@ -20640,7 +21410,7 @@
         <w:rPr>
           <w:rStyle w:val="NormalTok"/>
         </w:rPr>
-        <w:t xml:space="preserve"> erisim_ver</w:t>
+        <w:t xml:space="preserve"> grant_access</w:t>
       </w:r>
       <w:r>
         <w:rPr>
@@ -20682,7 +21452,7 @@
         <w:rPr>
           <w:rStyle w:val="NormalTok"/>
         </w:rPr>
-        <w:t xml:space="preserve">jeton</w:t>
+        <w:t xml:space="preserve">token</w:t>
       </w:r>
       <w:r>
         <w:rPr>
@@ -20733,7 +21503,7 @@
         <w:rPr>
           <w:rStyle w:val="NormalTok"/>
         </w:rPr>
-        <w:t xml:space="preserve">jeton_gecerli</w:t>
+        <w:t xml:space="preserve">token_is_valid</w:t>
       </w:r>
       <w:r>
         <w:rPr>
@@ -20745,7 +21515,7 @@
         <w:rPr>
           <w:rStyle w:val="NormalTok"/>
         </w:rPr>
-        <w:t xml:space="preserve">jeton</w:t>
+        <w:t xml:space="preserve">token</w:t>
       </w:r>
       <w:r>
         <w:rPr>
@@ -20769,7 +21539,7 @@
         <w:rPr>
           <w:rStyle w:val="NormalTok"/>
         </w:rPr>
-        <w:t xml:space="preserve"> IZIN</w:t>
+        <w:t xml:space="preserve"> GRANTED</w:t>
       </w:r>
       <w:r>
         <w:rPr>
@@ -20808,7 +21578,7 @@
         <w:rPr>
           <w:rStyle w:val="NormalTok"/>
         </w:rPr>
-        <w:t xml:space="preserve"> RED</w:t>
+        <w:t xml:space="preserve"> DENIED</w:t>
       </w:r>
       <w:r>
         <w:rPr>
@@ -20973,7 +21743,7 @@
               <w:rPr>
                 <w:rStyle w:val="VerbatimChar"/>
               </w:rPr>
-              <w:t xml:space="preserve">IZIN</w:t>
+              <w:t xml:space="preserve">GRANTED</w:t>
             </w:r>
             <w:r>
               <w:t xml:space="preserve">/</w:t>
@@ -20982,7 +21752,7 @@
               <w:rPr>
                 <w:rStyle w:val="VerbatimChar"/>
               </w:rPr>
-              <w:t xml:space="preserve">RED</w:t>
+              <w:t xml:space="preserve">DENIED</w:t>
             </w:r>
             <w:r>
               <w:t xml:space="preserve"> </w:t>
@@ -21219,7 +21989,7 @@
         <w:t xml:space="preserve">için gereksizdir; yalnız en kritik ve küçük fonksiyonlara uygulanır.</w:t>
       </w:r>
     </w:p>
-    <w:bookmarkStart w:id="92" w:name="X3dca306de17a1deab740cc2adb4367d795bd0b2"/>
+    <w:bookmarkStart w:id="98" w:name="X3dca306de17a1deab740cc2adb4367d795bd0b2"/>
     <w:p>
       <w:pPr>
         <w:pStyle w:val="Heading3"/>
@@ -21296,7 +22066,7 @@
         <w:rPr>
           <w:rStyle w:val="VerbatimChar"/>
         </w:rPr>
-        <w:t xml:space="preserve">tigress-hatti.sh</w:t>
+        <w:t xml:space="preserve">demo.sh</w:t>
       </w:r>
       <w:r>
         <w:t xml:space="preserve">’yi Tigress kuruluyken çalıştırıp betiğin bastığı</w:t>
@@ -22144,8 +22914,8 @@
         <w:t xml:space="preserve">otomatik eklemeyin — bölüm 1’deki karar akışına (hassas mı, değeri ne kadar) geri dönün.</w:t>
       </w:r>
     </w:p>
-    <w:bookmarkEnd w:id="92"/>
-    <w:bookmarkStart w:id="93" w:name="Xb8c85420d39419ab589a63566d86bc1091de2be"/>
+    <w:bookmarkEnd w:id="98"/>
+    <w:bookmarkStart w:id="99" w:name="Xb8c85420d39419ab589a63566d86bc1091de2be"/>
     <w:p>
       <w:pPr>
         <w:pStyle w:val="Heading3"/>
@@ -22180,7 +22950,7 @@
         <w:rPr>
           <w:rStyle w:val="VerbatimChar"/>
         </w:rPr>
-        <w:t xml:space="preserve">erisim_ver</w:t>
+        <w:t xml:space="preserve">grant_access</w:t>
       </w:r>
       <w:r>
         <w:t xml:space="preserve"> </w:t>
@@ -22785,15 +23555,15 @@
         </w:pict>
       </w:r>
     </w:p>
-    <w:bookmarkEnd w:id="93"/>
-    <w:bookmarkEnd w:id="94"/>
-    <w:bookmarkStart w:id="104" w:name="Xdf69c0c1534e1d8e230ffd2b76f61321c322187"/>
+    <w:bookmarkEnd w:id="99"/>
+    <w:bookmarkEnd w:id="100"/>
+    <w:bookmarkStart w:id="113" w:name="X1f5d3449ed262900d05f330594ee1c9e018b8cc"/>
     <w:p>
       <w:pPr>
         <w:pStyle w:val="Heading2"/>
       </w:pPr>
       <w:r>
-        <w:t xml:space="preserve">6. Çeşitlendirme: aynı kaynaktan farklı ikili dosyalar</w:t>
+        <w:t xml:space="preserve">6. Çeşitlendirme: aynı kaynaktan farklı binary dosyalar</w:t>
       </w:r>
     </w:p>
     <w:p>
@@ -22870,7 +23640,7 @@
         <w:t xml:space="preserve"> </w:t>
       </w:r>
       <w:r>
-        <w:t xml:space="preserve">ikili dosyalar üretmektir. Tigress bunu bir</w:t>
+        <w:t xml:space="preserve">binary dosyalar üretmektir. Tigress bunu bir</w:t>
       </w:r>
       <w:r>
         <w:t xml:space="preserve"> </w:t>
@@ -22904,18 +23674,18 @@
           <wp:inline>
             <wp:extent cx="5759999" cy="1910136"/>
             <wp:effectExtent b="0" l="0" r="0" t="0"/>
-            <wp:docPr descr="Uzayda ve zamanda çeşitlendirme" title="" id="96" name="Picture"/>
+            <wp:docPr descr="Uzayda ve zamanda çeşitlendirme" title="" id="102" name="Picture"/>
             <a:graphic>
               <a:graphicData uri="http://schemas.openxmlformats.org/drawingml/2006/picture">
                 <pic:pic>
                   <pic:nvPicPr>
-                    <pic:cNvPr descr="h14-05-cesitlendirme-turleri.png" id="97" name="Picture"/>
+                    <pic:cNvPr descr="h14-05-cesitlendirme-turleri.png" id="103" name="Picture"/>
                     <pic:cNvPicPr>
                       <a:picLocks noChangeArrowheads="1" noChangeAspect="1"/>
                     </pic:cNvPicPr>
                   </pic:nvPicPr>
                   <pic:blipFill>
-                    <a:blip r:embed="rId95"/>
+                    <a:blip r:embed="rId101"/>
                     <a:stretch>
                       <a:fillRect/>
                     </a:stretch>
@@ -23055,7 +23825,7 @@
         <w:rPr>
           <w:rStyle w:val="NormalTok"/>
         </w:rPr>
-        <w:t xml:space="preserve">erisim_ver </w:t>
+        <w:t xml:space="preserve">grant_access </w:t>
       </w:r>
       <w:r>
         <w:rPr>
@@ -23073,7 +23843,7 @@
         <w:rPr>
           <w:rStyle w:val="NormalTok"/>
         </w:rPr>
-        <w:t xml:space="preserve">gizli_a.c temiz.c</w:t>
+        <w:t xml:space="preserve">gizli_a.c source.c</w:t>
       </w:r>
       <w:r>
         <w:br/>
@@ -23175,7 +23945,7 @@
         <w:rPr>
           <w:rStyle w:val="NormalTok"/>
         </w:rPr>
-        <w:t xml:space="preserve">erisim_ver </w:t>
+        <w:t xml:space="preserve">grant_access </w:t>
       </w:r>
       <w:r>
         <w:rPr>
@@ -23193,7 +23963,7 @@
         <w:rPr>
           <w:rStyle w:val="NormalTok"/>
         </w:rPr>
-        <w:t xml:space="preserve">gizli_b.c temiz.c</w:t>
+        <w:t xml:space="preserve">gizli_b.c source.c</w:t>
       </w:r>
       <w:r>
         <w:br/>
@@ -23208,6 +23978,123 @@
     <w:p>
       <w:pPr>
         <w:pStyle w:val="FirstParagraph"/>
+      </w:pPr>
+      <w:r>
+        <w:t xml:space="preserve">Gerçek</w:t>
+      </w:r>
+      <w:r>
+        <w:t xml:space="preserve"> </w:t>
+      </w:r>
+      <w:r>
+        <w:rPr>
+          <w:rStyle w:val="VerbatimChar"/>
+        </w:rPr>
+        <w:t xml:space="preserve">fallback_transform.py</w:t>
+      </w:r>
+      <w:r>
+        <w:t xml:space="preserve">’nin tohumdan maskeyi nasıl türettiğini, üç farklı tohumla adım adım izleyelim.</w:t>
+      </w:r>
+    </w:p>
+    <w:p>
+      <w:pPr>
+        <w:pStyle w:val="BodyText"/>
+      </w:pPr>
+      <w:r>
+        <w:drawing>
+          <wp:inline>
+            <wp:extent cx="5111999" cy="6869843"/>
+            <wp:effectExtent b="0" l="0" r="0" t="0"/>
+            <wp:docPr descr="Tohumla çeşitlendirme — aynı kaynak, farklı bayt" title="" id="105" name="Picture"/>
+            <a:graphic>
+              <a:graphicData uri="http://schemas.openxmlformats.org/drawingml/2006/picture">
+                <pic:pic>
+                  <pic:nvPicPr>
+                    <pic:cNvPr descr="diversification-seeds.tr.png" id="106" name="Picture"/>
+                    <pic:cNvPicPr>
+                      <a:picLocks noChangeArrowheads="1" noChangeAspect="1"/>
+                    </pic:cNvPicPr>
+                  </pic:nvPicPr>
+                  <pic:blipFill>
+                    <a:blip r:embed="rId104"/>
+                    <a:stretch>
+                      <a:fillRect/>
+                    </a:stretch>
+                  </pic:blipFill>
+                  <pic:spPr bwMode="auto">
+                    <a:xfrm>
+                      <a:off x="0" y="0"/>
+                      <a:ext cx="5111999" cy="6869843"/>
+                    </a:xfrm>
+                    <a:prstGeom prst="rect">
+                      <a:avLst/>
+                    </a:prstGeom>
+                    <a:noFill/>
+                    <a:ln w="9525">
+                      <a:noFill/>
+                      <a:headEnd/>
+                      <a:tailEnd/>
+                    </a:ln>
+                  </pic:spPr>
+                </pic:pic>
+              </a:graphicData>
+            </a:graphic>
+          </wp:inline>
+        </w:drawing>
+      </w:r>
+    </w:p>
+    <w:p>
+      <w:pPr>
+        <w:pStyle w:val="BodyText"/>
+      </w:pPr>
+      <w:r>
+        <w:rPr>
+          <w:b/>
+          <w:bCs/>
+        </w:rPr>
+        <w:t xml:space="preserve">three-seeds</w:t>
+      </w:r>
+      <w:r>
+        <w:t xml:space="preserve"> </w:t>
+      </w:r>
+      <w:r>
+        <w:t xml:space="preserve">(1001/2002/3003, hepsi farklı),</w:t>
+      </w:r>
+      <w:r>
+        <w:t xml:space="preserve"> </w:t>
+      </w:r>
+      <w:r>
+        <w:rPr>
+          <w:b/>
+          <w:bCs/>
+        </w:rPr>
+        <w:t xml:space="preserve">small-seeds</w:t>
+      </w:r>
+      <w:r>
+        <w:t xml:space="preserve"> </w:t>
+      </w:r>
+      <w:r>
+        <w:t xml:space="preserve">(1/2/3, küçük tohumlar bile farklı sonuç verir) ve</w:t>
+      </w:r>
+      <w:r>
+        <w:t xml:space="preserve"> </w:t>
+      </w:r>
+      <w:r>
+        <w:rPr>
+          <w:b/>
+          <w:bCs/>
+        </w:rPr>
+        <w:t xml:space="preserve">edge-same-seed-twice</w:t>
+      </w:r>
+      <w:r>
+        <w:t xml:space="preserve"> </w:t>
+      </w:r>
+      <w:r>
+        <w:t xml:space="preserve">(aynı tohum unutulup tekrar kullanılırsa ne olur) ön ayarlarını deneyin.</w:t>
+      </w:r>
+    </w:p>
+    <w:p>
+      <w:pPr>
+        <w:pStyle w:val="BodyText"/>
       </w:pPr>
       <w:r>
         <w:t xml:space="preserve">İki tür çeşitlendirme (9. haftadan):</w:t>
@@ -23271,7 +24158,7 @@
       <w:r>
         <w:t xml:space="preserve"> </w:t>
       </w:r>
-      <w:hyperlink r:id="rId98">
+      <w:hyperlink r:id="rId107">
         <w:r>
           <w:rPr>
             <w:rStyle w:val="Hyperlink"/>
@@ -23374,13 +24261,13 @@
         <w:t xml:space="preserve">engeller — bu ayrım 9. haftanın çekirdek fikriydi.</w:t>
       </w:r>
     </w:p>
-    <w:bookmarkStart w:id="99" w:name="X99f5c9f3df7e6ed3f6ab6406d6392c3f12cfc48"/>
+    <w:bookmarkStart w:id="108" w:name="Xac30dd0812d5cb270d386130cd5f3e05cb94958"/>
     <w:p>
       <w:pPr>
         <w:pStyle w:val="Heading3"/>
       </w:pPr>
       <w:r>
-        <w:t xml:space="preserve">İşlenmiş örnek: iki tohumla üretilen ikiliyi adım adım karşılaştıralım</w:t>
+        <w:t xml:space="preserve">İşlenmiş örnek: iki tohumla üretilen binary’yi adım adım karşılaştıralım</w:t>
       </w:r>
     </w:p>
     <w:p>
@@ -23427,7 +24314,7 @@
         <w:rPr>
           <w:rStyle w:val="VerbatimChar"/>
         </w:rPr>
-        <w:t xml:space="preserve">ornek.c</w:t>
+        <w:t xml:space="preserve">source.c</w:t>
       </w:r>
       <w:r>
         <w:t xml:space="preserve">’den iki ayrı</w:t>
@@ -23439,7 +24326,7 @@
         <w:rPr>
           <w:rStyle w:val="VerbatimChar"/>
         </w:rPr>
-        <w:t xml:space="preserve">erisim_ver</w:t>
+        <w:t xml:space="preserve">grant_access</w:t>
       </w:r>
       <w:r>
         <w:t xml:space="preserve"> </w:t>
@@ -23568,7 +24455,7 @@
         <w:rPr>
           <w:rStyle w:val="NormalTok"/>
         </w:rPr>
-        <w:t xml:space="preserve">erisim_ver </w:t>
+        <w:t xml:space="preserve">grant_access </w:t>
       </w:r>
       <w:r>
         <w:rPr>
@@ -23586,7 +24473,7 @@
         <w:rPr>
           <w:rStyle w:val="NormalTok"/>
         </w:rPr>
-        <w:t xml:space="preserve">a.c ornek.c</w:t>
+        <w:t xml:space="preserve">a.c source.c</w:t>
       </w:r>
       <w:r>
         <w:br/>
@@ -23673,7 +24560,7 @@
         <w:rPr>
           <w:rStyle w:val="NormalTok"/>
         </w:rPr>
-        <w:t xml:space="preserve">erisim_ver </w:t>
+        <w:t xml:space="preserve">grant_access </w:t>
       </w:r>
       <w:r>
         <w:rPr>
@@ -23691,7 +24578,7 @@
         <w:rPr>
           <w:rStyle w:val="NormalTok"/>
         </w:rPr>
-        <w:t xml:space="preserve">b.c ornek.c</w:t>
+        <w:t xml:space="preserve">b.c source.c</w:t>
       </w:r>
     </w:p>
     <w:p>
@@ -23820,7 +24707,7 @@
         <w:t xml:space="preserve">-O2</w:t>
       </w:r>
       <w:r>
-        <w:t xml:space="preserve">) iki ayrı ikiliye (</w:t>
+        <w:t xml:space="preserve">) iki ayrı binary’ye (</w:t>
       </w:r>
       <w:r>
         <w:rPr>
@@ -23862,7 +24749,7 @@
         <w:t xml:space="preserve"> </w:t>
       </w:r>
       <w:r>
-        <w:t xml:space="preserve">her iki ikili de</w:t>
+        <w:t xml:space="preserve">her iki binary de</w:t>
       </w:r>
       <w:r>
         <w:t xml:space="preserve"> </w:t>
@@ -23905,7 +24792,7 @@
         <w:rPr>
           <w:rStyle w:val="VerbatimChar"/>
         </w:rPr>
-        <w:t xml:space="preserve">IZIN</w:t>
+        <w:t xml:space="preserve">GRANTED</w:t>
       </w:r>
       <w:r>
         <w:t xml:space="preserve">) verdiği doğrulanmalıdır — çeşitlendirme davranışı</w:t>
@@ -24061,10 +24948,10 @@
         <w:rPr>
           <w:rStyle w:val="VerbatimChar"/>
         </w:rPr>
-        <w:t xml:space="preserve">erisim_ver</w:t>
-      </w:r>
-      <w:r>
-        <w:t xml:space="preserve">’in düzleştirilmiş+opak-yüklemli hâli her iki ikilide de</w:t>
+        <w:t xml:space="preserve">grant_access</w:t>
+      </w:r>
+      <w:r>
+        <w:t xml:space="preserve">’in düzleştirilmiş+opak-yüklemli hâli her iki binary’de de</w:t>
       </w:r>
       <w:r>
         <w:t xml:space="preserve"> </w:t>
@@ -24341,7 +25228,7 @@
         <w:t xml:space="preserve"> </w:t>
       </w:r>
       <w:r>
-        <w:t xml:space="preserve">farklı olduğunu göstermez. İki ikili</w:t>
+        <w:t xml:space="preserve">farklı olduğunu göstermez. İki binary</w:t>
       </w:r>
       <w:r>
         <w:t xml:space="preserve"> </w:t>
@@ -24375,7 +25262,7 @@
         <w:rPr>
           <w:rStyle w:val="VerbatimChar"/>
         </w:rPr>
-        <w:t xml:space="preserve">erisim_ver</w:t>
+        <w:t xml:space="preserve">grant_access</w:t>
       </w:r>
       <w:r>
         <w:t xml:space="preserve">) kendisi hâlâ aynı kalmış olabilir.</w:t>
@@ -24455,7 +25342,7 @@
         <w:rPr>
           <w:rStyle w:val="VerbatimChar"/>
         </w:rPr>
-        <w:t xml:space="preserve">&lt;erisim_ver&gt;:</w:t>
+        <w:t xml:space="preserve">&lt;grant_access&gt;:</w:t>
       </w:r>
       <w:r>
         <w:t xml:space="preserve"> </w:t>
@@ -24481,7 +25368,7 @@
         <w:pStyle w:val="BlockText"/>
       </w:pPr>
       <w:r>
-        <w:t xml:space="preserve">Bir ikili dosyayı üretirken kullandığınız</w:t>
+        <w:t xml:space="preserve">Bir binary dosyayı üretirken kullandığınız</w:t>
       </w:r>
       <w:r>
         <w:t xml:space="preserve"> </w:t>
@@ -24509,7 +25396,7 @@
         <w:t xml:space="preserve">kaydetmezseniz</w:t>
       </w:r>
       <w:r>
-        <w:t xml:space="preserve">, o ikiliyi bir daha</w:t>
+        <w:t xml:space="preserve">, o binary’yi bir daha</w:t>
       </w:r>
       <w:r>
         <w:t xml:space="preserve"> </w:t>
@@ -24558,8 +25445,8 @@
         <w:t xml:space="preserve">olarak budur.</w:t>
       </w:r>
     </w:p>
-    <w:bookmarkEnd w:id="99"/>
-    <w:bookmarkStart w:id="100" w:name="X6132d0ba48679cdd96bacbce552127c65c05f3d"/>
+    <w:bookmarkEnd w:id="108"/>
+    <w:bookmarkStart w:id="109" w:name="X6132d0ba48679cdd96bacbce552127c65c05f3d"/>
     <w:p>
       <w:pPr>
         <w:pStyle w:val="Heading3"/>
@@ -24639,7 +25526,7 @@
         <w:rPr>
           <w:rStyle w:val="VerbatimChar"/>
         </w:rPr>
-        <w:t xml:space="preserve">erisim_ver</w:t>
+        <w:t xml:space="preserve">grant_access</w:t>
       </w:r>
       <w:r>
         <w:t xml:space="preserve">) kendisinin farklı olup olmadığını görmek için bölüm 0’daki</w:t>
@@ -24667,7 +25554,7 @@
           <w:b/>
           <w:bCs/>
         </w:rPr>
-        <w:t xml:space="preserve">iki ikiliye</w:t>
+        <w:t xml:space="preserve">iki binary’ye</w:t>
       </w:r>
       <w:r>
         <w:rPr>
@@ -24710,7 +25597,7 @@
         <w:rPr>
           <w:rStyle w:val="CommentTok"/>
         </w:rPr>
-        <w:t xml:space="preserve"># Her iki ikiliden yalnız &lt;erisim_ver&gt;: etiketinin altını çıkar</w:t>
+        <w:t xml:space="preserve"># Her iki ikiliden yalnız &lt;grant_access&gt;: etiketinin altını çıkar</w:t>
       </w:r>
       <w:r>
         <w:br/>
@@ -24767,7 +25654,7 @@
         <w:rPr>
           <w:rStyle w:val="StringTok"/>
         </w:rPr>
-        <w:t xml:space="preserve">'/&lt;erisim_ver&gt;:/{a=1} a{print} /^$/{if(a)exit}'</w:t>
+        <w:t xml:space="preserve">'/&lt;grant_access&gt;:/{a=1} a{print} /^$/{if(a)exit}'</w:t>
       </w:r>
       <w:r>
         <w:rPr>
@@ -24842,7 +25729,7 @@
         <w:rPr>
           <w:rStyle w:val="StringTok"/>
         </w:rPr>
-        <w:t xml:space="preserve">'/&lt;erisim_ver&gt;:/{a=1} a{print} /^$/{if(a)exit}'</w:t>
+        <w:t xml:space="preserve">'/&lt;grant_access&gt;:/{a=1} a{print} /^$/{if(a)exit}'</w:t>
       </w:r>
       <w:r>
         <w:rPr>
@@ -24965,7 +25852,7 @@
         <w:rPr>
           <w:rStyle w:val="VerbatimChar"/>
         </w:rPr>
-        <w:t xml:space="preserve">erisim_ver</w:t>
+        <w:t xml:space="preserve">grant_access</w:t>
       </w:r>
       <w:r>
         <w:t xml:space="preserve"> </w:t>
@@ -25210,7 +26097,7 @@
       <w:r>
         <w:t xml:space="preserve"> </w:t>
       </w:r>
-      <w:hyperlink r:id="rId60">
+      <w:hyperlink r:id="rId57">
         <w:r>
           <w:rPr>
             <w:rStyle w:val="Hyperlink"/>
@@ -25237,8 +26124,8 @@
         <w:t xml:space="preserve">çalıştırılabilir bir komutla desteklenmelidir.</w:t>
       </w:r>
     </w:p>
-    <w:bookmarkEnd w:id="100"/>
-    <w:bookmarkStart w:id="101" w:name="X6c5767fe5bef3645f08fb425e3aab99fdd7b0c5"/>
+    <w:bookmarkEnd w:id="109"/>
+    <w:bookmarkStart w:id="110" w:name="X6c5767fe5bef3645f08fb425e3aab99fdd7b0c5"/>
     <w:p>
       <w:pPr>
         <w:pStyle w:val="Heading3"/>
@@ -25363,7 +26250,7 @@
               <w:pStyle w:val="Compact"/>
             </w:pPr>
             <w:r>
-              <w:t xml:space="preserve">Çeşitlendirme yok (tek ikili, herkese aynı)</w:t>
+              <w:t xml:space="preserve">Çeşitlendirme yok (tek binary, herkese aynı)</w:t>
             </w:r>
           </w:p>
         </w:tc>
@@ -25574,7 +26461,7 @@
         <w:t xml:space="preserve"> </w:t>
       </w:r>
       <w:r>
-        <w:t xml:space="preserve">ikililerde işe yarar; her kullanıcı farklı bir tohuma sahipse, yama başka</w:t>
+        <w:t xml:space="preserve">binary’lerde işe yarar; her kullanıcı farklı bir tohuma sahipse, yama başka</w:t>
       </w:r>
       <w:r>
         <w:t xml:space="preserve"> </w:t>
@@ -25639,8 +26526,8 @@
         <w:t xml:space="preserve">ilişkisini göstermektir.</w:t>
       </w:r>
     </w:p>
-    <w:bookmarkEnd w:id="101"/>
-    <w:bookmarkStart w:id="103" w:name="Xdce68c87cc0368079b6cd144a7c1fcfcfe6fbd0"/>
+    <w:bookmarkEnd w:id="110"/>
+    <w:bookmarkStart w:id="112" w:name="Xdce68c87cc0368079b6cd144a7c1fcfcfe6fbd0"/>
     <w:p>
       <w:pPr>
         <w:pStyle w:val="Heading3"/>
@@ -26158,7 +27045,7 @@
       <w:r>
         <w:t xml:space="preserve">kullanıcılara zarar verebilir. Bu yüzden zamanda çeşitlendirme; RASP (</w:t>
       </w:r>
-      <w:hyperlink r:id="rId102">
+      <w:hyperlink r:id="rId111">
         <w:r>
           <w:rPr>
             <w:rStyle w:val="Hyperlink"/>
@@ -26192,9 +27079,9 @@
         <w:t xml:space="preserve">kullanılır.</w:t>
       </w:r>
     </w:p>
-    <w:bookmarkEnd w:id="103"/>
-    <w:bookmarkEnd w:id="104"/>
-    <w:bookmarkStart w:id="117" w:name="gizlemeyi-ve-çeşitlendirmeyi-ölçmek"/>
+    <w:bookmarkEnd w:id="112"/>
+    <w:bookmarkEnd w:id="113"/>
+    <w:bookmarkStart w:id="129" w:name="gizlemeyi-ve-çeşitlendirmeyi-ölçmek"/>
     <w:p>
       <w:pPr>
         <w:pStyle w:val="Heading2"/>
@@ -26253,18 +27140,18 @@
           <wp:inline>
             <wp:extent cx="5759999" cy="1318013"/>
             <wp:effectExtent b="0" l="0" r="0" t="0"/>
-            <wp:docPr descr="Her hattan sonra test ve ölçüm" title="" id="106" name="Picture"/>
+            <wp:docPr descr="Her hattan sonra test ve ölçüm" title="" id="115" name="Picture"/>
             <a:graphic>
               <a:graphicData uri="http://schemas.openxmlformats.org/drawingml/2006/picture">
                 <pic:pic>
                   <pic:nvPicPr>
-                    <pic:cNvPr descr="h14-06-test-ve-olcum.png" id="107" name="Picture"/>
+                    <pic:cNvPr descr="h14-06-test-ve-olcum.png" id="116" name="Picture"/>
                     <pic:cNvPicPr>
                       <a:picLocks noChangeArrowheads="1" noChangeAspect="1"/>
                     </pic:cNvPicPr>
                   </pic:nvPicPr>
                   <pic:blipFill>
-                    <a:blip r:embed="rId105"/>
+                    <a:blip r:embed="rId114"/>
                     <a:stretch>
                       <a:fillRect/>
                     </a:stretch>
@@ -26291,7 +27178,7 @@
         </w:drawing>
       </w:r>
     </w:p>
-    <w:bookmarkStart w:id="108" w:name="maliyet-ölçümü-kolay-ve-zorunlu"/>
+    <w:bookmarkStart w:id="120" w:name="maliyet-ölçümü-kolay-ve-zorunlu"/>
     <w:p>
       <w:pPr>
         <w:pStyle w:val="Heading3"/>
@@ -26366,7 +27253,7 @@
               <w:pStyle w:val="Compact"/>
             </w:pPr>
             <w:r>
-              <w:t xml:space="preserve">İkili boyut</w:t>
+              <w:t xml:space="preserve">Binary boyut</w:t>
             </w:r>
           </w:p>
         </w:tc>
@@ -26487,6 +27374,126 @@
         <w:pStyle w:val="BodyText"/>
       </w:pPr>
       <w:r>
+        <w:t xml:space="preserve">Bu dört ölçütü, orijinal ve iki çeşitlendirilmiş sürüm için tek bir tabloda toplayalım.</w:t>
+      </w:r>
+    </w:p>
+    <w:p>
+      <w:pPr>
+        <w:pStyle w:val="BodyText"/>
+      </w:pPr>
+      <w:r>
+        <w:drawing>
+          <wp:inline>
+            <wp:extent cx="5111999" cy="4005033"/>
+            <wp:effectExtent b="0" l="0" r="0" t="0"/>
+            <wp:docPr descr="Gizlemeyi ve çeşitlendirmeyi ölçmek — boyut, süre, komut sayısı, benzerlik" title="" id="118" name="Picture"/>
+            <a:graphic>
+              <a:graphicData uri="http://schemas.openxmlformats.org/drawingml/2006/picture">
+                <pic:pic>
+                  <pic:nvPicPr>
+                    <pic:cNvPr descr="obfuscation-measurement.tr.png" id="119" name="Picture"/>
+                    <pic:cNvPicPr>
+                      <a:picLocks noChangeArrowheads="1" noChangeAspect="1"/>
+                    </pic:cNvPicPr>
+                  </pic:nvPicPr>
+                  <pic:blipFill>
+                    <a:blip r:embed="rId117"/>
+                    <a:stretch>
+                      <a:fillRect/>
+                    </a:stretch>
+                  </pic:blipFill>
+                  <pic:spPr bwMode="auto">
+                    <a:xfrm>
+                      <a:off x="0" y="0"/>
+                      <a:ext cx="5111999" cy="4005033"/>
+                    </a:xfrm>
+                    <a:prstGeom prst="rect">
+                      <a:avLst/>
+                    </a:prstGeom>
+                    <a:noFill/>
+                    <a:ln w="9525">
+                      <a:noFill/>
+                      <a:headEnd/>
+                      <a:tailEnd/>
+                    </a:ln>
+                  </pic:spPr>
+                </pic:pic>
+              </a:graphicData>
+            </a:graphic>
+          </wp:inline>
+        </w:drawing>
+      </w:r>
+    </w:p>
+    <w:p>
+      <w:pPr>
+        <w:pStyle w:val="BodyText"/>
+      </w:pPr>
+      <w:r>
+        <w:rPr>
+          <w:b/>
+          <w:bCs/>
+        </w:rPr>
+        <w:t xml:space="preserve">two-different-seeds</w:t>
+      </w:r>
+      <w:r>
+        <w:t xml:space="preserve">,</w:t>
+      </w:r>
+      <w:r>
+        <w:t xml:space="preserve"> </w:t>
+      </w:r>
+      <w:r>
+        <w:rPr>
+          <w:b/>
+          <w:bCs/>
+        </w:rPr>
+        <w:t xml:space="preserve">large-seeds</w:t>
+      </w:r>
+      <w:r>
+        <w:t xml:space="preserve"> </w:t>
+      </w:r>
+      <w:r>
+        <w:t xml:space="preserve">ve</w:t>
+      </w:r>
+      <w:r>
+        <w:t xml:space="preserve"> </w:t>
+      </w:r>
+      <w:r>
+        <w:rPr>
+          <w:b/>
+          <w:bCs/>
+        </w:rPr>
+        <w:t xml:space="preserve">edge-both-zero</w:t>
+      </w:r>
+      <w:r>
+        <w:t xml:space="preserve"> </w:t>
+      </w:r>
+      <w:r>
+        <w:t xml:space="preserve">(iki</w:t>
+      </w:r>
+      <w:r>
+        <w:t xml:space="preserve"> </w:t>
+      </w:r>
+      <w:r>
+        <w:t xml:space="preserve">“tohum”</w:t>
+      </w:r>
+      <w:r>
+        <w:t xml:space="preserve"> </w:t>
+      </w:r>
+      <w:r>
+        <w:t xml:space="preserve">de aslında orijinal) ön ayarlarını</w:t>
+      </w:r>
+      <w:r>
+        <w:t xml:space="preserve"> </w:t>
+      </w:r>
+      <w:r>
+        <w:t xml:space="preserve">karşılaştırın: maliyet tohumdan bağımsız kalırken boyut ve benzerlik tohuma bağlı değişir.</w:t>
+      </w:r>
+    </w:p>
+    <w:p>
+      <w:pPr>
+        <w:pStyle w:val="BodyText"/>
+      </w:pPr>
+      <w:r>
         <w:rPr>
           <w:b/>
           <w:bCs/>
@@ -26526,8 +27533,8 @@
         <w:t xml:space="preserve"># süre: aynı girdiyle N kez çalıştır, ortalamayı karşılaştır</w:t>
       </w:r>
     </w:p>
-    <w:bookmarkEnd w:id="108"/>
-    <w:bookmarkStart w:id="109" w:name="dayanıklılık-ölçümü-ileri-kavramsal"/>
+    <w:bookmarkEnd w:id="120"/>
+    <w:bookmarkStart w:id="121" w:name="dayanıklılık-ölçümü-ileri-kavramsal"/>
     <w:p>
       <w:pPr>
         <w:pStyle w:val="Heading3"/>
@@ -26703,7 +27710,7 @@
         <w:t xml:space="preserve"> </w:t>
       </w:r>
       <w:r>
-        <w:t xml:space="preserve">“Flatten + AddOpaque hattı ikili boyutu</w:t>
+        <w:t xml:space="preserve">“Flatten + AddOpaque hattı binary boyutu</w:t>
       </w:r>
       <w:r>
         <w:t xml:space="preserve"> </w:t>
@@ -26726,7 +27733,7 @@
       <w:r>
         <w:t xml:space="preserve"> </w:t>
       </w:r>
-      <w:hyperlink r:id="rId60">
+      <w:hyperlink r:id="rId57">
         <w:r>
           <w:rPr>
             <w:rStyle w:val="Hyperlink"/>
@@ -26741,8 +27748,8 @@
         <w:t xml:space="preserve">değerlendiricinin gözünde bir iddiadır, kanıt değil.</w:t>
       </w:r>
     </w:p>
-    <w:bookmarkEnd w:id="109"/>
-    <w:bookmarkStart w:id="110" w:name="X9c80abbed5a076e4005c36cb1c898ab3cc39a49"/>
+    <w:bookmarkEnd w:id="121"/>
+    <w:bookmarkStart w:id="122" w:name="X9c80abbed5a076e4005c36cb1c898ab3cc39a49"/>
     <w:p>
       <w:pPr>
         <w:pStyle w:val="Heading3"/>
@@ -26762,7 +27769,7 @@
         <w:rPr>
           <w:rStyle w:val="VerbatimChar"/>
         </w:rPr>
-        <w:t xml:space="preserve">erisim_ver</w:t>
+        <w:t xml:space="preserve">grant_access</w:t>
       </w:r>
       <w:r>
         <w:t xml:space="preserve">) komut ve dal sayısındaki artışı adım adım izledik (varsayımsal</w:t>
@@ -26954,7 +27961,7 @@
           <w:b/>
           <w:bCs/>
         </w:rPr>
-        <w:t xml:space="preserve">/ikili dosyanın boyutunu (</w:t>
+        <w:t xml:space="preserve">/binary dosyanın boyutunu (</w:t>
       </w:r>
       <w:r>
         <w:rPr>
@@ -27030,7 +28037,7 @@
         <w:rPr>
           <w:rStyle w:val="VerbatimChar"/>
         </w:rPr>
-        <w:t xml:space="preserve">ls -l ornek_temiz ornek_gizli</w:t>
+        <w:t xml:space="preserve">ls -l access_original access_variant</w:t>
       </w:r>
       <w:r>
         <w:t xml:space="preserve"> </w:t>
@@ -27336,7 +28343,7 @@
         <w:rPr>
           <w:rStyle w:val="ExtensionTok"/>
         </w:rPr>
-        <w:t xml:space="preserve">./ornek_temiz</w:t>
+        <w:t xml:space="preserve">./access_original</w:t>
       </w:r>
       <w:r>
         <w:rPr>
@@ -27465,7 +28472,7 @@
         <w:rPr>
           <w:rStyle w:val="ExtensionTok"/>
         </w:rPr>
-        <w:t xml:space="preserve">./ornek_gizli</w:t>
+        <w:t xml:space="preserve">./access_variant</w:t>
       </w:r>
       <w:r>
         <w:rPr>
@@ -27607,8 +28614,8 @@
         <w:t xml:space="preserve">— küçük demolarda sık karıştırılan bir noktadır.</w:t>
       </w:r>
     </w:p>
-    <w:bookmarkEnd w:id="110"/>
-    <w:bookmarkStart w:id="111" w:name="dört-ölçütü-tek-tabloda-toplayalım"/>
+    <w:bookmarkEnd w:id="122"/>
+    <w:bookmarkStart w:id="123" w:name="dört-ölçütü-tek-tabloda-toplayalım"/>
     <w:p>
       <w:pPr>
         <w:pStyle w:val="Heading3"/>
@@ -27932,8 +28939,8 @@
         <w:t xml:space="preserve">cümlesidir.</w:t>
       </w:r>
     </w:p>
-    <w:bookmarkEnd w:id="111"/>
-    <w:bookmarkStart w:id="112" w:name="Xa6cb9ea7a0daf7cc43732f24adcb31398c7d7be"/>
+    <w:bookmarkEnd w:id="123"/>
+    <w:bookmarkStart w:id="124" w:name="Xa6cb9ea7a0daf7cc43732f24adcb31398c7d7be"/>
     <w:p>
       <w:pPr>
         <w:pStyle w:val="Heading3"/>
@@ -28423,8 +29430,8 @@
         <w:t xml:space="preserve">gelir.</w:t>
       </w:r>
     </w:p>
-    <w:bookmarkEnd w:id="112"/>
-    <w:bookmarkStart w:id="114" w:name="haftanın-ölçümkanıt-disipliniyle-bağ"/>
+    <w:bookmarkEnd w:id="124"/>
+    <w:bookmarkStart w:id="126" w:name="haftanın-ölçümkanıt-disipliniyle-bağ"/>
     <w:p>
       <w:pPr>
         <w:pStyle w:val="Heading3"/>
@@ -28443,7 +29450,7 @@
       <w:r>
         <w:t xml:space="preserve"> </w:t>
       </w:r>
-      <w:hyperlink r:id="rId113">
+      <w:hyperlink r:id="rId125">
         <w:r>
           <w:rPr>
             <w:rStyle w:val="Hyperlink"/>
@@ -28584,17 +29591,17 @@
         <w:t xml:space="preserve"> </w:t>
       </w:r>
       <w:r>
-        <w:t xml:space="preserve">üretilen ikiliye ait olduğunu</w:t>
-      </w:r>
-      <w:r>
-        <w:t xml:space="preserve"> </w:t>
-      </w:r>
-      <w:r>
-        <w:t xml:space="preserve">da eklemeyi unutmayın — aksi hâlde bir değerlendirici, hangi ölçümün hangi ikiliyi anlattığını ayırt edemez.</w:t>
-      </w:r>
-    </w:p>
-    <w:bookmarkEnd w:id="114"/>
-    <w:bookmarkStart w:id="115" w:name="X9d8e9388c4f56d9aecc2c42cf1a7bf87a4099dc"/>
+        <w:t xml:space="preserve">üretilen binary’ye ait olduğunu</w:t>
+      </w:r>
+      <w:r>
+        <w:t xml:space="preserve"> </w:t>
+      </w:r>
+      <w:r>
+        <w:t xml:space="preserve">da eklemeyi unutmayın — aksi hâlde bir değerlendirici, hangi ölçümün hangi binary’yi anlattığını ayırt edemez.</w:t>
+      </w:r>
+    </w:p>
+    <w:bookmarkEnd w:id="126"/>
+    <w:bookmarkStart w:id="127" w:name="X9d8e9388c4f56d9aecc2c42cf1a7bf87a4099dc"/>
     <w:p>
       <w:pPr>
         <w:pStyle w:val="Heading3"/>
@@ -28695,7 +29702,7 @@
         <w:pStyle w:val="BodyText"/>
       </w:pPr>
       <w:r>
-        <w:t xml:space="preserve">Varsayımsal bir örnek: bir ikili dosyayı tarayan bir araç, her 256 baytlık pencerede</w:t>
+        <w:t xml:space="preserve">Varsayımsal bir örnek: bir binary dosyayı tarayan bir araç, her 256 baytlık pencerede</w:t>
       </w:r>
       <w:r>
         <w:t xml:space="preserve"> </w:t>
@@ -28810,7 +29817,7 @@
               <w:rPr>
                 <w:rStyle w:val="VerbatimChar"/>
               </w:rPr>
-              <w:t xml:space="preserve">erisim_ver</w:t>
+              <w:t xml:space="preserve">grant_access</w:t>
             </w:r>
             <w:r>
               <w:t xml:space="preserve"> </w:t>
@@ -28854,7 +29861,7 @@
               <w:rPr>
                 <w:rStyle w:val="VerbatimChar"/>
               </w:rPr>
-              <w:t xml:space="preserve">erisim_ver</w:t>
+              <w:t xml:space="preserve">grant_access</w:t>
             </w:r>
             <w:r>
               <w:t xml:space="preserve"> </w:t>
@@ -28918,7 +29925,7 @@
         <w:rPr>
           <w:rStyle w:val="VerbatimChar"/>
         </w:rPr>
-        <w:t xml:space="preserve">erisim_ver</w:t>
+        <w:t xml:space="preserve">grant_access</w:t>
       </w:r>
       <w:r>
         <w:t xml:space="preserve">’in dal yoğunluğu, dosyadaki</w:t>
@@ -28948,7 +29955,7 @@
         <w:t xml:space="preserve">belirgin biçimde farklıdır</w:t>
       </w:r>
       <w:r>
-        <w:t xml:space="preserve">. Bir saldırgan, bütün ikiliyi taramak zorunda kalmadan, yalnız</w:t>
+        <w:t xml:space="preserve">. Bir saldırgan, bütün binary’yi taramak zorunda kalmadan, yalnız</w:t>
       </w:r>
       <w:r>
         <w:t xml:space="preserve"> </w:t>
@@ -28985,7 +29992,7 @@
         <w:rPr>
           <w:rStyle w:val="VerbatimChar"/>
         </w:rPr>
-        <w:t xml:space="preserve">erisim_ver</w:t>
+        <w:t xml:space="preserve">grant_access</w:t>
       </w:r>
       <w:r>
         <w:t xml:space="preserve">’e yönelebilir — bu,</w:t>
@@ -29022,8 +30029,8 @@
         <w:t xml:space="preserve">.</w:t>
       </w:r>
     </w:p>
-    <w:bookmarkEnd w:id="115"/>
-    <w:bookmarkStart w:id="116" w:name="Xc8549047520367a6eafe6347e64b497429ca137"/>
+    <w:bookmarkEnd w:id="127"/>
+    <w:bookmarkStart w:id="128" w:name="Xc8549047520367a6eafe6347e64b497429ca137"/>
     <w:p>
       <w:pPr>
         <w:pStyle w:val="Heading3"/>
@@ -29552,7 +30559,7 @@
         <w:rPr>
           <w:rStyle w:val="VerbatimChar"/>
         </w:rPr>
-        <w:t xml:space="preserve">erisim_ver</w:t>
+        <w:t xml:space="preserve">grant_access</w:t>
       </w:r>
       <w:r>
         <w:t xml:space="preserve">’i değil, çevresindeki bazı</w:t>
@@ -29646,9 +30653,9 @@
         </w:pict>
       </w:r>
     </w:p>
-    <w:bookmarkEnd w:id="116"/>
-    <w:bookmarkEnd w:id="117"/>
-    <w:bookmarkStart w:id="124" w:name="Xed18fb24b3b216be3cab6fadb481a8f69cb4f69"/>
+    <w:bookmarkEnd w:id="128"/>
+    <w:bookmarkEnd w:id="129"/>
+    <w:bookmarkStart w:id="139" w:name="Xed18fb24b3b216be3cab6fadb481a8f69cb4f69"/>
     <w:p>
       <w:pPr>
         <w:pStyle w:val="Heading2"/>
@@ -29696,18 +30703,18 @@
           <wp:inline>
             <wp:extent cx="5759999" cy="2778729"/>
             <wp:effectExtent b="0" l="0" r="0" t="0"/>
-            <wp:docPr descr="Sınıf içi akış: gizle, doğrula, ölç, çeşitlendir" title="" id="119" name="Picture"/>
+            <wp:docPr descr="Sınıf içi akış: gizle, doğrula, ölç, çeşitlendir" title="" id="131" name="Picture"/>
             <a:graphic>
               <a:graphicData uri="http://schemas.openxmlformats.org/drawingml/2006/picture">
                 <pic:pic>
                   <pic:nvPicPr>
-                    <pic:cNvPr descr="h14-12-sinif-ici-akis.png" id="120" name="Picture"/>
+                    <pic:cNvPr descr="h14-12-sinif-ici-akis.png" id="132" name="Picture"/>
                     <pic:cNvPicPr>
                       <a:picLocks noChangeArrowheads="1" noChangeAspect="1"/>
                     </pic:cNvPicPr>
                   </pic:nvPicPr>
                   <pic:blipFill>
-                    <a:blip r:embed="rId118"/>
+                    <a:blip r:embed="rId130"/>
                     <a:stretch>
                       <a:fillRect/>
                     </a:stretch>
@@ -29762,7 +30769,7 @@
         <w:rPr>
           <w:rStyle w:val="VerbatimChar"/>
         </w:rPr>
-        <w:t xml:space="preserve">erisim_ver</w:t>
+        <w:t xml:space="preserve">grant_access</w:t>
       </w:r>
       <w:r>
         <w:t xml:space="preserve"> </w:t>
@@ -29890,7 +30897,7 @@
         <w:t xml:space="preserve"> </w:t>
       </w:r>
       <w:r>
-        <w:t xml:space="preserve">İkili boyut ve çalışma süresini önce/sonra ölçün.</w:t>
+        <w:t xml:space="preserve">Binary boyut ve çalışma süresini önce/sonra ölçün.</w:t>
       </w:r>
     </w:p>
     <w:p>
@@ -29912,7 +30919,7 @@
         <w:t xml:space="preserve"> </w:t>
       </w:r>
       <w:r>
-        <w:t xml:space="preserve">Aynı hattı iki farklı tohumla çalıştırın; iki ikilinin farklı olduğunu gösterin.</w:t>
+        <w:t xml:space="preserve">Aynı hattı iki farklı tohumla çalıştırın; iki binary’nin farklı olduğunu gösterin.</w:t>
       </w:r>
     </w:p>
     <w:p>
@@ -30007,7 +31014,124 @@
         <w:t xml:space="preserve">ayarı değiştirmez, ağa bir şey yapmaz. Bütün değerler sentetiktir.</w:t>
       </w:r>
     </w:p>
-    <w:bookmarkStart w:id="121" w:name="X361b0bd85640392b3ad3d36f6351d243f792852"/>
+    <w:p>
+      <w:pPr>
+        <w:pStyle w:val="FirstParagraph"/>
+      </w:pPr>
+      <w:r>
+        <w:t xml:space="preserve">Dört aşamayı (gizle → karşılaştır → ölç → çeşitlendir)</w:t>
+      </w:r>
+      <w:r>
+        <w:t xml:space="preserve"> </w:t>
+      </w:r>
+      <w:r>
+        <w:rPr>
+          <w:rStyle w:val="VerbatimChar"/>
+        </w:rPr>
+        <w:t xml:space="preserve">pipeline_check.py</w:t>
+      </w:r>
+      <w:r>
+        <w:t xml:space="preserve">’nin gerçek satırları eşliğinde izleyelim.</w:t>
+      </w:r>
+    </w:p>
+    <w:p>
+      <w:pPr>
+        <w:pStyle w:val="BodyText"/>
+      </w:pPr>
+      <w:r>
+        <w:drawing>
+          <wp:inline>
+            <wp:extent cx="5111999" cy="3287643"/>
+            <wp:effectExtent b="0" l="0" r="0" t="0"/>
+            <wp:docPr descr="Sınıf içi akış — gizle, karşılaştır, ölç, çeşitlendir" title="" id="134" name="Picture"/>
+            <a:graphic>
+              <a:graphicData uri="http://schemas.openxmlformats.org/drawingml/2006/picture">
+                <pic:pic>
+                  <pic:nvPicPr>
+                    <pic:cNvPr descr="in-class-flow.tr.png" id="135" name="Picture"/>
+                    <pic:cNvPicPr>
+                      <a:picLocks noChangeArrowheads="1" noChangeAspect="1"/>
+                    </pic:cNvPicPr>
+                  </pic:nvPicPr>
+                  <pic:blipFill>
+                    <a:blip r:embed="rId133"/>
+                    <a:stretch>
+                      <a:fillRect/>
+                    </a:stretch>
+                  </pic:blipFill>
+                  <pic:spPr bwMode="auto">
+                    <a:xfrm>
+                      <a:off x="0" y="0"/>
+                      <a:ext cx="5111999" cy="3287643"/>
+                    </a:xfrm>
+                    <a:prstGeom prst="rect">
+                      <a:avLst/>
+                    </a:prstGeom>
+                    <a:noFill/>
+                    <a:ln w="9525">
+                      <a:noFill/>
+                      <a:headEnd/>
+                      <a:tailEnd/>
+                    </a:ln>
+                  </pic:spPr>
+                </pic:pic>
+              </a:graphicData>
+            </a:graphic>
+          </wp:inline>
+        </w:drawing>
+      </w:r>
+    </w:p>
+    <w:p>
+      <w:pPr>
+        <w:pStyle w:val="BodyText"/>
+      </w:pPr>
+      <w:r>
+        <w:rPr>
+          <w:b/>
+          <w:bCs/>
+        </w:rPr>
+        <w:t xml:space="preserve">all-pass</w:t>
+      </w:r>
+      <w:r>
+        <w:t xml:space="preserve"> </w:t>
+      </w:r>
+      <w:r>
+        <w:t xml:space="preserve">(her jeton eşleşiyor, PASSED),</w:t>
+      </w:r>
+      <w:r>
+        <w:t xml:space="preserve"> </w:t>
+      </w:r>
+      <w:r>
+        <w:rPr>
+          <w:b/>
+          <w:bCs/>
+        </w:rPr>
+        <w:t xml:space="preserve">all-pass-many-tokens</w:t>
+      </w:r>
+      <w:r>
+        <w:t xml:space="preserve"> </w:t>
+      </w:r>
+      <w:r>
+        <w:t xml:space="preserve">(tüm 14 jeton) ve</w:t>
+      </w:r>
+      <w:r>
+        <w:t xml:space="preserve"> </w:t>
+      </w:r>
+      <w:r>
+        <w:rPr>
+          <w:b/>
+          <w:bCs/>
+        </w:rPr>
+        <w:t xml:space="preserve">edge-mismatch-and-same-seed</w:t>
+      </w:r>
+      <w:r>
+        <w:t xml:space="preserve"> </w:t>
+      </w:r>
+      <w:r>
+        <w:t xml:space="preserve">(bir uyuşmazlık ve tekrarlanan tohum — FAILED) ön ayarlarını deneyin.</w:t>
+      </w:r>
+    </w:p>
+    <w:bookmarkStart w:id="136" w:name="X361b0bd85640392b3ad3d36f6351d243f792852"/>
     <w:p>
       <w:pPr>
         <w:pStyle w:val="Heading3"/>
@@ -30021,7 +31145,7 @@
         <w:pStyle w:val="FirstParagraph"/>
       </w:pPr>
       <w:r>
-        <w:t xml:space="preserve">Zaman baskısı altında bazı öğrenciler dönüşüm hattını çalıştırır, ikili boyutunu hemen ölçer ve</w:t>
+        <w:t xml:space="preserve">Zaman baskısı altında bazı öğrenciler dönüşüm hattını çalıştırır, binary boyutunu hemen ölçer ve</w:t>
       </w:r>
       <w:r>
         <w:t xml:space="preserve"> </w:t>
@@ -30136,7 +31260,7 @@
         <w:t xml:space="preserve"> </w:t>
       </w:r>
       <w:r>
-        <w:t xml:space="preserve">ikili genelde</w:t>
+        <w:t xml:space="preserve">binary genelde</w:t>
       </w:r>
       <w:r>
         <w:t xml:space="preserve"> </w:t>
@@ -30346,8 +31470,8 @@
         <w:t xml:space="preserve">de uygulanıyor).</w:t>
       </w:r>
     </w:p>
-    <w:bookmarkEnd w:id="121"/>
-    <w:bookmarkStart w:id="122" w:name="Xb1427074ef764d682a8de3963a402777f466f72"/>
+    <w:bookmarkEnd w:id="136"/>
+    <w:bookmarkStart w:id="137" w:name="Xb1427074ef764d682a8de3963a402777f466f72"/>
     <w:p>
       <w:pPr>
         <w:pStyle w:val="Heading3"/>
@@ -30702,7 +31826,7 @@
               <w:pStyle w:val="Compact"/>
             </w:pPr>
             <w:r>
-              <w:t xml:space="preserve">İki tohumla iki ikili üretildi,</w:t>
+              <w:t xml:space="preserve">İki tohumla iki binary üretildi,</w:t>
             </w:r>
             <w:r>
               <w:t xml:space="preserve"> </w:t>
@@ -30805,8 +31929,8 @@
         <w:t xml:space="preserve">ölçümlerinizle değiştirmeniz yeterlidir.</w:t>
       </w:r>
     </w:p>
-    <w:bookmarkEnd w:id="122"/>
-    <w:bookmarkStart w:id="123" w:name="X14f1e5cb19d6e444af680e080264056b6cc795d"/>
+    <w:bookmarkEnd w:id="137"/>
+    <w:bookmarkStart w:id="138" w:name="X14f1e5cb19d6e444af680e080264056b6cc795d"/>
     <w:p>
       <w:pPr>
         <w:pStyle w:val="Heading3"/>
@@ -31100,7 +32224,7 @@
               <w:pStyle w:val="Compact"/>
             </w:pPr>
             <w:r>
-              <w:t xml:space="preserve">Tek bir ikili herkese dağıtılır</w:t>
+              <w:t xml:space="preserve">Tek bir binary herkese dağıtılır</w:t>
             </w:r>
           </w:p>
         </w:tc>
@@ -31160,7 +32284,7 @@
             <w:r>
               <w:t xml:space="preserve">Bir değerlendirici (</w:t>
             </w:r>
-            <w:hyperlink r:id="rId60">
+            <w:hyperlink r:id="rId57">
               <w:r>
                 <w:rPr>
                   <w:rStyle w:val="Hyperlink"/>
@@ -31233,9 +32357,9 @@
         <w:t xml:space="preserve">fikri sürecin kendisine uygulanır.</w:t>
       </w:r>
     </w:p>
-    <w:bookmarkEnd w:id="123"/>
-    <w:bookmarkEnd w:id="124"/>
-    <w:bookmarkStart w:id="131" w:name="X450b175c1a5bc13bd213b38a8310069f409defa"/>
+    <w:bookmarkEnd w:id="138"/>
+    <w:bookmarkEnd w:id="139"/>
+    <w:bookmarkStart w:id="149" w:name="X450b175c1a5bc13bd213b38a8310069f409defa"/>
     <w:p>
       <w:pPr>
         <w:pStyle w:val="Heading2"/>
@@ -31295,18 +32419,18 @@
           <wp:inline>
             <wp:extent cx="5759999" cy="2088791"/>
             <wp:effectExtent b="0" l="0" r="0" t="0"/>
-            <wp:docPr descr="S15 derleme ve dağıtım hattı" title="" id="126" name="Picture"/>
+            <wp:docPr descr="S15 derleme ve dağıtım hattı" title="" id="141" name="Picture"/>
             <a:graphic>
               <a:graphicData uri="http://schemas.openxmlformats.org/drawingml/2006/picture">
                 <pic:pic>
                   <pic:nvPicPr>
-                    <pic:cNvPr descr="h14-07-s15-hatti.png" id="127" name="Picture"/>
+                    <pic:cNvPr descr="h14-07-s15-hatti.png" id="142" name="Picture"/>
                     <pic:cNvPicPr>
                       <a:picLocks noChangeArrowheads="1" noChangeAspect="1"/>
                     </pic:cNvPicPr>
                   </pic:nvPicPr>
                   <pic:blipFill>
-                    <a:blip r:embed="rId125"/>
+                    <a:blip r:embed="rId140"/>
                     <a:stretch>
                       <a:fillRect/>
                     </a:stretch>
@@ -31419,7 +32543,7 @@
       <w:r>
         <w:t xml:space="preserve">imzalama yapılır; sürüm kimliği ve özet değerleri (</w:t>
       </w:r>
-      <w:hyperlink r:id="rId60">
+      <w:hyperlink r:id="rId57">
         <w:r>
           <w:rPr>
             <w:rStyle w:val="Hyperlink"/>
@@ -31498,7 +32622,7 @@
       <w:r>
         <w:t xml:space="preserve"> </w:t>
       </w:r>
-      <w:hyperlink r:id="rId128">
+      <w:hyperlink r:id="rId143">
         <w:r>
           <w:rPr>
             <w:rStyle w:val="Hyperlink"/>
@@ -31563,7 +32687,7 @@
         <w:t xml:space="preserve">ölçülmüş olmaktan gelir.</w:t>
       </w:r>
     </w:p>
-    <w:bookmarkStart w:id="129" w:name="s15-hattını-adım-adım-okuyalım"/>
+    <w:bookmarkStart w:id="147" w:name="s15-hattını-adım-adım-okuyalım"/>
     <w:p>
       <w:pPr>
         <w:pStyle w:val="Heading3"/>
@@ -31621,7 +32745,7 @@
         <w:rPr>
           <w:rStyle w:val="VerbatimChar"/>
         </w:rPr>
-        <w:t xml:space="preserve">temiz.c</w:t>
+        <w:t xml:space="preserve">source.c</w:t>
       </w:r>
       <w:r>
         <w:t xml:space="preserve"> </w:t>
@@ -31760,7 +32884,7 @@
         <w:rPr>
           <w:rStyle w:val="VerbatimChar"/>
         </w:rPr>
-        <w:t xml:space="preserve">gizli.c</w:t>
+        <w:t xml:space="preserve">variant.c</w:t>
       </w:r>
       <w:r>
         <w:t xml:space="preserve"> </w:t>
@@ -31870,7 +32994,7 @@
         <w:t xml:space="preserve"> </w:t>
       </w:r>
       <w:r>
-        <w:t xml:space="preserve">ikili imzalanır — bölüm 4’teki</w:t>
+        <w:t xml:space="preserve">binary imzalanır — bölüm 4’teki</w:t>
       </w:r>
       <w:r>
         <w:t xml:space="preserve"> </w:t>
@@ -31932,7 +33056,7 @@
         <w:t xml:space="preserve"> </w:t>
       </w:r>
       <w:r>
-        <w:t xml:space="preserve">(sürüm + ikili + kaynak + özet) tanımının doğrudan</w:t>
+        <w:t xml:space="preserve">(sürüm + binary + kaynak + özet) tanımının doğrudan</w:t>
       </w:r>
       <w:r>
         <w:t xml:space="preserve"> </w:t>
@@ -31976,7 +33100,7 @@
         <w:t xml:space="preserve"> </w:t>
       </w:r>
       <w:r>
-        <w:t xml:space="preserve">ikililer üretebilir (bölüm 0’daki</w:t>
+        <w:t xml:space="preserve">binary’ler üretebilir (bölüm 0’daki</w:t>
       </w:r>
       <w:r>
         <w:t xml:space="preserve"> </w:t>
@@ -32056,7 +33180,7 @@
         <w:rPr>
           <w:rStyle w:val="VerbatimChar"/>
         </w:rPr>
-        <w:t xml:space="preserve">    cc -O2 -o cikti/temiz temiz.c</w:t>
+        <w:t xml:space="preserve">    cc -O2 -o cikti/temiz source.c</w:t>
       </w:r>
       <w:r>
         <w:br/>
@@ -32095,7 +33219,7 @@
         <w:rPr>
           <w:rStyle w:val="VerbatimChar"/>
         </w:rPr>
-        <w:t xml:space="preserve">    tigress --Seed=$tohum --Transform=... --Functions=... --out=gizli.c temiz.c</w:t>
+        <w:t xml:space="preserve">    tigress --Seed=$tohum --Transform=... --Functions=... --out=variant.c source.c</w:t>
       </w:r>
       <w:r>
         <w:br/>
@@ -32125,7 +33249,7 @@
         <w:rPr>
           <w:rStyle w:val="VerbatimChar"/>
         </w:rPr>
-        <w:t xml:space="preserve">    cc -O2 -o cikti/gizli gizli.c</w:t>
+        <w:t xml:space="preserve">    cc -O2 -o cikti/gizli variant.c</w:t>
       </w:r>
       <w:r>
         <w:br/>
@@ -32155,7 +33279,7 @@
         <w:rPr>
           <w:rStyle w:val="VerbatimChar"/>
         </w:rPr>
-        <w:t xml:space="preserve">    objdump -d cikti/gizli | olc_komut_dal erisim_ver &gt;&gt; gunluk/surum-$SURUM.txt</w:t>
+        <w:t xml:space="preserve">    objdump -d cikti/gizli | olc_komut_dal grant_access &gt;&gt; gunluk/surum-$SURUM.txt</w:t>
       </w:r>
       <w:r>
         <w:br/>
@@ -32324,6 +33448,127 @@
     </w:p>
     <w:p>
       <w:pPr>
+        <w:pStyle w:val="BodyText"/>
+      </w:pPr>
+      <w:r>
+        <w:t xml:space="preserve">Bu altı aşamayı, her sürümün</w:t>
+      </w:r>
+      <w:r>
+        <w:t xml:space="preserve"> </w:t>
+      </w:r>
+      <w:r>
+        <w:rPr>
+          <w:b/>
+          <w:bCs/>
+        </w:rPr>
+        <w:t xml:space="preserve">kendi tohumuyla</w:t>
+      </w:r>
+      <w:r>
+        <w:t xml:space="preserve"> </w:t>
+      </w:r>
+      <w:r>
+        <w:t xml:space="preserve">çalıştığı birden çok CI koşusu üzerinde izleyelim.</w:t>
+      </w:r>
+    </w:p>
+    <w:p>
+      <w:pPr>
+        <w:pStyle w:val="BodyText"/>
+      </w:pPr>
+      <w:r>
+        <w:drawing>
+          <wp:inline>
+            <wp:extent cx="5111999" cy="2869561"/>
+            <wp:effectExtent b="0" l="0" r="0" t="0"/>
+            <wp:docPr descr="Gizlemeyi derleme/dağıtım hattına yerleştirmek — CI, sürüm başına tohum" title="" id="145" name="Picture"/>
+            <a:graphic>
+              <a:graphicData uri="http://schemas.openxmlformats.org/drawingml/2006/picture">
+                <pic:pic>
+                  <pic:nvPicPr>
+                    <pic:cNvPr descr="build-deployment-pipeline.tr.png" id="146" name="Picture"/>
+                    <pic:cNvPicPr>
+                      <a:picLocks noChangeArrowheads="1" noChangeAspect="1"/>
+                    </pic:cNvPicPr>
+                  </pic:nvPicPr>
+                  <pic:blipFill>
+                    <a:blip r:embed="rId144"/>
+                    <a:stretch>
+                      <a:fillRect/>
+                    </a:stretch>
+                  </pic:blipFill>
+                  <pic:spPr bwMode="auto">
+                    <a:xfrm>
+                      <a:off x="0" y="0"/>
+                      <a:ext cx="5111999" cy="2869561"/>
+                    </a:xfrm>
+                    <a:prstGeom prst="rect">
+                      <a:avLst/>
+                    </a:prstGeom>
+                    <a:noFill/>
+                    <a:ln w="9525">
+                      <a:noFill/>
+                      <a:headEnd/>
+                      <a:tailEnd/>
+                    </a:ln>
+                  </pic:spPr>
+                </pic:pic>
+              </a:graphicData>
+            </a:graphic>
+          </wp:inline>
+        </w:drawing>
+      </w:r>
+    </w:p>
+    <w:p>
+      <w:pPr>
+        <w:pStyle w:val="BodyText"/>
+      </w:pPr>
+      <w:r>
+        <w:rPr>
+          <w:b/>
+          <w:bCs/>
+        </w:rPr>
+        <w:t xml:space="preserve">three-clean-releases</w:t>
+      </w:r>
+      <w:r>
+        <w:t xml:space="preserve"> </w:t>
+      </w:r>
+      <w:r>
+        <w:t xml:space="preserve">(v1.0/v1.1/v1.2, S15 örneğiyle aynı),</w:t>
+      </w:r>
+      <w:r>
+        <w:t xml:space="preserve"> </w:t>
+      </w:r>
+      <w:r>
+        <w:rPr>
+          <w:b/>
+          <w:bCs/>
+        </w:rPr>
+        <w:t xml:space="preserve">one-test-failure</w:t>
+      </w:r>
+      <w:r>
+        <w:t xml:space="preserve"> </w:t>
+      </w:r>
+      <w:r>
+        <w:t xml:space="preserve">(bir sürüm testte başarısız) ve</w:t>
+      </w:r>
+      <w:r>
+        <w:t xml:space="preserve"> </w:t>
+      </w:r>
+      <w:r>
+        <w:rPr>
+          <w:b/>
+          <w:bCs/>
+        </w:rPr>
+        <w:t xml:space="preserve">edge-seed-reused</w:t>
+      </w:r>
+      <w:r>
+        <w:t xml:space="preserve"> </w:t>
+      </w:r>
+      <w:r>
+        <w:t xml:space="preserve">(bir sürüm yanlışlıkla eski bir tohumu tekrar kullanıyor) ön ayarlarını deneyin.</w:t>
+      </w:r>
+    </w:p>
+    <w:p>
+      <w:pPr>
         <w:pStyle w:val="BlockText"/>
       </w:pPr>
       <w:r>
@@ -32420,7 +33665,7 @@
           <w:b/>
           <w:bCs/>
         </w:rPr>
-        <w:t xml:space="preserve">farklı ikili dosyalar</w:t>
+        <w:t xml:space="preserve">farklı binary dosyalar</w:t>
       </w:r>
       <w:r>
         <w:t xml:space="preserve"> </w:t>
@@ -32491,11 +33736,11 @@
         <w:t xml:space="preserve"> </w:t>
       </w:r>
       <w:r>
-        <w:t xml:space="preserve">üretilir; hiçbir gizlenmiş ikili bir geliştiricinin kişisel makinesinden elle dağıtılmaz.</w:t>
-      </w:r>
-    </w:p>
-    <w:bookmarkEnd w:id="129"/>
-    <w:bookmarkStart w:id="130" w:name="işlenmiş-örnek-üç-sürümlük-bir-toe-kaydı"/>
+        <w:t xml:space="preserve">üretilir; hiçbir gizlenmiş binary bir geliştiricinin kişisel makinesinden elle dağıtılmaz.</w:t>
+      </w:r>
+    </w:p>
+    <w:bookmarkEnd w:id="147"/>
+    <w:bookmarkStart w:id="148" w:name="işlenmiş-örnek-üç-sürümlük-bir-toe-kaydı"/>
     <w:p>
       <w:pPr>
         <w:pStyle w:val="Heading3"/>
@@ -32840,13 +34085,13 @@
           <w:b/>
           <w:bCs/>
         </w:rPr>
-        <w:t xml:space="preserve">tam olarak hangi ikili</w:t>
-      </w:r>
-      <w:r>
-        <w:t xml:space="preserve"> </w:t>
-      </w:r>
-      <w:r>
-        <w:t xml:space="preserve">olduğunu (tohum + hat + özet ile) ve o ikilinin</w:t>
+        <w:t xml:space="preserve">tam olarak hangi binary</w:t>
+      </w:r>
+      <w:r>
+        <w:t xml:space="preserve"> </w:t>
+      </w:r>
+      <w:r>
+        <w:t xml:space="preserve">olduğunu (tohum + hat + özet ile) ve o binary’nin</w:t>
       </w:r>
       <w:r>
         <w:t xml:space="preserve"> </w:t>
@@ -32935,9 +34180,9 @@
         <w:t xml:space="preserve">okuyabilir, kaynak kodu satır satır karşılaştırmak zorunda kalmaz.</w:t>
       </w:r>
     </w:p>
-    <w:bookmarkEnd w:id="130"/>
-    <w:bookmarkEnd w:id="131"/>
-    <w:bookmarkStart w:id="135" w:name="dönem-projesi-bu-hafta-s9-ileri-s15-hat"/>
+    <w:bookmarkEnd w:id="148"/>
+    <w:bookmarkEnd w:id="149"/>
+    <w:bookmarkStart w:id="153" w:name="dönem-projesi-bu-hafta-s9-ileri-s15-hat"/>
     <w:p>
       <w:pPr>
         <w:pStyle w:val="Heading2"/>
@@ -33190,7 +34435,7 @@
         </w:numPr>
       </w:pPr>
       <w:r>
-        <w:t xml:space="preserve">Çeşitlendirme uygulandıysa iki tohumla üretilen ikilinin</w:t>
+        <w:t xml:space="preserve">Çeşitlendirme uygulandıysa iki tohumla üretilen binary’nin</w:t>
       </w:r>
       <w:r>
         <w:t xml:space="preserve"> </w:t>
@@ -33322,7 +34567,7 @@
         <w:t xml:space="preserve">bölüm 1)</w:t>
       </w:r>
     </w:p>
-    <w:bookmarkStart w:id="132" w:name="Xeb8a9932f0e8bf210565f21c9c9f3e772873a6b"/>
+    <w:bookmarkStart w:id="150" w:name="Xeb8a9932f0e8bf210565f21c9c9f3e772873a6b"/>
     <w:p>
       <w:pPr>
         <w:pStyle w:val="Heading3"/>
@@ -33378,7 +34623,7 @@
           <w:b/>
           <w:bCs/>
         </w:rPr>
-        <w:t xml:space="preserve">KURAL K-04+K-01+K-07-Tigress-uygulama: erisim_ver fonksiyonuna otomatik dönüşüm hattı</w:t>
+        <w:t xml:space="preserve">KURAL K-04+K-01+K-07-Tigress-uygulama: grant_access fonksiyonuna otomatik dönüşüm hattı</w:t>
       </w:r>
     </w:p>
     <w:p>
@@ -33434,7 +34679,7 @@
         <w:rPr>
           <w:rStyle w:val="VerbatimChar"/>
         </w:rPr>
-        <w:t xml:space="preserve">                     demo sayılarıyla; gerçek sayılar `tigress-hatti.sh` ile ölçülür).</w:t>
+        <w:t xml:space="preserve">                     demo sayılarıyla; gerçek sayılar `demo.sh` ile ölçülür).</w:t>
       </w:r>
       <w:r>
         <w:br/>
@@ -33485,8 +34730,8 @@
         <w:t xml:space="preserve">dört satırının hiçbiri boş bırakılmamalıdır.</w:t>
       </w:r>
     </w:p>
-    <w:bookmarkEnd w:id="132"/>
-    <w:bookmarkStart w:id="133" w:name="X6d0496fe8f4635be3a5e4c8714f905ca3e55099"/>
+    <w:bookmarkEnd w:id="150"/>
+    <w:bookmarkStart w:id="151" w:name="X6d0496fe8f4635be3a5e4c8714f905ca3e55099"/>
     <w:p>
       <w:pPr>
         <w:pStyle w:val="Heading3"/>
@@ -33551,7 +34796,7 @@
         <w:rPr>
           <w:rStyle w:val="VerbatimChar"/>
         </w:rPr>
-        <w:t xml:space="preserve">Fonksiyon         : erisim_ver</w:t>
+        <w:t xml:space="preserve">Fonksiyon         : grant_access</w:t>
       </w:r>
       <w:r>
         <w:br/>
@@ -33560,7 +34805,7 @@
         <w:rPr>
           <w:rStyle w:val="VerbatimChar"/>
         </w:rPr>
-        <w:t xml:space="preserve">Neden hassas?     : Sentetik jeton denetimi (bölüm 1'deki karar akışı: hassas + orta değerli)</w:t>
+        <w:t xml:space="preserve">Neden hassas?     : Sentetik token denetimi (bölüm 1'deki karar akışı: hassas + orta değerli)</w:t>
       </w:r>
       <w:r>
         <w:br/>
@@ -33981,8 +35226,8 @@
         <w:t xml:space="preserve">doğrudur — hem akademik olarak hem de bir değerlendirici karşısında.</w:t>
       </w:r>
     </w:p>
-    <w:bookmarkEnd w:id="133"/>
-    <w:bookmarkStart w:id="134" w:name="X91af22e02e495513b20d8cfc60e5fa97cf7d319"/>
+    <w:bookmarkEnd w:id="151"/>
+    <w:bookmarkStart w:id="152" w:name="X91af22e02e495513b20d8cfc60e5fa97cf7d319"/>
     <w:p>
       <w:pPr>
         <w:pStyle w:val="Heading3"/>
@@ -34496,9 +35741,9 @@
         <w:t xml:space="preserve">anlamını yitirir (tıpkı bölüm 4’teki dönüşüm hattında olduğu gibi).</w:t>
       </w:r>
     </w:p>
-    <w:bookmarkEnd w:id="134"/>
-    <w:bookmarkEnd w:id="135"/>
-    <w:bookmarkStart w:id="136" w:name="kendini-sınama"/>
+    <w:bookmarkEnd w:id="152"/>
+    <w:bookmarkEnd w:id="153"/>
+    <w:bookmarkStart w:id="154" w:name="kendini-sınama"/>
     <w:p>
       <w:pPr>
         <w:pStyle w:val="Heading2"/>
@@ -34914,7 +36159,7 @@
         <w:t xml:space="preserve"> </w:t>
       </w:r>
       <w:r>
-        <w:t xml:space="preserve">gizlendiğinde araç farklı rastgele seçimler yapar → farklı ikili (aynı davranış).</w:t>
+        <w:t xml:space="preserve">gizlendiğinde araç farklı rastgele seçimler yapar → farklı binary (aynı davranış).</w:t>
       </w:r>
       <w:r>
         <w:t xml:space="preserve"> </w:t>
@@ -35068,13 +36313,13 @@
           <w:b/>
           <w:bCs/>
         </w:rPr>
-        <w:t xml:space="preserve">son ikiliyi</w:t>
-      </w:r>
-      <w:r>
-        <w:t xml:space="preserve"> </w:t>
-      </w:r>
-      <w:r>
-        <w:t xml:space="preserve">korur. Önce imzalanıp sonra gizlenirse ikili değişir ve imza geçersizleşir. Doğru sıra:</w:t>
+        <w:t xml:space="preserve">son binary’yi</w:t>
+      </w:r>
+      <w:r>
+        <w:t xml:space="preserve"> </w:t>
+      </w:r>
+      <w:r>
+        <w:t xml:space="preserve">korur. Önce imzalanıp sonra gizlenirse binary değişir ve imza geçersizleşir. Doğru sıra:</w:t>
       </w:r>
       <w:r>
         <w:t xml:space="preserve"> </w:t>
@@ -35314,13 +36559,13 @@
         <w:t xml:space="preserve">objdump -d</w:t>
       </w:r>
       <w:r>
-        <w:t xml:space="preserve">, bir ikili dosyayı assembly’ye çevirir; hedef fonksiyonun etiketinden (</w:t>
-      </w:r>
-      <w:r>
-        <w:rPr>
-          <w:rStyle w:val="VerbatimChar"/>
-        </w:rPr>
-        <w:t xml:space="preserve">&lt;erisim_ver&gt;:</w:t>
+        <w:t xml:space="preserve">, bir binary dosyayı assembly’ye çevirir; hedef fonksiyonun etiketinden (</w:t>
+      </w:r>
+      <w:r>
+        <w:rPr>
+          <w:rStyle w:val="VerbatimChar"/>
+        </w:rPr>
+        <w:t xml:space="preserve">&lt;grant_access&gt;:</w:t>
       </w:r>
       <w:r>
         <w:t xml:space="preserve">) sonraki her satır</w:t>
@@ -35403,7 +36648,7 @@
           <w:b/>
           <w:bCs/>
         </w:rPr>
-        <w:t xml:space="preserve">derlenmiş ikili üzerindeki otomatik, daha ince taneli</w:t>
+        <w:t xml:space="preserve">derlenmiş binary üzerindeki otomatik, daha ince taneli</w:t>
       </w:r>
       <w:r>
         <w:t xml:space="preserve"> </w:t>
@@ -35929,7 +37174,7 @@
           <w:b/>
           <w:bCs/>
         </w:rPr>
-        <w:t xml:space="preserve">18. Küçük bir demoda bütün ikili dosyanın boyutunun (</w:t>
+        <w:t xml:space="preserve">18. Küçük bir demoda bütün binary dosyanın boyutunun (</w:t>
       </w:r>
       <w:r>
         <w:rPr>
@@ -35992,7 +37237,7 @@
           <w:b/>
           <w:bCs/>
         </w:rPr>
-        <w:t xml:space="preserve">19. S15 hattında TOE kimliğine (12. hafta: sürüm+ikili+kaynak+özet) neden bir de</w:t>
+        <w:t xml:space="preserve">19. S15 hattında TOE kimliğine (12. hafta: sürüm+binary+kaynak+özet) neden bir de</w:t>
       </w:r>
       <w:r>
         <w:rPr>
@@ -36044,7 +37289,7 @@
         <w:t xml:space="preserve"> </w:t>
       </w:r>
       <w:r>
-        <w:t xml:space="preserve">ikililer üretebilir. Hangi ikilinin hangi tohumla üretildiğini ayırt etmek için tohum da TOE kaydına eklenmelidir; aksi hâlde aynı sürüm etiketi altında birbirinden farklı ikililer karışabilir.</w:t>
+        <w:t xml:space="preserve">binary’ler üretebilir. Hangi binary’nin hangi tohumla üretildiğini ayırt etmek için tohum da TOE kaydına eklenmelidir; aksi hâlde aynı sürüm etiketi altında birbirinden farklı binary’ler karışabilir.</w:t>
       </w:r>
     </w:p>
     <w:p>
@@ -36070,7 +37315,7 @@
         <w:t xml:space="preserve">96/160×100=%60</w:t>
       </w:r>
       <w:r>
-        <w:t xml:space="preserve">. Bu oran yalnız iki ikilinin ne kadar farklı olduğunu gösterir; farkın</w:t>
+        <w:t xml:space="preserve">. Bu oran yalnız iki binary’nin ne kadar farklı olduğunu gösterir; farkın</w:t>
       </w:r>
       <w:r>
         <w:t xml:space="preserve"> </w:t>
@@ -36153,7 +37398,7 @@
         </w:numPr>
       </w:pPr>
       <w:r>
-        <w:t xml:space="preserve">Her sürümde tohum otomatik ve yeni üretilir; unutulmaz, sabitlenmez (gerçek çeşitlendirme sağlanır). (2) CI’nin ürettiği resmî ikili ile test edilen ikili aynı olur; bir geliştiricinin masaüstünde elle ürettiği farklı bir ikiliyle karışıklık oluşmaz.</w:t>
+        <w:t xml:space="preserve">Her sürümde tohum otomatik ve yeni üretilir; unutulmaz, sabitlenmez (gerçek çeşitlendirme sağlanır). (2) CI’nin ürettiği resmî binary ile test edilen binary aynı olur; bir geliştiricinin masaüstünde elle ürettiği farklı bir binary’yle karışıklık oluşmaz.</w:t>
       </w:r>
     </w:p>
     <w:p>
@@ -36213,7 +37458,7 @@
         <w:t xml:space="preserve"> </w:t>
       </w:r>
       <w:r>
-        <w:t xml:space="preserve">çıkması, dönüşüm hattının davranışı bozduğu anlamına gelir; bozuk bir ikiliyi çeşitlendirmek yalnızca bozuk davranışın</w:t>
+        <w:t xml:space="preserve">çıkması, dönüşüm hattının davranışı bozduğu anlamına gelir; bozuk bir binary’yi çeşitlendirmek yalnızca bozuk davranışın</w:t>
       </w:r>
       <w:r>
         <w:t xml:space="preserve"> </w:t>
@@ -36723,7 +37968,7 @@
           <w:b/>
           <w:bCs/>
         </w:rPr>
-        <w:t xml:space="preserve">erisim_ver</w:t>
+        <w:t xml:space="preserve">grant_access</w:t>
       </w:r>
       <w:r>
         <w:rPr>
@@ -36862,7 +38107,7 @@
         <w:t xml:space="preserve"> </w:t>
       </w:r>
       <w:r>
-        <w:t xml:space="preserve">kuralıdır: gizlenmiş ikili değişmeden imzalanmalıdır (bölüm 4, bölüm 9).</w:t>
+        <w:t xml:space="preserve">kuralıdır: gizlenmiş binary değişmeden imzalanmalıdır (bölüm 4, bölüm 9).</w:t>
       </w:r>
       <w:r>
         <w:t xml:space="preserve"> </w:t>
@@ -37129,7 +38374,7 @@
       <w:pPr>
         <w:pStyle w:val="BlockText"/>
       </w:pPr>
-      <w:hyperlink r:id="rId60">
+      <w:hyperlink r:id="rId57">
         <w:r>
           <w:rPr>
             <w:rStyle w:val="Hyperlink"/>
@@ -37400,7 +38645,7 @@
         <w:rPr>
           <w:rStyle w:val="VerbatimChar"/>
         </w:rPr>
-        <w:t xml:space="preserve">_adim_a</w:t>
+        <w:t xml:space="preserve">_step_a</w:t>
       </w:r>
       <w:r>
         <w:t xml:space="preserve">,</w:t>
@@ -37412,7 +38657,7 @@
         <w:rPr>
           <w:rStyle w:val="VerbatimChar"/>
         </w:rPr>
-        <w:t xml:space="preserve">_adim_b</w:t>
+        <w:t xml:space="preserve">_step_b</w:t>
       </w:r>
       <w:r>
         <w:t xml:space="preserve">) dağıtarak bu haritayı yanıltıcı hâle getirir — kaç fonksiyonun aslında</w:t>
@@ -37555,7 +38800,7 @@
         <w:rPr>
           <w:rStyle w:val="VerbatimChar"/>
         </w:rPr>
-        <w:t xml:space="preserve">erisim_ver</w:t>
+        <w:t xml:space="preserve">grant_access</w:t>
       </w:r>
       <w:r>
         <w:t xml:space="preserve">) bölümünü ayıklayıp</w:t>
@@ -37679,7 +38924,7 @@
           <w:b/>
           <w:bCs/>
         </w:rPr>
-        <w:t xml:space="preserve">--Functions=erisim_ver,anahtar_turet</w:t>
+        <w:t xml:space="preserve">--Functions=grant_access,anahtar_turet</w:t>
       </w:r>
       <w:r>
         <w:rPr>
@@ -38086,22 +39331,22 @@
           <w:b/>
           <w:bCs/>
         </w:rPr>
-        <w:t xml:space="preserve">43. Bu haftanın demo betiğindeki</w:t>
-      </w:r>
-      <w:r>
-        <w:rPr>
-          <w:b/>
-          <w:bCs/>
-        </w:rPr>
-        <w:t xml:space="preserve"> </w:t>
-      </w:r>
-      <w:r>
-        <w:rPr>
-          <w:rStyle w:val="VerbatimChar"/>
-          <w:b/>
-          <w:bCs/>
-        </w:rPr>
-        <w:t xml:space="preserve">erisim_ver</w:t>
+        <w:t xml:space="preserve">43. Bu haftanın demo betiğindeki gerçek</w:t>
+      </w:r>
+      <w:r>
+        <w:rPr>
+          <w:b/>
+          <w:bCs/>
+        </w:rPr>
+        <w:t xml:space="preserve"> </w:t>
+      </w:r>
+      <w:r>
+        <w:rPr>
+          <w:rStyle w:val="VerbatimChar"/>
+          <w:b/>
+          <w:bCs/>
+        </w:rPr>
+        <w:t xml:space="preserve">grant_access</w:t>
       </w:r>
       <w:r>
         <w:rPr>
@@ -38123,43 +39368,43 @@
           <w:b/>
           <w:bCs/>
         </w:rPr>
-        <w:t xml:space="preserve">ornek.c</w:t>
-      </w:r>
-      <w:r>
-        <w:rPr>
-          <w:b/>
-          <w:bCs/>
-        </w:rPr>
-        <w:t xml:space="preserve">) ile bölüm 5’teki basitleştirilmiş</w:t>
-      </w:r>
-      <w:r>
-        <w:rPr>
-          <w:b/>
-          <w:bCs/>
-        </w:rPr>
-        <w:t xml:space="preserve"> </w:t>
-      </w:r>
-      <w:r>
-        <w:rPr>
-          <w:rStyle w:val="VerbatimChar"/>
-          <w:b/>
-          <w:bCs/>
-        </w:rPr>
-        <w:t xml:space="preserve">temiz.c</w:t>
-      </w:r>
-      <w:r>
-        <w:rPr>
-          <w:b/>
-          <w:bCs/>
-        </w:rPr>
-        <w:t xml:space="preserve"> </w:t>
-      </w:r>
-      <w:r>
-        <w:rPr>
-          <w:b/>
-          <w:bCs/>
-        </w:rPr>
-        <w:t xml:space="preserve">örneği aynı fonksiyon mudur? Bu iki gösterimi neden bir arada kullandık?</w:t>
+        <w:t xml:space="preserve">source.c</w:t>
+      </w:r>
+      <w:r>
+        <w:rPr>
+          <w:b/>
+          <w:bCs/>
+        </w:rPr>
+        <w:t xml:space="preserve">) ile bölüm 4-5’teki basitleştirilmiş</w:t>
+      </w:r>
+      <w:r>
+        <w:rPr>
+          <w:b/>
+          <w:bCs/>
+        </w:rPr>
+        <w:t xml:space="preserve"> </w:t>
+      </w:r>
+      <w:r>
+        <w:rPr>
+          <w:rStyle w:val="VerbatimChar"/>
+          <w:b/>
+          <w:bCs/>
+        </w:rPr>
+        <w:t xml:space="preserve">grant_access</w:t>
+      </w:r>
+      <w:r>
+        <w:rPr>
+          <w:b/>
+          <w:bCs/>
+        </w:rPr>
+        <w:t xml:space="preserve"> </w:t>
+      </w:r>
+      <w:r>
+        <w:rPr>
+          <w:b/>
+          <w:bCs/>
+        </w:rPr>
+        <w:t xml:space="preserve">gösterimi aynı fonksiyon mudur? Bu iki gösterimi neden bir arada kullandık?</w:t>
       </w:r>
     </w:p>
     <w:p>
@@ -38167,64 +39412,77 @@
         <w:pStyle w:val="BlockText"/>
       </w:pPr>
       <w:r>
-        <w:t xml:space="preserve">Tam olarak aynı değildir:</w:t>
-      </w:r>
-      <w:r>
-        <w:t xml:space="preserve"> </w:t>
-      </w:r>
-      <w:r>
-        <w:rPr>
-          <w:rStyle w:val="VerbatimChar"/>
-        </w:rPr>
-        <w:t xml:space="preserve">ornek.c</w:t>
-      </w:r>
-      <w:r>
-        <w:t xml:space="preserve">’deki gerçek</w:t>
-      </w:r>
-      <w:r>
-        <w:t xml:space="preserve"> </w:t>
-      </w:r>
-      <w:r>
-        <w:rPr>
-          <w:rStyle w:val="VerbatimChar"/>
-        </w:rPr>
-        <w:t xml:space="preserve">erisim_ver</w:t>
-      </w:r>
-      <w:r>
-        <w:t xml:space="preserve"> </w:t>
-      </w:r>
-      <w:r>
-        <w:t xml:space="preserve">bir uzunluk kontrolü ve sabit-zamanlı bir XOR karşılaştırması yapar (bölüm 0’daki gerçek kod); bölüm 4-5’teki</w:t>
-      </w:r>
-      <w:r>
-        <w:t xml:space="preserve"> </w:t>
-      </w:r>
-      <w:r>
-        <w:rPr>
-          <w:rStyle w:val="VerbatimChar"/>
-        </w:rPr>
-        <w:t xml:space="preserve">temiz.c</w:t>
-      </w:r>
-      <w:r>
-        <w:t xml:space="preserve"> </w:t>
-      </w:r>
-      <w:r>
-        <w:t xml:space="preserve">ise</w:t>
-      </w:r>
-      <w:r>
-        <w:t xml:space="preserve"> </w:t>
-      </w:r>
-      <w:r>
-        <w:rPr>
-          <w:rStyle w:val="VerbatimChar"/>
-        </w:rPr>
-        <w:t xml:space="preserve">jeton_gecerli(...)</w:t>
-      </w:r>
-      <w:r>
-        <w:t xml:space="preserve"> </w:t>
-      </w:r>
-      <w:r>
-        <w:t xml:space="preserve">çağrısıyla basitleştirilmiş, öğretici bir gösterimdir. İkisini bir arada kullandık çünkü basitleştirilmiş gösterim (</w:t>
+        <w:t xml:space="preserve">Aynı</w:t>
+      </w:r>
+      <w:r>
+        <w:t xml:space="preserve"> </w:t>
+      </w:r>
+      <w:r>
+        <w:rPr>
+          <w:b/>
+          <w:bCs/>
+        </w:rPr>
+        <w:t xml:space="preserve">adı</w:t>
+      </w:r>
+      <w:r>
+        <w:t xml:space="preserve"> </w:t>
+      </w:r>
+      <w:r>
+        <w:t xml:space="preserve">taşırlar ama iç mantıkları aynı değildir: gerçek</w:t>
+      </w:r>
+      <w:r>
+        <w:t xml:space="preserve"> </w:t>
+      </w:r>
+      <w:r>
+        <w:rPr>
+          <w:rStyle w:val="VerbatimChar"/>
+        </w:rPr>
+        <w:t xml:space="preserve">source.c</w:t>
+      </w:r>
+      <w:r>
+        <w:t xml:space="preserve">’deki</w:t>
+      </w:r>
+      <w:r>
+        <w:t xml:space="preserve"> </w:t>
+      </w:r>
+      <w:r>
+        <w:rPr>
+          <w:rStyle w:val="VerbatimChar"/>
+        </w:rPr>
+        <w:t xml:space="preserve">grant_access</w:t>
+      </w:r>
+      <w:r>
+        <w:t xml:space="preserve"> </w:t>
+      </w:r>
+      <w:r>
+        <w:t xml:space="preserve">bir uzunluk kontrolü ve sabit-zamanlı bir XOR karşılaştırması yapar (bölüm 0’daki gerçek kod); bölüm 4-5’in</w:t>
+      </w:r>
+      <w:r>
+        <w:t xml:space="preserve"> </w:t>
+      </w:r>
+      <w:r>
+        <w:t xml:space="preserve">“ÖNCE”</w:t>
+      </w:r>
+      <w:r>
+        <w:t xml:space="preserve"> </w:t>
+      </w:r>
+      <w:r>
+        <w:t xml:space="preserve">bloklarındaki basitleştirilmiş gösterim ise aynı işi tek bir</w:t>
+      </w:r>
+      <w:r>
+        <w:t xml:space="preserve"> </w:t>
+      </w:r>
+      <w:r>
+        <w:rPr>
+          <w:rStyle w:val="VerbatimChar"/>
+        </w:rPr>
+        <w:t xml:space="preserve">token_is_valid(...)</w:t>
+      </w:r>
+      <w:r>
+        <w:t xml:space="preserve"> </w:t>
+      </w:r>
+      <w:r>
+        <w:t xml:space="preserve">çağrısıyla özetler — gerçek bir dosya değil, öğretici bir gösterimdir. İkisini bir arada kullandık çünkü basitleştirilmiş gösterim (</w:t>
       </w:r>
       <w:r>
         <w:rPr>
@@ -38500,7 +39758,7 @@
         <w:rPr>
           <w:rStyle w:val="VerbatimChar"/>
         </w:rPr>
-        <w:t xml:space="preserve">tigress-hatti.sh</w:t>
+        <w:t xml:space="preserve">demo.sh</w:t>
       </w:r>
       <w:r>
         <w:t xml:space="preserve">’yi Tigress kuruluyken çalıştırıp</w:t>
@@ -38512,7 +39770,7 @@
         <w:rPr>
           <w:rStyle w:val="VerbatimChar"/>
         </w:rPr>
-        <w:t xml:space="preserve">gizli.c</w:t>
+        <w:t xml:space="preserve">variant.c</w:t>
       </w:r>
       <w:r>
         <w:t xml:space="preserve"> </w:t>
@@ -38603,7 +39861,7 @@
         <w:rPr>
           <w:rStyle w:val="VerbatimChar"/>
         </w:rPr>
-        <w:t xml:space="preserve">tigress-hatti.sh</w:t>
+        <w:t xml:space="preserve">demo.sh</w:t>
       </w:r>
       <w:r>
         <w:t xml:space="preserve">’yi Tigress kuruluyken çalıştırarak</w:t>
@@ -38634,8 +39892,8 @@
         <w:t xml:space="preserve">uyarısıyla aynı kategoride bir dürüstlük hatasıdır.</w:t>
       </w:r>
     </w:p>
-    <w:bookmarkEnd w:id="136"/>
-    <w:bookmarkStart w:id="139" w:name="kaynaklar-ve-ileri-okuma"/>
+    <w:bookmarkEnd w:id="154"/>
+    <w:bookmarkStart w:id="157" w:name="kaynaklar-ve-ileri-okuma"/>
     <w:p>
       <w:pPr>
         <w:pStyle w:val="Heading2"/>
@@ -38690,23 +39948,25 @@
         </w:numPr>
       </w:pPr>
       <w:r>
-        <w:t xml:space="preserve">C. Collberg, J. Nagra,</w:t>
-      </w:r>
-      <w:r>
-        <w:t xml:space="preserve"> </w:t>
-      </w:r>
-      <w:r>
-        <w:rPr>
-          <w:i/>
-          <w:iCs/>
-        </w:rPr>
-        <w:t xml:space="preserve">Surreptitious Software</w:t>
-      </w:r>
-      <w:r>
-        <w:t xml:space="preserve"> </w:t>
-      </w:r>
-      <w:r>
-        <w:t xml:space="preserve">— gizleme taksonomisi ve ölçme çerçevesi (</w:t>
+        <w:t xml:space="preserve">C. Collberg, C. Thomborson, D. Low,</w:t>
+      </w:r>
+      <w:r>
+        <w:t xml:space="preserve"> </w:t>
+      </w:r>
+      <w:r>
+        <w:t xml:space="preserve">“A Taxonomy of Obfuscating Transformations”</w:t>
+      </w:r>
+      <w:r>
+        <w:t xml:space="preserve"> </w:t>
+      </w:r>
+      <w:r>
+        <w:t xml:space="preserve">(1997) — gizleme taksonomisi ve</w:t>
+      </w:r>
+      <w:r>
+        <w:t xml:space="preserve"> </w:t>
+      </w:r>
+      <w:r>
+        <w:t xml:space="preserve">ölçme çerçevesi (</w:t>
       </w:r>
       <w:hyperlink r:id="rId20">
         <w:r>
@@ -38720,7 +39980,28 @@
         <w:t xml:space="preserve"> </w:t>
       </w:r>
       <w:r>
-        <w:t xml:space="preserve">ortak).</w:t>
+        <w:t xml:space="preserve">ortak); bu haftaki</w:t>
+      </w:r>
+      <w:r>
+        <w:t xml:space="preserve"> </w:t>
+      </w:r>
+      <w:r>
+        <w:rPr>
+          <w:rStyle w:val="VerbatimChar"/>
+        </w:rPr>
+        <w:t xml:space="preserve">AddOpaque</w:t>
+      </w:r>
+      <w:r>
+        <w:t xml:space="preserve"> </w:t>
+      </w:r>
+      <w:r>
+        <w:t xml:space="preserve">fallback’inin dayandığı</w:t>
+      </w:r>
+      <w:r>
+        <w:t xml:space="preserve"> </w:t>
+      </w:r>
+      <w:r>
+        <w:t xml:space="preserve">tam kare mod 4 opak yüklemi de bu makaledendir.</w:t>
       </w:r>
     </w:p>
     <w:p>
@@ -38732,7 +40013,25 @@
         </w:numPr>
       </w:pPr>
       <w:r>
-        <w:t xml:space="preserve">S. Banescu, C. Collberg vd. — Tigress dönüşümlerinin sembolik yürütmeye (KLEE) dayanıklılığının ölçülmesi.</w:t>
+        <w:t xml:space="preserve">S. Forrest, A. Somayaji, D. Ackley,</w:t>
+      </w:r>
+      <w:r>
+        <w:t xml:space="preserve"> </w:t>
+      </w:r>
+      <w:r>
+        <w:t xml:space="preserve">“Building Diverse Computer Systems”</w:t>
+      </w:r>
+      <w:r>
+        <w:t xml:space="preserve"> </w:t>
+      </w:r>
+      <w:r>
+        <w:t xml:space="preserve">(HotOS-VI, 1997) — çeşitlendirmenin</w:t>
+      </w:r>
+      <w:r>
+        <w:t xml:space="preserve"> </w:t>
+      </w:r>
+      <w:r>
+        <w:t xml:space="preserve">(bölüm 6) akademik kökenlerinden biri; yığın düzeninin rastgeleleştirilmesiyle taşma saldırılarının bozulması.</w:t>
       </w:r>
     </w:p>
     <w:p>
@@ -38744,7 +40043,61 @@
         </w:numPr>
       </w:pPr>
       <w:r>
-        <w:t xml:space="preserve">Obfuscator-LLVM (O-LLVM) — derleyici tabanlı gizlemeye alternatif (9. hafta K-11).</w:t>
+        <w:t xml:space="preserve">G. Necula, S. McPeak, S. P. Rahul, W. Weimer,</w:t>
+      </w:r>
+      <w:r>
+        <w:t xml:space="preserve"> </w:t>
+      </w:r>
+      <w:r>
+        <w:t xml:space="preserve">“CIL: Intermediate Language and Tools for Analysis and</w:t>
+      </w:r>
+      <w:r>
+        <w:t xml:space="preserve"> </w:t>
+      </w:r>
+      <w:r>
+        <w:t xml:space="preserve">Transformation of C Programs”</w:t>
+      </w:r>
+      <w:r>
+        <w:t xml:space="preserve"> </w:t>
+      </w:r>
+      <w:r>
+        <w:t xml:space="preserve">(CC 2002) — Tigress’in üzerine inşa edildiği C ayrıştırma/yeniden-üretme altyapısı.</w:t>
+      </w:r>
+    </w:p>
+    <w:p>
+      <w:pPr>
+        <w:pStyle w:val="Compact"/>
+        <w:numPr>
+          <w:ilvl w:val="0"/>
+          <w:numId w:val="1029"/>
+        </w:numPr>
+      </w:pPr>
+      <w:r>
+        <w:t xml:space="preserve">P. Junod, J. Rinaldini, J. Wehrli, J. Michielin,</w:t>
+      </w:r>
+      <w:r>
+        <w:t xml:space="preserve"> </w:t>
+      </w:r>
+      <w:r>
+        <w:t xml:space="preserve">“Obfuscator-LLVM — Software Protection for the Masses”</w:t>
+      </w:r>
+      <w:r>
+        <w:t xml:space="preserve"> </w:t>
+      </w:r>
+      <w:r>
+        <w:t xml:space="preserve">(SPRO 2015) — derleyici tabanlı gizlemeye alternatif (9. hafta K-11).</w:t>
+      </w:r>
+    </w:p>
+    <w:p>
+      <w:pPr>
+        <w:pStyle w:val="Compact"/>
+        <w:numPr>
+          <w:ilvl w:val="0"/>
+          <w:numId w:val="1029"/>
+        </w:numPr>
+      </w:pPr>
+      <w:r>
+        <w:t xml:space="preserve">S. Banescu, C. Collberg vd. — Tigress dönüşümlerinin sembolik yürütmeye (KLEE) dayanıklılığının ölçülmesi.</w:t>
       </w:r>
     </w:p>
     <w:p>
@@ -38763,7 +40116,7 @@
       <w:pPr>
         <w:pStyle w:val="BlockText"/>
       </w:pPr>
-      <w:hyperlink r:id="rId137">
+      <w:hyperlink r:id="rId155">
         <w:r>
           <w:rPr>
             <w:rStyle w:val="Hyperlink"/>
@@ -38802,7 +40155,7 @@
       <w:r>
         <w:t xml:space="preserve"> </w:t>
       </w:r>
-      <w:hyperlink r:id="rId138">
+      <w:hyperlink r:id="rId156">
         <w:r>
           <w:rPr>
             <w:rStyle w:val="Hyperlink"/>
@@ -38817,8 +40170,8 @@
         <w:t xml:space="preserve">Quiz-2 (9–14. haftalar).</w:t>
       </w:r>
     </w:p>
-    <w:bookmarkEnd w:id="139"/>
-    <w:bookmarkEnd w:id="140"/>
+    <w:bookmarkEnd w:id="157"/>
+    <w:bookmarkEnd w:id="158"/>
     <w:sectPr>
       <w:headerReference r:id="rId9" w:type="default"/>
       <w:footerReference r:id="rId10" w:type="default"/>
